--- a/vector-calculus.docx
+++ b/vector-calculus.docx
@@ -15,7 +15,7 @@
         <w:pStyle w:val="Date"/>
       </w:pPr>
       <w:r>
-        <w:t xml:space="preserve">Last modified: 2026-09-28 03:24:06 (PDT)</w:t>
+        <w:t xml:space="preserve">Last modified: 2026-09-28 03:31:56 (PDT)</w:t>
       </w:r>
     </w:p>
     <w:p>

--- a/vector-calculus.docx
+++ b/vector-calculus.docx
@@ -15,7 +15,7 @@
         <w:pStyle w:val="Date"/>
       </w:pPr>
       <w:r>
-        <w:t xml:space="preserve">Last modified: 2026-09-28 03:31:56 (PDT)</w:t>
+        <w:t xml:space="preserve">Last modified: 2026-09-28 03:37:09 (PDT)</w:t>
       </w:r>
     </w:p>
     <w:p>

--- a/vector-calculus.docx
+++ b/vector-calculus.docx
@@ -15,7 +15,7 @@
         <w:pStyle w:val="Date"/>
       </w:pPr>
       <w:r>
-        <w:t xml:space="preserve">Last modified: 2026-09-28 03:37:09 (PDT)</w:t>
+        <w:t xml:space="preserve">Last modified: 2026-09-28 05:02:54 (PDT)</w:t>
       </w:r>
     </w:p>
     <w:p>
@@ -24756,7 +24756,7 @@
       </w:r>
     </w:p>
     <w:bookmarkEnd w:id="48"/>
-    <w:bookmarkStart w:id="49" w:name="def-trace"/>
+    <w:bookmarkStart w:id="49" w:name="def-matrix-derivative"/>
     <w:p>
       <w:pPr>
         <w:pStyle w:val="BodyText"/>
@@ -24766,346 +24766,7 @@
           <w:b/>
           <w:bCs/>
         </w:rPr>
-        <w:t xml:space="preserve">Definition 5 (Trace)</w:t>
-      </w:r>
-      <w:r>
-        <w:t xml:space="preserve"> </w:t>
-      </w:r>
-      <w:r>
-        <w:t xml:space="preserve">The</w:t>
-      </w:r>
-      <w:r>
-        <w:t xml:space="preserve"> </w:t>
-      </w:r>
-      <w:r>
-        <w:rPr>
-          <w:b/>
-          <w:bCs/>
-        </w:rPr>
-        <w:t xml:space="preserve">trace</w:t>
-      </w:r>
-      <w:r>
-        <w:t xml:space="preserve"> </w:t>
-      </w:r>
-      <w:r>
-        <w:t xml:space="preserve">of a</w:t>
-      </w:r>
-      <w:r>
-        <w:t xml:space="preserve"> </w:t>
-      </w:r>
-      <m:oMath>
-        <m:r>
-          <m:t>p</m:t>
-        </m:r>
-        <m:r>
-          <m:rPr>
-            <m:sty m:val="p"/>
-          </m:rPr>
-          <m:t>×</m:t>
-        </m:r>
-        <m:r>
-          <m:t>p</m:t>
-        </m:r>
-      </m:oMath>
-      <w:r>
-        <w:t xml:space="preserve"> </w:t>
-      </w:r>
-      <w:r>
-        <w:t xml:space="preserve">matrix</w:t>
-      </w:r>
-      <w:r>
-        <w:t xml:space="preserve"> </w:t>
-      </w:r>
-      <m:oMath>
-        <m:r>
-          <m:rPr>
-            <m:sty m:val="bi"/>
-          </m:rPr>
-          <m:t>M</m:t>
-        </m:r>
-      </m:oMath>
-      <w:r>
-        <w:t xml:space="preserve"> </w:t>
-      </w:r>
-      <w:r>
-        <w:t xml:space="preserve">is the sum of its diagonal entries:</w:t>
-      </w:r>
-    </w:p>
-    <w:p>
-      <w:pPr>
-        <w:pStyle w:val="BodyText"/>
-      </w:pPr>
-      <m:oMathPara>
-        <m:oMathParaPr>
-          <m:jc m:val="center"/>
-        </m:oMathParaPr>
-        <m:oMath>
-          <m:r>
-            <m:rPr>
-              <m:sty m:val="p"/>
-            </m:rPr>
-            <m:t>tr</m:t>
-          </m:r>
-          <m:r>
-            <m:rPr>
-              <m:sty m:val="p"/>
-            </m:rPr>
-            <m:t>(</m:t>
-          </m:r>
-          <m:r>
-            <m:rPr>
-              <m:sty m:val="bi"/>
-            </m:rPr>
-            <m:t>M</m:t>
-          </m:r>
-          <m:r>
-            <m:rPr>
-              <m:sty m:val="p"/>
-            </m:rPr>
-            <m:t>)</m:t>
-          </m:r>
-          <m:limUpp>
-            <m:e>
-              <m:r>
-                <m:rPr>
-                  <m:sty m:val="p"/>
-                </m:rPr>
-                <m:t>=</m:t>
-              </m:r>
-            </m:e>
-            <m:lim>
-              <m:r>
-                <m:rPr>
-                  <m:nor/>
-                  <m:sty m:val="p"/>
-                </m:rPr>
-                <m:t>def</m:t>
-              </m:r>
-            </m:lim>
-          </m:limUpp>
-          <m:nary>
-            <m:naryPr>
-              <m:chr m:val="∑"/>
-              <m:limLoc m:val="undOvr"/>
-              <m:subHide m:val="off"/>
-              <m:supHide m:val="off"/>
-            </m:naryPr>
-            <m:sub>
-              <m:r>
-                <m:t>i</m:t>
-              </m:r>
-              <m:r>
-                <m:rPr>
-                  <m:sty m:val="p"/>
-                </m:rPr>
-                <m:t>=</m:t>
-              </m:r>
-              <m:r>
-                <m:t>1</m:t>
-              </m:r>
-            </m:sub>
-            <m:sup>
-              <m:r>
-                <m:t>p</m:t>
-              </m:r>
-            </m:sup>
-            <m:e>
-              <m:sSub>
-                <m:e>
-                  <m:r>
-                    <m:t>M</m:t>
-                  </m:r>
-                </m:e>
-                <m:sub>
-                  <m:r>
-                    <m:t>i</m:t>
-                  </m:r>
-                  <m:r>
-                    <m:t>i</m:t>
-                  </m:r>
-                </m:sub>
-              </m:sSub>
-            </m:e>
-          </m:nary>
-        </m:oMath>
-      </m:oMathPara>
-    </w:p>
-    <w:bookmarkEnd w:id="49"/>
-    <w:bookmarkStart w:id="50" w:name="exm-trace"/>
-    <w:p>
-      <w:pPr>
-        <w:pStyle w:val="FirstParagraph"/>
-      </w:pPr>
-      <w:r>
-        <w:rPr>
-          <w:b/>
-          <w:bCs/>
-        </w:rPr>
-        <w:t xml:space="preserve">Example 13 (The trace of a</w:t>
-      </w:r>
-      <w:r>
-        <w:rPr>
-          <w:b/>
-          <w:bCs/>
-        </w:rPr>
-        <w:t xml:space="preserve"> </w:t>
-      </w:r>
-      <m:oMath>
-        <m:r>
-          <m:t>2</m:t>
-        </m:r>
-        <m:r>
-          <m:rPr>
-            <m:sty m:val="p"/>
-          </m:rPr>
-          <m:t>×</m:t>
-        </m:r>
-        <m:r>
-          <m:t>2</m:t>
-        </m:r>
-      </m:oMath>
-      <w:r>
-        <w:rPr>
-          <w:b/>
-          <w:bCs/>
-        </w:rPr>
-        <w:t xml:space="preserve"> </w:t>
-      </w:r>
-      <w:r>
-        <w:rPr>
-          <w:b/>
-          <w:bCs/>
-        </w:rPr>
-        <w:t xml:space="preserve">matrix)</w:t>
-      </w:r>
-    </w:p>
-    <w:p>
-      <w:pPr>
-        <w:pStyle w:val="BodyText"/>
-      </w:pPr>
-      <m:oMathPara>
-        <m:oMathParaPr>
-          <m:jc m:val="center"/>
-        </m:oMathParaPr>
-        <m:oMath>
-          <m:r>
-            <m:rPr>
-              <m:sty m:val="p"/>
-            </m:rPr>
-            <m:t>tr</m:t>
-          </m:r>
-          <m:r>
-            <m:t>​</m:t>
-          </m:r>
-          <m:d>
-            <m:dPr>
-              <m:begChr m:val="("/>
-              <m:sepChr m:val=""/>
-              <m:endChr m:val=")"/>
-              <m:grow/>
-            </m:dPr>
-            <m:e>
-              <m:d>
-                <m:dPr>
-                  <m:begChr m:val="["/>
-                  <m:sepChr m:val=""/>
-                  <m:endChr m:val="]"/>
-                  <m:grow/>
-                </m:dPr>
-                <m:e>
-                  <m:m>
-                    <m:mPr>
-                      <m:baseJc m:val="center"/>
-                      <m:plcHide m:val="on"/>
-                      <m:mcs>
-                        <m:mc>
-                          <m:mcPr>
-                            <m:mcJc m:val="center"/>
-                            <m:count m:val="1"/>
-                          </m:mcPr>
-                        </m:mc>
-                        <m:mc>
-                          <m:mcPr>
-                            <m:mcJc m:val="center"/>
-                            <m:count m:val="1"/>
-                          </m:mcPr>
-                        </m:mc>
-                      </m:mcs>
-                    </m:mPr>
-                    <m:mr>
-                      <m:e>
-                        <m:r>
-                          <m:t>1</m:t>
-                        </m:r>
-                      </m:e>
-                      <m:e>
-                        <m:r>
-                          <m:t>2</m:t>
-                        </m:r>
-                      </m:e>
-                    </m:mr>
-                    <m:mr>
-                      <m:e>
-                        <m:r>
-                          <m:t>3</m:t>
-                        </m:r>
-                      </m:e>
-                      <m:e>
-                        <m:r>
-                          <m:t>4</m:t>
-                        </m:r>
-                      </m:e>
-                    </m:mr>
-                  </m:m>
-                </m:e>
-              </m:d>
-            </m:e>
-          </m:d>
-          <m:r>
-            <m:t>​</m:t>
-          </m:r>
-          <m:r>
-            <m:rPr>
-              <m:sty m:val="p"/>
-            </m:rPr>
-            <m:t>=</m:t>
-          </m:r>
-          <m:r>
-            <m:t>1</m:t>
-          </m:r>
-          <m:r>
-            <m:rPr>
-              <m:sty m:val="p"/>
-            </m:rPr>
-            <m:t>+</m:t>
-          </m:r>
-          <m:r>
-            <m:t>4</m:t>
-          </m:r>
-          <m:r>
-            <m:rPr>
-              <m:sty m:val="p"/>
-            </m:rPr>
-            <m:t>=</m:t>
-          </m:r>
-          <m:r>
-            <m:t>5</m:t>
-          </m:r>
-        </m:oMath>
-      </m:oMathPara>
-    </w:p>
-    <w:bookmarkEnd w:id="50"/>
-    <w:bookmarkStart w:id="51" w:name="def-matrix-derivative"/>
-    <w:p>
-      <w:pPr>
-        <w:pStyle w:val="FirstParagraph"/>
-      </w:pPr>
-      <w:r>
-        <w:rPr>
-          <w:b/>
-          <w:bCs/>
-        </w:rPr>
-        <w:t xml:space="preserve">Definition 6 (Matrix derivative)</w:t>
+        <w:t xml:space="preserve">Definition 5 (Matrix derivative)</w:t>
       </w:r>
       <w:r>
         <w:t xml:space="preserve"> </w:t>
@@ -25441,8 +25102,8 @@
         </m:oMath>
       </m:oMathPara>
     </w:p>
-    <w:bookmarkEnd w:id="51"/>
-    <w:bookmarkStart w:id="52" w:name="exm-matrix-derivative"/>
+    <w:bookmarkEnd w:id="49"/>
+    <w:bookmarkStart w:id="51" w:name="exm-matrix-derivative"/>
     <w:p>
       <w:pPr>
         <w:pStyle w:val="FirstParagraph"/>
@@ -25452,7 +25113,7 @@
           <w:b/>
           <w:bCs/>
         </w:rPr>
-        <w:t xml:space="preserve">Example 14 (The matrix derivative of a trace)</w:t>
+        <w:t xml:space="preserve">Example 13 (The matrix derivative of a trace)</w:t>
       </w:r>
       <w:r>
         <w:t xml:space="preserve"> </w:t>
@@ -25596,14 +25257,17 @@
         <w:t xml:space="preserve"> </w:t>
       </w:r>
       <w:r>
-        <w:t xml:space="preserve">(</w:t>
-      </w:r>
-      <w:hyperlink w:anchor="def-trace">
+        <w:t xml:space="preserve">(see</w:t>
+      </w:r>
+      <w:r>
+        <w:t xml:space="preserve"> </w:t>
+      </w:r>
+      <w:hyperlink r:id="rId50">
         <w:r>
           <w:rPr>
             <w:rStyle w:val="Hyperlink"/>
           </w:rPr>
-          <w:t xml:space="preserve">Definition 5</w:t>
+          <w:t xml:space="preserve">trace</w:t>
         </w:r>
       </w:hyperlink>
       <w:r>
@@ -25775,8 +25439,8 @@
         </m:oMath>
       </m:oMathPara>
     </w:p>
-    <w:bookmarkEnd w:id="52"/>
-    <w:bookmarkStart w:id="53" w:name="thm-deriv-matrix-product-matrix"/>
+    <w:bookmarkEnd w:id="51"/>
+    <w:bookmarkStart w:id="52" w:name="thm-deriv-matrix-product-matrix"/>
     <w:p>
       <w:pPr>
         <w:pStyle w:val="FirstParagraph"/>
@@ -26294,7 +25958,7 @@
         <w:t xml:space="preserve">.</w:t>
       </w:r>
     </w:p>
-    <w:bookmarkEnd w:id="53"/>
+    <w:bookmarkEnd w:id="52"/>
     <w:p>
       <w:pPr>
         <w:pStyle w:val="BodyText"/>
@@ -27163,7 +26827,7 @@
         </m:oMath>
       </m:oMathPara>
     </w:p>
-    <w:bookmarkStart w:id="54" w:name="exm-deriv-matrix-product-matrix"/>
+    <w:bookmarkStart w:id="53" w:name="exm-deriv-matrix-product-matrix"/>
     <w:p>
       <w:pPr>
         <w:pStyle w:val="FirstParagraph"/>
@@ -27173,7 +26837,7 @@
           <w:b/>
           <w:bCs/>
         </w:rPr>
-        <w:t xml:space="preserve">Example 15 (Differentiating a weighted trace)</w:t>
+        <w:t xml:space="preserve">Example 14 (Differentiating a weighted trace)</w:t>
       </w:r>
       <w:r>
         <w:t xml:space="preserve"> </w:t>
@@ -27765,8 +27429,8 @@
         </m:oMath>
       </m:oMathPara>
     </w:p>
-    <w:bookmarkEnd w:id="54"/>
-    <w:bookmarkStart w:id="58" w:name="sec-additional-resources"/>
+    <w:bookmarkEnd w:id="53"/>
+    <w:bookmarkStart w:id="57" w:name="sec-additional-resources"/>
     <w:p>
       <w:pPr>
         <w:pStyle w:val="Heading2"/>
@@ -27785,7 +27449,7 @@
       <w:r>
         <w:t xml:space="preserve"> </w:t>
       </w:r>
-      <w:hyperlink r:id="rId55">
+      <w:hyperlink r:id="rId54">
         <w:r>
           <w:rPr>
             <w:rStyle w:val="Hyperlink"/>
@@ -27817,7 +27481,7 @@
           <w:numId w:val="1001"/>
         </w:numPr>
       </w:pPr>
-      <w:hyperlink r:id="rId56">
+      <w:hyperlink r:id="rId55">
         <w:r>
           <w:rPr>
             <w:rStyle w:val="Hyperlink"/>
@@ -27831,7 +27495,7 @@
       <w:r>
         <w:t xml:space="preserve"> </w:t>
       </w:r>
-      <w:hyperlink r:id="rId57">
+      <w:hyperlink r:id="rId56">
         <w:r>
           <w:rPr>
             <w:rStyle w:val="Hyperlink"/>
@@ -27864,8 +27528,8 @@
         </w:r>
       </w:hyperlink>
     </w:p>
-    <w:bookmarkEnd w:id="58"/>
-    <w:bookmarkStart w:id="62" w:name="references"/>
+    <w:bookmarkEnd w:id="57"/>
+    <w:bookmarkStart w:id="61" w:name="references"/>
     <w:p>
       <w:pPr>
         <w:pStyle w:val="Heading2"/>
@@ -27874,8 +27538,8 @@
         <w:t xml:space="preserve">References</w:t>
       </w:r>
     </w:p>
-    <w:bookmarkStart w:id="61" w:name="refs"/>
-    <w:bookmarkStart w:id="60" w:name="ref-fieller2018basics"/>
+    <w:bookmarkStart w:id="60" w:name="refs"/>
+    <w:bookmarkStart w:id="59" w:name="ref-fieller2018basics"/>
     <w:p>
       <w:pPr>
         <w:pStyle w:val="Bibliography"/>
@@ -27913,7 +27577,7 @@
       <w:r>
         <w:t xml:space="preserve"> </w:t>
       </w:r>
-      <w:hyperlink r:id="rId59">
+      <w:hyperlink r:id="rId58">
         <w:r>
           <w:rPr>
             <w:rStyle w:val="Hyperlink"/>
@@ -27925,9 +27589,9 @@
         <w:t xml:space="preserve">.</w:t>
       </w:r>
     </w:p>
+    <w:bookmarkEnd w:id="59"/>
     <w:bookmarkEnd w:id="60"/>
     <w:bookmarkEnd w:id="61"/>
-    <w:bookmarkEnd w:id="62"/>
     <w:sectPr>
       <w:footnotePr>
         <w:numRestart w:val="eachSect"/>

--- a/vector-calculus.docx
+++ b/vector-calculus.docx
@@ -15,7 +15,7 @@
         <w:pStyle w:val="Date"/>
       </w:pPr>
       <w:r>
-        <w:t xml:space="preserve">Last modified: 2026-09-28 05:02:54 (PDT)</w:t>
+        <w:t xml:space="preserve">Last modified: 2026-09-28 06:17:29 (PDT)</w:t>
       </w:r>
     </w:p>
     <w:p>

--- a/vector-calculus.docx
+++ b/vector-calculus.docx
@@ -15,7 +15,7 @@
         <w:pStyle w:val="Date"/>
       </w:pPr>
       <w:r>
-        <w:t xml:space="preserve">Last modified: 2026-09-28 06:17:29 (PDT)</w:t>
+        <w:t xml:space="preserve">Last modified: 2026-09-28 15:10:58 (PDT)</w:t>
       </w:r>
     </w:p>
     <w:p>
@@ -668,10 +668,178 @@
       </m:oMathPara>
     </w:p>
     <w:bookmarkEnd w:id="13"/>
-    <w:bookmarkStart w:id="14" w:name="def-row-vector-derivative"/>
+    <w:tbl>
+      <w:tblPr>
+        <w:tblStyle w:val="Table"/>
+        <w:tblLook w:firstRow="0" w:lastRow="0" w:firstColumn="0" w:lastColumn="0" w:noHBand="0" w:noVBand="0" w:val="0000"/>
+        <w:tblBorders>
+          <w:top w:val="single" w:sz="4" w:space="0" w:color="00A047"/>
+          <w:left w:val="single" w:sz="24" w:space="0" w:color="00A047"/>
+          <w:bottom w:val="single" w:sz="4" w:space="0" w:color="00A047"/>
+          <w:right w:val="single" w:sz="4" w:space="0" w:color="00A047"/>
+        </w:tblBorders>
+        <w:tblCellMar>
+          <w:left w:w="144" w:type="dxa"/>
+          <w:right w:w="144" w:type="dxa"/>
+        </w:tblCellMar>
+        <w:tblLook w:firstRow="0" w:lastRow="0" w:firstColumn="0" w:lastColumn="0" w:noHBand="0" w:noVBand="0" w:val="0000"/>
+      </w:tblPr>
+      <w:tr>
+        <w:trPr>
+          <w:cantSplit/>
+        </w:trPr>
+        <w:tc>
+          <w:tcPr>
+            <w:shd w:color="auto" w:fill="ccf1e3" w:val="clear"/>
+            <w:tcMar>
+              <w:top w:w="92" w:type="dxa"/>
+              <w:bottom w:w="92" w:type="dxa"/>
+            </w:tcMar>
+          </w:tcPr>
+          <w:p>
+            <w:pPr>
+              <w:pStyle w:val="FirstParagraph"/>
+            </w:pPr>
+            <w:pPr>
+              <w:spacing w:before="0" w:after="0"/>
+              <w:textAlignment w:val="center"/>
+            </w:pPr>
+            <w:r>
+              <w:drawing>
+                <wp:inline>
+                  <wp:extent cx="152400" cy="152400"/>
+                  <wp:effectExtent b="0" l="0" r="0" t="0"/>
+                  <wp:docPr descr="" title="" id="15" name="Picture"/>
+                  <a:graphic>
+                    <a:graphicData uri="http://schemas.openxmlformats.org/drawingml/2006/picture">
+                      <pic:pic>
+                        <pic:nvPicPr>
+                          <pic:cNvPr descr="/opt/quarto/share/formats/docx/tip.png" id="16" name="Picture"/>
+                          <pic:cNvPicPr>
+                            <a:picLocks noChangeArrowheads="1" noChangeAspect="1"/>
+                          </pic:cNvPicPr>
+                        </pic:nvPicPr>
+                        <pic:blipFill>
+                          <a:blip r:embed="rId14"/>
+                          <a:stretch>
+                            <a:fillRect/>
+                          </a:stretch>
+                        </pic:blipFill>
+                        <pic:spPr bwMode="auto">
+                          <a:xfrm>
+                            <a:off x="0" y="0"/>
+                            <a:ext cx="152400" cy="152400"/>
+                          </a:xfrm>
+                          <a:prstGeom prst="rect">
+                            <a:avLst/>
+                          </a:prstGeom>
+                          <a:noFill/>
+                          <a:ln w="9525">
+                            <a:noFill/>
+                            <a:headEnd/>
+                            <a:tailEnd/>
+                          </a:ln>
+                        </pic:spPr>
+                      </pic:pic>
+                    </a:graphicData>
+                  </a:graphic>
+                </wp:inline>
+              </w:drawing>
+            </w:r>
+            <w:r>
+              <w:t xml:space="preserve"> </w:t>
+            </w:r>
+            <w:r>
+              <w:t xml:space="preserve"> </w:t>
+            </w:r>
+            <w:r>
+              <w:t xml:space="preserve">Video lecture</w:t>
+            </w:r>
+          </w:p>
+        </w:tc>
+      </w:tr>
+      <w:tr>
+        <w:trPr>
+          <w:cantSplit/>
+        </w:trPr>
+        <w:tc>
+          <w:tcPr>
+            <w:tcMar>
+              <w:top w:w="108" w:type="dxa"/>
+              <w:bottom w:w="108" w:type="dxa"/>
+            </w:tcMar>
+          </w:tcPr>
+          <w:p>
+            <w:pPr>
+              <w:pStyle w:val="BodyText"/>
+            </w:pPr>
+            <w:pPr>
+              <w:spacing w:before="16" w:after="16"/>
+            </w:pPr>
+            <w:r>
+              <w:t xml:space="preserve">Hutchinson’s</w:t>
+            </w:r>
+            <w:r>
+              <w:t xml:space="preserve"> </w:t>
+            </w:r>
+            <w:hyperlink r:id="rId17">
+              <w:r>
+                <w:rPr>
+                  <w:rStyle w:val="Hyperlink"/>
+                </w:rPr>
+                <w:t xml:space="preserve">Gradients Refresher</w:t>
+              </w:r>
+            </w:hyperlink>
+            <w:r>
+              <w:t xml:space="preserve"> </w:t>
+            </w:r>
+            <w:r>
+              <w:t xml:space="preserve">(17 min)</w:t>
+            </w:r>
+            <w:r>
+              <w:t xml:space="preserve"> </w:t>
+            </w:r>
+            <w:r>
+              <w:t xml:space="preserve">covers gradients and partial derivatives, the ideas behind this section</w:t>
+            </w:r>
+            <w:r>
+              <w:t xml:space="preserve"> </w:t>
+            </w:r>
+            <w:r>
+              <w:t xml:space="preserve">(Hutchinson, n.d.)</w:t>
+            </w:r>
+            <w:r>
+              <w:t xml:space="preserve">.</w:t>
+            </w:r>
+            <w:r>
+              <w:t xml:space="preserve"> </w:t>
+            </w:r>
+            <w:r>
+              <w:t xml:space="preserve">The login for the video site is posted</w:t>
+            </w:r>
+            <w:r>
+              <w:t xml:space="preserve"> </w:t>
+            </w:r>
+            <w:hyperlink r:id="rId18">
+              <w:r>
+                <w:rPr>
+                  <w:rStyle w:val="Hyperlink"/>
+                </w:rPr>
+                <w:t xml:space="preserve">on Canvas</w:t>
+              </w:r>
+            </w:hyperlink>
+            <w:r>
+              <w:t xml:space="preserve">.</w:t>
+            </w:r>
+          </w:p>
+          <w:p/>
+        </w:tc>
+      </w:tr>
+    </w:tbl>
+    <w:bookmarkStart w:id="19" w:name="def-row-vector-derivative"/>
     <w:p>
       <w:pPr>
-        <w:pStyle w:val="FirstParagraph"/>
+        <w:pStyle w:val="BodyText"/>
       </w:pPr>
       <w:r>
         <w:rPr>
@@ -1181,8 +1349,8 @@
         </m:oMath>
       </m:oMathPara>
     </w:p>
-    <w:bookmarkEnd w:id="14"/>
-    <w:bookmarkStart w:id="15" w:name="thm-row-deriv-tp-col-deriv"/>
+    <w:bookmarkEnd w:id="19"/>
+    <w:bookmarkStart w:id="20" w:name="thm-row-deriv-tp-col-deriv"/>
     <w:p>
       <w:pPr>
         <w:pStyle w:val="FirstParagraph"/>
@@ -1535,7 +1703,7 @@
         </m:oMath>
       </m:oMathPara>
     </w:p>
-    <w:bookmarkEnd w:id="15"/>
+    <w:bookmarkEnd w:id="20"/>
     <w:p>
       <w:pPr>
         <w:pStyle w:val="FirstParagraph"/>
@@ -1881,7 +2049,7 @@
         <w:t xml:space="preserve">so each is the transpose of the other.</w:t>
       </w:r>
     </w:p>
-    <w:bookmarkStart w:id="16" w:name="exm-row-deriv-tp-col-deriv"/>
+    <w:bookmarkStart w:id="21" w:name="exm-row-deriv-tp-col-deriv"/>
     <w:p>
       <w:pPr>
         <w:pStyle w:val="BodyText"/>
@@ -2226,8 +2394,8 @@
         <w:t xml:space="preserve">and each is the transpose of the other.</w:t>
       </w:r>
     </w:p>
-    <w:bookmarkEnd w:id="16"/>
-    <w:bookmarkStart w:id="17" w:name="def-vector-valued-derivative"/>
+    <w:bookmarkEnd w:id="21"/>
+    <w:bookmarkStart w:id="22" w:name="def-vector-valued-derivative"/>
     <w:p>
       <w:pPr>
         <w:pStyle w:val="BodyText"/>
@@ -3097,7 +3265,7 @@
         <w:t xml:space="preserve">matrix.</w:t>
       </w:r>
     </w:p>
-    <w:bookmarkEnd w:id="17"/>
+    <w:bookmarkEnd w:id="22"/>
     <w:p>
       <w:pPr>
         <w:pStyle w:val="BodyText"/>
@@ -3248,7 +3416,7 @@
         <w:t xml:space="preserve">Check a source’s layout before combining its formulas with these.</w:t>
       </w:r>
     </w:p>
-    <w:bookmarkStart w:id="18" w:name="exm-vector-valued-derivative"/>
+    <w:bookmarkStart w:id="23" w:name="exm-vector-valued-derivative"/>
     <w:p>
       <w:pPr>
         <w:pStyle w:val="BodyText"/>
@@ -4180,8 +4348,8 @@
         </m:oMath>
       </m:oMathPara>
     </w:p>
-    <w:bookmarkEnd w:id="18"/>
-    <w:bookmarkStart w:id="19" w:name="def-constant-wrt-vector"/>
+    <w:bookmarkEnd w:id="23"/>
+    <w:bookmarkStart w:id="24" w:name="def-constant-wrt-vector"/>
     <w:p>
       <w:pPr>
         <w:pStyle w:val="FirstParagraph"/>
@@ -4458,8 +4626,8 @@
         </m:oMath>
       </m:oMathPara>
     </w:p>
-    <w:bookmarkEnd w:id="19"/>
-    <w:bookmarkStart w:id="20" w:name="exm-constant-wrt-vector"/>
+    <w:bookmarkEnd w:id="24"/>
+    <w:bookmarkStart w:id="25" w:name="exm-constant-wrt-vector"/>
     <w:p>
       <w:pPr>
         <w:pStyle w:val="FirstParagraph"/>
@@ -5681,8 +5849,8 @@
         <w:t xml:space="preserve">).</w:t>
       </w:r>
     </w:p>
-    <w:bookmarkEnd w:id="20"/>
-    <w:bookmarkStart w:id="21" w:name="thm-deriv-lincom"/>
+    <w:bookmarkEnd w:id="25"/>
+    <w:bookmarkStart w:id="26" w:name="thm-deriv-lincom"/>
     <w:p>
       <w:pPr>
         <w:pStyle w:val="BodyText"/>
@@ -6002,7 +6170,7 @@
         </m:oMath>
       </m:oMathPara>
     </w:p>
-    <w:bookmarkEnd w:id="21"/>
+    <w:bookmarkEnd w:id="26"/>
     <w:p>
       <w:pPr>
         <w:pStyle w:val="FirstParagraph"/>
@@ -6731,7 +6899,7 @@
         </m:oMath>
       </m:oMathPara>
     </w:p>
-    <w:bookmarkStart w:id="22" w:name="exm-deriv-lincom"/>
+    <w:bookmarkStart w:id="27" w:name="exm-deriv-lincom"/>
     <w:p>
       <w:pPr>
         <w:pStyle w:val="FirstParagraph"/>
@@ -7577,8 +7745,8 @@
         <w:t xml:space="preserve">Both methods agree.</w:t>
       </w:r>
     </w:p>
-    <w:bookmarkEnd w:id="22"/>
-    <w:bookmarkStart w:id="23" w:name="thm-deriv-dot-product"/>
+    <w:bookmarkEnd w:id="27"/>
+    <w:bookmarkStart w:id="28" w:name="thm-deriv-dot-product"/>
     <w:p>
       <w:pPr>
         <w:pStyle w:val="BodyText"/>
@@ -8272,7 +8440,7 @@
         </m:oMath>
       </m:oMathPara>
     </w:p>
-    <w:bookmarkEnd w:id="23"/>
+    <w:bookmarkEnd w:id="28"/>
     <w:p>
       <w:pPr>
         <w:pStyle w:val="FirstParagraph"/>
@@ -8920,7 +9088,7 @@
         </m:oMath>
       </m:oMathPara>
     </w:p>
-    <w:bookmarkStart w:id="24" w:name="exm-deriv-dot-product"/>
+    <w:bookmarkStart w:id="29" w:name="exm-deriv-dot-product"/>
     <w:p>
       <w:pPr>
         <w:pStyle w:val="FirstParagraph"/>
@@ -10969,8 +11137,8 @@
         <w:t xml:space="preserve">Both methods agree.</w:t>
       </w:r>
     </w:p>
-    <w:bookmarkEnd w:id="24"/>
-    <w:bookmarkStart w:id="25" w:name="thm-deriv-linear-map"/>
+    <w:bookmarkEnd w:id="29"/>
+    <w:bookmarkStart w:id="30" w:name="thm-deriv-linear-map"/>
     <w:p>
       <w:pPr>
         <w:pStyle w:val="BodyText"/>
@@ -11214,7 +11382,7 @@
         </m:oMath>
       </m:oMathPara>
     </w:p>
-    <w:bookmarkEnd w:id="25"/>
+    <w:bookmarkEnd w:id="30"/>
     <w:p>
       <w:pPr>
         <w:pStyle w:val="FirstParagraph"/>
@@ -11711,7 +11879,7 @@
         </m:oMath>
       </m:oMathPara>
     </w:p>
-    <w:bookmarkStart w:id="26" w:name="exm-deriv-linear-map"/>
+    <w:bookmarkStart w:id="31" w:name="exm-deriv-linear-map"/>
     <w:p>
       <w:pPr>
         <w:pStyle w:val="FirstParagraph"/>
@@ -12175,8 +12343,8 @@
         </m:oMath>
       </m:oMathPara>
     </w:p>
-    <w:bookmarkEnd w:id="26"/>
-    <w:bookmarkStart w:id="27" w:name="thm-deriv-matrix-vector"/>
+    <w:bookmarkEnd w:id="31"/>
+    <w:bookmarkStart w:id="32" w:name="thm-deriv-matrix-vector"/>
     <w:p>
       <w:pPr>
         <w:pStyle w:val="FirstParagraph"/>
@@ -12856,7 +13024,7 @@
         <w:t xml:space="preserve">).</w:t>
       </w:r>
     </w:p>
-    <w:bookmarkEnd w:id="27"/>
+    <w:bookmarkEnd w:id="32"/>
     <w:p>
       <w:pPr>
         <w:pStyle w:val="BodyText"/>
@@ -13624,7 +13792,7 @@
         </m:oMath>
       </m:oMathPara>
     </w:p>
-    <w:bookmarkStart w:id="28" w:name="exm-deriv-matrix-vector"/>
+    <w:bookmarkStart w:id="33" w:name="exm-deriv-matrix-vector"/>
     <w:p>
       <w:pPr>
         <w:pStyle w:val="FirstParagraph"/>
@@ -14246,8 +14414,8 @@
         </m:oMath>
       </m:oMathPara>
     </w:p>
-    <w:bookmarkEnd w:id="28"/>
-    <w:bookmarkStart w:id="29" w:name="thm-deriv-matrix-product-vector"/>
+    <w:bookmarkEnd w:id="33"/>
+    <w:bookmarkStart w:id="34" w:name="thm-deriv-matrix-product-vector"/>
     <w:p>
       <w:pPr>
         <w:pStyle w:val="FirstParagraph"/>
@@ -14795,7 +14963,7 @@
         </m:oMath>
       </m:oMathPara>
     </w:p>
-    <w:bookmarkEnd w:id="29"/>
+    <w:bookmarkEnd w:id="34"/>
     <w:p>
       <w:pPr>
         <w:pStyle w:val="FirstParagraph"/>
@@ -14882,7 +15050,7 @@
       <w:r>
         <w:t xml:space="preserve"> </w:t>
       </w:r>
-      <w:hyperlink r:id="rId30">
+      <w:hyperlink r:id="rId35">
         <w:r>
           <w:rPr>
             <w:rStyle w:val="Hyperlink"/>
@@ -15210,7 +15378,7 @@
         </m:oMath>
       </m:oMathPara>
     </w:p>
-    <w:bookmarkStart w:id="31" w:name="exm-deriv-matrix-product-vector"/>
+    <w:bookmarkStart w:id="36" w:name="exm-deriv-matrix-product-vector"/>
     <w:p>
       <w:pPr>
         <w:pStyle w:val="FirstParagraph"/>
@@ -16058,8 +16226,8 @@
         </m:oMath>
       </m:oMathPara>
     </w:p>
-    <w:bookmarkEnd w:id="31"/>
-    <w:bookmarkStart w:id="32" w:name="cor-deriv-lincom-tp"/>
+    <w:bookmarkEnd w:id="36"/>
+    <w:bookmarkStart w:id="37" w:name="cor-deriv-lincom-tp"/>
     <w:p>
       <w:pPr>
         <w:pStyle w:val="FirstParagraph"/>
@@ -16485,7 +16653,7 @@
         <w:t xml:space="preserve">(a column vector) in the result.</w:t>
       </w:r>
     </w:p>
-    <w:bookmarkEnd w:id="32"/>
+    <w:bookmarkEnd w:id="37"/>
     <w:p>
       <w:pPr>
         <w:pStyle w:val="BodyText"/>
@@ -17413,7 +17581,7 @@
         </m:oMath>
       </m:oMathPara>
     </w:p>
-    <w:bookmarkStart w:id="33" w:name="exm-deriv-lincom-tp"/>
+    <w:bookmarkStart w:id="38" w:name="exm-deriv-lincom-tp"/>
     <w:p>
       <w:pPr>
         <w:pStyle w:val="FirstParagraph"/>
@@ -17940,8 +18108,8 @@
         </m:oMath>
       </m:oMathPara>
     </w:p>
-    <w:bookmarkEnd w:id="33"/>
-    <w:bookmarkStart w:id="35" w:name="thm-quadratic-form"/>
+    <w:bookmarkEnd w:id="38"/>
+    <w:bookmarkStart w:id="40" w:name="thm-quadratic-form"/>
     <w:p>
       <w:pPr>
         <w:pStyle w:val="FirstParagraph"/>
@@ -17968,7 +18136,7 @@
       <w:r>
         <w:t xml:space="preserve"> </w:t>
       </w:r>
-      <w:hyperlink r:id="rId34">
+      <w:hyperlink r:id="rId39">
         <w:r>
           <w:rPr>
             <w:rStyle w:val="Hyperlink"/>
@@ -18222,7 +18390,7 @@
         </m:oMath>
       </m:oMathPara>
     </w:p>
-    <w:bookmarkEnd w:id="35"/>
+    <w:bookmarkEnd w:id="40"/>
     <w:p>
       <w:pPr>
         <w:pStyle w:val="FirstParagraph"/>
@@ -19389,7 +19557,7 @@
         <w:t xml:space="preserve">in non-vector calculus.</w:t>
       </w:r>
     </w:p>
-    <w:bookmarkStart w:id="36" w:name="exm-deriv-quadratic-form"/>
+    <w:bookmarkStart w:id="41" w:name="exm-deriv-quadratic-form"/>
     <w:p>
       <w:pPr>
         <w:pStyle w:val="BodyText"/>
@@ -20538,8 +20706,8 @@
         <w:t xml:space="preserve">Both methods agree.</w:t>
       </w:r>
     </w:p>
-    <w:bookmarkEnd w:id="36"/>
-    <w:bookmarkStart w:id="37" w:name="cor-deriv-normsq"/>
+    <w:bookmarkEnd w:id="41"/>
+    <w:bookmarkStart w:id="42" w:name="cor-deriv-normsq"/>
     <w:p>
       <w:pPr>
         <w:pStyle w:val="BodyText"/>
@@ -20718,7 +20886,7 @@
         </m:oMath>
       </m:oMathPara>
     </w:p>
-    <w:bookmarkEnd w:id="37"/>
+    <w:bookmarkEnd w:id="42"/>
     <w:p>
       <w:pPr>
         <w:pStyle w:val="FirstParagraph"/>
@@ -21200,7 +21368,7 @@
         <w:t xml:space="preserve">.</w:t>
       </w:r>
     </w:p>
-    <w:bookmarkStart w:id="38" w:name="exm-deriv-normsq"/>
+    <w:bookmarkStart w:id="43" w:name="exm-deriv-normsq"/>
     <w:p>
       <w:pPr>
         <w:pStyle w:val="BodyText"/>
@@ -21615,8 +21783,8 @@
         <w:t xml:space="preserve">Direct partial differentiation yields the same column vector.</w:t>
       </w:r>
     </w:p>
-    <w:bookmarkEnd w:id="38"/>
-    <w:bookmarkStart w:id="39" w:name="thm-chain-vec"/>
+    <w:bookmarkEnd w:id="43"/>
+    <w:bookmarkStart w:id="44" w:name="thm-chain-vec"/>
     <w:p>
       <w:pPr>
         <w:pStyle w:val="BodyText"/>
@@ -22378,7 +22546,7 @@
         <w:t xml:space="preserve">).</w:t>
       </w:r>
     </w:p>
-    <w:bookmarkEnd w:id="39"/>
+    <w:bookmarkEnd w:id="44"/>
     <w:p>
       <w:pPr>
         <w:pStyle w:val="BodyText"/>
@@ -22389,7 +22557,7 @@
       <w:r>
         <w:t xml:space="preserve"> </w:t>
       </w:r>
-      <w:hyperlink r:id="rId40">
+      <w:hyperlink r:id="rId45">
         <w:r>
           <w:rPr>
             <w:rStyle w:val="Hyperlink"/>
@@ -22409,7 +22577,7 @@
       <w:r>
         <w:t xml:space="preserve"> </w:t>
       </w:r>
-      <w:hyperlink r:id="rId41">
+      <w:hyperlink r:id="rId46">
         <w:r>
           <w:rPr>
             <w:rStyle w:val="Hyperlink"/>
@@ -22428,7 +22596,7 @@
       <w:r>
         <w:t xml:space="preserve"> </w:t>
       </w:r>
-      <w:hyperlink r:id="rId42">
+      <w:hyperlink r:id="rId47">
         <w:r>
           <w:rPr>
             <w:rStyle w:val="Hyperlink"/>
@@ -22447,7 +22615,7 @@
       <w:r>
         <w:t xml:space="preserve"> </w:t>
       </w:r>
-      <w:hyperlink r:id="rId43">
+      <w:hyperlink r:id="rId48">
         <w:r>
           <w:rPr>
             <w:rStyle w:val="Hyperlink"/>
@@ -22473,7 +22641,7 @@
       <w:r>
         <w:t xml:space="preserve"> </w:t>
       </w:r>
-      <w:hyperlink r:id="rId44">
+      <w:hyperlink r:id="rId49">
         <w:r>
           <w:rPr>
             <w:rStyle w:val="Hyperlink"/>
@@ -22496,7 +22664,7 @@
       <w:r>
         <w:t xml:space="preserve"> </w:t>
       </w:r>
-      <w:hyperlink r:id="rId45">
+      <w:hyperlink r:id="rId50">
         <w:r>
           <w:rPr>
             <w:rStyle w:val="Hyperlink"/>
@@ -22519,7 +22687,7 @@
       <w:r>
         <w:t xml:space="preserve"> </w:t>
       </w:r>
-      <w:hyperlink r:id="rId46">
+      <w:hyperlink r:id="rId51">
         <w:r>
           <w:rPr>
             <w:rStyle w:val="Hyperlink"/>
@@ -22531,7 +22699,7 @@
         <w:t xml:space="preserve">.</w:t>
       </w:r>
     </w:p>
-    <w:bookmarkStart w:id="47" w:name="cor-chain-qf"/>
+    <w:bookmarkStart w:id="52" w:name="cor-chain-qf"/>
     <w:p>
       <w:pPr>
         <w:pStyle w:val="BodyText"/>
@@ -23040,7 +23208,7 @@
         </m:oMath>
       </m:oMathPara>
     </w:p>
-    <w:bookmarkEnd w:id="47"/>
+    <w:bookmarkEnd w:id="52"/>
     <w:p>
       <w:pPr>
         <w:pStyle w:val="FirstParagraph"/>
@@ -23746,7 +23914,7 @@
         <w:t xml:space="preserve">.</w:t>
       </w:r>
     </w:p>
-    <w:bookmarkStart w:id="48" w:name="exm-chain-qf-residuals"/>
+    <w:bookmarkStart w:id="53" w:name="exm-chain-qf-residuals"/>
     <w:p>
       <w:pPr>
         <w:pStyle w:val="BodyText"/>
@@ -24755,8 +24923,8 @@
         <w:t xml:space="preserve">of least squares.</w:t>
       </w:r>
     </w:p>
-    <w:bookmarkEnd w:id="48"/>
-    <w:bookmarkStart w:id="49" w:name="def-matrix-derivative"/>
+    <w:bookmarkEnd w:id="53"/>
+    <w:bookmarkStart w:id="54" w:name="def-matrix-derivative"/>
     <w:p>
       <w:pPr>
         <w:pStyle w:val="BodyText"/>
@@ -25102,8 +25270,8 @@
         </m:oMath>
       </m:oMathPara>
     </w:p>
-    <w:bookmarkEnd w:id="49"/>
-    <w:bookmarkStart w:id="51" w:name="exm-matrix-derivative"/>
+    <w:bookmarkEnd w:id="54"/>
+    <w:bookmarkStart w:id="56" w:name="exm-matrix-derivative"/>
     <w:p>
       <w:pPr>
         <w:pStyle w:val="FirstParagraph"/>
@@ -25262,7 +25430,7 @@
       <w:r>
         <w:t xml:space="preserve"> </w:t>
       </w:r>
-      <w:hyperlink r:id="rId50">
+      <w:hyperlink r:id="rId55">
         <w:r>
           <w:rPr>
             <w:rStyle w:val="Hyperlink"/>
@@ -25439,8 +25607,8 @@
         </m:oMath>
       </m:oMathPara>
     </w:p>
-    <w:bookmarkEnd w:id="51"/>
-    <w:bookmarkStart w:id="52" w:name="thm-deriv-matrix-product-matrix"/>
+    <w:bookmarkEnd w:id="56"/>
+    <w:bookmarkStart w:id="57" w:name="thm-deriv-matrix-product-matrix"/>
     <w:p>
       <w:pPr>
         <w:pStyle w:val="FirstParagraph"/>
@@ -25958,7 +26126,7 @@
         <w:t xml:space="preserve">.</w:t>
       </w:r>
     </w:p>
-    <w:bookmarkEnd w:id="52"/>
+    <w:bookmarkEnd w:id="57"/>
     <w:p>
       <w:pPr>
         <w:pStyle w:val="BodyText"/>
@@ -26827,7 +26995,7 @@
         </m:oMath>
       </m:oMathPara>
     </w:p>
-    <w:bookmarkStart w:id="53" w:name="exm-deriv-matrix-product-matrix"/>
+    <w:bookmarkStart w:id="58" w:name="exm-deriv-matrix-product-matrix"/>
     <w:p>
       <w:pPr>
         <w:pStyle w:val="FirstParagraph"/>
@@ -27429,8 +27597,8 @@
         </m:oMath>
       </m:oMathPara>
     </w:p>
-    <w:bookmarkEnd w:id="53"/>
-    <w:bookmarkStart w:id="57" w:name="sec-additional-resources"/>
+    <w:bookmarkEnd w:id="58"/>
+    <w:bookmarkStart w:id="62" w:name="sec-additional-resources"/>
     <w:p>
       <w:pPr>
         <w:pStyle w:val="Heading2"/>
@@ -27449,7 +27617,7 @@
       <w:r>
         <w:t xml:space="preserve"> </w:t>
       </w:r>
-      <w:hyperlink r:id="rId54">
+      <w:hyperlink r:id="rId59">
         <w:r>
           <w:rPr>
             <w:rStyle w:val="Hyperlink"/>
@@ -27481,7 +27649,7 @@
           <w:numId w:val="1001"/>
         </w:numPr>
       </w:pPr>
-      <w:hyperlink r:id="rId55">
+      <w:hyperlink r:id="rId60">
         <w:r>
           <w:rPr>
             <w:rStyle w:val="Hyperlink"/>
@@ -27495,7 +27663,7 @@
       <w:r>
         <w:t xml:space="preserve"> </w:t>
       </w:r>
-      <w:hyperlink r:id="rId56">
+      <w:hyperlink r:id="rId61">
         <w:r>
           <w:rPr>
             <w:rStyle w:val="Hyperlink"/>
@@ -27528,8 +27696,8 @@
         </w:r>
       </w:hyperlink>
     </w:p>
-    <w:bookmarkEnd w:id="57"/>
-    <w:bookmarkStart w:id="61" w:name="references"/>
+    <w:bookmarkEnd w:id="62"/>
+    <w:bookmarkStart w:id="68" w:name="references"/>
     <w:p>
       <w:pPr>
         <w:pStyle w:val="Heading2"/>
@@ -27538,8 +27706,8 @@
         <w:t xml:space="preserve">References</w:t>
       </w:r>
     </w:p>
-    <w:bookmarkStart w:id="60" w:name="refs"/>
-    <w:bookmarkStart w:id="59" w:name="ref-fieller2018basics"/>
+    <w:bookmarkStart w:id="67" w:name="refs"/>
+    <w:bookmarkStart w:id="64" w:name="ref-fieller2018basics"/>
     <w:p>
       <w:pPr>
         <w:pStyle w:val="Bibliography"/>
@@ -27577,7 +27745,7 @@
       <w:r>
         <w:t xml:space="preserve"> </w:t>
       </w:r>
-      <w:hyperlink r:id="rId58">
+      <w:hyperlink r:id="rId63">
         <w:r>
           <w:rPr>
             <w:rStyle w:val="Hyperlink"/>
@@ -27589,9 +27757,88 @@
         <w:t xml:space="preserve">.</w:t>
       </w:r>
     </w:p>
-    <w:bookmarkEnd w:id="59"/>
-    <w:bookmarkEnd w:id="60"/>
-    <w:bookmarkEnd w:id="61"/>
+    <w:bookmarkEnd w:id="64"/>
+    <w:bookmarkStart w:id="66" w:name="ref-hutchinson_wwu_ml_videos"/>
+    <w:p>
+      <w:pPr>
+        <w:pStyle w:val="Bibliography"/>
+      </w:pPr>
+      <w:r>
+        <w:t xml:space="preserve">Hutchinson, Brian. n.d.</w:t>
+      </w:r>
+      <w:r>
+        <w:t xml:space="preserve"> </w:t>
+      </w:r>
+      <w:r>
+        <w:rPr>
+          <w:i/>
+          <w:iCs/>
+        </w:rPr>
+        <w:t xml:space="preserve">DATA</w:t>
+      </w:r>
+      <w:r>
+        <w:rPr>
+          <w:i/>
+          <w:iCs/>
+        </w:rPr>
+        <w:t xml:space="preserve"> </w:t>
+      </w:r>
+      <w:r>
+        <w:rPr>
+          <w:i/>
+          <w:iCs/>
+        </w:rPr>
+        <w:t xml:space="preserve">471/571 (Machine Learning) and</w:t>
+      </w:r>
+      <w:r>
+        <w:rPr>
+          <w:i/>
+          <w:iCs/>
+        </w:rPr>
+        <w:t xml:space="preserve"> </w:t>
+      </w:r>
+      <w:r>
+        <w:rPr>
+          <w:i/>
+          <w:iCs/>
+        </w:rPr>
+        <w:t xml:space="preserve">CSCI</w:t>
+      </w:r>
+      <w:r>
+        <w:rPr>
+          <w:i/>
+          <w:iCs/>
+        </w:rPr>
+        <w:t xml:space="preserve"> </w:t>
+      </w:r>
+      <w:r>
+        <w:rPr>
+          <w:i/>
+          <w:iCs/>
+        </w:rPr>
+        <w:t xml:space="preserve">481/581 (Deep Learning) Video Lectures</w:t>
+      </w:r>
+      <w:r>
+        <w:t xml:space="preserve">. Western Washington University. Accessed September 28, 2026.</w:t>
+      </w:r>
+      <w:r>
+        <w:t xml:space="preserve"> </w:t>
+      </w:r>
+      <w:hyperlink r:id="rId65">
+        <w:r>
+          <w:rPr>
+            <w:rStyle w:val="Hyperlink"/>
+          </w:rPr>
+          <w:t xml:space="preserve">https://facultyweb.cs.wwu.edu/~hutchib2/video_lectures/data371/</w:t>
+        </w:r>
+      </w:hyperlink>
+      <w:r>
+        <w:t xml:space="preserve">.</w:t>
+      </w:r>
+    </w:p>
+    <w:bookmarkEnd w:id="66"/>
+    <w:bookmarkEnd w:id="67"/>
+    <w:bookmarkEnd w:id="68"/>
     <w:sectPr>
       <w:footnotePr>
         <w:numRestart w:val="eachSect"/>

--- a/vector-calculus.docx
+++ b/vector-calculus.docx
@@ -15,7 +15,7 @@
         <w:pStyle w:val="Date"/>
       </w:pPr>
       <w:r>
-        <w:t xml:space="preserve">Last modified: 2026-09-28 15:10:58 (PDT)</w:t>
+        <w:t xml:space="preserve">Last modified: 2026-09-28 16:01:14 (PDT)</w:t>
       </w:r>
     </w:p>
     <w:p>

--- a/vector-calculus.docx
+++ b/vector-calculus.docx
@@ -15,7 +15,7 @@
         <w:pStyle w:val="Date"/>
       </w:pPr>
       <w:r>
-        <w:t xml:space="preserve">Last modified: 2026-09-28 16:01:14 (PDT)</w:t>
+        <w:t xml:space="preserve">Last modified: 2026-09-28 16:23:58 (PDT)</w:t>
       </w:r>
     </w:p>
     <w:p>

--- a/vector-calculus.docx
+++ b/vector-calculus.docx
@@ -15,7 +15,7 @@
         <w:pStyle w:val="Date"/>
       </w:pPr>
       <w:r>
-        <w:t xml:space="preserve">Last modified: 2026-09-28 16:23:58 (PDT)</w:t>
+        <w:t xml:space="preserve">Last modified: 2026-09-28 16:24:06 (PDT)</w:t>
       </w:r>
     </w:p>
     <w:p>

--- a/vector-calculus.docx
+++ b/vector-calculus.docx
@@ -15,7 +15,7 @@
         <w:pStyle w:val="Date"/>
       </w:pPr>
       <w:r>
-        <w:t xml:space="preserve">Last modified: 2026-09-28 16:24:06 (PDT)</w:t>
+        <w:t xml:space="preserve">Last modified: 2026-09-28 17:25:41 (PDT)</w:t>
       </w:r>
     </w:p>
     <w:p>

--- a/vector-calculus.docx
+++ b/vector-calculus.docx
@@ -15,7 +15,7 @@
         <w:pStyle w:val="Date"/>
       </w:pPr>
       <w:r>
-        <w:t xml:space="preserve">Last modified: 2026-09-28 17:25:41 (PDT)</w:t>
+        <w:t xml:space="preserve">Last modified: 2026-09-28 17:56:29 (PDT)</w:t>
       </w:r>
     </w:p>
     <w:p>

--- a/vector-calculus.docx
+++ b/vector-calculus.docx
@@ -15,7 +15,7 @@
         <w:pStyle w:val="Date"/>
       </w:pPr>
       <w:r>
-        <w:t xml:space="preserve">Last modified: 2026-09-28 17:56:29 (PDT)</w:t>
+        <w:t xml:space="preserve">Last modified: 2026-09-28 20:17:14 (PDT)</w:t>
       </w:r>
     </w:p>
     <w:p>

--- a/vector-calculus.docx
+++ b/vector-calculus.docx
@@ -15,7 +15,7 @@
         <w:pStyle w:val="Date"/>
       </w:pPr>
       <w:r>
-        <w:t xml:space="preserve">Last modified: 2026-09-28 20:17:14 (PDT)</w:t>
+        <w:t xml:space="preserve">Last modified: 2026-09-28 22:02:47 (PDT)</w:t>
       </w:r>
     </w:p>
     <w:p>

--- a/vector-calculus.docx
+++ b/vector-calculus.docx
@@ -15,7 +15,7 @@
         <w:pStyle w:val="Date"/>
       </w:pPr>
       <w:r>
-        <w:t xml:space="preserve">Last modified: 2026-09-28 22:02:47 (PDT)</w:t>
+        <w:t xml:space="preserve">Last modified: 2026-09-28 22:22:15 (PDT)</w:t>
       </w:r>
     </w:p>
     <w:p>

--- a/vector-calculus.docx
+++ b/vector-calculus.docx
@@ -15,7 +15,7 @@
         <w:pStyle w:val="Date"/>
       </w:pPr>
       <w:r>
-        <w:t xml:space="preserve">Last modified: 2026-09-28 22:22:15 (PDT)</w:t>
+        <w:t xml:space="preserve">Last modified: 2026-09-28 22:56:22 (PDT)</w:t>
       </w:r>
     </w:p>
     <w:p>

--- a/vector-calculus.docx
+++ b/vector-calculus.docx
@@ -15,7 +15,7 @@
         <w:pStyle w:val="Date"/>
       </w:pPr>
       <w:r>
-        <w:t xml:space="preserve">Last modified: 2026-09-28 22:56:22 (PDT)</w:t>
+        <w:t xml:space="preserve">Last modified: 2026-09-28 23:45:45 (PDT)</w:t>
       </w:r>
     </w:p>
     <w:p>

--- a/vector-calculus.docx
+++ b/vector-calculus.docx
@@ -15,7 +15,7 @@
         <w:pStyle w:val="Date"/>
       </w:pPr>
       <w:r>
-        <w:t xml:space="preserve">Last modified: 2026-09-28 23:45:45 (PDT)</w:t>
+        <w:t xml:space="preserve">Last modified: 2026-09-29 21:33:59 (PDT)</w:t>
       </w:r>
     </w:p>
     <w:p>
@@ -836,7 +836,2278 @@
         </w:tc>
       </w:tr>
     </w:tbl>
-    <w:bookmarkStart w:id="19" w:name="def-row-vector-derivative"/>
+    <w:bookmarkStart w:id="64" w:name="sec-gradient-shape"/>
+    <w:p>
+      <w:pPr>
+        <w:pStyle w:val="Heading2"/>
+      </w:pPr>
+      <w:r>
+        <w:t xml:space="preserve">1 Checking a gradient by its shape</w:t>
+      </w:r>
+    </w:p>
+    <w:p>
+      <w:pPr>
+        <w:pStyle w:val="FirstParagraph"/>
+      </w:pPr>
+      <w:r>
+        <w:t xml:space="preserve">The gradient always has the same shape as the input it is taken with respect</w:t>
+      </w:r>
+      <w:r>
+        <w:t xml:space="preserve"> </w:t>
+      </w:r>
+      <w:r>
+        <w:t xml:space="preserve">to, because it holds exactly one partial derivative per component of that</w:t>
+      </w:r>
+      <w:r>
+        <w:t xml:space="preserve"> </w:t>
+      </w:r>
+      <w:r>
+        <w:t xml:space="preserve">input:</w:t>
+      </w:r>
+    </w:p>
+    <w:tbl>
+      <w:tblPr>
+        <w:tblStyle w:val="Table"/>
+        <w:tblW w:type="pct" w:w="5000"/>
+        <w:tblLayout w:type="fixed"/>
+        <w:tblLook w:firstRow="0" w:lastRow="0" w:firstColumn="0" w:lastColumn="0" w:noHBand="0" w:noVBand="0" w:val="0000"/>
+      </w:tblPr>
+      <w:tblGrid>
+        <w:gridCol w:w="7920"/>
+      </w:tblGrid>
+      <w:tr>
+        <w:tc>
+          <w:tcPr/>
+          <w:bookmarkStart w:id="19" w:name="tbl-gradient-shape"/>
+          <w:p>
+            <w:pPr>
+              <w:jc w:val="center"/>
+            </w:pPr>
+            <w:pPr>
+              <w:jc w:val="left"/>
+              <w:spacing w:before="200"/>
+              <w:pStyle w:val="ImageCaption"/>
+            </w:pPr>
+            <w:r>
+              <w:t xml:space="preserve">Table 1: The shape of a gradient follows the shape of what it differentiates with respect to.</w:t>
+            </w:r>
+          </w:p>
+          <w:tbl>
+            <w:tblPr>
+              <w:tblStyle w:val="Table"/>
+              <w:tblW w:type="pct" w:w="5000"/>
+              <w:tblLayout w:type="fixed"/>
+              <w:tblLook w:firstRow="1" w:lastRow="0" w:firstColumn="0" w:lastColumn="0" w:noHBand="0" w:noVBand="0" w:val="0020"/>
+            </w:tblPr>
+            <w:tblGrid>
+              <w:gridCol w:w="3960"/>
+              <w:gridCol w:w="3960"/>
+            </w:tblGrid>
+            <w:tr>
+              <w:trPr>
+                <w:tblHeader w:val="on"/>
+              </w:trPr>
+              <w:tc>
+                <w:tcPr/>
+                <w:p>
+                  <w:pPr>
+                    <w:pStyle w:val="Compact"/>
+                    <w:jc w:val="center"/>
+                  </w:pPr>
+                  <m:oMath>
+                    <m:r>
+                      <m:t>f</m:t>
+                    </m:r>
+                  </m:oMath>
+                  <w:r>
+                    <w:t xml:space="preserve"> </w:t>
+                  </w:r>
+                  <w:r>
+                    <w:t xml:space="preserve">is a function of</w:t>
+                  </w:r>
+                </w:p>
+              </w:tc>
+              <w:tc>
+                <w:tcPr/>
+                <w:p>
+                  <w:pPr>
+                    <w:pStyle w:val="Compact"/>
+                    <w:jc w:val="center"/>
+                  </w:pPr>
+                  <w:r>
+                    <w:t xml:space="preserve">its gradient is</w:t>
+                  </w:r>
+                </w:p>
+              </w:tc>
+            </w:tr>
+            <w:tr>
+              <w:tc>
+                <w:tcPr/>
+                <w:p>
+                  <w:pPr>
+                    <w:pStyle w:val="Compact"/>
+                    <w:jc w:val="center"/>
+                  </w:pPr>
+                  <w:r>
+                    <w:t xml:space="preserve">a single number</w:t>
+                  </w:r>
+                </w:p>
+              </w:tc>
+              <w:tc>
+                <w:tcPr/>
+                <w:p>
+                  <w:pPr>
+                    <w:pStyle w:val="Compact"/>
+                    <w:jc w:val="center"/>
+                  </w:pPr>
+                  <w:r>
+                    <w:t xml:space="preserve">a single number — the ordinary derivative</w:t>
+                  </w:r>
+                </w:p>
+              </w:tc>
+            </w:tr>
+            <w:tr>
+              <w:tc>
+                <w:tcPr/>
+                <w:p>
+                  <w:pPr>
+                    <w:pStyle w:val="Compact"/>
+                    <w:jc w:val="center"/>
+                  </w:pPr>
+                  <w:r>
+                    <w:t xml:space="preserve">a vector in</w:t>
+                  </w:r>
+                  <w:r>
+                    <w:t xml:space="preserve"> </w:t>
+                  </w:r>
+                  <m:oMath>
+                    <m:sSup>
+                      <m:e>
+                        <m:r>
+                          <m:rPr>
+                            <m:scr m:val="double-struck"/>
+                            <m:sty m:val="p"/>
+                          </m:rPr>
+                          <m:t>R</m:t>
+                        </m:r>
+                      </m:e>
+                      <m:sup>
+                        <m:r>
+                          <m:t>p</m:t>
+                        </m:r>
+                      </m:sup>
+                    </m:sSup>
+                  </m:oMath>
+                </w:p>
+              </w:tc>
+              <w:tc>
+                <w:tcPr/>
+                <w:p>
+                  <w:pPr>
+                    <w:pStyle w:val="Compact"/>
+                    <w:jc w:val="center"/>
+                  </w:pPr>
+                  <w:r>
+                    <w:t xml:space="preserve">a vector in</w:t>
+                  </w:r>
+                  <w:r>
+                    <w:t xml:space="preserve"> </w:t>
+                  </w:r>
+                  <m:oMath>
+                    <m:sSup>
+                      <m:e>
+                        <m:r>
+                          <m:rPr>
+                            <m:scr m:val="double-struck"/>
+                            <m:sty m:val="p"/>
+                          </m:rPr>
+                          <m:t>R</m:t>
+                        </m:r>
+                      </m:e>
+                      <m:sup>
+                        <m:r>
+                          <m:t>p</m:t>
+                        </m:r>
+                      </m:sup>
+                    </m:sSup>
+                  </m:oMath>
+                </w:p>
+              </w:tc>
+            </w:tr>
+            <w:tr>
+              <w:tc>
+                <w:tcPr/>
+                <w:p>
+                  <w:pPr>
+                    <w:pStyle w:val="Compact"/>
+                    <w:jc w:val="center"/>
+                  </w:pPr>
+                  <w:r>
+                    <w:t xml:space="preserve">a matrix in</w:t>
+                  </w:r>
+                  <w:r>
+                    <w:t xml:space="preserve"> </w:t>
+                  </w:r>
+                  <m:oMath>
+                    <m:sSup>
+                      <m:e>
+                        <m:r>
+                          <m:rPr>
+                            <m:scr m:val="double-struck"/>
+                            <m:sty m:val="p"/>
+                          </m:rPr>
+                          <m:t>R</m:t>
+                        </m:r>
+                      </m:e>
+                      <m:sup>
+                        <m:r>
+                          <m:t>m</m:t>
+                        </m:r>
+                        <m:r>
+                          <m:rPr>
+                            <m:sty m:val="p"/>
+                          </m:rPr>
+                          <m:t>×</m:t>
+                        </m:r>
+                        <m:r>
+                          <m:t>n</m:t>
+                        </m:r>
+                      </m:sup>
+                    </m:sSup>
+                  </m:oMath>
+                </w:p>
+              </w:tc>
+              <w:tc>
+                <w:tcPr/>
+                <w:p>
+                  <w:pPr>
+                    <w:pStyle w:val="Compact"/>
+                    <w:jc w:val="center"/>
+                  </w:pPr>
+                  <w:r>
+                    <w:t xml:space="preserve">a matrix in</w:t>
+                  </w:r>
+                  <w:r>
+                    <w:t xml:space="preserve"> </w:t>
+                  </w:r>
+                  <m:oMath>
+                    <m:sSup>
+                      <m:e>
+                        <m:r>
+                          <m:rPr>
+                            <m:scr m:val="double-struck"/>
+                            <m:sty m:val="p"/>
+                          </m:rPr>
+                          <m:t>R</m:t>
+                        </m:r>
+                      </m:e>
+                      <m:sup>
+                        <m:r>
+                          <m:t>m</m:t>
+                        </m:r>
+                        <m:r>
+                          <m:rPr>
+                            <m:sty m:val="p"/>
+                          </m:rPr>
+                          <m:t>×</m:t>
+                        </m:r>
+                        <m:r>
+                          <m:t>n</m:t>
+                        </m:r>
+                      </m:sup>
+                    </m:sSup>
+                  </m:oMath>
+                </w:p>
+              </w:tc>
+            </w:tr>
+          </w:tbl>
+          <w:bookmarkEnd w:id="19"/>
+          <w:p/>
+        </w:tc>
+      </w:tr>
+    </w:tbl>
+    <w:p>
+      <w:pPr>
+        <w:pStyle w:val="BodyText"/>
+      </w:pPr>
+      <w:r>
+        <w:t xml:space="preserve">The table is the cheapest check there is on a gradient just worked out by</w:t>
+      </w:r>
+      <w:r>
+        <w:t xml:space="preserve"> </w:t>
+      </w:r>
+      <w:r>
+        <w:t xml:space="preserve">hand: if the shapes disagree, something went wrong.</w:t>
+      </w:r>
+      <w:r>
+        <w:t xml:space="preserve"> </w:t>
+      </w:r>
+      <w:r>
+        <w:t xml:space="preserve">It is the shape rule of matrix multiplication again, applied to calculus.</w:t>
+      </w:r>
+    </w:p>
+    <w:bookmarkStart w:id="20" w:name="exr-partials-by-hand"/>
+    <w:p>
+      <w:pPr>
+        <w:pStyle w:val="BodyText"/>
+      </w:pPr>
+      <w:r>
+        <w:rPr>
+          <w:b/>
+          <w:bCs/>
+        </w:rPr>
+        <w:t xml:space="preserve">Exercise 1 (Take a gradient by hand)</w:t>
+      </w:r>
+      <w:r>
+        <w:t xml:space="preserve"> </w:t>
+      </w:r>
+      <w:r>
+        <w:t xml:space="preserve">Let</w:t>
+      </w:r>
+      <w:r>
+        <w:t xml:space="preserve"> </w:t>
+      </w:r>
+      <m:oMath>
+        <m:r>
+          <m:t>f</m:t>
+        </m:r>
+        <m:r>
+          <m:rPr>
+            <m:sty m:val="p"/>
+          </m:rPr>
+          <m:t>:</m:t>
+        </m:r>
+        <m:sSup>
+          <m:e>
+            <m:r>
+              <m:rPr>
+                <m:scr m:val="double-struck"/>
+                <m:sty m:val="p"/>
+              </m:rPr>
+              <m:t>R</m:t>
+            </m:r>
+          </m:e>
+          <m:sup>
+            <m:r>
+              <m:t>2</m:t>
+            </m:r>
+          </m:sup>
+        </m:sSup>
+        <m:r>
+          <m:rPr>
+            <m:sty m:val="p"/>
+          </m:rPr>
+          <m:t>→</m:t>
+        </m:r>
+        <m:r>
+          <m:rPr>
+            <m:scr m:val="double-struck"/>
+            <m:sty m:val="p"/>
+          </m:rPr>
+          <m:t>R</m:t>
+        </m:r>
+      </m:oMath>
+      <w:r>
+        <w:t xml:space="preserve"> </w:t>
+      </w:r>
+      <w:r>
+        <w:t xml:space="preserve">be</w:t>
+      </w:r>
+    </w:p>
+    <w:p>
+      <w:pPr>
+        <w:pStyle w:val="BodyText"/>
+      </w:pPr>
+      <m:oMathPara>
+        <m:oMathParaPr>
+          <m:jc m:val="center"/>
+        </m:oMathParaPr>
+        <m:oMath>
+          <m:r>
+            <m:t>f</m:t>
+          </m:r>
+          <m:r>
+            <m:rPr>
+              <m:sty m:val="p"/>
+            </m:rPr>
+            <m:t>(</m:t>
+          </m:r>
+          <m:acc>
+            <m:accPr>
+              <m:chr m:val="̃"/>
+            </m:accPr>
+            <m:e>
+              <m:r>
+                <m:t>w</m:t>
+              </m:r>
+            </m:e>
+          </m:acc>
+          <m:r>
+            <m:rPr>
+              <m:sty m:val="p"/>
+            </m:rPr>
+            <m:t>)</m:t>
+          </m:r>
+          <m:r>
+            <m:rPr>
+              <m:sty m:val="p"/>
+            </m:rPr>
+            <m:t>=</m:t>
+          </m:r>
+          <m:r>
+            <m:t>3</m:t>
+          </m:r>
+          <m:sSub>
+            <m:e>
+              <m:r>
+                <m:t>w</m:t>
+              </m:r>
+            </m:e>
+            <m:sub>
+              <m:r>
+                <m:t>1</m:t>
+              </m:r>
+            </m:sub>
+          </m:sSub>
+          <m:sSub>
+            <m:e>
+              <m:r>
+                <m:t>w</m:t>
+              </m:r>
+            </m:e>
+            <m:sub>
+              <m:r>
+                <m:t>2</m:t>
+              </m:r>
+            </m:sub>
+          </m:sSub>
+          <m:r>
+            <m:rPr>
+              <m:sty m:val="p"/>
+            </m:rPr>
+            <m:t>+</m:t>
+          </m:r>
+          <m:sSubSup>
+            <m:e>
+              <m:r>
+                <m:t>w</m:t>
+              </m:r>
+            </m:e>
+            <m:sub>
+              <m:r>
+                <m:t>2</m:t>
+              </m:r>
+            </m:sub>
+            <m:sup>
+              <m:r>
+                <m:t>3</m:t>
+              </m:r>
+            </m:sup>
+          </m:sSubSup>
+          <m:r>
+            <m:rPr>
+              <m:sty m:val="p"/>
+            </m:rPr>
+            <m:t>−</m:t>
+          </m:r>
+          <m:r>
+            <m:t>5</m:t>
+          </m:r>
+          <m:sSub>
+            <m:e>
+              <m:r>
+                <m:t>w</m:t>
+              </m:r>
+            </m:e>
+            <m:sub>
+              <m:r>
+                <m:t>1</m:t>
+              </m:r>
+            </m:sub>
+          </m:sSub>
+        </m:oMath>
+      </m:oMathPara>
+    </w:p>
+    <w:p>
+      <w:pPr>
+        <w:pStyle w:val="Compact"/>
+        <w:numPr>
+          <w:ilvl w:val="0"/>
+          <w:numId w:val="1001"/>
+        </w:numPr>
+      </w:pPr>
+      <w:r>
+        <w:t xml:space="preserve">Compute</w:t>
+      </w:r>
+      <w:r>
+        <w:t xml:space="preserve"> </w:t>
+      </w:r>
+      <m:oMath>
+        <m:r>
+          <m:rPr>
+            <m:sty m:val="p"/>
+          </m:rPr>
+          <m:t>∂</m:t>
+        </m:r>
+        <m:r>
+          <m:t>f</m:t>
+        </m:r>
+        <m:r>
+          <m:rPr>
+            <m:sty m:val="p"/>
+          </m:rPr>
+          <m:t>/</m:t>
+        </m:r>
+        <m:r>
+          <m:rPr>
+            <m:sty m:val="p"/>
+          </m:rPr>
+          <m:t>∂</m:t>
+        </m:r>
+        <m:sSub>
+          <m:e>
+            <m:r>
+              <m:t>w</m:t>
+            </m:r>
+          </m:e>
+          <m:sub>
+            <m:r>
+              <m:t>1</m:t>
+            </m:r>
+          </m:sub>
+        </m:sSub>
+      </m:oMath>
+      <w:r>
+        <w:t xml:space="preserve">, treating</w:t>
+      </w:r>
+      <w:r>
+        <w:t xml:space="preserve"> </w:t>
+      </w:r>
+      <m:oMath>
+        <m:sSub>
+          <m:e>
+            <m:r>
+              <m:t>w</m:t>
+            </m:r>
+          </m:e>
+          <m:sub>
+            <m:r>
+              <m:t>2</m:t>
+            </m:r>
+          </m:sub>
+        </m:sSub>
+      </m:oMath>
+      <w:r>
+        <w:t xml:space="preserve"> </w:t>
+      </w:r>
+      <w:r>
+        <w:t xml:space="preserve">as a constant.</w:t>
+      </w:r>
+    </w:p>
+    <w:p>
+      <w:pPr>
+        <w:pStyle w:val="Compact"/>
+        <w:numPr>
+          <w:ilvl w:val="0"/>
+          <w:numId w:val="1001"/>
+        </w:numPr>
+      </w:pPr>
+      <w:r>
+        <w:t xml:space="preserve">Compute</w:t>
+      </w:r>
+      <w:r>
+        <w:t xml:space="preserve"> </w:t>
+      </w:r>
+      <m:oMath>
+        <m:r>
+          <m:rPr>
+            <m:sty m:val="p"/>
+          </m:rPr>
+          <m:t>∂</m:t>
+        </m:r>
+        <m:r>
+          <m:t>f</m:t>
+        </m:r>
+        <m:r>
+          <m:rPr>
+            <m:sty m:val="p"/>
+          </m:rPr>
+          <m:t>/</m:t>
+        </m:r>
+        <m:r>
+          <m:rPr>
+            <m:sty m:val="p"/>
+          </m:rPr>
+          <m:t>∂</m:t>
+        </m:r>
+        <m:sSub>
+          <m:e>
+            <m:r>
+              <m:t>w</m:t>
+            </m:r>
+          </m:e>
+          <m:sub>
+            <m:r>
+              <m:t>2</m:t>
+            </m:r>
+          </m:sub>
+        </m:sSub>
+      </m:oMath>
+      <w:r>
+        <w:t xml:space="preserve">, treating</w:t>
+      </w:r>
+      <w:r>
+        <w:t xml:space="preserve"> </w:t>
+      </w:r>
+      <m:oMath>
+        <m:sSub>
+          <m:e>
+            <m:r>
+              <m:t>w</m:t>
+            </m:r>
+          </m:e>
+          <m:sub>
+            <m:r>
+              <m:t>1</m:t>
+            </m:r>
+          </m:sub>
+        </m:sSub>
+      </m:oMath>
+      <w:r>
+        <w:t xml:space="preserve"> </w:t>
+      </w:r>
+      <w:r>
+        <w:t xml:space="preserve">as a constant.</w:t>
+      </w:r>
+    </w:p>
+    <w:p>
+      <w:pPr>
+        <w:pStyle w:val="Compact"/>
+        <w:numPr>
+          <w:ilvl w:val="0"/>
+          <w:numId w:val="1001"/>
+        </w:numPr>
+      </w:pPr>
+      <w:r>
+        <w:t xml:space="preserve">Assemble</w:t>
+      </w:r>
+      <w:r>
+        <w:t xml:space="preserve"> </w:t>
+      </w:r>
+      <m:oMath>
+        <m:sSub>
+          <m:e>
+            <m:r>
+              <m:rPr>
+                <m:sty m:val="p"/>
+              </m:rPr>
+              <m:t>∇</m:t>
+            </m:r>
+          </m:e>
+          <m:sub>
+            <m:acc>
+              <m:accPr>
+                <m:chr m:val="̃"/>
+              </m:accPr>
+              <m:e>
+                <m:r>
+                  <m:t>w</m:t>
+                </m:r>
+              </m:e>
+            </m:acc>
+          </m:sub>
+        </m:sSub>
+        <m:r>
+          <m:t>f</m:t>
+        </m:r>
+      </m:oMath>
+      <w:r>
+        <w:t xml:space="preserve"> </w:t>
+      </w:r>
+      <w:r>
+        <w:t xml:space="preserve">and evaluate it at</w:t>
+      </w:r>
+      <w:r>
+        <w:t xml:space="preserve"> </w:t>
+      </w:r>
+      <m:oMath>
+        <m:acc>
+          <m:accPr>
+            <m:chr m:val="̃"/>
+          </m:accPr>
+          <m:e>
+            <m:r>
+              <m:t>w</m:t>
+            </m:r>
+          </m:e>
+        </m:acc>
+        <m:r>
+          <m:rPr>
+            <m:sty m:val="p"/>
+          </m:rPr>
+          <m:t>=</m:t>
+        </m:r>
+        <m:sSup>
+          <m:e>
+            <m:d>
+              <m:dPr>
+                <m:begChr m:val="["/>
+                <m:sepChr m:val=""/>
+                <m:endChr m:val="]"/>
+                <m:grow/>
+              </m:dPr>
+              <m:e>
+                <m:m>
+                  <m:mPr>
+                    <m:baseJc m:val="center"/>
+                    <m:plcHide m:val="on"/>
+                    <m:mcs>
+                      <m:mc>
+                        <m:mcPr>
+                          <m:mcJc m:val="center"/>
+                          <m:count m:val="1"/>
+                        </m:mcPr>
+                      </m:mc>
+                      <m:mc>
+                        <m:mcPr>
+                          <m:mcJc m:val="center"/>
+                          <m:count m:val="1"/>
+                        </m:mcPr>
+                      </m:mc>
+                    </m:mcs>
+                  </m:mPr>
+                  <m:mr>
+                    <m:e>
+                      <m:r>
+                        <m:t>2</m:t>
+                      </m:r>
+                    </m:e>
+                    <m:e>
+                      <m:r>
+                        <m:rPr>
+                          <m:sty m:val="p"/>
+                        </m:rPr>
+                        <m:t>−</m:t>
+                      </m:r>
+                      <m:r>
+                        <m:t>1</m:t>
+                      </m:r>
+                    </m:e>
+                  </m:mr>
+                </m:m>
+              </m:e>
+            </m:d>
+          </m:e>
+          <m:sup>
+            <m:r>
+              <m:rPr>
+                <m:sty m:val="p"/>
+              </m:rPr>
+              <m:t>⊤</m:t>
+            </m:r>
+          </m:sup>
+        </m:sSup>
+      </m:oMath>
+      <w:r>
+        <w:t xml:space="preserve">.</w:t>
+      </w:r>
+    </w:p>
+    <w:p>
+      <w:pPr>
+        <w:pStyle w:val="Compact"/>
+        <w:numPr>
+          <w:ilvl w:val="0"/>
+          <w:numId w:val="1001"/>
+        </w:numPr>
+      </w:pPr>
+      <w:r>
+        <w:t xml:space="preserve">Check the shape of your answer against</w:t>
+      </w:r>
+      <w:r>
+        <w:t xml:space="preserve"> </w:t>
+      </w:r>
+      <w:hyperlink w:anchor="tbl-gradient-shape">
+        <w:r>
+          <w:rPr>
+            <w:rStyle w:val="Hyperlink"/>
+          </w:rPr>
+          <w:t xml:space="preserve">Table 1</w:t>
+        </w:r>
+      </w:hyperlink>
+      <w:r>
+        <w:t xml:space="preserve">.</w:t>
+      </w:r>
+    </w:p>
+    <w:bookmarkEnd w:id="20"/>
+    <w:bookmarkStart w:id="21" w:name="sol-partials-by-hand"/>
+    <w:p>
+      <w:pPr>
+        <w:pStyle w:val="FirstParagraph"/>
+      </w:pPr>
+      <w:r>
+        <w:rPr>
+          <w:i/>
+          <w:iCs/>
+        </w:rPr>
+        <w:t xml:space="preserve">Solution 1</w:t>
+      </w:r>
+      <w:r>
+        <w:t xml:space="preserve">. </w:t>
+      </w:r>
+      <w:r>
+        <w:rPr>
+          <w:b/>
+          <w:bCs/>
+        </w:rPr>
+        <w:t xml:space="preserve">1.</w:t>
+      </w:r>
+      <w:r>
+        <w:t xml:space="preserve"> </w:t>
+      </w:r>
+      <w:r>
+        <w:t xml:space="preserve">Differentiate with respect to</w:t>
+      </w:r>
+      <w:r>
+        <w:t xml:space="preserve"> </w:t>
+      </w:r>
+      <m:oMath>
+        <m:sSub>
+          <m:e>
+            <m:r>
+              <m:t>w</m:t>
+            </m:r>
+          </m:e>
+          <m:sub>
+            <m:r>
+              <m:t>1</m:t>
+            </m:r>
+          </m:sub>
+        </m:sSub>
+      </m:oMath>
+      <w:r>
+        <w:t xml:space="preserve">, holding</w:t>
+      </w:r>
+      <w:r>
+        <w:t xml:space="preserve"> </w:t>
+      </w:r>
+      <m:oMath>
+        <m:sSub>
+          <m:e>
+            <m:r>
+              <m:t>w</m:t>
+            </m:r>
+          </m:e>
+          <m:sub>
+            <m:r>
+              <m:t>2</m:t>
+            </m:r>
+          </m:sub>
+        </m:sSub>
+      </m:oMath>
+      <w:r>
+        <w:t xml:space="preserve"> </w:t>
+      </w:r>
+      <w:r>
+        <w:t xml:space="preserve">fixed.</w:t>
+      </w:r>
+      <w:r>
+        <w:t xml:space="preserve"> </w:t>
+      </w:r>
+      <w:r>
+        <w:t xml:space="preserve">The first term is the constant</w:t>
+      </w:r>
+      <w:r>
+        <w:t xml:space="preserve"> </w:t>
+      </w:r>
+      <m:oMath>
+        <m:r>
+          <m:t>3</m:t>
+        </m:r>
+        <m:sSub>
+          <m:e>
+            <m:r>
+              <m:t>w</m:t>
+            </m:r>
+          </m:e>
+          <m:sub>
+            <m:r>
+              <m:t>2</m:t>
+            </m:r>
+          </m:sub>
+        </m:sSub>
+      </m:oMath>
+      <w:r>
+        <w:t xml:space="preserve"> </w:t>
+      </w:r>
+      <w:r>
+        <w:t xml:space="preserve">times</w:t>
+      </w:r>
+      <w:r>
+        <w:t xml:space="preserve"> </w:t>
+      </w:r>
+      <m:oMath>
+        <m:sSub>
+          <m:e>
+            <m:r>
+              <m:t>w</m:t>
+            </m:r>
+          </m:e>
+          <m:sub>
+            <m:r>
+              <m:t>1</m:t>
+            </m:r>
+          </m:sub>
+        </m:sSub>
+      </m:oMath>
+      <w:r>
+        <w:t xml:space="preserve">, so it contributes</w:t>
+      </w:r>
+      <w:r>
+        <w:t xml:space="preserve"> </w:t>
+      </w:r>
+      <m:oMath>
+        <m:r>
+          <m:t>3</m:t>
+        </m:r>
+        <m:sSub>
+          <m:e>
+            <m:r>
+              <m:t>w</m:t>
+            </m:r>
+          </m:e>
+          <m:sub>
+            <m:r>
+              <m:t>2</m:t>
+            </m:r>
+          </m:sub>
+        </m:sSub>
+      </m:oMath>
+      <w:r>
+        <w:t xml:space="preserve">.</w:t>
+      </w:r>
+      <w:r>
+        <w:t xml:space="preserve"> </w:t>
+      </w:r>
+      <w:r>
+        <w:t xml:space="preserve">The second term has no</w:t>
+      </w:r>
+      <w:r>
+        <w:t xml:space="preserve"> </w:t>
+      </w:r>
+      <m:oMath>
+        <m:sSub>
+          <m:e>
+            <m:r>
+              <m:t>w</m:t>
+            </m:r>
+          </m:e>
+          <m:sub>
+            <m:r>
+              <m:t>1</m:t>
+            </m:r>
+          </m:sub>
+        </m:sSub>
+      </m:oMath>
+      <w:r>
+        <w:t xml:space="preserve"> </w:t>
+      </w:r>
+      <w:r>
+        <w:t xml:space="preserve">in it, so it contributes</w:t>
+      </w:r>
+      <w:r>
+        <w:t xml:space="preserve"> </w:t>
+      </w:r>
+      <m:oMath>
+        <m:r>
+          <m:t>0</m:t>
+        </m:r>
+      </m:oMath>
+      <w:r>
+        <w:t xml:space="preserve">.</w:t>
+      </w:r>
+      <w:r>
+        <w:t xml:space="preserve"> </w:t>
+      </w:r>
+      <w:r>
+        <w:t xml:space="preserve">The third term is</w:t>
+      </w:r>
+      <w:r>
+        <w:t xml:space="preserve"> </w:t>
+      </w:r>
+      <m:oMath>
+        <m:r>
+          <m:rPr>
+            <m:sty m:val="p"/>
+          </m:rPr>
+          <m:t>−</m:t>
+        </m:r>
+        <m:r>
+          <m:t>5</m:t>
+        </m:r>
+      </m:oMath>
+      <w:r>
+        <w:t xml:space="preserve"> </w:t>
+      </w:r>
+      <w:r>
+        <w:t xml:space="preserve">times</w:t>
+      </w:r>
+      <w:r>
+        <w:t xml:space="preserve"> </w:t>
+      </w:r>
+      <m:oMath>
+        <m:sSub>
+          <m:e>
+            <m:r>
+              <m:t>w</m:t>
+            </m:r>
+          </m:e>
+          <m:sub>
+            <m:r>
+              <m:t>1</m:t>
+            </m:r>
+          </m:sub>
+        </m:sSub>
+      </m:oMath>
+      <w:r>
+        <w:t xml:space="preserve">, so it contributes</w:t>
+      </w:r>
+      <w:r>
+        <w:t xml:space="preserve"> </w:t>
+      </w:r>
+      <m:oMath>
+        <m:r>
+          <m:rPr>
+            <m:sty m:val="p"/>
+          </m:rPr>
+          <m:t>−</m:t>
+        </m:r>
+        <m:r>
+          <m:t>5</m:t>
+        </m:r>
+      </m:oMath>
+      <w:r>
+        <w:t xml:space="preserve">:</w:t>
+      </w:r>
+    </w:p>
+    <w:p>
+      <w:pPr>
+        <w:pStyle w:val="BodyText"/>
+      </w:pPr>
+      <m:oMathPara>
+        <m:oMathParaPr>
+          <m:jc m:val="center"/>
+        </m:oMathParaPr>
+        <m:oMath>
+          <m:f>
+            <m:fPr>
+              <m:type m:val="bar"/>
+            </m:fPr>
+            <m:num>
+              <m:r>
+                <m:rPr>
+                  <m:sty m:val="p"/>
+                </m:rPr>
+                <m:t>∂</m:t>
+              </m:r>
+              <m:r>
+                <m:t>f</m:t>
+              </m:r>
+            </m:num>
+            <m:den>
+              <m:r>
+                <m:rPr>
+                  <m:sty m:val="p"/>
+                </m:rPr>
+                <m:t>∂</m:t>
+              </m:r>
+              <m:sSub>
+                <m:e>
+                  <m:r>
+                    <m:t>w</m:t>
+                  </m:r>
+                </m:e>
+                <m:sub>
+                  <m:r>
+                    <m:t>1</m:t>
+                  </m:r>
+                </m:sub>
+              </m:sSub>
+            </m:den>
+          </m:f>
+          <m:r>
+            <m:rPr>
+              <m:sty m:val="p"/>
+            </m:rPr>
+            <m:t>=</m:t>
+          </m:r>
+          <m:r>
+            <m:t>3</m:t>
+          </m:r>
+          <m:sSub>
+            <m:e>
+              <m:r>
+                <m:t>w</m:t>
+              </m:r>
+            </m:e>
+            <m:sub>
+              <m:r>
+                <m:t>2</m:t>
+              </m:r>
+            </m:sub>
+          </m:sSub>
+          <m:r>
+            <m:rPr>
+              <m:sty m:val="p"/>
+            </m:rPr>
+            <m:t>+</m:t>
+          </m:r>
+          <m:r>
+            <m:t>0</m:t>
+          </m:r>
+          <m:r>
+            <m:rPr>
+              <m:sty m:val="p"/>
+            </m:rPr>
+            <m:t>−</m:t>
+          </m:r>
+          <m:r>
+            <m:t>5</m:t>
+          </m:r>
+          <m:r>
+            <m:rPr>
+              <m:sty m:val="p"/>
+            </m:rPr>
+            <m:t>=</m:t>
+          </m:r>
+          <m:r>
+            <m:t>3</m:t>
+          </m:r>
+          <m:sSub>
+            <m:e>
+              <m:r>
+                <m:t>w</m:t>
+              </m:r>
+            </m:e>
+            <m:sub>
+              <m:r>
+                <m:t>2</m:t>
+              </m:r>
+            </m:sub>
+          </m:sSub>
+          <m:r>
+            <m:rPr>
+              <m:sty m:val="p"/>
+            </m:rPr>
+            <m:t>−</m:t>
+          </m:r>
+          <m:r>
+            <m:t>5</m:t>
+          </m:r>
+        </m:oMath>
+      </m:oMathPara>
+    </w:p>
+    <w:p>
+      <w:pPr>
+        <w:pStyle w:val="FirstParagraph"/>
+      </w:pPr>
+      <w:r>
+        <w:rPr>
+          <w:b/>
+          <w:bCs/>
+        </w:rPr>
+        <w:t xml:space="preserve">2.</w:t>
+      </w:r>
+      <w:r>
+        <w:t xml:space="preserve"> </w:t>
+      </w:r>
+      <w:r>
+        <w:t xml:space="preserve">Now with respect to</w:t>
+      </w:r>
+      <w:r>
+        <w:t xml:space="preserve"> </w:t>
+      </w:r>
+      <m:oMath>
+        <m:sSub>
+          <m:e>
+            <m:r>
+              <m:t>w</m:t>
+            </m:r>
+          </m:e>
+          <m:sub>
+            <m:r>
+              <m:t>2</m:t>
+            </m:r>
+          </m:sub>
+        </m:sSub>
+      </m:oMath>
+      <w:r>
+        <w:t xml:space="preserve">, holding</w:t>
+      </w:r>
+      <w:r>
+        <w:t xml:space="preserve"> </w:t>
+      </w:r>
+      <m:oMath>
+        <m:sSub>
+          <m:e>
+            <m:r>
+              <m:t>w</m:t>
+            </m:r>
+          </m:e>
+          <m:sub>
+            <m:r>
+              <m:t>1</m:t>
+            </m:r>
+          </m:sub>
+        </m:sSub>
+      </m:oMath>
+      <w:r>
+        <w:t xml:space="preserve"> </w:t>
+      </w:r>
+      <w:r>
+        <w:t xml:space="preserve">fixed.</w:t>
+      </w:r>
+      <w:r>
+        <w:t xml:space="preserve"> </w:t>
+      </w:r>
+      <w:r>
+        <w:t xml:space="preserve">The first term is the constant</w:t>
+      </w:r>
+      <w:r>
+        <w:t xml:space="preserve"> </w:t>
+      </w:r>
+      <m:oMath>
+        <m:r>
+          <m:t>3</m:t>
+        </m:r>
+        <m:sSub>
+          <m:e>
+            <m:r>
+              <m:t>w</m:t>
+            </m:r>
+          </m:e>
+          <m:sub>
+            <m:r>
+              <m:t>1</m:t>
+            </m:r>
+          </m:sub>
+        </m:sSub>
+      </m:oMath>
+      <w:r>
+        <w:t xml:space="preserve"> </w:t>
+      </w:r>
+      <w:r>
+        <w:t xml:space="preserve">times</w:t>
+      </w:r>
+      <w:r>
+        <w:t xml:space="preserve"> </w:t>
+      </w:r>
+      <m:oMath>
+        <m:sSub>
+          <m:e>
+            <m:r>
+              <m:t>w</m:t>
+            </m:r>
+          </m:e>
+          <m:sub>
+            <m:r>
+              <m:t>2</m:t>
+            </m:r>
+          </m:sub>
+        </m:sSub>
+      </m:oMath>
+      <w:r>
+        <w:t xml:space="preserve">, contributing</w:t>
+      </w:r>
+      <w:r>
+        <w:t xml:space="preserve"> </w:t>
+      </w:r>
+      <m:oMath>
+        <m:r>
+          <m:t>3</m:t>
+        </m:r>
+        <m:sSub>
+          <m:e>
+            <m:r>
+              <m:t>w</m:t>
+            </m:r>
+          </m:e>
+          <m:sub>
+            <m:r>
+              <m:t>1</m:t>
+            </m:r>
+          </m:sub>
+        </m:sSub>
+      </m:oMath>
+      <w:r>
+        <w:t xml:space="preserve">.</w:t>
+      </w:r>
+      <w:r>
+        <w:t xml:space="preserve"> </w:t>
+      </w:r>
+      <w:r>
+        <w:t xml:space="preserve">The second term contributes</w:t>
+      </w:r>
+      <w:r>
+        <w:t xml:space="preserve"> </w:t>
+      </w:r>
+      <m:oMath>
+        <m:r>
+          <m:t>3</m:t>
+        </m:r>
+        <m:sSubSup>
+          <m:e>
+            <m:r>
+              <m:t>w</m:t>
+            </m:r>
+          </m:e>
+          <m:sub>
+            <m:r>
+              <m:t>2</m:t>
+            </m:r>
+          </m:sub>
+          <m:sup>
+            <m:r>
+              <m:t>2</m:t>
+            </m:r>
+          </m:sup>
+        </m:sSubSup>
+      </m:oMath>
+      <w:r>
+        <w:t xml:space="preserve">.</w:t>
+      </w:r>
+      <w:r>
+        <w:t xml:space="preserve"> </w:t>
+      </w:r>
+      <w:r>
+        <w:t xml:space="preserve">The third has no</w:t>
+      </w:r>
+      <w:r>
+        <w:t xml:space="preserve"> </w:t>
+      </w:r>
+      <m:oMath>
+        <m:sSub>
+          <m:e>
+            <m:r>
+              <m:t>w</m:t>
+            </m:r>
+          </m:e>
+          <m:sub>
+            <m:r>
+              <m:t>2</m:t>
+            </m:r>
+          </m:sub>
+        </m:sSub>
+      </m:oMath>
+      <w:r>
+        <w:t xml:space="preserve"> </w:t>
+      </w:r>
+      <w:r>
+        <w:t xml:space="preserve">in it, contributing</w:t>
+      </w:r>
+      <w:r>
+        <w:t xml:space="preserve"> </w:t>
+      </w:r>
+      <m:oMath>
+        <m:r>
+          <m:t>0</m:t>
+        </m:r>
+      </m:oMath>
+      <w:r>
+        <w:t xml:space="preserve">:</w:t>
+      </w:r>
+    </w:p>
+    <w:p>
+      <w:pPr>
+        <w:pStyle w:val="BodyText"/>
+      </w:pPr>
+      <m:oMathPara>
+        <m:oMathParaPr>
+          <m:jc m:val="center"/>
+        </m:oMathParaPr>
+        <m:oMath>
+          <m:f>
+            <m:fPr>
+              <m:type m:val="bar"/>
+            </m:fPr>
+            <m:num>
+              <m:r>
+                <m:rPr>
+                  <m:sty m:val="p"/>
+                </m:rPr>
+                <m:t>∂</m:t>
+              </m:r>
+              <m:r>
+                <m:t>f</m:t>
+              </m:r>
+            </m:num>
+            <m:den>
+              <m:r>
+                <m:rPr>
+                  <m:sty m:val="p"/>
+                </m:rPr>
+                <m:t>∂</m:t>
+              </m:r>
+              <m:sSub>
+                <m:e>
+                  <m:r>
+                    <m:t>w</m:t>
+                  </m:r>
+                </m:e>
+                <m:sub>
+                  <m:r>
+                    <m:t>2</m:t>
+                  </m:r>
+                </m:sub>
+              </m:sSub>
+            </m:den>
+          </m:f>
+          <m:r>
+            <m:rPr>
+              <m:sty m:val="p"/>
+            </m:rPr>
+            <m:t>=</m:t>
+          </m:r>
+          <m:r>
+            <m:t>3</m:t>
+          </m:r>
+          <m:sSub>
+            <m:e>
+              <m:r>
+                <m:t>w</m:t>
+              </m:r>
+            </m:e>
+            <m:sub>
+              <m:r>
+                <m:t>1</m:t>
+              </m:r>
+            </m:sub>
+          </m:sSub>
+          <m:r>
+            <m:rPr>
+              <m:sty m:val="p"/>
+            </m:rPr>
+            <m:t>+</m:t>
+          </m:r>
+          <m:r>
+            <m:t>3</m:t>
+          </m:r>
+          <m:sSubSup>
+            <m:e>
+              <m:r>
+                <m:t>w</m:t>
+              </m:r>
+            </m:e>
+            <m:sub>
+              <m:r>
+                <m:t>2</m:t>
+              </m:r>
+            </m:sub>
+            <m:sup>
+              <m:r>
+                <m:t>2</m:t>
+              </m:r>
+            </m:sup>
+          </m:sSubSup>
+          <m:r>
+            <m:rPr>
+              <m:sty m:val="p"/>
+            </m:rPr>
+            <m:t>+</m:t>
+          </m:r>
+          <m:r>
+            <m:t>0</m:t>
+          </m:r>
+          <m:r>
+            <m:rPr>
+              <m:sty m:val="p"/>
+            </m:rPr>
+            <m:t>=</m:t>
+          </m:r>
+          <m:r>
+            <m:t>3</m:t>
+          </m:r>
+          <m:sSub>
+            <m:e>
+              <m:r>
+                <m:t>w</m:t>
+              </m:r>
+            </m:e>
+            <m:sub>
+              <m:r>
+                <m:t>1</m:t>
+              </m:r>
+            </m:sub>
+          </m:sSub>
+          <m:r>
+            <m:rPr>
+              <m:sty m:val="p"/>
+            </m:rPr>
+            <m:t>+</m:t>
+          </m:r>
+          <m:r>
+            <m:t>3</m:t>
+          </m:r>
+          <m:sSubSup>
+            <m:e>
+              <m:r>
+                <m:t>w</m:t>
+              </m:r>
+            </m:e>
+            <m:sub>
+              <m:r>
+                <m:t>2</m:t>
+              </m:r>
+            </m:sub>
+            <m:sup>
+              <m:r>
+                <m:t>2</m:t>
+              </m:r>
+            </m:sup>
+          </m:sSubSup>
+        </m:oMath>
+      </m:oMathPara>
+    </w:p>
+    <w:p>
+      <w:pPr>
+        <w:pStyle w:val="FirstParagraph"/>
+      </w:pPr>
+      <w:r>
+        <w:rPr>
+          <w:b/>
+          <w:bCs/>
+        </w:rPr>
+        <w:t xml:space="preserve">3.</w:t>
+      </w:r>
+      <w:r>
+        <w:t xml:space="preserve"> </w:t>
+      </w:r>
+      <w:r>
+        <w:t xml:space="preserve">Stack the two, in the order the coordinates are numbered:</w:t>
+      </w:r>
+    </w:p>
+    <w:p>
+      <w:pPr>
+        <w:pStyle w:val="BodyText"/>
+      </w:pPr>
+      <m:oMathPara>
+        <m:oMathParaPr>
+          <m:jc m:val="center"/>
+        </m:oMathParaPr>
+        <m:oMath>
+          <m:sSub>
+            <m:e>
+              <m:r>
+                <m:rPr>
+                  <m:sty m:val="p"/>
+                </m:rPr>
+                <m:t>∇</m:t>
+              </m:r>
+            </m:e>
+            <m:sub>
+              <m:acc>
+                <m:accPr>
+                  <m:chr m:val="̃"/>
+                </m:accPr>
+                <m:e>
+                  <m:r>
+                    <m:t>w</m:t>
+                  </m:r>
+                </m:e>
+              </m:acc>
+            </m:sub>
+          </m:sSub>
+          <m:r>
+            <m:t>f</m:t>
+          </m:r>
+          <m:r>
+            <m:rPr>
+              <m:sty m:val="p"/>
+            </m:rPr>
+            <m:t>(</m:t>
+          </m:r>
+          <m:acc>
+            <m:accPr>
+              <m:chr m:val="̃"/>
+            </m:accPr>
+            <m:e>
+              <m:r>
+                <m:t>w</m:t>
+              </m:r>
+            </m:e>
+          </m:acc>
+          <m:r>
+            <m:rPr>
+              <m:sty m:val="p"/>
+            </m:rPr>
+            <m:t>)</m:t>
+          </m:r>
+          <m:r>
+            <m:rPr>
+              <m:sty m:val="p"/>
+            </m:rPr>
+            <m:t>=</m:t>
+          </m:r>
+          <m:d>
+            <m:dPr>
+              <m:begChr m:val="["/>
+              <m:sepChr m:val=""/>
+              <m:endChr m:val="]"/>
+              <m:grow/>
+            </m:dPr>
+            <m:e>
+              <m:m>
+                <m:mPr>
+                  <m:baseJc m:val="center"/>
+                  <m:plcHide m:val="on"/>
+                  <m:mcs>
+                    <m:mc>
+                      <m:mcPr>
+                        <m:mcJc m:val="center"/>
+                        <m:count m:val="1"/>
+                      </m:mcPr>
+                    </m:mc>
+                  </m:mcs>
+                </m:mPr>
+                <m:mr>
+                  <m:e>
+                    <m:r>
+                      <m:t>3</m:t>
+                    </m:r>
+                    <m:sSub>
+                      <m:e>
+                        <m:r>
+                          <m:t>w</m:t>
+                        </m:r>
+                      </m:e>
+                      <m:sub>
+                        <m:r>
+                          <m:t>2</m:t>
+                        </m:r>
+                      </m:sub>
+                    </m:sSub>
+                    <m:r>
+                      <m:rPr>
+                        <m:sty m:val="p"/>
+                      </m:rPr>
+                      <m:t>−</m:t>
+                    </m:r>
+                    <m:r>
+                      <m:t>5</m:t>
+                    </m:r>
+                  </m:e>
+                </m:mr>
+                <m:mr>
+                  <m:e>
+                    <m:r>
+                      <m:t>3</m:t>
+                    </m:r>
+                    <m:sSub>
+                      <m:e>
+                        <m:r>
+                          <m:t>w</m:t>
+                        </m:r>
+                      </m:e>
+                      <m:sub>
+                        <m:r>
+                          <m:t>1</m:t>
+                        </m:r>
+                      </m:sub>
+                    </m:sSub>
+                    <m:r>
+                      <m:rPr>
+                        <m:sty m:val="p"/>
+                      </m:rPr>
+                      <m:t>+</m:t>
+                    </m:r>
+                    <m:r>
+                      <m:t>3</m:t>
+                    </m:r>
+                    <m:sSubSup>
+                      <m:e>
+                        <m:r>
+                          <m:t>w</m:t>
+                        </m:r>
+                      </m:e>
+                      <m:sub>
+                        <m:r>
+                          <m:t>2</m:t>
+                        </m:r>
+                      </m:sub>
+                      <m:sup>
+                        <m:r>
+                          <m:t>2</m:t>
+                        </m:r>
+                      </m:sup>
+                    </m:sSubSup>
+                  </m:e>
+                </m:mr>
+              </m:m>
+            </m:e>
+          </m:d>
+        </m:oMath>
+      </m:oMathPara>
+    </w:p>
+    <w:p>
+      <w:pPr>
+        <w:pStyle w:val="FirstParagraph"/>
+      </w:pPr>
+      <w:r>
+        <w:t xml:space="preserve">The gradient is a vector-valued</w:t>
+      </w:r>
+      <w:r>
+        <w:t xml:space="preserve"> </w:t>
+      </w:r>
+      <w:r>
+        <w:rPr>
+          <w:i/>
+          <w:iCs/>
+        </w:rPr>
+        <w:t xml:space="preserve">function</w:t>
+      </w:r>
+      <w:r>
+        <w:t xml:space="preserve"> </w:t>
+      </w:r>
+      <w:r>
+        <w:t xml:space="preserve">of</w:t>
+      </w:r>
+      <w:r>
+        <w:t xml:space="preserve"> </w:t>
+      </w:r>
+      <m:oMath>
+        <m:acc>
+          <m:accPr>
+            <m:chr m:val="̃"/>
+          </m:accPr>
+          <m:e>
+            <m:r>
+              <m:t>w</m:t>
+            </m:r>
+          </m:e>
+        </m:acc>
+      </m:oMath>
+      <w:r>
+        <w:t xml:space="preserve">, not a single vector.</w:t>
+      </w:r>
+      <w:r>
+        <w:t xml:space="preserve"> </w:t>
+      </w:r>
+      <w:r>
+        <w:t xml:space="preserve">At</w:t>
+      </w:r>
+      <w:r>
+        <w:t xml:space="preserve"> </w:t>
+      </w:r>
+      <m:oMath>
+        <m:acc>
+          <m:accPr>
+            <m:chr m:val="̃"/>
+          </m:accPr>
+          <m:e>
+            <m:r>
+              <m:t>w</m:t>
+            </m:r>
+          </m:e>
+        </m:acc>
+        <m:r>
+          <m:rPr>
+            <m:sty m:val="p"/>
+          </m:rPr>
+          <m:t>=</m:t>
+        </m:r>
+        <m:sSup>
+          <m:e>
+            <m:d>
+              <m:dPr>
+                <m:begChr m:val="["/>
+                <m:sepChr m:val=""/>
+                <m:endChr m:val="]"/>
+                <m:grow/>
+              </m:dPr>
+              <m:e>
+                <m:m>
+                  <m:mPr>
+                    <m:baseJc m:val="center"/>
+                    <m:plcHide m:val="on"/>
+                    <m:mcs>
+                      <m:mc>
+                        <m:mcPr>
+                          <m:mcJc m:val="center"/>
+                          <m:count m:val="1"/>
+                        </m:mcPr>
+                      </m:mc>
+                      <m:mc>
+                        <m:mcPr>
+                          <m:mcJc m:val="center"/>
+                          <m:count m:val="1"/>
+                        </m:mcPr>
+                      </m:mc>
+                    </m:mcs>
+                  </m:mPr>
+                  <m:mr>
+                    <m:e>
+                      <m:r>
+                        <m:t>2</m:t>
+                      </m:r>
+                    </m:e>
+                    <m:e>
+                      <m:r>
+                        <m:rPr>
+                          <m:sty m:val="p"/>
+                        </m:rPr>
+                        <m:t>−</m:t>
+                      </m:r>
+                      <m:r>
+                        <m:t>1</m:t>
+                      </m:r>
+                    </m:e>
+                  </m:mr>
+                </m:m>
+              </m:e>
+            </m:d>
+          </m:e>
+          <m:sup>
+            <m:r>
+              <m:rPr>
+                <m:sty m:val="p"/>
+              </m:rPr>
+              <m:t>⊤</m:t>
+            </m:r>
+          </m:sup>
+        </m:sSup>
+      </m:oMath>
+      <w:r>
+        <w:t xml:space="preserve">,</w:t>
+      </w:r>
+    </w:p>
+    <w:p>
+      <w:pPr>
+        <w:pStyle w:val="BodyText"/>
+      </w:pPr>
+      <m:oMathPara>
+        <m:oMathParaPr>
+          <m:jc m:val="center"/>
+        </m:oMathParaPr>
+        <m:oMath>
+          <m:sSub>
+            <m:e>
+              <m:r>
+                <m:rPr>
+                  <m:sty m:val="p"/>
+                </m:rPr>
+                <m:t>∇</m:t>
+              </m:r>
+            </m:e>
+            <m:sub>
+              <m:acc>
+                <m:accPr>
+                  <m:chr m:val="̃"/>
+                </m:accPr>
+                <m:e>
+                  <m:r>
+                    <m:t>w</m:t>
+                  </m:r>
+                </m:e>
+              </m:acc>
+            </m:sub>
+          </m:sSub>
+          <m:r>
+            <m:t>f</m:t>
+          </m:r>
+          <m:r>
+            <m:rPr>
+              <m:sty m:val="p"/>
+            </m:rPr>
+            <m:t>=</m:t>
+          </m:r>
+          <m:d>
+            <m:dPr>
+              <m:begChr m:val="["/>
+              <m:sepChr m:val=""/>
+              <m:endChr m:val="]"/>
+              <m:grow/>
+            </m:dPr>
+            <m:e>
+              <m:m>
+                <m:mPr>
+                  <m:baseJc m:val="center"/>
+                  <m:plcHide m:val="on"/>
+                  <m:mcs>
+                    <m:mc>
+                      <m:mcPr>
+                        <m:mcJc m:val="center"/>
+                        <m:count m:val="1"/>
+                      </m:mcPr>
+                    </m:mc>
+                  </m:mcs>
+                </m:mPr>
+                <m:mr>
+                  <m:e>
+                    <m:r>
+                      <m:t>3</m:t>
+                    </m:r>
+                    <m:r>
+                      <m:rPr>
+                        <m:sty m:val="p"/>
+                      </m:rPr>
+                      <m:t>(</m:t>
+                    </m:r>
+                    <m:r>
+                      <m:rPr>
+                        <m:sty m:val="p"/>
+                      </m:rPr>
+                      <m:t>−</m:t>
+                    </m:r>
+                    <m:r>
+                      <m:t>1</m:t>
+                    </m:r>
+                    <m:r>
+                      <m:rPr>
+                        <m:sty m:val="p"/>
+                      </m:rPr>
+                      <m:t>)</m:t>
+                    </m:r>
+                    <m:r>
+                      <m:rPr>
+                        <m:sty m:val="p"/>
+                      </m:rPr>
+                      <m:t>−</m:t>
+                    </m:r>
+                    <m:r>
+                      <m:t>5</m:t>
+                    </m:r>
+                  </m:e>
+                </m:mr>
+                <m:mr>
+                  <m:e>
+                    <m:r>
+                      <m:t>3</m:t>
+                    </m:r>
+                    <m:r>
+                      <m:rPr>
+                        <m:sty m:val="p"/>
+                      </m:rPr>
+                      <m:t>(</m:t>
+                    </m:r>
+                    <m:r>
+                      <m:t>2</m:t>
+                    </m:r>
+                    <m:r>
+                      <m:rPr>
+                        <m:sty m:val="p"/>
+                      </m:rPr>
+                      <m:t>)</m:t>
+                    </m:r>
+                    <m:r>
+                      <m:rPr>
+                        <m:sty m:val="p"/>
+                      </m:rPr>
+                      <m:t>+</m:t>
+                    </m:r>
+                    <m:r>
+                      <m:t>3</m:t>
+                    </m:r>
+                    <m:r>
+                      <m:rPr>
+                        <m:sty m:val="p"/>
+                      </m:rPr>
+                      <m:t>(</m:t>
+                    </m:r>
+                    <m:r>
+                      <m:rPr>
+                        <m:sty m:val="p"/>
+                      </m:rPr>
+                      <m:t>−</m:t>
+                    </m:r>
+                    <m:r>
+                      <m:t>1</m:t>
+                    </m:r>
+                    <m:sSup>
+                      <m:e>
+                        <m:r>
+                          <m:rPr>
+                            <m:sty m:val="p"/>
+                          </m:rPr>
+                          <m:t>)</m:t>
+                        </m:r>
+                      </m:e>
+                      <m:sup>
+                        <m:r>
+                          <m:t>2</m:t>
+                        </m:r>
+                      </m:sup>
+                    </m:sSup>
+                  </m:e>
+                </m:mr>
+              </m:m>
+            </m:e>
+          </m:d>
+          <m:r>
+            <m:rPr>
+              <m:sty m:val="p"/>
+            </m:rPr>
+            <m:t>=</m:t>
+          </m:r>
+          <m:d>
+            <m:dPr>
+              <m:begChr m:val="["/>
+              <m:sepChr m:val=""/>
+              <m:endChr m:val="]"/>
+              <m:grow/>
+            </m:dPr>
+            <m:e>
+              <m:m>
+                <m:mPr>
+                  <m:baseJc m:val="center"/>
+                  <m:plcHide m:val="on"/>
+                  <m:mcs>
+                    <m:mc>
+                      <m:mcPr>
+                        <m:mcJc m:val="center"/>
+                        <m:count m:val="1"/>
+                      </m:mcPr>
+                    </m:mc>
+                  </m:mcs>
+                </m:mPr>
+                <m:mr>
+                  <m:e>
+                    <m:r>
+                      <m:rPr>
+                        <m:sty m:val="p"/>
+                      </m:rPr>
+                      <m:t>−</m:t>
+                    </m:r>
+                    <m:r>
+                      <m:t>3</m:t>
+                    </m:r>
+                    <m:r>
+                      <m:rPr>
+                        <m:sty m:val="p"/>
+                      </m:rPr>
+                      <m:t>−</m:t>
+                    </m:r>
+                    <m:r>
+                      <m:t>5</m:t>
+                    </m:r>
+                  </m:e>
+                </m:mr>
+                <m:mr>
+                  <m:e>
+                    <m:r>
+                      <m:t>6</m:t>
+                    </m:r>
+                    <m:r>
+                      <m:rPr>
+                        <m:sty m:val="p"/>
+                      </m:rPr>
+                      <m:t>+</m:t>
+                    </m:r>
+                    <m:r>
+                      <m:t>3</m:t>
+                    </m:r>
+                  </m:e>
+                </m:mr>
+              </m:m>
+            </m:e>
+          </m:d>
+          <m:r>
+            <m:rPr>
+              <m:sty m:val="p"/>
+            </m:rPr>
+            <m:t>=</m:t>
+          </m:r>
+          <m:d>
+            <m:dPr>
+              <m:begChr m:val="["/>
+              <m:sepChr m:val=""/>
+              <m:endChr m:val="]"/>
+              <m:grow/>
+            </m:dPr>
+            <m:e>
+              <m:m>
+                <m:mPr>
+                  <m:baseJc m:val="center"/>
+                  <m:plcHide m:val="on"/>
+                  <m:mcs>
+                    <m:mc>
+                      <m:mcPr>
+                        <m:mcJc m:val="center"/>
+                        <m:count m:val="1"/>
+                      </m:mcPr>
+                    </m:mc>
+                  </m:mcs>
+                </m:mPr>
+                <m:mr>
+                  <m:e>
+                    <m:r>
+                      <m:rPr>
+                        <m:sty m:val="p"/>
+                      </m:rPr>
+                      <m:t>−</m:t>
+                    </m:r>
+                    <m:r>
+                      <m:t>8</m:t>
+                    </m:r>
+                  </m:e>
+                </m:mr>
+                <m:mr>
+                  <m:e>
+                    <m:r>
+                      <m:t>9</m:t>
+                    </m:r>
+                  </m:e>
+                </m:mr>
+              </m:m>
+            </m:e>
+          </m:d>
+        </m:oMath>
+      </m:oMathPara>
+    </w:p>
+    <w:p>
+      <w:pPr>
+        <w:pStyle w:val="FirstParagraph"/>
+      </w:pPr>
+      <w:r>
+        <w:rPr>
+          <w:b/>
+          <w:bCs/>
+        </w:rPr>
+        <w:t xml:space="preserve">4.</w:t>
+      </w:r>
+      <w:r>
+        <w:t xml:space="preserve"> </w:t>
+      </w:r>
+      <w:r>
+        <w:t xml:space="preserve">The input was a vector in</w:t>
+      </w:r>
+      <w:r>
+        <w:t xml:space="preserve"> </w:t>
+      </w:r>
+      <m:oMath>
+        <m:sSup>
+          <m:e>
+            <m:r>
+              <m:rPr>
+                <m:scr m:val="double-struck"/>
+                <m:sty m:val="p"/>
+              </m:rPr>
+              <m:t>R</m:t>
+            </m:r>
+          </m:e>
+          <m:sup>
+            <m:r>
+              <m:t>2</m:t>
+            </m:r>
+          </m:sup>
+        </m:sSup>
+      </m:oMath>
+      <w:r>
+        <w:t xml:space="preserve"> </w:t>
+      </w:r>
+      <w:r>
+        <w:t xml:space="preserve">and so is the answer,</w:t>
+      </w:r>
+      <w:r>
+        <w:t xml:space="preserve"> </w:t>
+      </w:r>
+      <w:r>
+        <w:t xml:space="preserve">as</w:t>
+      </w:r>
+      <w:r>
+        <w:t xml:space="preserve"> </w:t>
+      </w:r>
+      <w:hyperlink w:anchor="tbl-gradient-shape">
+        <w:r>
+          <w:rPr>
+            <w:rStyle w:val="Hyperlink"/>
+          </w:rPr>
+          <w:t xml:space="preserve">Table 1</w:t>
+        </w:r>
+      </w:hyperlink>
+      <w:r>
+        <w:t xml:space="preserve"> </w:t>
+      </w:r>
+      <w:r>
+        <w:t xml:space="preserve">requires.</w:t>
+      </w:r>
+      <w:r>
+        <w:t xml:space="preserve"> </w:t>
+      </w:r>
+      <w:r>
+        <w:t xml:space="preserve">Note the signs: from this point, increasing</w:t>
+      </w:r>
+      <w:r>
+        <w:t xml:space="preserve"> </w:t>
+      </w:r>
+      <m:oMath>
+        <m:sSub>
+          <m:e>
+            <m:r>
+              <m:t>w</m:t>
+            </m:r>
+          </m:e>
+          <m:sub>
+            <m:r>
+              <m:t>1</m:t>
+            </m:r>
+          </m:sub>
+        </m:sSub>
+      </m:oMath>
+      <w:r>
+        <w:t xml:space="preserve"> </w:t>
+      </w:r>
+      <w:r>
+        <w:rPr>
+          <w:i/>
+          <w:iCs/>
+        </w:rPr>
+        <w:t xml:space="preserve">decreases</w:t>
+      </w:r>
+      <w:r>
+        <w:t xml:space="preserve"> </w:t>
+      </w:r>
+      <m:oMath>
+        <m:r>
+          <m:t>f</m:t>
+        </m:r>
+      </m:oMath>
+      <w:r>
+        <w:t xml:space="preserve"> </w:t>
+      </w:r>
+      <w:r>
+        <w:t xml:space="preserve">while</w:t>
+      </w:r>
+      <w:r>
+        <w:t xml:space="preserve"> </w:t>
+      </w:r>
+      <w:r>
+        <w:t xml:space="preserve">increasing</w:t>
+      </w:r>
+      <w:r>
+        <w:t xml:space="preserve"> </w:t>
+      </w:r>
+      <m:oMath>
+        <m:sSub>
+          <m:e>
+            <m:r>
+              <m:t>w</m:t>
+            </m:r>
+          </m:e>
+          <m:sub>
+            <m:r>
+              <m:t>2</m:t>
+            </m:r>
+          </m:sub>
+        </m:sSub>
+      </m:oMath>
+      <w:r>
+        <w:t xml:space="preserve"> </w:t>
+      </w:r>
+      <w:r>
+        <w:t xml:space="preserve">increases it, so the uphill direction is neither axis.</w:t>
+      </w:r>
+    </w:p>
+    <w:bookmarkEnd w:id="21"/>
+    <w:bookmarkStart w:id="22" w:name="def-row-vector-derivative"/>
     <w:p>
       <w:pPr>
         <w:pStyle w:val="BodyText"/>
@@ -1349,8 +3620,8 @@
         </m:oMath>
       </m:oMathPara>
     </w:p>
-    <w:bookmarkEnd w:id="19"/>
-    <w:bookmarkStart w:id="20" w:name="thm-row-deriv-tp-col-deriv"/>
+    <w:bookmarkEnd w:id="22"/>
+    <w:bookmarkStart w:id="23" w:name="thm-row-deriv-tp-col-deriv"/>
     <w:p>
       <w:pPr>
         <w:pStyle w:val="FirstParagraph"/>
@@ -1703,7 +3974,7 @@
         </m:oMath>
       </m:oMathPara>
     </w:p>
-    <w:bookmarkEnd w:id="20"/>
+    <w:bookmarkEnd w:id="23"/>
     <w:p>
       <w:pPr>
         <w:pStyle w:val="FirstParagraph"/>
@@ -2049,7 +4320,7 @@
         <w:t xml:space="preserve">so each is the transpose of the other.</w:t>
       </w:r>
     </w:p>
-    <w:bookmarkStart w:id="21" w:name="exm-row-deriv-tp-col-deriv"/>
+    <w:bookmarkStart w:id="24" w:name="exm-row-deriv-tp-col-deriv"/>
     <w:p>
       <w:pPr>
         <w:pStyle w:val="BodyText"/>
@@ -2394,8 +4665,8 @@
         <w:t xml:space="preserve">and each is the transpose of the other.</w:t>
       </w:r>
     </w:p>
-    <w:bookmarkEnd w:id="21"/>
-    <w:bookmarkStart w:id="22" w:name="def-vector-valued-derivative"/>
+    <w:bookmarkEnd w:id="24"/>
+    <w:bookmarkStart w:id="25" w:name="def-vector-valued-derivative"/>
     <w:p>
       <w:pPr>
         <w:pStyle w:val="BodyText"/>
@@ -3265,7 +5536,7 @@
         <w:t xml:space="preserve">matrix.</w:t>
       </w:r>
     </w:p>
-    <w:bookmarkEnd w:id="22"/>
+    <w:bookmarkEnd w:id="25"/>
     <w:p>
       <w:pPr>
         <w:pStyle w:val="BodyText"/>
@@ -3416,7 +5687,7 @@
         <w:t xml:space="preserve">Check a source’s layout before combining its formulas with these.</w:t>
       </w:r>
     </w:p>
-    <w:bookmarkStart w:id="23" w:name="exm-vector-valued-derivative"/>
+    <w:bookmarkStart w:id="26" w:name="exm-vector-valued-derivative"/>
     <w:p>
       <w:pPr>
         <w:pStyle w:val="BodyText"/>
@@ -4348,8 +6619,8 @@
         </m:oMath>
       </m:oMathPara>
     </w:p>
-    <w:bookmarkEnd w:id="23"/>
-    <w:bookmarkStart w:id="24" w:name="def-constant-wrt-vector"/>
+    <w:bookmarkEnd w:id="26"/>
+    <w:bookmarkStart w:id="27" w:name="def-constant-wrt-vector"/>
     <w:p>
       <w:pPr>
         <w:pStyle w:val="FirstParagraph"/>
@@ -4626,8 +6897,8 @@
         </m:oMath>
       </m:oMathPara>
     </w:p>
-    <w:bookmarkEnd w:id="24"/>
-    <w:bookmarkStart w:id="25" w:name="exm-constant-wrt-vector"/>
+    <w:bookmarkEnd w:id="27"/>
+    <w:bookmarkStart w:id="28" w:name="exm-constant-wrt-vector"/>
     <w:p>
       <w:pPr>
         <w:pStyle w:val="FirstParagraph"/>
@@ -5849,8 +8120,8 @@
         <w:t xml:space="preserve">).</w:t>
       </w:r>
     </w:p>
-    <w:bookmarkEnd w:id="25"/>
-    <w:bookmarkStart w:id="26" w:name="thm-deriv-lincom"/>
+    <w:bookmarkEnd w:id="28"/>
+    <w:bookmarkStart w:id="29" w:name="thm-deriv-lincom"/>
     <w:p>
       <w:pPr>
         <w:pStyle w:val="BodyText"/>
@@ -6170,7 +8441,7 @@
         </m:oMath>
       </m:oMathPara>
     </w:p>
-    <w:bookmarkEnd w:id="26"/>
+    <w:bookmarkEnd w:id="29"/>
     <w:p>
       <w:pPr>
         <w:pStyle w:val="FirstParagraph"/>
@@ -6899,7 +9170,7 @@
         </m:oMath>
       </m:oMathPara>
     </w:p>
-    <w:bookmarkStart w:id="27" w:name="exm-deriv-lincom"/>
+    <w:bookmarkStart w:id="30" w:name="exm-deriv-lincom"/>
     <w:p>
       <w:pPr>
         <w:pStyle w:val="FirstParagraph"/>
@@ -7745,8 +10016,8 @@
         <w:t xml:space="preserve">Both methods agree.</w:t>
       </w:r>
     </w:p>
-    <w:bookmarkEnd w:id="27"/>
-    <w:bookmarkStart w:id="28" w:name="thm-deriv-dot-product"/>
+    <w:bookmarkEnd w:id="30"/>
+    <w:bookmarkStart w:id="31" w:name="thm-deriv-dot-product"/>
     <w:p>
       <w:pPr>
         <w:pStyle w:val="BodyText"/>
@@ -8440,7 +10711,7 @@
         </m:oMath>
       </m:oMathPara>
     </w:p>
-    <w:bookmarkEnd w:id="28"/>
+    <w:bookmarkEnd w:id="31"/>
     <w:p>
       <w:pPr>
         <w:pStyle w:val="FirstParagraph"/>
@@ -9088,7 +11359,7 @@
         </m:oMath>
       </m:oMathPara>
     </w:p>
-    <w:bookmarkStart w:id="29" w:name="exm-deriv-dot-product"/>
+    <w:bookmarkStart w:id="32" w:name="exm-deriv-dot-product"/>
     <w:p>
       <w:pPr>
         <w:pStyle w:val="FirstParagraph"/>
@@ -11137,8 +13408,8 @@
         <w:t xml:space="preserve">Both methods agree.</w:t>
       </w:r>
     </w:p>
-    <w:bookmarkEnd w:id="29"/>
-    <w:bookmarkStart w:id="30" w:name="thm-deriv-linear-map"/>
+    <w:bookmarkEnd w:id="32"/>
+    <w:bookmarkStart w:id="33" w:name="thm-deriv-linear-map"/>
     <w:p>
       <w:pPr>
         <w:pStyle w:val="BodyText"/>
@@ -11382,7 +13653,7 @@
         </m:oMath>
       </m:oMathPara>
     </w:p>
-    <w:bookmarkEnd w:id="30"/>
+    <w:bookmarkEnd w:id="33"/>
     <w:p>
       <w:pPr>
         <w:pStyle w:val="FirstParagraph"/>
@@ -11879,7 +14150,7 @@
         </m:oMath>
       </m:oMathPara>
     </w:p>
-    <w:bookmarkStart w:id="31" w:name="exm-deriv-linear-map"/>
+    <w:bookmarkStart w:id="34" w:name="exm-deriv-linear-map"/>
     <w:p>
       <w:pPr>
         <w:pStyle w:val="FirstParagraph"/>
@@ -12343,8 +14614,8 @@
         </m:oMath>
       </m:oMathPara>
     </w:p>
-    <w:bookmarkEnd w:id="31"/>
-    <w:bookmarkStart w:id="32" w:name="thm-deriv-matrix-vector"/>
+    <w:bookmarkEnd w:id="34"/>
+    <w:bookmarkStart w:id="35" w:name="thm-deriv-matrix-vector"/>
     <w:p>
       <w:pPr>
         <w:pStyle w:val="FirstParagraph"/>
@@ -13024,7 +15295,7 @@
         <w:t xml:space="preserve">).</w:t>
       </w:r>
     </w:p>
-    <w:bookmarkEnd w:id="32"/>
+    <w:bookmarkEnd w:id="35"/>
     <w:p>
       <w:pPr>
         <w:pStyle w:val="BodyText"/>
@@ -13792,7 +16063,7 @@
         </m:oMath>
       </m:oMathPara>
     </w:p>
-    <w:bookmarkStart w:id="33" w:name="exm-deriv-matrix-vector"/>
+    <w:bookmarkStart w:id="36" w:name="exm-deriv-matrix-vector"/>
     <w:p>
       <w:pPr>
         <w:pStyle w:val="FirstParagraph"/>
@@ -14414,8 +16685,8 @@
         </m:oMath>
       </m:oMathPara>
     </w:p>
-    <w:bookmarkEnd w:id="33"/>
-    <w:bookmarkStart w:id="34" w:name="thm-deriv-matrix-product-vector"/>
+    <w:bookmarkEnd w:id="36"/>
+    <w:bookmarkStart w:id="37" w:name="thm-deriv-matrix-product-vector"/>
     <w:p>
       <w:pPr>
         <w:pStyle w:val="FirstParagraph"/>
@@ -14963,7 +17234,7 @@
         </m:oMath>
       </m:oMathPara>
     </w:p>
-    <w:bookmarkEnd w:id="34"/>
+    <w:bookmarkEnd w:id="37"/>
     <w:p>
       <w:pPr>
         <w:pStyle w:val="FirstParagraph"/>
@@ -15050,7 +17321,7 @@
       <w:r>
         <w:t xml:space="preserve"> </w:t>
       </w:r>
-      <w:hyperlink r:id="rId35">
+      <w:hyperlink r:id="rId38">
         <w:r>
           <w:rPr>
             <w:rStyle w:val="Hyperlink"/>
@@ -15378,7 +17649,7 @@
         </m:oMath>
       </m:oMathPara>
     </w:p>
-    <w:bookmarkStart w:id="36" w:name="exm-deriv-matrix-product-vector"/>
+    <w:bookmarkStart w:id="39" w:name="exm-deriv-matrix-product-vector"/>
     <w:p>
       <w:pPr>
         <w:pStyle w:val="FirstParagraph"/>
@@ -16226,8 +18497,8 @@
         </m:oMath>
       </m:oMathPara>
     </w:p>
-    <w:bookmarkEnd w:id="36"/>
-    <w:bookmarkStart w:id="37" w:name="cor-deriv-lincom-tp"/>
+    <w:bookmarkEnd w:id="39"/>
+    <w:bookmarkStart w:id="40" w:name="cor-deriv-lincom-tp"/>
     <w:p>
       <w:pPr>
         <w:pStyle w:val="FirstParagraph"/>
@@ -16653,7 +18924,7 @@
         <w:t xml:space="preserve">(a column vector) in the result.</w:t>
       </w:r>
     </w:p>
-    <w:bookmarkEnd w:id="37"/>
+    <w:bookmarkEnd w:id="40"/>
     <w:p>
       <w:pPr>
         <w:pStyle w:val="BodyText"/>
@@ -17581,7 +19852,7 @@
         </m:oMath>
       </m:oMathPara>
     </w:p>
-    <w:bookmarkStart w:id="38" w:name="exm-deriv-lincom-tp"/>
+    <w:bookmarkStart w:id="41" w:name="exm-deriv-lincom-tp"/>
     <w:p>
       <w:pPr>
         <w:pStyle w:val="FirstParagraph"/>
@@ -18108,8 +20379,8 @@
         </m:oMath>
       </m:oMathPara>
     </w:p>
-    <w:bookmarkEnd w:id="38"/>
-    <w:bookmarkStart w:id="40" w:name="thm-quadratic-form"/>
+    <w:bookmarkEnd w:id="41"/>
+    <w:bookmarkStart w:id="43" w:name="thm-quadratic-form"/>
     <w:p>
       <w:pPr>
         <w:pStyle w:val="FirstParagraph"/>
@@ -18136,7 +20407,7 @@
       <w:r>
         <w:t xml:space="preserve"> </w:t>
       </w:r>
-      <w:hyperlink r:id="rId39">
+      <w:hyperlink r:id="rId42">
         <w:r>
           <w:rPr>
             <w:rStyle w:val="Hyperlink"/>
@@ -18390,7 +20661,7 @@
         </m:oMath>
       </m:oMathPara>
     </w:p>
-    <w:bookmarkEnd w:id="40"/>
+    <w:bookmarkEnd w:id="43"/>
     <w:p>
       <w:pPr>
         <w:pStyle w:val="FirstParagraph"/>
@@ -19557,7 +21828,7 @@
         <w:t xml:space="preserve">in non-vector calculus.</w:t>
       </w:r>
     </w:p>
-    <w:bookmarkStart w:id="41" w:name="exm-deriv-quadratic-form"/>
+    <w:bookmarkStart w:id="44" w:name="exm-deriv-quadratic-form"/>
     <w:p>
       <w:pPr>
         <w:pStyle w:val="BodyText"/>
@@ -20706,8 +22977,8 @@
         <w:t xml:space="preserve">Both methods agree.</w:t>
       </w:r>
     </w:p>
-    <w:bookmarkEnd w:id="41"/>
-    <w:bookmarkStart w:id="42" w:name="cor-deriv-normsq"/>
+    <w:bookmarkEnd w:id="44"/>
+    <w:bookmarkStart w:id="45" w:name="cor-deriv-normsq"/>
     <w:p>
       <w:pPr>
         <w:pStyle w:val="BodyText"/>
@@ -20886,7 +23157,7 @@
         </m:oMath>
       </m:oMathPara>
     </w:p>
-    <w:bookmarkEnd w:id="42"/>
+    <w:bookmarkEnd w:id="45"/>
     <w:p>
       <w:pPr>
         <w:pStyle w:val="FirstParagraph"/>
@@ -21368,7 +23639,7 @@
         <w:t xml:space="preserve">.</w:t>
       </w:r>
     </w:p>
-    <w:bookmarkStart w:id="43" w:name="exm-deriv-normsq"/>
+    <w:bookmarkStart w:id="46" w:name="exm-deriv-normsq"/>
     <w:p>
       <w:pPr>
         <w:pStyle w:val="BodyText"/>
@@ -21783,8 +24054,8 @@
         <w:t xml:space="preserve">Direct partial differentiation yields the same column vector.</w:t>
       </w:r>
     </w:p>
-    <w:bookmarkEnd w:id="43"/>
-    <w:bookmarkStart w:id="44" w:name="thm-chain-vec"/>
+    <w:bookmarkEnd w:id="46"/>
+    <w:bookmarkStart w:id="47" w:name="thm-chain-vec"/>
     <w:p>
       <w:pPr>
         <w:pStyle w:val="BodyText"/>
@@ -22546,7 +24817,7 @@
         <w:t xml:space="preserve">).</w:t>
       </w:r>
     </w:p>
-    <w:bookmarkEnd w:id="44"/>
+    <w:bookmarkEnd w:id="47"/>
     <w:p>
       <w:pPr>
         <w:pStyle w:val="BodyText"/>
@@ -22557,7 +24828,7 @@
       <w:r>
         <w:t xml:space="preserve"> </w:t>
       </w:r>
-      <w:hyperlink r:id="rId45">
+      <w:hyperlink r:id="rId48">
         <w:r>
           <w:rPr>
             <w:rStyle w:val="Hyperlink"/>
@@ -22577,7 +24848,7 @@
       <w:r>
         <w:t xml:space="preserve"> </w:t>
       </w:r>
-      <w:hyperlink r:id="rId46">
+      <w:hyperlink r:id="rId49">
         <w:r>
           <w:rPr>
             <w:rStyle w:val="Hyperlink"/>
@@ -22596,7 +24867,7 @@
       <w:r>
         <w:t xml:space="preserve"> </w:t>
       </w:r>
-      <w:hyperlink r:id="rId47">
+      <w:hyperlink r:id="rId50">
         <w:r>
           <w:rPr>
             <w:rStyle w:val="Hyperlink"/>
@@ -22615,7 +24886,7 @@
       <w:r>
         <w:t xml:space="preserve"> </w:t>
       </w:r>
-      <w:hyperlink r:id="rId48">
+      <w:hyperlink r:id="rId51">
         <w:r>
           <w:rPr>
             <w:rStyle w:val="Hyperlink"/>
@@ -22641,7 +24912,7 @@
       <w:r>
         <w:t xml:space="preserve"> </w:t>
       </w:r>
-      <w:hyperlink r:id="rId49">
+      <w:hyperlink r:id="rId52">
         <w:r>
           <w:rPr>
             <w:rStyle w:val="Hyperlink"/>
@@ -22664,7 +24935,7 @@
       <w:r>
         <w:t xml:space="preserve"> </w:t>
       </w:r>
-      <w:hyperlink r:id="rId50">
+      <w:hyperlink r:id="rId53">
         <w:r>
           <w:rPr>
             <w:rStyle w:val="Hyperlink"/>
@@ -22687,7 +24958,7 @@
       <w:r>
         <w:t xml:space="preserve"> </w:t>
       </w:r>
-      <w:hyperlink r:id="rId51">
+      <w:hyperlink r:id="rId54">
         <w:r>
           <w:rPr>
             <w:rStyle w:val="Hyperlink"/>
@@ -22699,7 +24970,7 @@
         <w:t xml:space="preserve">.</w:t>
       </w:r>
     </w:p>
-    <w:bookmarkStart w:id="52" w:name="cor-chain-qf"/>
+    <w:bookmarkStart w:id="55" w:name="cor-chain-qf"/>
     <w:p>
       <w:pPr>
         <w:pStyle w:val="BodyText"/>
@@ -23208,7 +25479,7 @@
         </m:oMath>
       </m:oMathPara>
     </w:p>
-    <w:bookmarkEnd w:id="52"/>
+    <w:bookmarkEnd w:id="55"/>
     <w:p>
       <w:pPr>
         <w:pStyle w:val="FirstParagraph"/>
@@ -23914,7 +26185,7 @@
         <w:t xml:space="preserve">.</w:t>
       </w:r>
     </w:p>
-    <w:bookmarkStart w:id="53" w:name="exm-chain-qf-residuals"/>
+    <w:bookmarkStart w:id="56" w:name="exm-chain-qf-residuals"/>
     <w:p>
       <w:pPr>
         <w:pStyle w:val="BodyText"/>
@@ -24923,8 +27194,8 @@
         <w:t xml:space="preserve">of least squares.</w:t>
       </w:r>
     </w:p>
-    <w:bookmarkEnd w:id="53"/>
-    <w:bookmarkStart w:id="54" w:name="def-matrix-derivative"/>
+    <w:bookmarkEnd w:id="56"/>
+    <w:bookmarkStart w:id="57" w:name="def-matrix-derivative"/>
     <w:p>
       <w:pPr>
         <w:pStyle w:val="BodyText"/>
@@ -25270,8 +27541,8 @@
         </m:oMath>
       </m:oMathPara>
     </w:p>
-    <w:bookmarkEnd w:id="54"/>
-    <w:bookmarkStart w:id="56" w:name="exm-matrix-derivative"/>
+    <w:bookmarkEnd w:id="57"/>
+    <w:bookmarkStart w:id="59" w:name="exm-matrix-derivative"/>
     <w:p>
       <w:pPr>
         <w:pStyle w:val="FirstParagraph"/>
@@ -25430,7 +27701,7 @@
       <w:r>
         <w:t xml:space="preserve"> </w:t>
       </w:r>
-      <w:hyperlink r:id="rId55">
+      <w:hyperlink r:id="rId58">
         <w:r>
           <w:rPr>
             <w:rStyle w:val="Hyperlink"/>
@@ -25607,8 +27878,8 @@
         </m:oMath>
       </m:oMathPara>
     </w:p>
-    <w:bookmarkEnd w:id="56"/>
-    <w:bookmarkStart w:id="57" w:name="thm-deriv-matrix-product-matrix"/>
+    <w:bookmarkEnd w:id="59"/>
+    <w:bookmarkStart w:id="60" w:name="thm-deriv-matrix-product-matrix"/>
     <w:p>
       <w:pPr>
         <w:pStyle w:val="FirstParagraph"/>
@@ -26126,7 +28397,7 @@
         <w:t xml:space="preserve">.</w:t>
       </w:r>
     </w:p>
-    <w:bookmarkEnd w:id="57"/>
+    <w:bookmarkEnd w:id="60"/>
     <w:p>
       <w:pPr>
         <w:pStyle w:val="BodyText"/>
@@ -26995,7 +29266,7 @@
         </m:oMath>
       </m:oMathPara>
     </w:p>
-    <w:bookmarkStart w:id="58" w:name="exm-deriv-matrix-product-matrix"/>
+    <w:bookmarkStart w:id="61" w:name="exm-deriv-matrix-product-matrix"/>
     <w:p>
       <w:pPr>
         <w:pStyle w:val="FirstParagraph"/>
@@ -27597,27 +29868,1101 @@
         </m:oMath>
       </m:oMathPara>
     </w:p>
-    <w:bookmarkEnd w:id="58"/>
-    <w:bookmarkStart w:id="62" w:name="sec-additional-resources"/>
+    <w:bookmarkEnd w:id="61"/>
+    <w:bookmarkStart w:id="62" w:name="exr-gradient-of-linear"/>
     <w:p>
       <w:pPr>
-        <w:pStyle w:val="Heading2"/>
+        <w:pStyle w:val="FirstParagraph"/>
       </w:pPr>
       <w:r>
-        <w:t xml:space="preserve">1 Additional resources</w:t>
-      </w:r>
+        <w:rPr>
+          <w:b/>
+          <w:bCs/>
+        </w:rPr>
+        <w:t xml:space="preserve">Exercise 2 (A gradient that does not mention its variable)</w:t>
+      </w:r>
+      <w:r>
+        <w:t xml:space="preserve"> </w:t>
+      </w:r>
+      <w:r>
+        <w:t xml:space="preserve">Fix</w:t>
+      </w:r>
+    </w:p>
+    <w:p>
+      <w:pPr>
+        <w:pStyle w:val="BodyText"/>
+      </w:pPr>
+      <m:oMathPara>
+        <m:oMathParaPr>
+          <m:jc m:val="center"/>
+        </m:oMathParaPr>
+        <m:oMath>
+          <m:r>
+            <m:t>A</m:t>
+          </m:r>
+          <m:r>
+            <m:rPr>
+              <m:sty m:val="p"/>
+            </m:rPr>
+            <m:t>=</m:t>
+          </m:r>
+          <m:d>
+            <m:dPr>
+              <m:begChr m:val="["/>
+              <m:sepChr m:val=""/>
+              <m:endChr m:val="]"/>
+              <m:grow/>
+            </m:dPr>
+            <m:e>
+              <m:m>
+                <m:mPr>
+                  <m:baseJc m:val="center"/>
+                  <m:plcHide m:val="on"/>
+                  <m:mcs>
+                    <m:mc>
+                      <m:mcPr>
+                        <m:mcJc m:val="center"/>
+                        <m:count m:val="1"/>
+                      </m:mcPr>
+                    </m:mc>
+                    <m:mc>
+                      <m:mcPr>
+                        <m:mcJc m:val="center"/>
+                        <m:count m:val="1"/>
+                      </m:mcPr>
+                    </m:mc>
+                    <m:mc>
+                      <m:mcPr>
+                        <m:mcJc m:val="center"/>
+                        <m:count m:val="1"/>
+                      </m:mcPr>
+                    </m:mc>
+                  </m:mcs>
+                </m:mPr>
+                <m:mr>
+                  <m:e>
+                    <m:r>
+                      <m:t>2</m:t>
+                    </m:r>
+                  </m:e>
+                  <m:e>
+                    <m:r>
+                      <m:rPr>
+                        <m:sty m:val="p"/>
+                      </m:rPr>
+                      <m:t>−</m:t>
+                    </m:r>
+                    <m:r>
+                      <m:t>1</m:t>
+                    </m:r>
+                  </m:e>
+                  <m:e>
+                    <m:r>
+                      <m:t>0</m:t>
+                    </m:r>
+                  </m:e>
+                </m:mr>
+                <m:mr>
+                  <m:e>
+                    <m:r>
+                      <m:t>4</m:t>
+                    </m:r>
+                  </m:e>
+                  <m:e>
+                    <m:r>
+                      <m:t>3</m:t>
+                    </m:r>
+                  </m:e>
+                  <m:e>
+                    <m:r>
+                      <m:rPr>
+                        <m:sty m:val="p"/>
+                      </m:rPr>
+                      <m:t>−</m:t>
+                    </m:r>
+                    <m:r>
+                      <m:t>2</m:t>
+                    </m:r>
+                  </m:e>
+                </m:mr>
+              </m:m>
+            </m:e>
+          </m:d>
+        </m:oMath>
+      </m:oMathPara>
     </w:p>
     <w:p>
       <w:pPr>
         <w:pStyle w:val="FirstParagraph"/>
       </w:pPr>
       <w:r>
+        <w:t xml:space="preserve">let</w:t>
+      </w:r>
+      <w:r>
+        <w:t xml:space="preserve"> </w:t>
+      </w:r>
+      <m:oMath>
+        <m:r>
+          <m:t>W</m:t>
+        </m:r>
+        <m:r>
+          <m:rPr>
+            <m:sty m:val="p"/>
+          </m:rPr>
+          <m:t>∈</m:t>
+        </m:r>
+        <m:sSup>
+          <m:e>
+            <m:r>
+              <m:rPr>
+                <m:scr m:val="double-struck"/>
+                <m:sty m:val="p"/>
+              </m:rPr>
+              <m:t>R</m:t>
+            </m:r>
+          </m:e>
+          <m:sup>
+            <m:r>
+              <m:t>2</m:t>
+            </m:r>
+            <m:r>
+              <m:rPr>
+                <m:sty m:val="p"/>
+              </m:rPr>
+              <m:t>×</m:t>
+            </m:r>
+            <m:r>
+              <m:t>3</m:t>
+            </m:r>
+          </m:sup>
+        </m:sSup>
+      </m:oMath>
+      <w:r>
+        <w:t xml:space="preserve"> </w:t>
+      </w:r>
+      <w:r>
+        <w:t xml:space="preserve">vary, and define</w:t>
+      </w:r>
+    </w:p>
+    <w:p>
+      <w:pPr>
+        <w:pStyle w:val="BodyText"/>
+      </w:pPr>
+      <m:oMathPara>
+        <m:oMathParaPr>
+          <m:jc m:val="center"/>
+        </m:oMathParaPr>
+        <m:oMath>
+          <m:r>
+            <m:t>g</m:t>
+          </m:r>
+          <m:r>
+            <m:rPr>
+              <m:sty m:val="p"/>
+            </m:rPr>
+            <m:t>(</m:t>
+          </m:r>
+          <m:r>
+            <m:t>W</m:t>
+          </m:r>
+          <m:r>
+            <m:rPr>
+              <m:sty m:val="p"/>
+            </m:rPr>
+            <m:t>)</m:t>
+          </m:r>
+          <m:r>
+            <m:rPr>
+              <m:sty m:val="p"/>
+            </m:rPr>
+            <m:t>=</m:t>
+          </m:r>
+          <m:nary>
+            <m:naryPr>
+              <m:chr m:val="∑"/>
+              <m:limLoc m:val="undOvr"/>
+              <m:subHide m:val="off"/>
+              <m:supHide m:val="off"/>
+            </m:naryPr>
+            <m:sub>
+              <m:r>
+                <m:t>i</m:t>
+              </m:r>
+              <m:r>
+                <m:rPr>
+                  <m:sty m:val="p"/>
+                </m:rPr>
+                <m:t>=</m:t>
+              </m:r>
+              <m:r>
+                <m:t>1</m:t>
+              </m:r>
+            </m:sub>
+            <m:sup>
+              <m:r>
+                <m:t>2</m:t>
+              </m:r>
+            </m:sup>
+            <m:e>
+              <m:nary>
+                <m:naryPr>
+                  <m:chr m:val="∑"/>
+                  <m:limLoc m:val="undOvr"/>
+                  <m:subHide m:val="off"/>
+                  <m:supHide m:val="off"/>
+                </m:naryPr>
+                <m:sub>
+                  <m:r>
+                    <m:t>j</m:t>
+                  </m:r>
+                  <m:r>
+                    <m:rPr>
+                      <m:sty m:val="p"/>
+                    </m:rPr>
+                    <m:t>=</m:t>
+                  </m:r>
+                  <m:r>
+                    <m:t>1</m:t>
+                  </m:r>
+                </m:sub>
+                <m:sup>
+                  <m:r>
+                    <m:t>3</m:t>
+                  </m:r>
+                </m:sup>
+                <m:e>
+                  <m:sSub>
+                    <m:e>
+                      <m:r>
+                        <m:t>W</m:t>
+                      </m:r>
+                    </m:e>
+                    <m:sub>
+                      <m:r>
+                        <m:t>i</m:t>
+                      </m:r>
+                      <m:r>
+                        <m:t>j</m:t>
+                      </m:r>
+                    </m:sub>
+                  </m:sSub>
+                </m:e>
+              </m:nary>
+            </m:e>
+          </m:nary>
+          <m:sSub>
+            <m:e>
+              <m:r>
+                <m:t>A</m:t>
+              </m:r>
+            </m:e>
+            <m:sub>
+              <m:r>
+                <m:t>i</m:t>
+              </m:r>
+              <m:r>
+                <m:t>j</m:t>
+              </m:r>
+            </m:sub>
+          </m:sSub>
+        </m:oMath>
+      </m:oMathPara>
+    </w:p>
+    <w:p>
+      <w:pPr>
+        <w:pStyle w:val="FirstParagraph"/>
+      </w:pPr>
+      <w:r>
+        <w:t xml:space="preserve">which is the entry-by-entry version of the inner product for matrices.</w:t>
+      </w:r>
+      <w:r>
+        <w:t xml:space="preserve"> </w:t>
+      </w:r>
+      <w:r>
+        <w:t xml:space="preserve">Compute</w:t>
+      </w:r>
+      <w:r>
+        <w:t xml:space="preserve"> </w:t>
+      </w:r>
+      <m:oMath>
+        <m:sSub>
+          <m:e>
+            <m:r>
+              <m:rPr>
+                <m:sty m:val="p"/>
+              </m:rPr>
+              <m:t>∇</m:t>
+            </m:r>
+          </m:e>
+          <m:sub>
+            <m:r>
+              <m:t>W</m:t>
+            </m:r>
+          </m:sub>
+        </m:sSub>
+        <m:r>
+          <m:t> </m:t>
+        </m:r>
+        <m:r>
+          <m:t>g</m:t>
+        </m:r>
+        <m:r>
+          <m:rPr>
+            <m:sty m:val="p"/>
+          </m:rPr>
+          <m:t>(</m:t>
+        </m:r>
+        <m:r>
+          <m:t>W</m:t>
+        </m:r>
+        <m:r>
+          <m:rPr>
+            <m:sty m:val="p"/>
+          </m:rPr>
+          <m:t>)</m:t>
+        </m:r>
+      </m:oMath>
+      <w:r>
+        <w:t xml:space="preserve">,</w:t>
+      </w:r>
+      <w:r>
+        <w:t xml:space="preserve"> </w:t>
+      </w:r>
+      <w:r>
+        <w:t xml:space="preserve">and say what is unusual about the answer.</w:t>
+      </w:r>
+    </w:p>
+    <w:bookmarkEnd w:id="62"/>
+    <w:bookmarkStart w:id="63" w:name="sol-gradient-of-linear"/>
+    <w:p>
+      <w:pPr>
+        <w:pStyle w:val="BodyText"/>
+      </w:pPr>
+      <w:r>
+        <w:rPr>
+          <w:i/>
+          <w:iCs/>
+        </w:rPr>
+        <w:t xml:space="preserve">Solution 2</w:t>
+      </w:r>
+      <w:r>
+        <w:t xml:space="preserve">. </w:t>
+      </w:r>
+      <w:r>
+        <w:t xml:space="preserve">Written out over the six positions,</w:t>
+      </w:r>
+    </w:p>
+    <w:p>
+      <w:pPr>
+        <w:pStyle w:val="BodyText"/>
+      </w:pPr>
+      <m:oMathPara>
+        <m:oMathParaPr>
+          <m:jc m:val="center"/>
+        </m:oMathParaPr>
+        <m:oMath>
+          <m:r>
+            <m:t>g</m:t>
+          </m:r>
+          <m:r>
+            <m:rPr>
+              <m:sty m:val="p"/>
+            </m:rPr>
+            <m:t>(</m:t>
+          </m:r>
+          <m:r>
+            <m:t>W</m:t>
+          </m:r>
+          <m:r>
+            <m:rPr>
+              <m:sty m:val="p"/>
+            </m:rPr>
+            <m:t>)</m:t>
+          </m:r>
+          <m:r>
+            <m:rPr>
+              <m:sty m:val="p"/>
+            </m:rPr>
+            <m:t>=</m:t>
+          </m:r>
+          <m:r>
+            <m:t>2</m:t>
+          </m:r>
+          <m:sSub>
+            <m:e>
+              <m:r>
+                <m:t>W</m:t>
+              </m:r>
+            </m:e>
+            <m:sub>
+              <m:r>
+                <m:t>11</m:t>
+              </m:r>
+            </m:sub>
+          </m:sSub>
+          <m:r>
+            <m:rPr>
+              <m:sty m:val="p"/>
+            </m:rPr>
+            <m:t>−</m:t>
+          </m:r>
+          <m:sSub>
+            <m:e>
+              <m:r>
+                <m:t>W</m:t>
+              </m:r>
+            </m:e>
+            <m:sub>
+              <m:r>
+                <m:t>12</m:t>
+              </m:r>
+            </m:sub>
+          </m:sSub>
+          <m:r>
+            <m:rPr>
+              <m:sty m:val="p"/>
+            </m:rPr>
+            <m:t>+</m:t>
+          </m:r>
+          <m:r>
+            <m:t>0</m:t>
+          </m:r>
+          <m:r>
+            <m:t> </m:t>
+          </m:r>
+          <m:sSub>
+            <m:e>
+              <m:r>
+                <m:t>W</m:t>
+              </m:r>
+            </m:e>
+            <m:sub>
+              <m:r>
+                <m:t>13</m:t>
+              </m:r>
+            </m:sub>
+          </m:sSub>
+          <m:r>
+            <m:rPr>
+              <m:sty m:val="p"/>
+            </m:rPr>
+            <m:t>+</m:t>
+          </m:r>
+          <m:r>
+            <m:t>4</m:t>
+          </m:r>
+          <m:sSub>
+            <m:e>
+              <m:r>
+                <m:t>W</m:t>
+              </m:r>
+            </m:e>
+            <m:sub>
+              <m:r>
+                <m:t>21</m:t>
+              </m:r>
+            </m:sub>
+          </m:sSub>
+          <m:r>
+            <m:rPr>
+              <m:sty m:val="p"/>
+            </m:rPr>
+            <m:t>+</m:t>
+          </m:r>
+          <m:r>
+            <m:t>3</m:t>
+          </m:r>
+          <m:sSub>
+            <m:e>
+              <m:r>
+                <m:t>W</m:t>
+              </m:r>
+            </m:e>
+            <m:sub>
+              <m:r>
+                <m:t>22</m:t>
+              </m:r>
+            </m:sub>
+          </m:sSub>
+          <m:r>
+            <m:rPr>
+              <m:sty m:val="p"/>
+            </m:rPr>
+            <m:t>−</m:t>
+          </m:r>
+          <m:r>
+            <m:t>2</m:t>
+          </m:r>
+          <m:sSub>
+            <m:e>
+              <m:r>
+                <m:t>W</m:t>
+              </m:r>
+            </m:e>
+            <m:sub>
+              <m:r>
+                <m:t>23</m:t>
+              </m:r>
+            </m:sub>
+          </m:sSub>
+        </m:oMath>
+      </m:oMathPara>
+    </w:p>
+    <w:p>
+      <w:pPr>
+        <w:pStyle w:val="FirstParagraph"/>
+      </w:pPr>
+      <w:r>
+        <w:t xml:space="preserve">Each</w:t>
+      </w:r>
+      <w:r>
+        <w:t xml:space="preserve"> </w:t>
+      </w:r>
+      <m:oMath>
+        <m:sSub>
+          <m:e>
+            <m:r>
+              <m:t>W</m:t>
+            </m:r>
+          </m:e>
+          <m:sub>
+            <m:r>
+              <m:t>i</m:t>
+            </m:r>
+            <m:r>
+              <m:t>j</m:t>
+            </m:r>
+          </m:sub>
+        </m:sSub>
+      </m:oMath>
+      <w:r>
+        <w:t xml:space="preserve"> </w:t>
+      </w:r>
+      <w:r>
+        <w:t xml:space="preserve">appears in exactly one term, multiplied by</w:t>
+      </w:r>
+      <w:r>
+        <w:t xml:space="preserve"> </w:t>
+      </w:r>
+      <m:oMath>
+        <m:sSub>
+          <m:e>
+            <m:r>
+              <m:t>A</m:t>
+            </m:r>
+          </m:e>
+          <m:sub>
+            <m:r>
+              <m:t>i</m:t>
+            </m:r>
+            <m:r>
+              <m:t>j</m:t>
+            </m:r>
+          </m:sub>
+        </m:sSub>
+      </m:oMath>
+      <w:r>
+        <w:t xml:space="preserve"> </w:t>
+      </w:r>
+      <w:r>
+        <w:t xml:space="preserve">and by</w:t>
+      </w:r>
+      <w:r>
+        <w:t xml:space="preserve"> </w:t>
+      </w:r>
+      <w:r>
+        <w:t xml:space="preserve">nothing else, so differentiating with respect to it leaves</w:t>
+      </w:r>
+      <w:r>
+        <w:t xml:space="preserve"> </w:t>
+      </w:r>
+      <m:oMath>
+        <m:sSub>
+          <m:e>
+            <m:r>
+              <m:t>A</m:t>
+            </m:r>
+          </m:e>
+          <m:sub>
+            <m:r>
+              <m:t>i</m:t>
+            </m:r>
+            <m:r>
+              <m:t>j</m:t>
+            </m:r>
+          </m:sub>
+        </m:sSub>
+      </m:oMath>
+      <w:r>
+        <w:t xml:space="preserve"> </w:t>
+      </w:r>
+      <w:r>
+        <w:t xml:space="preserve">behind:</w:t>
+      </w:r>
+    </w:p>
+    <w:p>
+      <w:pPr>
+        <w:pStyle w:val="BodyText"/>
+      </w:pPr>
+      <m:oMathPara>
+        <m:oMathParaPr>
+          <m:jc m:val="center"/>
+        </m:oMathParaPr>
+        <m:oMath>
+          <m:f>
+            <m:fPr>
+              <m:type m:val="bar"/>
+            </m:fPr>
+            <m:num>
+              <m:r>
+                <m:rPr>
+                  <m:sty m:val="p"/>
+                </m:rPr>
+                <m:t>∂</m:t>
+              </m:r>
+              <m:r>
+                <m:t>g</m:t>
+              </m:r>
+            </m:num>
+            <m:den>
+              <m:r>
+                <m:rPr>
+                  <m:sty m:val="p"/>
+                </m:rPr>
+                <m:t>∂</m:t>
+              </m:r>
+              <m:sSub>
+                <m:e>
+                  <m:r>
+                    <m:t>W</m:t>
+                  </m:r>
+                </m:e>
+                <m:sub>
+                  <m:r>
+                    <m:t>i</m:t>
+                  </m:r>
+                  <m:r>
+                    <m:t>j</m:t>
+                  </m:r>
+                </m:sub>
+              </m:sSub>
+            </m:den>
+          </m:f>
+          <m:r>
+            <m:rPr>
+              <m:sty m:val="p"/>
+            </m:rPr>
+            <m:t>=</m:t>
+          </m:r>
+          <m:sSub>
+            <m:e>
+              <m:r>
+                <m:t>A</m:t>
+              </m:r>
+            </m:e>
+            <m:sub>
+              <m:r>
+                <m:t>i</m:t>
+              </m:r>
+              <m:r>
+                <m:t>j</m:t>
+              </m:r>
+            </m:sub>
+          </m:sSub>
+        </m:oMath>
+      </m:oMathPara>
+    </w:p>
+    <w:p>
+      <w:pPr>
+        <w:pStyle w:val="FirstParagraph"/>
+      </w:pPr>
+      <w:r>
+        <w:t xml:space="preserve">Collecting those partial derivatives into a matrix of the same shape as</w:t>
+      </w:r>
+      <w:r>
+        <w:t xml:space="preserve"> </w:t>
+      </w:r>
+      <m:oMath>
+        <m:r>
+          <m:t>W</m:t>
+        </m:r>
+      </m:oMath>
+      <w:r>
+        <w:t xml:space="preserve">,</w:t>
+      </w:r>
+      <w:r>
+        <w:t xml:space="preserve"> </w:t>
+      </w:r>
+      <w:r>
+        <w:t xml:space="preserve">as</w:t>
+      </w:r>
+      <w:r>
+        <w:t xml:space="preserve"> </w:t>
+      </w:r>
+      <w:hyperlink w:anchor="tbl-gradient-shape">
+        <w:r>
+          <w:rPr>
+            <w:rStyle w:val="Hyperlink"/>
+          </w:rPr>
+          <w:t xml:space="preserve">Table 1</w:t>
+        </w:r>
+      </w:hyperlink>
+      <w:r>
+        <w:t xml:space="preserve"> </w:t>
+      </w:r>
+      <w:r>
+        <w:t xml:space="preserve">requires,</w:t>
+      </w:r>
+    </w:p>
+    <w:p>
+      <w:pPr>
+        <w:pStyle w:val="BodyText"/>
+      </w:pPr>
+      <m:oMathPara>
+        <m:oMathParaPr>
+          <m:jc m:val="center"/>
+        </m:oMathParaPr>
+        <m:oMath>
+          <m:sSub>
+            <m:e>
+              <m:r>
+                <m:rPr>
+                  <m:sty m:val="p"/>
+                </m:rPr>
+                <m:t>∇</m:t>
+              </m:r>
+            </m:e>
+            <m:sub>
+              <m:r>
+                <m:t>W</m:t>
+              </m:r>
+            </m:sub>
+          </m:sSub>
+          <m:r>
+            <m:t> </m:t>
+          </m:r>
+          <m:r>
+            <m:t>g</m:t>
+          </m:r>
+          <m:r>
+            <m:rPr>
+              <m:sty m:val="p"/>
+            </m:rPr>
+            <m:t>(</m:t>
+          </m:r>
+          <m:r>
+            <m:t>W</m:t>
+          </m:r>
+          <m:r>
+            <m:rPr>
+              <m:sty m:val="p"/>
+            </m:rPr>
+            <m:t>)</m:t>
+          </m:r>
+          <m:r>
+            <m:rPr>
+              <m:sty m:val="p"/>
+            </m:rPr>
+            <m:t>=</m:t>
+          </m:r>
+          <m:d>
+            <m:dPr>
+              <m:begChr m:val="["/>
+              <m:sepChr m:val=""/>
+              <m:endChr m:val="]"/>
+              <m:grow/>
+            </m:dPr>
+            <m:e>
+              <m:m>
+                <m:mPr>
+                  <m:baseJc m:val="center"/>
+                  <m:plcHide m:val="on"/>
+                  <m:mcs>
+                    <m:mc>
+                      <m:mcPr>
+                        <m:mcJc m:val="center"/>
+                        <m:count m:val="1"/>
+                      </m:mcPr>
+                    </m:mc>
+                    <m:mc>
+                      <m:mcPr>
+                        <m:mcJc m:val="center"/>
+                        <m:count m:val="1"/>
+                      </m:mcPr>
+                    </m:mc>
+                    <m:mc>
+                      <m:mcPr>
+                        <m:mcJc m:val="center"/>
+                        <m:count m:val="1"/>
+                      </m:mcPr>
+                    </m:mc>
+                  </m:mcs>
+                </m:mPr>
+                <m:mr>
+                  <m:e>
+                    <m:r>
+                      <m:t>2</m:t>
+                    </m:r>
+                  </m:e>
+                  <m:e>
+                    <m:r>
+                      <m:rPr>
+                        <m:sty m:val="p"/>
+                      </m:rPr>
+                      <m:t>−</m:t>
+                    </m:r>
+                    <m:r>
+                      <m:t>1</m:t>
+                    </m:r>
+                  </m:e>
+                  <m:e>
+                    <m:r>
+                      <m:t>0</m:t>
+                    </m:r>
+                  </m:e>
+                </m:mr>
+                <m:mr>
+                  <m:e>
+                    <m:r>
+                      <m:t>4</m:t>
+                    </m:r>
+                  </m:e>
+                  <m:e>
+                    <m:r>
+                      <m:t>3</m:t>
+                    </m:r>
+                  </m:e>
+                  <m:e>
+                    <m:r>
+                      <m:rPr>
+                        <m:sty m:val="p"/>
+                      </m:rPr>
+                      <m:t>−</m:t>
+                    </m:r>
+                    <m:r>
+                      <m:t>2</m:t>
+                    </m:r>
+                  </m:e>
+                </m:mr>
+              </m:m>
+            </m:e>
+          </m:d>
+          <m:r>
+            <m:rPr>
+              <m:sty m:val="p"/>
+            </m:rPr>
+            <m:t>=</m:t>
+          </m:r>
+          <m:r>
+            <m:t>A</m:t>
+          </m:r>
+        </m:oMath>
+      </m:oMathPara>
+    </w:p>
+    <w:p>
+      <w:pPr>
+        <w:pStyle w:val="FirstParagraph"/>
+      </w:pPr>
+      <w:r>
+        <w:t xml:space="preserve">What is unusual is that the gradient came out</w:t>
+      </w:r>
+      <w:r>
+        <w:t xml:space="preserve"> </w:t>
+      </w:r>
+      <w:r>
+        <w:rPr>
+          <w:b/>
+          <w:bCs/>
+        </w:rPr>
+        <w:t xml:space="preserve">constant</w:t>
+      </w:r>
+      <w:r>
+        <w:t xml:space="preserve">:</w:t>
+      </w:r>
+      <w:r>
+        <w:t xml:space="preserve"> </w:t>
+      </w:r>
+      <w:r>
+        <w:t xml:space="preserve">it does not mention</w:t>
+      </w:r>
+      <w:r>
+        <w:t xml:space="preserve"> </w:t>
+      </w:r>
+      <m:oMath>
+        <m:r>
+          <m:t>W</m:t>
+        </m:r>
+      </m:oMath>
+      <w:r>
+        <w:t xml:space="preserve"> </w:t>
+      </w:r>
+      <w:r>
+        <w:t xml:space="preserve">at all.</w:t>
+      </w:r>
+      <w:r>
+        <w:t xml:space="preserve"> </w:t>
+      </w:r>
+      <w:r>
+        <w:t xml:space="preserve">The constant answer is not a quirk of this particular</w:t>
+      </w:r>
+      <w:r>
+        <w:t xml:space="preserve"> </w:t>
+      </w:r>
+      <m:oMath>
+        <m:r>
+          <m:t>A</m:t>
+        </m:r>
+      </m:oMath>
+      <w:r>
+        <w:t xml:space="preserve">.</w:t>
+      </w:r>
+      <w:r>
+        <w:t xml:space="preserve"> </w:t>
+      </w:r>
+      <m:oMath>
+        <m:r>
+          <m:t>g</m:t>
+        </m:r>
+      </m:oMath>
+      <w:r>
+        <w:t xml:space="preserve"> </w:t>
+      </w:r>
+      <w:r>
+        <w:t xml:space="preserve">is a linear function of</w:t>
+      </w:r>
+      <w:r>
+        <w:t xml:space="preserve"> </w:t>
+      </w:r>
+      <m:oMath>
+        <m:r>
+          <m:t>W</m:t>
+        </m:r>
+      </m:oMath>
+      <w:r>
+        <w:t xml:space="preserve">, and the gradient of a linear function is</w:t>
+      </w:r>
+      <w:r>
+        <w:t xml:space="preserve"> </w:t>
+      </w:r>
+      <w:r>
+        <w:t xml:space="preserve">constant everywhere,</w:t>
+      </w:r>
+      <w:r>
+        <w:t xml:space="preserve"> </w:t>
+      </w:r>
+      <w:r>
+        <w:t xml:space="preserve">for the same reason the derivative of</w:t>
+      </w:r>
+      <w:r>
+        <w:t xml:space="preserve"> </w:t>
+      </w:r>
+      <m:oMath>
+        <m:r>
+          <m:t>f</m:t>
+        </m:r>
+        <m:r>
+          <m:rPr>
+            <m:sty m:val="p"/>
+          </m:rPr>
+          <m:t>(</m:t>
+        </m:r>
+        <m:r>
+          <m:t>w</m:t>
+        </m:r>
+        <m:r>
+          <m:rPr>
+            <m:sty m:val="p"/>
+          </m:rPr>
+          <m:t>)</m:t>
+        </m:r>
+        <m:r>
+          <m:rPr>
+            <m:sty m:val="p"/>
+          </m:rPr>
+          <m:t>=</m:t>
+        </m:r>
+        <m:r>
+          <m:t>c</m:t>
+        </m:r>
+        <m:r>
+          <m:t>w</m:t>
+        </m:r>
+      </m:oMath>
+      <w:r>
+        <w:t xml:space="preserve"> </w:t>
+      </w:r>
+      <w:r>
+        <w:t xml:space="preserve">is</w:t>
+      </w:r>
+      <w:r>
+        <w:t xml:space="preserve"> </w:t>
+      </w:r>
+      <m:oMath>
+        <m:r>
+          <m:t>c</m:t>
+        </m:r>
+      </m:oMath>
+      <w:r>
+        <w:t xml:space="preserve"> </w:t>
+      </w:r>
+      <w:r>
+        <w:t xml:space="preserve">no matter where it</w:t>
+      </w:r>
+      <w:r>
+        <w:t xml:space="preserve"> </w:t>
+      </w:r>
+      <w:r>
+        <w:t xml:space="preserve">is evaluated.</w:t>
+      </w:r>
+    </w:p>
+    <w:p>
+      <w:pPr>
+        <w:pStyle w:val="BodyText"/>
+      </w:pPr>
+      <w:r>
+        <w:t xml:space="preserve">A constant gradient is the easy case, and it is not the case we usually face.</w:t>
+      </w:r>
+      <w:r>
+        <w:t xml:space="preserve"> </w:t>
+      </w:r>
+      <w:r>
+        <w:t xml:space="preserve">Most objectives are curved — the squared error of a linear model is the standard example —</w:t>
+      </w:r>
+      <w:r>
+        <w:t xml:space="preserve"> </w:t>
+      </w:r>
+      <w:r>
+        <w:t xml:space="preserve">so their gradient changes from point to point</w:t>
+      </w:r>
+      <w:r>
+        <w:t xml:space="preserve"> </w:t>
+      </w:r>
+      <w:r>
+        <w:t xml:space="preserve">and the downhill direction has to be worked out afresh at every step.</w:t>
+      </w:r>
+    </w:p>
+    <w:bookmarkEnd w:id="63"/>
+    <w:bookmarkEnd w:id="64"/>
+    <w:bookmarkStart w:id="68" w:name="sec-additional-resources"/>
+    <w:p>
+      <w:pPr>
+        <w:pStyle w:val="Heading2"/>
+      </w:pPr>
+      <w:r>
+        <w:t xml:space="preserve">2 Additional resources</w:t>
+      </w:r>
+    </w:p>
+    <w:p>
+      <w:pPr>
+        <w:pStyle w:val="FirstParagraph"/>
+      </w:pPr>
+      <w:r>
         <w:t xml:space="preserve">See also the</w:t>
       </w:r>
       <w:r>
         <w:t xml:space="preserve"> </w:t>
       </w:r>
-      <w:hyperlink r:id="rId59">
+      <w:hyperlink r:id="rId65">
         <w:r>
           <w:rPr>
             <w:rStyle w:val="Hyperlink"/>
@@ -27646,10 +30991,10 @@
         <w:pStyle w:val="Compact"/>
         <w:numPr>
           <w:ilvl w:val="0"/>
-          <w:numId w:val="1001"/>
+          <w:numId w:val="1002"/>
         </w:numPr>
       </w:pPr>
-      <w:hyperlink r:id="rId60">
+      <w:hyperlink r:id="rId66">
         <w:r>
           <w:rPr>
             <w:rStyle w:val="Hyperlink"/>
@@ -27663,7 +31008,7 @@
       <w:r>
         <w:t xml:space="preserve"> </w:t>
       </w:r>
-      <w:hyperlink r:id="rId61">
+      <w:hyperlink r:id="rId67">
         <w:r>
           <w:rPr>
             <w:rStyle w:val="Hyperlink"/>
@@ -27696,8 +31041,8 @@
         </w:r>
       </w:hyperlink>
     </w:p>
-    <w:bookmarkEnd w:id="62"/>
-    <w:bookmarkStart w:id="68" w:name="references"/>
+    <w:bookmarkEnd w:id="68"/>
+    <w:bookmarkStart w:id="74" w:name="references"/>
     <w:p>
       <w:pPr>
         <w:pStyle w:val="Heading2"/>
@@ -27706,8 +31051,8 @@
         <w:t xml:space="preserve">References</w:t>
       </w:r>
     </w:p>
-    <w:bookmarkStart w:id="67" w:name="refs"/>
-    <w:bookmarkStart w:id="64" w:name="ref-fieller2018basics"/>
+    <w:bookmarkStart w:id="73" w:name="refs"/>
+    <w:bookmarkStart w:id="70" w:name="ref-fieller2018basics"/>
     <w:p>
       <w:pPr>
         <w:pStyle w:val="Bibliography"/>
@@ -27745,7 +31090,7 @@
       <w:r>
         <w:t xml:space="preserve"> </w:t>
       </w:r>
-      <w:hyperlink r:id="rId63">
+      <w:hyperlink r:id="rId69">
         <w:r>
           <w:rPr>
             <w:rStyle w:val="Hyperlink"/>
@@ -27757,8 +31102,8 @@
         <w:t xml:space="preserve">.</w:t>
       </w:r>
     </w:p>
-    <w:bookmarkEnd w:id="64"/>
-    <w:bookmarkStart w:id="66" w:name="ref-hutchinson_wwu_ml_videos"/>
+    <w:bookmarkEnd w:id="70"/>
+    <w:bookmarkStart w:id="72" w:name="ref-hutchinson_wwu_ml_videos"/>
     <w:p>
       <w:pPr>
         <w:pStyle w:val="Bibliography"/>
@@ -27824,7 +31169,7 @@
       <w:r>
         <w:t xml:space="preserve"> </w:t>
       </w:r>
-      <w:hyperlink r:id="rId65">
+      <w:hyperlink r:id="rId71">
         <w:r>
           <w:rPr>
             <w:rStyle w:val="Hyperlink"/>
@@ -27836,9 +31181,9 @@
         <w:t xml:space="preserve">.</w:t>
       </w:r>
     </w:p>
-    <w:bookmarkEnd w:id="66"/>
-    <w:bookmarkEnd w:id="67"/>
-    <w:bookmarkEnd w:id="68"/>
+    <w:bookmarkEnd w:id="72"/>
+    <w:bookmarkEnd w:id="73"/>
+    <w:bookmarkEnd w:id="74"/>
     <w:sectPr>
       <w:footnotePr>
         <w:numRestart w:val="eachSect"/>
@@ -27943,6 +31288,91 @@
     <w:lvl w:ilvl="8">
       <w:numFmt w:val="bullet"/>
       <w:lvlText w:val=" "/>
+      <w:lvlJc w:val="left"/>
+      <w:pPr>
+        <w:ind w:left="6480" w:hanging="360"/>
+      </w:pPr>
+    </w:lvl>
+  </w:abstractNum>
+  <w:abstractNum w:abstractNumId="99411">
+    <w:nsid w:val="00A99411"/>
+    <w:multiLevelType w:val="multilevel"/>
+    <w:lvl w:ilvl="0">
+      <w:start w:val="1"/>
+      <w:numFmt w:val="decimal"/>
+      <w:lvlText w:val="%1."/>
+      <w:lvlJc w:val="left"/>
+      <w:pPr>
+        <w:ind w:left="720" w:hanging="360"/>
+      </w:pPr>
+    </w:lvl>
+    <w:lvl w:ilvl="1">
+      <w:start w:val="1"/>
+      <w:numFmt w:val="decimal"/>
+      <w:lvlText w:val="%2."/>
+      <w:lvlJc w:val="left"/>
+      <w:pPr>
+        <w:ind w:left="1440" w:hanging="360"/>
+      </w:pPr>
+    </w:lvl>
+    <w:lvl w:ilvl="2">
+      <w:start w:val="1"/>
+      <w:numFmt w:val="decimal"/>
+      <w:lvlText w:val="%3."/>
+      <w:lvlJc w:val="left"/>
+      <w:pPr>
+        <w:ind w:left="2160" w:hanging="360"/>
+      </w:pPr>
+    </w:lvl>
+    <w:lvl w:ilvl="3">
+      <w:start w:val="1"/>
+      <w:numFmt w:val="decimal"/>
+      <w:lvlText w:val="%4."/>
+      <w:lvlJc w:val="left"/>
+      <w:pPr>
+        <w:ind w:left="2880" w:hanging="360"/>
+      </w:pPr>
+    </w:lvl>
+    <w:lvl w:ilvl="4">
+      <w:start w:val="1"/>
+      <w:numFmt w:val="decimal"/>
+      <w:lvlText w:val="%5."/>
+      <w:lvlJc w:val="left"/>
+      <w:pPr>
+        <w:ind w:left="3600" w:hanging="360"/>
+      </w:pPr>
+    </w:lvl>
+    <w:lvl w:ilvl="5">
+      <w:start w:val="1"/>
+      <w:numFmt w:val="decimal"/>
+      <w:lvlText w:val="%6."/>
+      <w:lvlJc w:val="left"/>
+      <w:pPr>
+        <w:ind w:left="4320" w:hanging="360"/>
+      </w:pPr>
+    </w:lvl>
+    <w:lvl w:ilvl="6">
+      <w:start w:val="1"/>
+      <w:numFmt w:val="decimal"/>
+      <w:lvlText w:val="%7."/>
+      <w:lvlJc w:val="left"/>
+      <w:pPr>
+        <w:ind w:left="5040" w:hanging="360"/>
+      </w:pPr>
+    </w:lvl>
+    <w:lvl w:ilvl="7">
+      <w:start w:val="1"/>
+      <w:numFmt w:val="decimal"/>
+      <w:lvlText w:val="%8."/>
+      <w:lvlJc w:val="left"/>
+      <w:pPr>
+        <w:ind w:left="5760" w:hanging="360"/>
+      </w:pPr>
+    </w:lvl>
+    <w:lvl w:ilvl="8">
+      <w:start w:val="1"/>
+      <w:numFmt w:val="decimal"/>
+      <w:lvlText w:val="%9."/>
       <w:lvlJc w:val="left"/>
       <w:pPr>
         <w:ind w:left="6480" w:hanging="360"/>
@@ -28056,6 +31486,36 @@
     <w:abstractNumId w:val="990"/>
   </w:num>
   <w:num w:numId="1001">
+    <w:abstractNumId w:val="99411"/>
+    <w:lvlOverride w:ilvl="0">
+      <w:startOverride w:val="1"/>
+    </w:lvlOverride>
+    <w:lvlOverride w:ilvl="1">
+      <w:startOverride w:val="1"/>
+    </w:lvlOverride>
+    <w:lvlOverride w:ilvl="2">
+      <w:startOverride w:val="1"/>
+    </w:lvlOverride>
+    <w:lvlOverride w:ilvl="3">
+      <w:startOverride w:val="1"/>
+    </w:lvlOverride>
+    <w:lvlOverride w:ilvl="4">
+      <w:startOverride w:val="1"/>
+    </w:lvlOverride>
+    <w:lvlOverride w:ilvl="5">
+      <w:startOverride w:val="1"/>
+    </w:lvlOverride>
+    <w:lvlOverride w:ilvl="6">
+      <w:startOverride w:val="1"/>
+    </w:lvlOverride>
+    <w:lvlOverride w:ilvl="7">
+      <w:startOverride w:val="1"/>
+    </w:lvlOverride>
+    <w:lvlOverride w:ilvl="8">
+      <w:startOverride w:val="1"/>
+    </w:lvlOverride>
+  </w:num>
+  <w:num w:numId="1002">
     <w:abstractNumId w:val="991"/>
   </w:num>
 </w:numbering>

--- a/vector-calculus.docx
+++ b/vector-calculus.docx
@@ -15,7 +15,7 @@
         <w:pStyle w:val="Date"/>
       </w:pPr>
       <w:r>
-        <w:t xml:space="preserve">Last modified: 2026-09-29 21:33:59 (PDT)</w:t>
+        <w:t xml:space="preserve">Last modified: 2026-09-30 14:04:39 (PDT)</w:t>
       </w:r>
     </w:p>
     <w:p>

--- a/vector-calculus.docx
+++ b/vector-calculus.docx
@@ -15,7 +15,7 @@
         <w:pStyle w:val="Date"/>
       </w:pPr>
       <w:r>
-        <w:t xml:space="preserve">Last modified: 2026-09-30 14:04:39 (PDT)</w:t>
+        <w:t xml:space="preserve">Last modified: 2026-09-30 14:36:42 (PDT)</w:t>
       </w:r>
     </w:p>
     <w:p>

--- a/vector-calculus.docx
+++ b/vector-calculus.docx
@@ -15,7 +15,7 @@
         <w:pStyle w:val="Date"/>
       </w:pPr>
       <w:r>
-        <w:t xml:space="preserve">Last modified: 2026-09-30 14:36:42 (PDT)</w:t>
+        <w:t xml:space="preserve">Last modified: 2026-09-30 14:50:05 (PDT)</w:t>
       </w:r>
     </w:p>
     <w:p>

--- a/vector-calculus.docx
+++ b/vector-calculus.docx
@@ -15,7 +15,7 @@
         <w:pStyle w:val="Date"/>
       </w:pPr>
       <w:r>
-        <w:t xml:space="preserve">Last modified: 2026-09-30 14:50:05 (PDT)</w:t>
+        <w:t xml:space="preserve">Last modified: 2026-09-30 15:10:34 (PDT)</w:t>
       </w:r>
     </w:p>
     <w:p>

--- a/vector-calculus.docx
+++ b/vector-calculus.docx
@@ -15,7 +15,7 @@
         <w:pStyle w:val="Date"/>
       </w:pPr>
       <w:r>
-        <w:t xml:space="preserve">Last modified: 2026-09-30 15:10:34 (PDT)</w:t>
+        <w:t xml:space="preserve">Last modified: 2026-09-30 15:48:20 (PDT)</w:t>
       </w:r>
     </w:p>
     <w:p>

--- a/vector-calculus.docx
+++ b/vector-calculus.docx
@@ -15,7 +15,7 @@
         <w:pStyle w:val="Date"/>
       </w:pPr>
       <w:r>
-        <w:t xml:space="preserve">Last modified: 2026-09-30 15:48:20 (PDT)</w:t>
+        <w:t xml:space="preserve">Last modified: 2026-10-01 18:10:18 (PDT)</w:t>
       </w:r>
     </w:p>
     <w:p>

--- a/vector-calculus.docx
+++ b/vector-calculus.docx
@@ -15,7 +15,7 @@
         <w:pStyle w:val="Date"/>
       </w:pPr>
       <w:r>
-        <w:t xml:space="preserve">Last modified: 2026-10-01 18:10:18 (PDT)</w:t>
+        <w:t xml:space="preserve">Last modified: 2026-10-01 23:40:11 (PDT)</w:t>
       </w:r>
     </w:p>
     <w:p>

--- a/vector-calculus.docx
+++ b/vector-calculus.docx
@@ -15,7 +15,7 @@
         <w:pStyle w:val="Date"/>
       </w:pPr>
       <w:r>
-        <w:t xml:space="preserve">Last modified: 2026-10-01 23:40:11 (PDT)</w:t>
+        <w:t xml:space="preserve">Last modified: 2026-10-01 23:40:46 (PDT)</w:t>
       </w:r>
     </w:p>
     <w:p>

--- a/vector-calculus.docx
+++ b/vector-calculus.docx
@@ -15,7 +15,7 @@
         <w:pStyle w:val="Date"/>
       </w:pPr>
       <w:r>
-        <w:t xml:space="preserve">Last modified: 2026-10-01 23:40:46 (PDT)</w:t>
+        <w:t xml:space="preserve">Last modified: 2026-10-01 23:47:01 (PDT)</w:t>
       </w:r>
     </w:p>
     <w:p>

--- a/vector-calculus.docx
+++ b/vector-calculus.docx
@@ -15,7 +15,7 @@
         <w:pStyle w:val="Date"/>
       </w:pPr>
       <w:r>
-        <w:t xml:space="preserve">Last modified: 2026-10-01 23:47:01 (PDT)</w:t>
+        <w:t xml:space="preserve">Last modified: 2026-10-01 23:48:29 (PDT)</w:t>
       </w:r>
     </w:p>
     <w:p>

--- a/vector-calculus.docx
+++ b/vector-calculus.docx
@@ -15,7 +15,7 @@
         <w:pStyle w:val="Date"/>
       </w:pPr>
       <w:r>
-        <w:t xml:space="preserve">Last modified: 2026-10-01 23:48:29 (PDT)</w:t>
+        <w:t xml:space="preserve">Last modified: 2026-10-01 23:55:30 (PDT)</w:t>
       </w:r>
     </w:p>
     <w:p>

--- a/vector-calculus.docx
+++ b/vector-calculus.docx
@@ -15,7 +15,7 @@
         <w:pStyle w:val="Date"/>
       </w:pPr>
       <w:r>
-        <w:t xml:space="preserve">Last modified: 2026-10-01 23:55:30 (PDT)</w:t>
+        <w:t xml:space="preserve">Last modified: 2026-10-02 01:19:51 (PDT)</w:t>
       </w:r>
     </w:p>
     <w:p>

--- a/vector-calculus.docx
+++ b/vector-calculus.docx
@@ -15,7 +15,7 @@
         <w:pStyle w:val="Date"/>
       </w:pPr>
       <w:r>
-        <w:t xml:space="preserve">Last modified: 2026-10-02 01:19:51 (PDT)</w:t>
+        <w:t xml:space="preserve">Last modified: 2026-10-02 01:27:22 (PDT)</w:t>
       </w:r>
     </w:p>
     <w:p>

--- a/vector-calculus.docx
+++ b/vector-calculus.docx
@@ -15,7 +15,7 @@
         <w:pStyle w:val="Date"/>
       </w:pPr>
       <w:r>
-        <w:t xml:space="preserve">Last modified: 2026-10-02 01:27:22 (PDT)</w:t>
+        <w:t xml:space="preserve">Last modified: 2026-10-02 01:35:25 (PDT)</w:t>
       </w:r>
     </w:p>
     <w:p>

--- a/vector-calculus.docx
+++ b/vector-calculus.docx
@@ -15,7 +15,7 @@
         <w:pStyle w:val="Date"/>
       </w:pPr>
       <w:r>
-        <w:t xml:space="preserve">Last modified: 2026-10-02 01:35:25 (PDT)</w:t>
+        <w:t xml:space="preserve">Last modified: 2026-10-02 05:34:24 (PDT)</w:t>
       </w:r>
     </w:p>
     <w:p>

--- a/vector-calculus.docx
+++ b/vector-calculus.docx
@@ -15,7 +15,7 @@
         <w:pStyle w:val="Date"/>
       </w:pPr>
       <w:r>
-        <w:t xml:space="preserve">Last modified: 2026-10-02 05:34:24 (PDT)</w:t>
+        <w:t xml:space="preserve">Last modified: 2026-10-02 10:10:00 (PDT)</w:t>
       </w:r>
     </w:p>
     <w:p>

--- a/vector-calculus.docx
+++ b/vector-calculus.docx
@@ -15,7 +15,7 @@
         <w:pStyle w:val="Date"/>
       </w:pPr>
       <w:r>
-        <w:t xml:space="preserve">Last modified: 2026-10-02 10:10:00 (PDT)</w:t>
+        <w:t xml:space="preserve">Last modified: 2026-10-02 10:19:10 (PDT)</w:t>
       </w:r>
     </w:p>
     <w:p>

--- a/vector-calculus.docx
+++ b/vector-calculus.docx
@@ -15,7 +15,7 @@
         <w:pStyle w:val="Date"/>
       </w:pPr>
       <w:r>
-        <w:t xml:space="preserve">Last modified: 2026-10-02 10:19:10 (PDT)</w:t>
+        <w:t xml:space="preserve">Last modified: 2026-10-02 16:44:04 (PDT)</w:t>
       </w:r>
     </w:p>
     <w:p>

--- a/vector-calculus.docx
+++ b/vector-calculus.docx
@@ -15,7 +15,7 @@
         <w:pStyle w:val="Date"/>
       </w:pPr>
       <w:r>
-        <w:t xml:space="preserve">Last modified: 2026-10-02 16:44:04 (PDT)</w:t>
+        <w:t xml:space="preserve">Last modified: 2026-10-02 16:44:20 (PDT)</w:t>
       </w:r>
     </w:p>
     <w:p>

--- a/vector-calculus.docx
+++ b/vector-calculus.docx
@@ -15,7 +15,7 @@
         <w:pStyle w:val="Date"/>
       </w:pPr>
       <w:r>
-        <w:t xml:space="preserve">Last modified: 2026-10-02 16:44:20 (PDT)</w:t>
+        <w:t xml:space="preserve">Last modified: 2026-10-03 01:05:12 (PDT)</w:t>
       </w:r>
     </w:p>
     <w:p>

--- a/vector-calculus.docx
+++ b/vector-calculus.docx
@@ -15,7 +15,7 @@
         <w:pStyle w:val="Date"/>
       </w:pPr>
       <w:r>
-        <w:t xml:space="preserve">Last modified: 2026-10-03 01:05:12 (PDT)</w:t>
+        <w:t xml:space="preserve">Last modified: 2026-10-03 01:11:14 (PDT)</w:t>
       </w:r>
     </w:p>
     <w:p>

--- a/vector-calculus.docx
+++ b/vector-calculus.docx
@@ -15,7 +15,7 @@
         <w:pStyle w:val="Date"/>
       </w:pPr>
       <w:r>
-        <w:t xml:space="preserve">Last modified: 2026-10-03 01:11:14 (PDT)</w:t>
+        <w:t xml:space="preserve">Last modified: 2026-10-03 01:20:52 (PDT)</w:t>
       </w:r>
     </w:p>
     <w:p>

--- a/vector-calculus.docx
+++ b/vector-calculus.docx
@@ -15,7 +15,7 @@
         <w:pStyle w:val="Date"/>
       </w:pPr>
       <w:r>
-        <w:t xml:space="preserve">Last modified: 2026-10-03 01:20:52 (PDT)</w:t>
+        <w:t xml:space="preserve">Last modified: 2026-10-03 01:28:45 (PDT)</w:t>
       </w:r>
     </w:p>
     <w:p>

--- a/vector-calculus.docx
+++ b/vector-calculus.docx
@@ -15,7 +15,7 @@
         <w:pStyle w:val="Date"/>
       </w:pPr>
       <w:r>
-        <w:t xml:space="preserve">Last modified: 2026-10-03 01:28:45 (PDT)</w:t>
+        <w:t xml:space="preserve">Last modified: 2026-10-03 01:36:11 (PDT)</w:t>
       </w:r>
     </w:p>
     <w:p>
@@ -60,13 +60,19 @@
         <w:t xml:space="preserve"> </w:t>
       </w:r>
       <w:r>
-        <w:t xml:space="preserve">Linear algebra prerequisites — including vectors, matrices, transpose,</w:t>
-      </w:r>
-      <w:r>
-        <w:t xml:space="preserve"> </w:t>
-      </w:r>
-      <w:r>
-        <w:t xml:space="preserve">dot product, and quadratic forms — are covered in</w:t>
+        <w:t xml:space="preserve">Its linear algebra prerequisites,</w:t>
+      </w:r>
+      <w:r>
+        <w:t xml:space="preserve"> </w:t>
+      </w:r>
+      <w:r>
+        <w:t xml:space="preserve">such as vectors, matrices, transposes, dot products, and quadratic forms,</w:t>
+      </w:r>
+      <w:r>
+        <w:t xml:space="preserve"> </w:t>
+      </w:r>
+      <w:r>
+        <w:t xml:space="preserve">are covered in</w:t>
       </w:r>
       <w:r>
         <w:t xml:space="preserve"> </w:t>
@@ -836,7 +842,7 @@
         </w:tc>
       </w:tr>
     </w:tbl>
-    <w:bookmarkStart w:id="64" w:name="sec-gradient-shape"/>
+    <w:bookmarkStart w:id="72" w:name="sec-gradient-shape"/>
     <w:p>
       <w:pPr>
         <w:pStyle w:val="Heading2"/>
@@ -5537,156 +5543,6 @@
       </w:r>
     </w:p>
     <w:bookmarkEnd w:id="25"/>
-    <w:p>
-      <w:pPr>
-        <w:pStyle w:val="BodyText"/>
-      </w:pPr>
-      <w:r>
-        <w:t xml:space="preserve">Some sources use the transposed,</w:t>
-      </w:r>
-      <w:r>
-        <w:t xml:space="preserve"> </w:t>
-      </w:r>
-      <w:r>
-        <w:rPr>
-          <w:i/>
-          <w:iCs/>
-        </w:rPr>
-        <w:t xml:space="preserve">numerator layout</w:t>
-      </w:r>
-      <w:r>
-        <w:t xml:space="preserve">,</w:t>
-      </w:r>
-      <w:r>
-        <w:t xml:space="preserve"> </w:t>
-      </w:r>
-      <w:r>
-        <w:t xml:space="preserve">in which the derivative is the</w:t>
-      </w:r>
-      <w:r>
-        <w:t xml:space="preserve"> </w:t>
-      </w:r>
-      <m:oMath>
-        <m:r>
-          <m:t>q</m:t>
-        </m:r>
-        <m:r>
-          <m:rPr>
-            <m:sty m:val="p"/>
-          </m:rPr>
-          <m:t>×</m:t>
-        </m:r>
-        <m:r>
-          <m:t>p</m:t>
-        </m:r>
-      </m:oMath>
-      <w:r>
-        <w:t xml:space="preserve"> </w:t>
-      </w:r>
-      <w:r>
-        <w:t xml:space="preserve">Jacobian matrix</w:t>
-      </w:r>
-      <w:r>
-        <w:t xml:space="preserve"> </w:t>
-      </w:r>
-      <w:r>
-        <w:t xml:space="preserve">with</w:t>
-      </w:r>
-      <w:r>
-        <w:t xml:space="preserve"> </w:t>
-      </w:r>
-      <m:oMath>
-        <m:r>
-          <m:rPr>
-            <m:sty m:val="p"/>
-          </m:rPr>
-          <m:t>(</m:t>
-        </m:r>
-        <m:r>
-          <m:t>j</m:t>
-        </m:r>
-        <m:r>
-          <m:rPr>
-            <m:sty m:val="p"/>
-          </m:rPr>
-          <m:t>,</m:t>
-        </m:r>
-        <m:r>
-          <m:t>i</m:t>
-        </m:r>
-        <m:r>
-          <m:rPr>
-            <m:sty m:val="p"/>
-          </m:rPr>
-          <m:t>)</m:t>
-        </m:r>
-      </m:oMath>
-      <w:r>
-        <w:t xml:space="preserve"> </w:t>
-      </w:r>
-      <w:r>
-        <w:t xml:space="preserve">entry</w:t>
-      </w:r>
-      <w:r>
-        <w:t xml:space="preserve"> </w:t>
-      </w:r>
-      <m:oMath>
-        <m:f>
-          <m:fPr>
-            <m:type m:val="bar"/>
-          </m:fPr>
-          <m:num>
-            <m:r>
-              <m:rPr>
-                <m:sty m:val="p"/>
-              </m:rPr>
-              <m:t>∂</m:t>
-            </m:r>
-          </m:num>
-          <m:den>
-            <m:r>
-              <m:rPr>
-                <m:sty m:val="p"/>
-              </m:rPr>
-              <m:t>∂</m:t>
-            </m:r>
-            <m:sSub>
-              <m:e>
-                <m:r>
-                  <m:t>β</m:t>
-                </m:r>
-              </m:e>
-              <m:sub>
-                <m:r>
-                  <m:t>i</m:t>
-                </m:r>
-              </m:sub>
-            </m:sSub>
-          </m:den>
-        </m:f>
-        <m:sSub>
-          <m:e>
-            <m:r>
-              <m:t>y</m:t>
-            </m:r>
-          </m:e>
-          <m:sub>
-            <m:r>
-              <m:t>j</m:t>
-            </m:r>
-          </m:sub>
-        </m:sSub>
-      </m:oMath>
-      <w:r>
-        <w:t xml:space="preserve">.</w:t>
-      </w:r>
-      <w:r>
-        <w:t xml:space="preserve"> </w:t>
-      </w:r>
-      <w:r>
-        <w:t xml:space="preserve">Check a source’s layout before combining its formulas with these.</w:t>
-      </w:r>
-    </w:p>
     <w:bookmarkStart w:id="26" w:name="exm-vector-valued-derivative"/>
     <w:p>
       <w:pPr>
@@ -6620,10 +6476,363 @@
       </m:oMathPara>
     </w:p>
     <w:bookmarkEnd w:id="26"/>
-    <w:bookmarkStart w:id="27" w:name="def-constant-wrt-vector"/>
+    <w:bookmarkStart w:id="27" w:name="rem-numerator-layout"/>
     <w:p>
       <w:pPr>
         <w:pStyle w:val="FirstParagraph"/>
+      </w:pPr>
+      <w:r>
+        <w:rPr>
+          <w:i/>
+          <w:iCs/>
+        </w:rPr>
+        <w:t xml:space="preserve">Remark 1</w:t>
+      </w:r>
+      <w:r>
+        <w:t xml:space="preserve"> (Numerator layout). </w:t>
+      </w:r>
+      <w:r>
+        <w:t xml:space="preserve">Some sources use the transposed,</w:t>
+      </w:r>
+      <w:r>
+        <w:t xml:space="preserve"> </w:t>
+      </w:r>
+      <w:r>
+        <w:rPr>
+          <w:i/>
+          <w:iCs/>
+        </w:rPr>
+        <w:t xml:space="preserve">numerator layout</w:t>
+      </w:r>
+      <w:r>
+        <w:t xml:space="preserve">,</w:t>
+      </w:r>
+      <w:r>
+        <w:t xml:space="preserve"> </w:t>
+      </w:r>
+      <w:r>
+        <w:t xml:space="preserve">in which the derivative is the</w:t>
+      </w:r>
+      <w:r>
+        <w:t xml:space="preserve"> </w:t>
+      </w:r>
+      <m:oMath>
+        <m:r>
+          <m:t>q</m:t>
+        </m:r>
+        <m:r>
+          <m:rPr>
+            <m:sty m:val="p"/>
+          </m:rPr>
+          <m:t>×</m:t>
+        </m:r>
+        <m:r>
+          <m:t>p</m:t>
+        </m:r>
+      </m:oMath>
+      <w:r>
+        <w:t xml:space="preserve"> </w:t>
+      </w:r>
+      <w:r>
+        <w:t xml:space="preserve">Jacobian matrix</w:t>
+      </w:r>
+      <w:r>
+        <w:t xml:space="preserve"> </w:t>
+      </w:r>
+      <w:r>
+        <w:t xml:space="preserve">with</w:t>
+      </w:r>
+      <w:r>
+        <w:t xml:space="preserve"> </w:t>
+      </w:r>
+      <m:oMath>
+        <m:r>
+          <m:rPr>
+            <m:sty m:val="p"/>
+          </m:rPr>
+          <m:t>(</m:t>
+        </m:r>
+        <m:r>
+          <m:t>j</m:t>
+        </m:r>
+        <m:r>
+          <m:rPr>
+            <m:sty m:val="p"/>
+          </m:rPr>
+          <m:t>,</m:t>
+        </m:r>
+        <m:r>
+          <m:t>i</m:t>
+        </m:r>
+        <m:r>
+          <m:rPr>
+            <m:sty m:val="p"/>
+          </m:rPr>
+          <m:t>)</m:t>
+        </m:r>
+      </m:oMath>
+      <w:r>
+        <w:t xml:space="preserve"> </w:t>
+      </w:r>
+      <w:r>
+        <w:t xml:space="preserve">entry</w:t>
+      </w:r>
+      <w:r>
+        <w:t xml:space="preserve"> </w:t>
+      </w:r>
+      <m:oMath>
+        <m:f>
+          <m:fPr>
+            <m:type m:val="bar"/>
+          </m:fPr>
+          <m:num>
+            <m:r>
+              <m:rPr>
+                <m:sty m:val="p"/>
+              </m:rPr>
+              <m:t>∂</m:t>
+            </m:r>
+          </m:num>
+          <m:den>
+            <m:r>
+              <m:rPr>
+                <m:sty m:val="p"/>
+              </m:rPr>
+              <m:t>∂</m:t>
+            </m:r>
+            <m:sSub>
+              <m:e>
+                <m:r>
+                  <m:t>β</m:t>
+                </m:r>
+              </m:e>
+              <m:sub>
+                <m:r>
+                  <m:t>i</m:t>
+                </m:r>
+              </m:sub>
+            </m:sSub>
+          </m:den>
+        </m:f>
+        <m:sSub>
+          <m:e>
+            <m:r>
+              <m:t>y</m:t>
+            </m:r>
+          </m:e>
+          <m:sub>
+            <m:r>
+              <m:t>j</m:t>
+            </m:r>
+          </m:sub>
+        </m:sSub>
+      </m:oMath>
+      <w:r>
+        <w:t xml:space="preserve">.</w:t>
+      </w:r>
+      <w:r>
+        <w:t xml:space="preserve"> </w:t>
+      </w:r>
+      <w:r>
+        <w:t xml:space="preserve">For example, in numerator layout,</w:t>
+      </w:r>
+      <w:r>
+        <w:t xml:space="preserve"> </w:t>
+      </w:r>
+      <w:r>
+        <w:t xml:space="preserve">the derivative in</w:t>
+      </w:r>
+      <w:r>
+        <w:t xml:space="preserve"> </w:t>
+      </w:r>
+      <w:hyperlink w:anchor="exm-vector-valued-derivative">
+        <w:r>
+          <w:rPr>
+            <w:rStyle w:val="Hyperlink"/>
+          </w:rPr>
+          <w:t xml:space="preserve">Example 2</w:t>
+        </w:r>
+      </w:hyperlink>
+      <w:r>
+        <w:t xml:space="preserve"> </w:t>
+      </w:r>
+      <w:r>
+        <w:t xml:space="preserve">is the</w:t>
+      </w:r>
+      <w:r>
+        <w:t xml:space="preserve"> </w:t>
+      </w:r>
+      <m:oMath>
+        <m:r>
+          <m:t>3</m:t>
+        </m:r>
+        <m:r>
+          <m:rPr>
+            <m:sty m:val="p"/>
+          </m:rPr>
+          <m:t>×</m:t>
+        </m:r>
+        <m:r>
+          <m:t>2</m:t>
+        </m:r>
+      </m:oMath>
+      <w:r>
+        <w:t xml:space="preserve"> </w:t>
+      </w:r>
+      <w:r>
+        <w:t xml:space="preserve">matrix</w:t>
+      </w:r>
+    </w:p>
+    <w:p>
+      <w:pPr>
+        <w:pStyle w:val="BodyText"/>
+      </w:pPr>
+      <m:oMathPara>
+        <m:oMathParaPr>
+          <m:jc m:val="center"/>
+        </m:oMathParaPr>
+        <m:oMath>
+          <m:d>
+            <m:dPr>
+              <m:begChr m:val="["/>
+              <m:sepChr m:val=""/>
+              <m:endChr m:val="]"/>
+              <m:grow/>
+            </m:dPr>
+            <m:e>
+              <m:m>
+                <m:mPr>
+                  <m:baseJc m:val="center"/>
+                  <m:plcHide m:val="on"/>
+                  <m:mcs>
+                    <m:mc>
+                      <m:mcPr>
+                        <m:mcJc m:val="center"/>
+                        <m:count m:val="1"/>
+                      </m:mcPr>
+                    </m:mc>
+                    <m:mc>
+                      <m:mcPr>
+                        <m:mcJc m:val="center"/>
+                        <m:count m:val="1"/>
+                      </m:mcPr>
+                    </m:mc>
+                  </m:mcs>
+                </m:mPr>
+                <m:mr>
+                  <m:e>
+                    <m:r>
+                      <m:t>2</m:t>
+                    </m:r>
+                    <m:sSub>
+                      <m:e>
+                        <m:r>
+                          <m:t>β</m:t>
+                        </m:r>
+                      </m:e>
+                      <m:sub>
+                        <m:r>
+                          <m:t>1</m:t>
+                        </m:r>
+                      </m:sub>
+                    </m:sSub>
+                  </m:e>
+                  <m:e>
+                    <m:r>
+                      <m:t>0</m:t>
+                    </m:r>
+                  </m:e>
+                </m:mr>
+                <m:mr>
+                  <m:e>
+                    <m:sSub>
+                      <m:e>
+                        <m:r>
+                          <m:t>β</m:t>
+                        </m:r>
+                      </m:e>
+                      <m:sub>
+                        <m:r>
+                          <m:t>2</m:t>
+                        </m:r>
+                      </m:sub>
+                    </m:sSub>
+                  </m:e>
+                  <m:e>
+                    <m:sSub>
+                      <m:e>
+                        <m:r>
+                          <m:t>β</m:t>
+                        </m:r>
+                      </m:e>
+                      <m:sub>
+                        <m:r>
+                          <m:t>1</m:t>
+                        </m:r>
+                      </m:sub>
+                    </m:sSub>
+                  </m:e>
+                </m:mr>
+                <m:mr>
+                  <m:e>
+                    <m:r>
+                      <m:t>0</m:t>
+                    </m:r>
+                  </m:e>
+                  <m:e>
+                    <m:r>
+                      <m:t>3</m:t>
+                    </m:r>
+                  </m:e>
+                </m:mr>
+              </m:m>
+            </m:e>
+          </m:d>
+        </m:oMath>
+      </m:oMathPara>
+    </w:p>
+    <w:p>
+      <w:pPr>
+        <w:pStyle w:val="FirstParagraph"/>
+      </w:pPr>
+      <w:r>
+        <w:t xml:space="preserve">the transpose of the</w:t>
+      </w:r>
+      <w:r>
+        <w:t xml:space="preserve"> </w:t>
+      </w:r>
+      <m:oMath>
+        <m:r>
+          <m:t>2</m:t>
+        </m:r>
+        <m:r>
+          <m:rPr>
+            <m:sty m:val="p"/>
+          </m:rPr>
+          <m:t>×</m:t>
+        </m:r>
+        <m:r>
+          <m:t>3</m:t>
+        </m:r>
+      </m:oMath>
+      <w:r>
+        <w:t xml:space="preserve"> </w:t>
+      </w:r>
+      <w:r>
+        <w:t xml:space="preserve">matrix found there.</w:t>
+      </w:r>
+      <w:r>
+        <w:t xml:space="preserve"> </w:t>
+      </w:r>
+      <w:r>
+        <w:t xml:space="preserve">Check a source’s layout before combining its formulas with these.</w:t>
+      </w:r>
+    </w:p>
+    <w:bookmarkEnd w:id="27"/>
+    <w:bookmarkStart w:id="28" w:name="def-constant-wrt-vector"/>
+    <w:p>
+      <w:pPr>
+        <w:pStyle w:val="BodyText"/>
       </w:pPr>
       <w:r>
         <w:rPr>
@@ -6897,8 +7106,8 @@
         </m:oMath>
       </m:oMathPara>
     </w:p>
-    <w:bookmarkEnd w:id="27"/>
-    <w:bookmarkStart w:id="28" w:name="exm-constant-wrt-vector"/>
+    <w:bookmarkEnd w:id="28"/>
+    <w:bookmarkStart w:id="29" w:name="exm-constant-wrt-vector"/>
     <w:p>
       <w:pPr>
         <w:pStyle w:val="FirstParagraph"/>
@@ -8120,8 +8329,8 @@
         <w:t xml:space="preserve">).</w:t>
       </w:r>
     </w:p>
-    <w:bookmarkEnd w:id="28"/>
-    <w:bookmarkStart w:id="29" w:name="thm-deriv-lincom"/>
+    <w:bookmarkEnd w:id="29"/>
+    <w:bookmarkStart w:id="30" w:name="thm-deriv-lincom"/>
     <w:p>
       <w:pPr>
         <w:pStyle w:val="BodyText"/>
@@ -8441,7 +8650,7 @@
         </m:oMath>
       </m:oMathPara>
     </w:p>
-    <w:bookmarkEnd w:id="29"/>
+    <w:bookmarkEnd w:id="30"/>
     <w:p>
       <w:pPr>
         <w:pStyle w:val="FirstParagraph"/>
@@ -9170,7 +9379,7 @@
         </m:oMath>
       </m:oMathPara>
     </w:p>
-    <w:bookmarkStart w:id="30" w:name="exm-deriv-lincom"/>
+    <w:bookmarkStart w:id="31" w:name="exm-deriv-lincom"/>
     <w:p>
       <w:pPr>
         <w:pStyle w:val="FirstParagraph"/>
@@ -10016,8 +10225,8 @@
         <w:t xml:space="preserve">Both methods agree.</w:t>
       </w:r>
     </w:p>
-    <w:bookmarkEnd w:id="30"/>
-    <w:bookmarkStart w:id="31" w:name="thm-deriv-dot-product"/>
+    <w:bookmarkEnd w:id="31"/>
+    <w:bookmarkStart w:id="32" w:name="thm-deriv-dot-product"/>
     <w:p>
       <w:pPr>
         <w:pStyle w:val="BodyText"/>
@@ -10711,7 +10920,7 @@
         </m:oMath>
       </m:oMathPara>
     </w:p>
-    <w:bookmarkEnd w:id="31"/>
+    <w:bookmarkEnd w:id="32"/>
     <w:p>
       <w:pPr>
         <w:pStyle w:val="FirstParagraph"/>
@@ -11359,7 +11568,7 @@
         </m:oMath>
       </m:oMathPara>
     </w:p>
-    <w:bookmarkStart w:id="32" w:name="exm-deriv-dot-product"/>
+    <w:bookmarkStart w:id="33" w:name="exm-deriv-dot-product"/>
     <w:p>
       <w:pPr>
         <w:pStyle w:val="FirstParagraph"/>
@@ -13408,8 +13617,8 @@
         <w:t xml:space="preserve">Both methods agree.</w:t>
       </w:r>
     </w:p>
-    <w:bookmarkEnd w:id="32"/>
-    <w:bookmarkStart w:id="33" w:name="thm-deriv-linear-map"/>
+    <w:bookmarkEnd w:id="33"/>
+    <w:bookmarkStart w:id="34" w:name="thm-deriv-linear-map"/>
     <w:p>
       <w:pPr>
         <w:pStyle w:val="BodyText"/>
@@ -13653,7 +13862,7 @@
         </m:oMath>
       </m:oMathPara>
     </w:p>
-    <w:bookmarkEnd w:id="33"/>
+    <w:bookmarkEnd w:id="34"/>
     <w:p>
       <w:pPr>
         <w:pStyle w:val="FirstParagraph"/>
@@ -14150,7 +14359,7 @@
         </m:oMath>
       </m:oMathPara>
     </w:p>
-    <w:bookmarkStart w:id="34" w:name="exm-deriv-linear-map"/>
+    <w:bookmarkStart w:id="35" w:name="exm-deriv-linear-map"/>
     <w:p>
       <w:pPr>
         <w:pStyle w:val="FirstParagraph"/>
@@ -14614,8 +14823,8 @@
         </m:oMath>
       </m:oMathPara>
     </w:p>
-    <w:bookmarkEnd w:id="34"/>
-    <w:bookmarkStart w:id="35" w:name="thm-deriv-matrix-vector"/>
+    <w:bookmarkEnd w:id="35"/>
+    <w:bookmarkStart w:id="36" w:name="thm-deriv-matrix-vector"/>
     <w:p>
       <w:pPr>
         <w:pStyle w:val="FirstParagraph"/>
@@ -15075,10 +15284,22 @@
         </m:oMath>
       </m:oMathPara>
     </w:p>
+    <w:bookmarkEnd w:id="36"/>
+    <w:bookmarkStart w:id="37" w:name="rem-deriv-matrix-vector-special-case"/>
     <w:p>
       <w:pPr>
         <w:pStyle w:val="FirstParagraph"/>
       </w:pPr>
+      <w:r>
+        <w:rPr>
+          <w:i/>
+          <w:iCs/>
+        </w:rPr>
+        <w:t xml:space="preserve">Remark 2</w:t>
+      </w:r>
+      <w:r>
+        <w:t xml:space="preserve"> (The derivative of a linear map as a special case). </w:t>
+      </w:r>
       <w:r>
         <w:t xml:space="preserve">This result generalizes</w:t>
       </w:r>
@@ -15138,6 +15359,26 @@
       </w:r>
       <w:r>
         <w:t xml:space="preserve">(so that</w:t>
+      </w:r>
+      <w:r>
+        <w:t xml:space="preserve"> </w:t>
+      </w:r>
+      <m:oMath>
+        <m:r>
+          <m:t>q</m:t>
+        </m:r>
+        <m:r>
+          <m:rPr>
+            <m:sty m:val="p"/>
+          </m:rPr>
+          <m:t>=</m:t>
+        </m:r>
+        <m:r>
+          <m:t>p</m:t>
+        </m:r>
+      </m:oMath>
+      <w:r>
+        <w:t xml:space="preserve">,</w:t>
       </w:r>
       <w:r>
         <w:t xml:space="preserve"> </w:t>
@@ -15190,13 +15431,25 @@
           </m:rPr>
           <m:t>=</m:t>
         </m:r>
-        <m:r>
-          <m:rPr>
-            <m:sty m:val="bi"/>
-          </m:rPr>
-          <m:t>I</m:t>
-        </m:r>
+        <m:sSub>
+          <m:e>
+            <m:r>
+              <m:rPr>
+                <m:sty m:val="bi"/>
+              </m:rPr>
+              <m:t>I</m:t>
+            </m:r>
+          </m:e>
+          <m:sub>
+            <m:r>
+              <m:t>p</m:t>
+            </m:r>
+          </m:sub>
+        </m:sSub>
       </m:oMath>
+      <w:r>
+        <w:t xml:space="preserve">,</w:t>
+      </w:r>
       <w:r>
         <w:t xml:space="preserve"> </w:t>
       </w:r>
@@ -15272,6 +15525,21 @@
           </m:rPr>
           <m:t>=</m:t>
         </m:r>
+        <m:sSub>
+          <m:e>
+            <m:r>
+              <m:rPr>
+                <m:sty m:val="bi"/>
+              </m:rPr>
+              <m:t>I</m:t>
+            </m:r>
+          </m:e>
+          <m:sub>
+            <m:r>
+              <m:t>p</m:t>
+            </m:r>
+          </m:sub>
+        </m:sSub>
         <m:sSup>
           <m:e>
             <m:r>
@@ -15290,12 +15558,307 @@
             </m:r>
           </m:sup>
         </m:sSup>
+        <m:r>
+          <m:rPr>
+            <m:sty m:val="p"/>
+          </m:rPr>
+          <m:t>=</m:t>
+        </m:r>
+        <m:sSup>
+          <m:e>
+            <m:r>
+              <m:rPr>
+                <m:sty m:val="bi"/>
+              </m:rPr>
+              <m:t>A</m:t>
+            </m:r>
+          </m:e>
+          <m:sup>
+            <m:r>
+              <m:rPr>
+                <m:sty m:val="p"/>
+              </m:rPr>
+              <m:t>⊤</m:t>
+            </m:r>
+          </m:sup>
+        </m:sSup>
       </m:oMath>
       <w:r>
         <w:t xml:space="preserve">).</w:t>
       </w:r>
+      <w:r>
+        <w:t xml:space="preserve"> </w:t>
+      </w:r>
+      <w:r>
+        <w:t xml:space="preserve">For example,</w:t>
+      </w:r>
+      <w:r>
+        <w:t xml:space="preserve"> </w:t>
+      </w:r>
+      <w:hyperlink w:anchor="exm-deriv-linear-map">
+        <w:r>
+          <w:rPr>
+            <w:rStyle w:val="Hyperlink"/>
+          </w:rPr>
+          <w:t xml:space="preserve">Example 6</w:t>
+        </w:r>
+      </w:hyperlink>
+      <w:r>
+        <w:t xml:space="preserve"> </w:t>
+      </w:r>
+      <w:r>
+        <w:t xml:space="preserve">is the case</w:t>
+      </w:r>
+      <w:r>
+        <w:t xml:space="preserve"> </w:t>
+      </w:r>
+      <m:oMath>
+        <m:r>
+          <m:rPr>
+            <m:sty m:val="bi"/>
+          </m:rPr>
+          <m:t>A</m:t>
+        </m:r>
+        <m:r>
+          <m:rPr>
+            <m:sty m:val="p"/>
+          </m:rPr>
+          <m:t>=</m:t>
+        </m:r>
+        <m:d>
+          <m:dPr>
+            <m:begChr m:val="("/>
+            <m:sepChr m:val=""/>
+            <m:endChr m:val=")"/>
+            <m:grow/>
+          </m:dPr>
+          <m:e>
+            <m:m>
+              <m:mPr>
+                <m:baseJc m:val="center"/>
+                <m:plcHide m:val="on"/>
+                <m:mcs>
+                  <m:mc>
+                    <m:mcPr>
+                      <m:mcJc m:val="center"/>
+                      <m:count m:val="1"/>
+                    </m:mcPr>
+                  </m:mc>
+                  <m:mc>
+                    <m:mcPr>
+                      <m:mcJc m:val="center"/>
+                      <m:count m:val="1"/>
+                    </m:mcPr>
+                  </m:mc>
+                </m:mcs>
+              </m:mPr>
+              <m:mr>
+                <m:e>
+                  <m:r>
+                    <m:t>2</m:t>
+                  </m:r>
+                </m:e>
+                <m:e>
+                  <m:r>
+                    <m:t>3</m:t>
+                  </m:r>
+                </m:e>
+              </m:mr>
+            </m:m>
+          </m:e>
+        </m:d>
+      </m:oMath>
+      <w:r>
+        <w:t xml:space="preserve"> </w:t>
+      </w:r>
+      <w:r>
+        <w:t xml:space="preserve">and</w:t>
+      </w:r>
+      <w:r>
+        <w:t xml:space="preserve"> </w:t>
+      </w:r>
+      <m:oMath>
+        <m:acc>
+          <m:accPr>
+            <m:chr m:val="̃"/>
+          </m:accPr>
+          <m:e>
+            <m:r>
+              <m:t>v</m:t>
+            </m:r>
+          </m:e>
+        </m:acc>
+        <m:r>
+          <m:rPr>
+            <m:sty m:val="p"/>
+          </m:rPr>
+          <m:t>=</m:t>
+        </m:r>
+        <m:acc>
+          <m:accPr>
+            <m:chr m:val="̃"/>
+          </m:accPr>
+          <m:e>
+            <m:r>
+              <m:t>β</m:t>
+            </m:r>
+          </m:e>
+        </m:acc>
+        <m:r>
+          <m:rPr>
+            <m:sty m:val="p"/>
+          </m:rPr>
+          <m:t>=</m:t>
+        </m:r>
+        <m:sSup>
+          <m:e>
+            <m:r>
+              <m:rPr>
+                <m:sty m:val="p"/>
+              </m:rPr>
+              <m:t>(</m:t>
+            </m:r>
+            <m:sSub>
+              <m:e>
+                <m:r>
+                  <m:t>β</m:t>
+                </m:r>
+              </m:e>
+              <m:sub>
+                <m:r>
+                  <m:t>1</m:t>
+                </m:r>
+              </m:sub>
+            </m:sSub>
+            <m:r>
+              <m:rPr>
+                <m:sty m:val="p"/>
+              </m:rPr>
+              <m:t>,</m:t>
+            </m:r>
+            <m:sSub>
+              <m:e>
+                <m:r>
+                  <m:t>β</m:t>
+                </m:r>
+              </m:e>
+              <m:sub>
+                <m:r>
+                  <m:t>2</m:t>
+                </m:r>
+              </m:sub>
+            </m:sSub>
+            <m:r>
+              <m:rPr>
+                <m:sty m:val="p"/>
+              </m:rPr>
+              <m:t>)</m:t>
+            </m:r>
+          </m:e>
+          <m:sup>
+            <m:r>
+              <m:rPr>
+                <m:sty m:val="p"/>
+              </m:rPr>
+              <m:t>⊤</m:t>
+            </m:r>
+          </m:sup>
+        </m:sSup>
+      </m:oMath>
+      <w:r>
+        <w:t xml:space="preserve">,</w:t>
+      </w:r>
+      <w:r>
+        <w:t xml:space="preserve"> </w:t>
+      </w:r>
+      <w:r>
+        <w:t xml:space="preserve">where this result gives</w:t>
+      </w:r>
+      <w:r>
+        <w:t xml:space="preserve"> </w:t>
+      </w:r>
+      <m:oMath>
+        <m:sSub>
+          <m:e>
+            <m:r>
+              <m:rPr>
+                <m:sty m:val="bi"/>
+              </m:rPr>
+              <m:t>I</m:t>
+            </m:r>
+          </m:e>
+          <m:sub>
+            <m:r>
+              <m:t>2</m:t>
+            </m:r>
+          </m:sub>
+        </m:sSub>
+        <m:sSup>
+          <m:e>
+            <m:r>
+              <m:rPr>
+                <m:sty m:val="bi"/>
+              </m:rPr>
+              <m:t>A</m:t>
+            </m:r>
+          </m:e>
+          <m:sup>
+            <m:r>
+              <m:rPr>
+                <m:sty m:val="p"/>
+              </m:rPr>
+              <m:t>⊤</m:t>
+            </m:r>
+          </m:sup>
+        </m:sSup>
+        <m:r>
+          <m:rPr>
+            <m:sty m:val="p"/>
+          </m:rPr>
+          <m:t>=</m:t>
+        </m:r>
+        <m:sSup>
+          <m:e>
+            <m:r>
+              <m:rPr>
+                <m:sty m:val="p"/>
+              </m:rPr>
+              <m:t>(</m:t>
+            </m:r>
+            <m:r>
+              <m:t>2</m:t>
+            </m:r>
+            <m:r>
+              <m:rPr>
+                <m:sty m:val="p"/>
+              </m:rPr>
+              <m:t>,</m:t>
+            </m:r>
+            <m:r>
+              <m:t>3</m:t>
+            </m:r>
+            <m:r>
+              <m:rPr>
+                <m:sty m:val="p"/>
+              </m:rPr>
+              <m:t>)</m:t>
+            </m:r>
+          </m:e>
+          <m:sup>
+            <m:r>
+              <m:rPr>
+                <m:sty m:val="p"/>
+              </m:rPr>
+              <m:t>⊤</m:t>
+            </m:r>
+          </m:sup>
+        </m:sSup>
+      </m:oMath>
+      <w:r>
+        <w:t xml:space="preserve">.</w:t>
+      </w:r>
     </w:p>
-    <w:bookmarkEnd w:id="35"/>
+    <w:bookmarkEnd w:id="37"/>
     <w:p>
       <w:pPr>
         <w:pStyle w:val="BodyText"/>
@@ -16063,7 +16626,7 @@
         </m:oMath>
       </m:oMathPara>
     </w:p>
-    <w:bookmarkStart w:id="36" w:name="exm-deriv-matrix-vector"/>
+    <w:bookmarkStart w:id="38" w:name="exm-deriv-matrix-vector"/>
     <w:p>
       <w:pPr>
         <w:pStyle w:val="FirstParagraph"/>
@@ -16685,8 +17248,8 @@
         </m:oMath>
       </m:oMathPara>
     </w:p>
-    <w:bookmarkEnd w:id="36"/>
-    <w:bookmarkStart w:id="37" w:name="thm-deriv-matrix-product-vector"/>
+    <w:bookmarkEnd w:id="38"/>
+    <w:bookmarkStart w:id="39" w:name="thm-deriv-matrix-product-vector"/>
     <w:p>
       <w:pPr>
         <w:pStyle w:val="FirstParagraph"/>
@@ -17234,7 +17797,7 @@
         </m:oMath>
       </m:oMathPara>
     </w:p>
-    <w:bookmarkEnd w:id="37"/>
+    <w:bookmarkEnd w:id="39"/>
     <w:p>
       <w:pPr>
         <w:pStyle w:val="FirstParagraph"/>
@@ -17321,7 +17884,7 @@
       <w:r>
         <w:t xml:space="preserve"> </w:t>
       </w:r>
-      <w:hyperlink r:id="rId38">
+      <w:hyperlink r:id="rId40">
         <w:r>
           <w:rPr>
             <w:rStyle w:val="Hyperlink"/>
@@ -17649,7 +18212,7 @@
         </m:oMath>
       </m:oMathPara>
     </w:p>
-    <w:bookmarkStart w:id="39" w:name="exm-deriv-matrix-product-vector"/>
+    <w:bookmarkStart w:id="41" w:name="exm-deriv-matrix-product-vector"/>
     <w:p>
       <w:pPr>
         <w:pStyle w:val="FirstParagraph"/>
@@ -18497,8 +19060,8 @@
         </m:oMath>
       </m:oMathPara>
     </w:p>
-    <w:bookmarkEnd w:id="39"/>
-    <w:bookmarkStart w:id="40" w:name="cor-deriv-lincom-tp"/>
+    <w:bookmarkEnd w:id="41"/>
+    <w:bookmarkStart w:id="42" w:name="cor-deriv-lincom-tp"/>
     <w:p>
       <w:pPr>
         <w:pStyle w:val="FirstParagraph"/>
@@ -18779,10 +19342,22 @@
         </m:oMath>
       </m:oMathPara>
     </w:p>
+    <w:bookmarkEnd w:id="42"/>
+    <w:bookmarkStart w:id="43" w:name="rem-deriv-lincom-tp-transpose"/>
     <w:p>
       <w:pPr>
         <w:pStyle w:val="FirstParagraph"/>
       </w:pPr>
+      <w:r>
+        <w:rPr>
+          <w:i/>
+          <w:iCs/>
+        </w:rPr>
+        <w:t xml:space="preserve">Remark 3</w:t>
+      </w:r>
+      <w:r>
+        <w:t xml:space="preserve"> (The coefficient gets transposed). </w:t>
+      </w:r>
       <w:r>
         <w:t xml:space="preserve">This vector derivative formula looks a lot like non-vector calculus,</w:t>
       </w:r>
@@ -18923,8 +19498,303 @@
       <w:r>
         <w:t xml:space="preserve">(a column vector) in the result.</w:t>
       </w:r>
+      <w:r>
+        <w:t xml:space="preserve"> </w:t>
+      </w:r>
+      <w:r>
+        <w:t xml:space="preserve">For example, with</w:t>
+      </w:r>
+      <w:r>
+        <w:t xml:space="preserve"> </w:t>
+      </w:r>
+      <m:oMath>
+        <m:acc>
+          <m:accPr>
+            <m:chr m:val="̃"/>
+          </m:accPr>
+          <m:e>
+            <m:r>
+              <m:t>x</m:t>
+            </m:r>
+          </m:e>
+        </m:acc>
+        <m:r>
+          <m:rPr>
+            <m:sty m:val="p"/>
+          </m:rPr>
+          <m:t>=</m:t>
+        </m:r>
+        <m:sSup>
+          <m:e>
+            <m:r>
+              <m:rPr>
+                <m:sty m:val="p"/>
+              </m:rPr>
+              <m:t>(</m:t>
+            </m:r>
+            <m:r>
+              <m:t>2</m:t>
+            </m:r>
+            <m:r>
+              <m:rPr>
+                <m:sty m:val="p"/>
+              </m:rPr>
+              <m:t>,</m:t>
+            </m:r>
+            <m:r>
+              <m:rPr>
+                <m:sty m:val="p"/>
+              </m:rPr>
+              <m:t>−</m:t>
+            </m:r>
+            <m:r>
+              <m:t>1</m:t>
+            </m:r>
+            <m:r>
+              <m:rPr>
+                <m:sty m:val="p"/>
+              </m:rPr>
+              <m:t>)</m:t>
+            </m:r>
+          </m:e>
+          <m:sup>
+            <m:r>
+              <m:rPr>
+                <m:sty m:val="p"/>
+              </m:rPr>
+              <m:t>⊤</m:t>
+            </m:r>
+          </m:sup>
+        </m:sSup>
+      </m:oMath>
+      <w:r>
+        <w:t xml:space="preserve">,</w:t>
+      </w:r>
+      <w:r>
+        <w:t xml:space="preserve"> </w:t>
+      </w:r>
+      <m:oMath>
+        <m:sSup>
+          <m:e>
+            <m:acc>
+              <m:accPr>
+                <m:chr m:val="̃"/>
+              </m:accPr>
+              <m:e>
+                <m:r>
+                  <m:t>x</m:t>
+                </m:r>
+              </m:e>
+            </m:acc>
+          </m:e>
+          <m:sup>
+            <m:r>
+              <m:rPr>
+                <m:sty m:val="p"/>
+              </m:rPr>
+              <m:t>⊤</m:t>
+            </m:r>
+          </m:sup>
+        </m:sSup>
+        <m:acc>
+          <m:accPr>
+            <m:chr m:val="̃"/>
+          </m:accPr>
+          <m:e>
+            <m:r>
+              <m:t>β</m:t>
+            </m:r>
+          </m:e>
+        </m:acc>
+        <m:r>
+          <m:rPr>
+            <m:sty m:val="p"/>
+          </m:rPr>
+          <m:t>=</m:t>
+        </m:r>
+        <m:r>
+          <m:t>2</m:t>
+        </m:r>
+        <m:sSub>
+          <m:e>
+            <m:r>
+              <m:t>β</m:t>
+            </m:r>
+          </m:e>
+          <m:sub>
+            <m:r>
+              <m:t>1</m:t>
+            </m:r>
+          </m:sub>
+        </m:sSub>
+        <m:r>
+          <m:rPr>
+            <m:sty m:val="p"/>
+          </m:rPr>
+          <m:t>−</m:t>
+        </m:r>
+        <m:sSub>
+          <m:e>
+            <m:r>
+              <m:t>β</m:t>
+            </m:r>
+          </m:e>
+          <m:sub>
+            <m:r>
+              <m:t>2</m:t>
+            </m:r>
+          </m:sub>
+        </m:sSub>
+      </m:oMath>
+      <w:r>
+        <w:t xml:space="preserve">,</w:t>
+      </w:r>
+      <w:r>
+        <w:t xml:space="preserve"> </w:t>
+      </w:r>
+      <w:r>
+        <w:t xml:space="preserve">whose vector derivative is the column vector</w:t>
+      </w:r>
+      <w:r>
+        <w:t xml:space="preserve"> </w:t>
+      </w:r>
+      <m:oMath>
+        <m:sSup>
+          <m:e>
+            <m:r>
+              <m:rPr>
+                <m:sty m:val="p"/>
+              </m:rPr>
+              <m:t>(</m:t>
+            </m:r>
+            <m:r>
+              <m:t>2</m:t>
+            </m:r>
+            <m:r>
+              <m:rPr>
+                <m:sty m:val="p"/>
+              </m:rPr>
+              <m:t>,</m:t>
+            </m:r>
+            <m:r>
+              <m:rPr>
+                <m:sty m:val="p"/>
+              </m:rPr>
+              <m:t>−</m:t>
+            </m:r>
+            <m:r>
+              <m:t>1</m:t>
+            </m:r>
+            <m:r>
+              <m:rPr>
+                <m:sty m:val="p"/>
+              </m:rPr>
+              <m:t>)</m:t>
+            </m:r>
+          </m:e>
+          <m:sup>
+            <m:r>
+              <m:rPr>
+                <m:sty m:val="p"/>
+              </m:rPr>
+              <m:t>⊤</m:t>
+            </m:r>
+          </m:sup>
+        </m:sSup>
+        <m:r>
+          <m:rPr>
+            <m:sty m:val="p"/>
+          </m:rPr>
+          <m:t>=</m:t>
+        </m:r>
+        <m:acc>
+          <m:accPr>
+            <m:chr m:val="̃"/>
+          </m:accPr>
+          <m:e>
+            <m:r>
+              <m:t>x</m:t>
+            </m:r>
+          </m:e>
+        </m:acc>
+      </m:oMath>
+      <w:r>
+        <w:t xml:space="preserve">,</w:t>
+      </w:r>
+      <w:r>
+        <w:t xml:space="preserve"> </w:t>
+      </w:r>
+      <w:r>
+        <w:t xml:space="preserve">not the row vector</w:t>
+      </w:r>
+      <w:r>
+        <w:t xml:space="preserve"> </w:t>
+      </w:r>
+      <m:oMath>
+        <m:sSup>
+          <m:e>
+            <m:acc>
+              <m:accPr>
+                <m:chr m:val="̃"/>
+              </m:accPr>
+              <m:e>
+                <m:r>
+                  <m:t>x</m:t>
+                </m:r>
+              </m:e>
+            </m:acc>
+          </m:e>
+          <m:sup>
+            <m:r>
+              <m:rPr>
+                <m:sty m:val="p"/>
+              </m:rPr>
+              <m:t>⊤</m:t>
+            </m:r>
+          </m:sup>
+        </m:sSup>
+        <m:r>
+          <m:rPr>
+            <m:sty m:val="p"/>
+          </m:rPr>
+          <m:t>=</m:t>
+        </m:r>
+        <m:r>
+          <m:rPr>
+            <m:sty m:val="p"/>
+          </m:rPr>
+          <m:t>(</m:t>
+        </m:r>
+        <m:r>
+          <m:t>2</m:t>
+        </m:r>
+        <m:r>
+          <m:rPr>
+            <m:sty m:val="p"/>
+          </m:rPr>
+          <m:t>,</m:t>
+        </m:r>
+        <m:r>
+          <m:rPr>
+            <m:sty m:val="p"/>
+          </m:rPr>
+          <m:t>−</m:t>
+        </m:r>
+        <m:r>
+          <m:t>1</m:t>
+        </m:r>
+        <m:r>
+          <m:rPr>
+            <m:sty m:val="p"/>
+          </m:rPr>
+          <m:t>)</m:t>
+        </m:r>
+      </m:oMath>
+      <w:r>
+        <w:t xml:space="preserve">.</w:t>
+      </w:r>
     </w:p>
-    <w:bookmarkEnd w:id="40"/>
+    <w:bookmarkEnd w:id="43"/>
     <w:p>
       <w:pPr>
         <w:pStyle w:val="BodyText"/>
@@ -19852,7 +20722,7 @@
         </m:oMath>
       </m:oMathPara>
     </w:p>
-    <w:bookmarkStart w:id="41" w:name="exm-deriv-lincom-tp"/>
+    <w:bookmarkStart w:id="44" w:name="exm-deriv-lincom-tp"/>
     <w:p>
       <w:pPr>
         <w:pStyle w:val="FirstParagraph"/>
@@ -20379,8 +21249,8 @@
         </m:oMath>
       </m:oMathPara>
     </w:p>
-    <w:bookmarkEnd w:id="41"/>
-    <w:bookmarkStart w:id="43" w:name="thm-quadratic-form"/>
+    <w:bookmarkEnd w:id="44"/>
+    <w:bookmarkStart w:id="46" w:name="thm-quadratic-form"/>
     <w:p>
       <w:pPr>
         <w:pStyle w:val="FirstParagraph"/>
@@ -20407,7 +21277,7 @@
       <w:r>
         <w:t xml:space="preserve"> </w:t>
       </w:r>
-      <w:hyperlink r:id="rId42">
+      <w:hyperlink r:id="rId45">
         <w:r>
           <w:rPr>
             <w:rStyle w:val="Hyperlink"/>
@@ -20661,7 +21531,7 @@
         </m:oMath>
       </m:oMathPara>
     </w:p>
-    <w:bookmarkEnd w:id="43"/>
+    <w:bookmarkEnd w:id="46"/>
     <w:p>
       <w:pPr>
         <w:pStyle w:val="FirstParagraph"/>
@@ -21780,12 +22650,20 @@
         <w:t xml:space="preserve">.</w:t>
       </w:r>
     </w:p>
+    <w:bookmarkStart w:id="47" w:name="rem-quadratic-form-scalar"/>
     <w:p>
       <w:pPr>
         <w:pStyle w:val="BodyText"/>
       </w:pPr>
       <w:r>
-        <w:t xml:space="preserve">This operation is like taking the derivative of</w:t>
+        <w:rPr>
+          <w:i/>
+          <w:iCs/>
+        </w:rPr>
+        <w:t xml:space="preserve">Remark 4</w:t>
+      </w:r>
+      <w:r>
+        <w:t xml:space="preserve"> (Like the derivative of</w:t>
       </w:r>
       <w:r>
         <w:t xml:space="preserve"> </w:t>
@@ -21808,6 +22686,32 @@
         </m:sSup>
       </m:oMath>
       <w:r>
+        <w:t xml:space="preserve">). </w:t>
+      </w:r>
+      <w:r>
+        <w:t xml:space="preserve">This operation is like taking the derivative of</w:t>
+      </w:r>
+      <w:r>
+        <w:t xml:space="preserve"> </w:t>
+      </w:r>
+      <m:oMath>
+        <m:r>
+          <m:t>c</m:t>
+        </m:r>
+        <m:sSup>
+          <m:e>
+            <m:r>
+              <m:t>x</m:t>
+            </m:r>
+          </m:e>
+          <m:sup>
+            <m:r>
+              <m:t>2</m:t>
+            </m:r>
+          </m:sup>
+        </m:sSup>
+      </m:oMath>
+      <w:r>
         <w:t xml:space="preserve"> </w:t>
       </w:r>
       <w:r>
@@ -21825,10 +22729,457 @@
         <w:t xml:space="preserve"> </w:t>
       </w:r>
       <w:r>
-        <w:t xml:space="preserve">in non-vector calculus.</w:t>
+        <w:t xml:space="preserve">in non-vector calculus:</w:t>
+      </w:r>
+      <w:r>
+        <w:t xml:space="preserve"> </w:t>
+      </w:r>
+      <m:oMath>
+        <m:f>
+          <m:fPr>
+            <m:type m:val="bar"/>
+          </m:fPr>
+          <m:num>
+            <m:r>
+              <m:rPr>
+                <m:sty m:val="p"/>
+              </m:rPr>
+              <m:t>∂</m:t>
+            </m:r>
+          </m:num>
+          <m:den>
+            <m:r>
+              <m:rPr>
+                <m:sty m:val="p"/>
+              </m:rPr>
+              <m:t>∂</m:t>
+            </m:r>
+            <m:r>
+              <m:t>x</m:t>
+            </m:r>
+          </m:den>
+        </m:f>
+        <m:r>
+          <m:rPr>
+            <m:sty m:val="p"/>
+          </m:rPr>
+          <m:t>(</m:t>
+        </m:r>
+        <m:r>
+          <m:t>c</m:t>
+        </m:r>
+        <m:sSup>
+          <m:e>
+            <m:r>
+              <m:t>x</m:t>
+            </m:r>
+          </m:e>
+          <m:sup>
+            <m:r>
+              <m:t>2</m:t>
+            </m:r>
+          </m:sup>
+        </m:sSup>
+        <m:r>
+          <m:rPr>
+            <m:sty m:val="p"/>
+          </m:rPr>
+          <m:t>)</m:t>
+        </m:r>
+        <m:r>
+          <m:rPr>
+            <m:sty m:val="p"/>
+          </m:rPr>
+          <m:t>=</m:t>
+        </m:r>
+        <m:r>
+          <m:t>2</m:t>
+        </m:r>
+        <m:r>
+          <m:t>c</m:t>
+        </m:r>
+        <m:r>
+          <m:t>x</m:t>
+        </m:r>
+      </m:oMath>
+      <w:r>
+        <w:t xml:space="preserve">,</w:t>
+      </w:r>
+      <w:r>
+        <w:t xml:space="preserve"> </w:t>
+      </w:r>
+      <w:r>
+        <w:t xml:space="preserve">and</w:t>
+      </w:r>
+      <w:r>
+        <w:t xml:space="preserve"> </w:t>
+      </w:r>
+      <w:hyperlink w:anchor="thm-quadratic-form">
+        <w:r>
+          <w:rPr>
+            <w:rStyle w:val="Hyperlink"/>
+          </w:rPr>
+          <w:t xml:space="preserve">Theorem 7</w:t>
+        </w:r>
+      </w:hyperlink>
+      <w:r>
+        <w:t xml:space="preserve"> </w:t>
+      </w:r>
+      <w:r>
+        <w:t xml:space="preserve">says</w:t>
+      </w:r>
+      <w:r>
+        <w:t xml:space="preserve"> </w:t>
+      </w:r>
+      <m:oMath>
+        <m:f>
+          <m:fPr>
+            <m:type m:val="bar"/>
+          </m:fPr>
+          <m:num>
+            <m:r>
+              <m:rPr>
+                <m:sty m:val="p"/>
+              </m:rPr>
+              <m:t>∂</m:t>
+            </m:r>
+          </m:num>
+          <m:den>
+            <m:r>
+              <m:rPr>
+                <m:sty m:val="p"/>
+              </m:rPr>
+              <m:t>∂</m:t>
+            </m:r>
+            <m:acc>
+              <m:accPr>
+                <m:chr m:val="̃"/>
+              </m:accPr>
+              <m:e>
+                <m:r>
+                  <m:t>β</m:t>
+                </m:r>
+              </m:e>
+            </m:acc>
+          </m:den>
+        </m:f>
+        <m:r>
+          <m:rPr>
+            <m:sty m:val="p"/>
+          </m:rPr>
+          <m:t>(</m:t>
+        </m:r>
+        <m:sSup>
+          <m:e>
+            <m:acc>
+              <m:accPr>
+                <m:chr m:val="̃"/>
+              </m:accPr>
+              <m:e>
+                <m:r>
+                  <m:t>β</m:t>
+                </m:r>
+              </m:e>
+            </m:acc>
+          </m:e>
+          <m:sup>
+            <m:r>
+              <m:rPr>
+                <m:sty m:val="p"/>
+              </m:rPr>
+              <m:t>⊤</m:t>
+            </m:r>
+          </m:sup>
+        </m:sSup>
+        <m:r>
+          <m:rPr>
+            <m:sty m:val="bi"/>
+          </m:rPr>
+          <m:t>S</m:t>
+        </m:r>
+        <m:acc>
+          <m:accPr>
+            <m:chr m:val="̃"/>
+          </m:accPr>
+          <m:e>
+            <m:r>
+              <m:t>β</m:t>
+            </m:r>
+          </m:e>
+        </m:acc>
+        <m:r>
+          <m:rPr>
+            <m:sty m:val="p"/>
+          </m:rPr>
+          <m:t>)</m:t>
+        </m:r>
+        <m:r>
+          <m:rPr>
+            <m:sty m:val="p"/>
+          </m:rPr>
+          <m:t>=</m:t>
+        </m:r>
+        <m:r>
+          <m:t>2</m:t>
+        </m:r>
+        <m:r>
+          <m:rPr>
+            <m:sty m:val="bi"/>
+          </m:rPr>
+          <m:t>S</m:t>
+        </m:r>
+        <m:acc>
+          <m:accPr>
+            <m:chr m:val="̃"/>
+          </m:accPr>
+          <m:e>
+            <m:r>
+              <m:t>β</m:t>
+            </m:r>
+          </m:e>
+        </m:acc>
+      </m:oMath>
+      <w:r>
+        <w:t xml:space="preserve">.</w:t>
+      </w:r>
+      <w:r>
+        <w:t xml:space="preserve"> </w:t>
+      </w:r>
+      <w:r>
+        <w:t xml:space="preserve">For example, with</w:t>
+      </w:r>
+      <w:r>
+        <w:t xml:space="preserve"> </w:t>
+      </w:r>
+      <m:oMath>
+        <m:r>
+          <m:t>p</m:t>
+        </m:r>
+        <m:r>
+          <m:rPr>
+            <m:sty m:val="p"/>
+          </m:rPr>
+          <m:t>=</m:t>
+        </m:r>
+        <m:r>
+          <m:t>1</m:t>
+        </m:r>
+      </m:oMath>
+      <w:r>
+        <w:t xml:space="preserve">,</w:t>
+      </w:r>
+      <w:r>
+        <w:t xml:space="preserve"> </w:t>
+      </w:r>
+      <m:oMath>
+        <m:r>
+          <m:rPr>
+            <m:sty m:val="bi"/>
+          </m:rPr>
+          <m:t>S</m:t>
+        </m:r>
+        <m:r>
+          <m:rPr>
+            <m:sty m:val="p"/>
+          </m:rPr>
+          <m:t>=</m:t>
+        </m:r>
+        <m:r>
+          <m:rPr>
+            <m:sty m:val="p"/>
+          </m:rPr>
+          <m:t>(</m:t>
+        </m:r>
+        <m:r>
+          <m:t>3</m:t>
+        </m:r>
+        <m:r>
+          <m:rPr>
+            <m:sty m:val="p"/>
+          </m:rPr>
+          <m:t>)</m:t>
+        </m:r>
+      </m:oMath>
+      <w:r>
+        <w:t xml:space="preserve">, and</w:t>
+      </w:r>
+      <w:r>
+        <w:t xml:space="preserve"> </w:t>
+      </w:r>
+      <m:oMath>
+        <m:acc>
+          <m:accPr>
+            <m:chr m:val="̃"/>
+          </m:accPr>
+          <m:e>
+            <m:r>
+              <m:t>β</m:t>
+            </m:r>
+          </m:e>
+        </m:acc>
+        <m:r>
+          <m:rPr>
+            <m:sty m:val="p"/>
+          </m:rPr>
+          <m:t>=</m:t>
+        </m:r>
+        <m:r>
+          <m:rPr>
+            <m:sty m:val="p"/>
+          </m:rPr>
+          <m:t>(</m:t>
+        </m:r>
+        <m:sSub>
+          <m:e>
+            <m:r>
+              <m:t>β</m:t>
+            </m:r>
+          </m:e>
+          <m:sub>
+            <m:r>
+              <m:t>1</m:t>
+            </m:r>
+          </m:sub>
+        </m:sSub>
+        <m:r>
+          <m:rPr>
+            <m:sty m:val="p"/>
+          </m:rPr>
+          <m:t>)</m:t>
+        </m:r>
+      </m:oMath>
+      <w:r>
+        <w:t xml:space="preserve">,</w:t>
+      </w:r>
+      <w:r>
+        <w:t xml:space="preserve"> </w:t>
+      </w:r>
+      <m:oMath>
+        <m:sSup>
+          <m:e>
+            <m:acc>
+              <m:accPr>
+                <m:chr m:val="̃"/>
+              </m:accPr>
+              <m:e>
+                <m:r>
+                  <m:t>β</m:t>
+                </m:r>
+              </m:e>
+            </m:acc>
+          </m:e>
+          <m:sup>
+            <m:r>
+              <m:rPr>
+                <m:sty m:val="p"/>
+              </m:rPr>
+              <m:t>⊤</m:t>
+            </m:r>
+          </m:sup>
+        </m:sSup>
+        <m:r>
+          <m:rPr>
+            <m:sty m:val="bi"/>
+          </m:rPr>
+          <m:t>S</m:t>
+        </m:r>
+        <m:acc>
+          <m:accPr>
+            <m:chr m:val="̃"/>
+          </m:accPr>
+          <m:e>
+            <m:r>
+              <m:t>β</m:t>
+            </m:r>
+          </m:e>
+        </m:acc>
+        <m:r>
+          <m:rPr>
+            <m:sty m:val="p"/>
+          </m:rPr>
+          <m:t>=</m:t>
+        </m:r>
+        <m:r>
+          <m:t>3</m:t>
+        </m:r>
+        <m:sSubSup>
+          <m:e>
+            <m:r>
+              <m:t>β</m:t>
+            </m:r>
+          </m:e>
+          <m:sub>
+            <m:r>
+              <m:t>1</m:t>
+            </m:r>
+          </m:sub>
+          <m:sup>
+            <m:r>
+              <m:t>2</m:t>
+            </m:r>
+          </m:sup>
+        </m:sSubSup>
+      </m:oMath>
+      <w:r>
+        <w:t xml:space="preserve">,</w:t>
+      </w:r>
+      <w:r>
+        <w:t xml:space="preserve"> </w:t>
+      </w:r>
+      <w:r>
+        <w:t xml:space="preserve">and its derivative is</w:t>
+      </w:r>
+      <w:r>
+        <w:t xml:space="preserve"> </w:t>
+      </w:r>
+      <m:oMath>
+        <m:r>
+          <m:t>6</m:t>
+        </m:r>
+        <m:sSub>
+          <m:e>
+            <m:r>
+              <m:t>β</m:t>
+            </m:r>
+          </m:e>
+          <m:sub>
+            <m:r>
+              <m:t>1</m:t>
+            </m:r>
+          </m:sub>
+        </m:sSub>
+        <m:r>
+          <m:rPr>
+            <m:sty m:val="p"/>
+          </m:rPr>
+          <m:t>=</m:t>
+        </m:r>
+        <m:r>
+          <m:t>2</m:t>
+        </m:r>
+        <m:r>
+          <m:rPr>
+            <m:sty m:val="bi"/>
+          </m:rPr>
+          <m:t>S</m:t>
+        </m:r>
+        <m:acc>
+          <m:accPr>
+            <m:chr m:val="̃"/>
+          </m:accPr>
+          <m:e>
+            <m:r>
+              <m:t>β</m:t>
+            </m:r>
+          </m:e>
+        </m:acc>
+      </m:oMath>
+      <w:r>
+        <w:t xml:space="preserve">.</w:t>
       </w:r>
     </w:p>
-    <w:bookmarkStart w:id="44" w:name="exm-deriv-quadratic-form"/>
+    <w:bookmarkEnd w:id="47"/>
+    <w:bookmarkStart w:id="48" w:name="exm-deriv-quadratic-form"/>
     <w:p>
       <w:pPr>
         <w:pStyle w:val="BodyText"/>
@@ -22977,8 +24328,8 @@
         <w:t xml:space="preserve">Both methods agree.</w:t>
       </w:r>
     </w:p>
-    <w:bookmarkEnd w:id="44"/>
-    <w:bookmarkStart w:id="45" w:name="cor-deriv-normsq"/>
+    <w:bookmarkEnd w:id="48"/>
+    <w:bookmarkStart w:id="49" w:name="cor-deriv-normsq"/>
     <w:p>
       <w:pPr>
         <w:pStyle w:val="BodyText"/>
@@ -23157,7 +24508,7 @@
         </m:oMath>
       </m:oMathPara>
     </w:p>
-    <w:bookmarkEnd w:id="45"/>
+    <w:bookmarkEnd w:id="49"/>
     <w:p>
       <w:pPr>
         <w:pStyle w:val="FirstParagraph"/>
@@ -23611,12 +24962,20 @@
         </m:oMath>
       </m:oMathPara>
     </w:p>
+    <w:bookmarkStart w:id="50" w:name="rem-deriv-normsq-scalar"/>
     <w:p>
       <w:pPr>
         <w:pStyle w:val="FirstParagraph"/>
       </w:pPr>
       <w:r>
-        <w:t xml:space="preserve">This vector derivative is like taking the derivative of</w:t>
+        <w:rPr>
+          <w:i/>
+          <w:iCs/>
+        </w:rPr>
+        <w:t xml:space="preserve">Remark 5</w:t>
+      </w:r>
+      <w:r>
+        <w:t xml:space="preserve"> (Like the derivative of</w:t>
       </w:r>
       <w:r>
         <w:t xml:space="preserve"> </w:t>
@@ -23636,10 +24995,409 @@
         </m:sSup>
       </m:oMath>
       <w:r>
+        <w:t xml:space="preserve">). </w:t>
+      </w:r>
+      <w:r>
+        <w:t xml:space="preserve">This vector derivative is like taking the derivative of</w:t>
+      </w:r>
+      <w:r>
+        <w:t xml:space="preserve"> </w:t>
+      </w:r>
+      <m:oMath>
+        <m:sSup>
+          <m:e>
+            <m:r>
+              <m:t>x</m:t>
+            </m:r>
+          </m:e>
+          <m:sup>
+            <m:r>
+              <m:t>2</m:t>
+            </m:r>
+          </m:sup>
+        </m:sSup>
+      </m:oMath>
+      <w:r>
+        <w:t xml:space="preserve">:</w:t>
+      </w:r>
+      <w:r>
+        <w:t xml:space="preserve"> </w:t>
+      </w:r>
+      <w:r>
+        <w:t xml:space="preserve">in scalar calculus</w:t>
+      </w:r>
+      <w:r>
+        <w:t xml:space="preserve"> </w:t>
+      </w:r>
+      <m:oMath>
+        <m:f>
+          <m:fPr>
+            <m:type m:val="bar"/>
+          </m:fPr>
+          <m:num>
+            <m:r>
+              <m:rPr>
+                <m:sty m:val="p"/>
+              </m:rPr>
+              <m:t>∂</m:t>
+            </m:r>
+          </m:num>
+          <m:den>
+            <m:r>
+              <m:rPr>
+                <m:sty m:val="p"/>
+              </m:rPr>
+              <m:t>∂</m:t>
+            </m:r>
+            <m:r>
+              <m:t>x</m:t>
+            </m:r>
+          </m:den>
+        </m:f>
+        <m:sSup>
+          <m:e>
+            <m:r>
+              <m:t>x</m:t>
+            </m:r>
+          </m:e>
+          <m:sup>
+            <m:r>
+              <m:t>2</m:t>
+            </m:r>
+          </m:sup>
+        </m:sSup>
+        <m:r>
+          <m:rPr>
+            <m:sty m:val="p"/>
+          </m:rPr>
+          <m:t>=</m:t>
+        </m:r>
+        <m:r>
+          <m:t>2</m:t>
+        </m:r>
+        <m:r>
+          <m:t>x</m:t>
+        </m:r>
+      </m:oMath>
+      <w:r>
+        <w:t xml:space="preserve">,</w:t>
+      </w:r>
+      <w:r>
+        <w:t xml:space="preserve"> </w:t>
+      </w:r>
+      <w:r>
+        <w:t xml:space="preserve">and</w:t>
+      </w:r>
+      <w:r>
+        <w:t xml:space="preserve"> </w:t>
+      </w:r>
+      <w:hyperlink w:anchor="cor-deriv-normsq">
+        <w:r>
+          <w:rPr>
+            <w:rStyle w:val="Hyperlink"/>
+          </w:rPr>
+          <w:t xml:space="preserve">Corollary 2</w:t>
+        </w:r>
+      </w:hyperlink>
+      <w:r>
+        <w:t xml:space="preserve"> </w:t>
+      </w:r>
+      <w:r>
+        <w:t xml:space="preserve">says</w:t>
+      </w:r>
+      <w:r>
+        <w:t xml:space="preserve"> </w:t>
+      </w:r>
+      <m:oMath>
+        <m:f>
+          <m:fPr>
+            <m:type m:val="bar"/>
+          </m:fPr>
+          <m:num>
+            <m:r>
+              <m:rPr>
+                <m:sty m:val="p"/>
+              </m:rPr>
+              <m:t>∂</m:t>
+            </m:r>
+          </m:num>
+          <m:den>
+            <m:r>
+              <m:rPr>
+                <m:sty m:val="p"/>
+              </m:rPr>
+              <m:t>∂</m:t>
+            </m:r>
+            <m:acc>
+              <m:accPr>
+                <m:chr m:val="̃"/>
+              </m:accPr>
+              <m:e>
+                <m:r>
+                  <m:t>β</m:t>
+                </m:r>
+              </m:e>
+            </m:acc>
+          </m:den>
+        </m:f>
+        <m:r>
+          <m:rPr>
+            <m:sty m:val="p"/>
+          </m:rPr>
+          <m:t>(</m:t>
+        </m:r>
+        <m:sSup>
+          <m:e>
+            <m:acc>
+              <m:accPr>
+                <m:chr m:val="̃"/>
+              </m:accPr>
+              <m:e>
+                <m:r>
+                  <m:t>β</m:t>
+                </m:r>
+              </m:e>
+            </m:acc>
+          </m:e>
+          <m:sup>
+            <m:r>
+              <m:rPr>
+                <m:sty m:val="p"/>
+              </m:rPr>
+              <m:t>⊤</m:t>
+            </m:r>
+          </m:sup>
+        </m:sSup>
+        <m:acc>
+          <m:accPr>
+            <m:chr m:val="̃"/>
+          </m:accPr>
+          <m:e>
+            <m:r>
+              <m:t>β</m:t>
+            </m:r>
+          </m:e>
+        </m:acc>
+        <m:r>
+          <m:rPr>
+            <m:sty m:val="p"/>
+          </m:rPr>
+          <m:t>)</m:t>
+        </m:r>
+        <m:r>
+          <m:rPr>
+            <m:sty m:val="p"/>
+          </m:rPr>
+          <m:t>=</m:t>
+        </m:r>
+        <m:r>
+          <m:t>2</m:t>
+        </m:r>
+        <m:acc>
+          <m:accPr>
+            <m:chr m:val="̃"/>
+          </m:accPr>
+          <m:e>
+            <m:r>
+              <m:t>β</m:t>
+            </m:r>
+          </m:e>
+        </m:acc>
+      </m:oMath>
+      <w:r>
         <w:t xml:space="preserve">.</w:t>
       </w:r>
+      <w:r>
+        <w:t xml:space="preserve"> </w:t>
+      </w:r>
+      <w:r>
+        <w:t xml:space="preserve">For example, with</w:t>
+      </w:r>
+      <w:r>
+        <w:t xml:space="preserve"> </w:t>
+      </w:r>
+      <m:oMath>
+        <m:r>
+          <m:t>p</m:t>
+        </m:r>
+        <m:r>
+          <m:rPr>
+            <m:sty m:val="p"/>
+          </m:rPr>
+          <m:t>=</m:t>
+        </m:r>
+        <m:r>
+          <m:t>1</m:t>
+        </m:r>
+      </m:oMath>
+      <w:r>
+        <w:t xml:space="preserve"> </w:t>
+      </w:r>
+      <w:r>
+        <w:t xml:space="preserve">and</w:t>
+      </w:r>
+      <w:r>
+        <w:t xml:space="preserve"> </w:t>
+      </w:r>
+      <m:oMath>
+        <m:acc>
+          <m:accPr>
+            <m:chr m:val="̃"/>
+          </m:accPr>
+          <m:e>
+            <m:r>
+              <m:t>β</m:t>
+            </m:r>
+          </m:e>
+        </m:acc>
+        <m:r>
+          <m:rPr>
+            <m:sty m:val="p"/>
+          </m:rPr>
+          <m:t>=</m:t>
+        </m:r>
+        <m:r>
+          <m:rPr>
+            <m:sty m:val="p"/>
+          </m:rPr>
+          <m:t>(</m:t>
+        </m:r>
+        <m:sSub>
+          <m:e>
+            <m:r>
+              <m:t>β</m:t>
+            </m:r>
+          </m:e>
+          <m:sub>
+            <m:r>
+              <m:t>1</m:t>
+            </m:r>
+          </m:sub>
+        </m:sSub>
+        <m:r>
+          <m:rPr>
+            <m:sty m:val="p"/>
+          </m:rPr>
+          <m:t>)</m:t>
+        </m:r>
+      </m:oMath>
+      <w:r>
+        <w:t xml:space="preserve">,</w:t>
+      </w:r>
+      <w:r>
+        <w:t xml:space="preserve"> </w:t>
+      </w:r>
+      <m:oMath>
+        <m:sSup>
+          <m:e>
+            <m:acc>
+              <m:accPr>
+                <m:chr m:val="̃"/>
+              </m:accPr>
+              <m:e>
+                <m:r>
+                  <m:t>β</m:t>
+                </m:r>
+              </m:e>
+            </m:acc>
+          </m:e>
+          <m:sup>
+            <m:r>
+              <m:rPr>
+                <m:sty m:val="p"/>
+              </m:rPr>
+              <m:t>⊤</m:t>
+            </m:r>
+          </m:sup>
+        </m:sSup>
+        <m:acc>
+          <m:accPr>
+            <m:chr m:val="̃"/>
+          </m:accPr>
+          <m:e>
+            <m:r>
+              <m:t>β</m:t>
+            </m:r>
+          </m:e>
+        </m:acc>
+        <m:r>
+          <m:rPr>
+            <m:sty m:val="p"/>
+          </m:rPr>
+          <m:t>=</m:t>
+        </m:r>
+        <m:sSubSup>
+          <m:e>
+            <m:r>
+              <m:t>β</m:t>
+            </m:r>
+          </m:e>
+          <m:sub>
+            <m:r>
+              <m:t>1</m:t>
+            </m:r>
+          </m:sub>
+          <m:sup>
+            <m:r>
+              <m:t>2</m:t>
+            </m:r>
+          </m:sup>
+        </m:sSubSup>
+      </m:oMath>
+      <w:r>
+        <w:t xml:space="preserve">,</w:t>
+      </w:r>
+      <w:r>
+        <w:t xml:space="preserve"> </w:t>
+      </w:r>
+      <w:r>
+        <w:t xml:space="preserve">and its derivative is</w:t>
+      </w:r>
+      <w:r>
+        <w:t xml:space="preserve"> </w:t>
+      </w:r>
+      <m:oMath>
+        <m:r>
+          <m:t>2</m:t>
+        </m:r>
+        <m:sSub>
+          <m:e>
+            <m:r>
+              <m:t>β</m:t>
+            </m:r>
+          </m:e>
+          <m:sub>
+            <m:r>
+              <m:t>1</m:t>
+            </m:r>
+          </m:sub>
+        </m:sSub>
+        <m:r>
+          <m:rPr>
+            <m:sty m:val="p"/>
+          </m:rPr>
+          <m:t>=</m:t>
+        </m:r>
+        <m:r>
+          <m:t>2</m:t>
+        </m:r>
+        <m:acc>
+          <m:accPr>
+            <m:chr m:val="̃"/>
+          </m:accPr>
+          <m:e>
+            <m:r>
+              <m:t>β</m:t>
+            </m:r>
+          </m:e>
+        </m:acc>
+      </m:oMath>
+      <w:r>
+        <w:t xml:space="preserve">.</w:t>
+      </w:r>
     </w:p>
-    <w:bookmarkStart w:id="46" w:name="exm-deriv-normsq"/>
+    <w:bookmarkEnd w:id="50"/>
+    <w:bookmarkStart w:id="51" w:name="exm-deriv-normsq"/>
     <w:p>
       <w:pPr>
         <w:pStyle w:val="BodyText"/>
@@ -24054,8 +25812,8 @@
         <w:t xml:space="preserve">Direct partial differentiation yields the same column vector.</w:t>
       </w:r>
     </w:p>
-    <w:bookmarkEnd w:id="46"/>
-    <w:bookmarkStart w:id="47" w:name="thm-chain-vec"/>
+    <w:bookmarkEnd w:id="51"/>
+    <w:bookmarkStart w:id="52" w:name="thm-chain-vec"/>
     <w:p>
       <w:pPr>
         <w:pStyle w:val="BodyText"/>
@@ -24817,18 +26575,2282 @@
         <w:t xml:space="preserve">).</w:t>
       </w:r>
     </w:p>
-    <w:bookmarkEnd w:id="47"/>
+    <w:bookmarkEnd w:id="52"/>
+    <w:bookmarkStart w:id="57" w:name="rem-chain-vec-order"/>
     <w:p>
       <w:pPr>
         <w:pStyle w:val="BodyText"/>
       </w:pPr>
       <w:r>
+        <w:rPr>
+          <w:i/>
+          <w:iCs/>
+        </w:rPr>
+        <w:t xml:space="preserve">Remark 6</w:t>
+      </w:r>
+      <w:r>
+        <w:t xml:space="preserve"> (The order of the factors matters). </w:t>
+      </w:r>
+      <w:r>
+        <w:t xml:space="preserve">The vector chain rule (</w:t>
+      </w:r>
+      <w:hyperlink w:anchor="thm-chain-vec">
+        <w:r>
+          <w:rPr>
+            <w:rStyle w:val="Hyperlink"/>
+          </w:rPr>
+          <w:t xml:space="preserve">Theorem 8</w:t>
+        </w:r>
+      </w:hyperlink>
+      <w:r>
+        <w:t xml:space="preserve">) is like the univariate</w:t>
+      </w:r>
+      <w:r>
+        <w:t xml:space="preserve"> </w:t>
+      </w:r>
+      <w:hyperlink r:id="rId53">
+        <w:r>
+          <w:rPr>
+            <w:rStyle w:val="Hyperlink"/>
+          </w:rPr>
+          <w:t xml:space="preserve">chain rule</w:t>
+        </w:r>
+      </w:hyperlink>
+      <w:r>
+        <w:t xml:space="preserve">,</w:t>
+      </w:r>
+      <w:r>
+        <w:t xml:space="preserve"> </w:t>
+      </w:r>
+      <w:r>
+        <w:t xml:space="preserve">but the order matters now:</w:t>
+      </w:r>
+      <w:r>
+        <w:t xml:space="preserve"> </w:t>
+      </w:r>
+      <m:oMath>
+        <m:f>
+          <m:fPr>
+            <m:type m:val="bar"/>
+          </m:fPr>
+          <m:num>
+            <m:r>
+              <m:rPr>
+                <m:sty m:val="p"/>
+              </m:rPr>
+              <m:t>∂</m:t>
+            </m:r>
+            <m:acc>
+              <m:accPr>
+                <m:chr m:val="̃"/>
+              </m:accPr>
+              <m:e>
+                <m:r>
+                  <m:t>y</m:t>
+                </m:r>
+              </m:e>
+            </m:acc>
+          </m:num>
+          <m:den>
+            <m:r>
+              <m:rPr>
+                <m:sty m:val="p"/>
+              </m:rPr>
+              <m:t>∂</m:t>
+            </m:r>
+            <m:acc>
+              <m:accPr>
+                <m:chr m:val="̃"/>
+              </m:accPr>
+              <m:e>
+                <m:r>
+                  <m:t>x</m:t>
+                </m:r>
+              </m:e>
+            </m:acc>
+          </m:den>
+        </m:f>
+      </m:oMath>
+      <w:r>
+        <w:t xml:space="preserve"> </w:t>
+      </w:r>
+      <w:r>
+        <w:t xml:space="preserve">is</w:t>
+      </w:r>
+      <w:r>
+        <w:t xml:space="preserve"> </w:t>
+      </w:r>
+      <m:oMath>
+        <m:r>
+          <m:t>p</m:t>
+        </m:r>
+        <m:r>
+          <m:rPr>
+            <m:sty m:val="p"/>
+          </m:rPr>
+          <m:t>×</m:t>
+        </m:r>
+        <m:r>
+          <m:t>q</m:t>
+        </m:r>
+      </m:oMath>
+      <w:r>
+        <w:t xml:space="preserve"> </w:t>
+      </w:r>
+      <w:r>
+        <w:t xml:space="preserve">and</w:t>
+      </w:r>
+      <w:r>
+        <w:t xml:space="preserve"> </w:t>
+      </w:r>
+      <m:oMath>
+        <m:f>
+          <m:fPr>
+            <m:type m:val="bar"/>
+          </m:fPr>
+          <m:num>
+            <m:r>
+              <m:rPr>
+                <m:sty m:val="p"/>
+              </m:rPr>
+              <m:t>∂</m:t>
+            </m:r>
+            <m:r>
+              <m:t>z</m:t>
+            </m:r>
+          </m:num>
+          <m:den>
+            <m:r>
+              <m:rPr>
+                <m:sty m:val="p"/>
+              </m:rPr>
+              <m:t>∂</m:t>
+            </m:r>
+            <m:acc>
+              <m:accPr>
+                <m:chr m:val="̃"/>
+              </m:accPr>
+              <m:e>
+                <m:r>
+                  <m:t>y</m:t>
+                </m:r>
+              </m:e>
+            </m:acc>
+          </m:den>
+        </m:f>
+      </m:oMath>
+      <w:r>
+        <w:t xml:space="preserve"> </w:t>
+      </w:r>
+      <w:r>
+        <w:t xml:space="preserve">is</w:t>
+      </w:r>
+      <w:r>
+        <w:t xml:space="preserve"> </w:t>
+      </w:r>
+      <m:oMath>
+        <m:r>
+          <m:t>q</m:t>
+        </m:r>
+        <m:r>
+          <m:rPr>
+            <m:sty m:val="p"/>
+          </m:rPr>
+          <m:t>×</m:t>
+        </m:r>
+        <m:r>
+          <m:t>1</m:t>
+        </m:r>
+      </m:oMath>
+      <w:r>
+        <w:t xml:space="preserve">,</w:t>
+      </w:r>
+      <w:r>
+        <w:t xml:space="preserve"> </w:t>
+      </w:r>
+      <w:r>
+        <w:t xml:space="preserve">so the product</w:t>
+      </w:r>
+      <w:r>
+        <w:t xml:space="preserve"> </w:t>
+      </w:r>
+      <m:oMath>
+        <m:f>
+          <m:fPr>
+            <m:type m:val="bar"/>
+          </m:fPr>
+          <m:num>
+            <m:r>
+              <m:rPr>
+                <m:sty m:val="p"/>
+              </m:rPr>
+              <m:t>∂</m:t>
+            </m:r>
+            <m:r>
+              <m:t>z</m:t>
+            </m:r>
+          </m:num>
+          <m:den>
+            <m:r>
+              <m:rPr>
+                <m:sty m:val="p"/>
+              </m:rPr>
+              <m:t>∂</m:t>
+            </m:r>
+            <m:acc>
+              <m:accPr>
+                <m:chr m:val="̃"/>
+              </m:accPr>
+              <m:e>
+                <m:r>
+                  <m:t>y</m:t>
+                </m:r>
+              </m:e>
+            </m:acc>
+          </m:den>
+        </m:f>
+        <m:f>
+          <m:fPr>
+            <m:type m:val="bar"/>
+          </m:fPr>
+          <m:num>
+            <m:r>
+              <m:rPr>
+                <m:sty m:val="p"/>
+              </m:rPr>
+              <m:t>∂</m:t>
+            </m:r>
+            <m:acc>
+              <m:accPr>
+                <m:chr m:val="̃"/>
+              </m:accPr>
+              <m:e>
+                <m:r>
+                  <m:t>y</m:t>
+                </m:r>
+              </m:e>
+            </m:acc>
+          </m:num>
+          <m:den>
+            <m:r>
+              <m:rPr>
+                <m:sty m:val="p"/>
+              </m:rPr>
+              <m:t>∂</m:t>
+            </m:r>
+            <m:acc>
+              <m:accPr>
+                <m:chr m:val="̃"/>
+              </m:accPr>
+              <m:e>
+                <m:r>
+                  <m:t>x</m:t>
+                </m:r>
+              </m:e>
+            </m:acc>
+          </m:den>
+        </m:f>
+      </m:oMath>
+      <w:r>
+        <w:t xml:space="preserve"> </w:t>
+      </w:r>
+      <w:r>
+        <w:t xml:space="preserve">in the other order</w:t>
+      </w:r>
+      <w:r>
+        <w:t xml:space="preserve"> </w:t>
+      </w:r>
+      <w:r>
+        <w:t xml:space="preserve">is not even defined unless</w:t>
+      </w:r>
+      <w:r>
+        <w:t xml:space="preserve"> </w:t>
+      </w:r>
+      <m:oMath>
+        <m:r>
+          <m:t>p</m:t>
+        </m:r>
+        <m:r>
+          <m:rPr>
+            <m:sty m:val="p"/>
+          </m:rPr>
+          <m:t>=</m:t>
+        </m:r>
+        <m:r>
+          <m:t>1</m:t>
+        </m:r>
+      </m:oMath>
+      <w:r>
+        <w:t xml:space="preserve">.</w:t>
+      </w:r>
+    </w:p>
+    <w:p>
+      <w:pPr>
+        <w:pStyle w:val="BodyText"/>
+      </w:pPr>
+      <w:r>
+        <w:t xml:space="preserve">The version presented here is for the</w:t>
+      </w:r>
+      <w:r>
+        <w:t xml:space="preserve"> </w:t>
+      </w:r>
+      <w:hyperlink r:id="rId54">
+        <w:r>
+          <w:rPr>
+            <w:rStyle w:val="Hyperlink"/>
+          </w:rPr>
+          <w:t xml:space="preserve">gradient</w:t>
+        </w:r>
+      </w:hyperlink>
+      <w:r>
+        <w:t xml:space="preserve"> </w:t>
+      </w:r>
+      <w:r>
+        <w:t xml:space="preserve">(column vector);</w:t>
+      </w:r>
+      <w:r>
+        <w:t xml:space="preserve"> </w:t>
+      </w:r>
+      <w:r>
+        <w:t xml:space="preserve">the</w:t>
+      </w:r>
+      <w:r>
+        <w:t xml:space="preserve"> </w:t>
+      </w:r>
+      <w:hyperlink r:id="rId55">
+        <w:r>
+          <w:rPr>
+            <w:rStyle w:val="Hyperlink"/>
+          </w:rPr>
+          <w:t xml:space="preserve">total derivative</w:t>
+        </w:r>
+      </w:hyperlink>
+      <w:r>
+        <w:t xml:space="preserve"> </w:t>
+      </w:r>
+      <w:r>
+        <w:t xml:space="preserve">(row vector)</w:t>
+      </w:r>
+      <w:r>
+        <w:t xml:space="preserve"> </w:t>
+      </w:r>
+      <w:r>
+        <w:t xml:space="preserve">would be the</w:t>
+      </w:r>
+      <w:r>
+        <w:t xml:space="preserve"> </w:t>
+      </w:r>
+      <w:hyperlink r:id="rId56">
+        <w:r>
+          <w:rPr>
+            <w:rStyle w:val="Hyperlink"/>
+          </w:rPr>
+          <w:t xml:space="preserve">transpose of the gradient</w:t>
+        </w:r>
+      </w:hyperlink>
+      <w:r>
+        <w:t xml:space="preserve">,</w:t>
+      </w:r>
+      <w:r>
+        <w:t xml:space="preserve"> </w:t>
+      </w:r>
+      <m:oMath>
+        <m:sSup>
+          <m:e>
+            <m:r>
+              <m:t>​</m:t>
+            </m:r>
+            <m:d>
+              <m:dPr>
+                <m:begChr m:val="("/>
+                <m:sepChr m:val=""/>
+                <m:endChr m:val=")"/>
+                <m:grow/>
+              </m:dPr>
+              <m:e>
+                <m:f>
+                  <m:fPr>
+                    <m:type m:val="bar"/>
+                  </m:fPr>
+                  <m:num>
+                    <m:r>
+                      <m:rPr>
+                        <m:sty m:val="p"/>
+                      </m:rPr>
+                      <m:t>∂</m:t>
+                    </m:r>
+                    <m:r>
+                      <m:t>z</m:t>
+                    </m:r>
+                  </m:num>
+                  <m:den>
+                    <m:r>
+                      <m:rPr>
+                        <m:sty m:val="p"/>
+                      </m:rPr>
+                      <m:t>∂</m:t>
+                    </m:r>
+                    <m:acc>
+                      <m:accPr>
+                        <m:chr m:val="̃"/>
+                      </m:accPr>
+                      <m:e>
+                        <m:r>
+                          <m:t>x</m:t>
+                        </m:r>
+                      </m:e>
+                    </m:acc>
+                  </m:den>
+                </m:f>
+              </m:e>
+            </m:d>
+            <m:r>
+              <m:t>​</m:t>
+            </m:r>
+          </m:e>
+          <m:sup>
+            <m:r>
+              <m:rPr>
+                <m:sty m:val="p"/>
+              </m:rPr>
+              <m:t>⊤</m:t>
+            </m:r>
+          </m:sup>
+        </m:sSup>
+        <m:r>
+          <m:rPr>
+            <m:sty m:val="p"/>
+          </m:rPr>
+          <m:t>=</m:t>
+        </m:r>
+        <m:sSup>
+          <m:e>
+            <m:r>
+              <m:t>​</m:t>
+            </m:r>
+            <m:d>
+              <m:dPr>
+                <m:begChr m:val="("/>
+                <m:sepChr m:val=""/>
+                <m:endChr m:val=")"/>
+                <m:grow/>
+              </m:dPr>
+              <m:e>
+                <m:f>
+                  <m:fPr>
+                    <m:type m:val="bar"/>
+                  </m:fPr>
+                  <m:num>
+                    <m:r>
+                      <m:rPr>
+                        <m:sty m:val="p"/>
+                      </m:rPr>
+                      <m:t>∂</m:t>
+                    </m:r>
+                    <m:r>
+                      <m:t>z</m:t>
+                    </m:r>
+                  </m:num>
+                  <m:den>
+                    <m:r>
+                      <m:rPr>
+                        <m:sty m:val="p"/>
+                      </m:rPr>
+                      <m:t>∂</m:t>
+                    </m:r>
+                    <m:acc>
+                      <m:accPr>
+                        <m:chr m:val="̃"/>
+                      </m:accPr>
+                      <m:e>
+                        <m:r>
+                          <m:t>y</m:t>
+                        </m:r>
+                      </m:e>
+                    </m:acc>
+                  </m:den>
+                </m:f>
+              </m:e>
+            </m:d>
+            <m:r>
+              <m:t>​</m:t>
+            </m:r>
+          </m:e>
+          <m:sup>
+            <m:r>
+              <m:rPr>
+                <m:sty m:val="p"/>
+              </m:rPr>
+              <m:t>⊤</m:t>
+            </m:r>
+          </m:sup>
+        </m:sSup>
+        <m:sSup>
+          <m:e>
+            <m:r>
+              <m:t>​</m:t>
+            </m:r>
+            <m:d>
+              <m:dPr>
+                <m:begChr m:val="("/>
+                <m:sepChr m:val=""/>
+                <m:endChr m:val=")"/>
+                <m:grow/>
+              </m:dPr>
+              <m:e>
+                <m:f>
+                  <m:fPr>
+                    <m:type m:val="bar"/>
+                  </m:fPr>
+                  <m:num>
+                    <m:r>
+                      <m:rPr>
+                        <m:sty m:val="p"/>
+                      </m:rPr>
+                      <m:t>∂</m:t>
+                    </m:r>
+                    <m:acc>
+                      <m:accPr>
+                        <m:chr m:val="̃"/>
+                      </m:accPr>
+                      <m:e>
+                        <m:r>
+                          <m:t>y</m:t>
+                        </m:r>
+                      </m:e>
+                    </m:acc>
+                  </m:num>
+                  <m:den>
+                    <m:r>
+                      <m:rPr>
+                        <m:sty m:val="p"/>
+                      </m:rPr>
+                      <m:t>∂</m:t>
+                    </m:r>
+                    <m:acc>
+                      <m:accPr>
+                        <m:chr m:val="̃"/>
+                      </m:accPr>
+                      <m:e>
+                        <m:r>
+                          <m:t>x</m:t>
+                        </m:r>
+                      </m:e>
+                    </m:acc>
+                  </m:den>
+                </m:f>
+              </m:e>
+            </m:d>
+            <m:r>
+              <m:t>​</m:t>
+            </m:r>
+          </m:e>
+          <m:sup>
+            <m:r>
+              <m:rPr>
+                <m:sty m:val="p"/>
+              </m:rPr>
+              <m:t>⊤</m:t>
+            </m:r>
+          </m:sup>
+        </m:sSup>
+      </m:oMath>
+      <w:r>
+        <w:t xml:space="preserve">,</w:t>
+      </w:r>
+      <w:r>
+        <w:t xml:space="preserve"> </w:t>
+      </w:r>
+      <w:r>
+        <w:t xml:space="preserve">with the factors in the reverse order.</w:t>
+      </w:r>
+    </w:p>
+    <w:bookmarkEnd w:id="57"/>
+    <w:bookmarkStart w:id="58" w:name="exm-chain-vec"/>
+    <w:p>
+      <w:pPr>
+        <w:pStyle w:val="BodyText"/>
+      </w:pPr>
+      <w:r>
+        <w:rPr>
+          <w:b/>
+          <w:bCs/>
+        </w:rPr>
+        <w:t xml:space="preserve">Example 12 (Applying the vector chain rule)</w:t>
+      </w:r>
+      <w:r>
+        <w:t xml:space="preserve"> </w:t>
+      </w:r>
+      <w:r>
+        <w:t xml:space="preserve">Let</w:t>
+      </w:r>
+      <w:r>
+        <w:t xml:space="preserve"> </w:t>
+      </w:r>
+      <m:oMath>
+        <m:acc>
+          <m:accPr>
+            <m:chr m:val="̃"/>
+          </m:accPr>
+          <m:e>
+            <m:r>
+              <m:t>x</m:t>
+            </m:r>
+          </m:e>
+        </m:acc>
+        <m:r>
+          <m:rPr>
+            <m:sty m:val="p"/>
+          </m:rPr>
+          <m:t>=</m:t>
+        </m:r>
+        <m:sSup>
+          <m:e>
+            <m:r>
+              <m:rPr>
+                <m:sty m:val="p"/>
+              </m:rPr>
+              <m:t>(</m:t>
+            </m:r>
+            <m:sSub>
+              <m:e>
+                <m:r>
+                  <m:t>x</m:t>
+                </m:r>
+              </m:e>
+              <m:sub>
+                <m:r>
+                  <m:t>1</m:t>
+                </m:r>
+              </m:sub>
+            </m:sSub>
+            <m:r>
+              <m:rPr>
+                <m:sty m:val="p"/>
+              </m:rPr>
+              <m:t>,</m:t>
+            </m:r>
+            <m:sSub>
+              <m:e>
+                <m:r>
+                  <m:t>x</m:t>
+                </m:r>
+              </m:e>
+              <m:sub>
+                <m:r>
+                  <m:t>2</m:t>
+                </m:r>
+              </m:sub>
+            </m:sSub>
+            <m:r>
+              <m:rPr>
+                <m:sty m:val="p"/>
+              </m:rPr>
+              <m:t>)</m:t>
+            </m:r>
+          </m:e>
+          <m:sup>
+            <m:r>
+              <m:rPr>
+                <m:sty m:val="p"/>
+              </m:rPr>
+              <m:t>⊤</m:t>
+            </m:r>
+          </m:sup>
+        </m:sSup>
+      </m:oMath>
+      <w:r>
+        <w:t xml:space="preserve">,</w:t>
+      </w:r>
+      <w:r>
+        <w:t xml:space="preserve"> </w:t>
+      </w:r>
+      <m:oMath>
+        <m:acc>
+          <m:accPr>
+            <m:chr m:val="̃"/>
+          </m:accPr>
+          <m:e>
+            <m:r>
+              <m:t>y</m:t>
+            </m:r>
+          </m:e>
+        </m:acc>
+        <m:r>
+          <m:rPr>
+            <m:sty m:val="p"/>
+          </m:rPr>
+          <m:t>=</m:t>
+        </m:r>
+        <m:acc>
+          <m:accPr>
+            <m:chr m:val="̃"/>
+          </m:accPr>
+          <m:e>
+            <m:r>
+              <m:t>g</m:t>
+            </m:r>
+          </m:e>
+        </m:acc>
+        <m:r>
+          <m:rPr>
+            <m:sty m:val="p"/>
+          </m:rPr>
+          <m:t>(</m:t>
+        </m:r>
+        <m:acc>
+          <m:accPr>
+            <m:chr m:val="̃"/>
+          </m:accPr>
+          <m:e>
+            <m:r>
+              <m:t>x</m:t>
+            </m:r>
+          </m:e>
+        </m:acc>
+        <m:r>
+          <m:rPr>
+            <m:sty m:val="p"/>
+          </m:rPr>
+          <m:t>)</m:t>
+        </m:r>
+        <m:r>
+          <m:rPr>
+            <m:sty m:val="p"/>
+          </m:rPr>
+          <m:t>=</m:t>
+        </m:r>
+        <m:sSup>
+          <m:e>
+            <m:r>
+              <m:rPr>
+                <m:sty m:val="p"/>
+              </m:rPr>
+              <m:t>(</m:t>
+            </m:r>
+            <m:sSub>
+              <m:e>
+                <m:r>
+                  <m:t>x</m:t>
+                </m:r>
+              </m:e>
+              <m:sub>
+                <m:r>
+                  <m:t>1</m:t>
+                </m:r>
+              </m:sub>
+            </m:sSub>
+            <m:r>
+              <m:rPr>
+                <m:sty m:val="p"/>
+              </m:rPr>
+              <m:t>+</m:t>
+            </m:r>
+            <m:sSub>
+              <m:e>
+                <m:r>
+                  <m:t>x</m:t>
+                </m:r>
+              </m:e>
+              <m:sub>
+                <m:r>
+                  <m:t>2</m:t>
+                </m:r>
+              </m:sub>
+            </m:sSub>
+            <m:r>
+              <m:rPr>
+                <m:sty m:val="p"/>
+              </m:rPr>
+              <m:t>,</m:t>
+            </m:r>
+            <m:r>
+              <m:t> </m:t>
+            </m:r>
+            <m:sSub>
+              <m:e>
+                <m:r>
+                  <m:t>x</m:t>
+                </m:r>
+              </m:e>
+              <m:sub>
+                <m:r>
+                  <m:t>1</m:t>
+                </m:r>
+              </m:sub>
+            </m:sSub>
+            <m:sSub>
+              <m:e>
+                <m:r>
+                  <m:t>x</m:t>
+                </m:r>
+              </m:e>
+              <m:sub>
+                <m:r>
+                  <m:t>2</m:t>
+                </m:r>
+              </m:sub>
+            </m:sSub>
+            <m:r>
+              <m:rPr>
+                <m:sty m:val="p"/>
+              </m:rPr>
+              <m:t>)</m:t>
+            </m:r>
+          </m:e>
+          <m:sup>
+            <m:r>
+              <m:rPr>
+                <m:sty m:val="p"/>
+              </m:rPr>
+              <m:t>⊤</m:t>
+            </m:r>
+          </m:sup>
+        </m:sSup>
+      </m:oMath>
+      <w:r>
+        <w:t xml:space="preserve">,</w:t>
+      </w:r>
+      <w:r>
+        <w:t xml:space="preserve"> </w:t>
+      </w:r>
+      <w:r>
+        <w:t xml:space="preserve">and</w:t>
+      </w:r>
+      <w:r>
+        <w:t xml:space="preserve"> </w:t>
+      </w:r>
+      <m:oMath>
+        <m:r>
+          <m:t>z</m:t>
+        </m:r>
+        <m:r>
+          <m:rPr>
+            <m:sty m:val="p"/>
+          </m:rPr>
+          <m:t>=</m:t>
+        </m:r>
+        <m:r>
+          <m:t>f</m:t>
+        </m:r>
+        <m:r>
+          <m:rPr>
+            <m:sty m:val="p"/>
+          </m:rPr>
+          <m:t>(</m:t>
+        </m:r>
+        <m:acc>
+          <m:accPr>
+            <m:chr m:val="̃"/>
+          </m:accPr>
+          <m:e>
+            <m:r>
+              <m:t>y</m:t>
+            </m:r>
+          </m:e>
+        </m:acc>
+        <m:r>
+          <m:rPr>
+            <m:sty m:val="p"/>
+          </m:rPr>
+          <m:t>)</m:t>
+        </m:r>
+        <m:r>
+          <m:rPr>
+            <m:sty m:val="p"/>
+          </m:rPr>
+          <m:t>=</m:t>
+        </m:r>
+        <m:sSubSup>
+          <m:e>
+            <m:r>
+              <m:t>y</m:t>
+            </m:r>
+          </m:e>
+          <m:sub>
+            <m:r>
+              <m:t>1</m:t>
+            </m:r>
+          </m:sub>
+          <m:sup>
+            <m:r>
+              <m:t>2</m:t>
+            </m:r>
+          </m:sup>
+        </m:sSubSup>
+        <m:r>
+          <m:rPr>
+            <m:sty m:val="p"/>
+          </m:rPr>
+          <m:t>+</m:t>
+        </m:r>
+        <m:sSub>
+          <m:e>
+            <m:r>
+              <m:t>y</m:t>
+            </m:r>
+          </m:e>
+          <m:sub>
+            <m:r>
+              <m:t>2</m:t>
+            </m:r>
+          </m:sub>
+        </m:sSub>
+      </m:oMath>
+      <w:r>
+        <w:t xml:space="preserve">.</w:t>
+      </w:r>
+      <w:r>
+        <w:t xml:space="preserve"> </w:t>
+      </w:r>
+      <w:r>
+        <w:t xml:space="preserve">Then</w:t>
+      </w:r>
+    </w:p>
+    <w:p>
+      <w:pPr>
+        <w:pStyle w:val="BodyText"/>
+      </w:pPr>
+      <m:oMathPara>
+        <m:oMathParaPr>
+          <m:jc m:val="center"/>
+        </m:oMathParaPr>
+        <m:oMath>
+          <m:eqArr>
+            <m:e>
+              <m:limLow>
+                <m:e>
+                  <m:limLow>
+                    <m:e>
+                      <m:f>
+                        <m:fPr>
+                          <m:type m:val="bar"/>
+                        </m:fPr>
+                        <m:num>
+                          <m:r>
+                            <m:rPr>
+                              <m:sty m:val="p"/>
+                            </m:rPr>
+                            <m:t>∂</m:t>
+                          </m:r>
+                          <m:r>
+                            <m:t>z</m:t>
+                          </m:r>
+                        </m:num>
+                        <m:den>
+                          <m:r>
+                            <m:rPr>
+                              <m:sty m:val="p"/>
+                            </m:rPr>
+                            <m:t>∂</m:t>
+                          </m:r>
+                          <m:acc>
+                            <m:accPr>
+                              <m:chr m:val="̃"/>
+                            </m:accPr>
+                            <m:e>
+                              <m:r>
+                                <m:t>x</m:t>
+                              </m:r>
+                            </m:e>
+                          </m:acc>
+                        </m:den>
+                      </m:f>
+                    </m:e>
+                    <m:lim>
+                      <m:r>
+                        <m:rPr>
+                          <m:sty m:val="p"/>
+                        </m:rPr>
+                        <m:t>⏟</m:t>
+                      </m:r>
+                    </m:lim>
+                  </m:limLow>
+                </m:e>
+                <m:lim>
+                  <m:r>
+                    <m:t>2</m:t>
+                  </m:r>
+                  <m:r>
+                    <m:rPr>
+                      <m:sty m:val="p"/>
+                    </m:rPr>
+                    <m:t>×</m:t>
+                  </m:r>
+                  <m:r>
+                    <m:t>1</m:t>
+                  </m:r>
+                </m:lim>
+              </m:limLow>
+              <m:r>
+                <m:t>&amp;</m:t>
+              </m:r>
+              <m:r>
+                <m:rPr>
+                  <m:sty m:val="p"/>
+                </m:rPr>
+                <m:t>=</m:t>
+              </m:r>
+              <m:limLow>
+                <m:e>
+                  <m:limLow>
+                    <m:e>
+                      <m:f>
+                        <m:fPr>
+                          <m:type m:val="bar"/>
+                        </m:fPr>
+                        <m:num>
+                          <m:r>
+                            <m:rPr>
+                              <m:sty m:val="p"/>
+                            </m:rPr>
+                            <m:t>∂</m:t>
+                          </m:r>
+                          <m:acc>
+                            <m:accPr>
+                              <m:chr m:val="̃"/>
+                            </m:accPr>
+                            <m:e>
+                              <m:r>
+                                <m:t>y</m:t>
+                              </m:r>
+                            </m:e>
+                          </m:acc>
+                        </m:num>
+                        <m:den>
+                          <m:r>
+                            <m:rPr>
+                              <m:sty m:val="p"/>
+                            </m:rPr>
+                            <m:t>∂</m:t>
+                          </m:r>
+                          <m:acc>
+                            <m:accPr>
+                              <m:chr m:val="̃"/>
+                            </m:accPr>
+                            <m:e>
+                              <m:r>
+                                <m:t>x</m:t>
+                              </m:r>
+                            </m:e>
+                          </m:acc>
+                        </m:den>
+                      </m:f>
+                    </m:e>
+                    <m:lim>
+                      <m:r>
+                        <m:rPr>
+                          <m:sty m:val="p"/>
+                        </m:rPr>
+                        <m:t>⏟</m:t>
+                      </m:r>
+                    </m:lim>
+                  </m:limLow>
+                </m:e>
+                <m:lim>
+                  <m:r>
+                    <m:t>2</m:t>
+                  </m:r>
+                  <m:r>
+                    <m:rPr>
+                      <m:sty m:val="p"/>
+                    </m:rPr>
+                    <m:t>×</m:t>
+                  </m:r>
+                  <m:r>
+                    <m:t>2</m:t>
+                  </m:r>
+                </m:lim>
+              </m:limLow>
+              <m:limLow>
+                <m:e>
+                  <m:limLow>
+                    <m:e>
+                      <m:f>
+                        <m:fPr>
+                          <m:type m:val="bar"/>
+                        </m:fPr>
+                        <m:num>
+                          <m:r>
+                            <m:rPr>
+                              <m:sty m:val="p"/>
+                            </m:rPr>
+                            <m:t>∂</m:t>
+                          </m:r>
+                          <m:r>
+                            <m:t>z</m:t>
+                          </m:r>
+                        </m:num>
+                        <m:den>
+                          <m:r>
+                            <m:rPr>
+                              <m:sty m:val="p"/>
+                            </m:rPr>
+                            <m:t>∂</m:t>
+                          </m:r>
+                          <m:acc>
+                            <m:accPr>
+                              <m:chr m:val="̃"/>
+                            </m:accPr>
+                            <m:e>
+                              <m:r>
+                                <m:t>y</m:t>
+                              </m:r>
+                            </m:e>
+                          </m:acc>
+                        </m:den>
+                      </m:f>
+                    </m:e>
+                    <m:lim>
+                      <m:r>
+                        <m:rPr>
+                          <m:sty m:val="p"/>
+                        </m:rPr>
+                        <m:t>⏟</m:t>
+                      </m:r>
+                    </m:lim>
+                  </m:limLow>
+                </m:e>
+                <m:lim>
+                  <m:r>
+                    <m:t>2</m:t>
+                  </m:r>
+                  <m:r>
+                    <m:rPr>
+                      <m:sty m:val="p"/>
+                    </m:rPr>
+                    <m:t>×</m:t>
+                  </m:r>
+                  <m:r>
+                    <m:t>1</m:t>
+                  </m:r>
+                </m:lim>
+              </m:limLow>
+              <m:r>
+                <m:t>&amp;</m:t>
+              </m:r>
+              <m:r>
+                <m:t>&amp;</m:t>
+              </m:r>
+              <m:r>
+                <m:rPr>
+                  <m:nor/>
+                  <m:sty m:val="p"/>
+                </m:rPr>
+                <m:t>(vector chain rule)</m:t>
+              </m:r>
+            </m:e>
+            <m:e>
+              <m:r>
+                <m:t>&amp;</m:t>
+              </m:r>
+              <m:r>
+                <m:rPr>
+                  <m:sty m:val="p"/>
+                </m:rPr>
+                <m:t>=</m:t>
+              </m:r>
+              <m:d>
+                <m:dPr>
+                  <m:begChr m:val="["/>
+                  <m:sepChr m:val=""/>
+                  <m:endChr m:val="]"/>
+                  <m:grow/>
+                </m:dPr>
+                <m:e>
+                  <m:m>
+                    <m:mPr>
+                      <m:baseJc m:val="center"/>
+                      <m:plcHide m:val="on"/>
+                      <m:mcs>
+                        <m:mc>
+                          <m:mcPr>
+                            <m:mcJc m:val="center"/>
+                            <m:count m:val="1"/>
+                          </m:mcPr>
+                        </m:mc>
+                        <m:mc>
+                          <m:mcPr>
+                            <m:mcJc m:val="center"/>
+                            <m:count m:val="1"/>
+                          </m:mcPr>
+                        </m:mc>
+                      </m:mcs>
+                    </m:mPr>
+                    <m:mr>
+                      <m:e>
+                        <m:r>
+                          <m:t>1</m:t>
+                        </m:r>
+                      </m:e>
+                      <m:e>
+                        <m:sSub>
+                          <m:e>
+                            <m:r>
+                              <m:t>x</m:t>
+                            </m:r>
+                          </m:e>
+                          <m:sub>
+                            <m:r>
+                              <m:t>2</m:t>
+                            </m:r>
+                          </m:sub>
+                        </m:sSub>
+                      </m:e>
+                    </m:mr>
+                    <m:mr>
+                      <m:e>
+                        <m:r>
+                          <m:t>1</m:t>
+                        </m:r>
+                      </m:e>
+                      <m:e>
+                        <m:sSub>
+                          <m:e>
+                            <m:r>
+                              <m:t>x</m:t>
+                            </m:r>
+                          </m:e>
+                          <m:sub>
+                            <m:r>
+                              <m:t>1</m:t>
+                            </m:r>
+                          </m:sub>
+                        </m:sSub>
+                      </m:e>
+                    </m:mr>
+                  </m:m>
+                </m:e>
+              </m:d>
+              <m:d>
+                <m:dPr>
+                  <m:begChr m:val="["/>
+                  <m:sepChr m:val=""/>
+                  <m:endChr m:val="]"/>
+                  <m:grow/>
+                </m:dPr>
+                <m:e>
+                  <m:m>
+                    <m:mPr>
+                      <m:baseJc m:val="center"/>
+                      <m:plcHide m:val="on"/>
+                      <m:mcs>
+                        <m:mc>
+                          <m:mcPr>
+                            <m:mcJc m:val="center"/>
+                            <m:count m:val="1"/>
+                          </m:mcPr>
+                        </m:mc>
+                      </m:mcs>
+                    </m:mPr>
+                    <m:mr>
+                      <m:e>
+                        <m:r>
+                          <m:t>2</m:t>
+                        </m:r>
+                        <m:sSub>
+                          <m:e>
+                            <m:r>
+                              <m:t>y</m:t>
+                            </m:r>
+                          </m:e>
+                          <m:sub>
+                            <m:r>
+                              <m:t>1</m:t>
+                            </m:r>
+                          </m:sub>
+                        </m:sSub>
+                      </m:e>
+                    </m:mr>
+                    <m:mr>
+                      <m:e>
+                        <m:r>
+                          <m:t>1</m:t>
+                        </m:r>
+                      </m:e>
+                    </m:mr>
+                  </m:m>
+                </m:e>
+              </m:d>
+              <m:r>
+                <m:t>&amp;</m:t>
+              </m:r>
+              <m:r>
+                <m:t>&amp;</m:t>
+              </m:r>
+              <m:r>
+                <m:rPr>
+                  <m:nor/>
+                  <m:sty m:val="p"/>
+                </m:rPr>
+                <m:t>(differentiate </m:t>
+              </m:r>
+              <m:acc>
+                <m:accPr>
+                  <m:chr m:val="̃"/>
+                </m:accPr>
+                <m:e>
+                  <m:r>
+                    <m:t>g</m:t>
+                  </m:r>
+                </m:e>
+              </m:acc>
+              <m:r>
+                <m:rPr>
+                  <m:nor/>
+                  <m:sty m:val="p"/>
+                </m:rPr>
+                <m:t> and </m:t>
+              </m:r>
+              <m:r>
+                <m:t>f</m:t>
+              </m:r>
+              <m:r>
+                <m:rPr>
+                  <m:nor/>
+                  <m:sty m:val="p"/>
+                </m:rPr>
+                <m:t>)</m:t>
+              </m:r>
+            </m:e>
+            <m:e>
+              <m:r>
+                <m:t>&amp;</m:t>
+              </m:r>
+              <m:r>
+                <m:rPr>
+                  <m:sty m:val="p"/>
+                </m:rPr>
+                <m:t>=</m:t>
+              </m:r>
+              <m:d>
+                <m:dPr>
+                  <m:begChr m:val="["/>
+                  <m:sepChr m:val=""/>
+                  <m:endChr m:val="]"/>
+                  <m:grow/>
+                </m:dPr>
+                <m:e>
+                  <m:m>
+                    <m:mPr>
+                      <m:baseJc m:val="center"/>
+                      <m:plcHide m:val="on"/>
+                      <m:mcs>
+                        <m:mc>
+                          <m:mcPr>
+                            <m:mcJc m:val="center"/>
+                            <m:count m:val="1"/>
+                          </m:mcPr>
+                        </m:mc>
+                      </m:mcs>
+                    </m:mPr>
+                    <m:mr>
+                      <m:e>
+                        <m:r>
+                          <m:t>2</m:t>
+                        </m:r>
+                        <m:r>
+                          <m:rPr>
+                            <m:sty m:val="p"/>
+                          </m:rPr>
+                          <m:t>(</m:t>
+                        </m:r>
+                        <m:sSub>
+                          <m:e>
+                            <m:r>
+                              <m:t>x</m:t>
+                            </m:r>
+                          </m:e>
+                          <m:sub>
+                            <m:r>
+                              <m:t>1</m:t>
+                            </m:r>
+                          </m:sub>
+                        </m:sSub>
+                        <m:r>
+                          <m:rPr>
+                            <m:sty m:val="p"/>
+                          </m:rPr>
+                          <m:t>+</m:t>
+                        </m:r>
+                        <m:sSub>
+                          <m:e>
+                            <m:r>
+                              <m:t>x</m:t>
+                            </m:r>
+                          </m:e>
+                          <m:sub>
+                            <m:r>
+                              <m:t>2</m:t>
+                            </m:r>
+                          </m:sub>
+                        </m:sSub>
+                        <m:r>
+                          <m:rPr>
+                            <m:sty m:val="p"/>
+                          </m:rPr>
+                          <m:t>)</m:t>
+                        </m:r>
+                        <m:r>
+                          <m:rPr>
+                            <m:sty m:val="p"/>
+                          </m:rPr>
+                          <m:t>+</m:t>
+                        </m:r>
+                        <m:sSub>
+                          <m:e>
+                            <m:r>
+                              <m:t>x</m:t>
+                            </m:r>
+                          </m:e>
+                          <m:sub>
+                            <m:r>
+                              <m:t>2</m:t>
+                            </m:r>
+                          </m:sub>
+                        </m:sSub>
+                      </m:e>
+                    </m:mr>
+                    <m:mr>
+                      <m:e>
+                        <m:r>
+                          <m:t>2</m:t>
+                        </m:r>
+                        <m:r>
+                          <m:rPr>
+                            <m:sty m:val="p"/>
+                          </m:rPr>
+                          <m:t>(</m:t>
+                        </m:r>
+                        <m:sSub>
+                          <m:e>
+                            <m:r>
+                              <m:t>x</m:t>
+                            </m:r>
+                          </m:e>
+                          <m:sub>
+                            <m:r>
+                              <m:t>1</m:t>
+                            </m:r>
+                          </m:sub>
+                        </m:sSub>
+                        <m:r>
+                          <m:rPr>
+                            <m:sty m:val="p"/>
+                          </m:rPr>
+                          <m:t>+</m:t>
+                        </m:r>
+                        <m:sSub>
+                          <m:e>
+                            <m:r>
+                              <m:t>x</m:t>
+                            </m:r>
+                          </m:e>
+                          <m:sub>
+                            <m:r>
+                              <m:t>2</m:t>
+                            </m:r>
+                          </m:sub>
+                        </m:sSub>
+                        <m:r>
+                          <m:rPr>
+                            <m:sty m:val="p"/>
+                          </m:rPr>
+                          <m:t>)</m:t>
+                        </m:r>
+                        <m:r>
+                          <m:rPr>
+                            <m:sty m:val="p"/>
+                          </m:rPr>
+                          <m:t>+</m:t>
+                        </m:r>
+                        <m:sSub>
+                          <m:e>
+                            <m:r>
+                              <m:t>x</m:t>
+                            </m:r>
+                          </m:e>
+                          <m:sub>
+                            <m:r>
+                              <m:t>1</m:t>
+                            </m:r>
+                          </m:sub>
+                        </m:sSub>
+                      </m:e>
+                    </m:mr>
+                  </m:m>
+                </m:e>
+              </m:d>
+              <m:r>
+                <m:t>&amp;</m:t>
+              </m:r>
+              <m:r>
+                <m:t>&amp;</m:t>
+              </m:r>
+              <m:r>
+                <m:rPr>
+                  <m:nor/>
+                  <m:sty m:val="p"/>
+                </m:rPr>
+                <m:t>(multiply, and substitute </m:t>
+              </m:r>
+              <m:sSub>
+                <m:e>
+                  <m:r>
+                    <m:t>y</m:t>
+                  </m:r>
+                </m:e>
+                <m:sub>
+                  <m:r>
+                    <m:t>1</m:t>
+                  </m:r>
+                </m:sub>
+              </m:sSub>
+              <m:r>
+                <m:rPr>
+                  <m:sty m:val="p"/>
+                </m:rPr>
+                <m:t>=</m:t>
+              </m:r>
+              <m:sSub>
+                <m:e>
+                  <m:r>
+                    <m:t>x</m:t>
+                  </m:r>
+                </m:e>
+                <m:sub>
+                  <m:r>
+                    <m:t>1</m:t>
+                  </m:r>
+                </m:sub>
+              </m:sSub>
+              <m:r>
+                <m:rPr>
+                  <m:sty m:val="p"/>
+                </m:rPr>
+                <m:t>+</m:t>
+              </m:r>
+              <m:sSub>
+                <m:e>
+                  <m:r>
+                    <m:t>x</m:t>
+                  </m:r>
+                </m:e>
+                <m:sub>
+                  <m:r>
+                    <m:t>2</m:t>
+                  </m:r>
+                </m:sub>
+              </m:sSub>
+              <m:r>
+                <m:rPr>
+                  <m:nor/>
+                  <m:sty m:val="p"/>
+                </m:rPr>
+                <m:t>)</m:t>
+              </m:r>
+            </m:e>
+            <m:e>
+              <m:r>
+                <m:t>&amp;</m:t>
+              </m:r>
+              <m:r>
+                <m:rPr>
+                  <m:sty m:val="p"/>
+                </m:rPr>
+                <m:t>=</m:t>
+              </m:r>
+              <m:d>
+                <m:dPr>
+                  <m:begChr m:val="["/>
+                  <m:sepChr m:val=""/>
+                  <m:endChr m:val="]"/>
+                  <m:grow/>
+                </m:dPr>
+                <m:e>
+                  <m:m>
+                    <m:mPr>
+                      <m:baseJc m:val="center"/>
+                      <m:plcHide m:val="on"/>
+                      <m:mcs>
+                        <m:mc>
+                          <m:mcPr>
+                            <m:mcJc m:val="center"/>
+                            <m:count m:val="1"/>
+                          </m:mcPr>
+                        </m:mc>
+                      </m:mcs>
+                    </m:mPr>
+                    <m:mr>
+                      <m:e>
+                        <m:r>
+                          <m:t>2</m:t>
+                        </m:r>
+                        <m:sSub>
+                          <m:e>
+                            <m:r>
+                              <m:t>x</m:t>
+                            </m:r>
+                          </m:e>
+                          <m:sub>
+                            <m:r>
+                              <m:t>1</m:t>
+                            </m:r>
+                          </m:sub>
+                        </m:sSub>
+                        <m:r>
+                          <m:rPr>
+                            <m:sty m:val="p"/>
+                          </m:rPr>
+                          <m:t>+</m:t>
+                        </m:r>
+                        <m:r>
+                          <m:t>3</m:t>
+                        </m:r>
+                        <m:sSub>
+                          <m:e>
+                            <m:r>
+                              <m:t>x</m:t>
+                            </m:r>
+                          </m:e>
+                          <m:sub>
+                            <m:r>
+                              <m:t>2</m:t>
+                            </m:r>
+                          </m:sub>
+                        </m:sSub>
+                      </m:e>
+                    </m:mr>
+                    <m:mr>
+                      <m:e>
+                        <m:r>
+                          <m:t>3</m:t>
+                        </m:r>
+                        <m:sSub>
+                          <m:e>
+                            <m:r>
+                              <m:t>x</m:t>
+                            </m:r>
+                          </m:e>
+                          <m:sub>
+                            <m:r>
+                              <m:t>1</m:t>
+                            </m:r>
+                          </m:sub>
+                        </m:sSub>
+                        <m:r>
+                          <m:rPr>
+                            <m:sty m:val="p"/>
+                          </m:rPr>
+                          <m:t>+</m:t>
+                        </m:r>
+                        <m:r>
+                          <m:t>2</m:t>
+                        </m:r>
+                        <m:sSub>
+                          <m:e>
+                            <m:r>
+                              <m:t>x</m:t>
+                            </m:r>
+                          </m:e>
+                          <m:sub>
+                            <m:r>
+                              <m:t>2</m:t>
+                            </m:r>
+                          </m:sub>
+                        </m:sSub>
+                      </m:e>
+                    </m:mr>
+                  </m:m>
+                </m:e>
+              </m:d>
+              <m:r>
+                <m:t>&amp;</m:t>
+              </m:r>
+              <m:r>
+                <m:t>&amp;</m:t>
+              </m:r>
+              <m:r>
+                <m:rPr>
+                  <m:nor/>
+                  <m:sty m:val="p"/>
+                </m:rPr>
+                <m:t>(collect terms)</m:t>
+              </m:r>
+            </m:e>
+          </m:eqArr>
+        </m:oMath>
+      </m:oMathPara>
+    </w:p>
+    <w:p>
+      <w:pPr>
+        <w:pStyle w:val="FirstParagraph"/>
+      </w:pPr>
+      <w:r>
+        <w:t xml:space="preserve">This matches differentiating</w:t>
+      </w:r>
+      <w:r>
+        <w:t xml:space="preserve"> </w:t>
+      </w:r>
+      <m:oMath>
+        <m:r>
+          <m:t>z</m:t>
+        </m:r>
+      </m:oMath>
+      <w:r>
+        <w:t xml:space="preserve"> </w:t>
+      </w:r>
+      <w:r>
+        <w:t xml:space="preserve">directly:</w:t>
+      </w:r>
+      <w:r>
+        <w:t xml:space="preserve"> </w:t>
+      </w:r>
+      <m:oMath>
+        <m:r>
+          <m:t>z</m:t>
+        </m:r>
+        <m:r>
+          <m:rPr>
+            <m:sty m:val="p"/>
+          </m:rPr>
+          <m:t>=</m:t>
+        </m:r>
+        <m:r>
+          <m:rPr>
+            <m:sty m:val="p"/>
+          </m:rPr>
+          <m:t>(</m:t>
+        </m:r>
+        <m:sSub>
+          <m:e>
+            <m:r>
+              <m:t>x</m:t>
+            </m:r>
+          </m:e>
+          <m:sub>
+            <m:r>
+              <m:t>1</m:t>
+            </m:r>
+          </m:sub>
+        </m:sSub>
+        <m:r>
+          <m:rPr>
+            <m:sty m:val="p"/>
+          </m:rPr>
+          <m:t>+</m:t>
+        </m:r>
+        <m:sSub>
+          <m:e>
+            <m:r>
+              <m:t>x</m:t>
+            </m:r>
+          </m:e>
+          <m:sub>
+            <m:r>
+              <m:t>2</m:t>
+            </m:r>
+          </m:sub>
+        </m:sSub>
+        <m:sSup>
+          <m:e>
+            <m:r>
+              <m:rPr>
+                <m:sty m:val="p"/>
+              </m:rPr>
+              <m:t>)</m:t>
+            </m:r>
+          </m:e>
+          <m:sup>
+            <m:r>
+              <m:t>2</m:t>
+            </m:r>
+          </m:sup>
+        </m:sSup>
+        <m:r>
+          <m:rPr>
+            <m:sty m:val="p"/>
+          </m:rPr>
+          <m:t>+</m:t>
+        </m:r>
+        <m:sSub>
+          <m:e>
+            <m:r>
+              <m:t>x</m:t>
+            </m:r>
+          </m:e>
+          <m:sub>
+            <m:r>
+              <m:t>1</m:t>
+            </m:r>
+          </m:sub>
+        </m:sSub>
+        <m:sSub>
+          <m:e>
+            <m:r>
+              <m:t>x</m:t>
+            </m:r>
+          </m:e>
+          <m:sub>
+            <m:r>
+              <m:t>2</m:t>
+            </m:r>
+          </m:sub>
+        </m:sSub>
+        <m:r>
+          <m:rPr>
+            <m:sty m:val="p"/>
+          </m:rPr>
+          <m:t>=</m:t>
+        </m:r>
+        <m:sSubSup>
+          <m:e>
+            <m:r>
+              <m:t>x</m:t>
+            </m:r>
+          </m:e>
+          <m:sub>
+            <m:r>
+              <m:t>1</m:t>
+            </m:r>
+          </m:sub>
+          <m:sup>
+            <m:r>
+              <m:t>2</m:t>
+            </m:r>
+          </m:sup>
+        </m:sSubSup>
+        <m:r>
+          <m:rPr>
+            <m:sty m:val="p"/>
+          </m:rPr>
+          <m:t>+</m:t>
+        </m:r>
+        <m:r>
+          <m:t>3</m:t>
+        </m:r>
+        <m:sSub>
+          <m:e>
+            <m:r>
+              <m:t>x</m:t>
+            </m:r>
+          </m:e>
+          <m:sub>
+            <m:r>
+              <m:t>1</m:t>
+            </m:r>
+          </m:sub>
+        </m:sSub>
+        <m:sSub>
+          <m:e>
+            <m:r>
+              <m:t>x</m:t>
+            </m:r>
+          </m:e>
+          <m:sub>
+            <m:r>
+              <m:t>2</m:t>
+            </m:r>
+          </m:sub>
+        </m:sSub>
+        <m:r>
+          <m:rPr>
+            <m:sty m:val="p"/>
+          </m:rPr>
+          <m:t>+</m:t>
+        </m:r>
+        <m:sSubSup>
+          <m:e>
+            <m:r>
+              <m:t>x</m:t>
+            </m:r>
+          </m:e>
+          <m:sub>
+            <m:r>
+              <m:t>2</m:t>
+            </m:r>
+          </m:sub>
+          <m:sup>
+            <m:r>
+              <m:t>2</m:t>
+            </m:r>
+          </m:sup>
+        </m:sSubSup>
+      </m:oMath>
+      <w:r>
+        <w:t xml:space="preserve">,</w:t>
+      </w:r>
+      <w:r>
+        <w:t xml:space="preserve"> </w:t>
+      </w:r>
+      <w:r>
+        <w:t xml:space="preserve">so</w:t>
+      </w:r>
+      <w:r>
+        <w:t xml:space="preserve"> </w:t>
+      </w:r>
+      <m:oMath>
+        <m:f>
+          <m:fPr>
+            <m:type m:val="bar"/>
+          </m:fPr>
+          <m:num>
+            <m:r>
+              <m:rPr>
+                <m:sty m:val="p"/>
+              </m:rPr>
+              <m:t>∂</m:t>
+            </m:r>
+          </m:num>
+          <m:den>
+            <m:r>
+              <m:rPr>
+                <m:sty m:val="p"/>
+              </m:rPr>
+              <m:t>∂</m:t>
+            </m:r>
+            <m:sSub>
+              <m:e>
+                <m:r>
+                  <m:t>x</m:t>
+                </m:r>
+              </m:e>
+              <m:sub>
+                <m:r>
+                  <m:t>1</m:t>
+                </m:r>
+              </m:sub>
+            </m:sSub>
+          </m:den>
+        </m:f>
+        <m:r>
+          <m:t>z</m:t>
+        </m:r>
+        <m:r>
+          <m:rPr>
+            <m:sty m:val="p"/>
+          </m:rPr>
+          <m:t>=</m:t>
+        </m:r>
+        <m:r>
+          <m:t>2</m:t>
+        </m:r>
+        <m:sSub>
+          <m:e>
+            <m:r>
+              <m:t>x</m:t>
+            </m:r>
+          </m:e>
+          <m:sub>
+            <m:r>
+              <m:t>1</m:t>
+            </m:r>
+          </m:sub>
+        </m:sSub>
+        <m:r>
+          <m:rPr>
+            <m:sty m:val="p"/>
+          </m:rPr>
+          <m:t>+</m:t>
+        </m:r>
+        <m:r>
+          <m:t>3</m:t>
+        </m:r>
+        <m:sSub>
+          <m:e>
+            <m:r>
+              <m:t>x</m:t>
+            </m:r>
+          </m:e>
+          <m:sub>
+            <m:r>
+              <m:t>2</m:t>
+            </m:r>
+          </m:sub>
+        </m:sSub>
+      </m:oMath>
+      <w:r>
+        <w:t xml:space="preserve"> </w:t>
+      </w:r>
+      <w:r>
+        <w:t xml:space="preserve">and</w:t>
+      </w:r>
+      <w:r>
+        <w:t xml:space="preserve"> </w:t>
+      </w:r>
+      <m:oMath>
+        <m:f>
+          <m:fPr>
+            <m:type m:val="bar"/>
+          </m:fPr>
+          <m:num>
+            <m:r>
+              <m:rPr>
+                <m:sty m:val="p"/>
+              </m:rPr>
+              <m:t>∂</m:t>
+            </m:r>
+          </m:num>
+          <m:den>
+            <m:r>
+              <m:rPr>
+                <m:sty m:val="p"/>
+              </m:rPr>
+              <m:t>∂</m:t>
+            </m:r>
+            <m:sSub>
+              <m:e>
+                <m:r>
+                  <m:t>x</m:t>
+                </m:r>
+              </m:e>
+              <m:sub>
+                <m:r>
+                  <m:t>2</m:t>
+                </m:r>
+              </m:sub>
+            </m:sSub>
+          </m:den>
+        </m:f>
+        <m:r>
+          <m:t>z</m:t>
+        </m:r>
+        <m:r>
+          <m:rPr>
+            <m:sty m:val="p"/>
+          </m:rPr>
+          <m:t>=</m:t>
+        </m:r>
+        <m:r>
+          <m:t>3</m:t>
+        </m:r>
+        <m:sSub>
+          <m:e>
+            <m:r>
+              <m:t>x</m:t>
+            </m:r>
+          </m:e>
+          <m:sub>
+            <m:r>
+              <m:t>1</m:t>
+            </m:r>
+          </m:sub>
+        </m:sSub>
+        <m:r>
+          <m:rPr>
+            <m:sty m:val="p"/>
+          </m:rPr>
+          <m:t>+</m:t>
+        </m:r>
+        <m:r>
+          <m:t>2</m:t>
+        </m:r>
+        <m:sSub>
+          <m:e>
+            <m:r>
+              <m:t>x</m:t>
+            </m:r>
+          </m:e>
+          <m:sub>
+            <m:r>
+              <m:t>2</m:t>
+            </m:r>
+          </m:sub>
+        </m:sSub>
+      </m:oMath>
+      <w:r>
+        <w:t xml:space="preserve">.</w:t>
+      </w:r>
+      <w:r>
+        <w:t xml:space="preserve"> </w:t>
+      </w:r>
+      <w:r>
+        <w:t xml:space="preserve">The product in the other order,</w:t>
+      </w:r>
+      <w:r>
+        <w:t xml:space="preserve"> </w:t>
+      </w:r>
+      <w:r>
+        <w:t xml:space="preserve">a</w:t>
+      </w:r>
+      <w:r>
+        <w:t xml:space="preserve"> </w:t>
+      </w:r>
+      <m:oMath>
+        <m:r>
+          <m:t>2</m:t>
+        </m:r>
+        <m:r>
+          <m:rPr>
+            <m:sty m:val="p"/>
+          </m:rPr>
+          <m:t>×</m:t>
+        </m:r>
+        <m:r>
+          <m:t>1</m:t>
+        </m:r>
+      </m:oMath>
+      <w:r>
+        <w:t xml:space="preserve"> </w:t>
+      </w:r>
+      <w:r>
+        <w:t xml:space="preserve">matrix times a</w:t>
+      </w:r>
+      <w:r>
+        <w:t xml:space="preserve"> </w:t>
+      </w:r>
+      <m:oMath>
+        <m:r>
+          <m:t>2</m:t>
+        </m:r>
+        <m:r>
+          <m:rPr>
+            <m:sty m:val="p"/>
+          </m:rPr>
+          <m:t>×</m:t>
+        </m:r>
+        <m:r>
+          <m:t>2</m:t>
+        </m:r>
+      </m:oMath>
+      <w:r>
+        <w:t xml:space="preserve"> </w:t>
+      </w:r>
+      <w:r>
+        <w:t xml:space="preserve">matrix,</w:t>
+      </w:r>
+      <w:r>
+        <w:t xml:space="preserve"> </w:t>
+      </w:r>
+      <w:r>
+        <w:t xml:space="preserve">is not defined.</w:t>
+      </w:r>
+      <w:r>
+        <w:t xml:space="preserve"> </w:t>
+      </w:r>
+      <w:r>
+        <w:t xml:space="preserve">The total derivative is the transpose,</w:t>
+      </w:r>
+      <w:r>
+        <w:t xml:space="preserve"> </w:t>
+      </w:r>
+      <w:r>
+        <w:t xml:space="preserve">the row vector</w:t>
+      </w:r>
+      <w:r>
+        <w:t xml:space="preserve"> </w:t>
+      </w:r>
+      <m:oMath>
+        <m:r>
+          <m:rPr>
+            <m:sty m:val="p"/>
+          </m:rPr>
+          <m:t>(</m:t>
+        </m:r>
+        <m:r>
+          <m:t>2</m:t>
+        </m:r>
+        <m:sSub>
+          <m:e>
+            <m:r>
+              <m:t>x</m:t>
+            </m:r>
+          </m:e>
+          <m:sub>
+            <m:r>
+              <m:t>1</m:t>
+            </m:r>
+          </m:sub>
+        </m:sSub>
+        <m:r>
+          <m:rPr>
+            <m:sty m:val="p"/>
+          </m:rPr>
+          <m:t>+</m:t>
+        </m:r>
+        <m:r>
+          <m:t>3</m:t>
+        </m:r>
+        <m:sSub>
+          <m:e>
+            <m:r>
+              <m:t>x</m:t>
+            </m:r>
+          </m:e>
+          <m:sub>
+            <m:r>
+              <m:t>2</m:t>
+            </m:r>
+          </m:sub>
+        </m:sSub>
+        <m:r>
+          <m:rPr>
+            <m:sty m:val="p"/>
+          </m:rPr>
+          <m:t>,</m:t>
+        </m:r>
+        <m:r>
+          <m:t> </m:t>
+        </m:r>
+        <m:r>
+          <m:t>3</m:t>
+        </m:r>
+        <m:sSub>
+          <m:e>
+            <m:r>
+              <m:t>x</m:t>
+            </m:r>
+          </m:e>
+          <m:sub>
+            <m:r>
+              <m:t>1</m:t>
+            </m:r>
+          </m:sub>
+        </m:sSub>
+        <m:r>
+          <m:rPr>
+            <m:sty m:val="p"/>
+          </m:rPr>
+          <m:t>+</m:t>
+        </m:r>
+        <m:r>
+          <m:t>2</m:t>
+        </m:r>
+        <m:sSub>
+          <m:e>
+            <m:r>
+              <m:t>x</m:t>
+            </m:r>
+          </m:e>
+          <m:sub>
+            <m:r>
+              <m:t>2</m:t>
+            </m:r>
+          </m:sub>
+        </m:sSub>
+        <m:r>
+          <m:rPr>
+            <m:sty m:val="p"/>
+          </m:rPr>
+          <m:t>)</m:t>
+        </m:r>
+      </m:oMath>
+      <w:r>
+        <w:t xml:space="preserve">.</w:t>
+      </w:r>
+    </w:p>
+    <w:bookmarkEnd w:id="58"/>
+    <w:p>
+      <w:pPr>
+        <w:pStyle w:val="BodyText"/>
+      </w:pPr>
+      <w:r>
         <w:t xml:space="preserve">See</w:t>
       </w:r>
       <w:r>
         <w:t xml:space="preserve"> </w:t>
       </w:r>
-      <w:hyperlink r:id="rId48">
+      <w:hyperlink r:id="rId59">
         <w:r>
           <w:rPr>
             <w:rStyle w:val="Hyperlink"/>
@@ -24848,7 +28870,7 @@
       <w:r>
         <w:t xml:space="preserve"> </w:t>
       </w:r>
-      <w:hyperlink r:id="rId49">
+      <w:hyperlink r:id="rId60">
         <w:r>
           <w:rPr>
             <w:rStyle w:val="Hyperlink"/>
@@ -24867,7 +28889,7 @@
       <w:r>
         <w:t xml:space="preserve"> </w:t>
       </w:r>
-      <w:hyperlink r:id="rId50">
+      <w:hyperlink r:id="rId61">
         <w:r>
           <w:rPr>
             <w:rStyle w:val="Hyperlink"/>
@@ -24876,101 +28898,7 @@
         </w:r>
       </w:hyperlink>
     </w:p>
-    <w:p>
-      <w:pPr>
-        <w:pStyle w:val="BodyText"/>
-      </w:pPr>
-      <w:r>
-        <w:t xml:space="preserve">This chain rule is like the univariate</w:t>
-      </w:r>
-      <w:r>
-        <w:t xml:space="preserve"> </w:t>
-      </w:r>
-      <w:hyperlink r:id="rId51">
-        <w:r>
-          <w:rPr>
-            <w:rStyle w:val="Hyperlink"/>
-          </w:rPr>
-          <w:t xml:space="preserve">chain rule</w:t>
-        </w:r>
-      </w:hyperlink>
-      <w:r>
-        <w:t xml:space="preserve">,</w:t>
-      </w:r>
-      <w:r>
-        <w:t xml:space="preserve"> </w:t>
-      </w:r>
-      <w:r>
-        <w:t xml:space="preserve">but the order matters now.</w:t>
-      </w:r>
-      <w:r>
-        <w:t xml:space="preserve"> </w:t>
-      </w:r>
-      <w:r>
-        <w:t xml:space="preserve">The version presented here is for the</w:t>
-      </w:r>
-      <w:r>
-        <w:t xml:space="preserve"> </w:t>
-      </w:r>
-      <w:hyperlink r:id="rId52">
-        <w:r>
-          <w:rPr>
-            <w:rStyle w:val="Hyperlink"/>
-          </w:rPr>
-          <w:t xml:space="preserve">gradient</w:t>
-        </w:r>
-      </w:hyperlink>
-      <w:r>
-        <w:t xml:space="preserve"> </w:t>
-      </w:r>
-      <w:r>
-        <w:t xml:space="preserve">(column vector);</w:t>
-      </w:r>
-      <w:r>
-        <w:t xml:space="preserve"> </w:t>
-      </w:r>
-      <w:r>
-        <w:t xml:space="preserve">the</w:t>
-      </w:r>
-      <w:r>
-        <w:t xml:space="preserve"> </w:t>
-      </w:r>
-      <w:hyperlink r:id="rId53">
-        <w:r>
-          <w:rPr>
-            <w:rStyle w:val="Hyperlink"/>
-          </w:rPr>
-          <w:t xml:space="preserve">total derivative</w:t>
-        </w:r>
-      </w:hyperlink>
-      <w:r>
-        <w:t xml:space="preserve"> </w:t>
-      </w:r>
-      <w:r>
-        <w:t xml:space="preserve">(row vector)</w:t>
-      </w:r>
-      <w:r>
-        <w:t xml:space="preserve"> </w:t>
-      </w:r>
-      <w:r>
-        <w:t xml:space="preserve">would be the</w:t>
-      </w:r>
-      <w:r>
-        <w:t xml:space="preserve"> </w:t>
-      </w:r>
-      <w:hyperlink r:id="rId54">
-        <w:r>
-          <w:rPr>
-            <w:rStyle w:val="Hyperlink"/>
-          </w:rPr>
-          <w:t xml:space="preserve">transpose of the gradient</w:t>
-        </w:r>
-      </w:hyperlink>
-      <w:r>
-        <w:t xml:space="preserve">.</w:t>
-      </w:r>
-    </w:p>
-    <w:bookmarkStart w:id="55" w:name="cor-chain-qf"/>
+    <w:bookmarkStart w:id="62" w:name="cor-chain-qf"/>
     <w:p>
       <w:pPr>
         <w:pStyle w:val="BodyText"/>
@@ -25479,7 +29407,7 @@
         </m:oMath>
       </m:oMathPara>
     </w:p>
-    <w:bookmarkEnd w:id="55"/>
+    <w:bookmarkEnd w:id="62"/>
     <w:p>
       <w:pPr>
         <w:pStyle w:val="FirstParagraph"/>
@@ -26185,7 +30113,7 @@
         <w:t xml:space="preserve">.</w:t>
       </w:r>
     </w:p>
-    <w:bookmarkStart w:id="56" w:name="exm-chain-qf-residuals"/>
+    <w:bookmarkStart w:id="63" w:name="exm-chain-qf-residuals"/>
     <w:p>
       <w:pPr>
         <w:pStyle w:val="BodyText"/>
@@ -26195,7 +30123,7 @@
           <w:b/>
           <w:bCs/>
         </w:rPr>
-        <w:t xml:space="preserve">Example 12 (Derivative of the residual sum of squares)</w:t>
+        <w:t xml:space="preserve">Example 13 (Derivative of the residual sum of squares)</w:t>
       </w:r>
       <w:r>
         <w:t xml:space="preserve"> </w:t>
@@ -27194,8 +31122,8 @@
         <w:t xml:space="preserve">of least squares.</w:t>
       </w:r>
     </w:p>
-    <w:bookmarkEnd w:id="56"/>
-    <w:bookmarkStart w:id="57" w:name="def-matrix-derivative"/>
+    <w:bookmarkEnd w:id="63"/>
+    <w:bookmarkStart w:id="64" w:name="def-matrix-derivative"/>
     <w:p>
       <w:pPr>
         <w:pStyle w:val="BodyText"/>
@@ -27541,8 +31469,8 @@
         </m:oMath>
       </m:oMathPara>
     </w:p>
-    <w:bookmarkEnd w:id="57"/>
-    <w:bookmarkStart w:id="59" w:name="exm-matrix-derivative"/>
+    <w:bookmarkEnd w:id="64"/>
+    <w:bookmarkStart w:id="66" w:name="exm-matrix-derivative"/>
     <w:p>
       <w:pPr>
         <w:pStyle w:val="FirstParagraph"/>
@@ -27552,7 +31480,7 @@
           <w:b/>
           <w:bCs/>
         </w:rPr>
-        <w:t xml:space="preserve">Example 13 (The matrix derivative of a trace)</w:t>
+        <w:t xml:space="preserve">Example 14 (The matrix derivative of a trace)</w:t>
       </w:r>
       <w:r>
         <w:t xml:space="preserve"> </w:t>
@@ -27701,7 +31629,7 @@
       <w:r>
         <w:t xml:space="preserve"> </w:t>
       </w:r>
-      <w:hyperlink r:id="rId58">
+      <w:hyperlink r:id="rId65">
         <w:r>
           <w:rPr>
             <w:rStyle w:val="Hyperlink"/>
@@ -27878,8 +31806,8 @@
         </m:oMath>
       </m:oMathPara>
     </w:p>
-    <w:bookmarkEnd w:id="59"/>
-    <w:bookmarkStart w:id="60" w:name="thm-deriv-matrix-product-matrix"/>
+    <w:bookmarkEnd w:id="66"/>
+    <w:bookmarkStart w:id="67" w:name="thm-deriv-matrix-product-matrix"/>
     <w:p>
       <w:pPr>
         <w:pStyle w:val="FirstParagraph"/>
@@ -28222,185 +32150,10 @@
         </m:oMath>
       </m:oMathPara>
     </w:p>
+    <w:bookmarkEnd w:id="67"/>
     <w:p>
       <w:pPr>
         <w:pStyle w:val="FirstParagraph"/>
-      </w:pPr>
-      <w:r>
-        <w:t xml:space="preserve">The trace makes</w:t>
-      </w:r>
-      <w:r>
-        <w:t xml:space="preserve"> </w:t>
-      </w:r>
-      <m:oMath>
-        <m:r>
-          <m:rPr>
-            <m:sty m:val="p"/>
-          </m:rPr>
-          <m:t>tr</m:t>
-        </m:r>
-        <m:r>
-          <m:rPr>
-            <m:sty m:val="p"/>
-          </m:rPr>
-          <m:t>(</m:t>
-        </m:r>
-        <m:r>
-          <m:rPr>
-            <m:sty m:val="bi"/>
-          </m:rPr>
-          <m:t>A</m:t>
-        </m:r>
-        <m:r>
-          <m:rPr>
-            <m:sty m:val="bi"/>
-          </m:rPr>
-          <m:t>X</m:t>
-        </m:r>
-        <m:r>
-          <m:rPr>
-            <m:sty m:val="bi"/>
-          </m:rPr>
-          <m:t>B</m:t>
-        </m:r>
-        <m:r>
-          <m:rPr>
-            <m:sty m:val="p"/>
-          </m:rPr>
-          <m:t>)</m:t>
-        </m:r>
-      </m:oMath>
-      <w:r>
-        <w:t xml:space="preserve"> </w:t>
-      </w:r>
-      <w:r>
-        <w:t xml:space="preserve">a scalar,</w:t>
-      </w:r>
-      <w:r>
-        <w:t xml:space="preserve"> </w:t>
-      </w:r>
-      <w:r>
-        <w:t xml:space="preserve">so its matrix derivative is again an</w:t>
-      </w:r>
-      <w:r>
-        <w:t xml:space="preserve"> </w:t>
-      </w:r>
-      <m:oMath>
-        <m:r>
-          <m:t>m</m:t>
-        </m:r>
-        <m:r>
-          <m:rPr>
-            <m:sty m:val="p"/>
-          </m:rPr>
-          <m:t>×</m:t>
-        </m:r>
-        <m:r>
-          <m:t>n</m:t>
-        </m:r>
-      </m:oMath>
-      <w:r>
-        <w:t xml:space="preserve"> </w:t>
-      </w:r>
-      <w:r>
-        <w:t xml:space="preserve">matrix.</w:t>
-      </w:r>
-      <w:r>
-        <w:t xml:space="preserve"> </w:t>
-      </w:r>
-      <w:r>
-        <w:t xml:space="preserve">The derivative of the matrix product</w:t>
-      </w:r>
-      <w:r>
-        <w:t xml:space="preserve"> </w:t>
-      </w:r>
-      <m:oMath>
-        <m:r>
-          <m:rPr>
-            <m:sty m:val="bi"/>
-          </m:rPr>
-          <m:t>A</m:t>
-        </m:r>
-        <m:r>
-          <m:rPr>
-            <m:sty m:val="bi"/>
-          </m:rPr>
-          <m:t>X</m:t>
-        </m:r>
-        <m:r>
-          <m:rPr>
-            <m:sty m:val="bi"/>
-          </m:rPr>
-          <m:t>B</m:t>
-        </m:r>
-      </m:oMath>
-      <w:r>
-        <w:t xml:space="preserve"> </w:t>
-      </w:r>
-      <w:r>
-        <w:t xml:space="preserve">itself</w:t>
-      </w:r>
-      <w:r>
-        <w:t xml:space="preserve"> </w:t>
-      </w:r>
-      <w:r>
-        <w:t xml:space="preserve">(without the trace) is a fourth-order tensor,</w:t>
-      </w:r>
-      <w:r>
-        <w:t xml:space="preserve"> </w:t>
-      </w:r>
-      <w:r>
-        <w:t xml:space="preserve">which is why this result is stated for the scalar</w:t>
-      </w:r>
-      <w:r>
-        <w:t xml:space="preserve"> </w:t>
-      </w:r>
-      <m:oMath>
-        <m:r>
-          <m:rPr>
-            <m:sty m:val="p"/>
-          </m:rPr>
-          <m:t>tr</m:t>
-        </m:r>
-        <m:r>
-          <m:rPr>
-            <m:sty m:val="p"/>
-          </m:rPr>
-          <m:t>(</m:t>
-        </m:r>
-        <m:r>
-          <m:rPr>
-            <m:sty m:val="bi"/>
-          </m:rPr>
-          <m:t>A</m:t>
-        </m:r>
-        <m:r>
-          <m:rPr>
-            <m:sty m:val="bi"/>
-          </m:rPr>
-          <m:t>X</m:t>
-        </m:r>
-        <m:r>
-          <m:rPr>
-            <m:sty m:val="bi"/>
-          </m:rPr>
-          <m:t>B</m:t>
-        </m:r>
-        <m:r>
-          <m:rPr>
-            <m:sty m:val="p"/>
-          </m:rPr>
-          <m:t>)</m:t>
-        </m:r>
-      </m:oMath>
-      <w:r>
-        <w:t xml:space="preserve">.</w:t>
-      </w:r>
-    </w:p>
-    <w:bookmarkEnd w:id="60"/>
-    <w:p>
-      <w:pPr>
-        <w:pStyle w:val="BodyText"/>
       </w:pPr>
       <w:r>
         <w:rPr>
@@ -29266,17 +33019,625 @@
         </m:oMath>
       </m:oMathPara>
     </w:p>
-    <w:bookmarkStart w:id="61" w:name="exm-deriv-matrix-product-matrix"/>
+    <w:bookmarkStart w:id="68" w:name="rem-matrix-product-tensor"/>
     <w:p>
       <w:pPr>
         <w:pStyle w:val="FirstParagraph"/>
       </w:pPr>
       <w:r>
         <w:rPr>
+          <w:i/>
+          <w:iCs/>
+        </w:rPr>
+        <w:t xml:space="preserve">Remark 7</w:t>
+      </w:r>
+      <w:r>
+        <w:t xml:space="preserve"> (Why the theorem uses the trace). </w:t>
+      </w:r>
+      <w:r>
+        <w:t xml:space="preserve">The trace makes</w:t>
+      </w:r>
+      <w:r>
+        <w:t xml:space="preserve"> </w:t>
+      </w:r>
+      <m:oMath>
+        <m:r>
+          <m:rPr>
+            <m:sty m:val="p"/>
+          </m:rPr>
+          <m:t>tr</m:t>
+        </m:r>
+        <m:r>
+          <m:rPr>
+            <m:sty m:val="p"/>
+          </m:rPr>
+          <m:t>(</m:t>
+        </m:r>
+        <m:r>
+          <m:rPr>
+            <m:sty m:val="bi"/>
+          </m:rPr>
+          <m:t>A</m:t>
+        </m:r>
+        <m:r>
+          <m:rPr>
+            <m:sty m:val="bi"/>
+          </m:rPr>
+          <m:t>X</m:t>
+        </m:r>
+        <m:r>
+          <m:rPr>
+            <m:sty m:val="bi"/>
+          </m:rPr>
+          <m:t>B</m:t>
+        </m:r>
+        <m:r>
+          <m:rPr>
+            <m:sty m:val="p"/>
+          </m:rPr>
+          <m:t>)</m:t>
+        </m:r>
+      </m:oMath>
+      <w:r>
+        <w:t xml:space="preserve"> </w:t>
+      </w:r>
+      <w:r>
+        <w:t xml:space="preserve">a scalar,</w:t>
+      </w:r>
+      <w:r>
+        <w:t xml:space="preserve"> </w:t>
+      </w:r>
+      <w:r>
+        <w:t xml:space="preserve">so its matrix derivative (</w:t>
+      </w:r>
+      <w:hyperlink w:anchor="def-matrix-derivative">
+        <w:r>
+          <w:rPr>
+            <w:rStyle w:val="Hyperlink"/>
+          </w:rPr>
+          <w:t xml:space="preserve">Definition 5</w:t>
+        </w:r>
+      </w:hyperlink>
+      <w:r>
+        <w:t xml:space="preserve">) is again an</w:t>
+      </w:r>
+      <w:r>
+        <w:t xml:space="preserve"> </w:t>
+      </w:r>
+      <m:oMath>
+        <m:r>
+          <m:t>m</m:t>
+        </m:r>
+        <m:r>
+          <m:rPr>
+            <m:sty m:val="p"/>
+          </m:rPr>
+          <m:t>×</m:t>
+        </m:r>
+        <m:r>
+          <m:t>n</m:t>
+        </m:r>
+      </m:oMath>
+      <w:r>
+        <w:t xml:space="preserve"> </w:t>
+      </w:r>
+      <w:r>
+        <w:t xml:space="preserve">matrix.</w:t>
+      </w:r>
+      <w:r>
+        <w:t xml:space="preserve"> </w:t>
+      </w:r>
+      <w:r>
+        <w:t xml:space="preserve">The matrix product</w:t>
+      </w:r>
+      <w:r>
+        <w:t xml:space="preserve"> </w:t>
+      </w:r>
+      <m:oMath>
+        <m:r>
+          <m:rPr>
+            <m:sty m:val="bi"/>
+          </m:rPr>
+          <m:t>A</m:t>
+        </m:r>
+        <m:r>
+          <m:rPr>
+            <m:sty m:val="bi"/>
+          </m:rPr>
+          <m:t>X</m:t>
+        </m:r>
+        <m:r>
+          <m:rPr>
+            <m:sty m:val="bi"/>
+          </m:rPr>
+          <m:t>B</m:t>
+        </m:r>
+      </m:oMath>
+      <w:r>
+        <w:t xml:space="preserve"> </w:t>
+      </w:r>
+      <w:r>
+        <w:t xml:space="preserve">itself</w:t>
+      </w:r>
+      <w:r>
+        <w:t xml:space="preserve"> </w:t>
+      </w:r>
+      <w:r>
+        <w:t xml:space="preserve">(without the trace) is an</w:t>
+      </w:r>
+      <w:r>
+        <w:t xml:space="preserve"> </w:t>
+      </w:r>
+      <m:oMath>
+        <m:r>
+          <m:t>r</m:t>
+        </m:r>
+        <m:r>
+          <m:rPr>
+            <m:sty m:val="p"/>
+          </m:rPr>
+          <m:t>×</m:t>
+        </m:r>
+        <m:r>
+          <m:t>r</m:t>
+        </m:r>
+      </m:oMath>
+      <w:r>
+        <w:t xml:space="preserve"> </w:t>
+      </w:r>
+      <w:r>
+        <w:t xml:space="preserve">matrix,</w:t>
+      </w:r>
+      <w:r>
+        <w:t xml:space="preserve"> </w:t>
+      </w:r>
+      <w:r>
+        <w:t xml:space="preserve">and each of its</w:t>
+      </w:r>
+      <w:r>
+        <w:t xml:space="preserve"> </w:t>
+      </w:r>
+      <m:oMath>
+        <m:sSup>
+          <m:e>
+            <m:r>
+              <m:t>r</m:t>
+            </m:r>
+          </m:e>
+          <m:sup>
+            <m:r>
+              <m:t>2</m:t>
+            </m:r>
+          </m:sup>
+        </m:sSup>
+      </m:oMath>
+      <w:r>
+        <w:t xml:space="preserve"> </w:t>
+      </w:r>
+      <w:r>
+        <w:t xml:space="preserve">entries has a partial derivative</w:t>
+      </w:r>
+      <w:r>
+        <w:t xml:space="preserve"> </w:t>
+      </w:r>
+      <w:r>
+        <w:t xml:space="preserve">with respect to each of the</w:t>
+      </w:r>
+      <w:r>
+        <w:t xml:space="preserve"> </w:t>
+      </w:r>
+      <m:oMath>
+        <m:r>
+          <m:t>m</m:t>
+        </m:r>
+        <m:r>
+          <m:t>n</m:t>
+        </m:r>
+      </m:oMath>
+      <w:r>
+        <w:t xml:space="preserve"> </w:t>
+      </w:r>
+      <w:r>
+        <w:t xml:space="preserve">entries of</w:t>
+      </w:r>
+      <w:r>
+        <w:t xml:space="preserve"> </w:t>
+      </w:r>
+      <m:oMath>
+        <m:r>
+          <m:rPr>
+            <m:sty m:val="bi"/>
+          </m:rPr>
+          <m:t>X</m:t>
+        </m:r>
+      </m:oMath>
+      <w:r>
+        <w:t xml:space="preserve">.</w:t>
+      </w:r>
+      <w:r>
+        <w:t xml:space="preserve"> </w:t>
+      </w:r>
+      <w:r>
+        <w:t xml:space="preserve">Those</w:t>
+      </w:r>
+      <w:r>
+        <w:t xml:space="preserve"> </w:t>
+      </w:r>
+      <m:oMath>
+        <m:sSup>
+          <m:e>
+            <m:r>
+              <m:t>r</m:t>
+            </m:r>
+          </m:e>
+          <m:sup>
+            <m:r>
+              <m:t>2</m:t>
+            </m:r>
+          </m:sup>
+        </m:sSup>
+        <m:r>
+          <m:t>m</m:t>
+        </m:r>
+        <m:r>
+          <m:t>n</m:t>
+        </m:r>
+      </m:oMath>
+      <w:r>
+        <w:t xml:space="preserve"> </w:t>
+      </w:r>
+      <w:r>
+        <w:t xml:space="preserve">partial derivatives form a four-index array (a fourth-order tensor),</w:t>
+      </w:r>
+      <w:r>
+        <w:t xml:space="preserve"> </w:t>
+      </w:r>
+      <w:r>
+        <w:t xml:space="preserve">not a matrix,</w:t>
+      </w:r>
+      <w:r>
+        <w:t xml:space="preserve"> </w:t>
+      </w:r>
+      <w:r>
+        <w:t xml:space="preserve">which is why this result is stated for the scalar</w:t>
+      </w:r>
+      <w:r>
+        <w:t xml:space="preserve"> </w:t>
+      </w:r>
+      <m:oMath>
+        <m:r>
+          <m:rPr>
+            <m:sty m:val="p"/>
+          </m:rPr>
+          <m:t>tr</m:t>
+        </m:r>
+        <m:r>
+          <m:rPr>
+            <m:sty m:val="p"/>
+          </m:rPr>
+          <m:t>(</m:t>
+        </m:r>
+        <m:r>
+          <m:rPr>
+            <m:sty m:val="bi"/>
+          </m:rPr>
+          <m:t>A</m:t>
+        </m:r>
+        <m:r>
+          <m:rPr>
+            <m:sty m:val="bi"/>
+          </m:rPr>
+          <m:t>X</m:t>
+        </m:r>
+        <m:r>
+          <m:rPr>
+            <m:sty m:val="bi"/>
+          </m:rPr>
+          <m:t>B</m:t>
+        </m:r>
+        <m:r>
+          <m:rPr>
+            <m:sty m:val="p"/>
+          </m:rPr>
+          <m:t>)</m:t>
+        </m:r>
+      </m:oMath>
+      <w:r>
+        <w:t xml:space="preserve">.</w:t>
+      </w:r>
+    </w:p>
+    <w:p>
+      <w:pPr>
+        <w:pStyle w:val="BodyText"/>
+      </w:pPr>
+      <w:r>
+        <w:t xml:space="preserve">For example, with</w:t>
+      </w:r>
+      <w:r>
+        <w:t xml:space="preserve"> </w:t>
+      </w:r>
+      <m:oMath>
+        <m:r>
+          <m:rPr>
+            <m:sty m:val="bi"/>
+          </m:rPr>
+          <m:t>A</m:t>
+        </m:r>
+        <m:r>
+          <m:rPr>
+            <m:sty m:val="p"/>
+          </m:rPr>
+          <m:t>=</m:t>
+        </m:r>
+        <m:r>
+          <m:rPr>
+            <m:sty m:val="bi"/>
+          </m:rPr>
+          <m:t>B</m:t>
+        </m:r>
+        <m:r>
+          <m:rPr>
+            <m:sty m:val="p"/>
+          </m:rPr>
+          <m:t>=</m:t>
+        </m:r>
+        <m:sSub>
+          <m:e>
+            <m:r>
+              <m:rPr>
+                <m:sty m:val="bi"/>
+              </m:rPr>
+              <m:t>I</m:t>
+            </m:r>
+          </m:e>
+          <m:sub>
+            <m:r>
+              <m:t>2</m:t>
+            </m:r>
+          </m:sub>
+        </m:sSub>
+      </m:oMath>
+      <w:r>
+        <w:t xml:space="preserve">,</w:t>
+      </w:r>
+      <w:r>
+        <w:t xml:space="preserve"> </w:t>
+      </w:r>
+      <w:r>
+        <w:t xml:space="preserve">the product</w:t>
+      </w:r>
+      <w:r>
+        <w:t xml:space="preserve"> </w:t>
+      </w:r>
+      <m:oMath>
+        <m:r>
+          <m:rPr>
+            <m:sty m:val="bi"/>
+          </m:rPr>
+          <m:t>A</m:t>
+        </m:r>
+        <m:r>
+          <m:rPr>
+            <m:sty m:val="bi"/>
+          </m:rPr>
+          <m:t>X</m:t>
+        </m:r>
+        <m:r>
+          <m:rPr>
+            <m:sty m:val="bi"/>
+          </m:rPr>
+          <m:t>B</m:t>
+        </m:r>
+        <m:r>
+          <m:rPr>
+            <m:sty m:val="p"/>
+          </m:rPr>
+          <m:t>=</m:t>
+        </m:r>
+        <m:r>
+          <m:rPr>
+            <m:sty m:val="bi"/>
+          </m:rPr>
+          <m:t>X</m:t>
+        </m:r>
+      </m:oMath>
+      <w:r>
+        <w:t xml:space="preserve"> </w:t>
+      </w:r>
+      <w:r>
+        <w:t xml:space="preserve">has</w:t>
+      </w:r>
+      <w:r>
+        <w:t xml:space="preserve"> </w:t>
+      </w:r>
+      <m:oMath>
+        <m:r>
+          <m:t>4</m:t>
+        </m:r>
+      </m:oMath>
+      <w:r>
+        <w:t xml:space="preserve"> </w:t>
+      </w:r>
+      <w:r>
+        <w:t xml:space="preserve">entries,</w:t>
+      </w:r>
+      <w:r>
+        <w:t xml:space="preserve"> </w:t>
+      </w:r>
+      <w:r>
+        <w:t xml:space="preserve">each with</w:t>
+      </w:r>
+      <w:r>
+        <w:t xml:space="preserve"> </w:t>
+      </w:r>
+      <m:oMath>
+        <m:r>
+          <m:t>4</m:t>
+        </m:r>
+      </m:oMath>
+      <w:r>
+        <w:t xml:space="preserve"> </w:t>
+      </w:r>
+      <w:r>
+        <w:t xml:space="preserve">partial derivatives,</w:t>
+      </w:r>
+      <w:r>
+        <w:t xml:space="preserve"> </w:t>
+      </w:r>
+      <m:oMath>
+        <m:r>
+          <m:t>16</m:t>
+        </m:r>
+      </m:oMath>
+      <w:r>
+        <w:t xml:space="preserve"> </w:t>
+      </w:r>
+      <w:r>
+        <w:t xml:space="preserve">in all,</w:t>
+      </w:r>
+      <w:r>
+        <w:t xml:space="preserve"> </w:t>
+      </w:r>
+      <w:r>
+        <w:t xml:space="preserve">while its trace</w:t>
+      </w:r>
+      <w:r>
+        <w:t xml:space="preserve"> </w:t>
+      </w:r>
+      <m:oMath>
+        <m:sSub>
+          <m:e>
+            <m:r>
+              <m:t>X</m:t>
+            </m:r>
+          </m:e>
+          <m:sub>
+            <m:r>
+              <m:t>11</m:t>
+            </m:r>
+          </m:sub>
+        </m:sSub>
+        <m:r>
+          <m:rPr>
+            <m:sty m:val="p"/>
+          </m:rPr>
+          <m:t>+</m:t>
+        </m:r>
+        <m:sSub>
+          <m:e>
+            <m:r>
+              <m:t>X</m:t>
+            </m:r>
+          </m:e>
+          <m:sub>
+            <m:r>
+              <m:t>22</m:t>
+            </m:r>
+          </m:sub>
+        </m:sSub>
+      </m:oMath>
+      <w:r>
+        <w:t xml:space="preserve"> </w:t>
+      </w:r>
+      <w:r>
+        <w:t xml:space="preserve">has the</w:t>
+      </w:r>
+      <w:r>
+        <w:t xml:space="preserve"> </w:t>
+      </w:r>
+      <m:oMath>
+        <m:r>
+          <m:t>4</m:t>
+        </m:r>
+      </m:oMath>
+      <w:r>
+        <w:t xml:space="preserve"> </w:t>
+      </w:r>
+      <w:r>
+        <w:t xml:space="preserve">partial derivatives</w:t>
+      </w:r>
+      <w:r>
+        <w:t xml:space="preserve"> </w:t>
+      </w:r>
+      <w:r>
+        <w:t xml:space="preserve">that form the</w:t>
+      </w:r>
+      <w:r>
+        <w:t xml:space="preserve"> </w:t>
+      </w:r>
+      <m:oMath>
+        <m:r>
+          <m:t>2</m:t>
+        </m:r>
+        <m:r>
+          <m:rPr>
+            <m:sty m:val="p"/>
+          </m:rPr>
+          <m:t>×</m:t>
+        </m:r>
+        <m:r>
+          <m:t>2</m:t>
+        </m:r>
+      </m:oMath>
+      <w:r>
+        <w:t xml:space="preserve"> </w:t>
+      </w:r>
+      <w:r>
+        <w:t xml:space="preserve">matrix</w:t>
+      </w:r>
+      <w:r>
+        <w:t xml:space="preserve"> </w:t>
+      </w:r>
+      <m:oMath>
+        <m:sSub>
+          <m:e>
+            <m:r>
+              <m:rPr>
+                <m:sty m:val="bi"/>
+              </m:rPr>
+              <m:t>I</m:t>
+            </m:r>
+          </m:e>
+          <m:sub>
+            <m:r>
+              <m:t>2</m:t>
+            </m:r>
+          </m:sub>
+        </m:sSub>
+      </m:oMath>
+      <w:r>
+        <w:t xml:space="preserve"> </w:t>
+      </w:r>
+      <w:r>
+        <w:t xml:space="preserve">of</w:t>
+      </w:r>
+      <w:r>
+        <w:t xml:space="preserve"> </w:t>
+      </w:r>
+      <w:hyperlink w:anchor="exm-matrix-derivative">
+        <w:r>
+          <w:rPr>
+            <w:rStyle w:val="Hyperlink"/>
+          </w:rPr>
+          <w:t xml:space="preserve">Example 14</w:t>
+        </w:r>
+      </w:hyperlink>
+      <w:r>
+        <w:t xml:space="preserve">.</w:t>
+      </w:r>
+    </w:p>
+    <w:bookmarkEnd w:id="68"/>
+    <w:bookmarkStart w:id="69" w:name="exm-deriv-matrix-product-matrix"/>
+    <w:p>
+      <w:pPr>
+        <w:pStyle w:val="BodyText"/>
+      </w:pPr>
+      <w:r>
+        <w:rPr>
           <w:b/>
           <w:bCs/>
         </w:rPr>
-        <w:t xml:space="preserve">Example 14 (Differentiating a weighted trace)</w:t>
+        <w:t xml:space="preserve">Example 15 (Differentiating a weighted trace)</w:t>
       </w:r>
       <w:r>
         <w:t xml:space="preserve"> </w:t>
@@ -29868,8 +34229,8 @@
         </m:oMath>
       </m:oMathPara>
     </w:p>
-    <w:bookmarkEnd w:id="61"/>
-    <w:bookmarkStart w:id="62" w:name="exr-gradient-of-linear"/>
+    <w:bookmarkEnd w:id="69"/>
+    <w:bookmarkStart w:id="70" w:name="exr-gradient-of-linear"/>
     <w:p>
       <w:pPr>
         <w:pStyle w:val="FirstParagraph"/>
@@ -30232,8 +34593,8 @@
         <w:t xml:space="preserve">and say what is unusual about the answer.</w:t>
       </w:r>
     </w:p>
-    <w:bookmarkEnd w:id="62"/>
-    <w:bookmarkStart w:id="63" w:name="sol-gradient-of-linear"/>
+    <w:bookmarkEnd w:id="70"/>
+    <w:bookmarkStart w:id="71" w:name="sol-gradient-of-linear"/>
     <w:p>
       <w:pPr>
         <w:pStyle w:val="BodyText"/>
@@ -30941,9 +35302,9 @@
         <w:t xml:space="preserve">and the downhill direction has to be worked out afresh at every step.</w:t>
       </w:r>
     </w:p>
-    <w:bookmarkEnd w:id="63"/>
-    <w:bookmarkEnd w:id="64"/>
-    <w:bookmarkStart w:id="68" w:name="sec-additional-resources"/>
+    <w:bookmarkEnd w:id="71"/>
+    <w:bookmarkEnd w:id="72"/>
+    <w:bookmarkStart w:id="76" w:name="sec-additional-resources"/>
     <w:p>
       <w:pPr>
         <w:pStyle w:val="Heading2"/>
@@ -30962,7 +35323,7 @@
       <w:r>
         <w:t xml:space="preserve"> </w:t>
       </w:r>
-      <w:hyperlink r:id="rId65">
+      <w:hyperlink r:id="rId73">
         <w:r>
           <w:rPr>
             <w:rStyle w:val="Hyperlink"/>
@@ -30994,7 +35355,7 @@
           <w:numId w:val="1002"/>
         </w:numPr>
       </w:pPr>
-      <w:hyperlink r:id="rId66">
+      <w:hyperlink r:id="rId74">
         <w:r>
           <w:rPr>
             <w:rStyle w:val="Hyperlink"/>
@@ -31008,7 +35369,7 @@
       <w:r>
         <w:t xml:space="preserve"> </w:t>
       </w:r>
-      <w:hyperlink r:id="rId67">
+      <w:hyperlink r:id="rId75">
         <w:r>
           <w:rPr>
             <w:rStyle w:val="Hyperlink"/>
@@ -31041,8 +35402,8 @@
         </w:r>
       </w:hyperlink>
     </w:p>
-    <w:bookmarkEnd w:id="68"/>
-    <w:bookmarkStart w:id="74" w:name="references"/>
+    <w:bookmarkEnd w:id="76"/>
+    <w:bookmarkStart w:id="82" w:name="references"/>
     <w:p>
       <w:pPr>
         <w:pStyle w:val="Heading2"/>
@@ -31051,8 +35412,8 @@
         <w:t xml:space="preserve">References</w:t>
       </w:r>
     </w:p>
-    <w:bookmarkStart w:id="73" w:name="refs"/>
-    <w:bookmarkStart w:id="70" w:name="ref-fieller2018basics"/>
+    <w:bookmarkStart w:id="81" w:name="refs"/>
+    <w:bookmarkStart w:id="78" w:name="ref-fieller2018basics"/>
     <w:p>
       <w:pPr>
         <w:pStyle w:val="Bibliography"/>
@@ -31090,7 +35451,7 @@
       <w:r>
         <w:t xml:space="preserve"> </w:t>
       </w:r>
-      <w:hyperlink r:id="rId69">
+      <w:hyperlink r:id="rId77">
         <w:r>
           <w:rPr>
             <w:rStyle w:val="Hyperlink"/>
@@ -31102,8 +35463,8 @@
         <w:t xml:space="preserve">.</w:t>
       </w:r>
     </w:p>
-    <w:bookmarkEnd w:id="70"/>
-    <w:bookmarkStart w:id="72" w:name="ref-hutchinson_wwu_ml_videos"/>
+    <w:bookmarkEnd w:id="78"/>
+    <w:bookmarkStart w:id="80" w:name="ref-hutchinson_wwu_ml_videos"/>
     <w:p>
       <w:pPr>
         <w:pStyle w:val="Bibliography"/>
@@ -31169,7 +35530,7 @@
       <w:r>
         <w:t xml:space="preserve"> </w:t>
       </w:r>
-      <w:hyperlink r:id="rId71">
+      <w:hyperlink r:id="rId79">
         <w:r>
           <w:rPr>
             <w:rStyle w:val="Hyperlink"/>
@@ -31181,9 +35542,9 @@
         <w:t xml:space="preserve">.</w:t>
       </w:r>
     </w:p>
-    <w:bookmarkEnd w:id="72"/>
-    <w:bookmarkEnd w:id="73"/>
-    <w:bookmarkEnd w:id="74"/>
+    <w:bookmarkEnd w:id="80"/>
+    <w:bookmarkEnd w:id="81"/>
+    <w:bookmarkEnd w:id="82"/>
     <w:sectPr>
       <w:footnotePr>
         <w:numRestart w:val="eachSect"/>

--- a/vector-calculus.docx
+++ b/vector-calculus.docx
@@ -15,7 +15,7 @@
         <w:pStyle w:val="Date"/>
       </w:pPr>
       <w:r>
-        <w:t xml:space="preserve">Last modified: 2026-10-03 01:36:11 (PDT)</w:t>
+        <w:t xml:space="preserve">Last modified: 2026-10-03 01:44:37 (PDT)</w:t>
       </w:r>
     </w:p>
     <w:p>

--- a/vector-calculus.docx
+++ b/vector-calculus.docx
@@ -15,7 +15,7 @@
         <w:pStyle w:val="Date"/>
       </w:pPr>
       <w:r>
-        <w:t xml:space="preserve">Last modified: 2026-10-03 01:44:37 (PDT)</w:t>
+        <w:t xml:space="preserve">Last modified: 2026-10-03 01:52:07 (PDT)</w:t>
       </w:r>
     </w:p>
     <w:p>

--- a/vector-calculus.docx
+++ b/vector-calculus.docx
@@ -15,7 +15,7 @@
         <w:pStyle w:val="Date"/>
       </w:pPr>
       <w:r>
-        <w:t xml:space="preserve">Last modified: 2026-10-03 01:52:07 (PDT)</w:t>
+        <w:t xml:space="preserve">Last modified: 2026-10-03 02:20:36 (PDT)</w:t>
       </w:r>
     </w:p>
     <w:p>

--- a/vector-calculus.docx
+++ b/vector-calculus.docx
@@ -15,7 +15,7 @@
         <w:pStyle w:val="Date"/>
       </w:pPr>
       <w:r>
-        <w:t xml:space="preserve">Last modified: 2026-10-03 02:20:36 (PDT)</w:t>
+        <w:t xml:space="preserve">Last modified: 2026-10-03 02:36:14 (PDT)</w:t>
       </w:r>
     </w:p>
     <w:p>
@@ -15285,583 +15285,9 @@
       </m:oMathPara>
     </w:p>
     <w:bookmarkEnd w:id="36"/>
-    <w:bookmarkStart w:id="37" w:name="rem-deriv-matrix-vector-special-case"/>
     <w:p>
       <w:pPr>
         <w:pStyle w:val="FirstParagraph"/>
-      </w:pPr>
-      <w:r>
-        <w:rPr>
-          <w:i/>
-          <w:iCs/>
-        </w:rPr>
-        <w:t xml:space="preserve">Remark 2</w:t>
-      </w:r>
-      <w:r>
-        <w:t xml:space="preserve"> (The derivative of a linear map as a special case). </w:t>
-      </w:r>
-      <w:r>
-        <w:t xml:space="preserve">This result generalizes</w:t>
-      </w:r>
-      <w:r>
-        <w:t xml:space="preserve"> </w:t>
-      </w:r>
-      <w:hyperlink w:anchor="thm-deriv-linear-map">
-        <w:r>
-          <w:rPr>
-            <w:rStyle w:val="Hyperlink"/>
-          </w:rPr>
-          <w:t xml:space="preserve">Theorem 4</w:t>
-        </w:r>
-      </w:hyperlink>
-      <w:r>
-        <w:t xml:space="preserve">,</w:t>
-      </w:r>
-      <w:r>
-        <w:t xml:space="preserve"> </w:t>
-      </w:r>
-      <w:r>
-        <w:t xml:space="preserve">which is the special case</w:t>
-      </w:r>
-      <w:r>
-        <w:t xml:space="preserve"> </w:t>
-      </w:r>
-      <m:oMath>
-        <m:acc>
-          <m:accPr>
-            <m:chr m:val="̃"/>
-          </m:accPr>
-          <m:e>
-            <m:r>
-              <m:t>v</m:t>
-            </m:r>
-          </m:e>
-        </m:acc>
-        <m:r>
-          <m:rPr>
-            <m:sty m:val="p"/>
-          </m:rPr>
-          <m:t>=</m:t>
-        </m:r>
-        <m:acc>
-          <m:accPr>
-            <m:chr m:val="̃"/>
-          </m:accPr>
-          <m:e>
-            <m:r>
-              <m:t>β</m:t>
-            </m:r>
-          </m:e>
-        </m:acc>
-      </m:oMath>
-      <w:r>
-        <w:t xml:space="preserve"> </w:t>
-      </w:r>
-      <w:r>
-        <w:t xml:space="preserve">(so that</w:t>
-      </w:r>
-      <w:r>
-        <w:t xml:space="preserve"> </w:t>
-      </w:r>
-      <m:oMath>
-        <m:r>
-          <m:t>q</m:t>
-        </m:r>
-        <m:r>
-          <m:rPr>
-            <m:sty m:val="p"/>
-          </m:rPr>
-          <m:t>=</m:t>
-        </m:r>
-        <m:r>
-          <m:t>p</m:t>
-        </m:r>
-      </m:oMath>
-      <w:r>
-        <w:t xml:space="preserve">,</w:t>
-      </w:r>
-      <w:r>
-        <w:t xml:space="preserve"> </w:t>
-      </w:r>
-      <m:oMath>
-        <m:f>
-          <m:fPr>
-            <m:type m:val="bar"/>
-          </m:fPr>
-          <m:num>
-            <m:r>
-              <m:rPr>
-                <m:sty m:val="p"/>
-              </m:rPr>
-              <m:t>∂</m:t>
-            </m:r>
-          </m:num>
-          <m:den>
-            <m:r>
-              <m:rPr>
-                <m:sty m:val="p"/>
-              </m:rPr>
-              <m:t>∂</m:t>
-            </m:r>
-            <m:acc>
-              <m:accPr>
-                <m:chr m:val="̃"/>
-              </m:accPr>
-              <m:e>
-                <m:r>
-                  <m:t>β</m:t>
-                </m:r>
-              </m:e>
-            </m:acc>
-          </m:den>
-        </m:f>
-        <m:acc>
-          <m:accPr>
-            <m:chr m:val="̃"/>
-          </m:accPr>
-          <m:e>
-            <m:r>
-              <m:t>β</m:t>
-            </m:r>
-          </m:e>
-        </m:acc>
-        <m:r>
-          <m:rPr>
-            <m:sty m:val="p"/>
-          </m:rPr>
-          <m:t>=</m:t>
-        </m:r>
-        <m:sSub>
-          <m:e>
-            <m:r>
-              <m:rPr>
-                <m:sty m:val="bi"/>
-              </m:rPr>
-              <m:t>I</m:t>
-            </m:r>
-          </m:e>
-          <m:sub>
-            <m:r>
-              <m:t>p</m:t>
-            </m:r>
-          </m:sub>
-        </m:sSub>
-      </m:oMath>
-      <w:r>
-        <w:t xml:space="preserve">,</w:t>
-      </w:r>
-      <w:r>
-        <w:t xml:space="preserve"> </w:t>
-      </w:r>
-      <w:r>
-        <w:t xml:space="preserve">and</w:t>
-      </w:r>
-      <w:r>
-        <w:t xml:space="preserve"> </w:t>
-      </w:r>
-      <m:oMath>
-        <m:f>
-          <m:fPr>
-            <m:type m:val="bar"/>
-          </m:fPr>
-          <m:num>
-            <m:r>
-              <m:rPr>
-                <m:sty m:val="p"/>
-              </m:rPr>
-              <m:t>∂</m:t>
-            </m:r>
-          </m:num>
-          <m:den>
-            <m:r>
-              <m:rPr>
-                <m:sty m:val="p"/>
-              </m:rPr>
-              <m:t>∂</m:t>
-            </m:r>
-            <m:acc>
-              <m:accPr>
-                <m:chr m:val="̃"/>
-              </m:accPr>
-              <m:e>
-                <m:r>
-                  <m:t>β</m:t>
-                </m:r>
-              </m:e>
-            </m:acc>
-          </m:den>
-        </m:f>
-        <m:r>
-          <m:rPr>
-            <m:sty m:val="p"/>
-          </m:rPr>
-          <m:t>(</m:t>
-        </m:r>
-        <m:r>
-          <m:rPr>
-            <m:sty m:val="bi"/>
-          </m:rPr>
-          <m:t>A</m:t>
-        </m:r>
-        <m:acc>
-          <m:accPr>
-            <m:chr m:val="̃"/>
-          </m:accPr>
-          <m:e>
-            <m:r>
-              <m:t>β</m:t>
-            </m:r>
-          </m:e>
-        </m:acc>
-        <m:r>
-          <m:rPr>
-            <m:sty m:val="p"/>
-          </m:rPr>
-          <m:t>)</m:t>
-        </m:r>
-        <m:r>
-          <m:rPr>
-            <m:sty m:val="p"/>
-          </m:rPr>
-          <m:t>=</m:t>
-        </m:r>
-        <m:sSub>
-          <m:e>
-            <m:r>
-              <m:rPr>
-                <m:sty m:val="bi"/>
-              </m:rPr>
-              <m:t>I</m:t>
-            </m:r>
-          </m:e>
-          <m:sub>
-            <m:r>
-              <m:t>p</m:t>
-            </m:r>
-          </m:sub>
-        </m:sSub>
-        <m:sSup>
-          <m:e>
-            <m:r>
-              <m:rPr>
-                <m:sty m:val="bi"/>
-              </m:rPr>
-              <m:t>A</m:t>
-            </m:r>
-          </m:e>
-          <m:sup>
-            <m:r>
-              <m:rPr>
-                <m:sty m:val="p"/>
-              </m:rPr>
-              <m:t>⊤</m:t>
-            </m:r>
-          </m:sup>
-        </m:sSup>
-        <m:r>
-          <m:rPr>
-            <m:sty m:val="p"/>
-          </m:rPr>
-          <m:t>=</m:t>
-        </m:r>
-        <m:sSup>
-          <m:e>
-            <m:r>
-              <m:rPr>
-                <m:sty m:val="bi"/>
-              </m:rPr>
-              <m:t>A</m:t>
-            </m:r>
-          </m:e>
-          <m:sup>
-            <m:r>
-              <m:rPr>
-                <m:sty m:val="p"/>
-              </m:rPr>
-              <m:t>⊤</m:t>
-            </m:r>
-          </m:sup>
-        </m:sSup>
-      </m:oMath>
-      <w:r>
-        <w:t xml:space="preserve">).</w:t>
-      </w:r>
-      <w:r>
-        <w:t xml:space="preserve"> </w:t>
-      </w:r>
-      <w:r>
-        <w:t xml:space="preserve">For example,</w:t>
-      </w:r>
-      <w:r>
-        <w:t xml:space="preserve"> </w:t>
-      </w:r>
-      <w:hyperlink w:anchor="exm-deriv-linear-map">
-        <w:r>
-          <w:rPr>
-            <w:rStyle w:val="Hyperlink"/>
-          </w:rPr>
-          <w:t xml:space="preserve">Example 6</w:t>
-        </w:r>
-      </w:hyperlink>
-      <w:r>
-        <w:t xml:space="preserve"> </w:t>
-      </w:r>
-      <w:r>
-        <w:t xml:space="preserve">is the case</w:t>
-      </w:r>
-      <w:r>
-        <w:t xml:space="preserve"> </w:t>
-      </w:r>
-      <m:oMath>
-        <m:r>
-          <m:rPr>
-            <m:sty m:val="bi"/>
-          </m:rPr>
-          <m:t>A</m:t>
-        </m:r>
-        <m:r>
-          <m:rPr>
-            <m:sty m:val="p"/>
-          </m:rPr>
-          <m:t>=</m:t>
-        </m:r>
-        <m:d>
-          <m:dPr>
-            <m:begChr m:val="("/>
-            <m:sepChr m:val=""/>
-            <m:endChr m:val=")"/>
-            <m:grow/>
-          </m:dPr>
-          <m:e>
-            <m:m>
-              <m:mPr>
-                <m:baseJc m:val="center"/>
-                <m:plcHide m:val="on"/>
-                <m:mcs>
-                  <m:mc>
-                    <m:mcPr>
-                      <m:mcJc m:val="center"/>
-                      <m:count m:val="1"/>
-                    </m:mcPr>
-                  </m:mc>
-                  <m:mc>
-                    <m:mcPr>
-                      <m:mcJc m:val="center"/>
-                      <m:count m:val="1"/>
-                    </m:mcPr>
-                  </m:mc>
-                </m:mcs>
-              </m:mPr>
-              <m:mr>
-                <m:e>
-                  <m:r>
-                    <m:t>2</m:t>
-                  </m:r>
-                </m:e>
-                <m:e>
-                  <m:r>
-                    <m:t>3</m:t>
-                  </m:r>
-                </m:e>
-              </m:mr>
-            </m:m>
-          </m:e>
-        </m:d>
-      </m:oMath>
-      <w:r>
-        <w:t xml:space="preserve"> </w:t>
-      </w:r>
-      <w:r>
-        <w:t xml:space="preserve">and</w:t>
-      </w:r>
-      <w:r>
-        <w:t xml:space="preserve"> </w:t>
-      </w:r>
-      <m:oMath>
-        <m:acc>
-          <m:accPr>
-            <m:chr m:val="̃"/>
-          </m:accPr>
-          <m:e>
-            <m:r>
-              <m:t>v</m:t>
-            </m:r>
-          </m:e>
-        </m:acc>
-        <m:r>
-          <m:rPr>
-            <m:sty m:val="p"/>
-          </m:rPr>
-          <m:t>=</m:t>
-        </m:r>
-        <m:acc>
-          <m:accPr>
-            <m:chr m:val="̃"/>
-          </m:accPr>
-          <m:e>
-            <m:r>
-              <m:t>β</m:t>
-            </m:r>
-          </m:e>
-        </m:acc>
-        <m:r>
-          <m:rPr>
-            <m:sty m:val="p"/>
-          </m:rPr>
-          <m:t>=</m:t>
-        </m:r>
-        <m:sSup>
-          <m:e>
-            <m:r>
-              <m:rPr>
-                <m:sty m:val="p"/>
-              </m:rPr>
-              <m:t>(</m:t>
-            </m:r>
-            <m:sSub>
-              <m:e>
-                <m:r>
-                  <m:t>β</m:t>
-                </m:r>
-              </m:e>
-              <m:sub>
-                <m:r>
-                  <m:t>1</m:t>
-                </m:r>
-              </m:sub>
-            </m:sSub>
-            <m:r>
-              <m:rPr>
-                <m:sty m:val="p"/>
-              </m:rPr>
-              <m:t>,</m:t>
-            </m:r>
-            <m:sSub>
-              <m:e>
-                <m:r>
-                  <m:t>β</m:t>
-                </m:r>
-              </m:e>
-              <m:sub>
-                <m:r>
-                  <m:t>2</m:t>
-                </m:r>
-              </m:sub>
-            </m:sSub>
-            <m:r>
-              <m:rPr>
-                <m:sty m:val="p"/>
-              </m:rPr>
-              <m:t>)</m:t>
-            </m:r>
-          </m:e>
-          <m:sup>
-            <m:r>
-              <m:rPr>
-                <m:sty m:val="p"/>
-              </m:rPr>
-              <m:t>⊤</m:t>
-            </m:r>
-          </m:sup>
-        </m:sSup>
-      </m:oMath>
-      <w:r>
-        <w:t xml:space="preserve">,</w:t>
-      </w:r>
-      <w:r>
-        <w:t xml:space="preserve"> </w:t>
-      </w:r>
-      <w:r>
-        <w:t xml:space="preserve">where this result gives</w:t>
-      </w:r>
-      <w:r>
-        <w:t xml:space="preserve"> </w:t>
-      </w:r>
-      <m:oMath>
-        <m:sSub>
-          <m:e>
-            <m:r>
-              <m:rPr>
-                <m:sty m:val="bi"/>
-              </m:rPr>
-              <m:t>I</m:t>
-            </m:r>
-          </m:e>
-          <m:sub>
-            <m:r>
-              <m:t>2</m:t>
-            </m:r>
-          </m:sub>
-        </m:sSub>
-        <m:sSup>
-          <m:e>
-            <m:r>
-              <m:rPr>
-                <m:sty m:val="bi"/>
-              </m:rPr>
-              <m:t>A</m:t>
-            </m:r>
-          </m:e>
-          <m:sup>
-            <m:r>
-              <m:rPr>
-                <m:sty m:val="p"/>
-              </m:rPr>
-              <m:t>⊤</m:t>
-            </m:r>
-          </m:sup>
-        </m:sSup>
-        <m:r>
-          <m:rPr>
-            <m:sty m:val="p"/>
-          </m:rPr>
-          <m:t>=</m:t>
-        </m:r>
-        <m:sSup>
-          <m:e>
-            <m:r>
-              <m:rPr>
-                <m:sty m:val="p"/>
-              </m:rPr>
-              <m:t>(</m:t>
-            </m:r>
-            <m:r>
-              <m:t>2</m:t>
-            </m:r>
-            <m:r>
-              <m:rPr>
-                <m:sty m:val="p"/>
-              </m:rPr>
-              <m:t>,</m:t>
-            </m:r>
-            <m:r>
-              <m:t>3</m:t>
-            </m:r>
-            <m:r>
-              <m:rPr>
-                <m:sty m:val="p"/>
-              </m:rPr>
-              <m:t>)</m:t>
-            </m:r>
-          </m:e>
-          <m:sup>
-            <m:r>
-              <m:rPr>
-                <m:sty m:val="p"/>
-              </m:rPr>
-              <m:t>⊤</m:t>
-            </m:r>
-          </m:sup>
-        </m:sSup>
-      </m:oMath>
-      <w:r>
-        <w:t xml:space="preserve">.</w:t>
-      </w:r>
-    </w:p>
-    <w:bookmarkEnd w:id="37"/>
-    <w:p>
-      <w:pPr>
-        <w:pStyle w:val="BodyText"/>
       </w:pPr>
       <w:r>
         <w:rPr>
@@ -16626,7 +16052,7 @@
         </m:oMath>
       </m:oMathPara>
     </w:p>
-    <w:bookmarkStart w:id="38" w:name="exm-deriv-matrix-vector"/>
+    <w:bookmarkStart w:id="37" w:name="exm-deriv-matrix-vector"/>
     <w:p>
       <w:pPr>
         <w:pStyle w:val="FirstParagraph"/>
@@ -17248,11 +16674,585 @@
         </m:oMath>
       </m:oMathPara>
     </w:p>
+    <w:bookmarkEnd w:id="37"/>
+    <w:bookmarkStart w:id="38" w:name="rem-deriv-matrix-vector-special-case"/>
+    <w:p>
+      <w:pPr>
+        <w:pStyle w:val="FirstParagraph"/>
+      </w:pPr>
+      <w:r>
+        <w:rPr>
+          <w:i/>
+          <w:iCs/>
+        </w:rPr>
+        <w:t xml:space="preserve">Remark 2</w:t>
+      </w:r>
+      <w:r>
+        <w:t xml:space="preserve"> (The derivative of a linear map as a special case). </w:t>
+      </w:r>
+      <w:r>
+        <w:t xml:space="preserve">This result generalizes</w:t>
+      </w:r>
+      <w:r>
+        <w:t xml:space="preserve"> </w:t>
+      </w:r>
+      <w:hyperlink w:anchor="thm-deriv-linear-map">
+        <w:r>
+          <w:rPr>
+            <w:rStyle w:val="Hyperlink"/>
+          </w:rPr>
+          <w:t xml:space="preserve">Theorem 4</w:t>
+        </w:r>
+      </w:hyperlink>
+      <w:r>
+        <w:t xml:space="preserve">,</w:t>
+      </w:r>
+      <w:r>
+        <w:t xml:space="preserve"> </w:t>
+      </w:r>
+      <w:r>
+        <w:t xml:space="preserve">which is the special case</w:t>
+      </w:r>
+      <w:r>
+        <w:t xml:space="preserve"> </w:t>
+      </w:r>
+      <m:oMath>
+        <m:acc>
+          <m:accPr>
+            <m:chr m:val="̃"/>
+          </m:accPr>
+          <m:e>
+            <m:r>
+              <m:t>v</m:t>
+            </m:r>
+          </m:e>
+        </m:acc>
+        <m:r>
+          <m:rPr>
+            <m:sty m:val="p"/>
+          </m:rPr>
+          <m:t>=</m:t>
+        </m:r>
+        <m:acc>
+          <m:accPr>
+            <m:chr m:val="̃"/>
+          </m:accPr>
+          <m:e>
+            <m:r>
+              <m:t>β</m:t>
+            </m:r>
+          </m:e>
+        </m:acc>
+      </m:oMath>
+      <w:r>
+        <w:t xml:space="preserve"> </w:t>
+      </w:r>
+      <w:r>
+        <w:t xml:space="preserve">(so that</w:t>
+      </w:r>
+      <w:r>
+        <w:t xml:space="preserve"> </w:t>
+      </w:r>
+      <m:oMath>
+        <m:r>
+          <m:t>q</m:t>
+        </m:r>
+        <m:r>
+          <m:rPr>
+            <m:sty m:val="p"/>
+          </m:rPr>
+          <m:t>=</m:t>
+        </m:r>
+        <m:r>
+          <m:t>p</m:t>
+        </m:r>
+      </m:oMath>
+      <w:r>
+        <w:t xml:space="preserve">,</w:t>
+      </w:r>
+      <w:r>
+        <w:t xml:space="preserve"> </w:t>
+      </w:r>
+      <m:oMath>
+        <m:f>
+          <m:fPr>
+            <m:type m:val="bar"/>
+          </m:fPr>
+          <m:num>
+            <m:r>
+              <m:rPr>
+                <m:sty m:val="p"/>
+              </m:rPr>
+              <m:t>∂</m:t>
+            </m:r>
+          </m:num>
+          <m:den>
+            <m:r>
+              <m:rPr>
+                <m:sty m:val="p"/>
+              </m:rPr>
+              <m:t>∂</m:t>
+            </m:r>
+            <m:acc>
+              <m:accPr>
+                <m:chr m:val="̃"/>
+              </m:accPr>
+              <m:e>
+                <m:r>
+                  <m:t>β</m:t>
+                </m:r>
+              </m:e>
+            </m:acc>
+          </m:den>
+        </m:f>
+        <m:acc>
+          <m:accPr>
+            <m:chr m:val="̃"/>
+          </m:accPr>
+          <m:e>
+            <m:r>
+              <m:t>β</m:t>
+            </m:r>
+          </m:e>
+        </m:acc>
+        <m:r>
+          <m:rPr>
+            <m:sty m:val="p"/>
+          </m:rPr>
+          <m:t>=</m:t>
+        </m:r>
+        <m:sSub>
+          <m:e>
+            <m:r>
+              <m:rPr>
+                <m:sty m:val="bi"/>
+              </m:rPr>
+              <m:t>I</m:t>
+            </m:r>
+          </m:e>
+          <m:sub>
+            <m:r>
+              <m:t>p</m:t>
+            </m:r>
+          </m:sub>
+        </m:sSub>
+      </m:oMath>
+      <w:r>
+        <w:t xml:space="preserve">,</w:t>
+      </w:r>
+      <w:r>
+        <w:t xml:space="preserve"> </w:t>
+      </w:r>
+      <w:r>
+        <w:t xml:space="preserve">and</w:t>
+      </w:r>
+      <w:r>
+        <w:t xml:space="preserve"> </w:t>
+      </w:r>
+      <m:oMath>
+        <m:f>
+          <m:fPr>
+            <m:type m:val="bar"/>
+          </m:fPr>
+          <m:num>
+            <m:r>
+              <m:rPr>
+                <m:sty m:val="p"/>
+              </m:rPr>
+              <m:t>∂</m:t>
+            </m:r>
+          </m:num>
+          <m:den>
+            <m:r>
+              <m:rPr>
+                <m:sty m:val="p"/>
+              </m:rPr>
+              <m:t>∂</m:t>
+            </m:r>
+            <m:acc>
+              <m:accPr>
+                <m:chr m:val="̃"/>
+              </m:accPr>
+              <m:e>
+                <m:r>
+                  <m:t>β</m:t>
+                </m:r>
+              </m:e>
+            </m:acc>
+          </m:den>
+        </m:f>
+        <m:r>
+          <m:rPr>
+            <m:sty m:val="p"/>
+          </m:rPr>
+          <m:t>(</m:t>
+        </m:r>
+        <m:r>
+          <m:rPr>
+            <m:sty m:val="bi"/>
+          </m:rPr>
+          <m:t>A</m:t>
+        </m:r>
+        <m:acc>
+          <m:accPr>
+            <m:chr m:val="̃"/>
+          </m:accPr>
+          <m:e>
+            <m:r>
+              <m:t>β</m:t>
+            </m:r>
+          </m:e>
+        </m:acc>
+        <m:r>
+          <m:rPr>
+            <m:sty m:val="p"/>
+          </m:rPr>
+          <m:t>)</m:t>
+        </m:r>
+        <m:r>
+          <m:rPr>
+            <m:sty m:val="p"/>
+          </m:rPr>
+          <m:t>=</m:t>
+        </m:r>
+        <m:sSub>
+          <m:e>
+            <m:r>
+              <m:rPr>
+                <m:sty m:val="bi"/>
+              </m:rPr>
+              <m:t>I</m:t>
+            </m:r>
+          </m:e>
+          <m:sub>
+            <m:r>
+              <m:t>p</m:t>
+            </m:r>
+          </m:sub>
+        </m:sSub>
+        <m:sSup>
+          <m:e>
+            <m:r>
+              <m:rPr>
+                <m:sty m:val="bi"/>
+              </m:rPr>
+              <m:t>A</m:t>
+            </m:r>
+          </m:e>
+          <m:sup>
+            <m:r>
+              <m:rPr>
+                <m:sty m:val="p"/>
+              </m:rPr>
+              <m:t>⊤</m:t>
+            </m:r>
+          </m:sup>
+        </m:sSup>
+        <m:r>
+          <m:rPr>
+            <m:sty m:val="p"/>
+          </m:rPr>
+          <m:t>=</m:t>
+        </m:r>
+        <m:sSup>
+          <m:e>
+            <m:r>
+              <m:rPr>
+                <m:sty m:val="bi"/>
+              </m:rPr>
+              <m:t>A</m:t>
+            </m:r>
+          </m:e>
+          <m:sup>
+            <m:r>
+              <m:rPr>
+                <m:sty m:val="p"/>
+              </m:rPr>
+              <m:t>⊤</m:t>
+            </m:r>
+          </m:sup>
+        </m:sSup>
+      </m:oMath>
+      <w:r>
+        <w:t xml:space="preserve">).</w:t>
+      </w:r>
+      <w:r>
+        <w:t xml:space="preserve"> </w:t>
+      </w:r>
+      <w:r>
+        <w:t xml:space="preserve">For example,</w:t>
+      </w:r>
+      <w:r>
+        <w:t xml:space="preserve"> </w:t>
+      </w:r>
+      <w:hyperlink w:anchor="exm-deriv-linear-map">
+        <w:r>
+          <w:rPr>
+            <w:rStyle w:val="Hyperlink"/>
+          </w:rPr>
+          <w:t xml:space="preserve">Example 6</w:t>
+        </w:r>
+      </w:hyperlink>
+      <w:r>
+        <w:t xml:space="preserve"> </w:t>
+      </w:r>
+      <w:r>
+        <w:t xml:space="preserve">is the case</w:t>
+      </w:r>
+      <w:r>
+        <w:t xml:space="preserve"> </w:t>
+      </w:r>
+      <m:oMath>
+        <m:r>
+          <m:rPr>
+            <m:sty m:val="bi"/>
+          </m:rPr>
+          <m:t>A</m:t>
+        </m:r>
+        <m:r>
+          <m:rPr>
+            <m:sty m:val="p"/>
+          </m:rPr>
+          <m:t>=</m:t>
+        </m:r>
+        <m:d>
+          <m:dPr>
+            <m:begChr m:val="("/>
+            <m:sepChr m:val=""/>
+            <m:endChr m:val=")"/>
+            <m:grow/>
+          </m:dPr>
+          <m:e>
+            <m:m>
+              <m:mPr>
+                <m:baseJc m:val="center"/>
+                <m:plcHide m:val="on"/>
+                <m:mcs>
+                  <m:mc>
+                    <m:mcPr>
+                      <m:mcJc m:val="center"/>
+                      <m:count m:val="1"/>
+                    </m:mcPr>
+                  </m:mc>
+                  <m:mc>
+                    <m:mcPr>
+                      <m:mcJc m:val="center"/>
+                      <m:count m:val="1"/>
+                    </m:mcPr>
+                  </m:mc>
+                </m:mcs>
+              </m:mPr>
+              <m:mr>
+                <m:e>
+                  <m:r>
+                    <m:t>2</m:t>
+                  </m:r>
+                </m:e>
+                <m:e>
+                  <m:r>
+                    <m:t>3</m:t>
+                  </m:r>
+                </m:e>
+              </m:mr>
+            </m:m>
+          </m:e>
+        </m:d>
+      </m:oMath>
+      <w:r>
+        <w:t xml:space="preserve"> </w:t>
+      </w:r>
+      <w:r>
+        <w:t xml:space="preserve">and</w:t>
+      </w:r>
+      <w:r>
+        <w:t xml:space="preserve"> </w:t>
+      </w:r>
+      <m:oMath>
+        <m:acc>
+          <m:accPr>
+            <m:chr m:val="̃"/>
+          </m:accPr>
+          <m:e>
+            <m:r>
+              <m:t>v</m:t>
+            </m:r>
+          </m:e>
+        </m:acc>
+        <m:r>
+          <m:rPr>
+            <m:sty m:val="p"/>
+          </m:rPr>
+          <m:t>=</m:t>
+        </m:r>
+        <m:acc>
+          <m:accPr>
+            <m:chr m:val="̃"/>
+          </m:accPr>
+          <m:e>
+            <m:r>
+              <m:t>β</m:t>
+            </m:r>
+          </m:e>
+        </m:acc>
+        <m:r>
+          <m:rPr>
+            <m:sty m:val="p"/>
+          </m:rPr>
+          <m:t>=</m:t>
+        </m:r>
+        <m:sSup>
+          <m:e>
+            <m:r>
+              <m:rPr>
+                <m:sty m:val="p"/>
+              </m:rPr>
+              <m:t>(</m:t>
+            </m:r>
+            <m:sSub>
+              <m:e>
+                <m:r>
+                  <m:t>β</m:t>
+                </m:r>
+              </m:e>
+              <m:sub>
+                <m:r>
+                  <m:t>1</m:t>
+                </m:r>
+              </m:sub>
+            </m:sSub>
+            <m:r>
+              <m:rPr>
+                <m:sty m:val="p"/>
+              </m:rPr>
+              <m:t>,</m:t>
+            </m:r>
+            <m:sSub>
+              <m:e>
+                <m:r>
+                  <m:t>β</m:t>
+                </m:r>
+              </m:e>
+              <m:sub>
+                <m:r>
+                  <m:t>2</m:t>
+                </m:r>
+              </m:sub>
+            </m:sSub>
+            <m:r>
+              <m:rPr>
+                <m:sty m:val="p"/>
+              </m:rPr>
+              <m:t>)</m:t>
+            </m:r>
+          </m:e>
+          <m:sup>
+            <m:r>
+              <m:rPr>
+                <m:sty m:val="p"/>
+              </m:rPr>
+              <m:t>⊤</m:t>
+            </m:r>
+          </m:sup>
+        </m:sSup>
+      </m:oMath>
+      <w:r>
+        <w:t xml:space="preserve">,</w:t>
+      </w:r>
+      <w:r>
+        <w:t xml:space="preserve"> </w:t>
+      </w:r>
+      <w:r>
+        <w:t xml:space="preserve">where this result gives</w:t>
+      </w:r>
+      <w:r>
+        <w:t xml:space="preserve"> </w:t>
+      </w:r>
+      <m:oMath>
+        <m:sSub>
+          <m:e>
+            <m:r>
+              <m:rPr>
+                <m:sty m:val="bi"/>
+              </m:rPr>
+              <m:t>I</m:t>
+            </m:r>
+          </m:e>
+          <m:sub>
+            <m:r>
+              <m:t>2</m:t>
+            </m:r>
+          </m:sub>
+        </m:sSub>
+        <m:sSup>
+          <m:e>
+            <m:r>
+              <m:rPr>
+                <m:sty m:val="bi"/>
+              </m:rPr>
+              <m:t>A</m:t>
+            </m:r>
+          </m:e>
+          <m:sup>
+            <m:r>
+              <m:rPr>
+                <m:sty m:val="p"/>
+              </m:rPr>
+              <m:t>⊤</m:t>
+            </m:r>
+          </m:sup>
+        </m:sSup>
+        <m:r>
+          <m:rPr>
+            <m:sty m:val="p"/>
+          </m:rPr>
+          <m:t>=</m:t>
+        </m:r>
+        <m:sSup>
+          <m:e>
+            <m:r>
+              <m:rPr>
+                <m:sty m:val="p"/>
+              </m:rPr>
+              <m:t>(</m:t>
+            </m:r>
+            <m:r>
+              <m:t>2</m:t>
+            </m:r>
+            <m:r>
+              <m:rPr>
+                <m:sty m:val="p"/>
+              </m:rPr>
+              <m:t>,</m:t>
+            </m:r>
+            <m:r>
+              <m:t>3</m:t>
+            </m:r>
+            <m:r>
+              <m:rPr>
+                <m:sty m:val="p"/>
+              </m:rPr>
+              <m:t>)</m:t>
+            </m:r>
+          </m:e>
+          <m:sup>
+            <m:r>
+              <m:rPr>
+                <m:sty m:val="p"/>
+              </m:rPr>
+              <m:t>⊤</m:t>
+            </m:r>
+          </m:sup>
+        </m:sSup>
+      </m:oMath>
+      <w:r>
+        <w:t xml:space="preserve">.</w:t>
+      </w:r>
+    </w:p>
     <w:bookmarkEnd w:id="38"/>
     <w:bookmarkStart w:id="39" w:name="thm-deriv-matrix-product-vector"/>
     <w:p>
       <w:pPr>
-        <w:pStyle w:val="FirstParagraph"/>
+        <w:pStyle w:val="BodyText"/>
       </w:pPr>
       <w:r>
         <w:rPr>
@@ -19343,461 +19343,9 @@
       </m:oMathPara>
     </w:p>
     <w:bookmarkEnd w:id="42"/>
-    <w:bookmarkStart w:id="43" w:name="rem-deriv-lincom-tp-transpose"/>
     <w:p>
       <w:pPr>
         <w:pStyle w:val="FirstParagraph"/>
-      </w:pPr>
-      <w:r>
-        <w:rPr>
-          <w:i/>
-          <w:iCs/>
-        </w:rPr>
-        <w:t xml:space="preserve">Remark 3</w:t>
-      </w:r>
-      <w:r>
-        <w:t xml:space="preserve"> (The coefficient gets transposed). </w:t>
-      </w:r>
-      <w:r>
-        <w:t xml:space="preserve">This vector derivative formula looks a lot like non-vector calculus,</w:t>
-      </w:r>
-      <w:r>
-        <w:t xml:space="preserve"> </w:t>
-      </w:r>
-      <w:r>
-        <w:t xml:space="preserve">except that you have to transpose the coefficient:</w:t>
-      </w:r>
-      <w:r>
-        <w:t xml:space="preserve"> </w:t>
-      </w:r>
-      <w:r>
-        <w:t xml:space="preserve">in scalar calculus</w:t>
-      </w:r>
-      <w:r>
-        <w:t xml:space="preserve"> </w:t>
-      </w:r>
-      <m:oMath>
-        <m:f>
-          <m:fPr>
-            <m:type m:val="bar"/>
-          </m:fPr>
-          <m:num>
-            <m:r>
-              <m:rPr>
-                <m:sty m:val="p"/>
-              </m:rPr>
-              <m:t>∂</m:t>
-            </m:r>
-          </m:num>
-          <m:den>
-            <m:r>
-              <m:rPr>
-                <m:sty m:val="p"/>
-              </m:rPr>
-              <m:t>∂</m:t>
-            </m:r>
-            <m:r>
-              <m:t>x</m:t>
-            </m:r>
-          </m:den>
-        </m:f>
-        <m:r>
-          <m:rPr>
-            <m:sty m:val="p"/>
-          </m:rPr>
-          <m:t>(</m:t>
-        </m:r>
-        <m:r>
-          <m:t>c</m:t>
-        </m:r>
-        <m:r>
-          <m:t>x</m:t>
-        </m:r>
-        <m:r>
-          <m:rPr>
-            <m:sty m:val="p"/>
-          </m:rPr>
-          <m:t>)</m:t>
-        </m:r>
-        <m:r>
-          <m:rPr>
-            <m:sty m:val="p"/>
-          </m:rPr>
-          <m:t>=</m:t>
-        </m:r>
-        <m:r>
-          <m:t>c</m:t>
-        </m:r>
-      </m:oMath>
-      <w:r>
-        <w:t xml:space="preserve">,</w:t>
-      </w:r>
-      <w:r>
-        <w:t xml:space="preserve"> </w:t>
-      </w:r>
-      <w:r>
-        <w:t xml:space="preserve">but here the coefficient</w:t>
-      </w:r>
-      <w:r>
-        <w:t xml:space="preserve"> </w:t>
-      </w:r>
-      <m:oMath>
-        <m:sSup>
-          <m:e>
-            <m:acc>
-              <m:accPr>
-                <m:chr m:val="̃"/>
-              </m:accPr>
-              <m:e>
-                <m:r>
-                  <m:t>x</m:t>
-                </m:r>
-              </m:e>
-            </m:acc>
-          </m:e>
-          <m:sup>
-            <m:r>
-              <m:rPr>
-                <m:sty m:val="p"/>
-              </m:rPr>
-              <m:t>⊤</m:t>
-            </m:r>
-          </m:sup>
-        </m:sSup>
-      </m:oMath>
-      <w:r>
-        <w:t xml:space="preserve"> </w:t>
-      </w:r>
-      <w:r>
-        <w:t xml:space="preserve">(a row vector)</w:t>
-      </w:r>
-      <w:r>
-        <w:t xml:space="preserve"> </w:t>
-      </w:r>
-      <w:r>
-        <w:t xml:space="preserve">becomes</w:t>
-      </w:r>
-      <w:r>
-        <w:t xml:space="preserve"> </w:t>
-      </w:r>
-      <m:oMath>
-        <m:acc>
-          <m:accPr>
-            <m:chr m:val="̃"/>
-          </m:accPr>
-          <m:e>
-            <m:r>
-              <m:t>x</m:t>
-            </m:r>
-          </m:e>
-        </m:acc>
-      </m:oMath>
-      <w:r>
-        <w:t xml:space="preserve"> </w:t>
-      </w:r>
-      <w:r>
-        <w:t xml:space="preserve">(a column vector) in the result.</w:t>
-      </w:r>
-      <w:r>
-        <w:t xml:space="preserve"> </w:t>
-      </w:r>
-      <w:r>
-        <w:t xml:space="preserve">For example, with</w:t>
-      </w:r>
-      <w:r>
-        <w:t xml:space="preserve"> </w:t>
-      </w:r>
-      <m:oMath>
-        <m:acc>
-          <m:accPr>
-            <m:chr m:val="̃"/>
-          </m:accPr>
-          <m:e>
-            <m:r>
-              <m:t>x</m:t>
-            </m:r>
-          </m:e>
-        </m:acc>
-        <m:r>
-          <m:rPr>
-            <m:sty m:val="p"/>
-          </m:rPr>
-          <m:t>=</m:t>
-        </m:r>
-        <m:sSup>
-          <m:e>
-            <m:r>
-              <m:rPr>
-                <m:sty m:val="p"/>
-              </m:rPr>
-              <m:t>(</m:t>
-            </m:r>
-            <m:r>
-              <m:t>2</m:t>
-            </m:r>
-            <m:r>
-              <m:rPr>
-                <m:sty m:val="p"/>
-              </m:rPr>
-              <m:t>,</m:t>
-            </m:r>
-            <m:r>
-              <m:rPr>
-                <m:sty m:val="p"/>
-              </m:rPr>
-              <m:t>−</m:t>
-            </m:r>
-            <m:r>
-              <m:t>1</m:t>
-            </m:r>
-            <m:r>
-              <m:rPr>
-                <m:sty m:val="p"/>
-              </m:rPr>
-              <m:t>)</m:t>
-            </m:r>
-          </m:e>
-          <m:sup>
-            <m:r>
-              <m:rPr>
-                <m:sty m:val="p"/>
-              </m:rPr>
-              <m:t>⊤</m:t>
-            </m:r>
-          </m:sup>
-        </m:sSup>
-      </m:oMath>
-      <w:r>
-        <w:t xml:space="preserve">,</w:t>
-      </w:r>
-      <w:r>
-        <w:t xml:space="preserve"> </w:t>
-      </w:r>
-      <m:oMath>
-        <m:sSup>
-          <m:e>
-            <m:acc>
-              <m:accPr>
-                <m:chr m:val="̃"/>
-              </m:accPr>
-              <m:e>
-                <m:r>
-                  <m:t>x</m:t>
-                </m:r>
-              </m:e>
-            </m:acc>
-          </m:e>
-          <m:sup>
-            <m:r>
-              <m:rPr>
-                <m:sty m:val="p"/>
-              </m:rPr>
-              <m:t>⊤</m:t>
-            </m:r>
-          </m:sup>
-        </m:sSup>
-        <m:acc>
-          <m:accPr>
-            <m:chr m:val="̃"/>
-          </m:accPr>
-          <m:e>
-            <m:r>
-              <m:t>β</m:t>
-            </m:r>
-          </m:e>
-        </m:acc>
-        <m:r>
-          <m:rPr>
-            <m:sty m:val="p"/>
-          </m:rPr>
-          <m:t>=</m:t>
-        </m:r>
-        <m:r>
-          <m:t>2</m:t>
-        </m:r>
-        <m:sSub>
-          <m:e>
-            <m:r>
-              <m:t>β</m:t>
-            </m:r>
-          </m:e>
-          <m:sub>
-            <m:r>
-              <m:t>1</m:t>
-            </m:r>
-          </m:sub>
-        </m:sSub>
-        <m:r>
-          <m:rPr>
-            <m:sty m:val="p"/>
-          </m:rPr>
-          <m:t>−</m:t>
-        </m:r>
-        <m:sSub>
-          <m:e>
-            <m:r>
-              <m:t>β</m:t>
-            </m:r>
-          </m:e>
-          <m:sub>
-            <m:r>
-              <m:t>2</m:t>
-            </m:r>
-          </m:sub>
-        </m:sSub>
-      </m:oMath>
-      <w:r>
-        <w:t xml:space="preserve">,</w:t>
-      </w:r>
-      <w:r>
-        <w:t xml:space="preserve"> </w:t>
-      </w:r>
-      <w:r>
-        <w:t xml:space="preserve">whose vector derivative is the column vector</w:t>
-      </w:r>
-      <w:r>
-        <w:t xml:space="preserve"> </w:t>
-      </w:r>
-      <m:oMath>
-        <m:sSup>
-          <m:e>
-            <m:r>
-              <m:rPr>
-                <m:sty m:val="p"/>
-              </m:rPr>
-              <m:t>(</m:t>
-            </m:r>
-            <m:r>
-              <m:t>2</m:t>
-            </m:r>
-            <m:r>
-              <m:rPr>
-                <m:sty m:val="p"/>
-              </m:rPr>
-              <m:t>,</m:t>
-            </m:r>
-            <m:r>
-              <m:rPr>
-                <m:sty m:val="p"/>
-              </m:rPr>
-              <m:t>−</m:t>
-            </m:r>
-            <m:r>
-              <m:t>1</m:t>
-            </m:r>
-            <m:r>
-              <m:rPr>
-                <m:sty m:val="p"/>
-              </m:rPr>
-              <m:t>)</m:t>
-            </m:r>
-          </m:e>
-          <m:sup>
-            <m:r>
-              <m:rPr>
-                <m:sty m:val="p"/>
-              </m:rPr>
-              <m:t>⊤</m:t>
-            </m:r>
-          </m:sup>
-        </m:sSup>
-        <m:r>
-          <m:rPr>
-            <m:sty m:val="p"/>
-          </m:rPr>
-          <m:t>=</m:t>
-        </m:r>
-        <m:acc>
-          <m:accPr>
-            <m:chr m:val="̃"/>
-          </m:accPr>
-          <m:e>
-            <m:r>
-              <m:t>x</m:t>
-            </m:r>
-          </m:e>
-        </m:acc>
-      </m:oMath>
-      <w:r>
-        <w:t xml:space="preserve">,</w:t>
-      </w:r>
-      <w:r>
-        <w:t xml:space="preserve"> </w:t>
-      </w:r>
-      <w:r>
-        <w:t xml:space="preserve">not the row vector</w:t>
-      </w:r>
-      <w:r>
-        <w:t xml:space="preserve"> </w:t>
-      </w:r>
-      <m:oMath>
-        <m:sSup>
-          <m:e>
-            <m:acc>
-              <m:accPr>
-                <m:chr m:val="̃"/>
-              </m:accPr>
-              <m:e>
-                <m:r>
-                  <m:t>x</m:t>
-                </m:r>
-              </m:e>
-            </m:acc>
-          </m:e>
-          <m:sup>
-            <m:r>
-              <m:rPr>
-                <m:sty m:val="p"/>
-              </m:rPr>
-              <m:t>⊤</m:t>
-            </m:r>
-          </m:sup>
-        </m:sSup>
-        <m:r>
-          <m:rPr>
-            <m:sty m:val="p"/>
-          </m:rPr>
-          <m:t>=</m:t>
-        </m:r>
-        <m:r>
-          <m:rPr>
-            <m:sty m:val="p"/>
-          </m:rPr>
-          <m:t>(</m:t>
-        </m:r>
-        <m:r>
-          <m:t>2</m:t>
-        </m:r>
-        <m:r>
-          <m:rPr>
-            <m:sty m:val="p"/>
-          </m:rPr>
-          <m:t>,</m:t>
-        </m:r>
-        <m:r>
-          <m:rPr>
-            <m:sty m:val="p"/>
-          </m:rPr>
-          <m:t>−</m:t>
-        </m:r>
-        <m:r>
-          <m:t>1</m:t>
-        </m:r>
-        <m:r>
-          <m:rPr>
-            <m:sty m:val="p"/>
-          </m:rPr>
-          <m:t>)</m:t>
-        </m:r>
-      </m:oMath>
-      <w:r>
-        <w:t xml:space="preserve">.</w:t>
-      </w:r>
-    </w:p>
-    <w:bookmarkEnd w:id="43"/>
-    <w:p>
-      <w:pPr>
-        <w:pStyle w:val="BodyText"/>
       </w:pPr>
       <w:r>
         <w:rPr>
@@ -20722,7 +20270,7 @@
         </m:oMath>
       </m:oMathPara>
     </w:p>
-    <w:bookmarkStart w:id="44" w:name="exm-deriv-lincom-tp"/>
+    <w:bookmarkStart w:id="43" w:name="exm-deriv-lincom-tp"/>
     <w:p>
       <w:pPr>
         <w:pStyle w:val="FirstParagraph"/>
@@ -21249,11 +20797,463 @@
         </m:oMath>
       </m:oMathPara>
     </w:p>
+    <w:bookmarkEnd w:id="43"/>
+    <w:bookmarkStart w:id="44" w:name="rem-deriv-lincom-tp-transpose"/>
+    <w:p>
+      <w:pPr>
+        <w:pStyle w:val="FirstParagraph"/>
+      </w:pPr>
+      <w:r>
+        <w:rPr>
+          <w:i/>
+          <w:iCs/>
+        </w:rPr>
+        <w:t xml:space="preserve">Remark 3</w:t>
+      </w:r>
+      <w:r>
+        <w:t xml:space="preserve"> (The coefficient gets transposed). </w:t>
+      </w:r>
+      <w:r>
+        <w:t xml:space="preserve">This vector derivative formula looks a lot like non-vector calculus,</w:t>
+      </w:r>
+      <w:r>
+        <w:t xml:space="preserve"> </w:t>
+      </w:r>
+      <w:r>
+        <w:t xml:space="preserve">except that you have to transpose the coefficient:</w:t>
+      </w:r>
+      <w:r>
+        <w:t xml:space="preserve"> </w:t>
+      </w:r>
+      <w:r>
+        <w:t xml:space="preserve">in scalar calculus</w:t>
+      </w:r>
+      <w:r>
+        <w:t xml:space="preserve"> </w:t>
+      </w:r>
+      <m:oMath>
+        <m:f>
+          <m:fPr>
+            <m:type m:val="bar"/>
+          </m:fPr>
+          <m:num>
+            <m:r>
+              <m:rPr>
+                <m:sty m:val="p"/>
+              </m:rPr>
+              <m:t>∂</m:t>
+            </m:r>
+          </m:num>
+          <m:den>
+            <m:r>
+              <m:rPr>
+                <m:sty m:val="p"/>
+              </m:rPr>
+              <m:t>∂</m:t>
+            </m:r>
+            <m:r>
+              <m:t>x</m:t>
+            </m:r>
+          </m:den>
+        </m:f>
+        <m:r>
+          <m:rPr>
+            <m:sty m:val="p"/>
+          </m:rPr>
+          <m:t>(</m:t>
+        </m:r>
+        <m:r>
+          <m:t>c</m:t>
+        </m:r>
+        <m:r>
+          <m:t>x</m:t>
+        </m:r>
+        <m:r>
+          <m:rPr>
+            <m:sty m:val="p"/>
+          </m:rPr>
+          <m:t>)</m:t>
+        </m:r>
+        <m:r>
+          <m:rPr>
+            <m:sty m:val="p"/>
+          </m:rPr>
+          <m:t>=</m:t>
+        </m:r>
+        <m:r>
+          <m:t>c</m:t>
+        </m:r>
+      </m:oMath>
+      <w:r>
+        <w:t xml:space="preserve">,</w:t>
+      </w:r>
+      <w:r>
+        <w:t xml:space="preserve"> </w:t>
+      </w:r>
+      <w:r>
+        <w:t xml:space="preserve">but here the coefficient</w:t>
+      </w:r>
+      <w:r>
+        <w:t xml:space="preserve"> </w:t>
+      </w:r>
+      <m:oMath>
+        <m:sSup>
+          <m:e>
+            <m:acc>
+              <m:accPr>
+                <m:chr m:val="̃"/>
+              </m:accPr>
+              <m:e>
+                <m:r>
+                  <m:t>x</m:t>
+                </m:r>
+              </m:e>
+            </m:acc>
+          </m:e>
+          <m:sup>
+            <m:r>
+              <m:rPr>
+                <m:sty m:val="p"/>
+              </m:rPr>
+              <m:t>⊤</m:t>
+            </m:r>
+          </m:sup>
+        </m:sSup>
+      </m:oMath>
+      <w:r>
+        <w:t xml:space="preserve"> </w:t>
+      </w:r>
+      <w:r>
+        <w:t xml:space="preserve">(a row vector)</w:t>
+      </w:r>
+      <w:r>
+        <w:t xml:space="preserve"> </w:t>
+      </w:r>
+      <w:r>
+        <w:t xml:space="preserve">becomes</w:t>
+      </w:r>
+      <w:r>
+        <w:t xml:space="preserve"> </w:t>
+      </w:r>
+      <m:oMath>
+        <m:acc>
+          <m:accPr>
+            <m:chr m:val="̃"/>
+          </m:accPr>
+          <m:e>
+            <m:r>
+              <m:t>x</m:t>
+            </m:r>
+          </m:e>
+        </m:acc>
+      </m:oMath>
+      <w:r>
+        <w:t xml:space="preserve"> </w:t>
+      </w:r>
+      <w:r>
+        <w:t xml:space="preserve">(a column vector) in the result.</w:t>
+      </w:r>
+      <w:r>
+        <w:t xml:space="preserve"> </w:t>
+      </w:r>
+      <w:r>
+        <w:t xml:space="preserve">For example, with</w:t>
+      </w:r>
+      <w:r>
+        <w:t xml:space="preserve"> </w:t>
+      </w:r>
+      <m:oMath>
+        <m:acc>
+          <m:accPr>
+            <m:chr m:val="̃"/>
+          </m:accPr>
+          <m:e>
+            <m:r>
+              <m:t>x</m:t>
+            </m:r>
+          </m:e>
+        </m:acc>
+        <m:r>
+          <m:rPr>
+            <m:sty m:val="p"/>
+          </m:rPr>
+          <m:t>=</m:t>
+        </m:r>
+        <m:sSup>
+          <m:e>
+            <m:r>
+              <m:rPr>
+                <m:sty m:val="p"/>
+              </m:rPr>
+              <m:t>(</m:t>
+            </m:r>
+            <m:r>
+              <m:t>2</m:t>
+            </m:r>
+            <m:r>
+              <m:rPr>
+                <m:sty m:val="p"/>
+              </m:rPr>
+              <m:t>,</m:t>
+            </m:r>
+            <m:r>
+              <m:rPr>
+                <m:sty m:val="p"/>
+              </m:rPr>
+              <m:t>−</m:t>
+            </m:r>
+            <m:r>
+              <m:t>1</m:t>
+            </m:r>
+            <m:r>
+              <m:rPr>
+                <m:sty m:val="p"/>
+              </m:rPr>
+              <m:t>)</m:t>
+            </m:r>
+          </m:e>
+          <m:sup>
+            <m:r>
+              <m:rPr>
+                <m:sty m:val="p"/>
+              </m:rPr>
+              <m:t>⊤</m:t>
+            </m:r>
+          </m:sup>
+        </m:sSup>
+      </m:oMath>
+      <w:r>
+        <w:t xml:space="preserve">,</w:t>
+      </w:r>
+      <w:r>
+        <w:t xml:space="preserve"> </w:t>
+      </w:r>
+      <m:oMath>
+        <m:sSup>
+          <m:e>
+            <m:acc>
+              <m:accPr>
+                <m:chr m:val="̃"/>
+              </m:accPr>
+              <m:e>
+                <m:r>
+                  <m:t>x</m:t>
+                </m:r>
+              </m:e>
+            </m:acc>
+          </m:e>
+          <m:sup>
+            <m:r>
+              <m:rPr>
+                <m:sty m:val="p"/>
+              </m:rPr>
+              <m:t>⊤</m:t>
+            </m:r>
+          </m:sup>
+        </m:sSup>
+        <m:acc>
+          <m:accPr>
+            <m:chr m:val="̃"/>
+          </m:accPr>
+          <m:e>
+            <m:r>
+              <m:t>β</m:t>
+            </m:r>
+          </m:e>
+        </m:acc>
+        <m:r>
+          <m:rPr>
+            <m:sty m:val="p"/>
+          </m:rPr>
+          <m:t>=</m:t>
+        </m:r>
+        <m:r>
+          <m:t>2</m:t>
+        </m:r>
+        <m:sSub>
+          <m:e>
+            <m:r>
+              <m:t>β</m:t>
+            </m:r>
+          </m:e>
+          <m:sub>
+            <m:r>
+              <m:t>1</m:t>
+            </m:r>
+          </m:sub>
+        </m:sSub>
+        <m:r>
+          <m:rPr>
+            <m:sty m:val="p"/>
+          </m:rPr>
+          <m:t>−</m:t>
+        </m:r>
+        <m:sSub>
+          <m:e>
+            <m:r>
+              <m:t>β</m:t>
+            </m:r>
+          </m:e>
+          <m:sub>
+            <m:r>
+              <m:t>2</m:t>
+            </m:r>
+          </m:sub>
+        </m:sSub>
+      </m:oMath>
+      <w:r>
+        <w:t xml:space="preserve">,</w:t>
+      </w:r>
+      <w:r>
+        <w:t xml:space="preserve"> </w:t>
+      </w:r>
+      <w:r>
+        <w:t xml:space="preserve">whose vector derivative is the column vector</w:t>
+      </w:r>
+      <w:r>
+        <w:t xml:space="preserve"> </w:t>
+      </w:r>
+      <m:oMath>
+        <m:sSup>
+          <m:e>
+            <m:r>
+              <m:rPr>
+                <m:sty m:val="p"/>
+              </m:rPr>
+              <m:t>(</m:t>
+            </m:r>
+            <m:r>
+              <m:t>2</m:t>
+            </m:r>
+            <m:r>
+              <m:rPr>
+                <m:sty m:val="p"/>
+              </m:rPr>
+              <m:t>,</m:t>
+            </m:r>
+            <m:r>
+              <m:rPr>
+                <m:sty m:val="p"/>
+              </m:rPr>
+              <m:t>−</m:t>
+            </m:r>
+            <m:r>
+              <m:t>1</m:t>
+            </m:r>
+            <m:r>
+              <m:rPr>
+                <m:sty m:val="p"/>
+              </m:rPr>
+              <m:t>)</m:t>
+            </m:r>
+          </m:e>
+          <m:sup>
+            <m:r>
+              <m:rPr>
+                <m:sty m:val="p"/>
+              </m:rPr>
+              <m:t>⊤</m:t>
+            </m:r>
+          </m:sup>
+        </m:sSup>
+        <m:r>
+          <m:rPr>
+            <m:sty m:val="p"/>
+          </m:rPr>
+          <m:t>=</m:t>
+        </m:r>
+        <m:acc>
+          <m:accPr>
+            <m:chr m:val="̃"/>
+          </m:accPr>
+          <m:e>
+            <m:r>
+              <m:t>x</m:t>
+            </m:r>
+          </m:e>
+        </m:acc>
+      </m:oMath>
+      <w:r>
+        <w:t xml:space="preserve">,</w:t>
+      </w:r>
+      <w:r>
+        <w:t xml:space="preserve"> </w:t>
+      </w:r>
+      <w:r>
+        <w:t xml:space="preserve">not the row vector</w:t>
+      </w:r>
+      <w:r>
+        <w:t xml:space="preserve"> </w:t>
+      </w:r>
+      <m:oMath>
+        <m:sSup>
+          <m:e>
+            <m:acc>
+              <m:accPr>
+                <m:chr m:val="̃"/>
+              </m:accPr>
+              <m:e>
+                <m:r>
+                  <m:t>x</m:t>
+                </m:r>
+              </m:e>
+            </m:acc>
+          </m:e>
+          <m:sup>
+            <m:r>
+              <m:rPr>
+                <m:sty m:val="p"/>
+              </m:rPr>
+              <m:t>⊤</m:t>
+            </m:r>
+          </m:sup>
+        </m:sSup>
+        <m:r>
+          <m:rPr>
+            <m:sty m:val="p"/>
+          </m:rPr>
+          <m:t>=</m:t>
+        </m:r>
+        <m:r>
+          <m:rPr>
+            <m:sty m:val="p"/>
+          </m:rPr>
+          <m:t>(</m:t>
+        </m:r>
+        <m:r>
+          <m:t>2</m:t>
+        </m:r>
+        <m:r>
+          <m:rPr>
+            <m:sty m:val="p"/>
+          </m:rPr>
+          <m:t>,</m:t>
+        </m:r>
+        <m:r>
+          <m:rPr>
+            <m:sty m:val="p"/>
+          </m:rPr>
+          <m:t>−</m:t>
+        </m:r>
+        <m:r>
+          <m:t>1</m:t>
+        </m:r>
+        <m:r>
+          <m:rPr>
+            <m:sty m:val="p"/>
+          </m:rPr>
+          <m:t>)</m:t>
+        </m:r>
+      </m:oMath>
+      <w:r>
+        <w:t xml:space="preserve">.</w:t>
+      </w:r>
+    </w:p>
     <w:bookmarkEnd w:id="44"/>
     <w:bookmarkStart w:id="46" w:name="thm-quadratic-form"/>
     <w:p>
       <w:pPr>
-        <w:pStyle w:val="FirstParagraph"/>
+        <w:pStyle w:val="BodyText"/>
       </w:pPr>
       <w:r>
         <w:rPr>

--- a/vector-calculus.docx
+++ b/vector-calculus.docx
@@ -15,7 +15,7 @@
         <w:pStyle w:val="Date"/>
       </w:pPr>
       <w:r>
-        <w:t xml:space="preserve">Last modified: 2026-10-03 02:36:14 (PDT)</w:t>
+        <w:t xml:space="preserve">Last modified: 2026-10-03 02:55:01 (PDT)</w:t>
       </w:r>
     </w:p>
     <w:p>

--- a/vector-calculus.docx
+++ b/vector-calculus.docx
@@ -15,7 +15,7 @@
         <w:pStyle w:val="Date"/>
       </w:pPr>
       <w:r>
-        <w:t xml:space="preserve">Last modified: 2026-10-03 02:55:01 (PDT)</w:t>
+        <w:t xml:space="preserve">Last modified: 2026-10-03 12:42:49 (PDT)</w:t>
       </w:r>
     </w:p>
     <w:p>
@@ -842,7 +842,322 @@
         </w:tc>
       </w:tr>
     </w:tbl>
-    <w:bookmarkStart w:id="72" w:name="sec-gradient-shape"/>
+    <w:tbl>
+      <w:tblPr>
+        <w:tblStyle w:val="Table"/>
+        <w:tblLook w:firstRow="0" w:lastRow="0" w:firstColumn="0" w:lastColumn="0" w:noHBand="0" w:noVBand="0" w:val="0000"/>
+        <w:tblBorders>
+          <w:top w:val="single" w:sz="4" w:space="0" w:color="00A047"/>
+          <w:left w:val="single" w:sz="24" w:space="0" w:color="00A047"/>
+          <w:bottom w:val="single" w:sz="4" w:space="0" w:color="00A047"/>
+          <w:right w:val="single" w:sz="4" w:space="0" w:color="00A047"/>
+        </w:tblBorders>
+        <w:tblCellMar>
+          <w:left w:w="144" w:type="dxa"/>
+          <w:right w:w="144" w:type="dxa"/>
+        </w:tblCellMar>
+        <w:tblLook w:firstRow="0" w:lastRow="0" w:firstColumn="0" w:lastColumn="0" w:noHBand="0" w:noVBand="0" w:val="0000"/>
+      </w:tblPr>
+      <w:tr>
+        <w:trPr>
+          <w:cantSplit/>
+        </w:trPr>
+        <w:tc>
+          <w:tcPr>
+            <w:shd w:color="auto" w:fill="ccf1e3" w:val="clear"/>
+            <w:tcMar>
+              <w:top w:w="92" w:type="dxa"/>
+              <w:bottom w:w="92" w:type="dxa"/>
+            </w:tcMar>
+          </w:tcPr>
+          <w:p>
+            <w:pPr>
+              <w:pStyle w:val="BodyText"/>
+            </w:pPr>
+            <w:pPr>
+              <w:spacing w:before="0" w:after="0"/>
+              <w:textAlignment w:val="center"/>
+            </w:pPr>
+            <w:r>
+              <w:drawing>
+                <wp:inline>
+                  <wp:extent cx="152400" cy="152400"/>
+                  <wp:effectExtent b="0" l="0" r="0" t="0"/>
+                  <wp:docPr descr="" title="" id="19" name="Picture"/>
+                  <a:graphic>
+                    <a:graphicData uri="http://schemas.openxmlformats.org/drawingml/2006/picture">
+                      <pic:pic>
+                        <pic:nvPicPr>
+                          <pic:cNvPr descr="/opt/quarto/share/formats/docx/tip.png" id="20" name="Picture"/>
+                          <pic:cNvPicPr>
+                            <a:picLocks noChangeArrowheads="1" noChangeAspect="1"/>
+                          </pic:cNvPicPr>
+                        </pic:nvPicPr>
+                        <pic:blipFill>
+                          <a:blip r:embed="rId14"/>
+                          <a:stretch>
+                            <a:fillRect/>
+                          </a:stretch>
+                        </pic:blipFill>
+                        <pic:spPr bwMode="auto">
+                          <a:xfrm>
+                            <a:off x="0" y="0"/>
+                            <a:ext cx="152400" cy="152400"/>
+                          </a:xfrm>
+                          <a:prstGeom prst="rect">
+                            <a:avLst/>
+                          </a:prstGeom>
+                          <a:noFill/>
+                          <a:ln w="9525">
+                            <a:noFill/>
+                            <a:headEnd/>
+                            <a:tailEnd/>
+                          </a:ln>
+                        </pic:spPr>
+                      </pic:pic>
+                    </a:graphicData>
+                  </a:graphic>
+                </wp:inline>
+              </w:drawing>
+            </w:r>
+            <w:r>
+              <w:t xml:space="preserve"> </w:t>
+            </w:r>
+            <w:r>
+              <w:t xml:space="preserve"> </w:t>
+            </w:r>
+            <w:r>
+              <w:t xml:space="preserve">Videos</w:t>
+            </w:r>
+          </w:p>
+        </w:tc>
+      </w:tr>
+      <w:tr>
+        <w:trPr>
+          <w:cantSplit/>
+        </w:trPr>
+        <w:tc>
+          <w:tcPr>
+            <w:tcMar>
+              <w:top w:w="108" w:type="dxa"/>
+              <w:bottom w:w="108" w:type="dxa"/>
+            </w:tcMar>
+          </w:tcPr>
+          <w:p>
+            <w:pPr>
+              <w:pStyle w:val="BodyText"/>
+            </w:pPr>
+            <w:pPr>
+              <w:spacing w:before="16"/>
+            </w:pPr>
+            <w:r>
+              <w:t xml:space="preserve">Jon Krohn’s</w:t>
+            </w:r>
+            <w:r>
+              <w:t xml:space="preserve"> </w:t>
+            </w:r>
+            <w:r>
+              <w:t xml:space="preserve">“Calculus for Machine Learning”</w:t>
+            </w:r>
+            <w:r>
+              <w:t xml:space="preserve"> </w:t>
+            </w:r>
+            <w:r>
+              <w:t xml:space="preserve">YouTube playlist has videos on partial derivatives, the multivariate chain rule, and gradients:</w:t>
+            </w:r>
+          </w:p>
+          <w:p>
+            <w:pPr>
+              <w:pStyle w:val="Compact"/>
+              <w:numPr>
+                <w:ilvl w:val="0"/>
+                <w:numId w:val="1001"/>
+              </w:numPr>
+            </w:pPr>
+            <w:hyperlink r:id="rId21">
+              <w:r>
+                <w:rPr>
+                  <w:rStyle w:val="Hyperlink"/>
+                </w:rPr>
+                <w:t xml:space="preserve">What Partial Derivatives Are (Hands-on Introduction)</w:t>
+              </w:r>
+            </w:hyperlink>
+          </w:p>
+          <w:p>
+            <w:pPr>
+              <w:pStyle w:val="Compact"/>
+              <w:numPr>
+                <w:ilvl w:val="0"/>
+                <w:numId w:val="1001"/>
+              </w:numPr>
+            </w:pPr>
+            <w:hyperlink r:id="rId22">
+              <w:r>
+                <w:rPr>
+                  <w:rStyle w:val="Hyperlink"/>
+                </w:rPr>
+                <w:t xml:space="preserve">Partial Derivative Exercises</w:t>
+              </w:r>
+            </w:hyperlink>
+          </w:p>
+          <w:p>
+            <w:pPr>
+              <w:pStyle w:val="Compact"/>
+              <w:numPr>
+                <w:ilvl w:val="0"/>
+                <w:numId w:val="1001"/>
+              </w:numPr>
+            </w:pPr>
+            <w:hyperlink r:id="rId23">
+              <w:r>
+                <w:rPr>
+                  <w:rStyle w:val="Hyperlink"/>
+                </w:rPr>
+                <w:t xml:space="preserve">Advanced Partial Derivatives</w:t>
+              </w:r>
+            </w:hyperlink>
+          </w:p>
+          <w:p>
+            <w:pPr>
+              <w:pStyle w:val="Compact"/>
+              <w:numPr>
+                <w:ilvl w:val="0"/>
+                <w:numId w:val="1001"/>
+              </w:numPr>
+            </w:pPr>
+            <w:hyperlink r:id="rId24">
+              <w:r>
+                <w:rPr>
+                  <w:rStyle w:val="Hyperlink"/>
+                </w:rPr>
+                <w:t xml:space="preserve">Advanced Partial-Derivative Exercises</w:t>
+              </w:r>
+            </w:hyperlink>
+          </w:p>
+          <w:p>
+            <w:pPr>
+              <w:pStyle w:val="Compact"/>
+              <w:numPr>
+                <w:ilvl w:val="0"/>
+                <w:numId w:val="1001"/>
+              </w:numPr>
+            </w:pPr>
+            <w:hyperlink r:id="rId25">
+              <w:r>
+                <w:rPr>
+                  <w:rStyle w:val="Hyperlink"/>
+                </w:rPr>
+                <w:t xml:space="preserve">Partial Derivative Notation</w:t>
+              </w:r>
+            </w:hyperlink>
+          </w:p>
+          <w:p>
+            <w:pPr>
+              <w:pStyle w:val="Compact"/>
+              <w:numPr>
+                <w:ilvl w:val="0"/>
+                <w:numId w:val="1001"/>
+              </w:numPr>
+            </w:pPr>
+            <w:hyperlink r:id="rId26">
+              <w:r>
+                <w:rPr>
+                  <w:rStyle w:val="Hyperlink"/>
+                </w:rPr>
+                <w:t xml:space="preserve">The Chain Rule for Partial Derivatives</w:t>
+              </w:r>
+            </w:hyperlink>
+          </w:p>
+          <w:p>
+            <w:pPr>
+              <w:pStyle w:val="Compact"/>
+              <w:numPr>
+                <w:ilvl w:val="0"/>
+                <w:numId w:val="1001"/>
+              </w:numPr>
+            </w:pPr>
+            <w:hyperlink r:id="rId27">
+              <w:r>
+                <w:rPr>
+                  <w:rStyle w:val="Hyperlink"/>
+                </w:rPr>
+                <w:t xml:space="preserve">Exercises on the Multivariate Chain Rule</w:t>
+              </w:r>
+            </w:hyperlink>
+          </w:p>
+          <w:p>
+            <w:pPr>
+              <w:pStyle w:val="Compact"/>
+              <w:numPr>
+                <w:ilvl w:val="0"/>
+                <w:numId w:val="1001"/>
+              </w:numPr>
+            </w:pPr>
+            <w:hyperlink r:id="rId28">
+              <w:r>
+                <w:rPr>
+                  <w:rStyle w:val="Hyperlink"/>
+                </w:rPr>
+                <w:t xml:space="preserve">The Gradient of Quadratic Cost</w:t>
+              </w:r>
+            </w:hyperlink>
+          </w:p>
+          <w:p>
+            <w:pPr>
+              <w:pStyle w:val="Compact"/>
+              <w:numPr>
+                <w:ilvl w:val="0"/>
+                <w:numId w:val="1001"/>
+              </w:numPr>
+            </w:pPr>
+            <w:hyperlink r:id="rId29">
+              <w:r>
+                <w:rPr>
+                  <w:rStyle w:val="Hyperlink"/>
+                </w:rPr>
+                <w:t xml:space="preserve">The Gradient of Mean Squared Error</w:t>
+              </w:r>
+            </w:hyperlink>
+          </w:p>
+          <w:p>
+            <w:pPr>
+              <w:pStyle w:val="Compact"/>
+              <w:numPr>
+                <w:ilvl w:val="0"/>
+                <w:numId w:val="1001"/>
+              </w:numPr>
+            </w:pPr>
+            <w:hyperlink r:id="rId30">
+              <w:r>
+                <w:rPr>
+                  <w:rStyle w:val="Hyperlink"/>
+                </w:rPr>
+                <w:t xml:space="preserve">Higher-Order Partial Derivatives</w:t>
+              </w:r>
+            </w:hyperlink>
+          </w:p>
+          <w:p>
+            <w:pPr>
+              <w:pStyle w:val="Compact"/>
+              <w:numPr>
+                <w:ilvl w:val="0"/>
+                <w:numId w:val="1001"/>
+              </w:numPr>
+            </w:pPr>
+            <w:hyperlink r:id="rId31">
+              <w:r>
+                <w:rPr>
+                  <w:rStyle w:val="Hyperlink"/>
+                </w:rPr>
+                <w:t xml:space="preserve">Exercise on Higher-Order Partial Derivatives</w:t>
+              </w:r>
+            </w:hyperlink>
+          </w:p>
+          <w:p/>
+        </w:tc>
+      </w:tr>
+    </w:tbl>
+    <w:bookmarkStart w:id="85" w:name="sec-gradient-shape"/>
     <w:p>
       <w:pPr>
         <w:pStyle w:val="Heading2"/>
@@ -884,7 +1199,7 @@
       <w:tr>
         <w:tc>
           <w:tcPr/>
-          <w:bookmarkStart w:id="19" w:name="tbl-gradient-shape"/>
+          <w:bookmarkStart w:id="32" w:name="tbl-gradient-shape"/>
           <w:p>
             <w:pPr>
               <w:jc w:val="center"/>
@@ -1127,7 +1442,7 @@
               </w:tc>
             </w:tr>
           </w:tbl>
-          <w:bookmarkEnd w:id="19"/>
+          <w:bookmarkEnd w:id="32"/>
           <w:p/>
         </w:tc>
       </w:tr>
@@ -1152,7 +1467,7 @@
         <w:t xml:space="preserve">It is the shape rule of matrix multiplication again, applied to calculus.</w:t>
       </w:r>
     </w:p>
-    <w:bookmarkStart w:id="20" w:name="exr-partials-by-hand"/>
+    <w:bookmarkStart w:id="33" w:name="exr-partials-by-hand"/>
     <w:p>
       <w:pPr>
         <w:pStyle w:val="BodyText"/>
@@ -1339,7 +1654,7 @@
         <w:pStyle w:val="Compact"/>
         <w:numPr>
           <w:ilvl w:val="0"/>
-          <w:numId w:val="1001"/>
+          <w:numId w:val="1002"/>
         </w:numPr>
       </w:pPr>
       <w:r>
@@ -1415,7 +1730,7 @@
         <w:pStyle w:val="Compact"/>
         <w:numPr>
           <w:ilvl w:val="0"/>
-          <w:numId w:val="1001"/>
+          <w:numId w:val="1002"/>
         </w:numPr>
       </w:pPr>
       <w:r>
@@ -1491,7 +1806,7 @@
         <w:pStyle w:val="Compact"/>
         <w:numPr>
           <w:ilvl w:val="0"/>
-          <w:numId w:val="1001"/>
+          <w:numId w:val="1002"/>
         </w:numPr>
       </w:pPr>
       <w:r>
@@ -1623,7 +1938,7 @@
         <w:pStyle w:val="Compact"/>
         <w:numPr>
           <w:ilvl w:val="0"/>
-          <w:numId w:val="1001"/>
+          <w:numId w:val="1002"/>
         </w:numPr>
       </w:pPr>
       <w:r>
@@ -1644,8 +1959,8 @@
         <w:t xml:space="preserve">.</w:t>
       </w:r>
     </w:p>
-    <w:bookmarkEnd w:id="20"/>
-    <w:bookmarkStart w:id="21" w:name="sol-partials-by-hand"/>
+    <w:bookmarkEnd w:id="33"/>
+    <w:bookmarkStart w:id="34" w:name="sol-partials-by-hand"/>
     <w:p>
       <w:pPr>
         <w:pStyle w:val="FirstParagraph"/>
@@ -3112,8 +3427,8 @@
         <w:t xml:space="preserve">increases it, so the uphill direction is neither axis.</w:t>
       </w:r>
     </w:p>
-    <w:bookmarkEnd w:id="21"/>
-    <w:bookmarkStart w:id="22" w:name="def-row-vector-derivative"/>
+    <w:bookmarkEnd w:id="34"/>
+    <w:bookmarkStart w:id="35" w:name="def-row-vector-derivative"/>
     <w:p>
       <w:pPr>
         <w:pStyle w:val="BodyText"/>
@@ -3626,8 +3941,8 @@
         </m:oMath>
       </m:oMathPara>
     </w:p>
-    <w:bookmarkEnd w:id="22"/>
-    <w:bookmarkStart w:id="23" w:name="thm-row-deriv-tp-col-deriv"/>
+    <w:bookmarkEnd w:id="35"/>
+    <w:bookmarkStart w:id="36" w:name="thm-row-deriv-tp-col-deriv"/>
     <w:p>
       <w:pPr>
         <w:pStyle w:val="FirstParagraph"/>
@@ -3980,7 +4295,7 @@
         </m:oMath>
       </m:oMathPara>
     </w:p>
-    <w:bookmarkEnd w:id="23"/>
+    <w:bookmarkEnd w:id="36"/>
     <w:p>
       <w:pPr>
         <w:pStyle w:val="FirstParagraph"/>
@@ -4326,7 +4641,7 @@
         <w:t xml:space="preserve">so each is the transpose of the other.</w:t>
       </w:r>
     </w:p>
-    <w:bookmarkStart w:id="24" w:name="exm-row-deriv-tp-col-deriv"/>
+    <w:bookmarkStart w:id="37" w:name="exm-row-deriv-tp-col-deriv"/>
     <w:p>
       <w:pPr>
         <w:pStyle w:val="BodyText"/>
@@ -4671,8 +4986,8 @@
         <w:t xml:space="preserve">and each is the transpose of the other.</w:t>
       </w:r>
     </w:p>
-    <w:bookmarkEnd w:id="24"/>
-    <w:bookmarkStart w:id="25" w:name="def-vector-valued-derivative"/>
+    <w:bookmarkEnd w:id="37"/>
+    <w:bookmarkStart w:id="38" w:name="def-vector-valued-derivative"/>
     <w:p>
       <w:pPr>
         <w:pStyle w:val="BodyText"/>
@@ -5542,8 +5857,8 @@
         <w:t xml:space="preserve">matrix.</w:t>
       </w:r>
     </w:p>
-    <w:bookmarkEnd w:id="25"/>
-    <w:bookmarkStart w:id="26" w:name="exm-vector-valued-derivative"/>
+    <w:bookmarkEnd w:id="38"/>
+    <w:bookmarkStart w:id="39" w:name="exm-vector-valued-derivative"/>
     <w:p>
       <w:pPr>
         <w:pStyle w:val="BodyText"/>
@@ -6475,8 +6790,8 @@
         </m:oMath>
       </m:oMathPara>
     </w:p>
-    <w:bookmarkEnd w:id="26"/>
-    <w:bookmarkStart w:id="27" w:name="rem-numerator-layout"/>
+    <w:bookmarkEnd w:id="39"/>
+    <w:bookmarkStart w:id="40" w:name="rem-numerator-layout"/>
     <w:p>
       <w:pPr>
         <w:pStyle w:val="FirstParagraph"/>
@@ -6828,8 +7143,8 @@
         <w:t xml:space="preserve">Check a source’s layout before combining its formulas with these.</w:t>
       </w:r>
     </w:p>
-    <w:bookmarkEnd w:id="27"/>
-    <w:bookmarkStart w:id="28" w:name="def-constant-wrt-vector"/>
+    <w:bookmarkEnd w:id="40"/>
+    <w:bookmarkStart w:id="41" w:name="def-constant-wrt-vector"/>
     <w:p>
       <w:pPr>
         <w:pStyle w:val="BodyText"/>
@@ -7106,8 +7421,8 @@
         </m:oMath>
       </m:oMathPara>
     </w:p>
-    <w:bookmarkEnd w:id="28"/>
-    <w:bookmarkStart w:id="29" w:name="exm-constant-wrt-vector"/>
+    <w:bookmarkEnd w:id="41"/>
+    <w:bookmarkStart w:id="42" w:name="exm-constant-wrt-vector"/>
     <w:p>
       <w:pPr>
         <w:pStyle w:val="FirstParagraph"/>
@@ -8329,8 +8644,8 @@
         <w:t xml:space="preserve">).</w:t>
       </w:r>
     </w:p>
-    <w:bookmarkEnd w:id="29"/>
-    <w:bookmarkStart w:id="30" w:name="thm-deriv-lincom"/>
+    <w:bookmarkEnd w:id="42"/>
+    <w:bookmarkStart w:id="43" w:name="thm-deriv-lincom"/>
     <w:p>
       <w:pPr>
         <w:pStyle w:val="BodyText"/>
@@ -8650,7 +8965,7 @@
         </m:oMath>
       </m:oMathPara>
     </w:p>
-    <w:bookmarkEnd w:id="30"/>
+    <w:bookmarkEnd w:id="43"/>
     <w:p>
       <w:pPr>
         <w:pStyle w:val="FirstParagraph"/>
@@ -9379,7 +9694,7 @@
         </m:oMath>
       </m:oMathPara>
     </w:p>
-    <w:bookmarkStart w:id="31" w:name="exm-deriv-lincom"/>
+    <w:bookmarkStart w:id="44" w:name="exm-deriv-lincom"/>
     <w:p>
       <w:pPr>
         <w:pStyle w:val="FirstParagraph"/>
@@ -10225,8 +10540,8 @@
         <w:t xml:space="preserve">Both methods agree.</w:t>
       </w:r>
     </w:p>
-    <w:bookmarkEnd w:id="31"/>
-    <w:bookmarkStart w:id="32" w:name="thm-deriv-dot-product"/>
+    <w:bookmarkEnd w:id="44"/>
+    <w:bookmarkStart w:id="45" w:name="thm-deriv-dot-product"/>
     <w:p>
       <w:pPr>
         <w:pStyle w:val="BodyText"/>
@@ -10920,7 +11235,7 @@
         </m:oMath>
       </m:oMathPara>
     </w:p>
-    <w:bookmarkEnd w:id="32"/>
+    <w:bookmarkEnd w:id="45"/>
     <w:p>
       <w:pPr>
         <w:pStyle w:val="FirstParagraph"/>
@@ -11568,7 +11883,7 @@
         </m:oMath>
       </m:oMathPara>
     </w:p>
-    <w:bookmarkStart w:id="33" w:name="exm-deriv-dot-product"/>
+    <w:bookmarkStart w:id="46" w:name="exm-deriv-dot-product"/>
     <w:p>
       <w:pPr>
         <w:pStyle w:val="FirstParagraph"/>
@@ -13617,8 +13932,8 @@
         <w:t xml:space="preserve">Both methods agree.</w:t>
       </w:r>
     </w:p>
-    <w:bookmarkEnd w:id="33"/>
-    <w:bookmarkStart w:id="34" w:name="thm-deriv-linear-map"/>
+    <w:bookmarkEnd w:id="46"/>
+    <w:bookmarkStart w:id="47" w:name="thm-deriv-linear-map"/>
     <w:p>
       <w:pPr>
         <w:pStyle w:val="BodyText"/>
@@ -13862,7 +14177,7 @@
         </m:oMath>
       </m:oMathPara>
     </w:p>
-    <w:bookmarkEnd w:id="34"/>
+    <w:bookmarkEnd w:id="47"/>
     <w:p>
       <w:pPr>
         <w:pStyle w:val="FirstParagraph"/>
@@ -14359,7 +14674,7 @@
         </m:oMath>
       </m:oMathPara>
     </w:p>
-    <w:bookmarkStart w:id="35" w:name="exm-deriv-linear-map"/>
+    <w:bookmarkStart w:id="48" w:name="exm-deriv-linear-map"/>
     <w:p>
       <w:pPr>
         <w:pStyle w:val="FirstParagraph"/>
@@ -14823,8 +15138,8 @@
         </m:oMath>
       </m:oMathPara>
     </w:p>
-    <w:bookmarkEnd w:id="35"/>
-    <w:bookmarkStart w:id="36" w:name="thm-deriv-matrix-vector"/>
+    <w:bookmarkEnd w:id="48"/>
+    <w:bookmarkStart w:id="49" w:name="thm-deriv-matrix-vector"/>
     <w:p>
       <w:pPr>
         <w:pStyle w:val="FirstParagraph"/>
@@ -15284,7 +15599,7 @@
         </m:oMath>
       </m:oMathPara>
     </w:p>
-    <w:bookmarkEnd w:id="36"/>
+    <w:bookmarkEnd w:id="49"/>
     <w:p>
       <w:pPr>
         <w:pStyle w:val="FirstParagraph"/>
@@ -16052,7 +16367,7 @@
         </m:oMath>
       </m:oMathPara>
     </w:p>
-    <w:bookmarkStart w:id="37" w:name="exm-deriv-matrix-vector"/>
+    <w:bookmarkStart w:id="50" w:name="exm-deriv-matrix-vector"/>
     <w:p>
       <w:pPr>
         <w:pStyle w:val="FirstParagraph"/>
@@ -16674,8 +16989,8 @@
         </m:oMath>
       </m:oMathPara>
     </w:p>
-    <w:bookmarkEnd w:id="37"/>
-    <w:bookmarkStart w:id="38" w:name="rem-deriv-matrix-vector-special-case"/>
+    <w:bookmarkEnd w:id="50"/>
+    <w:bookmarkStart w:id="51" w:name="rem-deriv-matrix-vector-special-case"/>
     <w:p>
       <w:pPr>
         <w:pStyle w:val="FirstParagraph"/>
@@ -17248,8 +17563,8 @@
         <w:t xml:space="preserve">.</w:t>
       </w:r>
     </w:p>
-    <w:bookmarkEnd w:id="38"/>
-    <w:bookmarkStart w:id="39" w:name="thm-deriv-matrix-product-vector"/>
+    <w:bookmarkEnd w:id="51"/>
+    <w:bookmarkStart w:id="52" w:name="thm-deriv-matrix-product-vector"/>
     <w:p>
       <w:pPr>
         <w:pStyle w:val="BodyText"/>
@@ -17797,7 +18112,7 @@
         </m:oMath>
       </m:oMathPara>
     </w:p>
-    <w:bookmarkEnd w:id="39"/>
+    <w:bookmarkEnd w:id="52"/>
     <w:p>
       <w:pPr>
         <w:pStyle w:val="FirstParagraph"/>
@@ -17884,7 +18199,7 @@
       <w:r>
         <w:t xml:space="preserve"> </w:t>
       </w:r>
-      <w:hyperlink r:id="rId40">
+      <w:hyperlink r:id="rId53">
         <w:r>
           <w:rPr>
             <w:rStyle w:val="Hyperlink"/>
@@ -18212,7 +18527,7 @@
         </m:oMath>
       </m:oMathPara>
     </w:p>
-    <w:bookmarkStart w:id="41" w:name="exm-deriv-matrix-product-vector"/>
+    <w:bookmarkStart w:id="54" w:name="exm-deriv-matrix-product-vector"/>
     <w:p>
       <w:pPr>
         <w:pStyle w:val="FirstParagraph"/>
@@ -19060,8 +19375,8 @@
         </m:oMath>
       </m:oMathPara>
     </w:p>
-    <w:bookmarkEnd w:id="41"/>
-    <w:bookmarkStart w:id="42" w:name="cor-deriv-lincom-tp"/>
+    <w:bookmarkEnd w:id="54"/>
+    <w:bookmarkStart w:id="55" w:name="cor-deriv-lincom-tp"/>
     <w:p>
       <w:pPr>
         <w:pStyle w:val="FirstParagraph"/>
@@ -19342,7 +19657,7 @@
         </m:oMath>
       </m:oMathPara>
     </w:p>
-    <w:bookmarkEnd w:id="42"/>
+    <w:bookmarkEnd w:id="55"/>
     <w:p>
       <w:pPr>
         <w:pStyle w:val="FirstParagraph"/>
@@ -20270,7 +20585,7 @@
         </m:oMath>
       </m:oMathPara>
     </w:p>
-    <w:bookmarkStart w:id="43" w:name="exm-deriv-lincom-tp"/>
+    <w:bookmarkStart w:id="56" w:name="exm-deriv-lincom-tp"/>
     <w:p>
       <w:pPr>
         <w:pStyle w:val="FirstParagraph"/>
@@ -20797,8 +21112,8 @@
         </m:oMath>
       </m:oMathPara>
     </w:p>
-    <w:bookmarkEnd w:id="43"/>
-    <w:bookmarkStart w:id="44" w:name="rem-deriv-lincom-tp-transpose"/>
+    <w:bookmarkEnd w:id="56"/>
+    <w:bookmarkStart w:id="57" w:name="rem-deriv-lincom-tp-transpose"/>
     <w:p>
       <w:pPr>
         <w:pStyle w:val="FirstParagraph"/>
@@ -21249,8 +21564,8 @@
         <w:t xml:space="preserve">.</w:t>
       </w:r>
     </w:p>
-    <w:bookmarkEnd w:id="44"/>
-    <w:bookmarkStart w:id="46" w:name="thm-quadratic-form"/>
+    <w:bookmarkEnd w:id="57"/>
+    <w:bookmarkStart w:id="59" w:name="thm-quadratic-form"/>
     <w:p>
       <w:pPr>
         <w:pStyle w:val="BodyText"/>
@@ -21277,7 +21592,7 @@
       <w:r>
         <w:t xml:space="preserve"> </w:t>
       </w:r>
-      <w:hyperlink r:id="rId45">
+      <w:hyperlink r:id="rId58">
         <w:r>
           <w:rPr>
             <w:rStyle w:val="Hyperlink"/>
@@ -21531,7 +21846,7 @@
         </m:oMath>
       </m:oMathPara>
     </w:p>
-    <w:bookmarkEnd w:id="46"/>
+    <w:bookmarkEnd w:id="59"/>
     <w:p>
       <w:pPr>
         <w:pStyle w:val="FirstParagraph"/>
@@ -22650,7 +22965,7 @@
         <w:t xml:space="preserve">.</w:t>
       </w:r>
     </w:p>
-    <w:bookmarkStart w:id="47" w:name="rem-quadratic-form-scalar"/>
+    <w:bookmarkStart w:id="60" w:name="rem-quadratic-form-scalar"/>
     <w:p>
       <w:pPr>
         <w:pStyle w:val="BodyText"/>
@@ -23178,8 +23493,8 @@
         <w:t xml:space="preserve">.</w:t>
       </w:r>
     </w:p>
-    <w:bookmarkEnd w:id="47"/>
-    <w:bookmarkStart w:id="48" w:name="exm-deriv-quadratic-form"/>
+    <w:bookmarkEnd w:id="60"/>
+    <w:bookmarkStart w:id="61" w:name="exm-deriv-quadratic-form"/>
     <w:p>
       <w:pPr>
         <w:pStyle w:val="BodyText"/>
@@ -24328,8 +24643,8 @@
         <w:t xml:space="preserve">Both methods agree.</w:t>
       </w:r>
     </w:p>
-    <w:bookmarkEnd w:id="48"/>
-    <w:bookmarkStart w:id="49" w:name="cor-deriv-normsq"/>
+    <w:bookmarkEnd w:id="61"/>
+    <w:bookmarkStart w:id="62" w:name="cor-deriv-normsq"/>
     <w:p>
       <w:pPr>
         <w:pStyle w:val="BodyText"/>
@@ -24508,7 +24823,7 @@
         </m:oMath>
       </m:oMathPara>
     </w:p>
-    <w:bookmarkEnd w:id="49"/>
+    <w:bookmarkEnd w:id="62"/>
     <w:p>
       <w:pPr>
         <w:pStyle w:val="FirstParagraph"/>
@@ -24962,7 +25277,7 @@
         </m:oMath>
       </m:oMathPara>
     </w:p>
-    <w:bookmarkStart w:id="50" w:name="rem-deriv-normsq-scalar"/>
+    <w:bookmarkStart w:id="63" w:name="rem-deriv-normsq-scalar"/>
     <w:p>
       <w:pPr>
         <w:pStyle w:val="FirstParagraph"/>
@@ -25396,8 +25711,8 @@
         <w:t xml:space="preserve">.</w:t>
       </w:r>
     </w:p>
-    <w:bookmarkEnd w:id="50"/>
-    <w:bookmarkStart w:id="51" w:name="exm-deriv-normsq"/>
+    <w:bookmarkEnd w:id="63"/>
+    <w:bookmarkStart w:id="64" w:name="exm-deriv-normsq"/>
     <w:p>
       <w:pPr>
         <w:pStyle w:val="BodyText"/>
@@ -25812,8 +26127,8 @@
         <w:t xml:space="preserve">Direct partial differentiation yields the same column vector.</w:t>
       </w:r>
     </w:p>
-    <w:bookmarkEnd w:id="51"/>
-    <w:bookmarkStart w:id="52" w:name="thm-chain-vec"/>
+    <w:bookmarkEnd w:id="64"/>
+    <w:bookmarkStart w:id="65" w:name="thm-chain-vec"/>
     <w:p>
       <w:pPr>
         <w:pStyle w:val="BodyText"/>
@@ -26575,8 +26890,8 @@
         <w:t xml:space="preserve">).</w:t>
       </w:r>
     </w:p>
-    <w:bookmarkEnd w:id="52"/>
-    <w:bookmarkStart w:id="57" w:name="rem-chain-vec-order"/>
+    <w:bookmarkEnd w:id="65"/>
+    <w:bookmarkStart w:id="70" w:name="rem-chain-vec-order"/>
     <w:p>
       <w:pPr>
         <w:pStyle w:val="BodyText"/>
@@ -26608,7 +26923,7 @@
       <w:r>
         <w:t xml:space="preserve"> </w:t>
       </w:r>
-      <w:hyperlink r:id="rId53">
+      <w:hyperlink r:id="rId66">
         <w:r>
           <w:rPr>
             <w:rStyle w:val="Hyperlink"/>
@@ -26894,7 +27209,7 @@
       <w:r>
         <w:t xml:space="preserve"> </w:t>
       </w:r>
-      <w:hyperlink r:id="rId54">
+      <w:hyperlink r:id="rId67">
         <w:r>
           <w:rPr>
             <w:rStyle w:val="Hyperlink"/>
@@ -26917,7 +27232,7 @@
       <w:r>
         <w:t xml:space="preserve"> </w:t>
       </w:r>
-      <w:hyperlink r:id="rId55">
+      <w:hyperlink r:id="rId68">
         <w:r>
           <w:rPr>
             <w:rStyle w:val="Hyperlink"/>
@@ -26940,7 +27255,7 @@
       <w:r>
         <w:t xml:space="preserve"> </w:t>
       </w:r>
-      <w:hyperlink r:id="rId56">
+      <w:hyperlink r:id="rId69">
         <w:r>
           <w:rPr>
             <w:rStyle w:val="Hyperlink"/>
@@ -27165,8 +27480,8 @@
         <w:t xml:space="preserve">with the factors in the reverse order.</w:t>
       </w:r>
     </w:p>
-    <w:bookmarkEnd w:id="57"/>
-    <w:bookmarkStart w:id="58" w:name="exm-chain-vec"/>
+    <w:bookmarkEnd w:id="70"/>
+    <w:bookmarkStart w:id="71" w:name="exm-chain-vec"/>
     <w:p>
       <w:pPr>
         <w:pStyle w:val="BodyText"/>
@@ -28839,7 +29154,7 @@
         <w:t xml:space="preserve">.</w:t>
       </w:r>
     </w:p>
-    <w:bookmarkEnd w:id="58"/>
+    <w:bookmarkEnd w:id="71"/>
     <w:p>
       <w:pPr>
         <w:pStyle w:val="BodyText"/>
@@ -28850,7 +29165,7 @@
       <w:r>
         <w:t xml:space="preserve"> </w:t>
       </w:r>
-      <w:hyperlink r:id="rId59">
+      <w:hyperlink r:id="rId72">
         <w:r>
           <w:rPr>
             <w:rStyle w:val="Hyperlink"/>
@@ -28870,7 +29185,7 @@
       <w:r>
         <w:t xml:space="preserve"> </w:t>
       </w:r>
-      <w:hyperlink r:id="rId60">
+      <w:hyperlink r:id="rId73">
         <w:r>
           <w:rPr>
             <w:rStyle w:val="Hyperlink"/>
@@ -28889,7 +29204,7 @@
       <w:r>
         <w:t xml:space="preserve"> </w:t>
       </w:r>
-      <w:hyperlink r:id="rId61">
+      <w:hyperlink r:id="rId74">
         <w:r>
           <w:rPr>
             <w:rStyle w:val="Hyperlink"/>
@@ -28898,7 +29213,7 @@
         </w:r>
       </w:hyperlink>
     </w:p>
-    <w:bookmarkStart w:id="62" w:name="cor-chain-qf"/>
+    <w:bookmarkStart w:id="75" w:name="cor-chain-qf"/>
     <w:p>
       <w:pPr>
         <w:pStyle w:val="BodyText"/>
@@ -29407,7 +29722,7 @@
         </m:oMath>
       </m:oMathPara>
     </w:p>
-    <w:bookmarkEnd w:id="62"/>
+    <w:bookmarkEnd w:id="75"/>
     <w:p>
       <w:pPr>
         <w:pStyle w:val="FirstParagraph"/>
@@ -30113,7 +30428,7 @@
         <w:t xml:space="preserve">.</w:t>
       </w:r>
     </w:p>
-    <w:bookmarkStart w:id="63" w:name="exm-chain-qf-residuals"/>
+    <w:bookmarkStart w:id="76" w:name="exm-chain-qf-residuals"/>
     <w:p>
       <w:pPr>
         <w:pStyle w:val="BodyText"/>
@@ -31122,8 +31437,8 @@
         <w:t xml:space="preserve">of least squares.</w:t>
       </w:r>
     </w:p>
-    <w:bookmarkEnd w:id="63"/>
-    <w:bookmarkStart w:id="64" w:name="def-matrix-derivative"/>
+    <w:bookmarkEnd w:id="76"/>
+    <w:bookmarkStart w:id="77" w:name="def-matrix-derivative"/>
     <w:p>
       <w:pPr>
         <w:pStyle w:val="BodyText"/>
@@ -31469,8 +31784,8 @@
         </m:oMath>
       </m:oMathPara>
     </w:p>
-    <w:bookmarkEnd w:id="64"/>
-    <w:bookmarkStart w:id="66" w:name="exm-matrix-derivative"/>
+    <w:bookmarkEnd w:id="77"/>
+    <w:bookmarkStart w:id="79" w:name="exm-matrix-derivative"/>
     <w:p>
       <w:pPr>
         <w:pStyle w:val="FirstParagraph"/>
@@ -31629,7 +31944,7 @@
       <w:r>
         <w:t xml:space="preserve"> </w:t>
       </w:r>
-      <w:hyperlink r:id="rId65">
+      <w:hyperlink r:id="rId78">
         <w:r>
           <w:rPr>
             <w:rStyle w:val="Hyperlink"/>
@@ -31806,8 +32121,8 @@
         </m:oMath>
       </m:oMathPara>
     </w:p>
-    <w:bookmarkEnd w:id="66"/>
-    <w:bookmarkStart w:id="67" w:name="thm-deriv-matrix-product-matrix"/>
+    <w:bookmarkEnd w:id="79"/>
+    <w:bookmarkStart w:id="80" w:name="thm-deriv-matrix-product-matrix"/>
     <w:p>
       <w:pPr>
         <w:pStyle w:val="FirstParagraph"/>
@@ -32150,7 +32465,7 @@
         </m:oMath>
       </m:oMathPara>
     </w:p>
-    <w:bookmarkEnd w:id="67"/>
+    <w:bookmarkEnd w:id="80"/>
     <w:p>
       <w:pPr>
         <w:pStyle w:val="FirstParagraph"/>
@@ -33019,7 +33334,7 @@
         </m:oMath>
       </m:oMathPara>
     </w:p>
-    <w:bookmarkStart w:id="68" w:name="rem-matrix-product-tensor"/>
+    <w:bookmarkStart w:id="81" w:name="rem-matrix-product-tensor"/>
     <w:p>
       <w:pPr>
         <w:pStyle w:val="FirstParagraph"/>
@@ -33626,8 +33941,8 @@
         <w:t xml:space="preserve">.</w:t>
       </w:r>
     </w:p>
-    <w:bookmarkEnd w:id="68"/>
-    <w:bookmarkStart w:id="69" w:name="exm-deriv-matrix-product-matrix"/>
+    <w:bookmarkEnd w:id="81"/>
+    <w:bookmarkStart w:id="82" w:name="exm-deriv-matrix-product-matrix"/>
     <w:p>
       <w:pPr>
         <w:pStyle w:val="BodyText"/>
@@ -34229,8 +34544,8 @@
         </m:oMath>
       </m:oMathPara>
     </w:p>
-    <w:bookmarkEnd w:id="69"/>
-    <w:bookmarkStart w:id="70" w:name="exr-gradient-of-linear"/>
+    <w:bookmarkEnd w:id="82"/>
+    <w:bookmarkStart w:id="83" w:name="exr-gradient-of-linear"/>
     <w:p>
       <w:pPr>
         <w:pStyle w:val="FirstParagraph"/>
@@ -34593,8 +34908,8 @@
         <w:t xml:space="preserve">and say what is unusual about the answer.</w:t>
       </w:r>
     </w:p>
-    <w:bookmarkEnd w:id="70"/>
-    <w:bookmarkStart w:id="71" w:name="sol-gradient-of-linear"/>
+    <w:bookmarkEnd w:id="83"/>
+    <w:bookmarkStart w:id="84" w:name="sol-gradient-of-linear"/>
     <w:p>
       <w:pPr>
         <w:pStyle w:val="BodyText"/>
@@ -35302,9 +35617,9 @@
         <w:t xml:space="preserve">and the downhill direction has to be worked out afresh at every step.</w:t>
       </w:r>
     </w:p>
-    <w:bookmarkEnd w:id="71"/>
-    <w:bookmarkEnd w:id="72"/>
-    <w:bookmarkStart w:id="76" w:name="sec-additional-resources"/>
+    <w:bookmarkEnd w:id="84"/>
+    <w:bookmarkEnd w:id="85"/>
+    <w:bookmarkStart w:id="89" w:name="sec-additional-resources"/>
     <w:p>
       <w:pPr>
         <w:pStyle w:val="Heading2"/>
@@ -35323,7 +35638,7 @@
       <w:r>
         <w:t xml:space="preserve"> </w:t>
       </w:r>
-      <w:hyperlink r:id="rId73">
+      <w:hyperlink r:id="rId86">
         <w:r>
           <w:rPr>
             <w:rStyle w:val="Hyperlink"/>
@@ -35352,10 +35667,10 @@
         <w:pStyle w:val="Compact"/>
         <w:numPr>
           <w:ilvl w:val="0"/>
-          <w:numId w:val="1002"/>
+          <w:numId w:val="1003"/>
         </w:numPr>
       </w:pPr>
-      <w:hyperlink r:id="rId74">
+      <w:hyperlink r:id="rId87">
         <w:r>
           <w:rPr>
             <w:rStyle w:val="Hyperlink"/>
@@ -35369,7 +35684,7 @@
       <w:r>
         <w:t xml:space="preserve"> </w:t>
       </w:r>
-      <w:hyperlink r:id="rId75">
+      <w:hyperlink r:id="rId88">
         <w:r>
           <w:rPr>
             <w:rStyle w:val="Hyperlink"/>
@@ -35402,8 +35717,8 @@
         </w:r>
       </w:hyperlink>
     </w:p>
-    <w:bookmarkEnd w:id="76"/>
-    <w:bookmarkStart w:id="82" w:name="references"/>
+    <w:bookmarkEnd w:id="89"/>
+    <w:bookmarkStart w:id="95" w:name="references"/>
     <w:p>
       <w:pPr>
         <w:pStyle w:val="Heading2"/>
@@ -35412,8 +35727,8 @@
         <w:t xml:space="preserve">References</w:t>
       </w:r>
     </w:p>
-    <w:bookmarkStart w:id="81" w:name="refs"/>
-    <w:bookmarkStart w:id="78" w:name="ref-fieller2018basics"/>
+    <w:bookmarkStart w:id="94" w:name="refs"/>
+    <w:bookmarkStart w:id="91" w:name="ref-fieller2018basics"/>
     <w:p>
       <w:pPr>
         <w:pStyle w:val="Bibliography"/>
@@ -35451,7 +35766,7 @@
       <w:r>
         <w:t xml:space="preserve"> </w:t>
       </w:r>
-      <w:hyperlink r:id="rId77">
+      <w:hyperlink r:id="rId90">
         <w:r>
           <w:rPr>
             <w:rStyle w:val="Hyperlink"/>
@@ -35463,8 +35778,8 @@
         <w:t xml:space="preserve">.</w:t>
       </w:r>
     </w:p>
-    <w:bookmarkEnd w:id="78"/>
-    <w:bookmarkStart w:id="80" w:name="ref-hutchinson_wwu_ml_videos"/>
+    <w:bookmarkEnd w:id="91"/>
+    <w:bookmarkStart w:id="93" w:name="ref-hutchinson_wwu_ml_videos"/>
     <w:p>
       <w:pPr>
         <w:pStyle w:val="Bibliography"/>
@@ -35530,7 +35845,7 @@
       <w:r>
         <w:t xml:space="preserve"> </w:t>
       </w:r>
-      <w:hyperlink r:id="rId79">
+      <w:hyperlink r:id="rId92">
         <w:r>
           <w:rPr>
             <w:rStyle w:val="Hyperlink"/>
@@ -35542,9 +35857,9 @@
         <w:t xml:space="preserve">.</w:t>
       </w:r>
     </w:p>
-    <w:bookmarkEnd w:id="80"/>
-    <w:bookmarkEnd w:id="81"/>
-    <w:bookmarkEnd w:id="82"/>
+    <w:bookmarkEnd w:id="93"/>
+    <w:bookmarkEnd w:id="94"/>
+    <w:bookmarkEnd w:id="95"/>
     <w:sectPr>
       <w:footnotePr>
         <w:numRestart w:val="eachSect"/>
@@ -35649,91 +35964,6 @@
     <w:lvl w:ilvl="8">
       <w:numFmt w:val="bullet"/>
       <w:lvlText w:val=" "/>
-      <w:lvlJc w:val="left"/>
-      <w:pPr>
-        <w:ind w:left="6480" w:hanging="360"/>
-      </w:pPr>
-    </w:lvl>
-  </w:abstractNum>
-  <w:abstractNum w:abstractNumId="99411">
-    <w:nsid w:val="00A99411"/>
-    <w:multiLevelType w:val="multilevel"/>
-    <w:lvl w:ilvl="0">
-      <w:start w:val="1"/>
-      <w:numFmt w:val="decimal"/>
-      <w:lvlText w:val="%1."/>
-      <w:lvlJc w:val="left"/>
-      <w:pPr>
-        <w:ind w:left="720" w:hanging="360"/>
-      </w:pPr>
-    </w:lvl>
-    <w:lvl w:ilvl="1">
-      <w:start w:val="1"/>
-      <w:numFmt w:val="decimal"/>
-      <w:lvlText w:val="%2."/>
-      <w:lvlJc w:val="left"/>
-      <w:pPr>
-        <w:ind w:left="1440" w:hanging="360"/>
-      </w:pPr>
-    </w:lvl>
-    <w:lvl w:ilvl="2">
-      <w:start w:val="1"/>
-      <w:numFmt w:val="decimal"/>
-      <w:lvlText w:val="%3."/>
-      <w:lvlJc w:val="left"/>
-      <w:pPr>
-        <w:ind w:left="2160" w:hanging="360"/>
-      </w:pPr>
-    </w:lvl>
-    <w:lvl w:ilvl="3">
-      <w:start w:val="1"/>
-      <w:numFmt w:val="decimal"/>
-      <w:lvlText w:val="%4."/>
-      <w:lvlJc w:val="left"/>
-      <w:pPr>
-        <w:ind w:left="2880" w:hanging="360"/>
-      </w:pPr>
-    </w:lvl>
-    <w:lvl w:ilvl="4">
-      <w:start w:val="1"/>
-      <w:numFmt w:val="decimal"/>
-      <w:lvlText w:val="%5."/>
-      <w:lvlJc w:val="left"/>
-      <w:pPr>
-        <w:ind w:left="3600" w:hanging="360"/>
-      </w:pPr>
-    </w:lvl>
-    <w:lvl w:ilvl="5">
-      <w:start w:val="1"/>
-      <w:numFmt w:val="decimal"/>
-      <w:lvlText w:val="%6."/>
-      <w:lvlJc w:val="left"/>
-      <w:pPr>
-        <w:ind w:left="4320" w:hanging="360"/>
-      </w:pPr>
-    </w:lvl>
-    <w:lvl w:ilvl="6">
-      <w:start w:val="1"/>
-      <w:numFmt w:val="decimal"/>
-      <w:lvlText w:val="%7."/>
-      <w:lvlJc w:val="left"/>
-      <w:pPr>
-        <w:ind w:left="5040" w:hanging="360"/>
-      </w:pPr>
-    </w:lvl>
-    <w:lvl w:ilvl="7">
-      <w:start w:val="1"/>
-      <w:numFmt w:val="decimal"/>
-      <w:lvlText w:val="%8."/>
-      <w:lvlJc w:val="left"/>
-      <w:pPr>
-        <w:ind w:left="5760" w:hanging="360"/>
-      </w:pPr>
-    </w:lvl>
-    <w:lvl w:ilvl="8">
-      <w:start w:val="1"/>
-      <w:numFmt w:val="decimal"/>
-      <w:lvlText w:val="%9."/>
       <w:lvlJc w:val="left"/>
       <w:pPr>
         <w:ind w:left="6480" w:hanging="360"/>
@@ -35843,10 +36073,98 @@
       </w:rPr>
     </w:lvl>
   </w:abstractNum>
+  <w:abstractNum w:abstractNumId="99411">
+    <w:nsid w:val="00A99411"/>
+    <w:multiLevelType w:val="multilevel"/>
+    <w:lvl w:ilvl="0">
+      <w:start w:val="1"/>
+      <w:numFmt w:val="decimal"/>
+      <w:lvlText w:val="%1."/>
+      <w:lvlJc w:val="left"/>
+      <w:pPr>
+        <w:ind w:left="720" w:hanging="360"/>
+      </w:pPr>
+    </w:lvl>
+    <w:lvl w:ilvl="1">
+      <w:start w:val="1"/>
+      <w:numFmt w:val="decimal"/>
+      <w:lvlText w:val="%2."/>
+      <w:lvlJc w:val="left"/>
+      <w:pPr>
+        <w:ind w:left="1440" w:hanging="360"/>
+      </w:pPr>
+    </w:lvl>
+    <w:lvl w:ilvl="2">
+      <w:start w:val="1"/>
+      <w:numFmt w:val="decimal"/>
+      <w:lvlText w:val="%3."/>
+      <w:lvlJc w:val="left"/>
+      <w:pPr>
+        <w:ind w:left="2160" w:hanging="360"/>
+      </w:pPr>
+    </w:lvl>
+    <w:lvl w:ilvl="3">
+      <w:start w:val="1"/>
+      <w:numFmt w:val="decimal"/>
+      <w:lvlText w:val="%4."/>
+      <w:lvlJc w:val="left"/>
+      <w:pPr>
+        <w:ind w:left="2880" w:hanging="360"/>
+      </w:pPr>
+    </w:lvl>
+    <w:lvl w:ilvl="4">
+      <w:start w:val="1"/>
+      <w:numFmt w:val="decimal"/>
+      <w:lvlText w:val="%5."/>
+      <w:lvlJc w:val="left"/>
+      <w:pPr>
+        <w:ind w:left="3600" w:hanging="360"/>
+      </w:pPr>
+    </w:lvl>
+    <w:lvl w:ilvl="5">
+      <w:start w:val="1"/>
+      <w:numFmt w:val="decimal"/>
+      <w:lvlText w:val="%6."/>
+      <w:lvlJc w:val="left"/>
+      <w:pPr>
+        <w:ind w:left="4320" w:hanging="360"/>
+      </w:pPr>
+    </w:lvl>
+    <w:lvl w:ilvl="6">
+      <w:start w:val="1"/>
+      <w:numFmt w:val="decimal"/>
+      <w:lvlText w:val="%7."/>
+      <w:lvlJc w:val="left"/>
+      <w:pPr>
+        <w:ind w:left="5040" w:hanging="360"/>
+      </w:pPr>
+    </w:lvl>
+    <w:lvl w:ilvl="7">
+      <w:start w:val="1"/>
+      <w:numFmt w:val="decimal"/>
+      <w:lvlText w:val="%8."/>
+      <w:lvlJc w:val="left"/>
+      <w:pPr>
+        <w:ind w:left="5760" w:hanging="360"/>
+      </w:pPr>
+    </w:lvl>
+    <w:lvl w:ilvl="8">
+      <w:start w:val="1"/>
+      <w:numFmt w:val="decimal"/>
+      <w:lvlText w:val="%9."/>
+      <w:lvlJc w:val="left"/>
+      <w:pPr>
+        <w:ind w:left="6480" w:hanging="360"/>
+      </w:pPr>
+    </w:lvl>
+  </w:abstractNum>
   <w:num w:numId="1000">
     <w:abstractNumId w:val="990"/>
   </w:num>
   <w:num w:numId="1001">
+    <w:abstractNumId w:val="991"/>
+  </w:num>
+  <w:num w:numId="1002">
     <w:abstractNumId w:val="99411"/>
     <w:lvlOverride w:ilvl="0">
       <w:startOverride w:val="1"/>
@@ -35876,7 +36194,7 @@
       <w:startOverride w:val="1"/>
     </w:lvlOverride>
   </w:num>
-  <w:num w:numId="1002">
+  <w:num w:numId="1003">
     <w:abstractNumId w:val="991"/>
   </w:num>
 </w:numbering>

--- a/vector-calculus.docx
+++ b/vector-calculus.docx
@@ -15,7 +15,7 @@
         <w:pStyle w:val="Date"/>
       </w:pPr>
       <w:r>
-        <w:t xml:space="preserve">Last modified: 2026-10-03 12:42:49 (PDT)</w:t>
+        <w:t xml:space="preserve">Last modified: 2026-10-03 13:02:29 (PDT)</w:t>
       </w:r>
     </w:p>
     <w:p>

--- a/vector-calculus.docx
+++ b/vector-calculus.docx
@@ -15,7 +15,7 @@
         <w:pStyle w:val="Date"/>
       </w:pPr>
       <w:r>
-        <w:t xml:space="preserve">Last modified: 2026-10-03 13:02:29 (PDT)</w:t>
+        <w:t xml:space="preserve">Last modified: 2026-10-03 14:54:29 (PDT)</w:t>
       </w:r>
     </w:p>
     <w:p>
@@ -35625,7 +35625,37 @@
         <w:pStyle w:val="Heading2"/>
       </w:pPr>
       <w:r>
-        <w:t xml:space="preserve">2 Additional resources</w:t>
+        <w:t xml:space="preserve">2 Further reading</w:t>
+      </w:r>
+    </w:p>
+    <w:p>
+      <w:pPr>
+        <w:pStyle w:val="Compact"/>
+        <w:numPr>
+          <w:ilvl w:val="0"/>
+          <w:numId w:val="1003"/>
+        </w:numPr>
+      </w:pPr>
+      <w:r>
+        <w:t xml:space="preserve">Marsden and Tromba (2013)</w:t>
+      </w:r>
+      <w:r>
+        <w:t xml:space="preserve"> </w:t>
+      </w:r>
+      <w:r>
+        <w:t xml:space="preserve">is a standard textbook on multivariable and vector calculus.</w:t>
+      </w:r>
+      <w:r>
+        <w:t xml:space="preserve"> </w:t>
+      </w:r>
+      <w:r>
+        <w:t xml:space="preserve">It covers differentiation of functions of several variables, multiple integrals,</w:t>
+      </w:r>
+      <w:r>
+        <w:t xml:space="preserve"> </w:t>
+      </w:r>
+      <w:r>
+        <w:t xml:space="preserve">line and surface integrals, and the theorems of Green, Gauss, and Stokes.</w:t>
       </w:r>
     </w:p>
     <w:p>
@@ -35655,7 +35685,7 @@
           <w:rPr>
             <w:rStyle w:val="Hyperlink"/>
           </w:rPr>
-          <w:t xml:space="preserve">references</w:t>
+          <w:t xml:space="preserve">further reading</w:t>
         </w:r>
       </w:hyperlink>
       <w:r>
@@ -35667,7 +35697,7 @@
         <w:pStyle w:val="Compact"/>
         <w:numPr>
           <w:ilvl w:val="0"/>
-          <w:numId w:val="1003"/>
+          <w:numId w:val="1004"/>
         </w:numPr>
       </w:pPr>
       <w:hyperlink r:id="rId87">
@@ -35718,7 +35748,7 @@
       </w:hyperlink>
     </w:p>
     <w:bookmarkEnd w:id="89"/>
-    <w:bookmarkStart w:id="95" w:name="references"/>
+    <w:bookmarkStart w:id="97" w:name="references"/>
     <w:p>
       <w:pPr>
         <w:pStyle w:val="Heading2"/>
@@ -35727,7 +35757,7 @@
         <w:t xml:space="preserve">References</w:t>
       </w:r>
     </w:p>
-    <w:bookmarkStart w:id="94" w:name="refs"/>
+    <w:bookmarkStart w:id="96" w:name="refs"/>
     <w:bookmarkStart w:id="91" w:name="ref-fieller2018basics"/>
     <w:p>
       <w:pPr>
@@ -35858,8 +35888,45 @@
       </w:r>
     </w:p>
     <w:bookmarkEnd w:id="93"/>
-    <w:bookmarkEnd w:id="94"/>
+    <w:bookmarkStart w:id="95" w:name="ref-marsden2013vector"/>
+    <w:p>
+      <w:pPr>
+        <w:pStyle w:val="Bibliography"/>
+      </w:pPr>
+      <w:r>
+        <w:t xml:space="preserve">Marsden, Jerrold E., and Anthony Tromba. 2013.</w:t>
+      </w:r>
+      <w:r>
+        <w:t xml:space="preserve"> </w:t>
+      </w:r>
+      <w:r>
+        <w:rPr>
+          <w:i/>
+          <w:iCs/>
+        </w:rPr>
+        <w:t xml:space="preserve">Vector Calculus</w:t>
+      </w:r>
+      <w:r>
+        <w:t xml:space="preserve">. 6th ed. Macmillan Learning.</w:t>
+      </w:r>
+      <w:r>
+        <w:t xml:space="preserve"> </w:t>
+      </w:r>
+      <w:hyperlink r:id="rId94">
+        <w:r>
+          <w:rPr>
+            <w:rStyle w:val="Hyperlink"/>
+          </w:rPr>
+          <w:t xml:space="preserve">https://www.macmillanlearning.com/college/us/product/Vector-Calculus/p/1429215089</w:t>
+        </w:r>
+      </w:hyperlink>
+      <w:r>
+        <w:t xml:space="preserve">.</w:t>
+      </w:r>
+    </w:p>
     <w:bookmarkEnd w:id="95"/>
+    <w:bookmarkEnd w:id="96"/>
+    <w:bookmarkEnd w:id="97"/>
     <w:sectPr>
       <w:footnotePr>
         <w:numRestart w:val="eachSect"/>
@@ -36195,6 +36262,9 @@
     </w:lvlOverride>
   </w:num>
   <w:num w:numId="1003">
+    <w:abstractNumId w:val="991"/>
+  </w:num>
+  <w:num w:numId="1004">
     <w:abstractNumId w:val="991"/>
   </w:num>
 </w:numbering>

--- a/vector-calculus.docx
+++ b/vector-calculus.docx
@@ -15,7 +15,7 @@
         <w:pStyle w:val="Date"/>
       </w:pPr>
       <w:r>
-        <w:t xml:space="preserve">Last modified: 2026-10-03 14:54:29 (PDT)</w:t>
+        <w:t xml:space="preserve">Last modified: 2026-10-03 18:50:04 (PDT)</w:t>
       </w:r>
     </w:p>
     <w:p>

--- a/vector-calculus.docx
+++ b/vector-calculus.docx
@@ -15,7 +15,7 @@
         <w:pStyle w:val="Date"/>
       </w:pPr>
       <w:r>
-        <w:t xml:space="preserve">Last modified: 2026-10-03 18:50:04 (PDT)</w:t>
+        <w:t xml:space="preserve">Last modified: 2026-10-04 11:54:41 (PDT)</w:t>
       </w:r>
     </w:p>
     <w:p>

--- a/vector-calculus.docx
+++ b/vector-calculus.docx
@@ -15,7 +15,7 @@
         <w:pStyle w:val="Date"/>
       </w:pPr>
       <w:r>
-        <w:t xml:space="preserve">Last modified: 2026-10-04 11:54:41 (PDT)</w:t>
+        <w:t xml:space="preserve">Last modified: 2026-10-04 13:18:13 (PDT)</w:t>
       </w:r>
     </w:p>
     <w:p>

--- a/vector-calculus.docx
+++ b/vector-calculus.docx
@@ -15,7 +15,7 @@
         <w:pStyle w:val="Date"/>
       </w:pPr>
       <w:r>
-        <w:t xml:space="preserve">Last modified: 2026-10-04 13:18:13 (PDT)</w:t>
+        <w:t xml:space="preserve">Last modified: 2026-10-04 21:55:44 (PDT)</w:t>
       </w:r>
     </w:p>
     <w:p>

--- a/vector-calculus.docx
+++ b/vector-calculus.docx
@@ -15,7 +15,7 @@
         <w:pStyle w:val="Date"/>
       </w:pPr>
       <w:r>
-        <w:t xml:space="preserve">Last modified: 2026-10-04 21:55:44 (PDT)</w:t>
+        <w:t xml:space="preserve">Last modified: 2026-10-04 22:36:24 (PDT)</w:t>
       </w:r>
     </w:p>
     <w:p>

--- a/vector-calculus.docx
+++ b/vector-calculus.docx
@@ -15,7 +15,7 @@
         <w:pStyle w:val="Date"/>
       </w:pPr>
       <w:r>
-        <w:t xml:space="preserve">Last modified: 2026-10-04 22:36:24 (PDT)</w:t>
+        <w:t xml:space="preserve">Last modified: 2026-10-04 23:17:45 (PDT)</w:t>
       </w:r>
     </w:p>
     <w:p>

--- a/vector-calculus.docx
+++ b/vector-calculus.docx
@@ -15,7 +15,7 @@
         <w:pStyle w:val="Date"/>
       </w:pPr>
       <w:r>
-        <w:t xml:space="preserve">Last modified: 2026-10-04 23:17:45 (PDT)</w:t>
+        <w:t xml:space="preserve">Last modified: 2026-10-04 23:54:11 (PDT)</w:t>
       </w:r>
     </w:p>
     <w:p>

--- a/vector-calculus.docx
+++ b/vector-calculus.docx
@@ -15,7 +15,7 @@
         <w:pStyle w:val="Date"/>
       </w:pPr>
       <w:r>
-        <w:t xml:space="preserve">Last modified: 2026-10-04 23:54:11 (PDT)</w:t>
+        <w:t xml:space="preserve">Last modified: 2026-10-05 00:18:33 (PDT)</w:t>
       </w:r>
     </w:p>
     <w:p>

--- a/vector-calculus.docx
+++ b/vector-calculus.docx
@@ -15,7 +15,7 @@
         <w:pStyle w:val="Date"/>
       </w:pPr>
       <w:r>
-        <w:t xml:space="preserve">Last modified: 2026-10-05 00:18:33 (PDT)</w:t>
+        <w:t xml:space="preserve">Last modified: 2026-10-05 02:00:13 (PDT)</w:t>
       </w:r>
     </w:p>
     <w:p>

--- a/vector-calculus.docx
+++ b/vector-calculus.docx
@@ -15,7 +15,7 @@
         <w:pStyle w:val="Date"/>
       </w:pPr>
       <w:r>
-        <w:t xml:space="preserve">Last modified: 2026-10-05 02:00:13 (PDT)</w:t>
+        <w:t xml:space="preserve">Last modified: 2026-10-05 02:18:43 (PDT)</w:t>
       </w:r>
     </w:p>
     <w:p>

--- a/vector-calculus.docx
+++ b/vector-calculus.docx
@@ -15,7 +15,7 @@
         <w:pStyle w:val="Date"/>
       </w:pPr>
       <w:r>
-        <w:t xml:space="preserve">Last modified: 2026-10-05 02:18:43 (PDT)</w:t>
+        <w:t xml:space="preserve">Last modified: 2026-10-05 02:50:19 (PDT)</w:t>
       </w:r>
     </w:p>
     <w:p>

--- a/vector-calculus.docx
+++ b/vector-calculus.docx
@@ -15,7 +15,7 @@
         <w:pStyle w:val="Date"/>
       </w:pPr>
       <w:r>
-        <w:t xml:space="preserve">Last modified: 2026-10-05 02:50:19 (PDT)</w:t>
+        <w:t xml:space="preserve">Last modified: 2026-10-05 03:22:45 (PDT)</w:t>
       </w:r>
     </w:p>
     <w:p>

--- a/vector-calculus.docx
+++ b/vector-calculus.docx
@@ -15,7 +15,7 @@
         <w:pStyle w:val="Date"/>
       </w:pPr>
       <w:r>
-        <w:t xml:space="preserve">Last modified: 2026-10-07 18:59:31 (PDT)</w:t>
+        <w:t xml:space="preserve">Last modified: 2026-10-08 13:29:17 (PDT)</w:t>
       </w:r>
     </w:p>
     <w:p>

--- a/vector-calculus.docx
+++ b/vector-calculus.docx
@@ -15,7 +15,7 @@
         <w:pStyle w:val="Date"/>
       </w:pPr>
       <w:r>
-        <w:t xml:space="preserve">Last modified: 2026-10-08 13:29:17 (PDT)</w:t>
+        <w:t xml:space="preserve">Last modified: 2026-10-08 14:38:49 (PDT)</w:t>
       </w:r>
     </w:p>
     <w:p>

--- a/vector-calculus.docx
+++ b/vector-calculus.docx
@@ -15,7 +15,7 @@
         <w:pStyle w:val="Date"/>
       </w:pPr>
       <w:r>
-        <w:t xml:space="preserve">Last modified: 2026-10-08 14:38:49 (PDT)</w:t>
+        <w:t xml:space="preserve">Last modified: 2026-10-08 15:39:12 (PDT)</w:t>
       </w:r>
     </w:p>
     <w:p>

--- a/vector-calculus.docx
+++ b/vector-calculus.docx
@@ -15,7 +15,7 @@
         <w:pStyle w:val="Date"/>
       </w:pPr>
       <w:r>
-        <w:t xml:space="preserve">Last modified: 2026-10-08 15:39:12 (PDT)</w:t>
+        <w:t xml:space="preserve">Last modified: 2026-10-08 23:13:21 (UTC)</w:t>
       </w:r>
     </w:p>
     <w:p>

--- a/vector-calculus.docx
+++ b/vector-calculus.docx
@@ -15,7 +15,7 @@
         <w:pStyle w:val="Date"/>
       </w:pPr>
       <w:r>
-        <w:t xml:space="preserve">Last modified: 2026-10-08 23:13:21 (UTC)</w:t>
+        <w:t xml:space="preserve">Last modified: 2026-10-09 00:29:41 (UTC)</w:t>
       </w:r>
     </w:p>
     <w:p>
@@ -39909,9 +39909,16 @@
             <m:e>
               <m:sSubSup>
                 <m:e>
-                  <m:r>
-                    <m:t>ε</m:t>
-                  </m:r>
+                  <m:acc>
+                    <m:accPr>
+                      <m:chr m:val="̃"/>
+                    </m:accPr>
+                    <m:e>
+                      <m:r>
+                        <m:t>ε</m:t>
+                      </m:r>
+                    </m:e>
+                  </m:acc>
                 </m:e>
                 <m:sub>
                   <m:r>

--- a/vector-calculus.docx
+++ b/vector-calculus.docx
@@ -15,7 +15,7 @@
         <w:pStyle w:val="Date"/>
       </w:pPr>
       <w:r>
-        <w:t xml:space="preserve">Last modified: 2026-10-09 00:29:41 (UTC)</w:t>
+        <w:t xml:space="preserve">Last modified: 2026-10-08 18:28:41 (PDT)</w:t>
       </w:r>
     </w:p>
     <w:p>
@@ -6632,28 +6632,22 @@
           </m:rPr>
           <m:t>=</m:t>
         </m:r>
-        <m:sSup>
+        <m:acc>
+          <m:accPr>
+            <m:chr m:val="̃"/>
+          </m:accPr>
           <m:e>
-            <m:acc>
-              <m:accPr>
-                <m:chr m:val="̃"/>
-              </m:accPr>
-              <m:e>
-                <m:r>
-                  <m:t>x</m:t>
-                </m:r>
-              </m:e>
-            </m:acc>
+            <m:r>
+              <m:t>x</m:t>
+            </m:r>
           </m:e>
-          <m:sup>
-            <m:r>
-              <m:rPr>
-                <m:sty m:val="p"/>
-              </m:rPr>
-              <m:t>⊤</m:t>
-            </m:r>
-          </m:sup>
-        </m:sSup>
+        </m:acc>
+        <m:r>
+          <m:rPr>
+            <m:sty m:val="p"/>
+          </m:rPr>
+          <m:t>⋅</m:t>
+        </m:r>
         <m:acc>
           <m:accPr>
             <m:chr m:val="̃"/>
@@ -12596,28 +12590,22 @@
           </m:rPr>
           <m:t>=</m:t>
         </m:r>
-        <m:sSup>
+        <m:acc>
+          <m:accPr>
+            <m:chr m:val="̃"/>
+          </m:accPr>
           <m:e>
-            <m:acc>
-              <m:accPr>
-                <m:chr m:val="̃"/>
-              </m:accPr>
-              <m:e>
-                <m:r>
-                  <m:t>x</m:t>
-                </m:r>
-              </m:e>
-            </m:acc>
+            <m:r>
+              <m:t>x</m:t>
+            </m:r>
           </m:e>
-          <m:sup>
-            <m:r>
-              <m:rPr>
-                <m:sty m:val="p"/>
-              </m:rPr>
-              <m:t>⊤</m:t>
-            </m:r>
-          </m:sup>
-        </m:sSup>
+        </m:acc>
+        <m:r>
+          <m:rPr>
+            <m:sty m:val="p"/>
+          </m:rPr>
+          <m:t>⋅</m:t>
+        </m:r>
         <m:acc>
           <m:accPr>
             <m:chr m:val="̃"/>
@@ -37984,28 +37972,22 @@
                     </m:rPr>
                     <m:t>(</m:t>
                   </m:r>
-                  <m:sSup>
+                  <m:acc>
+                    <m:accPr>
+                      <m:chr m:val="̃"/>
+                    </m:accPr>
                     <m:e>
-                      <m:acc>
-                        <m:accPr>
-                          <m:chr m:val="̃"/>
-                        </m:accPr>
-                        <m:e>
-                          <m:r>
-                            <m:t>β</m:t>
-                          </m:r>
-                        </m:e>
-                      </m:acc>
+                      <m:r>
+                        <m:t>β</m:t>
+                      </m:r>
                     </m:e>
-                    <m:sup>
-                      <m:r>
-                        <m:rPr>
-                          <m:sty m:val="p"/>
-                        </m:rPr>
-                        <m:t>⊤</m:t>
-                      </m:r>
-                    </m:sup>
-                  </m:sSup>
+                  </m:acc>
+                  <m:r>
+                    <m:rPr>
+                      <m:sty m:val="p"/>
+                    </m:rPr>
+                    <m:t>⋅</m:t>
+                  </m:r>
                   <m:acc>
                     <m:accPr>
                       <m:chr m:val="̃"/>
@@ -38249,6 +38231,84 @@
                 </m:rPr>
                 <m:t>(</m:t>
               </m:r>
+              <m:acc>
+                <m:accPr>
+                  <m:chr m:val="̃"/>
+                </m:accPr>
+                <m:e>
+                  <m:r>
+                    <m:t>β</m:t>
+                  </m:r>
+                </m:e>
+              </m:acc>
+              <m:r>
+                <m:rPr>
+                  <m:sty m:val="p"/>
+                </m:rPr>
+                <m:t>⋅</m:t>
+              </m:r>
+              <m:acc>
+                <m:accPr>
+                  <m:chr m:val="̃"/>
+                </m:accPr>
+                <m:e>
+                  <m:r>
+                    <m:t>β</m:t>
+                  </m:r>
+                </m:e>
+              </m:acc>
+              <m:r>
+                <m:rPr>
+                  <m:sty m:val="p"/>
+                </m:rPr>
+                <m:t>)</m:t>
+              </m:r>
+              <m:r>
+                <m:t>&amp;</m:t>
+              </m:r>
+              <m:r>
+                <m:rPr>
+                  <m:sty m:val="p"/>
+                </m:rPr>
+                <m:t>=</m:t>
+              </m:r>
+              <m:f>
+                <m:fPr>
+                  <m:type m:val="bar"/>
+                </m:fPr>
+                <m:num>
+                  <m:r>
+                    <m:rPr>
+                      <m:sty m:val="p"/>
+                    </m:rPr>
+                    <m:t>∂</m:t>
+                  </m:r>
+                </m:num>
+                <m:den>
+                  <m:r>
+                    <m:rPr>
+                      <m:sty m:val="p"/>
+                    </m:rPr>
+                    <m:t>∂</m:t>
+                  </m:r>
+                  <m:acc>
+                    <m:accPr>
+                      <m:chr m:val="̃"/>
+                    </m:accPr>
+                    <m:e>
+                      <m:r>
+                        <m:t>β</m:t>
+                      </m:r>
+                    </m:e>
+                  </m:acc>
+                </m:den>
+              </m:f>
+              <m:r>
+                <m:rPr>
+                  <m:sty m:val="p"/>
+                </m:rPr>
+                <m:t>(</m:t>
+              </m:r>
               <m:sSup>
                 <m:e>
                   <m:acc>
@@ -38271,90 +38331,6 @@
                   </m:r>
                 </m:sup>
               </m:sSup>
-              <m:acc>
-                <m:accPr>
-                  <m:chr m:val="̃"/>
-                </m:accPr>
-                <m:e>
-                  <m:r>
-                    <m:t>β</m:t>
-                  </m:r>
-                </m:e>
-              </m:acc>
-              <m:r>
-                <m:rPr>
-                  <m:sty m:val="p"/>
-                </m:rPr>
-                <m:t>)</m:t>
-              </m:r>
-              <m:r>
-                <m:t>&amp;</m:t>
-              </m:r>
-              <m:r>
-                <m:rPr>
-                  <m:sty m:val="p"/>
-                </m:rPr>
-                <m:t>=</m:t>
-              </m:r>
-              <m:f>
-                <m:fPr>
-                  <m:type m:val="bar"/>
-                </m:fPr>
-                <m:num>
-                  <m:r>
-                    <m:rPr>
-                      <m:sty m:val="p"/>
-                    </m:rPr>
-                    <m:t>∂</m:t>
-                  </m:r>
-                </m:num>
-                <m:den>
-                  <m:r>
-                    <m:rPr>
-                      <m:sty m:val="p"/>
-                    </m:rPr>
-                    <m:t>∂</m:t>
-                  </m:r>
-                  <m:acc>
-                    <m:accPr>
-                      <m:chr m:val="̃"/>
-                    </m:accPr>
-                    <m:e>
-                      <m:r>
-                        <m:t>β</m:t>
-                      </m:r>
-                    </m:e>
-                  </m:acc>
-                </m:den>
-              </m:f>
-              <m:r>
-                <m:rPr>
-                  <m:sty m:val="p"/>
-                </m:rPr>
-                <m:t>(</m:t>
-              </m:r>
-              <m:sSup>
-                <m:e>
-                  <m:acc>
-                    <m:accPr>
-                      <m:chr m:val="̃"/>
-                    </m:accPr>
-                    <m:e>
-                      <m:r>
-                        <m:t>β</m:t>
-                      </m:r>
-                    </m:e>
-                  </m:acc>
-                </m:e>
-                <m:sup>
-                  <m:r>
-                    <m:rPr>
-                      <m:sty m:val="p"/>
-                    </m:rPr>
-                    <m:t>⊤</m:t>
-                  </m:r>
-                </m:sup>
-              </m:sSup>
               <m:sSub>
                 <m:e>
                   <m:r>
@@ -38738,28 +38714,6 @@
           </m:rPr>
           <m:t>(</m:t>
         </m:r>
-        <m:sSup>
-          <m:e>
-            <m:acc>
-              <m:accPr>
-                <m:chr m:val="̃"/>
-              </m:accPr>
-              <m:e>
-                <m:r>
-                  <m:t>β</m:t>
-                </m:r>
-              </m:e>
-            </m:acc>
-          </m:e>
-          <m:sup>
-            <m:r>
-              <m:rPr>
-                <m:sty m:val="p"/>
-              </m:rPr>
-              <m:t>⊤</m:t>
-            </m:r>
-          </m:sup>
-        </m:sSup>
         <m:acc>
           <m:accPr>
             <m:chr m:val="̃"/>
@@ -38774,16 +38728,7 @@
           <m:rPr>
             <m:sty m:val="p"/>
           </m:rPr>
-          <m:t>)</m:t>
-        </m:r>
-        <m:r>
-          <m:rPr>
-            <m:sty m:val="p"/>
-          </m:rPr>
-          <m:t>=</m:t>
-        </m:r>
-        <m:r>
-          <m:t>2</m:t>
+          <m:t>⋅</m:t>
         </m:r>
         <m:acc>
           <m:accPr>
@@ -38795,22 +38740,11 @@
             </m:r>
           </m:e>
         </m:acc>
-      </m:oMath>
-      <w:r>
-        <w:t xml:space="preserve">.</w:t>
-      </w:r>
-      <w:r>
-        <w:t xml:space="preserve"> </w:t>
-      </w:r>
-      <w:r>
-        <w:t xml:space="preserve">For example, with</w:t>
-      </w:r>
-      <w:r>
-        <w:t xml:space="preserve"> </w:t>
-      </w:r>
-      <m:oMath>
-        <m:r>
-          <m:t>p</m:t>
+        <m:r>
+          <m:rPr>
+            <m:sty m:val="p"/>
+          </m:rPr>
+          <m:t>)</m:t>
         </m:r>
         <m:r>
           <m:rPr>
@@ -38819,19 +38753,8 @@
           <m:t>=</m:t>
         </m:r>
         <m:r>
-          <m:t>1</m:t>
-        </m:r>
-      </m:oMath>
-      <w:r>
-        <w:t xml:space="preserve"> </w:t>
-      </w:r>
-      <w:r>
-        <w:t xml:space="preserve">and</w:t>
-      </w:r>
-      <w:r>
-        <w:t xml:space="preserve"> </w:t>
-      </w:r>
-      <m:oMath>
+          <m:t>2</m:t>
+        </m:r>
         <m:acc>
           <m:accPr>
             <m:chr m:val="̃"/>
@@ -38842,6 +38765,53 @@
             </m:r>
           </m:e>
         </m:acc>
+      </m:oMath>
+      <w:r>
+        <w:t xml:space="preserve">.</w:t>
+      </w:r>
+      <w:r>
+        <w:t xml:space="preserve"> </w:t>
+      </w:r>
+      <w:r>
+        <w:t xml:space="preserve">For example, with</w:t>
+      </w:r>
+      <w:r>
+        <w:t xml:space="preserve"> </w:t>
+      </w:r>
+      <m:oMath>
+        <m:r>
+          <m:t>p</m:t>
+        </m:r>
+        <m:r>
+          <m:rPr>
+            <m:sty m:val="p"/>
+          </m:rPr>
+          <m:t>=</m:t>
+        </m:r>
+        <m:r>
+          <m:t>1</m:t>
+        </m:r>
+      </m:oMath>
+      <w:r>
+        <w:t xml:space="preserve"> </w:t>
+      </w:r>
+      <w:r>
+        <w:t xml:space="preserve">and</w:t>
+      </w:r>
+      <w:r>
+        <w:t xml:space="preserve"> </w:t>
+      </w:r>
+      <m:oMath>
+        <m:acc>
+          <m:accPr>
+            <m:chr m:val="̃"/>
+          </m:accPr>
+          <m:e>
+            <m:r>
+              <m:t>β</m:t>
+            </m:r>
+          </m:e>
+        </m:acc>
         <m:r>
           <m:rPr>
             <m:sty m:val="p"/>
@@ -38880,28 +38850,22 @@
         <w:t xml:space="preserve"> </w:t>
       </w:r>
       <m:oMath>
-        <m:sSup>
+        <m:acc>
+          <m:accPr>
+            <m:chr m:val="̃"/>
+          </m:accPr>
           <m:e>
-            <m:acc>
-              <m:accPr>
-                <m:chr m:val="̃"/>
-              </m:accPr>
-              <m:e>
-                <m:r>
-                  <m:t>β</m:t>
-                </m:r>
-              </m:e>
-            </m:acc>
+            <m:r>
+              <m:t>β</m:t>
+            </m:r>
           </m:e>
-          <m:sup>
-            <m:r>
-              <m:rPr>
-                <m:sty m:val="p"/>
-              </m:rPr>
-              <m:t>⊤</m:t>
-            </m:r>
-          </m:sup>
-        </m:sSup>
+        </m:acc>
+        <m:r>
+          <m:rPr>
+            <m:sty m:val="p"/>
+          </m:rPr>
+          <m:t>⋅</m:t>
+        </m:r>
         <m:acc>
           <m:accPr>
             <m:chr m:val="̃"/>
@@ -39089,28 +39053,22 @@
         <w:t xml:space="preserve"> </w:t>
       </w:r>
       <m:oMath>
-        <m:sSup>
+        <m:acc>
+          <m:accPr>
+            <m:chr m:val="̃"/>
+          </m:accPr>
           <m:e>
-            <m:acc>
-              <m:accPr>
-                <m:chr m:val="̃"/>
-              </m:accPr>
-              <m:e>
-                <m:r>
-                  <m:t>β</m:t>
-                </m:r>
-              </m:e>
-            </m:acc>
+            <m:r>
+              <m:t>β</m:t>
+            </m:r>
           </m:e>
-          <m:sup>
-            <m:r>
-              <m:rPr>
-                <m:sty m:val="p"/>
-              </m:rPr>
-              <m:t>⊤</m:t>
-            </m:r>
-          </m:sup>
-        </m:sSup>
+        </m:acc>
+        <m:r>
+          <m:rPr>
+            <m:sty m:val="p"/>
+          </m:rPr>
+          <m:t>⋅</m:t>
+        </m:r>
         <m:acc>
           <m:accPr>
             <m:chr m:val="̃"/>
@@ -39242,28 +39200,22 @@
                     </m:rPr>
                     <m:t>(</m:t>
                   </m:r>
-                  <m:sSup>
+                  <m:acc>
+                    <m:accPr>
+                      <m:chr m:val="̃"/>
+                    </m:accPr>
                     <m:e>
-                      <m:acc>
-                        <m:accPr>
-                          <m:chr m:val="̃"/>
-                        </m:accPr>
-                        <m:e>
-                          <m:r>
-                            <m:t>β</m:t>
-                          </m:r>
-                        </m:e>
-                      </m:acc>
+                      <m:r>
+                        <m:t>β</m:t>
+                      </m:r>
                     </m:e>
-                    <m:sup>
-                      <m:r>
-                        <m:rPr>
-                          <m:sty m:val="p"/>
-                        </m:rPr>
-                        <m:t>⊤</m:t>
-                      </m:r>
-                    </m:sup>
-                  </m:sSup>
+                  </m:acc>
+                  <m:r>
+                    <m:rPr>
+                      <m:sty m:val="p"/>
+                    </m:rPr>
+                    <m:t>⋅</m:t>
+                  </m:r>
                   <m:acc>
                     <m:accPr>
                       <m:chr m:val="̃"/>

--- a/vector-calculus.docx
+++ b/vector-calculus.docx
@@ -15,7 +15,7 @@
         <w:pStyle w:val="Date"/>
       </w:pPr>
       <w:r>
-        <w:t xml:space="preserve">Last modified: 2026-10-08 18:28:41 (PDT)</w:t>
+        <w:t xml:space="preserve">Last modified: 2026-10-08 22:26:48 (PDT)</w:t>
       </w:r>
     </w:p>
     <w:p>

--- a/vector-calculus.docx
+++ b/vector-calculus.docx
@@ -15,7 +15,7 @@
         <w:pStyle w:val="Date"/>
       </w:pPr>
       <w:r>
-        <w:t xml:space="preserve">Last modified: 2026-10-08 23:17:53 (PDT)</w:t>
+        <w:t xml:space="preserve">Last modified: 2026-10-08 23:33:31 (PDT)</w:t>
       </w:r>
     </w:p>
     <w:p>

--- a/vector-calculus.docx
+++ b/vector-calculus.docx
@@ -15,7 +15,7 @@
         <w:pStyle w:val="Date"/>
       </w:pPr>
       <w:r>
-        <w:t xml:space="preserve">Last modified: 2026-10-08 23:33:31 (PDT)</w:t>
+        <w:t xml:space="preserve">Last modified: 2026-10-09 02:04:21 (PDT)</w:t>
       </w:r>
     </w:p>
     <w:p>

--- a/vector-calculus.docx
+++ b/vector-calculus.docx
@@ -15,7 +15,7 @@
         <w:pStyle w:val="Date"/>
       </w:pPr>
       <w:r>
-        <w:t xml:space="preserve">Last modified: 2026-10-09 02:04:21 (PDT)</w:t>
+        <w:t xml:space="preserve">Last modified: 2026-10-09 09:50:57 (PDT)</w:t>
       </w:r>
     </w:p>
     <w:p>
@@ -31078,7 +31078,7 @@
       </w:r>
       <m:oMath>
         <m:r>
-          <m:t>ℓ</m:t>
+          <m:t>k</m:t>
         </m:r>
         <m:r>
           <m:rPr>
@@ -31393,7 +31393,7 @@
                 <m:t>×</m:t>
               </m:r>
               <m:r>
-                <m:t>ℓ</m:t>
+                <m:t>k</m:t>
               </m:r>
             </m:lim>
           </m:limLow>
@@ -31582,7 +31582,7 @@
                 <m:t>×</m:t>
               </m:r>
               <m:r>
-                <m:t>ℓ</m:t>
+                <m:t>k</m:t>
               </m:r>
             </m:lim>
           </m:limLow>
@@ -31629,7 +31629,7 @@
       </w:r>
       <m:oMath>
         <m:r>
-          <m:t>ℓ</m:t>
+          <m:t>k</m:t>
         </m:r>
         <m:r>
           <m:rPr>

--- a/vector-calculus.docx
+++ b/vector-calculus.docx
@@ -15,7 +15,7 @@
         <w:pStyle w:val="Date"/>
       </w:pPr>
       <w:r>
-        <w:t xml:space="preserve">Last modified: 2026-10-09 09:50:57 (PDT)</w:t>
+        <w:t xml:space="preserve">Last modified: 2026-10-09 10:07:51 (PDT)</w:t>
       </w:r>
     </w:p>
     <w:p>

--- a/vector-calculus.docx
+++ b/vector-calculus.docx
@@ -15,7 +15,7 @@
         <w:pStyle w:val="Date"/>
       </w:pPr>
       <w:r>
-        <w:t xml:space="preserve">Last modified: 2026-10-09 10:07:51 (PDT)</w:t>
+        <w:t xml:space="preserve">Last modified: 2026-10-09 10:27:12 (PDT)</w:t>
       </w:r>
     </w:p>
     <w:p>

--- a/vector-calculus.docx
+++ b/vector-calculus.docx
@@ -15,7 +15,7 @@
         <w:pStyle w:val="Date"/>
       </w:pPr>
       <w:r>
-        <w:t xml:space="preserve">Last modified: 2026-10-09 10:27:12 (PDT)</w:t>
+        <w:t xml:space="preserve">Last modified: 2026-10-09 10:43:26 (PDT)</w:t>
       </w:r>
     </w:p>
     <w:p>
@@ -1194,76 +1194,106 @@
       <w:r>
         <w:t xml:space="preserve">,</w:t>
       </w:r>
-      <w:r>
-        <w:t xml:space="preserve"> </w:t>
-      </w:r>
-      <m:oMath>
-        <m:r>
-          <m:t>f</m:t>
-        </m:r>
-        <m:r>
-          <m:rPr>
-            <m:sty m:val="p"/>
-          </m:rPr>
-          <m:t>(</m:t>
-        </m:r>
-        <m:r>
-          <m:t>1</m:t>
-        </m:r>
-        <m:r>
-          <m:rPr>
-            <m:sty m:val="p"/>
-          </m:rPr>
-          <m:t>,</m:t>
-        </m:r>
-        <m:r>
-          <m:t>2</m:t>
-        </m:r>
-        <m:r>
-          <m:rPr>
-            <m:sty m:val="p"/>
-          </m:rPr>
-          <m:t>)</m:t>
-        </m:r>
-        <m:r>
-          <m:rPr>
-            <m:sty m:val="p"/>
-          </m:rPr>
-          <m:t>=</m:t>
-        </m:r>
-        <m:r>
-          <m:t>1</m:t>
-        </m:r>
-        <m:r>
-          <m:rPr>
-            <m:sty m:val="p"/>
-          </m:rPr>
-          <m:t>⋅</m:t>
-        </m:r>
-        <m:r>
-          <m:t>2</m:t>
-        </m:r>
-        <m:r>
-          <m:rPr>
-            <m:sty m:val="p"/>
-          </m:rPr>
-          <m:t>+</m:t>
-        </m:r>
-        <m:r>
-          <m:t>6</m:t>
-        </m:r>
-        <m:r>
-          <m:rPr>
-            <m:sty m:val="p"/>
-          </m:rPr>
-          <m:t>=</m:t>
-        </m:r>
-        <m:r>
-          <m:t>8</m:t>
-        </m:r>
-      </m:oMath>
-      <w:r>
-        <w:t xml:space="preserve">, and for</w:t>
+    </w:p>
+    <w:p>
+      <w:pPr>
+        <w:pStyle w:val="BodyText"/>
+      </w:pPr>
+      <m:oMathPara>
+        <m:oMathParaPr>
+          <m:jc m:val="center"/>
+        </m:oMathParaPr>
+        <m:oMath>
+          <m:eqArr>
+            <m:e>
+              <m:r>
+                <m:t>f</m:t>
+              </m:r>
+              <m:r>
+                <m:rPr>
+                  <m:sty m:val="p"/>
+                </m:rPr>
+                <m:t>(</m:t>
+              </m:r>
+              <m:r>
+                <m:t>1</m:t>
+              </m:r>
+              <m:r>
+                <m:rPr>
+                  <m:sty m:val="p"/>
+                </m:rPr>
+                <m:t>,</m:t>
+              </m:r>
+              <m:r>
+                <m:t>2</m:t>
+              </m:r>
+              <m:r>
+                <m:rPr>
+                  <m:sty m:val="p"/>
+                </m:rPr>
+                <m:t>)</m:t>
+              </m:r>
+              <m:r>
+                <m:t>&amp;</m:t>
+              </m:r>
+              <m:r>
+                <m:rPr>
+                  <m:sty m:val="p"/>
+                </m:rPr>
+                <m:t>=</m:t>
+              </m:r>
+              <m:r>
+                <m:t>1</m:t>
+              </m:r>
+              <m:r>
+                <m:rPr>
+                  <m:sty m:val="p"/>
+                </m:rPr>
+                <m:t>⋅</m:t>
+              </m:r>
+              <m:r>
+                <m:t>2</m:t>
+              </m:r>
+              <m:r>
+                <m:rPr>
+                  <m:sty m:val="p"/>
+                </m:rPr>
+                <m:t>+</m:t>
+              </m:r>
+              <m:r>
+                <m:t>6</m:t>
+              </m:r>
+            </m:e>
+            <m:e>
+              <m:r>
+                <m:t>&amp;</m:t>
+              </m:r>
+              <m:r>
+                <m:rPr>
+                  <m:sty m:val="p"/>
+                </m:rPr>
+                <m:t>=</m:t>
+              </m:r>
+              <m:r>
+                <m:t>8</m:t>
+              </m:r>
+              <m:r>
+                <m:rPr>
+                  <m:sty m:val="p"/>
+                </m:rPr>
+                <m:t>,</m:t>
+              </m:r>
+            </m:e>
+          </m:eqArr>
+        </m:oMath>
+      </m:oMathPara>
+    </w:p>
+    <w:p>
+      <w:pPr>
+        <w:pStyle w:val="FirstParagraph"/>
+      </w:pPr>
+      <w:r>
+        <w:t xml:space="preserve">and for</w:t>
       </w:r>
       <w:r>
         <w:t xml:space="preserve"> </w:t>
@@ -16124,134 +16154,155 @@
       <w:r>
         <w:t xml:space="preserve">If</w:t>
       </w:r>
-      <w:r>
-        <w:t xml:space="preserve"> </w:t>
-      </w:r>
-      <m:oMath>
-        <m:acc>
-          <m:accPr>
-            <m:chr m:val="̃"/>
-          </m:accPr>
-          <m:e>
-            <m:r>
-              <m:t>y</m:t>
-            </m:r>
-          </m:e>
-        </m:acc>
-        <m:r>
-          <m:rPr>
-            <m:sty m:val="p"/>
-          </m:rPr>
-          <m:t>=</m:t>
-        </m:r>
-        <m:acc>
-          <m:accPr>
-            <m:chr m:val="̃"/>
-          </m:accPr>
-          <m:e>
-            <m:r>
-              <m:t>y</m:t>
-            </m:r>
-          </m:e>
-        </m:acc>
-        <m:r>
-          <m:rPr>
-            <m:sty m:val="p"/>
-          </m:rPr>
-          <m:t>(</m:t>
-        </m:r>
-        <m:acc>
-          <m:accPr>
-            <m:chr m:val="̃"/>
-          </m:accPr>
-          <m:e>
-            <m:r>
-              <m:t>β</m:t>
-            </m:r>
-          </m:e>
-        </m:acc>
-        <m:r>
-          <m:rPr>
-            <m:sty m:val="p"/>
-          </m:rPr>
-          <m:t>)</m:t>
-        </m:r>
-        <m:r>
-          <m:rPr>
-            <m:sty m:val="p"/>
-          </m:rPr>
-          <m:t>=</m:t>
-        </m:r>
-        <m:sSup>
-          <m:e>
-            <m:r>
-              <m:rPr>
-                <m:sty m:val="p"/>
-              </m:rPr>
-              <m:t>(</m:t>
-            </m:r>
-            <m:sSub>
-              <m:e>
-                <m:r>
-                  <m:t>y</m:t>
-                </m:r>
-              </m:e>
-              <m:sub>
-                <m:r>
-                  <m:t>1</m:t>
-                </m:r>
-              </m:sub>
-            </m:sSub>
-            <m:r>
-              <m:rPr>
-                <m:sty m:val="p"/>
-              </m:rPr>
-              <m:t>,</m:t>
-            </m:r>
-            <m:r>
-              <m:rPr>
-                <m:sty m:val="p"/>
-              </m:rPr>
-              <m:t>…</m:t>
-            </m:r>
-            <m:r>
-              <m:rPr>
-                <m:sty m:val="p"/>
-              </m:rPr>
-              <m:t>,</m:t>
-            </m:r>
-            <m:sSub>
-              <m:e>
-                <m:r>
-                  <m:t>y</m:t>
-                </m:r>
-              </m:e>
-              <m:sub>
-                <m:r>
-                  <m:t>q</m:t>
-                </m:r>
-              </m:sub>
-            </m:sSub>
-            <m:r>
-              <m:rPr>
-                <m:sty m:val="p"/>
-              </m:rPr>
-              <m:t>)</m:t>
-            </m:r>
-          </m:e>
-          <m:sup>
-            <m:r>
-              <m:rPr>
-                <m:sty m:val="p"/>
-              </m:rPr>
-              <m:t>⊤</m:t>
-            </m:r>
-          </m:sup>
-        </m:sSup>
-      </m:oMath>
-      <w:r>
-        <w:t xml:space="preserve"> </w:t>
-      </w:r>
+    </w:p>
+    <w:p>
+      <w:pPr>
+        <w:pStyle w:val="BodyText"/>
+      </w:pPr>
+      <m:oMathPara>
+        <m:oMathParaPr>
+          <m:jc m:val="center"/>
+        </m:oMathParaPr>
+        <m:oMath>
+          <m:eqArr>
+            <m:e>
+              <m:acc>
+                <m:accPr>
+                  <m:chr m:val="̃"/>
+                </m:accPr>
+                <m:e>
+                  <m:r>
+                    <m:t>y</m:t>
+                  </m:r>
+                </m:e>
+              </m:acc>
+              <m:r>
+                <m:t>&amp;</m:t>
+              </m:r>
+              <m:r>
+                <m:rPr>
+                  <m:sty m:val="p"/>
+                </m:rPr>
+                <m:t>=</m:t>
+              </m:r>
+              <m:acc>
+                <m:accPr>
+                  <m:chr m:val="̃"/>
+                </m:accPr>
+                <m:e>
+                  <m:r>
+                    <m:t>y</m:t>
+                  </m:r>
+                </m:e>
+              </m:acc>
+              <m:r>
+                <m:rPr>
+                  <m:sty m:val="p"/>
+                </m:rPr>
+                <m:t>(</m:t>
+              </m:r>
+              <m:acc>
+                <m:accPr>
+                  <m:chr m:val="̃"/>
+                </m:accPr>
+                <m:e>
+                  <m:r>
+                    <m:t>β</m:t>
+                  </m:r>
+                </m:e>
+              </m:acc>
+              <m:r>
+                <m:rPr>
+                  <m:sty m:val="p"/>
+                </m:rPr>
+                <m:t>)</m:t>
+              </m:r>
+            </m:e>
+            <m:e>
+              <m:r>
+                <m:t>&amp;</m:t>
+              </m:r>
+              <m:r>
+                <m:rPr>
+                  <m:sty m:val="p"/>
+                </m:rPr>
+                <m:t>=</m:t>
+              </m:r>
+              <m:sSup>
+                <m:e>
+                  <m:r>
+                    <m:rPr>
+                      <m:sty m:val="p"/>
+                    </m:rPr>
+                    <m:t>(</m:t>
+                  </m:r>
+                  <m:sSub>
+                    <m:e>
+                      <m:r>
+                        <m:t>y</m:t>
+                      </m:r>
+                    </m:e>
+                    <m:sub>
+                      <m:r>
+                        <m:t>1</m:t>
+                      </m:r>
+                    </m:sub>
+                  </m:sSub>
+                  <m:r>
+                    <m:rPr>
+                      <m:sty m:val="p"/>
+                    </m:rPr>
+                    <m:t>,</m:t>
+                  </m:r>
+                  <m:r>
+                    <m:rPr>
+                      <m:sty m:val="p"/>
+                    </m:rPr>
+                    <m:t>…</m:t>
+                  </m:r>
+                  <m:r>
+                    <m:rPr>
+                      <m:sty m:val="p"/>
+                    </m:rPr>
+                    <m:t>,</m:t>
+                  </m:r>
+                  <m:sSub>
+                    <m:e>
+                      <m:r>
+                        <m:t>y</m:t>
+                      </m:r>
+                    </m:e>
+                    <m:sub>
+                      <m:r>
+                        <m:t>q</m:t>
+                      </m:r>
+                    </m:sub>
+                  </m:sSub>
+                  <m:r>
+                    <m:rPr>
+                      <m:sty m:val="p"/>
+                    </m:rPr>
+                    <m:t>)</m:t>
+                  </m:r>
+                </m:e>
+                <m:sup>
+                  <m:r>
+                    <m:rPr>
+                      <m:sty m:val="p"/>
+                    </m:rPr>
+                    <m:t>⊤</m:t>
+                  </m:r>
+                </m:sup>
+              </m:sSup>
+            </m:e>
+          </m:eqArr>
+        </m:oMath>
+      </m:oMathPara>
+    </w:p>
+    <w:p>
+      <w:pPr>
+        <w:pStyle w:val="FirstParagraph"/>
+      </w:pPr>
       <w:r>
         <w:t xml:space="preserve">is a</w:t>
       </w:r>
@@ -17943,134 +17994,155 @@
       <w:r>
         <w:t xml:space="preserve">Let</w:t>
       </w:r>
-      <w:r>
-        <w:t xml:space="preserve"> </w:t>
-      </w:r>
-      <m:oMath>
-        <m:acc>
-          <m:accPr>
-            <m:chr m:val="̃"/>
-          </m:accPr>
-          <m:e>
-            <m:r>
-              <m:t>y</m:t>
-            </m:r>
-          </m:e>
-        </m:acc>
-        <m:r>
-          <m:rPr>
-            <m:sty m:val="p"/>
-          </m:rPr>
-          <m:t>=</m:t>
-        </m:r>
-        <m:acc>
-          <m:accPr>
-            <m:chr m:val="̃"/>
-          </m:accPr>
-          <m:e>
-            <m:r>
-              <m:t>y</m:t>
-            </m:r>
-          </m:e>
-        </m:acc>
-        <m:r>
-          <m:rPr>
-            <m:sty m:val="p"/>
-          </m:rPr>
-          <m:t>(</m:t>
-        </m:r>
-        <m:acc>
-          <m:accPr>
-            <m:chr m:val="̃"/>
-          </m:accPr>
-          <m:e>
-            <m:r>
-              <m:t>β</m:t>
-            </m:r>
-          </m:e>
-        </m:acc>
-        <m:r>
-          <m:rPr>
-            <m:sty m:val="p"/>
-          </m:rPr>
-          <m:t>)</m:t>
-        </m:r>
-        <m:r>
-          <m:rPr>
-            <m:sty m:val="p"/>
-          </m:rPr>
-          <m:t>=</m:t>
-        </m:r>
-        <m:sSup>
-          <m:e>
-            <m:r>
-              <m:rPr>
-                <m:sty m:val="p"/>
-              </m:rPr>
-              <m:t>(</m:t>
-            </m:r>
-            <m:sSub>
-              <m:e>
-                <m:r>
-                  <m:t>y</m:t>
-                </m:r>
-              </m:e>
-              <m:sub>
-                <m:r>
-                  <m:t>1</m:t>
-                </m:r>
-              </m:sub>
-            </m:sSub>
-            <m:r>
-              <m:rPr>
-                <m:sty m:val="p"/>
-              </m:rPr>
-              <m:t>,</m:t>
-            </m:r>
-            <m:r>
-              <m:rPr>
-                <m:sty m:val="p"/>
-              </m:rPr>
-              <m:t>…</m:t>
-            </m:r>
-            <m:r>
-              <m:rPr>
-                <m:sty m:val="p"/>
-              </m:rPr>
-              <m:t>,</m:t>
-            </m:r>
-            <m:sSub>
-              <m:e>
-                <m:r>
-                  <m:t>y</m:t>
-                </m:r>
-              </m:e>
-              <m:sub>
-                <m:r>
-                  <m:t>q</m:t>
-                </m:r>
-              </m:sub>
-            </m:sSub>
-            <m:r>
-              <m:rPr>
-                <m:sty m:val="p"/>
-              </m:rPr>
-              <m:t>)</m:t>
-            </m:r>
-          </m:e>
-          <m:sup>
-            <m:r>
-              <m:rPr>
-                <m:sty m:val="p"/>
-              </m:rPr>
-              <m:t>⊤</m:t>
-            </m:r>
-          </m:sup>
-        </m:sSup>
-      </m:oMath>
-      <w:r>
-        <w:t xml:space="preserve"> </w:t>
-      </w:r>
+    </w:p>
+    <w:p>
+      <w:pPr>
+        <w:pStyle w:val="BodyText"/>
+      </w:pPr>
+      <m:oMathPara>
+        <m:oMathParaPr>
+          <m:jc m:val="center"/>
+        </m:oMathParaPr>
+        <m:oMath>
+          <m:eqArr>
+            <m:e>
+              <m:acc>
+                <m:accPr>
+                  <m:chr m:val="̃"/>
+                </m:accPr>
+                <m:e>
+                  <m:r>
+                    <m:t>y</m:t>
+                  </m:r>
+                </m:e>
+              </m:acc>
+              <m:r>
+                <m:t>&amp;</m:t>
+              </m:r>
+              <m:r>
+                <m:rPr>
+                  <m:sty m:val="p"/>
+                </m:rPr>
+                <m:t>=</m:t>
+              </m:r>
+              <m:acc>
+                <m:accPr>
+                  <m:chr m:val="̃"/>
+                </m:accPr>
+                <m:e>
+                  <m:r>
+                    <m:t>y</m:t>
+                  </m:r>
+                </m:e>
+              </m:acc>
+              <m:r>
+                <m:rPr>
+                  <m:sty m:val="p"/>
+                </m:rPr>
+                <m:t>(</m:t>
+              </m:r>
+              <m:acc>
+                <m:accPr>
+                  <m:chr m:val="̃"/>
+                </m:accPr>
+                <m:e>
+                  <m:r>
+                    <m:t>β</m:t>
+                  </m:r>
+                </m:e>
+              </m:acc>
+              <m:r>
+                <m:rPr>
+                  <m:sty m:val="p"/>
+                </m:rPr>
+                <m:t>)</m:t>
+              </m:r>
+            </m:e>
+            <m:e>
+              <m:r>
+                <m:t>&amp;</m:t>
+              </m:r>
+              <m:r>
+                <m:rPr>
+                  <m:sty m:val="p"/>
+                </m:rPr>
+                <m:t>=</m:t>
+              </m:r>
+              <m:sSup>
+                <m:e>
+                  <m:r>
+                    <m:rPr>
+                      <m:sty m:val="p"/>
+                    </m:rPr>
+                    <m:t>(</m:t>
+                  </m:r>
+                  <m:sSub>
+                    <m:e>
+                      <m:r>
+                        <m:t>y</m:t>
+                      </m:r>
+                    </m:e>
+                    <m:sub>
+                      <m:r>
+                        <m:t>1</m:t>
+                      </m:r>
+                    </m:sub>
+                  </m:sSub>
+                  <m:r>
+                    <m:rPr>
+                      <m:sty m:val="p"/>
+                    </m:rPr>
+                    <m:t>,</m:t>
+                  </m:r>
+                  <m:r>
+                    <m:rPr>
+                      <m:sty m:val="p"/>
+                    </m:rPr>
+                    <m:t>…</m:t>
+                  </m:r>
+                  <m:r>
+                    <m:rPr>
+                      <m:sty m:val="p"/>
+                    </m:rPr>
+                    <m:t>,</m:t>
+                  </m:r>
+                  <m:sSub>
+                    <m:e>
+                      <m:r>
+                        <m:t>y</m:t>
+                      </m:r>
+                    </m:e>
+                    <m:sub>
+                      <m:r>
+                        <m:t>q</m:t>
+                      </m:r>
+                    </m:sub>
+                  </m:sSub>
+                  <m:r>
+                    <m:rPr>
+                      <m:sty m:val="p"/>
+                    </m:rPr>
+                    <m:t>)</m:t>
+                  </m:r>
+                </m:e>
+                <m:sup>
+                  <m:r>
+                    <m:rPr>
+                      <m:sty m:val="p"/>
+                    </m:rPr>
+                    <m:t>⊤</m:t>
+                  </m:r>
+                </m:sup>
+              </m:sSup>
+            </m:e>
+          </m:eqArr>
+        </m:oMath>
+      </m:oMathPara>
+    </w:p>
+    <w:p>
+      <w:pPr>
+        <w:pStyle w:val="FirstParagraph"/>
+      </w:pPr>
       <w:r>
         <w:t xml:space="preserve">be a</w:t>
       </w:r>
@@ -30740,12 +30812,14 @@
             </m:r>
           </m:sup>
         </m:sSup>
-        <m:r>
-          <m:rPr>
-            <m:sty m:val="p"/>
-          </m:rPr>
-          <m:t>=</m:t>
-        </m:r>
+      </m:oMath>
+      <w:r>
+        <w:t xml:space="preserve">, which is</w:t>
+      </w:r>
+      <w:r>
+        <w:t xml:space="preserve"> </w:t>
+      </w:r>
+      <m:oMath>
         <m:sSup>
           <m:e>
             <m:r>
@@ -30856,103 +30930,127 @@
       <w:r>
         <w:t xml:space="preserve">and</w:t>
       </w:r>
-      <w:r>
-        <w:t xml:space="preserve"> </w:t>
-      </w:r>
-      <m:oMath>
-        <m:acc>
-          <m:accPr>
-            <m:chr m:val="̃"/>
-          </m:accPr>
-          <m:e>
-            <m:r>
-              <m:t>v</m:t>
-            </m:r>
-          </m:e>
-        </m:acc>
-        <m:r>
-          <m:rPr>
-            <m:sty m:val="p"/>
-          </m:rPr>
-          <m:t>=</m:t>
-        </m:r>
-        <m:acc>
-          <m:accPr>
-            <m:chr m:val="̃"/>
-          </m:accPr>
-          <m:e>
-            <m:r>
-              <m:t>β</m:t>
-            </m:r>
-          </m:e>
-        </m:acc>
-        <m:r>
-          <m:rPr>
-            <m:sty m:val="p"/>
-          </m:rPr>
-          <m:t>=</m:t>
-        </m:r>
-        <m:sSup>
-          <m:e>
-            <m:r>
-              <m:rPr>
-                <m:sty m:val="p"/>
-              </m:rPr>
-              <m:t>(</m:t>
-            </m:r>
-            <m:sSub>
-              <m:e>
-                <m:r>
-                  <m:t>β</m:t>
-                </m:r>
-              </m:e>
-              <m:sub>
-                <m:r>
-                  <m:t>1</m:t>
-                </m:r>
-              </m:sub>
-            </m:sSub>
-            <m:r>
-              <m:rPr>
-                <m:sty m:val="p"/>
-              </m:rPr>
-              <m:t>,</m:t>
-            </m:r>
-            <m:sSub>
-              <m:e>
-                <m:r>
-                  <m:t>β</m:t>
-                </m:r>
-              </m:e>
-              <m:sub>
-                <m:r>
-                  <m:t>2</m:t>
-                </m:r>
-              </m:sub>
-            </m:sSub>
-            <m:r>
-              <m:rPr>
-                <m:sty m:val="p"/>
-              </m:rPr>
-              <m:t>)</m:t>
-            </m:r>
-          </m:e>
-          <m:sup>
-            <m:r>
-              <m:rPr>
-                <m:sty m:val="p"/>
-              </m:rPr>
-              <m:t>⊤</m:t>
-            </m:r>
-          </m:sup>
-        </m:sSup>
-      </m:oMath>
-      <w:r>
-        <w:t xml:space="preserve">,</w:t>
-      </w:r>
-      <w:r>
-        <w:t xml:space="preserve"> </w:t>
-      </w:r>
+    </w:p>
+    <w:p>
+      <w:pPr>
+        <w:pStyle w:val="BodyText"/>
+      </w:pPr>
+      <m:oMathPara>
+        <m:oMathParaPr>
+          <m:jc m:val="center"/>
+        </m:oMathParaPr>
+        <m:oMath>
+          <m:eqArr>
+            <m:e>
+              <m:acc>
+                <m:accPr>
+                  <m:chr m:val="̃"/>
+                </m:accPr>
+                <m:e>
+                  <m:r>
+                    <m:t>v</m:t>
+                  </m:r>
+                </m:e>
+              </m:acc>
+              <m:r>
+                <m:t>&amp;</m:t>
+              </m:r>
+              <m:r>
+                <m:rPr>
+                  <m:sty m:val="p"/>
+                </m:rPr>
+                <m:t>=</m:t>
+              </m:r>
+              <m:acc>
+                <m:accPr>
+                  <m:chr m:val="̃"/>
+                </m:accPr>
+                <m:e>
+                  <m:r>
+                    <m:t>β</m:t>
+                  </m:r>
+                </m:e>
+              </m:acc>
+            </m:e>
+            <m:e>
+              <m:r>
+                <m:t>&amp;</m:t>
+              </m:r>
+              <m:r>
+                <m:rPr>
+                  <m:sty m:val="p"/>
+                </m:rPr>
+                <m:t>=</m:t>
+              </m:r>
+              <m:sSup>
+                <m:e>
+                  <m:r>
+                    <m:rPr>
+                      <m:sty m:val="p"/>
+                    </m:rPr>
+                    <m:t>(</m:t>
+                  </m:r>
+                  <m:sSub>
+                    <m:e>
+                      <m:r>
+                        <m:t>β</m:t>
+                      </m:r>
+                    </m:e>
+                    <m:sub>
+                      <m:r>
+                        <m:t>1</m:t>
+                      </m:r>
+                    </m:sub>
+                  </m:sSub>
+                  <m:r>
+                    <m:rPr>
+                      <m:sty m:val="p"/>
+                    </m:rPr>
+                    <m:t>,</m:t>
+                  </m:r>
+                  <m:sSub>
+                    <m:e>
+                      <m:r>
+                        <m:t>β</m:t>
+                      </m:r>
+                    </m:e>
+                    <m:sub>
+                      <m:r>
+                        <m:t>2</m:t>
+                      </m:r>
+                    </m:sub>
+                  </m:sSub>
+                  <m:r>
+                    <m:rPr>
+                      <m:sty m:val="p"/>
+                    </m:rPr>
+                    <m:t>)</m:t>
+                  </m:r>
+                </m:e>
+                <m:sup>
+                  <m:r>
+                    <m:rPr>
+                      <m:sty m:val="p"/>
+                    </m:rPr>
+                    <m:t>⊤</m:t>
+                  </m:r>
+                </m:sup>
+              </m:sSup>
+              <m:r>
+                <m:rPr>
+                  <m:sty m:val="p"/>
+                </m:rPr>
+                <m:t>,</m:t>
+              </m:r>
+            </m:e>
+          </m:eqArr>
+        </m:oMath>
+      </m:oMathPara>
+    </w:p>
+    <w:p>
+      <w:pPr>
+        <w:pStyle w:val="FirstParagraph"/>
+      </w:pPr>
       <w:r>
         <w:t xml:space="preserve">where this result gives</w:t>
       </w:r>
@@ -42887,247 +42985,295 @@
       <w:r>
         <w:t xml:space="preserve">,</w:t>
       </w:r>
-      <w:r>
-        <w:t xml:space="preserve"> </w:t>
-      </w:r>
-      <m:oMath>
-        <m:acc>
-          <m:accPr>
-            <m:chr m:val="̃"/>
-          </m:accPr>
-          <m:e>
-            <m:r>
-              <m:t>y</m:t>
-            </m:r>
-          </m:e>
-        </m:acc>
-        <m:r>
-          <m:rPr>
-            <m:sty m:val="p"/>
-          </m:rPr>
-          <m:t>=</m:t>
-        </m:r>
-        <m:acc>
-          <m:accPr>
-            <m:chr m:val="̃"/>
-          </m:accPr>
-          <m:e>
-            <m:r>
-              <m:t>g</m:t>
-            </m:r>
-          </m:e>
-        </m:acc>
-        <m:r>
-          <m:rPr>
-            <m:sty m:val="p"/>
-          </m:rPr>
-          <m:t>(</m:t>
-        </m:r>
-        <m:acc>
-          <m:accPr>
-            <m:chr m:val="̃"/>
-          </m:accPr>
-          <m:e>
-            <m:r>
-              <m:t>x</m:t>
-            </m:r>
-          </m:e>
-        </m:acc>
-        <m:r>
-          <m:rPr>
-            <m:sty m:val="p"/>
-          </m:rPr>
-          <m:t>)</m:t>
-        </m:r>
-        <m:r>
-          <m:rPr>
-            <m:sty m:val="p"/>
-          </m:rPr>
-          <m:t>=</m:t>
-        </m:r>
-        <m:sSup>
-          <m:e>
-            <m:r>
-              <m:rPr>
-                <m:sty m:val="p"/>
-              </m:rPr>
-              <m:t>(</m:t>
-            </m:r>
-            <m:sSub>
-              <m:e>
-                <m:r>
-                  <m:t>x</m:t>
-                </m:r>
-              </m:e>
-              <m:sub>
-                <m:r>
-                  <m:t>1</m:t>
-                </m:r>
-              </m:sub>
-            </m:sSub>
-            <m:r>
-              <m:rPr>
-                <m:sty m:val="p"/>
-              </m:rPr>
-              <m:t>+</m:t>
-            </m:r>
-            <m:sSub>
-              <m:e>
-                <m:r>
-                  <m:t>x</m:t>
-                </m:r>
-              </m:e>
-              <m:sub>
-                <m:r>
-                  <m:t>2</m:t>
-                </m:r>
-              </m:sub>
-            </m:sSub>
-            <m:r>
-              <m:rPr>
-                <m:sty m:val="p"/>
-              </m:rPr>
-              <m:t>,</m:t>
-            </m:r>
-            <m:r>
-              <m:t> </m:t>
-            </m:r>
-            <m:sSub>
-              <m:e>
-                <m:r>
-                  <m:t>x</m:t>
-                </m:r>
-              </m:e>
-              <m:sub>
-                <m:r>
-                  <m:t>1</m:t>
-                </m:r>
-              </m:sub>
-            </m:sSub>
-            <m:sSub>
-              <m:e>
-                <m:r>
-                  <m:t>x</m:t>
-                </m:r>
-              </m:e>
-              <m:sub>
-                <m:r>
-                  <m:t>2</m:t>
-                </m:r>
-              </m:sub>
-            </m:sSub>
-            <m:r>
-              <m:rPr>
-                <m:sty m:val="p"/>
-              </m:rPr>
-              <m:t>)</m:t>
-            </m:r>
-          </m:e>
-          <m:sup>
-            <m:r>
-              <m:rPr>
-                <m:sty m:val="p"/>
-              </m:rPr>
-              <m:t>⊤</m:t>
-            </m:r>
-          </m:sup>
-        </m:sSup>
-      </m:oMath>
-      <w:r>
-        <w:t xml:space="preserve">,</w:t>
-      </w:r>
-      <w:r>
-        <w:t xml:space="preserve"> </w:t>
-      </w:r>
+    </w:p>
+    <w:p>
+      <w:pPr>
+        <w:pStyle w:val="BodyText"/>
+      </w:pPr>
+      <m:oMathPara>
+        <m:oMathParaPr>
+          <m:jc m:val="center"/>
+        </m:oMathParaPr>
+        <m:oMath>
+          <m:eqArr>
+            <m:e>
+              <m:acc>
+                <m:accPr>
+                  <m:chr m:val="̃"/>
+                </m:accPr>
+                <m:e>
+                  <m:r>
+                    <m:t>y</m:t>
+                  </m:r>
+                </m:e>
+              </m:acc>
+              <m:r>
+                <m:t>&amp;</m:t>
+              </m:r>
+              <m:r>
+                <m:rPr>
+                  <m:sty m:val="p"/>
+                </m:rPr>
+                <m:t>=</m:t>
+              </m:r>
+              <m:acc>
+                <m:accPr>
+                  <m:chr m:val="̃"/>
+                </m:accPr>
+                <m:e>
+                  <m:r>
+                    <m:t>g</m:t>
+                  </m:r>
+                </m:e>
+              </m:acc>
+              <m:r>
+                <m:rPr>
+                  <m:sty m:val="p"/>
+                </m:rPr>
+                <m:t>(</m:t>
+              </m:r>
+              <m:acc>
+                <m:accPr>
+                  <m:chr m:val="̃"/>
+                </m:accPr>
+                <m:e>
+                  <m:r>
+                    <m:t>x</m:t>
+                  </m:r>
+                </m:e>
+              </m:acc>
+              <m:r>
+                <m:rPr>
+                  <m:sty m:val="p"/>
+                </m:rPr>
+                <m:t>)</m:t>
+              </m:r>
+            </m:e>
+            <m:e>
+              <m:r>
+                <m:t>&amp;</m:t>
+              </m:r>
+              <m:r>
+                <m:rPr>
+                  <m:sty m:val="p"/>
+                </m:rPr>
+                <m:t>=</m:t>
+              </m:r>
+              <m:sSup>
+                <m:e>
+                  <m:r>
+                    <m:rPr>
+                      <m:sty m:val="p"/>
+                    </m:rPr>
+                    <m:t>(</m:t>
+                  </m:r>
+                  <m:sSub>
+                    <m:e>
+                      <m:r>
+                        <m:t>x</m:t>
+                      </m:r>
+                    </m:e>
+                    <m:sub>
+                      <m:r>
+                        <m:t>1</m:t>
+                      </m:r>
+                    </m:sub>
+                  </m:sSub>
+                  <m:r>
+                    <m:rPr>
+                      <m:sty m:val="p"/>
+                    </m:rPr>
+                    <m:t>+</m:t>
+                  </m:r>
+                  <m:sSub>
+                    <m:e>
+                      <m:r>
+                        <m:t>x</m:t>
+                      </m:r>
+                    </m:e>
+                    <m:sub>
+                      <m:r>
+                        <m:t>2</m:t>
+                      </m:r>
+                    </m:sub>
+                  </m:sSub>
+                  <m:r>
+                    <m:rPr>
+                      <m:sty m:val="p"/>
+                    </m:rPr>
+                    <m:t>,</m:t>
+                  </m:r>
+                  <m:r>
+                    <m:t> </m:t>
+                  </m:r>
+                  <m:sSub>
+                    <m:e>
+                      <m:r>
+                        <m:t>x</m:t>
+                      </m:r>
+                    </m:e>
+                    <m:sub>
+                      <m:r>
+                        <m:t>1</m:t>
+                      </m:r>
+                    </m:sub>
+                  </m:sSub>
+                  <m:sSub>
+                    <m:e>
+                      <m:r>
+                        <m:t>x</m:t>
+                      </m:r>
+                    </m:e>
+                    <m:sub>
+                      <m:r>
+                        <m:t>2</m:t>
+                      </m:r>
+                    </m:sub>
+                  </m:sSub>
+                  <m:r>
+                    <m:rPr>
+                      <m:sty m:val="p"/>
+                    </m:rPr>
+                    <m:t>)</m:t>
+                  </m:r>
+                </m:e>
+                <m:sup>
+                  <m:r>
+                    <m:rPr>
+                      <m:sty m:val="p"/>
+                    </m:rPr>
+                    <m:t>⊤</m:t>
+                  </m:r>
+                </m:sup>
+              </m:sSup>
+              <m:r>
+                <m:rPr>
+                  <m:sty m:val="p"/>
+                </m:rPr>
+                <m:t>,</m:t>
+              </m:r>
+            </m:e>
+          </m:eqArr>
+        </m:oMath>
+      </m:oMathPara>
+    </w:p>
+    <w:p>
+      <w:pPr>
+        <w:pStyle w:val="FirstParagraph"/>
+      </w:pPr>
       <w:r>
         <w:t xml:space="preserve">and</w:t>
       </w:r>
-      <w:r>
-        <w:t xml:space="preserve"> </w:t>
-      </w:r>
-      <m:oMath>
-        <m:r>
-          <m:t>z</m:t>
-        </m:r>
-        <m:r>
-          <m:rPr>
-            <m:sty m:val="p"/>
-          </m:rPr>
-          <m:t>=</m:t>
-        </m:r>
-        <m:r>
-          <m:t>f</m:t>
-        </m:r>
-        <m:r>
-          <m:rPr>
-            <m:sty m:val="p"/>
-          </m:rPr>
-          <m:t>(</m:t>
-        </m:r>
-        <m:acc>
-          <m:accPr>
-            <m:chr m:val="̃"/>
-          </m:accPr>
-          <m:e>
-            <m:r>
-              <m:t>y</m:t>
-            </m:r>
-          </m:e>
-        </m:acc>
-        <m:r>
-          <m:rPr>
-            <m:sty m:val="p"/>
-          </m:rPr>
-          <m:t>)</m:t>
-        </m:r>
-        <m:r>
-          <m:rPr>
-            <m:sty m:val="p"/>
-          </m:rPr>
-          <m:t>=</m:t>
-        </m:r>
-        <m:sSubSup>
-          <m:e>
-            <m:r>
-              <m:t>y</m:t>
-            </m:r>
-          </m:e>
-          <m:sub>
-            <m:r>
-              <m:t>1</m:t>
-            </m:r>
-          </m:sub>
-          <m:sup>
-            <m:r>
-              <m:t>2</m:t>
-            </m:r>
-          </m:sup>
-        </m:sSubSup>
-        <m:r>
-          <m:rPr>
-            <m:sty m:val="p"/>
-          </m:rPr>
-          <m:t>+</m:t>
-        </m:r>
-        <m:sSub>
-          <m:e>
-            <m:r>
-              <m:t>y</m:t>
-            </m:r>
-          </m:e>
-          <m:sub>
-            <m:r>
-              <m:t>2</m:t>
-            </m:r>
-          </m:sub>
-        </m:sSub>
-      </m:oMath>
-      <w:r>
-        <w:t xml:space="preserve">.</w:t>
-      </w:r>
-      <w:r>
-        <w:t xml:space="preserve"> </w:t>
-      </w:r>
+    </w:p>
+    <w:p>
+      <w:pPr>
+        <w:pStyle w:val="BodyText"/>
+      </w:pPr>
+      <m:oMathPara>
+        <m:oMathParaPr>
+          <m:jc m:val="center"/>
+        </m:oMathParaPr>
+        <m:oMath>
+          <m:eqArr>
+            <m:e>
+              <m:r>
+                <m:t>z</m:t>
+              </m:r>
+              <m:r>
+                <m:t>&amp;</m:t>
+              </m:r>
+              <m:r>
+                <m:rPr>
+                  <m:sty m:val="p"/>
+                </m:rPr>
+                <m:t>=</m:t>
+              </m:r>
+              <m:r>
+                <m:t>f</m:t>
+              </m:r>
+              <m:r>
+                <m:rPr>
+                  <m:sty m:val="p"/>
+                </m:rPr>
+                <m:t>(</m:t>
+              </m:r>
+              <m:acc>
+                <m:accPr>
+                  <m:chr m:val="̃"/>
+                </m:accPr>
+                <m:e>
+                  <m:r>
+                    <m:t>y</m:t>
+                  </m:r>
+                </m:e>
+              </m:acc>
+              <m:r>
+                <m:rPr>
+                  <m:sty m:val="p"/>
+                </m:rPr>
+                <m:t>)</m:t>
+              </m:r>
+            </m:e>
+            <m:e>
+              <m:r>
+                <m:t>&amp;</m:t>
+              </m:r>
+              <m:r>
+                <m:rPr>
+                  <m:sty m:val="p"/>
+                </m:rPr>
+                <m:t>=</m:t>
+              </m:r>
+              <m:sSubSup>
+                <m:e>
+                  <m:r>
+                    <m:t>y</m:t>
+                  </m:r>
+                </m:e>
+                <m:sub>
+                  <m:r>
+                    <m:t>1</m:t>
+                  </m:r>
+                </m:sub>
+                <m:sup>
+                  <m:r>
+                    <m:t>2</m:t>
+                  </m:r>
+                </m:sup>
+              </m:sSubSup>
+              <m:r>
+                <m:rPr>
+                  <m:sty m:val="p"/>
+                </m:rPr>
+                <m:t>+</m:t>
+              </m:r>
+              <m:sSub>
+                <m:e>
+                  <m:r>
+                    <m:t>y</m:t>
+                  </m:r>
+                </m:e>
+                <m:sub>
+                  <m:r>
+                    <m:t>2</m:t>
+                  </m:r>
+                </m:sub>
+              </m:sSub>
+              <m:r>
+                <m:rPr>
+                  <m:sty m:val="p"/>
+                </m:rPr>
+                <m:t>.</m:t>
+              </m:r>
+            </m:e>
+          </m:eqArr>
+        </m:oMath>
+      </m:oMathPara>
+    </w:p>
+    <w:p>
+      <w:pPr>
+        <w:pStyle w:val="FirstParagraph"/>
+      </w:pPr>
       <w:r>
         <w:t xml:space="preserve">Then</w:t>
       </w:r>
@@ -43928,186 +44074,210 @@
       <w:r>
         <w:t xml:space="preserve">directly:</w:t>
       </w:r>
-      <w:r>
-        <w:t xml:space="preserve"> </w:t>
-      </w:r>
-      <m:oMath>
-        <m:r>
-          <m:t>z</m:t>
-        </m:r>
-        <m:r>
-          <m:rPr>
-            <m:sty m:val="p"/>
-          </m:rPr>
-          <m:t>=</m:t>
-        </m:r>
-        <m:r>
-          <m:rPr>
-            <m:sty m:val="p"/>
-          </m:rPr>
-          <m:t>(</m:t>
-        </m:r>
-        <m:sSub>
-          <m:e>
-            <m:r>
-              <m:t>x</m:t>
-            </m:r>
-          </m:e>
-          <m:sub>
-            <m:r>
-              <m:t>1</m:t>
-            </m:r>
-          </m:sub>
-        </m:sSub>
-        <m:r>
-          <m:rPr>
-            <m:sty m:val="p"/>
-          </m:rPr>
-          <m:t>+</m:t>
-        </m:r>
-        <m:sSub>
-          <m:e>
-            <m:r>
-              <m:t>x</m:t>
-            </m:r>
-          </m:e>
-          <m:sub>
-            <m:r>
-              <m:t>2</m:t>
-            </m:r>
-          </m:sub>
-        </m:sSub>
-        <m:sSup>
-          <m:e>
-            <m:r>
-              <m:rPr>
-                <m:sty m:val="p"/>
-              </m:rPr>
-              <m:t>)</m:t>
-            </m:r>
-          </m:e>
-          <m:sup>
-            <m:r>
-              <m:t>2</m:t>
-            </m:r>
-          </m:sup>
-        </m:sSup>
-        <m:r>
-          <m:rPr>
-            <m:sty m:val="p"/>
-          </m:rPr>
-          <m:t>+</m:t>
-        </m:r>
-        <m:sSub>
-          <m:e>
-            <m:r>
-              <m:t>x</m:t>
-            </m:r>
-          </m:e>
-          <m:sub>
-            <m:r>
-              <m:t>1</m:t>
-            </m:r>
-          </m:sub>
-        </m:sSub>
-        <m:sSub>
-          <m:e>
-            <m:r>
-              <m:t>x</m:t>
-            </m:r>
-          </m:e>
-          <m:sub>
-            <m:r>
-              <m:t>2</m:t>
-            </m:r>
-          </m:sub>
-        </m:sSub>
-        <m:r>
-          <m:rPr>
-            <m:sty m:val="p"/>
-          </m:rPr>
-          <m:t>=</m:t>
-        </m:r>
-        <m:sSubSup>
-          <m:e>
-            <m:r>
-              <m:t>x</m:t>
-            </m:r>
-          </m:e>
-          <m:sub>
-            <m:r>
-              <m:t>1</m:t>
-            </m:r>
-          </m:sub>
-          <m:sup>
-            <m:r>
-              <m:t>2</m:t>
-            </m:r>
-          </m:sup>
-        </m:sSubSup>
-        <m:r>
-          <m:rPr>
-            <m:sty m:val="p"/>
-          </m:rPr>
-          <m:t>+</m:t>
-        </m:r>
-        <m:r>
-          <m:t>3</m:t>
-        </m:r>
-        <m:sSub>
-          <m:e>
-            <m:r>
-              <m:t>x</m:t>
-            </m:r>
-          </m:e>
-          <m:sub>
-            <m:r>
-              <m:t>1</m:t>
-            </m:r>
-          </m:sub>
-        </m:sSub>
-        <m:sSub>
-          <m:e>
-            <m:r>
-              <m:t>x</m:t>
-            </m:r>
-          </m:e>
-          <m:sub>
-            <m:r>
-              <m:t>2</m:t>
-            </m:r>
-          </m:sub>
-        </m:sSub>
-        <m:r>
-          <m:rPr>
-            <m:sty m:val="p"/>
-          </m:rPr>
-          <m:t>+</m:t>
-        </m:r>
-        <m:sSubSup>
-          <m:e>
-            <m:r>
-              <m:t>x</m:t>
-            </m:r>
-          </m:e>
-          <m:sub>
-            <m:r>
-              <m:t>2</m:t>
-            </m:r>
-          </m:sub>
-          <m:sup>
-            <m:r>
-              <m:t>2</m:t>
-            </m:r>
-          </m:sup>
-        </m:sSubSup>
-      </m:oMath>
-      <w:r>
-        <w:t xml:space="preserve">,</w:t>
-      </w:r>
-      <w:r>
-        <w:t xml:space="preserve"> </w:t>
-      </w:r>
+    </w:p>
+    <w:p>
+      <w:pPr>
+        <w:pStyle w:val="BodyText"/>
+      </w:pPr>
+      <m:oMathPara>
+        <m:oMathParaPr>
+          <m:jc m:val="center"/>
+        </m:oMathParaPr>
+        <m:oMath>
+          <m:eqArr>
+            <m:e>
+              <m:r>
+                <m:t>z</m:t>
+              </m:r>
+              <m:r>
+                <m:t>&amp;</m:t>
+              </m:r>
+              <m:r>
+                <m:rPr>
+                  <m:sty m:val="p"/>
+                </m:rPr>
+                <m:t>=</m:t>
+              </m:r>
+              <m:r>
+                <m:rPr>
+                  <m:sty m:val="p"/>
+                </m:rPr>
+                <m:t>(</m:t>
+              </m:r>
+              <m:sSub>
+                <m:e>
+                  <m:r>
+                    <m:t>x</m:t>
+                  </m:r>
+                </m:e>
+                <m:sub>
+                  <m:r>
+                    <m:t>1</m:t>
+                  </m:r>
+                </m:sub>
+              </m:sSub>
+              <m:r>
+                <m:rPr>
+                  <m:sty m:val="p"/>
+                </m:rPr>
+                <m:t>+</m:t>
+              </m:r>
+              <m:sSub>
+                <m:e>
+                  <m:r>
+                    <m:t>x</m:t>
+                  </m:r>
+                </m:e>
+                <m:sub>
+                  <m:r>
+                    <m:t>2</m:t>
+                  </m:r>
+                </m:sub>
+              </m:sSub>
+              <m:sSup>
+                <m:e>
+                  <m:r>
+                    <m:rPr>
+                      <m:sty m:val="p"/>
+                    </m:rPr>
+                    <m:t>)</m:t>
+                  </m:r>
+                </m:e>
+                <m:sup>
+                  <m:r>
+                    <m:t>2</m:t>
+                  </m:r>
+                </m:sup>
+              </m:sSup>
+              <m:r>
+                <m:rPr>
+                  <m:sty m:val="p"/>
+                </m:rPr>
+                <m:t>+</m:t>
+              </m:r>
+              <m:sSub>
+                <m:e>
+                  <m:r>
+                    <m:t>x</m:t>
+                  </m:r>
+                </m:e>
+                <m:sub>
+                  <m:r>
+                    <m:t>1</m:t>
+                  </m:r>
+                </m:sub>
+              </m:sSub>
+              <m:sSub>
+                <m:e>
+                  <m:r>
+                    <m:t>x</m:t>
+                  </m:r>
+                </m:e>
+                <m:sub>
+                  <m:r>
+                    <m:t>2</m:t>
+                  </m:r>
+                </m:sub>
+              </m:sSub>
+            </m:e>
+            <m:e>
+              <m:r>
+                <m:t>&amp;</m:t>
+              </m:r>
+              <m:r>
+                <m:rPr>
+                  <m:sty m:val="p"/>
+                </m:rPr>
+                <m:t>=</m:t>
+              </m:r>
+              <m:sSubSup>
+                <m:e>
+                  <m:r>
+                    <m:t>x</m:t>
+                  </m:r>
+                </m:e>
+                <m:sub>
+                  <m:r>
+                    <m:t>1</m:t>
+                  </m:r>
+                </m:sub>
+                <m:sup>
+                  <m:r>
+                    <m:t>2</m:t>
+                  </m:r>
+                </m:sup>
+              </m:sSubSup>
+              <m:r>
+                <m:rPr>
+                  <m:sty m:val="p"/>
+                </m:rPr>
+                <m:t>+</m:t>
+              </m:r>
+              <m:r>
+                <m:t>3</m:t>
+              </m:r>
+              <m:sSub>
+                <m:e>
+                  <m:r>
+                    <m:t>x</m:t>
+                  </m:r>
+                </m:e>
+                <m:sub>
+                  <m:r>
+                    <m:t>1</m:t>
+                  </m:r>
+                </m:sub>
+              </m:sSub>
+              <m:sSub>
+                <m:e>
+                  <m:r>
+                    <m:t>x</m:t>
+                  </m:r>
+                </m:e>
+                <m:sub>
+                  <m:r>
+                    <m:t>2</m:t>
+                  </m:r>
+                </m:sub>
+              </m:sSub>
+              <m:r>
+                <m:rPr>
+                  <m:sty m:val="p"/>
+                </m:rPr>
+                <m:t>+</m:t>
+              </m:r>
+              <m:sSubSup>
+                <m:e>
+                  <m:r>
+                    <m:t>x</m:t>
+                  </m:r>
+                </m:e>
+                <m:sub>
+                  <m:r>
+                    <m:t>2</m:t>
+                  </m:r>
+                </m:sub>
+                <m:sup>
+                  <m:r>
+                    <m:t>2</m:t>
+                  </m:r>
+                </m:sup>
+              </m:sSubSup>
+              <m:r>
+                <m:rPr>
+                  <m:sty m:val="p"/>
+                </m:rPr>
+                <m:t>,</m:t>
+              </m:r>
+            </m:e>
+          </m:eqArr>
+        </m:oMath>
+      </m:oMathPara>
+    </w:p>
+    <w:p>
+      <w:pPr>
+        <w:pStyle w:val="FirstParagraph"/>
+      </w:pPr>
       <w:r>
         <w:t xml:space="preserve">so</w:t>
       </w:r>
@@ -45144,122 +45314,149 @@
       <w:r>
         <w:t xml:space="preserve">and</w:t>
       </w:r>
-      <w:r>
-        <w:t xml:space="preserve"> </w:t>
-      </w:r>
-      <m:oMath>
-        <m:r>
-          <m:t>z</m:t>
-        </m:r>
-        <m:r>
-          <m:rPr>
-            <m:sty m:val="p"/>
-          </m:rPr>
-          <m:t>=</m:t>
-        </m:r>
-        <m:r>
-          <m:t>f</m:t>
-        </m:r>
-        <m:r>
-          <m:rPr>
-            <m:sty m:val="p"/>
-          </m:rPr>
-          <m:t>(</m:t>
-        </m:r>
-        <m:acc>
-          <m:accPr>
-            <m:chr m:val="̃"/>
-          </m:accPr>
-          <m:e>
-            <m:r>
-              <m:t>ε</m:t>
-            </m:r>
-          </m:e>
-        </m:acc>
-        <m:r>
-          <m:rPr>
-            <m:sty m:val="p"/>
-          </m:rPr>
-          <m:t>)</m:t>
-        </m:r>
-        <m:r>
-          <m:rPr>
-            <m:sty m:val="p"/>
-          </m:rPr>
-          <m:t>=</m:t>
-        </m:r>
-        <m:acc>
-          <m:accPr>
-            <m:chr m:val="̃"/>
-          </m:accPr>
-          <m:e>
-            <m:r>
-              <m:t>ε</m:t>
-            </m:r>
-          </m:e>
-        </m:acc>
-        <m:r>
-          <m:rPr>
-            <m:sty m:val="p"/>
-          </m:rPr>
-          <m:t>⋅</m:t>
-        </m:r>
-        <m:acc>
-          <m:accPr>
-            <m:chr m:val="̃"/>
-          </m:accPr>
-          <m:e>
-            <m:r>
-              <m:t>ε</m:t>
-            </m:r>
-          </m:e>
-        </m:acc>
-        <m:r>
-          <m:rPr>
-            <m:sty m:val="p"/>
-          </m:rPr>
-          <m:t>=</m:t>
-        </m:r>
-        <m:sSup>
-          <m:e>
-            <m:acc>
-              <m:accPr>
-                <m:chr m:val="̃"/>
-              </m:accPr>
-              <m:e>
-                <m:r>
-                  <m:t>ε</m:t>
-                </m:r>
-              </m:e>
-            </m:acc>
-          </m:e>
-          <m:sup>
-            <m:r>
-              <m:rPr>
-                <m:sty m:val="p"/>
-              </m:rPr>
-              <m:t>⊤</m:t>
-            </m:r>
-          </m:sup>
-        </m:sSup>
-        <m:acc>
-          <m:accPr>
-            <m:chr m:val="̃"/>
-          </m:accPr>
-          <m:e>
-            <m:r>
-              <m:t>ε</m:t>
-            </m:r>
-          </m:e>
-        </m:acc>
-      </m:oMath>
-      <w:r>
-        <w:t xml:space="preserve">:</w:t>
-      </w:r>
     </w:p>
     <w:p>
       <w:pPr>
         <w:pStyle w:val="BodyText"/>
+      </w:pPr>
+      <m:oMathPara>
+        <m:oMathParaPr>
+          <m:jc m:val="center"/>
+        </m:oMathParaPr>
+        <m:oMath>
+          <m:eqArr>
+            <m:e>
+              <m:r>
+                <m:t>z</m:t>
+              </m:r>
+              <m:r>
+                <m:t>&amp;</m:t>
+              </m:r>
+              <m:r>
+                <m:rPr>
+                  <m:sty m:val="p"/>
+                </m:rPr>
+                <m:t>=</m:t>
+              </m:r>
+              <m:r>
+                <m:t>f</m:t>
+              </m:r>
+              <m:r>
+                <m:rPr>
+                  <m:sty m:val="p"/>
+                </m:rPr>
+                <m:t>(</m:t>
+              </m:r>
+              <m:acc>
+                <m:accPr>
+                  <m:chr m:val="̃"/>
+                </m:accPr>
+                <m:e>
+                  <m:r>
+                    <m:t>ε</m:t>
+                  </m:r>
+                </m:e>
+              </m:acc>
+              <m:r>
+                <m:rPr>
+                  <m:sty m:val="p"/>
+                </m:rPr>
+                <m:t>)</m:t>
+              </m:r>
+            </m:e>
+            <m:e>
+              <m:r>
+                <m:t>&amp;</m:t>
+              </m:r>
+              <m:r>
+                <m:rPr>
+                  <m:sty m:val="p"/>
+                </m:rPr>
+                <m:t>=</m:t>
+              </m:r>
+              <m:acc>
+                <m:accPr>
+                  <m:chr m:val="̃"/>
+                </m:accPr>
+                <m:e>
+                  <m:r>
+                    <m:t>ε</m:t>
+                  </m:r>
+                </m:e>
+              </m:acc>
+              <m:r>
+                <m:rPr>
+                  <m:sty m:val="p"/>
+                </m:rPr>
+                <m:t>⋅</m:t>
+              </m:r>
+              <m:acc>
+                <m:accPr>
+                  <m:chr m:val="̃"/>
+                </m:accPr>
+                <m:e>
+                  <m:r>
+                    <m:t>ε</m:t>
+                  </m:r>
+                </m:e>
+              </m:acc>
+            </m:e>
+            <m:e>
+              <m:r>
+                <m:t>&amp;</m:t>
+              </m:r>
+              <m:r>
+                <m:rPr>
+                  <m:sty m:val="p"/>
+                </m:rPr>
+                <m:t>=</m:t>
+              </m:r>
+              <m:sSup>
+                <m:e>
+                  <m:acc>
+                    <m:accPr>
+                      <m:chr m:val="̃"/>
+                    </m:accPr>
+                    <m:e>
+                      <m:r>
+                        <m:t>ε</m:t>
+                      </m:r>
+                    </m:e>
+                  </m:acc>
+                </m:e>
+                <m:sup>
+                  <m:r>
+                    <m:rPr>
+                      <m:sty m:val="p"/>
+                    </m:rPr>
+                    <m:t>⊤</m:t>
+                  </m:r>
+                </m:sup>
+              </m:sSup>
+              <m:acc>
+                <m:accPr>
+                  <m:chr m:val="̃"/>
+                </m:accPr>
+                <m:e>
+                  <m:r>
+                    <m:t>ε</m:t>
+                  </m:r>
+                </m:e>
+              </m:acc>
+              <m:r>
+                <m:rPr>
+                  <m:sty m:val="p"/>
+                </m:rPr>
+                <m:t>:</m:t>
+              </m:r>
+            </m:e>
+          </m:eqArr>
+        </m:oMath>
+      </m:oMathPara>
+    </w:p>
+    <w:p>
+      <w:pPr>
+        <w:pStyle w:val="FirstParagraph"/>
       </w:pPr>
       <m:oMathPara>
         <m:oMathParaPr>
@@ -47413,101 +47610,122 @@
       <w:r>
         <w:t xml:space="preserve">matrix and</w:t>
       </w:r>
-      <w:r>
-        <w:t xml:space="preserve"> </w:t>
-      </w:r>
-      <m:oMath>
-        <m:r>
-          <m:t>f</m:t>
-        </m:r>
-        <m:r>
-          <m:rPr>
-            <m:sty m:val="p"/>
-          </m:rPr>
-          <m:t>(</m:t>
-        </m:r>
-        <m:r>
-          <m:rPr>
-            <m:sty m:val="bi"/>
-          </m:rPr>
-          <m:t>X</m:t>
-        </m:r>
-        <m:r>
-          <m:rPr>
-            <m:sty m:val="p"/>
-          </m:rPr>
-          <m:t>)</m:t>
-        </m:r>
-        <m:r>
-          <m:rPr>
-            <m:sty m:val="p"/>
-          </m:rPr>
-          <m:t>=</m:t>
-        </m:r>
-        <m:r>
-          <m:rPr>
-            <m:sty m:val="p"/>
-          </m:rPr>
-          <m:t>tr</m:t>
-        </m:r>
-        <m:r>
-          <m:rPr>
-            <m:sty m:val="p"/>
-          </m:rPr>
-          <m:t>(</m:t>
-        </m:r>
-        <m:r>
-          <m:rPr>
-            <m:sty m:val="bi"/>
-          </m:rPr>
-          <m:t>X</m:t>
-        </m:r>
-        <m:r>
-          <m:rPr>
-            <m:sty m:val="p"/>
-          </m:rPr>
-          <m:t>)</m:t>
-        </m:r>
-        <m:r>
-          <m:rPr>
-            <m:sty m:val="p"/>
-          </m:rPr>
-          <m:t>=</m:t>
-        </m:r>
-        <m:sSub>
-          <m:e>
-            <m:r>
-              <m:t>X</m:t>
-            </m:r>
-          </m:e>
-          <m:sub>
-            <m:r>
-              <m:t>11</m:t>
-            </m:r>
-          </m:sub>
-        </m:sSub>
-        <m:r>
-          <m:rPr>
-            <m:sty m:val="p"/>
-          </m:rPr>
-          <m:t>+</m:t>
-        </m:r>
-        <m:sSub>
-          <m:e>
-            <m:r>
-              <m:t>X</m:t>
-            </m:r>
-          </m:e>
-          <m:sub>
-            <m:r>
-              <m:t>22</m:t>
-            </m:r>
-          </m:sub>
-        </m:sSub>
-      </m:oMath>
-      <w:r>
-        <w:t xml:space="preserve"> </w:t>
-      </w:r>
+    </w:p>
+    <w:p>
+      <w:pPr>
+        <w:pStyle w:val="BodyText"/>
+      </w:pPr>
+      <m:oMathPara>
+        <m:oMathParaPr>
+          <m:jc m:val="center"/>
+        </m:oMathParaPr>
+        <m:oMath>
+          <m:eqArr>
+            <m:e>
+              <m:r>
+                <m:t>f</m:t>
+              </m:r>
+              <m:r>
+                <m:rPr>
+                  <m:sty m:val="p"/>
+                </m:rPr>
+                <m:t>(</m:t>
+              </m:r>
+              <m:r>
+                <m:rPr>
+                  <m:sty m:val="bi"/>
+                </m:rPr>
+                <m:t>X</m:t>
+              </m:r>
+              <m:r>
+                <m:rPr>
+                  <m:sty m:val="p"/>
+                </m:rPr>
+                <m:t>)</m:t>
+              </m:r>
+              <m:r>
+                <m:t>&amp;</m:t>
+              </m:r>
+              <m:r>
+                <m:rPr>
+                  <m:sty m:val="p"/>
+                </m:rPr>
+                <m:t>=</m:t>
+              </m:r>
+              <m:r>
+                <m:rPr>
+                  <m:sty m:val="p"/>
+                </m:rPr>
+                <m:t>tr</m:t>
+              </m:r>
+              <m:r>
+                <m:rPr>
+                  <m:sty m:val="p"/>
+                </m:rPr>
+                <m:t>(</m:t>
+              </m:r>
+              <m:r>
+                <m:rPr>
+                  <m:sty m:val="bi"/>
+                </m:rPr>
+                <m:t>X</m:t>
+              </m:r>
+              <m:r>
+                <m:rPr>
+                  <m:sty m:val="p"/>
+                </m:rPr>
+                <m:t>)</m:t>
+              </m:r>
+            </m:e>
+            <m:e>
+              <m:r>
+                <m:t>&amp;</m:t>
+              </m:r>
+              <m:r>
+                <m:rPr>
+                  <m:sty m:val="p"/>
+                </m:rPr>
+                <m:t>=</m:t>
+              </m:r>
+              <m:sSub>
+                <m:e>
+                  <m:r>
+                    <m:t>X</m:t>
+                  </m:r>
+                </m:e>
+                <m:sub>
+                  <m:r>
+                    <m:t>11</m:t>
+                  </m:r>
+                </m:sub>
+              </m:sSub>
+              <m:r>
+                <m:rPr>
+                  <m:sty m:val="p"/>
+                </m:rPr>
+                <m:t>+</m:t>
+              </m:r>
+              <m:sSub>
+                <m:e>
+                  <m:r>
+                    <m:t>X</m:t>
+                  </m:r>
+                </m:e>
+                <m:sub>
+                  <m:r>
+                    <m:t>22</m:t>
+                  </m:r>
+                </m:sub>
+              </m:sSub>
+            </m:e>
+          </m:eqArr>
+        </m:oMath>
+      </m:oMathPara>
+    </w:p>
+    <w:p>
+      <w:pPr>
+        <w:pStyle w:val="FirstParagraph"/>
+      </w:pPr>
       <w:r>
         <w:t xml:space="preserve">(see</w:t>
       </w:r>
@@ -49238,56 +49456,80 @@
       <w:r>
         <w:t xml:space="preserve">For example, with</w:t>
       </w:r>
-      <w:r>
-        <w:t xml:space="preserve"> </w:t>
-      </w:r>
-      <m:oMath>
-        <m:r>
-          <m:rPr>
-            <m:sty m:val="bi"/>
-          </m:rPr>
-          <m:t>A</m:t>
-        </m:r>
-        <m:r>
-          <m:rPr>
-            <m:sty m:val="p"/>
-          </m:rPr>
-          <m:t>=</m:t>
-        </m:r>
-        <m:r>
-          <m:rPr>
-            <m:sty m:val="bi"/>
-          </m:rPr>
-          <m:t>B</m:t>
-        </m:r>
-        <m:r>
-          <m:rPr>
-            <m:sty m:val="p"/>
-          </m:rPr>
-          <m:t>=</m:t>
-        </m:r>
-        <m:sSub>
-          <m:e>
-            <m:r>
-              <m:rPr>
-                <m:sty m:val="bi"/>
-              </m:rPr>
-              <m:t>I</m:t>
-            </m:r>
-          </m:e>
-          <m:sub>
-            <m:r>
-              <m:t>2</m:t>
-            </m:r>
-          </m:sub>
-        </m:sSub>
-      </m:oMath>
-      <w:r>
-        <w:t xml:space="preserve">,</w:t>
-      </w:r>
-      <w:r>
-        <w:t xml:space="preserve"> </w:t>
-      </w:r>
+    </w:p>
+    <w:p>
+      <w:pPr>
+        <w:pStyle w:val="BodyText"/>
+      </w:pPr>
+      <m:oMathPara>
+        <m:oMathParaPr>
+          <m:jc m:val="center"/>
+        </m:oMathParaPr>
+        <m:oMath>
+          <m:eqArr>
+            <m:e>
+              <m:r>
+                <m:rPr>
+                  <m:sty m:val="bi"/>
+                </m:rPr>
+                <m:t>A</m:t>
+              </m:r>
+              <m:r>
+                <m:t>&amp;</m:t>
+              </m:r>
+              <m:r>
+                <m:rPr>
+                  <m:sty m:val="p"/>
+                </m:rPr>
+                <m:t>=</m:t>
+              </m:r>
+              <m:r>
+                <m:rPr>
+                  <m:sty m:val="bi"/>
+                </m:rPr>
+                <m:t>B</m:t>
+              </m:r>
+            </m:e>
+            <m:e>
+              <m:r>
+                <m:t>&amp;</m:t>
+              </m:r>
+              <m:r>
+                <m:rPr>
+                  <m:sty m:val="p"/>
+                </m:rPr>
+                <m:t>=</m:t>
+              </m:r>
+              <m:sSub>
+                <m:e>
+                  <m:r>
+                    <m:rPr>
+                      <m:sty m:val="bi"/>
+                    </m:rPr>
+                    <m:t>I</m:t>
+                  </m:r>
+                </m:e>
+                <m:sub>
+                  <m:r>
+                    <m:t>2</m:t>
+                  </m:r>
+                </m:sub>
+              </m:sSub>
+              <m:r>
+                <m:rPr>
+                  <m:sty m:val="p"/>
+                </m:rPr>
+                <m:t>,</m:t>
+              </m:r>
+            </m:e>
+          </m:eqArr>
+        </m:oMath>
+      </m:oMathPara>
+    </w:p>
+    <w:p>
+      <w:pPr>
+        <w:pStyle w:val="FirstParagraph"/>
+      </w:pPr>
       <w:r>
         <w:t xml:space="preserve">the product</w:t>
       </w:r>
@@ -51829,7 +52071,6 @@
     </w:p>
     <w:p>
       <w:pPr>
-        <w:pStyle w:val="Compact"/>
         <w:numPr>
           <w:ilvl w:val="0"/>
           <w:numId w:val="1008"/>
@@ -51879,121 +52120,152 @@
       <w:r>
         <w:t xml:space="preserve">has</w:t>
       </w:r>
-      <w:r>
-        <w:t xml:space="preserve"> </w:t>
-      </w:r>
-      <m:oMath>
-        <m:r>
-          <m:t>​</m:t>
-        </m:r>
-        <m:d>
-          <m:dPr>
-            <m:begChr m:val="∥"/>
-            <m:sepChr m:val=""/>
-            <m:endChr m:val="∥"/>
-            <m:grow/>
-          </m:dPr>
-          <m:e>
-            <m:sSup>
-              <m:e>
-                <m:r>
-                  <m:rPr>
-                    <m:sty m:val="p"/>
-                  </m:rPr>
-                  <m:t>(</m:t>
-                </m:r>
-                <m:r>
-                  <m:t>0.5</m:t>
-                </m:r>
-                <m:r>
-                  <m:rPr>
-                    <m:sty m:val="p"/>
-                  </m:rPr>
-                  <m:t>,</m:t>
-                </m:r>
-                <m:r>
-                  <m:t>0.5</m:t>
-                </m:r>
-                <m:r>
-                  <m:rPr>
-                    <m:sty m:val="p"/>
-                  </m:rPr>
-                  <m:t>)</m:t>
-                </m:r>
-              </m:e>
-              <m:sup>
-                <m:r>
-                  <m:rPr>
-                    <m:sty m:val="p"/>
-                  </m:rPr>
-                  <m:t>⊤</m:t>
-                </m:r>
-              </m:sup>
-            </m:sSup>
-          </m:e>
-        </m:d>
-        <m:sSup>
-          <m:e>
-            <m:r>
-              <m:t>​</m:t>
-            </m:r>
-          </m:e>
-          <m:sup>
-            <m:r>
-              <m:t>2</m:t>
-            </m:r>
-          </m:sup>
-        </m:sSup>
-        <m:r>
-          <m:rPr>
-            <m:sty m:val="p"/>
-          </m:rPr>
-          <m:t>=</m:t>
-        </m:r>
-        <m:r>
-          <m:t>0.25</m:t>
-        </m:r>
-        <m:r>
-          <m:rPr>
-            <m:sty m:val="p"/>
-          </m:rPr>
-          <m:t>+</m:t>
-        </m:r>
-        <m:r>
-          <m:t>0.25</m:t>
-        </m:r>
-        <m:r>
-          <m:rPr>
-            <m:sty m:val="p"/>
-          </m:rPr>
-          <m:t>=</m:t>
-        </m:r>
-        <m:r>
-          <m:t>0.5</m:t>
-        </m:r>
-        <m:r>
-          <m:rPr>
-            <m:sty m:val="p"/>
-          </m:rPr>
-          <m:t>&lt;</m:t>
-        </m:r>
-        <m:r>
-          <m:t>1</m:t>
-        </m:r>
-      </m:oMath>
-      <w:r>
-        <w:t xml:space="preserve">,</w:t>
-      </w:r>
-      <w:r>
-        <w:t xml:space="preserve"> </w:t>
-      </w:r>
-      <w:r>
-        <w:t xml:space="preserve">so it is in both the open and the closed unit ball.</w:t>
-      </w:r>
     </w:p>
     <w:p>
       <w:pPr>
-        <w:pStyle w:val="Compact"/>
+        <w:pStyle w:val="BodyText"/>
+      </w:pPr>
+      <m:oMathPara>
+        <m:oMathParaPr>
+          <m:jc m:val="center"/>
+        </m:oMathParaPr>
+        <m:oMath>
+          <m:eqArr>
+            <m:e>
+              <m:r>
+                <m:t>​</m:t>
+              </m:r>
+              <m:d>
+                <m:dPr>
+                  <m:begChr m:val="∥"/>
+                  <m:sepChr m:val=""/>
+                  <m:endChr m:val="∥"/>
+                  <m:grow/>
+                </m:dPr>
+                <m:e>
+                  <m:sSup>
+                    <m:e>
+                      <m:r>
+                        <m:rPr>
+                          <m:sty m:val="p"/>
+                        </m:rPr>
+                        <m:t>(</m:t>
+                      </m:r>
+                      <m:r>
+                        <m:t>0.5</m:t>
+                      </m:r>
+                      <m:r>
+                        <m:rPr>
+                          <m:sty m:val="p"/>
+                        </m:rPr>
+                        <m:t>,</m:t>
+                      </m:r>
+                      <m:r>
+                        <m:t>0.5</m:t>
+                      </m:r>
+                      <m:r>
+                        <m:rPr>
+                          <m:sty m:val="p"/>
+                        </m:rPr>
+                        <m:t>)</m:t>
+                      </m:r>
+                    </m:e>
+                    <m:sup>
+                      <m:r>
+                        <m:rPr>
+                          <m:sty m:val="p"/>
+                        </m:rPr>
+                        <m:t>⊤</m:t>
+                      </m:r>
+                    </m:sup>
+                  </m:sSup>
+                </m:e>
+              </m:d>
+              <m:sSup>
+                <m:e>
+                  <m:r>
+                    <m:t>​</m:t>
+                  </m:r>
+                </m:e>
+                <m:sup>
+                  <m:r>
+                    <m:t>2</m:t>
+                  </m:r>
+                </m:sup>
+              </m:sSup>
+              <m:r>
+                <m:t>&amp;</m:t>
+              </m:r>
+              <m:r>
+                <m:rPr>
+                  <m:sty m:val="p"/>
+                </m:rPr>
+                <m:t>=</m:t>
+              </m:r>
+              <m:r>
+                <m:t>0.25</m:t>
+              </m:r>
+              <m:r>
+                <m:rPr>
+                  <m:sty m:val="p"/>
+                </m:rPr>
+                <m:t>+</m:t>
+              </m:r>
+              <m:r>
+                <m:t>0.25</m:t>
+              </m:r>
+            </m:e>
+            <m:e>
+              <m:r>
+                <m:t>&amp;</m:t>
+              </m:r>
+              <m:r>
+                <m:rPr>
+                  <m:sty m:val="p"/>
+                </m:rPr>
+                <m:t>=</m:t>
+              </m:r>
+              <m:r>
+                <m:t>0.5</m:t>
+              </m:r>
+            </m:e>
+            <m:e>
+              <m:r>
+                <m:t>&amp;</m:t>
+              </m:r>
+              <m:r>
+                <m:rPr>
+                  <m:sty m:val="p"/>
+                </m:rPr>
+                <m:t>&lt;</m:t>
+              </m:r>
+              <m:r>
+                <m:t>1</m:t>
+              </m:r>
+              <m:r>
+                <m:rPr>
+                  <m:sty m:val="p"/>
+                </m:rPr>
+                <m:t>,</m:t>
+              </m:r>
+            </m:e>
+          </m:eqArr>
+        </m:oMath>
+      </m:oMathPara>
+    </w:p>
+    <w:p>
+      <w:pPr>
+        <w:numPr>
+          <w:ilvl w:val="0"/>
+          <w:numId w:val="1000"/>
+        </w:numPr>
+      </w:pPr>
+      <w:r>
+        <w:t xml:space="preserve">so it is in both the open and the closed unit ball.</w:t>
+      </w:r>
+    </w:p>
+    <w:p>
+      <w:pPr>
         <w:numPr>
           <w:ilvl w:val="0"/>
           <w:numId w:val="1008"/>
@@ -52043,112 +52315,138 @@
       <w:r>
         <w:t xml:space="preserve">has</w:t>
       </w:r>
-      <w:r>
-        <w:t xml:space="preserve"> </w:t>
-      </w:r>
-      <m:oMath>
-        <m:r>
-          <m:t>​</m:t>
-        </m:r>
-        <m:d>
-          <m:dPr>
-            <m:begChr m:val="∥"/>
-            <m:sepChr m:val=""/>
-            <m:endChr m:val="∥"/>
-            <m:grow/>
-          </m:dPr>
-          <m:e>
-            <m:sSup>
-              <m:e>
-                <m:r>
-                  <m:rPr>
-                    <m:sty m:val="p"/>
-                  </m:rPr>
-                  <m:t>(</m:t>
-                </m:r>
-                <m:r>
-                  <m:t>0.6</m:t>
-                </m:r>
-                <m:r>
-                  <m:rPr>
-                    <m:sty m:val="p"/>
-                  </m:rPr>
-                  <m:t>,</m:t>
-                </m:r>
-                <m:r>
-                  <m:t>0.8</m:t>
-                </m:r>
-                <m:r>
-                  <m:rPr>
-                    <m:sty m:val="p"/>
-                  </m:rPr>
-                  <m:t>)</m:t>
-                </m:r>
-              </m:e>
-              <m:sup>
-                <m:r>
-                  <m:rPr>
-                    <m:sty m:val="p"/>
-                  </m:rPr>
-                  <m:t>⊤</m:t>
-                </m:r>
-              </m:sup>
-            </m:sSup>
-          </m:e>
-        </m:d>
-        <m:sSup>
-          <m:e>
-            <m:r>
-              <m:t>​</m:t>
-            </m:r>
-          </m:e>
-          <m:sup>
-            <m:r>
-              <m:t>2</m:t>
-            </m:r>
-          </m:sup>
-        </m:sSup>
-        <m:r>
-          <m:rPr>
-            <m:sty m:val="p"/>
-          </m:rPr>
-          <m:t>=</m:t>
-        </m:r>
-        <m:r>
-          <m:t>0.36</m:t>
-        </m:r>
-        <m:r>
-          <m:rPr>
-            <m:sty m:val="p"/>
-          </m:rPr>
-          <m:t>+</m:t>
-        </m:r>
-        <m:r>
-          <m:t>0.64</m:t>
-        </m:r>
-        <m:r>
-          <m:rPr>
-            <m:sty m:val="p"/>
-          </m:rPr>
-          <m:t>=</m:t>
-        </m:r>
-        <m:r>
-          <m:t>1</m:t>
-        </m:r>
-      </m:oMath>
-      <w:r>
-        <w:t xml:space="preserve">,</w:t>
-      </w:r>
-      <w:r>
-        <w:t xml:space="preserve"> </w:t>
-      </w:r>
-      <w:r>
-        <w:t xml:space="preserve">so it is in the closed unit ball but not the open one.</w:t>
-      </w:r>
     </w:p>
     <w:p>
       <w:pPr>
-        <w:pStyle w:val="Compact"/>
+        <w:pStyle w:val="BodyText"/>
+      </w:pPr>
+      <m:oMathPara>
+        <m:oMathParaPr>
+          <m:jc m:val="center"/>
+        </m:oMathParaPr>
+        <m:oMath>
+          <m:eqArr>
+            <m:e>
+              <m:r>
+                <m:t>​</m:t>
+              </m:r>
+              <m:d>
+                <m:dPr>
+                  <m:begChr m:val="∥"/>
+                  <m:sepChr m:val=""/>
+                  <m:endChr m:val="∥"/>
+                  <m:grow/>
+                </m:dPr>
+                <m:e>
+                  <m:sSup>
+                    <m:e>
+                      <m:r>
+                        <m:rPr>
+                          <m:sty m:val="p"/>
+                        </m:rPr>
+                        <m:t>(</m:t>
+                      </m:r>
+                      <m:r>
+                        <m:t>0.6</m:t>
+                      </m:r>
+                      <m:r>
+                        <m:rPr>
+                          <m:sty m:val="p"/>
+                        </m:rPr>
+                        <m:t>,</m:t>
+                      </m:r>
+                      <m:r>
+                        <m:t>0.8</m:t>
+                      </m:r>
+                      <m:r>
+                        <m:rPr>
+                          <m:sty m:val="p"/>
+                        </m:rPr>
+                        <m:t>)</m:t>
+                      </m:r>
+                    </m:e>
+                    <m:sup>
+                      <m:r>
+                        <m:rPr>
+                          <m:sty m:val="p"/>
+                        </m:rPr>
+                        <m:t>⊤</m:t>
+                      </m:r>
+                    </m:sup>
+                  </m:sSup>
+                </m:e>
+              </m:d>
+              <m:sSup>
+                <m:e>
+                  <m:r>
+                    <m:t>​</m:t>
+                  </m:r>
+                </m:e>
+                <m:sup>
+                  <m:r>
+                    <m:t>2</m:t>
+                  </m:r>
+                </m:sup>
+              </m:sSup>
+              <m:r>
+                <m:t>&amp;</m:t>
+              </m:r>
+              <m:r>
+                <m:rPr>
+                  <m:sty m:val="p"/>
+                </m:rPr>
+                <m:t>=</m:t>
+              </m:r>
+              <m:r>
+                <m:t>0.36</m:t>
+              </m:r>
+              <m:r>
+                <m:rPr>
+                  <m:sty m:val="p"/>
+                </m:rPr>
+                <m:t>+</m:t>
+              </m:r>
+              <m:r>
+                <m:t>0.64</m:t>
+              </m:r>
+            </m:e>
+            <m:e>
+              <m:r>
+                <m:t>&amp;</m:t>
+              </m:r>
+              <m:r>
+                <m:rPr>
+                  <m:sty m:val="p"/>
+                </m:rPr>
+                <m:t>=</m:t>
+              </m:r>
+              <m:r>
+                <m:t>1</m:t>
+              </m:r>
+              <m:r>
+                <m:rPr>
+                  <m:sty m:val="p"/>
+                </m:rPr>
+                <m:t>,</m:t>
+              </m:r>
+            </m:e>
+          </m:eqArr>
+        </m:oMath>
+      </m:oMathPara>
+    </w:p>
+    <w:p>
+      <w:pPr>
+        <w:numPr>
+          <w:ilvl w:val="0"/>
+          <w:numId w:val="1000"/>
+        </w:numPr>
+      </w:pPr>
+      <w:r>
+        <w:t xml:space="preserve">so it is in the closed unit ball but not the open one.</w:t>
+      </w:r>
+    </w:p>
+    <w:p>
+      <w:pPr>
         <w:numPr>
           <w:ilvl w:val="0"/>
           <w:numId w:val="1008"/>
@@ -53247,869 +53545,933 @@
     </w:p>
     <w:p>
       <w:pPr>
-        <w:pStyle w:val="Compact"/>
-        <w:numPr>
-          <w:ilvl w:val="0"/>
-          <w:numId w:val="1009"/>
-        </w:numPr>
+        <w:pStyle w:val="BodyText"/>
       </w:pPr>
-      <m:oMath>
-        <m:f>
-          <m:fPr>
-            <m:type m:val="bar"/>
-          </m:fPr>
-          <m:num>
-            <m:r>
-              <m:rPr>
-                <m:sty m:val="p"/>
-              </m:rPr>
-              <m:t>∂</m:t>
-            </m:r>
-          </m:num>
-          <m:den>
-            <m:r>
-              <m:rPr>
-                <m:sty m:val="p"/>
-              </m:rPr>
-              <m:t>∂</m:t>
-            </m:r>
-            <m:sSub>
-              <m:e>
-                <m:r>
-                  <m:t>x</m:t>
-                </m:r>
-              </m:e>
-              <m:sub>
-                <m:r>
-                  <m:t>1</m:t>
-                </m:r>
-              </m:sub>
-            </m:sSub>
-          </m:den>
-        </m:f>
-        <m:r>
-          <m:t>​</m:t>
-        </m:r>
-        <m:d>
-          <m:dPr>
-            <m:begChr m:val="("/>
-            <m:sepChr m:val=""/>
-            <m:endChr m:val=")"/>
-            <m:grow/>
-          </m:dPr>
-          <m:e>
-            <m:f>
-              <m:fPr>
-                <m:type m:val="bar"/>
-              </m:fPr>
-              <m:num>
-                <m:r>
-                  <m:rPr>
-                    <m:sty m:val="p"/>
-                  </m:rPr>
-                  <m:t>∂</m:t>
-                </m:r>
-              </m:num>
-              <m:den>
-                <m:r>
-                  <m:rPr>
-                    <m:sty m:val="p"/>
-                  </m:rPr>
-                  <m:t>∂</m:t>
-                </m:r>
-                <m:sSub>
-                  <m:e>
-                    <m:r>
-                      <m:t>x</m:t>
-                    </m:r>
-                  </m:e>
-                  <m:sub>
-                    <m:r>
-                      <m:t>1</m:t>
-                    </m:r>
-                  </m:sub>
-                </m:sSub>
-              </m:den>
-            </m:f>
-            <m:r>
-              <m:t>f</m:t>
-            </m:r>
-            <m:r>
-              <m:rPr>
-                <m:sty m:val="p"/>
-              </m:rPr>
-              <m:t>(</m:t>
-            </m:r>
-            <m:acc>
-              <m:accPr>
-                <m:chr m:val="̃"/>
-              </m:accPr>
-              <m:e>
-                <m:r>
-                  <m:t>x</m:t>
-                </m:r>
-              </m:e>
-            </m:acc>
-            <m:r>
-              <m:rPr>
-                <m:sty m:val="p"/>
-              </m:rPr>
-              <m:t>)</m:t>
-            </m:r>
-          </m:e>
-        </m:d>
-        <m:r>
-          <m:t>​</m:t>
-        </m:r>
-        <m:r>
-          <m:rPr>
-            <m:sty m:val="p"/>
-          </m:rPr>
-          <m:t>=</m:t>
-        </m:r>
-        <m:f>
-          <m:fPr>
-            <m:type m:val="bar"/>
-          </m:fPr>
-          <m:num>
-            <m:r>
-              <m:rPr>
-                <m:sty m:val="p"/>
-              </m:rPr>
-              <m:t>∂</m:t>
-            </m:r>
-          </m:num>
-          <m:den>
-            <m:r>
-              <m:rPr>
-                <m:sty m:val="p"/>
-              </m:rPr>
-              <m:t>∂</m:t>
-            </m:r>
-            <m:sSub>
-              <m:e>
-                <m:r>
-                  <m:t>x</m:t>
-                </m:r>
-              </m:e>
-              <m:sub>
-                <m:r>
-                  <m:t>1</m:t>
-                </m:r>
-              </m:sub>
-            </m:sSub>
-          </m:den>
-        </m:f>
-        <m:r>
-          <m:rPr>
-            <m:sty m:val="p"/>
-          </m:rPr>
-          <m:t>(</m:t>
-        </m:r>
-        <m:r>
-          <m:t>2</m:t>
-        </m:r>
-        <m:sSub>
-          <m:e>
-            <m:r>
-              <m:t>x</m:t>
-            </m:r>
-          </m:e>
-          <m:sub>
-            <m:r>
-              <m:t>1</m:t>
-            </m:r>
-          </m:sub>
-        </m:sSub>
-        <m:sSub>
-          <m:e>
-            <m:r>
-              <m:t>x</m:t>
-            </m:r>
-          </m:e>
-          <m:sub>
-            <m:r>
-              <m:t>2</m:t>
-            </m:r>
-          </m:sub>
-        </m:sSub>
-        <m:r>
-          <m:rPr>
-            <m:sty m:val="p"/>
-          </m:rPr>
-          <m:t>)</m:t>
-        </m:r>
-        <m:r>
-          <m:rPr>
-            <m:sty m:val="p"/>
-          </m:rPr>
-          <m:t>=</m:t>
-        </m:r>
-        <m:r>
-          <m:t>2</m:t>
-        </m:r>
-        <m:sSub>
-          <m:e>
-            <m:r>
-              <m:t>x</m:t>
-            </m:r>
-          </m:e>
-          <m:sub>
-            <m:r>
-              <m:t>2</m:t>
-            </m:r>
-          </m:sub>
-        </m:sSub>
-      </m:oMath>
-      <w:r>
-        <w:t xml:space="preserve">;</w:t>
-      </w:r>
+      <m:oMathPara>
+        <m:oMathParaPr>
+          <m:jc m:val="center"/>
+        </m:oMathParaPr>
+        <m:oMath>
+          <m:eqArr>
+            <m:e>
+              <m:f>
+                <m:fPr>
+                  <m:type m:val="bar"/>
+                </m:fPr>
+                <m:num>
+                  <m:r>
+                    <m:rPr>
+                      <m:sty m:val="p"/>
+                    </m:rPr>
+                    <m:t>∂</m:t>
+                  </m:r>
+                </m:num>
+                <m:den>
+                  <m:r>
+                    <m:rPr>
+                      <m:sty m:val="p"/>
+                    </m:rPr>
+                    <m:t>∂</m:t>
+                  </m:r>
+                  <m:sSub>
+                    <m:e>
+                      <m:r>
+                        <m:t>x</m:t>
+                      </m:r>
+                    </m:e>
+                    <m:sub>
+                      <m:r>
+                        <m:t>1</m:t>
+                      </m:r>
+                    </m:sub>
+                  </m:sSub>
+                </m:den>
+              </m:f>
+              <m:r>
+                <m:t>​</m:t>
+              </m:r>
+              <m:d>
+                <m:dPr>
+                  <m:begChr m:val="("/>
+                  <m:sepChr m:val=""/>
+                  <m:endChr m:val=")"/>
+                  <m:grow/>
+                </m:dPr>
+                <m:e>
+                  <m:f>
+                    <m:fPr>
+                      <m:type m:val="bar"/>
+                    </m:fPr>
+                    <m:num>
+                      <m:r>
+                        <m:rPr>
+                          <m:sty m:val="p"/>
+                        </m:rPr>
+                        <m:t>∂</m:t>
+                      </m:r>
+                    </m:num>
+                    <m:den>
+                      <m:r>
+                        <m:rPr>
+                          <m:sty m:val="p"/>
+                        </m:rPr>
+                        <m:t>∂</m:t>
+                      </m:r>
+                      <m:sSub>
+                        <m:e>
+                          <m:r>
+                            <m:t>x</m:t>
+                          </m:r>
+                        </m:e>
+                        <m:sub>
+                          <m:r>
+                            <m:t>1</m:t>
+                          </m:r>
+                        </m:sub>
+                      </m:sSub>
+                    </m:den>
+                  </m:f>
+                  <m:r>
+                    <m:t>f</m:t>
+                  </m:r>
+                  <m:r>
+                    <m:rPr>
+                      <m:sty m:val="p"/>
+                    </m:rPr>
+                    <m:t>(</m:t>
+                  </m:r>
+                  <m:acc>
+                    <m:accPr>
+                      <m:chr m:val="̃"/>
+                    </m:accPr>
+                    <m:e>
+                      <m:r>
+                        <m:t>x</m:t>
+                      </m:r>
+                    </m:e>
+                  </m:acc>
+                  <m:r>
+                    <m:rPr>
+                      <m:sty m:val="p"/>
+                    </m:rPr>
+                    <m:t>)</m:t>
+                  </m:r>
+                </m:e>
+              </m:d>
+              <m:r>
+                <m:t>​</m:t>
+              </m:r>
+              <m:r>
+                <m:t>&amp;</m:t>
+              </m:r>
+              <m:r>
+                <m:rPr>
+                  <m:sty m:val="p"/>
+                </m:rPr>
+                <m:t>=</m:t>
+              </m:r>
+              <m:f>
+                <m:fPr>
+                  <m:type m:val="bar"/>
+                </m:fPr>
+                <m:num>
+                  <m:r>
+                    <m:rPr>
+                      <m:sty m:val="p"/>
+                    </m:rPr>
+                    <m:t>∂</m:t>
+                  </m:r>
+                </m:num>
+                <m:den>
+                  <m:r>
+                    <m:rPr>
+                      <m:sty m:val="p"/>
+                    </m:rPr>
+                    <m:t>∂</m:t>
+                  </m:r>
+                  <m:sSub>
+                    <m:e>
+                      <m:r>
+                        <m:t>x</m:t>
+                      </m:r>
+                    </m:e>
+                    <m:sub>
+                      <m:r>
+                        <m:t>1</m:t>
+                      </m:r>
+                    </m:sub>
+                  </m:sSub>
+                </m:den>
+              </m:f>
+              <m:r>
+                <m:rPr>
+                  <m:sty m:val="p"/>
+                </m:rPr>
+                <m:t>(</m:t>
+              </m:r>
+              <m:r>
+                <m:t>2</m:t>
+              </m:r>
+              <m:sSub>
+                <m:e>
+                  <m:r>
+                    <m:t>x</m:t>
+                  </m:r>
+                </m:e>
+                <m:sub>
+                  <m:r>
+                    <m:t>1</m:t>
+                  </m:r>
+                </m:sub>
+              </m:sSub>
+              <m:sSub>
+                <m:e>
+                  <m:r>
+                    <m:t>x</m:t>
+                  </m:r>
+                </m:e>
+                <m:sub>
+                  <m:r>
+                    <m:t>2</m:t>
+                  </m:r>
+                </m:sub>
+              </m:sSub>
+              <m:r>
+                <m:rPr>
+                  <m:sty m:val="p"/>
+                </m:rPr>
+                <m:t>)</m:t>
+              </m:r>
+            </m:e>
+            <m:e>
+              <m:r>
+                <m:t>&amp;</m:t>
+              </m:r>
+              <m:r>
+                <m:rPr>
+                  <m:sty m:val="p"/>
+                </m:rPr>
+                <m:t>=</m:t>
+              </m:r>
+              <m:r>
+                <m:t>2</m:t>
+              </m:r>
+              <m:sSub>
+                <m:e>
+                  <m:r>
+                    <m:t>x</m:t>
+                  </m:r>
+                </m:e>
+                <m:sub>
+                  <m:r>
+                    <m:t>2</m:t>
+                  </m:r>
+                </m:sub>
+              </m:sSub>
+              <m:r>
+                <m:rPr>
+                  <m:sty m:val="p"/>
+                </m:rPr>
+                <m:t>;</m:t>
+              </m:r>
+            </m:e>
+          </m:eqArr>
+        </m:oMath>
+      </m:oMathPara>
     </w:p>
     <w:p>
       <w:pPr>
-        <w:pStyle w:val="Compact"/>
-        <w:numPr>
-          <w:ilvl w:val="0"/>
-          <w:numId w:val="1009"/>
-        </w:numPr>
+        <w:pStyle w:val="FirstParagraph"/>
       </w:pPr>
-      <m:oMath>
-        <m:f>
-          <m:fPr>
-            <m:type m:val="bar"/>
-          </m:fPr>
-          <m:num>
-            <m:r>
-              <m:rPr>
-                <m:sty m:val="p"/>
-              </m:rPr>
-              <m:t>∂</m:t>
-            </m:r>
-          </m:num>
-          <m:den>
-            <m:r>
-              <m:rPr>
-                <m:sty m:val="p"/>
-              </m:rPr>
-              <m:t>∂</m:t>
-            </m:r>
-            <m:sSub>
-              <m:e>
-                <m:r>
-                  <m:t>x</m:t>
-                </m:r>
-              </m:e>
-              <m:sub>
-                <m:r>
-                  <m:t>2</m:t>
-                </m:r>
-              </m:sub>
-            </m:sSub>
-          </m:den>
-        </m:f>
-        <m:r>
-          <m:t>​</m:t>
-        </m:r>
-        <m:d>
-          <m:dPr>
-            <m:begChr m:val="("/>
-            <m:sepChr m:val=""/>
-            <m:endChr m:val=")"/>
-            <m:grow/>
-          </m:dPr>
-          <m:e>
-            <m:f>
-              <m:fPr>
-                <m:type m:val="bar"/>
-              </m:fPr>
-              <m:num>
-                <m:r>
-                  <m:rPr>
-                    <m:sty m:val="p"/>
-                  </m:rPr>
-                  <m:t>∂</m:t>
-                </m:r>
-              </m:num>
-              <m:den>
-                <m:r>
-                  <m:rPr>
-                    <m:sty m:val="p"/>
-                  </m:rPr>
-                  <m:t>∂</m:t>
-                </m:r>
-                <m:sSub>
-                  <m:e>
-                    <m:r>
-                      <m:t>x</m:t>
-                    </m:r>
-                  </m:e>
-                  <m:sub>
-                    <m:r>
-                      <m:t>1</m:t>
-                    </m:r>
-                  </m:sub>
-                </m:sSub>
-              </m:den>
-            </m:f>
-            <m:r>
-              <m:t>f</m:t>
-            </m:r>
-            <m:r>
-              <m:rPr>
-                <m:sty m:val="p"/>
-              </m:rPr>
-              <m:t>(</m:t>
-            </m:r>
-            <m:acc>
-              <m:accPr>
-                <m:chr m:val="̃"/>
-              </m:accPr>
-              <m:e>
-                <m:r>
-                  <m:t>x</m:t>
-                </m:r>
-              </m:e>
-            </m:acc>
-            <m:r>
-              <m:rPr>
-                <m:sty m:val="p"/>
-              </m:rPr>
-              <m:t>)</m:t>
-            </m:r>
-          </m:e>
-        </m:d>
-        <m:r>
-          <m:t>​</m:t>
-        </m:r>
-        <m:r>
-          <m:rPr>
-            <m:sty m:val="p"/>
-          </m:rPr>
-          <m:t>=</m:t>
-        </m:r>
-        <m:f>
-          <m:fPr>
-            <m:type m:val="bar"/>
-          </m:fPr>
-          <m:num>
-            <m:r>
-              <m:rPr>
-                <m:sty m:val="p"/>
-              </m:rPr>
-              <m:t>∂</m:t>
-            </m:r>
-          </m:num>
-          <m:den>
-            <m:r>
-              <m:rPr>
-                <m:sty m:val="p"/>
-              </m:rPr>
-              <m:t>∂</m:t>
-            </m:r>
-            <m:sSub>
-              <m:e>
-                <m:r>
-                  <m:t>x</m:t>
-                </m:r>
-              </m:e>
-              <m:sub>
-                <m:r>
-                  <m:t>2</m:t>
-                </m:r>
-              </m:sub>
-            </m:sSub>
-          </m:den>
-        </m:f>
-        <m:r>
-          <m:rPr>
-            <m:sty m:val="p"/>
-          </m:rPr>
-          <m:t>(</m:t>
-        </m:r>
-        <m:r>
-          <m:t>2</m:t>
-        </m:r>
-        <m:sSub>
-          <m:e>
-            <m:r>
-              <m:t>x</m:t>
-            </m:r>
-          </m:e>
-          <m:sub>
-            <m:r>
-              <m:t>1</m:t>
-            </m:r>
-          </m:sub>
-        </m:sSub>
-        <m:sSub>
-          <m:e>
-            <m:r>
-              <m:t>x</m:t>
-            </m:r>
-          </m:e>
-          <m:sub>
-            <m:r>
-              <m:t>2</m:t>
-            </m:r>
-          </m:sub>
-        </m:sSub>
-        <m:r>
-          <m:rPr>
-            <m:sty m:val="p"/>
-          </m:rPr>
-          <m:t>)</m:t>
-        </m:r>
-        <m:r>
-          <m:rPr>
-            <m:sty m:val="p"/>
-          </m:rPr>
-          <m:t>=</m:t>
-        </m:r>
-        <m:r>
-          <m:t>2</m:t>
-        </m:r>
-        <m:sSub>
-          <m:e>
-            <m:r>
-              <m:t>x</m:t>
-            </m:r>
-          </m:e>
-          <m:sub>
-            <m:r>
-              <m:t>1</m:t>
-            </m:r>
-          </m:sub>
-        </m:sSub>
-      </m:oMath>
-      <w:r>
-        <w:t xml:space="preserve">;</w:t>
-      </w:r>
+      <m:oMathPara>
+        <m:oMathParaPr>
+          <m:jc m:val="center"/>
+        </m:oMathParaPr>
+        <m:oMath>
+          <m:eqArr>
+            <m:e>
+              <m:f>
+                <m:fPr>
+                  <m:type m:val="bar"/>
+                </m:fPr>
+                <m:num>
+                  <m:r>
+                    <m:rPr>
+                      <m:sty m:val="p"/>
+                    </m:rPr>
+                    <m:t>∂</m:t>
+                  </m:r>
+                </m:num>
+                <m:den>
+                  <m:r>
+                    <m:rPr>
+                      <m:sty m:val="p"/>
+                    </m:rPr>
+                    <m:t>∂</m:t>
+                  </m:r>
+                  <m:sSub>
+                    <m:e>
+                      <m:r>
+                        <m:t>x</m:t>
+                      </m:r>
+                    </m:e>
+                    <m:sub>
+                      <m:r>
+                        <m:t>2</m:t>
+                      </m:r>
+                    </m:sub>
+                  </m:sSub>
+                </m:den>
+              </m:f>
+              <m:r>
+                <m:t>​</m:t>
+              </m:r>
+              <m:d>
+                <m:dPr>
+                  <m:begChr m:val="("/>
+                  <m:sepChr m:val=""/>
+                  <m:endChr m:val=")"/>
+                  <m:grow/>
+                </m:dPr>
+                <m:e>
+                  <m:f>
+                    <m:fPr>
+                      <m:type m:val="bar"/>
+                    </m:fPr>
+                    <m:num>
+                      <m:r>
+                        <m:rPr>
+                          <m:sty m:val="p"/>
+                        </m:rPr>
+                        <m:t>∂</m:t>
+                      </m:r>
+                    </m:num>
+                    <m:den>
+                      <m:r>
+                        <m:rPr>
+                          <m:sty m:val="p"/>
+                        </m:rPr>
+                        <m:t>∂</m:t>
+                      </m:r>
+                      <m:sSub>
+                        <m:e>
+                          <m:r>
+                            <m:t>x</m:t>
+                          </m:r>
+                        </m:e>
+                        <m:sub>
+                          <m:r>
+                            <m:t>1</m:t>
+                          </m:r>
+                        </m:sub>
+                      </m:sSub>
+                    </m:den>
+                  </m:f>
+                  <m:r>
+                    <m:t>f</m:t>
+                  </m:r>
+                  <m:r>
+                    <m:rPr>
+                      <m:sty m:val="p"/>
+                    </m:rPr>
+                    <m:t>(</m:t>
+                  </m:r>
+                  <m:acc>
+                    <m:accPr>
+                      <m:chr m:val="̃"/>
+                    </m:accPr>
+                    <m:e>
+                      <m:r>
+                        <m:t>x</m:t>
+                      </m:r>
+                    </m:e>
+                  </m:acc>
+                  <m:r>
+                    <m:rPr>
+                      <m:sty m:val="p"/>
+                    </m:rPr>
+                    <m:t>)</m:t>
+                  </m:r>
+                </m:e>
+              </m:d>
+              <m:r>
+                <m:t>​</m:t>
+              </m:r>
+              <m:r>
+                <m:t>&amp;</m:t>
+              </m:r>
+              <m:r>
+                <m:rPr>
+                  <m:sty m:val="p"/>
+                </m:rPr>
+                <m:t>=</m:t>
+              </m:r>
+              <m:f>
+                <m:fPr>
+                  <m:type m:val="bar"/>
+                </m:fPr>
+                <m:num>
+                  <m:r>
+                    <m:rPr>
+                      <m:sty m:val="p"/>
+                    </m:rPr>
+                    <m:t>∂</m:t>
+                  </m:r>
+                </m:num>
+                <m:den>
+                  <m:r>
+                    <m:rPr>
+                      <m:sty m:val="p"/>
+                    </m:rPr>
+                    <m:t>∂</m:t>
+                  </m:r>
+                  <m:sSub>
+                    <m:e>
+                      <m:r>
+                        <m:t>x</m:t>
+                      </m:r>
+                    </m:e>
+                    <m:sub>
+                      <m:r>
+                        <m:t>2</m:t>
+                      </m:r>
+                    </m:sub>
+                  </m:sSub>
+                </m:den>
+              </m:f>
+              <m:r>
+                <m:rPr>
+                  <m:sty m:val="p"/>
+                </m:rPr>
+                <m:t>(</m:t>
+              </m:r>
+              <m:r>
+                <m:t>2</m:t>
+              </m:r>
+              <m:sSub>
+                <m:e>
+                  <m:r>
+                    <m:t>x</m:t>
+                  </m:r>
+                </m:e>
+                <m:sub>
+                  <m:r>
+                    <m:t>1</m:t>
+                  </m:r>
+                </m:sub>
+              </m:sSub>
+              <m:sSub>
+                <m:e>
+                  <m:r>
+                    <m:t>x</m:t>
+                  </m:r>
+                </m:e>
+                <m:sub>
+                  <m:r>
+                    <m:t>2</m:t>
+                  </m:r>
+                </m:sub>
+              </m:sSub>
+              <m:r>
+                <m:rPr>
+                  <m:sty m:val="p"/>
+                </m:rPr>
+                <m:t>)</m:t>
+              </m:r>
+            </m:e>
+            <m:e>
+              <m:r>
+                <m:t>&amp;</m:t>
+              </m:r>
+              <m:r>
+                <m:rPr>
+                  <m:sty m:val="p"/>
+                </m:rPr>
+                <m:t>=</m:t>
+              </m:r>
+              <m:r>
+                <m:t>2</m:t>
+              </m:r>
+              <m:sSub>
+                <m:e>
+                  <m:r>
+                    <m:t>x</m:t>
+                  </m:r>
+                </m:e>
+                <m:sub>
+                  <m:r>
+                    <m:t>1</m:t>
+                  </m:r>
+                </m:sub>
+              </m:sSub>
+              <m:r>
+                <m:rPr>
+                  <m:sty m:val="p"/>
+                </m:rPr>
+                <m:t>;</m:t>
+              </m:r>
+            </m:e>
+          </m:eqArr>
+        </m:oMath>
+      </m:oMathPara>
     </w:p>
     <w:p>
       <w:pPr>
-        <w:pStyle w:val="Compact"/>
-        <w:numPr>
-          <w:ilvl w:val="0"/>
-          <w:numId w:val="1009"/>
-        </w:numPr>
+        <w:pStyle w:val="FirstParagraph"/>
       </w:pPr>
-      <m:oMath>
-        <m:f>
-          <m:fPr>
-            <m:type m:val="bar"/>
-          </m:fPr>
-          <m:num>
-            <m:r>
-              <m:rPr>
-                <m:sty m:val="p"/>
-              </m:rPr>
-              <m:t>∂</m:t>
-            </m:r>
-          </m:num>
-          <m:den>
-            <m:r>
-              <m:rPr>
-                <m:sty m:val="p"/>
-              </m:rPr>
-              <m:t>∂</m:t>
-            </m:r>
-            <m:sSub>
-              <m:e>
-                <m:r>
-                  <m:t>x</m:t>
-                </m:r>
-              </m:e>
-              <m:sub>
-                <m:r>
-                  <m:t>1</m:t>
-                </m:r>
-              </m:sub>
-            </m:sSub>
-          </m:den>
-        </m:f>
-        <m:r>
-          <m:t>​</m:t>
-        </m:r>
-        <m:d>
-          <m:dPr>
-            <m:begChr m:val="("/>
-            <m:sepChr m:val=""/>
-            <m:endChr m:val=")"/>
-            <m:grow/>
-          </m:dPr>
-          <m:e>
-            <m:f>
-              <m:fPr>
-                <m:type m:val="bar"/>
-              </m:fPr>
-              <m:num>
-                <m:r>
-                  <m:rPr>
-                    <m:sty m:val="p"/>
-                  </m:rPr>
-                  <m:t>∂</m:t>
-                </m:r>
-              </m:num>
-              <m:den>
-                <m:r>
-                  <m:rPr>
-                    <m:sty m:val="p"/>
-                  </m:rPr>
-                  <m:t>∂</m:t>
-                </m:r>
-                <m:sSub>
-                  <m:e>
-                    <m:r>
-                      <m:t>x</m:t>
-                    </m:r>
-                  </m:e>
-                  <m:sub>
-                    <m:r>
-                      <m:t>2</m:t>
-                    </m:r>
-                  </m:sub>
-                </m:sSub>
-              </m:den>
-            </m:f>
-            <m:r>
-              <m:t>f</m:t>
-            </m:r>
-            <m:r>
-              <m:rPr>
-                <m:sty m:val="p"/>
-              </m:rPr>
-              <m:t>(</m:t>
-            </m:r>
-            <m:acc>
-              <m:accPr>
-                <m:chr m:val="̃"/>
-              </m:accPr>
-              <m:e>
-                <m:r>
-                  <m:t>x</m:t>
-                </m:r>
-              </m:e>
-            </m:acc>
-            <m:r>
-              <m:rPr>
-                <m:sty m:val="p"/>
-              </m:rPr>
-              <m:t>)</m:t>
-            </m:r>
-          </m:e>
-        </m:d>
-        <m:r>
-          <m:t>​</m:t>
-        </m:r>
-        <m:r>
-          <m:rPr>
-            <m:sty m:val="p"/>
-          </m:rPr>
-          <m:t>=</m:t>
-        </m:r>
-        <m:f>
-          <m:fPr>
-            <m:type m:val="bar"/>
-          </m:fPr>
-          <m:num>
-            <m:r>
-              <m:rPr>
-                <m:sty m:val="p"/>
-              </m:rPr>
-              <m:t>∂</m:t>
-            </m:r>
-          </m:num>
-          <m:den>
-            <m:r>
-              <m:rPr>
-                <m:sty m:val="p"/>
-              </m:rPr>
-              <m:t>∂</m:t>
-            </m:r>
-            <m:sSub>
-              <m:e>
-                <m:r>
-                  <m:t>x</m:t>
-                </m:r>
-              </m:e>
-              <m:sub>
-                <m:r>
-                  <m:t>1</m:t>
-                </m:r>
-              </m:sub>
-            </m:sSub>
-          </m:den>
-        </m:f>
-        <m:r>
-          <m:rPr>
-            <m:sty m:val="p"/>
-          </m:rPr>
-          <m:t>(</m:t>
-        </m:r>
-        <m:sSubSup>
-          <m:e>
-            <m:r>
-              <m:t>x</m:t>
-            </m:r>
-          </m:e>
-          <m:sub>
-            <m:r>
-              <m:t>1</m:t>
-            </m:r>
-          </m:sub>
-          <m:sup>
-            <m:r>
-              <m:t>2</m:t>
-            </m:r>
-          </m:sup>
-        </m:sSubSup>
-        <m:r>
-          <m:rPr>
-            <m:sty m:val="p"/>
-          </m:rPr>
-          <m:t>+</m:t>
-        </m:r>
-        <m:r>
-          <m:t>3</m:t>
-        </m:r>
-        <m:r>
-          <m:rPr>
-            <m:sty m:val="p"/>
-          </m:rPr>
-          <m:t>)</m:t>
-        </m:r>
-        <m:r>
-          <m:rPr>
-            <m:sty m:val="p"/>
-          </m:rPr>
-          <m:t>=</m:t>
-        </m:r>
-        <m:r>
-          <m:t>2</m:t>
-        </m:r>
-        <m:sSub>
-          <m:e>
-            <m:r>
-              <m:t>x</m:t>
-            </m:r>
-          </m:e>
-          <m:sub>
-            <m:r>
-              <m:t>1</m:t>
-            </m:r>
-          </m:sub>
-        </m:sSub>
-      </m:oMath>
-      <w:r>
-        <w:t xml:space="preserve">;</w:t>
-      </w:r>
+      <m:oMathPara>
+        <m:oMathParaPr>
+          <m:jc m:val="center"/>
+        </m:oMathParaPr>
+        <m:oMath>
+          <m:eqArr>
+            <m:e>
+              <m:f>
+                <m:fPr>
+                  <m:type m:val="bar"/>
+                </m:fPr>
+                <m:num>
+                  <m:r>
+                    <m:rPr>
+                      <m:sty m:val="p"/>
+                    </m:rPr>
+                    <m:t>∂</m:t>
+                  </m:r>
+                </m:num>
+                <m:den>
+                  <m:r>
+                    <m:rPr>
+                      <m:sty m:val="p"/>
+                    </m:rPr>
+                    <m:t>∂</m:t>
+                  </m:r>
+                  <m:sSub>
+                    <m:e>
+                      <m:r>
+                        <m:t>x</m:t>
+                      </m:r>
+                    </m:e>
+                    <m:sub>
+                      <m:r>
+                        <m:t>1</m:t>
+                      </m:r>
+                    </m:sub>
+                  </m:sSub>
+                </m:den>
+              </m:f>
+              <m:r>
+                <m:t>​</m:t>
+              </m:r>
+              <m:d>
+                <m:dPr>
+                  <m:begChr m:val="("/>
+                  <m:sepChr m:val=""/>
+                  <m:endChr m:val=")"/>
+                  <m:grow/>
+                </m:dPr>
+                <m:e>
+                  <m:f>
+                    <m:fPr>
+                      <m:type m:val="bar"/>
+                    </m:fPr>
+                    <m:num>
+                      <m:r>
+                        <m:rPr>
+                          <m:sty m:val="p"/>
+                        </m:rPr>
+                        <m:t>∂</m:t>
+                      </m:r>
+                    </m:num>
+                    <m:den>
+                      <m:r>
+                        <m:rPr>
+                          <m:sty m:val="p"/>
+                        </m:rPr>
+                        <m:t>∂</m:t>
+                      </m:r>
+                      <m:sSub>
+                        <m:e>
+                          <m:r>
+                            <m:t>x</m:t>
+                          </m:r>
+                        </m:e>
+                        <m:sub>
+                          <m:r>
+                            <m:t>2</m:t>
+                          </m:r>
+                        </m:sub>
+                      </m:sSub>
+                    </m:den>
+                  </m:f>
+                  <m:r>
+                    <m:t>f</m:t>
+                  </m:r>
+                  <m:r>
+                    <m:rPr>
+                      <m:sty m:val="p"/>
+                    </m:rPr>
+                    <m:t>(</m:t>
+                  </m:r>
+                  <m:acc>
+                    <m:accPr>
+                      <m:chr m:val="̃"/>
+                    </m:accPr>
+                    <m:e>
+                      <m:r>
+                        <m:t>x</m:t>
+                      </m:r>
+                    </m:e>
+                  </m:acc>
+                  <m:r>
+                    <m:rPr>
+                      <m:sty m:val="p"/>
+                    </m:rPr>
+                    <m:t>)</m:t>
+                  </m:r>
+                </m:e>
+              </m:d>
+              <m:r>
+                <m:t>​</m:t>
+              </m:r>
+              <m:r>
+                <m:t>&amp;</m:t>
+              </m:r>
+              <m:r>
+                <m:rPr>
+                  <m:sty m:val="p"/>
+                </m:rPr>
+                <m:t>=</m:t>
+              </m:r>
+              <m:f>
+                <m:fPr>
+                  <m:type m:val="bar"/>
+                </m:fPr>
+                <m:num>
+                  <m:r>
+                    <m:rPr>
+                      <m:sty m:val="p"/>
+                    </m:rPr>
+                    <m:t>∂</m:t>
+                  </m:r>
+                </m:num>
+                <m:den>
+                  <m:r>
+                    <m:rPr>
+                      <m:sty m:val="p"/>
+                    </m:rPr>
+                    <m:t>∂</m:t>
+                  </m:r>
+                  <m:sSub>
+                    <m:e>
+                      <m:r>
+                        <m:t>x</m:t>
+                      </m:r>
+                    </m:e>
+                    <m:sub>
+                      <m:r>
+                        <m:t>1</m:t>
+                      </m:r>
+                    </m:sub>
+                  </m:sSub>
+                </m:den>
+              </m:f>
+              <m:r>
+                <m:rPr>
+                  <m:sty m:val="p"/>
+                </m:rPr>
+                <m:t>(</m:t>
+              </m:r>
+              <m:sSubSup>
+                <m:e>
+                  <m:r>
+                    <m:t>x</m:t>
+                  </m:r>
+                </m:e>
+                <m:sub>
+                  <m:r>
+                    <m:t>1</m:t>
+                  </m:r>
+                </m:sub>
+                <m:sup>
+                  <m:r>
+                    <m:t>2</m:t>
+                  </m:r>
+                </m:sup>
+              </m:sSubSup>
+              <m:r>
+                <m:rPr>
+                  <m:sty m:val="p"/>
+                </m:rPr>
+                <m:t>+</m:t>
+              </m:r>
+              <m:r>
+                <m:t>3</m:t>
+              </m:r>
+              <m:r>
+                <m:rPr>
+                  <m:sty m:val="p"/>
+                </m:rPr>
+                <m:t>)</m:t>
+              </m:r>
+            </m:e>
+            <m:e>
+              <m:r>
+                <m:t>&amp;</m:t>
+              </m:r>
+              <m:r>
+                <m:rPr>
+                  <m:sty m:val="p"/>
+                </m:rPr>
+                <m:t>=</m:t>
+              </m:r>
+              <m:r>
+                <m:t>2</m:t>
+              </m:r>
+              <m:sSub>
+                <m:e>
+                  <m:r>
+                    <m:t>x</m:t>
+                  </m:r>
+                </m:e>
+                <m:sub>
+                  <m:r>
+                    <m:t>1</m:t>
+                  </m:r>
+                </m:sub>
+              </m:sSub>
+              <m:r>
+                <m:rPr>
+                  <m:sty m:val="p"/>
+                </m:rPr>
+                <m:t>;</m:t>
+              </m:r>
+            </m:e>
+          </m:eqArr>
+        </m:oMath>
+      </m:oMathPara>
     </w:p>
     <w:p>
       <w:pPr>
-        <w:pStyle w:val="Compact"/>
-        <w:numPr>
-          <w:ilvl w:val="0"/>
-          <w:numId w:val="1009"/>
-        </w:numPr>
+        <w:pStyle w:val="FirstParagraph"/>
       </w:pPr>
-      <m:oMath>
-        <m:f>
-          <m:fPr>
-            <m:type m:val="bar"/>
-          </m:fPr>
-          <m:num>
-            <m:r>
-              <m:rPr>
-                <m:sty m:val="p"/>
-              </m:rPr>
-              <m:t>∂</m:t>
-            </m:r>
-          </m:num>
-          <m:den>
-            <m:r>
-              <m:rPr>
-                <m:sty m:val="p"/>
-              </m:rPr>
-              <m:t>∂</m:t>
-            </m:r>
-            <m:sSub>
-              <m:e>
-                <m:r>
-                  <m:t>x</m:t>
-                </m:r>
-              </m:e>
-              <m:sub>
-                <m:r>
-                  <m:t>2</m:t>
-                </m:r>
-              </m:sub>
-            </m:sSub>
-          </m:den>
-        </m:f>
-        <m:r>
-          <m:t>​</m:t>
-        </m:r>
-        <m:d>
-          <m:dPr>
-            <m:begChr m:val="("/>
-            <m:sepChr m:val=""/>
-            <m:endChr m:val=")"/>
-            <m:grow/>
-          </m:dPr>
-          <m:e>
-            <m:f>
-              <m:fPr>
-                <m:type m:val="bar"/>
-              </m:fPr>
-              <m:num>
-                <m:r>
-                  <m:rPr>
-                    <m:sty m:val="p"/>
-                  </m:rPr>
-                  <m:t>∂</m:t>
-                </m:r>
-              </m:num>
-              <m:den>
-                <m:r>
-                  <m:rPr>
-                    <m:sty m:val="p"/>
-                  </m:rPr>
-                  <m:t>∂</m:t>
-                </m:r>
-                <m:sSub>
-                  <m:e>
-                    <m:r>
-                      <m:t>x</m:t>
-                    </m:r>
-                  </m:e>
-                  <m:sub>
-                    <m:r>
-                      <m:t>2</m:t>
-                    </m:r>
-                  </m:sub>
-                </m:sSub>
-              </m:den>
-            </m:f>
-            <m:r>
-              <m:t>f</m:t>
-            </m:r>
-            <m:r>
-              <m:rPr>
-                <m:sty m:val="p"/>
-              </m:rPr>
-              <m:t>(</m:t>
-            </m:r>
-            <m:acc>
-              <m:accPr>
-                <m:chr m:val="̃"/>
-              </m:accPr>
-              <m:e>
-                <m:r>
-                  <m:t>x</m:t>
-                </m:r>
-              </m:e>
-            </m:acc>
-            <m:r>
-              <m:rPr>
-                <m:sty m:val="p"/>
-              </m:rPr>
-              <m:t>)</m:t>
-            </m:r>
-          </m:e>
-        </m:d>
-        <m:r>
-          <m:t>​</m:t>
-        </m:r>
-        <m:r>
-          <m:rPr>
-            <m:sty m:val="p"/>
-          </m:rPr>
-          <m:t>=</m:t>
-        </m:r>
-        <m:f>
-          <m:fPr>
-            <m:type m:val="bar"/>
-          </m:fPr>
-          <m:num>
-            <m:r>
-              <m:rPr>
-                <m:sty m:val="p"/>
-              </m:rPr>
-              <m:t>∂</m:t>
-            </m:r>
-          </m:num>
-          <m:den>
-            <m:r>
-              <m:rPr>
-                <m:sty m:val="p"/>
-              </m:rPr>
-              <m:t>∂</m:t>
-            </m:r>
-            <m:sSub>
-              <m:e>
-                <m:r>
-                  <m:t>x</m:t>
-                </m:r>
-              </m:e>
-              <m:sub>
-                <m:r>
-                  <m:t>2</m:t>
-                </m:r>
-              </m:sub>
-            </m:sSub>
-          </m:den>
-        </m:f>
-        <m:r>
-          <m:rPr>
-            <m:sty m:val="p"/>
-          </m:rPr>
-          <m:t>(</m:t>
-        </m:r>
-        <m:sSubSup>
-          <m:e>
-            <m:r>
-              <m:t>x</m:t>
-            </m:r>
-          </m:e>
-          <m:sub>
-            <m:r>
-              <m:t>1</m:t>
-            </m:r>
-          </m:sub>
-          <m:sup>
-            <m:r>
-              <m:t>2</m:t>
-            </m:r>
-          </m:sup>
-        </m:sSubSup>
-        <m:r>
-          <m:rPr>
-            <m:sty m:val="p"/>
-          </m:rPr>
-          <m:t>+</m:t>
-        </m:r>
-        <m:r>
-          <m:t>3</m:t>
-        </m:r>
-        <m:r>
-          <m:rPr>
-            <m:sty m:val="p"/>
-          </m:rPr>
-          <m:t>)</m:t>
-        </m:r>
-        <m:r>
-          <m:rPr>
-            <m:sty m:val="p"/>
-          </m:rPr>
-          <m:t>=</m:t>
-        </m:r>
-        <m:r>
-          <m:t>0</m:t>
-        </m:r>
-      </m:oMath>
-      <w:r>
-        <w:t xml:space="preserve">.</w:t>
-      </w:r>
+      <m:oMathPara>
+        <m:oMathParaPr>
+          <m:jc m:val="center"/>
+        </m:oMathParaPr>
+        <m:oMath>
+          <m:eqArr>
+            <m:e>
+              <m:f>
+                <m:fPr>
+                  <m:type m:val="bar"/>
+                </m:fPr>
+                <m:num>
+                  <m:r>
+                    <m:rPr>
+                      <m:sty m:val="p"/>
+                    </m:rPr>
+                    <m:t>∂</m:t>
+                  </m:r>
+                </m:num>
+                <m:den>
+                  <m:r>
+                    <m:rPr>
+                      <m:sty m:val="p"/>
+                    </m:rPr>
+                    <m:t>∂</m:t>
+                  </m:r>
+                  <m:sSub>
+                    <m:e>
+                      <m:r>
+                        <m:t>x</m:t>
+                      </m:r>
+                    </m:e>
+                    <m:sub>
+                      <m:r>
+                        <m:t>2</m:t>
+                      </m:r>
+                    </m:sub>
+                  </m:sSub>
+                </m:den>
+              </m:f>
+              <m:r>
+                <m:t>​</m:t>
+              </m:r>
+              <m:d>
+                <m:dPr>
+                  <m:begChr m:val="("/>
+                  <m:sepChr m:val=""/>
+                  <m:endChr m:val=")"/>
+                  <m:grow/>
+                </m:dPr>
+                <m:e>
+                  <m:f>
+                    <m:fPr>
+                      <m:type m:val="bar"/>
+                    </m:fPr>
+                    <m:num>
+                      <m:r>
+                        <m:rPr>
+                          <m:sty m:val="p"/>
+                        </m:rPr>
+                        <m:t>∂</m:t>
+                      </m:r>
+                    </m:num>
+                    <m:den>
+                      <m:r>
+                        <m:rPr>
+                          <m:sty m:val="p"/>
+                        </m:rPr>
+                        <m:t>∂</m:t>
+                      </m:r>
+                      <m:sSub>
+                        <m:e>
+                          <m:r>
+                            <m:t>x</m:t>
+                          </m:r>
+                        </m:e>
+                        <m:sub>
+                          <m:r>
+                            <m:t>2</m:t>
+                          </m:r>
+                        </m:sub>
+                      </m:sSub>
+                    </m:den>
+                  </m:f>
+                  <m:r>
+                    <m:t>f</m:t>
+                  </m:r>
+                  <m:r>
+                    <m:rPr>
+                      <m:sty m:val="p"/>
+                    </m:rPr>
+                    <m:t>(</m:t>
+                  </m:r>
+                  <m:acc>
+                    <m:accPr>
+                      <m:chr m:val="̃"/>
+                    </m:accPr>
+                    <m:e>
+                      <m:r>
+                        <m:t>x</m:t>
+                      </m:r>
+                    </m:e>
+                  </m:acc>
+                  <m:r>
+                    <m:rPr>
+                      <m:sty m:val="p"/>
+                    </m:rPr>
+                    <m:t>)</m:t>
+                  </m:r>
+                </m:e>
+              </m:d>
+              <m:r>
+                <m:t>​</m:t>
+              </m:r>
+              <m:r>
+                <m:t>&amp;</m:t>
+              </m:r>
+              <m:r>
+                <m:rPr>
+                  <m:sty m:val="p"/>
+                </m:rPr>
+                <m:t>=</m:t>
+              </m:r>
+              <m:f>
+                <m:fPr>
+                  <m:type m:val="bar"/>
+                </m:fPr>
+                <m:num>
+                  <m:r>
+                    <m:rPr>
+                      <m:sty m:val="p"/>
+                    </m:rPr>
+                    <m:t>∂</m:t>
+                  </m:r>
+                </m:num>
+                <m:den>
+                  <m:r>
+                    <m:rPr>
+                      <m:sty m:val="p"/>
+                    </m:rPr>
+                    <m:t>∂</m:t>
+                  </m:r>
+                  <m:sSub>
+                    <m:e>
+                      <m:r>
+                        <m:t>x</m:t>
+                      </m:r>
+                    </m:e>
+                    <m:sub>
+                      <m:r>
+                        <m:t>2</m:t>
+                      </m:r>
+                    </m:sub>
+                  </m:sSub>
+                </m:den>
+              </m:f>
+              <m:r>
+                <m:rPr>
+                  <m:sty m:val="p"/>
+                </m:rPr>
+                <m:t>(</m:t>
+              </m:r>
+              <m:sSubSup>
+                <m:e>
+                  <m:r>
+                    <m:t>x</m:t>
+                  </m:r>
+                </m:e>
+                <m:sub>
+                  <m:r>
+                    <m:t>1</m:t>
+                  </m:r>
+                </m:sub>
+                <m:sup>
+                  <m:r>
+                    <m:t>2</m:t>
+                  </m:r>
+                </m:sup>
+              </m:sSubSup>
+              <m:r>
+                <m:rPr>
+                  <m:sty m:val="p"/>
+                </m:rPr>
+                <m:t>+</m:t>
+              </m:r>
+              <m:r>
+                <m:t>3</m:t>
+              </m:r>
+              <m:r>
+                <m:rPr>
+                  <m:sty m:val="p"/>
+                </m:rPr>
+                <m:t>)</m:t>
+              </m:r>
+            </m:e>
+            <m:e>
+              <m:r>
+                <m:t>&amp;</m:t>
+              </m:r>
+              <m:r>
+                <m:rPr>
+                  <m:sty m:val="p"/>
+                </m:rPr>
+                <m:t>=</m:t>
+              </m:r>
+              <m:r>
+                <m:t>0</m:t>
+              </m:r>
+              <m:r>
+                <m:rPr>
+                  <m:sty m:val="p"/>
+                </m:rPr>
+                <m:t>.</m:t>
+              </m:r>
+            </m:e>
+          </m:eqArr>
+        </m:oMath>
+      </m:oMathPara>
     </w:p>
     <w:p>
       <w:pPr>
@@ -58610,34 +58972,64 @@
       <w:r>
         <w:t xml:space="preserve">For</w:t>
       </w:r>
-      <w:r>
-        <w:t xml:space="preserve"> </w:t>
-      </w:r>
-      <m:oMath>
-        <m:r>
-          <m:t>p</m:t>
-        </m:r>
-        <m:r>
-          <m:rPr>
-            <m:sty m:val="p"/>
-          </m:rPr>
-          <m:t>=</m:t>
-        </m:r>
-        <m:r>
-          <m:t>q</m:t>
-        </m:r>
-        <m:r>
-          <m:rPr>
-            <m:sty m:val="p"/>
-          </m:rPr>
-          <m:t>=</m:t>
-        </m:r>
-        <m:r>
-          <m:t>1</m:t>
-        </m:r>
-      </m:oMath>
-      <w:r>
-        <w:t xml:space="preserve">, this definition is the usual</w:t>
+    </w:p>
+    <w:p>
+      <w:pPr>
+        <w:pStyle w:val="BodyText"/>
+      </w:pPr>
+      <m:oMathPara>
+        <m:oMathParaPr>
+          <m:jc m:val="center"/>
+        </m:oMathParaPr>
+        <m:oMath>
+          <m:eqArr>
+            <m:e>
+              <m:r>
+                <m:t>p</m:t>
+              </m:r>
+              <m:r>
+                <m:t>&amp;</m:t>
+              </m:r>
+              <m:r>
+                <m:rPr>
+                  <m:sty m:val="p"/>
+                </m:rPr>
+                <m:t>=</m:t>
+              </m:r>
+              <m:r>
+                <m:t>q</m:t>
+              </m:r>
+            </m:e>
+            <m:e>
+              <m:r>
+                <m:t>&amp;</m:t>
+              </m:r>
+              <m:r>
+                <m:rPr>
+                  <m:sty m:val="p"/>
+                </m:rPr>
+                <m:t>=</m:t>
+              </m:r>
+              <m:r>
+                <m:t>1</m:t>
+              </m:r>
+              <m:r>
+                <m:rPr>
+                  <m:sty m:val="p"/>
+                </m:rPr>
+                <m:t>,</m:t>
+              </m:r>
+            </m:e>
+          </m:eqArr>
+        </m:oMath>
+      </m:oMathPara>
+    </w:p>
+    <w:p>
+      <w:pPr>
+        <w:pStyle w:val="FirstParagraph"/>
+      </w:pPr>
+      <w:r>
+        <w:t xml:space="preserve">this definition is the usual</w:t>
       </w:r>
       <w:r>
         <w:t xml:space="preserve"> </w:t>
@@ -61125,97 +61517,127 @@
       <w:r>
         <w:t xml:space="preserve">,</w:t>
       </w:r>
-      <w:r>
-        <w:t xml:space="preserve"> </w:t>
-      </w:r>
-      <m:oMath>
-        <m:r>
-          <m:t>f</m:t>
-        </m:r>
-        <m:r>
-          <m:rPr>
-            <m:sty m:val="p"/>
-          </m:rPr>
-          <m:t>(</m:t>
-        </m:r>
-        <m:r>
-          <m:t>h</m:t>
-        </m:r>
-        <m:r>
-          <m:rPr>
-            <m:sty m:val="p"/>
-          </m:rPr>
-          <m:t>,</m:t>
-        </m:r>
-        <m:r>
-          <m:t>0</m:t>
-        </m:r>
-        <m:r>
-          <m:rPr>
-            <m:sty m:val="p"/>
-          </m:rPr>
-          <m:t>)</m:t>
-        </m:r>
-        <m:r>
-          <m:rPr>
-            <m:sty m:val="p"/>
-          </m:rPr>
-          <m:t>=</m:t>
-        </m:r>
-        <m:f>
-          <m:fPr>
-            <m:type m:val="bar"/>
-          </m:fPr>
-          <m:num>
-            <m:r>
-              <m:t>h</m:t>
-            </m:r>
-            <m:r>
-              <m:rPr>
-                <m:sty m:val="p"/>
-              </m:rPr>
-              <m:t>⋅</m:t>
-            </m:r>
-            <m:r>
-              <m:t>0</m:t>
-            </m:r>
-          </m:num>
-          <m:den>
-            <m:sSup>
-              <m:e>
-                <m:r>
-                  <m:t>h</m:t>
-                </m:r>
-              </m:e>
-              <m:sup>
-                <m:r>
-                  <m:t>2</m:t>
-                </m:r>
-              </m:sup>
-            </m:sSup>
-            <m:r>
-              <m:rPr>
-                <m:sty m:val="p"/>
-              </m:rPr>
-              <m:t>+</m:t>
-            </m:r>
-            <m:r>
-              <m:t>0</m:t>
-            </m:r>
-          </m:den>
-        </m:f>
-        <m:r>
-          <m:rPr>
-            <m:sty m:val="p"/>
-          </m:rPr>
-          <m:t>=</m:t>
-        </m:r>
-        <m:r>
-          <m:t>0</m:t>
-        </m:r>
-      </m:oMath>
-      <w:r>
-        <w:t xml:space="preserve">, so</w:t>
+    </w:p>
+    <w:p>
+      <w:pPr>
+        <w:pStyle w:val="BodyText"/>
+      </w:pPr>
+      <m:oMathPara>
+        <m:oMathParaPr>
+          <m:jc m:val="center"/>
+        </m:oMathParaPr>
+        <m:oMath>
+          <m:eqArr>
+            <m:e>
+              <m:r>
+                <m:t>f</m:t>
+              </m:r>
+              <m:r>
+                <m:rPr>
+                  <m:sty m:val="p"/>
+                </m:rPr>
+                <m:t>(</m:t>
+              </m:r>
+              <m:r>
+                <m:t>h</m:t>
+              </m:r>
+              <m:r>
+                <m:rPr>
+                  <m:sty m:val="p"/>
+                </m:rPr>
+                <m:t>,</m:t>
+              </m:r>
+              <m:r>
+                <m:t>0</m:t>
+              </m:r>
+              <m:r>
+                <m:rPr>
+                  <m:sty m:val="p"/>
+                </m:rPr>
+                <m:t>)</m:t>
+              </m:r>
+              <m:r>
+                <m:t>&amp;</m:t>
+              </m:r>
+              <m:r>
+                <m:rPr>
+                  <m:sty m:val="p"/>
+                </m:rPr>
+                <m:t>=</m:t>
+              </m:r>
+              <m:f>
+                <m:fPr>
+                  <m:type m:val="bar"/>
+                </m:fPr>
+                <m:num>
+                  <m:r>
+                    <m:t>h</m:t>
+                  </m:r>
+                  <m:r>
+                    <m:rPr>
+                      <m:sty m:val="p"/>
+                    </m:rPr>
+                    <m:t>⋅</m:t>
+                  </m:r>
+                  <m:r>
+                    <m:t>0</m:t>
+                  </m:r>
+                </m:num>
+                <m:den>
+                  <m:sSup>
+                    <m:e>
+                      <m:r>
+                        <m:t>h</m:t>
+                      </m:r>
+                    </m:e>
+                    <m:sup>
+                      <m:r>
+                        <m:t>2</m:t>
+                      </m:r>
+                    </m:sup>
+                  </m:sSup>
+                  <m:r>
+                    <m:rPr>
+                      <m:sty m:val="p"/>
+                    </m:rPr>
+                    <m:t>+</m:t>
+                  </m:r>
+                  <m:r>
+                    <m:t>0</m:t>
+                  </m:r>
+                </m:den>
+              </m:f>
+            </m:e>
+            <m:e>
+              <m:r>
+                <m:t>&amp;</m:t>
+              </m:r>
+              <m:r>
+                <m:rPr>
+                  <m:sty m:val="p"/>
+                </m:rPr>
+                <m:t>=</m:t>
+              </m:r>
+              <m:r>
+                <m:t>0</m:t>
+              </m:r>
+              <m:r>
+                <m:rPr>
+                  <m:sty m:val="p"/>
+                </m:rPr>
+                <m:t>,</m:t>
+              </m:r>
+            </m:e>
+          </m:eqArr>
+        </m:oMath>
+      </m:oMathPara>
+    </w:p>
+    <w:p>
+      <w:pPr>
+        <w:pStyle w:val="FirstParagraph"/>
+      </w:pPr>
+      <w:r>
+        <w:t xml:space="preserve">so</w:t>
       </w:r>
     </w:p>
     <w:p>
@@ -62024,154 +62446,194 @@
       <w:r>
         <w:t xml:space="preserve">Then</w:t>
       </w:r>
-      <w:r>
-        <w:t xml:space="preserve"> </w:t>
-      </w:r>
-      <m:oMath>
-        <m:r>
-          <m:t>​</m:t>
-        </m:r>
-        <m:d>
-          <m:dPr>
-            <m:begChr m:val="∥"/>
-            <m:sepChr m:val=""/>
-            <m:endChr m:val="∥"/>
-            <m:grow/>
-          </m:dPr>
-          <m:e>
-            <m:acc>
-              <m:accPr>
-                <m:chr m:val="̃"/>
-              </m:accPr>
-              <m:e>
-                <m:r>
-                  <m:t>y</m:t>
-                </m:r>
-              </m:e>
-            </m:acc>
-            <m:r>
-              <m:rPr>
-                <m:sty m:val="p"/>
-              </m:rPr>
-              <m:t>−</m:t>
-            </m:r>
-            <m:acc>
-              <m:accPr>
-                <m:chr m:val="̃"/>
-              </m:accPr>
-              <m:e>
-                <m:r>
-                  <m:t>0</m:t>
-                </m:r>
-              </m:e>
-            </m:acc>
-          </m:e>
-        </m:d>
-        <m:r>
-          <m:t>​</m:t>
-        </m:r>
-        <m:r>
-          <m:rPr>
-            <m:sty m:val="p"/>
-          </m:rPr>
-          <m:t>=</m:t>
-        </m:r>
-        <m:rad>
-          <m:radPr>
-            <m:degHide m:val="on"/>
-          </m:radPr>
-          <m:deg/>
-          <m:e>
-            <m:sSup>
-              <m:e>
-                <m:r>
-                  <m:t>t</m:t>
-                </m:r>
-              </m:e>
-              <m:sup>
-                <m:r>
-                  <m:t>2</m:t>
-                </m:r>
-              </m:sup>
-            </m:sSup>
-            <m:r>
-              <m:rPr>
-                <m:sty m:val="p"/>
-              </m:rPr>
-              <m:t>+</m:t>
-            </m:r>
-            <m:sSup>
-              <m:e>
-                <m:r>
-                  <m:t>t</m:t>
-                </m:r>
-              </m:e>
-              <m:sup>
-                <m:r>
-                  <m:t>2</m:t>
-                </m:r>
-              </m:sup>
-            </m:sSup>
-          </m:e>
-        </m:rad>
-        <m:r>
-          <m:rPr>
-            <m:sty m:val="p"/>
-          </m:rPr>
-          <m:t>=</m:t>
-        </m:r>
-        <m:r>
-          <m:t>t</m:t>
-        </m:r>
-        <m:rad>
-          <m:radPr>
-            <m:degHide m:val="on"/>
-          </m:radPr>
-          <m:deg/>
-          <m:e>
-            <m:r>
-              <m:t>2</m:t>
-            </m:r>
-          </m:e>
-        </m:rad>
-        <m:r>
-          <m:rPr>
-            <m:sty m:val="p"/>
-          </m:rPr>
-          <m:t>=</m:t>
-        </m:r>
-        <m:r>
-          <m:t>δ</m:t>
-        </m:r>
-        <m:r>
-          <m:rPr>
-            <m:sty m:val="p"/>
-          </m:rPr>
-          <m:t>/</m:t>
-        </m:r>
-        <m:rad>
-          <m:radPr>
-            <m:degHide m:val="on"/>
-          </m:radPr>
-          <m:deg/>
-          <m:e>
-            <m:r>
-              <m:t>2</m:t>
-            </m:r>
-          </m:e>
-        </m:rad>
-        <m:r>
-          <m:rPr>
-            <m:sty m:val="p"/>
-          </m:rPr>
-          <m:t>&lt;</m:t>
-        </m:r>
-        <m:r>
-          <m:t>δ</m:t>
-        </m:r>
-      </m:oMath>
-      <w:r>
-        <w:t xml:space="preserve">, but</w:t>
+    </w:p>
+    <w:p>
+      <w:pPr>
+        <w:pStyle w:val="BodyText"/>
+      </w:pPr>
+      <m:oMathPara>
+        <m:oMathParaPr>
+          <m:jc m:val="center"/>
+        </m:oMathParaPr>
+        <m:oMath>
+          <m:eqArr>
+            <m:e>
+              <m:r>
+                <m:t>​</m:t>
+              </m:r>
+              <m:d>
+                <m:dPr>
+                  <m:begChr m:val="∥"/>
+                  <m:sepChr m:val=""/>
+                  <m:endChr m:val="∥"/>
+                  <m:grow/>
+                </m:dPr>
+                <m:e>
+                  <m:acc>
+                    <m:accPr>
+                      <m:chr m:val="̃"/>
+                    </m:accPr>
+                    <m:e>
+                      <m:r>
+                        <m:t>y</m:t>
+                      </m:r>
+                    </m:e>
+                  </m:acc>
+                  <m:r>
+                    <m:rPr>
+                      <m:sty m:val="p"/>
+                    </m:rPr>
+                    <m:t>−</m:t>
+                  </m:r>
+                  <m:acc>
+                    <m:accPr>
+                      <m:chr m:val="̃"/>
+                    </m:accPr>
+                    <m:e>
+                      <m:r>
+                        <m:t>0</m:t>
+                      </m:r>
+                    </m:e>
+                  </m:acc>
+                </m:e>
+              </m:d>
+              <m:r>
+                <m:t>​</m:t>
+              </m:r>
+              <m:r>
+                <m:t>&amp;</m:t>
+              </m:r>
+              <m:r>
+                <m:rPr>
+                  <m:sty m:val="p"/>
+                </m:rPr>
+                <m:t>=</m:t>
+              </m:r>
+              <m:rad>
+                <m:radPr>
+                  <m:degHide m:val="on"/>
+                </m:radPr>
+                <m:deg/>
+                <m:e>
+                  <m:sSup>
+                    <m:e>
+                      <m:r>
+                        <m:t>t</m:t>
+                      </m:r>
+                    </m:e>
+                    <m:sup>
+                      <m:r>
+                        <m:t>2</m:t>
+                      </m:r>
+                    </m:sup>
+                  </m:sSup>
+                  <m:r>
+                    <m:rPr>
+                      <m:sty m:val="p"/>
+                    </m:rPr>
+                    <m:t>+</m:t>
+                  </m:r>
+                  <m:sSup>
+                    <m:e>
+                      <m:r>
+                        <m:t>t</m:t>
+                      </m:r>
+                    </m:e>
+                    <m:sup>
+                      <m:r>
+                        <m:t>2</m:t>
+                      </m:r>
+                    </m:sup>
+                  </m:sSup>
+                </m:e>
+              </m:rad>
+            </m:e>
+            <m:e>
+              <m:r>
+                <m:t>&amp;</m:t>
+              </m:r>
+              <m:r>
+                <m:rPr>
+                  <m:sty m:val="p"/>
+                </m:rPr>
+                <m:t>=</m:t>
+              </m:r>
+              <m:r>
+                <m:t>t</m:t>
+              </m:r>
+              <m:rad>
+                <m:radPr>
+                  <m:degHide m:val="on"/>
+                </m:radPr>
+                <m:deg/>
+                <m:e>
+                  <m:r>
+                    <m:t>2</m:t>
+                  </m:r>
+                </m:e>
+              </m:rad>
+            </m:e>
+            <m:e>
+              <m:r>
+                <m:t>&amp;</m:t>
+              </m:r>
+              <m:r>
+                <m:rPr>
+                  <m:sty m:val="p"/>
+                </m:rPr>
+                <m:t>=</m:t>
+              </m:r>
+              <m:r>
+                <m:t>δ</m:t>
+              </m:r>
+              <m:r>
+                <m:rPr>
+                  <m:sty m:val="p"/>
+                </m:rPr>
+                <m:t>/</m:t>
+              </m:r>
+              <m:rad>
+                <m:radPr>
+                  <m:degHide m:val="on"/>
+                </m:radPr>
+                <m:deg/>
+                <m:e>
+                  <m:r>
+                    <m:t>2</m:t>
+                  </m:r>
+                </m:e>
+              </m:rad>
+            </m:e>
+            <m:e>
+              <m:r>
+                <m:t>&amp;</m:t>
+              </m:r>
+              <m:r>
+                <m:rPr>
+                  <m:sty m:val="p"/>
+                </m:rPr>
+                <m:t>&lt;</m:t>
+              </m:r>
+              <m:r>
+                <m:t>δ</m:t>
+              </m:r>
+              <m:r>
+                <m:rPr>
+                  <m:sty m:val="p"/>
+                </m:rPr>
+                <m:t>,</m:t>
+              </m:r>
+            </m:e>
+          </m:eqArr>
+        </m:oMath>
+      </m:oMathPara>
+    </w:p>
+    <w:p>
+      <w:pPr>
+        <w:pStyle w:val="FirstParagraph"/>
+      </w:pPr>
+      <w:r>
+        <w:t xml:space="preserve">but</w:t>
       </w:r>
     </w:p>
     <w:p>
@@ -64531,147 +64993,171 @@
       <w:r>
         <w:t xml:space="preserve">and</w:t>
       </w:r>
-      <w:r>
-        <w:t xml:space="preserve"> </w:t>
-      </w:r>
-      <m:oMath>
-        <m:f>
-          <m:fPr>
-            <m:type m:val="bar"/>
-          </m:fPr>
-          <m:num>
-            <m:r>
-              <m:rPr>
-                <m:sty m:val="p"/>
-              </m:rPr>
-              <m:t>∂</m:t>
-            </m:r>
-          </m:num>
-          <m:den>
-            <m:r>
-              <m:rPr>
-                <m:sty m:val="p"/>
-              </m:rPr>
-              <m:t>∂</m:t>
-            </m:r>
-            <m:sSub>
-              <m:e>
-                <m:r>
-                  <m:t>x</m:t>
-                </m:r>
-              </m:e>
-              <m:sub>
-                <m:r>
-                  <m:t>1</m:t>
-                </m:r>
-              </m:sub>
-            </m:sSub>
-          </m:den>
-        </m:f>
-        <m:r>
-          <m:t>f</m:t>
-        </m:r>
-        <m:r>
-          <m:rPr>
-            <m:sty m:val="p"/>
-          </m:rPr>
-          <m:t>(</m:t>
-        </m:r>
-        <m:acc>
-          <m:accPr>
-            <m:chr m:val="̃"/>
-          </m:accPr>
-          <m:e>
-            <m:r>
-              <m:t>0</m:t>
-            </m:r>
-          </m:e>
-        </m:acc>
-        <m:r>
-          <m:rPr>
-            <m:sty m:val="p"/>
-          </m:rPr>
-          <m:t>)</m:t>
-        </m:r>
-        <m:r>
-          <m:rPr>
-            <m:sty m:val="p"/>
-          </m:rPr>
-          <m:t>=</m:t>
-        </m:r>
-        <m:sSub>
-          <m:e>
-            <m:r>
-              <m:rPr>
-                <m:sty m:val="p"/>
-              </m:rPr>
-              <m:t>lim</m:t>
-            </m:r>
-          </m:e>
-          <m:sub>
-            <m:r>
-              <m:t>h</m:t>
-            </m:r>
-            <m:r>
-              <m:rPr>
-                <m:sty m:val="p"/>
-              </m:rPr>
-              <m:t>→</m:t>
-            </m:r>
-            <m:r>
-              <m:t>0</m:t>
-            </m:r>
-          </m:sub>
-        </m:sSub>
-        <m:r>
-          <m:rPr>
-            <m:sty m:val="p"/>
-          </m:rPr>
-          <m:t>(</m:t>
-        </m:r>
-        <m:r>
-          <m:t>0</m:t>
-        </m:r>
-        <m:r>
-          <m:rPr>
-            <m:sty m:val="p"/>
-          </m:rPr>
-          <m:t>−</m:t>
-        </m:r>
-        <m:r>
-          <m:t>0</m:t>
-        </m:r>
-        <m:r>
-          <m:rPr>
-            <m:sty m:val="p"/>
-          </m:rPr>
-          <m:t>)</m:t>
-        </m:r>
-        <m:r>
-          <m:rPr>
-            <m:sty m:val="p"/>
-          </m:rPr>
-          <m:t>/</m:t>
-        </m:r>
-        <m:r>
-          <m:t>h</m:t>
-        </m:r>
-        <m:r>
-          <m:rPr>
-            <m:sty m:val="p"/>
-          </m:rPr>
-          <m:t>=</m:t>
-        </m:r>
-        <m:r>
-          <m:t>0</m:t>
-        </m:r>
-      </m:oMath>
-      <w:r>
-        <w:t xml:space="preserve">,</w:t>
-      </w:r>
-      <w:r>
-        <w:t xml:space="preserve"> </w:t>
-      </w:r>
+    </w:p>
+    <w:p>
+      <w:pPr>
+        <w:pStyle w:val="BodyText"/>
+      </w:pPr>
+      <m:oMathPara>
+        <m:oMathParaPr>
+          <m:jc m:val="center"/>
+        </m:oMathParaPr>
+        <m:oMath>
+          <m:eqArr>
+            <m:e>
+              <m:f>
+                <m:fPr>
+                  <m:type m:val="bar"/>
+                </m:fPr>
+                <m:num>
+                  <m:r>
+                    <m:rPr>
+                      <m:sty m:val="p"/>
+                    </m:rPr>
+                    <m:t>∂</m:t>
+                  </m:r>
+                </m:num>
+                <m:den>
+                  <m:r>
+                    <m:rPr>
+                      <m:sty m:val="p"/>
+                    </m:rPr>
+                    <m:t>∂</m:t>
+                  </m:r>
+                  <m:sSub>
+                    <m:e>
+                      <m:r>
+                        <m:t>x</m:t>
+                      </m:r>
+                    </m:e>
+                    <m:sub>
+                      <m:r>
+                        <m:t>1</m:t>
+                      </m:r>
+                    </m:sub>
+                  </m:sSub>
+                </m:den>
+              </m:f>
+              <m:r>
+                <m:t>f</m:t>
+              </m:r>
+              <m:r>
+                <m:rPr>
+                  <m:sty m:val="p"/>
+                </m:rPr>
+                <m:t>(</m:t>
+              </m:r>
+              <m:acc>
+                <m:accPr>
+                  <m:chr m:val="̃"/>
+                </m:accPr>
+                <m:e>
+                  <m:r>
+                    <m:t>0</m:t>
+                  </m:r>
+                </m:e>
+              </m:acc>
+              <m:r>
+                <m:rPr>
+                  <m:sty m:val="p"/>
+                </m:rPr>
+                <m:t>)</m:t>
+              </m:r>
+              <m:r>
+                <m:t>&amp;</m:t>
+              </m:r>
+              <m:r>
+                <m:rPr>
+                  <m:sty m:val="p"/>
+                </m:rPr>
+                <m:t>=</m:t>
+              </m:r>
+              <m:limLow>
+                <m:e>
+                  <m:r>
+                    <m:rPr>
+                      <m:sty m:val="p"/>
+                    </m:rPr>
+                    <m:t>lim</m:t>
+                  </m:r>
+                </m:e>
+                <m:lim>
+                  <m:r>
+                    <m:t>h</m:t>
+                  </m:r>
+                  <m:r>
+                    <m:rPr>
+                      <m:sty m:val="p"/>
+                    </m:rPr>
+                    <m:t>→</m:t>
+                  </m:r>
+                  <m:r>
+                    <m:t>0</m:t>
+                  </m:r>
+                </m:lim>
+              </m:limLow>
+              <m:r>
+                <m:rPr>
+                  <m:sty m:val="p"/>
+                </m:rPr>
+                <m:t>(</m:t>
+              </m:r>
+              <m:r>
+                <m:t>0</m:t>
+              </m:r>
+              <m:r>
+                <m:rPr>
+                  <m:sty m:val="p"/>
+                </m:rPr>
+                <m:t>−</m:t>
+              </m:r>
+              <m:r>
+                <m:t>0</m:t>
+              </m:r>
+              <m:r>
+                <m:rPr>
+                  <m:sty m:val="p"/>
+                </m:rPr>
+                <m:t>)</m:t>
+              </m:r>
+              <m:r>
+                <m:rPr>
+                  <m:sty m:val="p"/>
+                </m:rPr>
+                <m:t>/</m:t>
+              </m:r>
+              <m:r>
+                <m:t>h</m:t>
+              </m:r>
+            </m:e>
+            <m:e>
+              <m:r>
+                <m:t>&amp;</m:t>
+              </m:r>
+              <m:r>
+                <m:rPr>
+                  <m:sty m:val="p"/>
+                </m:rPr>
+                <m:t>=</m:t>
+              </m:r>
+              <m:r>
+                <m:t>0</m:t>
+              </m:r>
+              <m:r>
+                <m:rPr>
+                  <m:sty m:val="p"/>
+                </m:rPr>
+                <m:t>,</m:t>
+              </m:r>
+            </m:e>
+          </m:eqArr>
+        </m:oMath>
+      </m:oMathPara>
+    </w:p>
+    <w:p>
+      <w:pPr>
+        <w:pStyle w:val="FirstParagraph"/>
+      </w:pPr>
       <w:r>
         <w:t xml:space="preserve">so</w:t>
       </w:r>

--- a/vector-calculus.docx
+++ b/vector-calculus.docx
@@ -15,7 +15,7 @@
         <w:pStyle w:val="Date"/>
       </w:pPr>
       <w:r>
-        <w:t xml:space="preserve">Last modified: 2026-10-09 10:43:26 (PDT)</w:t>
+        <w:t xml:space="preserve">Last modified: 2026-10-09 11:00:09 (PDT)</w:t>
       </w:r>
     </w:p>
     <w:p>

--- a/vector-calculus.docx
+++ b/vector-calculus.docx
@@ -15,7 +15,7 @@
         <w:pStyle w:val="Date"/>
       </w:pPr>
       <w:r>
-        <w:t xml:space="preserve">Last modified: 2026-10-09 11:00:09 (PDT)</w:t>
+        <w:t xml:space="preserve">Last modified: 2026-10-09 11:33:26 (PDT)</w:t>
       </w:r>
     </w:p>
     <w:p>

--- a/vector-calculus.docx
+++ b/vector-calculus.docx
@@ -15,7 +15,7 @@
         <w:pStyle w:val="Date"/>
       </w:pPr>
       <w:r>
-        <w:t xml:space="preserve">Last modified: 2026-10-09 11:33:26 (PDT)</w:t>
+        <w:t xml:space="preserve">Last modified: 2026-10-09 11:58:26 (PDT)</w:t>
       </w:r>
     </w:p>
     <w:p>
@@ -24819,52 +24819,35 @@
         <m:oMath>
           <m:eqArr>
             <m:e>
-              <m:sSub>
+              <m:r>
+                <m:t>​</m:t>
+              </m:r>
+              <m:d>
+                <m:dPr>
+                  <m:begChr m:val="["/>
+                  <m:sepChr m:val=""/>
+                  <m:endChr m:val="]"/>
+                  <m:grow/>
+                </m:dPr>
                 <m:e>
-                  <m:d>
-                    <m:dPr>
-                      <m:begChr m:val="["/>
-                      <m:sepChr m:val=""/>
-                      <m:endChr m:val="]"/>
-                      <m:grow/>
-                    </m:dPr>
-                    <m:e>
-                      <m:f>
-                        <m:fPr>
-                          <m:type m:val="bar"/>
-                        </m:fPr>
-                        <m:num>
-                          <m:r>
-                            <m:rPr>
-                              <m:sty m:val="p"/>
-                            </m:rPr>
-                            <m:t>∂</m:t>
-                          </m:r>
-                        </m:num>
-                        <m:den>
-                          <m:r>
-                            <m:rPr>
-                              <m:sty m:val="p"/>
-                            </m:rPr>
-                            <m:t>∂</m:t>
-                          </m:r>
-                          <m:acc>
-                            <m:accPr>
-                              <m:chr m:val="̃"/>
-                            </m:accPr>
-                            <m:e>
-                              <m:r>
-                                <m:t>x</m:t>
-                              </m:r>
-                            </m:e>
-                          </m:acc>
-                        </m:den>
-                      </m:f>
+                  <m:f>
+                    <m:fPr>
+                      <m:type m:val="bar"/>
+                    </m:fPr>
+                    <m:num>
                       <m:r>
                         <m:rPr>
                           <m:sty m:val="p"/>
                         </m:rPr>
-                        <m:t>(</m:t>
+                        <m:t>∂</m:t>
+                      </m:r>
+                    </m:num>
+                    <m:den>
+                      <m:r>
+                        <m:rPr>
+                          <m:sty m:val="p"/>
+                        </m:rPr>
+                        <m:t>∂</m:t>
                       </m:r>
                       <m:acc>
                         <m:accPr>
@@ -24872,34 +24855,57 @@
                         </m:accPr>
                         <m:e>
                           <m:r>
-                            <m:t>a</m:t>
+                            <m:t>x</m:t>
                           </m:r>
                         </m:e>
                       </m:acc>
+                    </m:den>
+                  </m:f>
+                  <m:r>
+                    <m:rPr>
+                      <m:sty m:val="p"/>
+                    </m:rPr>
+                    <m:t>(</m:t>
+                  </m:r>
+                  <m:acc>
+                    <m:accPr>
+                      <m:chr m:val="̃"/>
+                    </m:accPr>
+                    <m:e>
                       <m:r>
-                        <m:rPr>
-                          <m:sty m:val="p"/>
-                        </m:rPr>
-                        <m:t>⋅</m:t>
-                      </m:r>
-                      <m:acc>
-                        <m:accPr>
-                          <m:chr m:val="̃"/>
-                        </m:accPr>
-                        <m:e>
-                          <m:r>
-                            <m:t>b</m:t>
-                          </m:r>
-                        </m:e>
-                      </m:acc>
-                      <m:r>
-                        <m:rPr>
-                          <m:sty m:val="p"/>
-                        </m:rPr>
-                        <m:t>)</m:t>
+                        <m:t>a</m:t>
                       </m:r>
                     </m:e>
-                  </m:d>
+                  </m:acc>
+                  <m:r>
+                    <m:rPr>
+                      <m:sty m:val="p"/>
+                    </m:rPr>
+                    <m:t>⋅</m:t>
+                  </m:r>
+                  <m:acc>
+                    <m:accPr>
+                      <m:chr m:val="̃"/>
+                    </m:accPr>
+                    <m:e>
+                      <m:r>
+                        <m:t>b</m:t>
+                      </m:r>
+                    </m:e>
+                  </m:acc>
+                  <m:r>
+                    <m:rPr>
+                      <m:sty m:val="p"/>
+                    </m:rPr>
+                    <m:t>)</m:t>
+                  </m:r>
+                </m:e>
+              </m:d>
+              <m:sSub>
+                <m:e>
+                  <m:r>
+                    <m:t>​</m:t>
+                  </m:r>
                 </m:e>
                 <m:sub>
                   <m:r>
@@ -25189,97 +25195,103 @@
                 </m:rPr>
                 <m:t>=</m:t>
               </m:r>
-              <m:sSub>
+              <m:r>
+                <m:t>​</m:t>
+              </m:r>
+              <m:d>
+                <m:dPr>
+                  <m:begChr m:val="["/>
+                  <m:sepChr m:val=""/>
+                  <m:endChr m:val="]"/>
+                  <m:grow/>
+                </m:dPr>
                 <m:e>
+                  <m:r>
+                    <m:t>​</m:t>
+                  </m:r>
                   <m:d>
                     <m:dPr>
-                      <m:begChr m:val="["/>
+                      <m:begChr m:val="("/>
                       <m:sepChr m:val=""/>
-                      <m:endChr m:val="]"/>
+                      <m:endChr m:val=")"/>
                       <m:grow/>
                     </m:dPr>
                     <m:e>
-                      <m:r>
-                        <m:t>​</m:t>
-                      </m:r>
-                      <m:d>
-                        <m:dPr>
-                          <m:begChr m:val="("/>
-                          <m:sepChr m:val=""/>
-                          <m:endChr m:val=")"/>
-                          <m:grow/>
-                        </m:dPr>
+                      <m:f>
+                        <m:fPr>
+                          <m:type m:val="bar"/>
+                        </m:fPr>
+                        <m:num>
+                          <m:r>
+                            <m:rPr>
+                              <m:sty m:val="p"/>
+                            </m:rPr>
+                            <m:t>∂</m:t>
+                          </m:r>
+                        </m:num>
+                        <m:den>
+                          <m:r>
+                            <m:rPr>
+                              <m:sty m:val="p"/>
+                            </m:rPr>
+                            <m:t>∂</m:t>
+                          </m:r>
+                          <m:acc>
+                            <m:accPr>
+                              <m:chr m:val="̃"/>
+                            </m:accPr>
+                            <m:e>
+                              <m:r>
+                                <m:t>x</m:t>
+                              </m:r>
+                            </m:e>
+                          </m:acc>
+                        </m:den>
+                      </m:f>
+                      <m:sSup>
                         <m:e>
-                          <m:f>
-                            <m:fPr>
-                              <m:type m:val="bar"/>
-                            </m:fPr>
-                            <m:num>
+                          <m:acc>
+                            <m:accPr>
+                              <m:chr m:val="̃"/>
+                            </m:accPr>
+                            <m:e>
                               <m:r>
-                                <m:rPr>
-                                  <m:sty m:val="p"/>
-                                </m:rPr>
-                                <m:t>∂</m:t>
+                                <m:t>a</m:t>
                               </m:r>
-                            </m:num>
-                            <m:den>
-                              <m:r>
-                                <m:rPr>
-                                  <m:sty m:val="p"/>
-                                </m:rPr>
-                                <m:t>∂</m:t>
-                              </m:r>
-                              <m:acc>
-                                <m:accPr>
-                                  <m:chr m:val="̃"/>
-                                </m:accPr>
-                                <m:e>
-                                  <m:r>
-                                    <m:t>x</m:t>
-                                  </m:r>
-                                </m:e>
-                              </m:acc>
-                            </m:den>
-                          </m:f>
-                          <m:sSup>
-                            <m:e>
-                              <m:acc>
-                                <m:accPr>
-                                  <m:chr m:val="̃"/>
-                                </m:accPr>
-                                <m:e>
-                                  <m:r>
-                                    <m:t>a</m:t>
-                                  </m:r>
-                                </m:e>
-                              </m:acc>
                             </m:e>
-                            <m:sup>
-                              <m:r>
-                                <m:rPr>
-                                  <m:sty m:val="p"/>
-                                </m:rPr>
-                                <m:t>⊤</m:t>
-                              </m:r>
-                            </m:sup>
-                          </m:sSup>
+                          </m:acc>
                         </m:e>
-                      </m:d>
-                      <m:r>
-                        <m:t>​</m:t>
-                      </m:r>
-                      <m:acc>
-                        <m:accPr>
-                          <m:chr m:val="̃"/>
-                        </m:accPr>
-                        <m:e>
+                        <m:sup>
                           <m:r>
-                            <m:t>b</m:t>
+                            <m:rPr>
+                              <m:sty m:val="p"/>
+                            </m:rPr>
+                            <m:t>⊤</m:t>
                           </m:r>
-                        </m:e>
-                      </m:acc>
+                        </m:sup>
+                      </m:sSup>
                     </m:e>
                   </m:d>
+                  <m:r>
+                    <m:t>​</m:t>
+                  </m:r>
+                  <m:acc>
+                    <m:accPr>
+                      <m:chr m:val="̃"/>
+                    </m:accPr>
+                    <m:e>
+                      <m:r>
+                        <m:t>b</m:t>
+                      </m:r>
+                    </m:e>
+                  </m:acc>
+                </m:e>
+              </m:d>
+              <m:sSub>
+                <m:e>
+                  <m:r>
+                    <m:t>​</m:t>
+                  </m:r>
                 </m:e>
                 <m:sub>
                   <m:r>
@@ -25293,97 +25305,103 @@
                 </m:rPr>
                 <m:t>+</m:t>
               </m:r>
-              <m:sSub>
+              <m:r>
+                <m:t>​</m:t>
+              </m:r>
+              <m:d>
+                <m:dPr>
+                  <m:begChr m:val="["/>
+                  <m:sepChr m:val=""/>
+                  <m:endChr m:val="]"/>
+                  <m:grow/>
+                </m:dPr>
                 <m:e>
+                  <m:r>
+                    <m:t>​</m:t>
+                  </m:r>
                   <m:d>
                     <m:dPr>
-                      <m:begChr m:val="["/>
+                      <m:begChr m:val="("/>
                       <m:sepChr m:val=""/>
-                      <m:endChr m:val="]"/>
+                      <m:endChr m:val=")"/>
                       <m:grow/>
                     </m:dPr>
                     <m:e>
-                      <m:r>
-                        <m:t>​</m:t>
-                      </m:r>
-                      <m:d>
-                        <m:dPr>
-                          <m:begChr m:val="("/>
-                          <m:sepChr m:val=""/>
-                          <m:endChr m:val=")"/>
-                          <m:grow/>
-                        </m:dPr>
+                      <m:f>
+                        <m:fPr>
+                          <m:type m:val="bar"/>
+                        </m:fPr>
+                        <m:num>
+                          <m:r>
+                            <m:rPr>
+                              <m:sty m:val="p"/>
+                            </m:rPr>
+                            <m:t>∂</m:t>
+                          </m:r>
+                        </m:num>
+                        <m:den>
+                          <m:r>
+                            <m:rPr>
+                              <m:sty m:val="p"/>
+                            </m:rPr>
+                            <m:t>∂</m:t>
+                          </m:r>
+                          <m:acc>
+                            <m:accPr>
+                              <m:chr m:val="̃"/>
+                            </m:accPr>
+                            <m:e>
+                              <m:r>
+                                <m:t>x</m:t>
+                              </m:r>
+                            </m:e>
+                          </m:acc>
+                        </m:den>
+                      </m:f>
+                      <m:sSup>
                         <m:e>
-                          <m:f>
-                            <m:fPr>
-                              <m:type m:val="bar"/>
-                            </m:fPr>
-                            <m:num>
+                          <m:acc>
+                            <m:accPr>
+                              <m:chr m:val="̃"/>
+                            </m:accPr>
+                            <m:e>
                               <m:r>
-                                <m:rPr>
-                                  <m:sty m:val="p"/>
-                                </m:rPr>
-                                <m:t>∂</m:t>
+                                <m:t>b</m:t>
                               </m:r>
-                            </m:num>
-                            <m:den>
-                              <m:r>
-                                <m:rPr>
-                                  <m:sty m:val="p"/>
-                                </m:rPr>
-                                <m:t>∂</m:t>
-                              </m:r>
-                              <m:acc>
-                                <m:accPr>
-                                  <m:chr m:val="̃"/>
-                                </m:accPr>
-                                <m:e>
-                                  <m:r>
-                                    <m:t>x</m:t>
-                                  </m:r>
-                                </m:e>
-                              </m:acc>
-                            </m:den>
-                          </m:f>
-                          <m:sSup>
-                            <m:e>
-                              <m:acc>
-                                <m:accPr>
-                                  <m:chr m:val="̃"/>
-                                </m:accPr>
-                                <m:e>
-                                  <m:r>
-                                    <m:t>b</m:t>
-                                  </m:r>
-                                </m:e>
-                              </m:acc>
                             </m:e>
-                            <m:sup>
-                              <m:r>
-                                <m:rPr>
-                                  <m:sty m:val="p"/>
-                                </m:rPr>
-                                <m:t>⊤</m:t>
-                              </m:r>
-                            </m:sup>
-                          </m:sSup>
+                          </m:acc>
                         </m:e>
-                      </m:d>
-                      <m:r>
-                        <m:t>​</m:t>
-                      </m:r>
-                      <m:acc>
-                        <m:accPr>
-                          <m:chr m:val="̃"/>
-                        </m:accPr>
-                        <m:e>
+                        <m:sup>
                           <m:r>
-                            <m:t>a</m:t>
+                            <m:rPr>
+                              <m:sty m:val="p"/>
+                            </m:rPr>
+                            <m:t>⊤</m:t>
                           </m:r>
-                        </m:e>
-                      </m:acc>
+                        </m:sup>
+                      </m:sSup>
                     </m:e>
                   </m:d>
+                  <m:r>
+                    <m:t>​</m:t>
+                  </m:r>
+                  <m:acc>
+                    <m:accPr>
+                      <m:chr m:val="̃"/>
+                    </m:accPr>
+                    <m:e>
+                      <m:r>
+                        <m:t>a</m:t>
+                      </m:r>
+                    </m:e>
+                  </m:acc>
+                </m:e>
+              </m:d>
+              <m:sSub>
+                <m:e>
+                  <m:r>
+                    <m:t>​</m:t>
+                  </m:r>
                 </m:e>
                 <m:sub>
                   <m:r>
@@ -27869,58 +27887,35 @@
         <m:oMath>
           <m:eqArr>
             <m:e>
-              <m:sSub>
+              <m:r>
+                <m:t>​</m:t>
+              </m:r>
+              <m:d>
+                <m:dPr>
+                  <m:begChr m:val="["/>
+                  <m:sepChr m:val=""/>
+                  <m:endChr m:val="]"/>
+                  <m:grow/>
+                </m:dPr>
                 <m:e>
-                  <m:d>
-                    <m:dPr>
-                      <m:begChr m:val="["/>
-                      <m:sepChr m:val=""/>
-                      <m:endChr m:val="]"/>
-                      <m:grow/>
-                    </m:dPr>
-                    <m:e>
-                      <m:f>
-                        <m:fPr>
-                          <m:type m:val="bar"/>
-                        </m:fPr>
-                        <m:num>
-                          <m:r>
-                            <m:rPr>
-                              <m:sty m:val="p"/>
-                            </m:rPr>
-                            <m:t>∂</m:t>
-                          </m:r>
-                        </m:num>
-                        <m:den>
-                          <m:r>
-                            <m:rPr>
-                              <m:sty m:val="p"/>
-                            </m:rPr>
-                            <m:t>∂</m:t>
-                          </m:r>
-                          <m:acc>
-                            <m:accPr>
-                              <m:chr m:val="̃"/>
-                            </m:accPr>
-                            <m:e>
-                              <m:r>
-                                <m:t>β</m:t>
-                              </m:r>
-                            </m:e>
-                          </m:acc>
-                        </m:den>
-                      </m:f>
+                  <m:f>
+                    <m:fPr>
+                      <m:type m:val="bar"/>
+                    </m:fPr>
+                    <m:num>
                       <m:r>
                         <m:rPr>
                           <m:sty m:val="p"/>
                         </m:rPr>
-                        <m:t>(</m:t>
+                        <m:t>∂</m:t>
                       </m:r>
+                    </m:num>
+                    <m:den>
                       <m:r>
                         <m:rPr>
-                          <m:sty m:val="bi"/>
+                          <m:sty m:val="p"/>
                         </m:rPr>
-                        <m:t>A</m:t>
+                        <m:t>∂</m:t>
                       </m:r>
                       <m:acc>
                         <m:accPr>
@@ -27932,14 +27927,43 @@
                           </m:r>
                         </m:e>
                       </m:acc>
+                    </m:den>
+                  </m:f>
+                  <m:r>
+                    <m:rPr>
+                      <m:sty m:val="p"/>
+                    </m:rPr>
+                    <m:t>(</m:t>
+                  </m:r>
+                  <m:r>
+                    <m:rPr>
+                      <m:sty m:val="bi"/>
+                    </m:rPr>
+                    <m:t>A</m:t>
+                  </m:r>
+                  <m:acc>
+                    <m:accPr>
+                      <m:chr m:val="̃"/>
+                    </m:accPr>
+                    <m:e>
                       <m:r>
-                        <m:rPr>
-                          <m:sty m:val="p"/>
-                        </m:rPr>
-                        <m:t>)</m:t>
+                        <m:t>β</m:t>
                       </m:r>
                     </m:e>
-                  </m:d>
+                  </m:acc>
+                  <m:r>
+                    <m:rPr>
+                      <m:sty m:val="p"/>
+                    </m:rPr>
+                    <m:t>)</m:t>
+                  </m:r>
+                </m:e>
+              </m:d>
+              <m:sSub>
+                <m:e>
+                  <m:r>
+                    <m:t>​</m:t>
+                  </m:r>
                 </m:e>
                 <m:sub>
                   <m:r>
@@ -28166,36 +28190,42 @@
                 </m:rPr>
                 <m:t>=</m:t>
               </m:r>
+              <m:r>
+                <m:t>​</m:t>
+              </m:r>
+              <m:d>
+                <m:dPr>
+                  <m:begChr m:val="["/>
+                  <m:sepChr m:val=""/>
+                  <m:endChr m:val="]"/>
+                  <m:grow/>
+                </m:dPr>
+                <m:e>
+                  <m:sSup>
+                    <m:e>
+                      <m:r>
+                        <m:rPr>
+                          <m:sty m:val="bi"/>
+                        </m:rPr>
+                        <m:t>A</m:t>
+                      </m:r>
+                    </m:e>
+                    <m:sup>
+                      <m:r>
+                        <m:rPr>
+                          <m:sty m:val="p"/>
+                        </m:rPr>
+                        <m:t>⊤</m:t>
+                      </m:r>
+                    </m:sup>
+                  </m:sSup>
+                </m:e>
+              </m:d>
               <m:sSub>
                 <m:e>
-                  <m:d>
-                    <m:dPr>
-                      <m:begChr m:val="["/>
-                      <m:sepChr m:val=""/>
-                      <m:endChr m:val="]"/>
-                      <m:grow/>
-                    </m:dPr>
-                    <m:e>
-                      <m:sSup>
-                        <m:e>
-                          <m:r>
-                            <m:rPr>
-                              <m:sty m:val="bi"/>
-                            </m:rPr>
-                            <m:t>A</m:t>
-                          </m:r>
-                        </m:e>
-                        <m:sup>
-                          <m:r>
-                            <m:rPr>
-                              <m:sty m:val="p"/>
-                            </m:rPr>
-                            <m:t>⊤</m:t>
-                          </m:r>
-                        </m:sup>
-                      </m:sSup>
-                    </m:e>
-                  </m:d>
+                  <m:r>
+                    <m:t>​</m:t>
+                  </m:r>
                 </m:e>
                 <m:sub>
                   <m:r>
@@ -29300,13 +29330,557 @@
         <m:oMath>
           <m:eqArr>
             <m:e>
+              <m:r>
+                <m:t>​</m:t>
+              </m:r>
+              <m:d>
+                <m:dPr>
+                  <m:begChr m:val="["/>
+                  <m:sepChr m:val=""/>
+                  <m:endChr m:val="]"/>
+                  <m:grow/>
+                </m:dPr>
+                <m:e>
+                  <m:f>
+                    <m:fPr>
+                      <m:type m:val="bar"/>
+                    </m:fPr>
+                    <m:num>
+                      <m:r>
+                        <m:rPr>
+                          <m:sty m:val="p"/>
+                        </m:rPr>
+                        <m:t>∂</m:t>
+                      </m:r>
+                    </m:num>
+                    <m:den>
+                      <m:r>
+                        <m:rPr>
+                          <m:sty m:val="p"/>
+                        </m:rPr>
+                        <m:t>∂</m:t>
+                      </m:r>
+                      <m:acc>
+                        <m:accPr>
+                          <m:chr m:val="̃"/>
+                        </m:accPr>
+                        <m:e>
+                          <m:r>
+                            <m:t>β</m:t>
+                          </m:r>
+                        </m:e>
+                      </m:acc>
+                    </m:den>
+                  </m:f>
+                  <m:r>
+                    <m:rPr>
+                      <m:sty m:val="p"/>
+                    </m:rPr>
+                    <m:t>(</m:t>
+                  </m:r>
+                  <m:r>
+                    <m:rPr>
+                      <m:sty m:val="bi"/>
+                    </m:rPr>
+                    <m:t>A</m:t>
+                  </m:r>
+                  <m:acc>
+                    <m:accPr>
+                      <m:chr m:val="̃"/>
+                    </m:accPr>
+                    <m:e>
+                      <m:r>
+                        <m:t>v</m:t>
+                      </m:r>
+                    </m:e>
+                  </m:acc>
+                  <m:r>
+                    <m:rPr>
+                      <m:sty m:val="p"/>
+                    </m:rPr>
+                    <m:t>)</m:t>
+                  </m:r>
+                </m:e>
+              </m:d>
               <m:sSub>
                 <m:e>
+                  <m:r>
+                    <m:t>​</m:t>
+                  </m:r>
+                </m:e>
+                <m:sub>
+                  <m:r>
+                    <m:t>i</m:t>
+                  </m:r>
+                  <m:r>
+                    <m:t>j</m:t>
+                  </m:r>
+                </m:sub>
+              </m:sSub>
+              <m:r>
+                <m:t>&amp;</m:t>
+              </m:r>
+              <m:r>
+                <m:rPr>
+                  <m:sty m:val="p"/>
+                </m:rPr>
+                <m:t>=</m:t>
+              </m:r>
+              <m:f>
+                <m:fPr>
+                  <m:type m:val="bar"/>
+                </m:fPr>
+                <m:num>
+                  <m:r>
+                    <m:rPr>
+                      <m:sty m:val="p"/>
+                    </m:rPr>
+                    <m:t>∂</m:t>
+                  </m:r>
+                </m:num>
+                <m:den>
+                  <m:r>
+                    <m:rPr>
+                      <m:sty m:val="p"/>
+                    </m:rPr>
+                    <m:t>∂</m:t>
+                  </m:r>
+                  <m:sSub>
+                    <m:e>
+                      <m:r>
+                        <m:t>β</m:t>
+                      </m:r>
+                    </m:e>
+                    <m:sub>
+                      <m:r>
+                        <m:t>i</m:t>
+                      </m:r>
+                    </m:sub>
+                  </m:sSub>
+                </m:den>
+              </m:f>
+              <m:r>
+                <m:rPr>
+                  <m:sty m:val="p"/>
+                </m:rPr>
+                <m:t>(</m:t>
+              </m:r>
+              <m:r>
+                <m:rPr>
+                  <m:sty m:val="bi"/>
+                </m:rPr>
+                <m:t>A</m:t>
+              </m:r>
+              <m:acc>
+                <m:accPr>
+                  <m:chr m:val="̃"/>
+                </m:accPr>
+                <m:e>
+                  <m:r>
+                    <m:t>v</m:t>
+                  </m:r>
+                </m:e>
+              </m:acc>
+              <m:sSub>
+                <m:e>
+                  <m:r>
+                    <m:rPr>
+                      <m:sty m:val="p"/>
+                    </m:rPr>
+                    <m:t>)</m:t>
+                  </m:r>
+                </m:e>
+                <m:sub>
+                  <m:r>
+                    <m:t>j</m:t>
+                  </m:r>
+                </m:sub>
+              </m:sSub>
+            </m:e>
+            <m:e>
+              <m:r>
+                <m:t>&amp;</m:t>
+              </m:r>
+              <m:r>
+                <m:rPr>
+                  <m:sty m:val="p"/>
+                </m:rPr>
+                <m:t>=</m:t>
+              </m:r>
+              <m:f>
+                <m:fPr>
+                  <m:type m:val="bar"/>
+                </m:fPr>
+                <m:num>
+                  <m:r>
+                    <m:rPr>
+                      <m:sty m:val="p"/>
+                    </m:rPr>
+                    <m:t>∂</m:t>
+                  </m:r>
+                </m:num>
+                <m:den>
+                  <m:r>
+                    <m:rPr>
+                      <m:sty m:val="p"/>
+                    </m:rPr>
+                    <m:t>∂</m:t>
+                  </m:r>
+                  <m:sSub>
+                    <m:e>
+                      <m:r>
+                        <m:t>β</m:t>
+                      </m:r>
+                    </m:e>
+                    <m:sub>
+                      <m:r>
+                        <m:t>i</m:t>
+                      </m:r>
+                    </m:sub>
+                  </m:sSub>
+                </m:den>
+              </m:f>
+              <m:nary>
+                <m:naryPr>
+                  <m:chr m:val="∑"/>
+                  <m:limLoc m:val="undOvr"/>
+                  <m:subHide m:val="off"/>
+                  <m:supHide m:val="off"/>
+                </m:naryPr>
+                <m:sub>
+                  <m:r>
+                    <m:t>k</m:t>
+                  </m:r>
+                  <m:r>
+                    <m:rPr>
+                      <m:sty m:val="p"/>
+                    </m:rPr>
+                    <m:t>=</m:t>
+                  </m:r>
+                  <m:r>
+                    <m:t>1</m:t>
+                  </m:r>
+                </m:sub>
+                <m:sup>
+                  <m:r>
+                    <m:t>q</m:t>
+                  </m:r>
+                </m:sup>
+                <m:e>
+                  <m:sSub>
+                    <m:e>
+                      <m:r>
+                        <m:t>a</m:t>
+                      </m:r>
+                    </m:e>
+                    <m:sub>
+                      <m:r>
+                        <m:t>j</m:t>
+                      </m:r>
+                      <m:r>
+                        <m:t>k</m:t>
+                      </m:r>
+                    </m:sub>
+                  </m:sSub>
+                </m:e>
+              </m:nary>
+              <m:sSub>
+                <m:e>
+                  <m:r>
+                    <m:t>v</m:t>
+                  </m:r>
+                </m:e>
+                <m:sub>
+                  <m:r>
+                    <m:t>k</m:t>
+                  </m:r>
+                </m:sub>
+              </m:sSub>
+            </m:e>
+            <m:e>
+              <m:r>
+                <m:t>&amp;</m:t>
+              </m:r>
+              <m:r>
+                <m:rPr>
+                  <m:sty m:val="p"/>
+                </m:rPr>
+                <m:t>=</m:t>
+              </m:r>
+              <m:nary>
+                <m:naryPr>
+                  <m:chr m:val="∑"/>
+                  <m:limLoc m:val="undOvr"/>
+                  <m:subHide m:val="off"/>
+                  <m:supHide m:val="off"/>
+                </m:naryPr>
+                <m:sub>
+                  <m:r>
+                    <m:t>k</m:t>
+                  </m:r>
+                  <m:r>
+                    <m:rPr>
+                      <m:sty m:val="p"/>
+                    </m:rPr>
+                    <m:t>=</m:t>
+                  </m:r>
+                  <m:r>
+                    <m:t>1</m:t>
+                  </m:r>
+                </m:sub>
+                <m:sup>
+                  <m:r>
+                    <m:t>q</m:t>
+                  </m:r>
+                </m:sup>
+                <m:e>
+                  <m:sSub>
+                    <m:e>
+                      <m:r>
+                        <m:t>a</m:t>
+                      </m:r>
+                    </m:e>
+                    <m:sub>
+                      <m:r>
+                        <m:t>j</m:t>
+                      </m:r>
+                      <m:r>
+                        <m:t>k</m:t>
+                      </m:r>
+                    </m:sub>
+                  </m:sSub>
+                </m:e>
+              </m:nary>
+              <m:f>
+                <m:fPr>
+                  <m:type m:val="bar"/>
+                </m:fPr>
+                <m:num>
+                  <m:r>
+                    <m:rPr>
+                      <m:sty m:val="p"/>
+                    </m:rPr>
+                    <m:t>∂</m:t>
+                  </m:r>
+                </m:num>
+                <m:den>
+                  <m:r>
+                    <m:rPr>
+                      <m:sty m:val="p"/>
+                    </m:rPr>
+                    <m:t>∂</m:t>
+                  </m:r>
+                  <m:sSub>
+                    <m:e>
+                      <m:r>
+                        <m:t>β</m:t>
+                      </m:r>
+                    </m:e>
+                    <m:sub>
+                      <m:r>
+                        <m:t>i</m:t>
+                      </m:r>
+                    </m:sub>
+                  </m:sSub>
+                </m:den>
+              </m:f>
+              <m:sSub>
+                <m:e>
+                  <m:r>
+                    <m:t>v</m:t>
+                  </m:r>
+                </m:e>
+                <m:sub>
+                  <m:r>
+                    <m:t>k</m:t>
+                  </m:r>
+                </m:sub>
+              </m:sSub>
+            </m:e>
+            <m:e>
+              <m:r>
+                <m:t>&amp;</m:t>
+              </m:r>
+              <m:r>
+                <m:rPr>
+                  <m:sty m:val="p"/>
+                </m:rPr>
+                <m:t>=</m:t>
+              </m:r>
+              <m:nary>
+                <m:naryPr>
+                  <m:chr m:val="∑"/>
+                  <m:limLoc m:val="undOvr"/>
+                  <m:subHide m:val="off"/>
+                  <m:supHide m:val="off"/>
+                </m:naryPr>
+                <m:sub>
+                  <m:r>
+                    <m:t>k</m:t>
+                  </m:r>
+                  <m:r>
+                    <m:rPr>
+                      <m:sty m:val="p"/>
+                    </m:rPr>
+                    <m:t>=</m:t>
+                  </m:r>
+                  <m:r>
+                    <m:t>1</m:t>
+                  </m:r>
+                </m:sub>
+                <m:sup>
+                  <m:r>
+                    <m:t>q</m:t>
+                  </m:r>
+                </m:sup>
+                <m:e>
+                  <m:r>
+                    <m:t>​</m:t>
+                  </m:r>
+                </m:e>
+              </m:nary>
+              <m:d>
+                <m:dPr>
+                  <m:begChr m:val="["/>
+                  <m:sepChr m:val=""/>
+                  <m:endChr m:val="]"/>
+                  <m:grow/>
+                </m:dPr>
+                <m:e>
+                  <m:f>
+                    <m:fPr>
+                      <m:type m:val="bar"/>
+                    </m:fPr>
+                    <m:num>
+                      <m:r>
+                        <m:rPr>
+                          <m:sty m:val="p"/>
+                        </m:rPr>
+                        <m:t>∂</m:t>
+                      </m:r>
+                    </m:num>
+                    <m:den>
+                      <m:r>
+                        <m:rPr>
+                          <m:sty m:val="p"/>
+                        </m:rPr>
+                        <m:t>∂</m:t>
+                      </m:r>
+                      <m:acc>
+                        <m:accPr>
+                          <m:chr m:val="̃"/>
+                        </m:accPr>
+                        <m:e>
+                          <m:r>
+                            <m:t>β</m:t>
+                          </m:r>
+                        </m:e>
+                      </m:acc>
+                    </m:den>
+                  </m:f>
+                  <m:acc>
+                    <m:accPr>
+                      <m:chr m:val="̃"/>
+                    </m:accPr>
+                    <m:e>
+                      <m:r>
+                        <m:t>v</m:t>
+                      </m:r>
+                    </m:e>
+                  </m:acc>
+                </m:e>
+              </m:d>
+              <m:sSub>
+                <m:e>
+                  <m:r>
+                    <m:t>​</m:t>
+                  </m:r>
+                </m:e>
+                <m:sub>
+                  <m:r>
+                    <m:t>i</m:t>
+                  </m:r>
+                  <m:r>
+                    <m:t>k</m:t>
+                  </m:r>
+                </m:sub>
+              </m:sSub>
+              <m:r>
+                <m:t>​</m:t>
+              </m:r>
+              <m:d>
+                <m:dPr>
+                  <m:begChr m:val="["/>
+                  <m:sepChr m:val=""/>
+                  <m:endChr m:val="]"/>
+                  <m:grow/>
+                </m:dPr>
+                <m:e>
+                  <m:sSup>
+                    <m:e>
+                      <m:r>
+                        <m:rPr>
+                          <m:sty m:val="bi"/>
+                        </m:rPr>
+                        <m:t>A</m:t>
+                      </m:r>
+                    </m:e>
+                    <m:sup>
+                      <m:r>
+                        <m:rPr>
+                          <m:sty m:val="p"/>
+                        </m:rPr>
+                        <m:t>⊤</m:t>
+                      </m:r>
+                    </m:sup>
+                  </m:sSup>
+                </m:e>
+              </m:d>
+              <m:sSub>
+                <m:e>
+                  <m:r>
+                    <m:t>​</m:t>
+                  </m:r>
+                </m:e>
+                <m:sub>
+                  <m:r>
+                    <m:t>k</m:t>
+                  </m:r>
+                  <m:r>
+                    <m:t>j</m:t>
+                  </m:r>
+                </m:sub>
+              </m:sSub>
+            </m:e>
+            <m:e>
+              <m:r>
+                <m:t>&amp;</m:t>
+              </m:r>
+              <m:r>
+                <m:rPr>
+                  <m:sty m:val="p"/>
+                </m:rPr>
+                <m:t>=</m:t>
+              </m:r>
+              <m:r>
+                <m:t>​</m:t>
+              </m:r>
+              <m:d>
+                <m:dPr>
+                  <m:begChr m:val="["/>
+                  <m:sepChr m:val=""/>
+                  <m:endChr m:val="]"/>
+                  <m:grow/>
+                </m:dPr>
+                <m:e>
+                  <m:r>
+                    <m:t>​</m:t>
+                  </m:r>
                   <m:d>
                     <m:dPr>
-                      <m:begChr m:val="["/>
+                      <m:begChr m:val="("/>
                       <m:sepChr m:val=""/>
-                      <m:endChr m:val="]"/>
+                      <m:endChr m:val=")"/>
                       <m:grow/>
                     </m:dPr>
                     <m:e>
@@ -29341,18 +29915,6 @@
                           </m:acc>
                         </m:den>
                       </m:f>
-                      <m:r>
-                        <m:rPr>
-                          <m:sty m:val="p"/>
-                        </m:rPr>
-                        <m:t>(</m:t>
-                      </m:r>
-                      <m:r>
-                        <m:rPr>
-                          <m:sty m:val="bi"/>
-                        </m:rPr>
-                        <m:t>A</m:t>
-                      </m:r>
                       <m:acc>
                         <m:accPr>
                           <m:chr m:val="̃"/>
@@ -29363,544 +29925,36 @@
                           </m:r>
                         </m:e>
                       </m:acc>
+                    </m:e>
+                  </m:d>
+                  <m:r>
+                    <m:t>​</m:t>
+                  </m:r>
+                  <m:sSup>
+                    <m:e>
+                      <m:r>
+                        <m:rPr>
+                          <m:sty m:val="bi"/>
+                        </m:rPr>
+                        <m:t>A</m:t>
+                      </m:r>
+                    </m:e>
+                    <m:sup>
                       <m:r>
                         <m:rPr>
                           <m:sty m:val="p"/>
                         </m:rPr>
-                        <m:t>)</m:t>
+                        <m:t>⊤</m:t>
                       </m:r>
-                    </m:e>
-                  </m:d>
+                    </m:sup>
+                  </m:sSup>
                 </m:e>
-                <m:sub>
-                  <m:r>
-                    <m:t>i</m:t>
-                  </m:r>
-                  <m:r>
-                    <m:t>j</m:t>
-                  </m:r>
-                </m:sub>
-              </m:sSub>
-              <m:r>
-                <m:t>&amp;</m:t>
-              </m:r>
-              <m:r>
-                <m:rPr>
-                  <m:sty m:val="p"/>
-                </m:rPr>
-                <m:t>=</m:t>
-              </m:r>
-              <m:f>
-                <m:fPr>
-                  <m:type m:val="bar"/>
-                </m:fPr>
-                <m:num>
-                  <m:r>
-                    <m:rPr>
-                      <m:sty m:val="p"/>
-                    </m:rPr>
-                    <m:t>∂</m:t>
-                  </m:r>
-                </m:num>
-                <m:den>
-                  <m:r>
-                    <m:rPr>
-                      <m:sty m:val="p"/>
-                    </m:rPr>
-                    <m:t>∂</m:t>
-                  </m:r>
-                  <m:sSub>
-                    <m:e>
-                      <m:r>
-                        <m:t>β</m:t>
-                      </m:r>
-                    </m:e>
-                    <m:sub>
-                      <m:r>
-                        <m:t>i</m:t>
-                      </m:r>
-                    </m:sub>
-                  </m:sSub>
-                </m:den>
-              </m:f>
-              <m:r>
-                <m:rPr>
-                  <m:sty m:val="p"/>
-                </m:rPr>
-                <m:t>(</m:t>
-              </m:r>
-              <m:r>
-                <m:rPr>
-                  <m:sty m:val="bi"/>
-                </m:rPr>
-                <m:t>A</m:t>
-              </m:r>
-              <m:acc>
-                <m:accPr>
-                  <m:chr m:val="̃"/>
-                </m:accPr>
-                <m:e>
-                  <m:r>
-                    <m:t>v</m:t>
-                  </m:r>
-                </m:e>
-              </m:acc>
+              </m:d>
               <m:sSub>
                 <m:e>
                   <m:r>
-                    <m:rPr>
-                      <m:sty m:val="p"/>
-                    </m:rPr>
-                    <m:t>)</m:t>
-                  </m:r>
-                </m:e>
-                <m:sub>
-                  <m:r>
-                    <m:t>j</m:t>
-                  </m:r>
-                </m:sub>
-              </m:sSub>
-            </m:e>
-            <m:e>
-              <m:r>
-                <m:t>&amp;</m:t>
-              </m:r>
-              <m:r>
-                <m:rPr>
-                  <m:sty m:val="p"/>
-                </m:rPr>
-                <m:t>=</m:t>
-              </m:r>
-              <m:f>
-                <m:fPr>
-                  <m:type m:val="bar"/>
-                </m:fPr>
-                <m:num>
-                  <m:r>
-                    <m:rPr>
-                      <m:sty m:val="p"/>
-                    </m:rPr>
-                    <m:t>∂</m:t>
-                  </m:r>
-                </m:num>
-                <m:den>
-                  <m:r>
-                    <m:rPr>
-                      <m:sty m:val="p"/>
-                    </m:rPr>
-                    <m:t>∂</m:t>
-                  </m:r>
-                  <m:sSub>
-                    <m:e>
-                      <m:r>
-                        <m:t>β</m:t>
-                      </m:r>
-                    </m:e>
-                    <m:sub>
-                      <m:r>
-                        <m:t>i</m:t>
-                      </m:r>
-                    </m:sub>
-                  </m:sSub>
-                </m:den>
-              </m:f>
-              <m:nary>
-                <m:naryPr>
-                  <m:chr m:val="∑"/>
-                  <m:limLoc m:val="undOvr"/>
-                  <m:subHide m:val="off"/>
-                  <m:supHide m:val="off"/>
-                </m:naryPr>
-                <m:sub>
-                  <m:r>
-                    <m:t>k</m:t>
-                  </m:r>
-                  <m:r>
-                    <m:rPr>
-                      <m:sty m:val="p"/>
-                    </m:rPr>
-                    <m:t>=</m:t>
-                  </m:r>
-                  <m:r>
-                    <m:t>1</m:t>
-                  </m:r>
-                </m:sub>
-                <m:sup>
-                  <m:r>
-                    <m:t>q</m:t>
-                  </m:r>
-                </m:sup>
-                <m:e>
-                  <m:sSub>
-                    <m:e>
-                      <m:r>
-                        <m:t>a</m:t>
-                      </m:r>
-                    </m:e>
-                    <m:sub>
-                      <m:r>
-                        <m:t>j</m:t>
-                      </m:r>
-                      <m:r>
-                        <m:t>k</m:t>
-                      </m:r>
-                    </m:sub>
-                  </m:sSub>
-                </m:e>
-              </m:nary>
-              <m:sSub>
-                <m:e>
-                  <m:r>
-                    <m:t>v</m:t>
-                  </m:r>
-                </m:e>
-                <m:sub>
-                  <m:r>
-                    <m:t>k</m:t>
-                  </m:r>
-                </m:sub>
-              </m:sSub>
-            </m:e>
-            <m:e>
-              <m:r>
-                <m:t>&amp;</m:t>
-              </m:r>
-              <m:r>
-                <m:rPr>
-                  <m:sty m:val="p"/>
-                </m:rPr>
-                <m:t>=</m:t>
-              </m:r>
-              <m:nary>
-                <m:naryPr>
-                  <m:chr m:val="∑"/>
-                  <m:limLoc m:val="undOvr"/>
-                  <m:subHide m:val="off"/>
-                  <m:supHide m:val="off"/>
-                </m:naryPr>
-                <m:sub>
-                  <m:r>
-                    <m:t>k</m:t>
-                  </m:r>
-                  <m:r>
-                    <m:rPr>
-                      <m:sty m:val="p"/>
-                    </m:rPr>
-                    <m:t>=</m:t>
-                  </m:r>
-                  <m:r>
-                    <m:t>1</m:t>
-                  </m:r>
-                </m:sub>
-                <m:sup>
-                  <m:r>
-                    <m:t>q</m:t>
-                  </m:r>
-                </m:sup>
-                <m:e>
-                  <m:sSub>
-                    <m:e>
-                      <m:r>
-                        <m:t>a</m:t>
-                      </m:r>
-                    </m:e>
-                    <m:sub>
-                      <m:r>
-                        <m:t>j</m:t>
-                      </m:r>
-                      <m:r>
-                        <m:t>k</m:t>
-                      </m:r>
-                    </m:sub>
-                  </m:sSub>
-                </m:e>
-              </m:nary>
-              <m:f>
-                <m:fPr>
-                  <m:type m:val="bar"/>
-                </m:fPr>
-                <m:num>
-                  <m:r>
-                    <m:rPr>
-                      <m:sty m:val="p"/>
-                    </m:rPr>
-                    <m:t>∂</m:t>
-                  </m:r>
-                </m:num>
-                <m:den>
-                  <m:r>
-                    <m:rPr>
-                      <m:sty m:val="p"/>
-                    </m:rPr>
-                    <m:t>∂</m:t>
-                  </m:r>
-                  <m:sSub>
-                    <m:e>
-                      <m:r>
-                        <m:t>β</m:t>
-                      </m:r>
-                    </m:e>
-                    <m:sub>
-                      <m:r>
-                        <m:t>i</m:t>
-                      </m:r>
-                    </m:sub>
-                  </m:sSub>
-                </m:den>
-              </m:f>
-              <m:sSub>
-                <m:e>
-                  <m:r>
-                    <m:t>v</m:t>
-                  </m:r>
-                </m:e>
-                <m:sub>
-                  <m:r>
-                    <m:t>k</m:t>
-                  </m:r>
-                </m:sub>
-              </m:sSub>
-            </m:e>
-            <m:e>
-              <m:r>
-                <m:t>&amp;</m:t>
-              </m:r>
-              <m:r>
-                <m:rPr>
-                  <m:sty m:val="p"/>
-                </m:rPr>
-                <m:t>=</m:t>
-              </m:r>
-              <m:nary>
-                <m:naryPr>
-                  <m:chr m:val="∑"/>
-                  <m:limLoc m:val="undOvr"/>
-                  <m:subHide m:val="off"/>
-                  <m:supHide m:val="off"/>
-                </m:naryPr>
-                <m:sub>
-                  <m:r>
-                    <m:t>k</m:t>
-                  </m:r>
-                  <m:r>
-                    <m:rPr>
-                      <m:sty m:val="p"/>
-                    </m:rPr>
-                    <m:t>=</m:t>
-                  </m:r>
-                  <m:r>
-                    <m:t>1</m:t>
-                  </m:r>
-                </m:sub>
-                <m:sup>
-                  <m:r>
-                    <m:t>q</m:t>
-                  </m:r>
-                </m:sup>
-                <m:e>
-                  <m:sSub>
-                    <m:e>
-                      <m:d>
-                        <m:dPr>
-                          <m:begChr m:val="["/>
-                          <m:sepChr m:val=""/>
-                          <m:endChr m:val="]"/>
-                          <m:grow/>
-                        </m:dPr>
-                        <m:e>
-                          <m:f>
-                            <m:fPr>
-                              <m:type m:val="bar"/>
-                            </m:fPr>
-                            <m:num>
-                              <m:r>
-                                <m:rPr>
-                                  <m:sty m:val="p"/>
-                                </m:rPr>
-                                <m:t>∂</m:t>
-                              </m:r>
-                            </m:num>
-                            <m:den>
-                              <m:r>
-                                <m:rPr>
-                                  <m:sty m:val="p"/>
-                                </m:rPr>
-                                <m:t>∂</m:t>
-                              </m:r>
-                              <m:acc>
-                                <m:accPr>
-                                  <m:chr m:val="̃"/>
-                                </m:accPr>
-                                <m:e>
-                                  <m:r>
-                                    <m:t>β</m:t>
-                                  </m:r>
-                                </m:e>
-                              </m:acc>
-                            </m:den>
-                          </m:f>
-                          <m:acc>
-                            <m:accPr>
-                              <m:chr m:val="̃"/>
-                            </m:accPr>
-                            <m:e>
-                              <m:r>
-                                <m:t>v</m:t>
-                              </m:r>
-                            </m:e>
-                          </m:acc>
-                        </m:e>
-                      </m:d>
-                    </m:e>
-                    <m:sub>
-                      <m:r>
-                        <m:t>i</m:t>
-                      </m:r>
-                      <m:r>
-                        <m:t>k</m:t>
-                      </m:r>
-                    </m:sub>
-                  </m:sSub>
-                </m:e>
-              </m:nary>
-              <m:sSub>
-                <m:e>
-                  <m:d>
-                    <m:dPr>
-                      <m:begChr m:val="["/>
-                      <m:sepChr m:val=""/>
-                      <m:endChr m:val="]"/>
-                      <m:grow/>
-                    </m:dPr>
-                    <m:e>
-                      <m:sSup>
-                        <m:e>
-                          <m:r>
-                            <m:rPr>
-                              <m:sty m:val="bi"/>
-                            </m:rPr>
-                            <m:t>A</m:t>
-                          </m:r>
-                        </m:e>
-                        <m:sup>
-                          <m:r>
-                            <m:rPr>
-                              <m:sty m:val="p"/>
-                            </m:rPr>
-                            <m:t>⊤</m:t>
-                          </m:r>
-                        </m:sup>
-                      </m:sSup>
-                    </m:e>
-                  </m:d>
-                </m:e>
-                <m:sub>
-                  <m:r>
-                    <m:t>k</m:t>
-                  </m:r>
-                  <m:r>
-                    <m:t>j</m:t>
-                  </m:r>
-                </m:sub>
-              </m:sSub>
-            </m:e>
-            <m:e>
-              <m:r>
-                <m:t>&amp;</m:t>
-              </m:r>
-              <m:r>
-                <m:rPr>
-                  <m:sty m:val="p"/>
-                </m:rPr>
-                <m:t>=</m:t>
-              </m:r>
-              <m:sSub>
-                <m:e>
-                  <m:d>
-                    <m:dPr>
-                      <m:begChr m:val="["/>
-                      <m:sepChr m:val=""/>
-                      <m:endChr m:val="]"/>
-                      <m:grow/>
-                    </m:dPr>
-                    <m:e>
-                      <m:r>
-                        <m:t>​</m:t>
-                      </m:r>
-                      <m:d>
-                        <m:dPr>
-                          <m:begChr m:val="("/>
-                          <m:sepChr m:val=""/>
-                          <m:endChr m:val=")"/>
-                          <m:grow/>
-                        </m:dPr>
-                        <m:e>
-                          <m:f>
-                            <m:fPr>
-                              <m:type m:val="bar"/>
-                            </m:fPr>
-                            <m:num>
-                              <m:r>
-                                <m:rPr>
-                                  <m:sty m:val="p"/>
-                                </m:rPr>
-                                <m:t>∂</m:t>
-                              </m:r>
-                            </m:num>
-                            <m:den>
-                              <m:r>
-                                <m:rPr>
-                                  <m:sty m:val="p"/>
-                                </m:rPr>
-                                <m:t>∂</m:t>
-                              </m:r>
-                              <m:acc>
-                                <m:accPr>
-                                  <m:chr m:val="̃"/>
-                                </m:accPr>
-                                <m:e>
-                                  <m:r>
-                                    <m:t>β</m:t>
-                                  </m:r>
-                                </m:e>
-                              </m:acc>
-                            </m:den>
-                          </m:f>
-                          <m:acc>
-                            <m:accPr>
-                              <m:chr m:val="̃"/>
-                            </m:accPr>
-                            <m:e>
-                              <m:r>
-                                <m:t>v</m:t>
-                              </m:r>
-                            </m:e>
-                          </m:acc>
-                        </m:e>
-                      </m:d>
-                      <m:r>
-                        <m:t>​</m:t>
-                      </m:r>
-                      <m:sSup>
-                        <m:e>
-                          <m:r>
-                            <m:rPr>
-                              <m:sty m:val="bi"/>
-                            </m:rPr>
-                            <m:t>A</m:t>
-                          </m:r>
-                        </m:e>
-                        <m:sup>
-                          <m:r>
-                            <m:rPr>
-                              <m:sty m:val="p"/>
-                            </m:rPr>
-                            <m:t>⊤</m:t>
-                          </m:r>
-                        </m:sup>
-                      </m:sSup>
-                    </m:e>
-                  </m:d>
+                    <m:t>​</m:t>
+                  </m:r>
                 </m:e>
                 <m:sub>
                   <m:r>
@@ -34497,6 +34551,9 @@
                           </m:acc>
                         </m:den>
                       </m:f>
+                      <m:r>
+                        <m:t>​</m:t>
+                      </m:r>
                       <m:d>
                         <m:dPr>
                           <m:begChr m:val="("/>
@@ -34599,6 +34656,9 @@
                           </m:limLow>
                         </m:e>
                       </m:d>
+                      <m:r>
+                        <m:t>​</m:t>
+                      </m:r>
                     </m:e>
                     <m:lim>
                       <m:r>
@@ -35711,80 +35771,35 @@
         <m:oMath>
           <m:eqArr>
             <m:e>
-              <m:sSub>
+              <m:r>
+                <m:t>​</m:t>
+              </m:r>
+              <m:d>
+                <m:dPr>
+                  <m:begChr m:val="["/>
+                  <m:sepChr m:val=""/>
+                  <m:endChr m:val="]"/>
+                  <m:grow/>
+                </m:dPr>
                 <m:e>
-                  <m:d>
-                    <m:dPr>
-                      <m:begChr m:val="["/>
-                      <m:sepChr m:val=""/>
-                      <m:endChr m:val="]"/>
-                      <m:grow/>
-                    </m:dPr>
-                    <m:e>
-                      <m:f>
-                        <m:fPr>
-                          <m:type m:val="bar"/>
-                        </m:fPr>
-                        <m:num>
-                          <m:r>
-                            <m:rPr>
-                              <m:sty m:val="p"/>
-                            </m:rPr>
-                            <m:t>∂</m:t>
-                          </m:r>
-                        </m:num>
-                        <m:den>
-                          <m:r>
-                            <m:rPr>
-                              <m:sty m:val="p"/>
-                            </m:rPr>
-                            <m:t>∂</m:t>
-                          </m:r>
-                          <m:acc>
-                            <m:accPr>
-                              <m:chr m:val="̃"/>
-                            </m:accPr>
-                            <m:e>
-                              <m:r>
-                                <m:t>β</m:t>
-                              </m:r>
-                            </m:e>
-                          </m:acc>
-                        </m:den>
-                      </m:f>
+                  <m:f>
+                    <m:fPr>
+                      <m:type m:val="bar"/>
+                    </m:fPr>
+                    <m:num>
                       <m:r>
                         <m:rPr>
                           <m:sty m:val="p"/>
                         </m:rPr>
-                        <m:t>(</m:t>
+                        <m:t>∂</m:t>
                       </m:r>
-                      <m:sSup>
-                        <m:e>
-                          <m:acc>
-                            <m:accPr>
-                              <m:chr m:val="̃"/>
-                            </m:accPr>
-                            <m:e>
-                              <m:r>
-                                <m:t>β</m:t>
-                              </m:r>
-                            </m:e>
-                          </m:acc>
-                        </m:e>
-                        <m:sup>
-                          <m:r>
-                            <m:rPr>
-                              <m:sty m:val="p"/>
-                            </m:rPr>
-                            <m:t>⊤</m:t>
-                          </m:r>
-                        </m:sup>
-                      </m:sSup>
+                    </m:num>
+                    <m:den>
                       <m:r>
                         <m:rPr>
-                          <m:sty m:val="bi"/>
+                          <m:sty m:val="p"/>
                         </m:rPr>
-                        <m:t>S</m:t>
+                        <m:t>∂</m:t>
                       </m:r>
                       <m:acc>
                         <m:accPr>
@@ -35796,14 +35811,65 @@
                           </m:r>
                         </m:e>
                       </m:acc>
+                    </m:den>
+                  </m:f>
+                  <m:r>
+                    <m:rPr>
+                      <m:sty m:val="p"/>
+                    </m:rPr>
+                    <m:t>(</m:t>
+                  </m:r>
+                  <m:sSup>
+                    <m:e>
+                      <m:acc>
+                        <m:accPr>
+                          <m:chr m:val="̃"/>
+                        </m:accPr>
+                        <m:e>
+                          <m:r>
+                            <m:t>β</m:t>
+                          </m:r>
+                        </m:e>
+                      </m:acc>
+                    </m:e>
+                    <m:sup>
                       <m:r>
                         <m:rPr>
                           <m:sty m:val="p"/>
                         </m:rPr>
-                        <m:t>)</m:t>
+                        <m:t>⊤</m:t>
+                      </m:r>
+                    </m:sup>
+                  </m:sSup>
+                  <m:r>
+                    <m:rPr>
+                      <m:sty m:val="bi"/>
+                    </m:rPr>
+                    <m:t>S</m:t>
+                  </m:r>
+                  <m:acc>
+                    <m:accPr>
+                      <m:chr m:val="̃"/>
+                    </m:accPr>
+                    <m:e>
+                      <m:r>
+                        <m:t>β</m:t>
                       </m:r>
                     </m:e>
-                  </m:d>
+                  </m:acc>
+                  <m:r>
+                    <m:rPr>
+                      <m:sty m:val="p"/>
+                    </m:rPr>
+                    <m:t>)</m:t>
+                  </m:r>
+                </m:e>
+              </m:d>
+              <m:sSub>
+                <m:e>
+                  <m:r>
+                    <m:t>​</m:t>
+                  </m:r>
                 </m:e>
                 <m:sub>
                   <m:r>
@@ -47347,48 +47413,54 @@
           <m:jc m:val="center"/>
         </m:oMathParaPr>
         <m:oMath>
+          <m:r>
+            <m:t>​</m:t>
+          </m:r>
+          <m:d>
+            <m:dPr>
+              <m:begChr m:val="["/>
+              <m:sepChr m:val=""/>
+              <m:endChr m:val="]"/>
+              <m:grow/>
+            </m:dPr>
+            <m:e>
+              <m:f>
+                <m:fPr>
+                  <m:type m:val="bar"/>
+                </m:fPr>
+                <m:num>
+                  <m:r>
+                    <m:rPr>
+                      <m:sty m:val="p"/>
+                    </m:rPr>
+                    <m:t>∂</m:t>
+                  </m:r>
+                </m:num>
+                <m:den>
+                  <m:r>
+                    <m:rPr>
+                      <m:sty m:val="p"/>
+                    </m:rPr>
+                    <m:t>∂</m:t>
+                  </m:r>
+                  <m:r>
+                    <m:rPr>
+                      <m:sty m:val="bi"/>
+                    </m:rPr>
+                    <m:t>X</m:t>
+                  </m:r>
+                </m:den>
+              </m:f>
+              <m:r>
+                <m:t>f</m:t>
+              </m:r>
+            </m:e>
+          </m:d>
           <m:sSub>
             <m:e>
-              <m:d>
-                <m:dPr>
-                  <m:begChr m:val="["/>
-                  <m:sepChr m:val=""/>
-                  <m:endChr m:val="]"/>
-                  <m:grow/>
-                </m:dPr>
-                <m:e>
-                  <m:f>
-                    <m:fPr>
-                      <m:type m:val="bar"/>
-                    </m:fPr>
-                    <m:num>
-                      <m:r>
-                        <m:rPr>
-                          <m:sty m:val="p"/>
-                        </m:rPr>
-                        <m:t>∂</m:t>
-                      </m:r>
-                    </m:num>
-                    <m:den>
-                      <m:r>
-                        <m:rPr>
-                          <m:sty m:val="p"/>
-                        </m:rPr>
-                        <m:t>∂</m:t>
-                      </m:r>
-                      <m:r>
-                        <m:rPr>
-                          <m:sty m:val="bi"/>
-                        </m:rPr>
-                        <m:t>X</m:t>
-                      </m:r>
-                    </m:den>
-                  </m:f>
-                  <m:r>
-                    <m:t>f</m:t>
-                  </m:r>
-                </m:e>
-              </m:d>
+              <m:r>
+                <m:t>​</m:t>
+              </m:r>
             </m:e>
             <m:sub>
               <m:r>
@@ -48435,60 +48507,35 @@
         <m:oMath>
           <m:eqArr>
             <m:e>
-              <m:sSub>
+              <m:r>
+                <m:t>​</m:t>
+              </m:r>
+              <m:d>
+                <m:dPr>
+                  <m:begChr m:val="["/>
+                  <m:sepChr m:val=""/>
+                  <m:endChr m:val="]"/>
+                  <m:grow/>
+                </m:dPr>
                 <m:e>
-                  <m:d>
-                    <m:dPr>
-                      <m:begChr m:val="["/>
-                      <m:sepChr m:val=""/>
-                      <m:endChr m:val="]"/>
-                      <m:grow/>
-                    </m:dPr>
-                    <m:e>
-                      <m:f>
-                        <m:fPr>
-                          <m:type m:val="bar"/>
-                        </m:fPr>
-                        <m:num>
-                          <m:r>
-                            <m:rPr>
-                              <m:sty m:val="p"/>
-                            </m:rPr>
-                            <m:t>∂</m:t>
-                          </m:r>
-                        </m:num>
-                        <m:den>
-                          <m:r>
-                            <m:rPr>
-                              <m:sty m:val="p"/>
-                            </m:rPr>
-                            <m:t>∂</m:t>
-                          </m:r>
-                          <m:r>
-                            <m:rPr>
-                              <m:sty m:val="bi"/>
-                            </m:rPr>
-                            <m:t>X</m:t>
-                          </m:r>
-                        </m:den>
-                      </m:f>
+                  <m:f>
+                    <m:fPr>
+                      <m:type m:val="bar"/>
+                    </m:fPr>
+                    <m:num>
                       <m:r>
                         <m:rPr>
                           <m:sty m:val="p"/>
                         </m:rPr>
-                        <m:t>tr</m:t>
+                        <m:t>∂</m:t>
                       </m:r>
+                    </m:num>
+                    <m:den>
                       <m:r>
                         <m:rPr>
                           <m:sty m:val="p"/>
                         </m:rPr>
-                        <m:t>(</m:t>
-                      </m:r>
-                      <m:r>
-                        <m:rPr>
-                          <m:sty m:val="bi"/>
-                        </m:rPr>
-                        <m:t>A</m:t>
+                        <m:t>∂</m:t>
                       </m:r>
                       <m:r>
                         <m:rPr>
@@ -48496,20 +48543,51 @@
                         </m:rPr>
                         <m:t>X</m:t>
                       </m:r>
-                      <m:r>
-                        <m:rPr>
-                          <m:sty m:val="bi"/>
-                        </m:rPr>
-                        <m:t>B</m:t>
-                      </m:r>
-                      <m:r>
-                        <m:rPr>
-                          <m:sty m:val="p"/>
-                        </m:rPr>
-                        <m:t>)</m:t>
-                      </m:r>
-                    </m:e>
-                  </m:d>
+                    </m:den>
+                  </m:f>
+                  <m:r>
+                    <m:rPr>
+                      <m:sty m:val="p"/>
+                    </m:rPr>
+                    <m:t>tr</m:t>
+                  </m:r>
+                  <m:r>
+                    <m:rPr>
+                      <m:sty m:val="p"/>
+                    </m:rPr>
+                    <m:t>(</m:t>
+                  </m:r>
+                  <m:r>
+                    <m:rPr>
+                      <m:sty m:val="bi"/>
+                    </m:rPr>
+                    <m:t>A</m:t>
+                  </m:r>
+                  <m:r>
+                    <m:rPr>
+                      <m:sty m:val="bi"/>
+                    </m:rPr>
+                    <m:t>X</m:t>
+                  </m:r>
+                  <m:r>
+                    <m:rPr>
+                      <m:sty m:val="bi"/>
+                    </m:rPr>
+                    <m:t>B</m:t>
+                  </m:r>
+                  <m:r>
+                    <m:rPr>
+                      <m:sty m:val="p"/>
+                    </m:rPr>
+                    <m:t>)</m:t>
+                  </m:r>
+                </m:e>
+              </m:d>
+              <m:sSub>
+                <m:e>
+                  <m:r>
+                    <m:t>​</m:t>
+                  </m:r>
                 </m:e>
                 <m:sub>
                   <m:r>
@@ -48937,78 +49015,90 @@
                   </m:r>
                 </m:sup>
                 <m:e>
-                  <m:sSub>
-                    <m:e>
-                      <m:d>
-                        <m:dPr>
-                          <m:begChr m:val="["/>
-                          <m:sepChr m:val=""/>
-                          <m:endChr m:val="]"/>
-                          <m:grow/>
-                        </m:dPr>
-                        <m:e>
-                          <m:sSup>
-                            <m:e>
-                              <m:r>
-                                <m:rPr>
-                                  <m:sty m:val="bi"/>
-                                </m:rPr>
-                                <m:t>A</m:t>
-                              </m:r>
-                            </m:e>
-                            <m:sup>
-                              <m:r>
-                                <m:rPr>
-                                  <m:sty m:val="p"/>
-                                </m:rPr>
-                                <m:t>⊤</m:t>
-                              </m:r>
-                            </m:sup>
-                          </m:sSup>
-                        </m:e>
-                      </m:d>
-                    </m:e>
-                    <m:sub>
-                      <m:r>
-                        <m:t>i</m:t>
-                      </m:r>
-                      <m:r>
-                        <m:t>a</m:t>
-                      </m:r>
-                    </m:sub>
-                  </m:sSub>
+                  <m:r>
+                    <m:t>​</m:t>
+                  </m:r>
                 </m:e>
               </m:nary>
+              <m:d>
+                <m:dPr>
+                  <m:begChr m:val="["/>
+                  <m:sepChr m:val=""/>
+                  <m:endChr m:val="]"/>
+                  <m:grow/>
+                </m:dPr>
+                <m:e>
+                  <m:sSup>
+                    <m:e>
+                      <m:r>
+                        <m:rPr>
+                          <m:sty m:val="bi"/>
+                        </m:rPr>
+                        <m:t>A</m:t>
+                      </m:r>
+                    </m:e>
+                    <m:sup>
+                      <m:r>
+                        <m:rPr>
+                          <m:sty m:val="p"/>
+                        </m:rPr>
+                        <m:t>⊤</m:t>
+                      </m:r>
+                    </m:sup>
+                  </m:sSup>
+                </m:e>
+              </m:d>
               <m:sSub>
                 <m:e>
-                  <m:d>
-                    <m:dPr>
-                      <m:begChr m:val="["/>
-                      <m:sepChr m:val=""/>
-                      <m:endChr m:val="]"/>
-                      <m:grow/>
-                    </m:dPr>
+                  <m:r>
+                    <m:t>​</m:t>
+                  </m:r>
+                </m:e>
+                <m:sub>
+                  <m:r>
+                    <m:t>i</m:t>
+                  </m:r>
+                  <m:r>
+                    <m:t>a</m:t>
+                  </m:r>
+                </m:sub>
+              </m:sSub>
+              <m:r>
+                <m:t>​</m:t>
+              </m:r>
+              <m:d>
+                <m:dPr>
+                  <m:begChr m:val="["/>
+                  <m:sepChr m:val=""/>
+                  <m:endChr m:val="]"/>
+                  <m:grow/>
+                </m:dPr>
+                <m:e>
+                  <m:sSup>
                     <m:e>
-                      <m:sSup>
-                        <m:e>
-                          <m:r>
-                            <m:rPr>
-                              <m:sty m:val="bi"/>
-                            </m:rPr>
-                            <m:t>B</m:t>
-                          </m:r>
-                        </m:e>
-                        <m:sup>
-                          <m:r>
-                            <m:rPr>
-                              <m:sty m:val="p"/>
-                            </m:rPr>
-                            <m:t>⊤</m:t>
-                          </m:r>
-                        </m:sup>
-                      </m:sSup>
+                      <m:r>
+                        <m:rPr>
+                          <m:sty m:val="bi"/>
+                        </m:rPr>
+                        <m:t>B</m:t>
+                      </m:r>
                     </m:e>
-                  </m:d>
+                    <m:sup>
+                      <m:r>
+                        <m:rPr>
+                          <m:sty m:val="p"/>
+                        </m:rPr>
+                        <m:t>⊤</m:t>
+                      </m:r>
+                    </m:sup>
+                  </m:sSup>
+                </m:e>
+              </m:d>
+              <m:sSub>
+                <m:e>
+                  <m:r>
+                    <m:t>​</m:t>
+                  </m:r>
                 </m:e>
                 <m:sub>
                   <m:r>
@@ -49043,57 +49133,63 @@
                 </m:rPr>
                 <m:t>=</m:t>
               </m:r>
+              <m:r>
+                <m:t>​</m:t>
+              </m:r>
+              <m:d>
+                <m:dPr>
+                  <m:begChr m:val="["/>
+                  <m:sepChr m:val=""/>
+                  <m:endChr m:val="]"/>
+                  <m:grow/>
+                </m:dPr>
+                <m:e>
+                  <m:sSup>
+                    <m:e>
+                      <m:r>
+                        <m:rPr>
+                          <m:sty m:val="bi"/>
+                        </m:rPr>
+                        <m:t>A</m:t>
+                      </m:r>
+                    </m:e>
+                    <m:sup>
+                      <m:r>
+                        <m:rPr>
+                          <m:sty m:val="p"/>
+                        </m:rPr>
+                        <m:t>⊤</m:t>
+                      </m:r>
+                    </m:sup>
+                  </m:sSup>
+                  <m:r>
+                    <m:t> </m:t>
+                  </m:r>
+                  <m:sSup>
+                    <m:e>
+                      <m:r>
+                        <m:rPr>
+                          <m:sty m:val="bi"/>
+                        </m:rPr>
+                        <m:t>B</m:t>
+                      </m:r>
+                    </m:e>
+                    <m:sup>
+                      <m:r>
+                        <m:rPr>
+                          <m:sty m:val="p"/>
+                        </m:rPr>
+                        <m:t>⊤</m:t>
+                      </m:r>
+                    </m:sup>
+                  </m:sSup>
+                </m:e>
+              </m:d>
               <m:sSub>
                 <m:e>
-                  <m:d>
-                    <m:dPr>
-                      <m:begChr m:val="["/>
-                      <m:sepChr m:val=""/>
-                      <m:endChr m:val="]"/>
-                      <m:grow/>
-                    </m:dPr>
-                    <m:e>
-                      <m:sSup>
-                        <m:e>
-                          <m:r>
-                            <m:rPr>
-                              <m:sty m:val="bi"/>
-                            </m:rPr>
-                            <m:t>A</m:t>
-                          </m:r>
-                        </m:e>
-                        <m:sup>
-                          <m:r>
-                            <m:rPr>
-                              <m:sty m:val="p"/>
-                            </m:rPr>
-                            <m:t>⊤</m:t>
-                          </m:r>
-                        </m:sup>
-                      </m:sSup>
-                      <m:r>
-                        <m:t> </m:t>
-                      </m:r>
-                      <m:sSup>
-                        <m:e>
-                          <m:r>
-                            <m:rPr>
-                              <m:sty m:val="bi"/>
-                            </m:rPr>
-                            <m:t>B</m:t>
-                          </m:r>
-                        </m:e>
-                        <m:sup>
-                          <m:r>
-                            <m:rPr>
-                              <m:sty m:val="p"/>
-                            </m:rPr>
-                            <m:t>⊤</m:t>
-                          </m:r>
-                        </m:sup>
-                      </m:sSup>
-                    </m:e>
-                  </m:d>
+                  <m:r>
+                    <m:t>​</m:t>
+                  </m:r>
                 </m:e>
                 <m:sub>
                   <m:r>

--- a/vector-calculus.docx
+++ b/vector-calculus.docx
@@ -15,7 +15,7 @@
         <w:pStyle w:val="Date"/>
       </w:pPr>
       <w:r>
-        <w:t xml:space="preserve">Last modified: 2026-10-09 11:58:26 (PDT)</w:t>
+        <w:t xml:space="preserve">Last modified: 2026-10-09 12:13:11 (PDT)</w:t>
       </w:r>
     </w:p>
     <w:p>

--- a/vector-calculus.docx
+++ b/vector-calculus.docx
@@ -15,7 +15,7 @@
         <w:pStyle w:val="Date"/>
       </w:pPr>
       <w:r>
-        <w:t xml:space="preserve">Last modified: 2026-10-17 04:46:25 (PDT)</w:t>
+        <w:t xml:space="preserve">Last modified: 2026-10-17 06:29:34 (PDT)</w:t>
       </w:r>
     </w:p>
     <w:p>

--- a/vector-calculus.docx
+++ b/vector-calculus.docx
@@ -15,7 +15,7 @@
         <w:pStyle w:val="Date"/>
       </w:pPr>
       <w:r>
-        <w:t xml:space="preserve">Last modified: 2026-10-17 06:29:34 (PDT)</w:t>
+        <w:t xml:space="preserve">Last modified: 2026-10-17 07:35:34 (PDT)</w:t>
       </w:r>
     </w:p>
     <w:p>

--- a/vector-calculus.docx
+++ b/vector-calculus.docx
@@ -15,7 +15,7 @@
         <w:pStyle w:val="Date"/>
       </w:pPr>
       <w:r>
-        <w:t xml:space="preserve">Last modified: 2026-10-17 15:54:57 (PDT)</w:t>
+        <w:t xml:space="preserve">Last modified: 2026-10-17 22:01:17 (PDT)</w:t>
       </w:r>
     </w:p>
     <w:p>

--- a/vector-calculus.docx
+++ b/vector-calculus.docx
@@ -15,7 +15,7 @@
         <w:pStyle w:val="Date"/>
       </w:pPr>
       <w:r>
-        <w:t xml:space="preserve">Last modified: 2026-10-17 22:01:17 (PDT)</w:t>
+        <w:t xml:space="preserve">Last modified: 2026-10-18 11:27:44 (PDT)</w:t>
       </w:r>
     </w:p>
     <w:p>
@@ -29,7 +29,7 @@
         <w:t xml:space="preserve"> </w:t>
       </w:r>
       <w:r>
-        <w:t xml:space="preserve">Fieller (2016)</w:t>
+        <w:t xml:space="preserve">Fieller [1]</w:t>
       </w:r>
       <w:r>
         <w:t xml:space="preserve">,</w:t>
@@ -279,7 +279,7 @@
         <w:t xml:space="preserve"> </w:t>
       </w:r>
       <w:r>
-        <w:t xml:space="preserve">(Wikipedia contributors 2026g)</w:t>
+        <w:t xml:space="preserve">[2]</w:t>
       </w:r>
       <w:r>
         <w:t xml:space="preserve"> </w:t>
@@ -2045,7 +2045,7 @@
         <w:t xml:space="preserve"> </w:t>
       </w:r>
       <w:r>
-        <w:t xml:space="preserve">Miller (2016)</w:t>
+        <w:t xml:space="preserve">Miller [3]</w:t>
       </w:r>
       <w:r>
         <w:t xml:space="preserve">, Question 1.1.42.</w:t>
@@ -2652,7 +2652,7 @@
         <w:t xml:space="preserve"> </w:t>
       </w:r>
       <w:r>
-        <w:t xml:space="preserve">Miller (2016)</w:t>
+        <w:t xml:space="preserve">Miller [3]</w:t>
       </w:r>
       <w:r>
         <w:t xml:space="preserve">, Question 1.1.43.</w:t>
@@ -5917,7 +5917,7 @@
         <w:t xml:space="preserve"> </w:t>
       </w:r>
       <w:r>
-        <w:t xml:space="preserve">Miller (2016)</w:t>
+        <w:t xml:space="preserve">Miller [3]</w:t>
       </w:r>
       <w:r>
         <w:t xml:space="preserve">, Question 1.1.44.</w:t>
@@ -6708,7 +6708,7 @@
         <w:t xml:space="preserve"> </w:t>
       </w:r>
       <w:r>
-        <w:t xml:space="preserve">Miller (2016)</w:t>
+        <w:t xml:space="preserve">Miller [3]</w:t>
       </w:r>
       <w:r>
         <w:t xml:space="preserve">, Question 1.1.45.</w:t>
@@ -7599,7 +7599,7 @@
         <w:t xml:space="preserve"> </w:t>
       </w:r>
       <w:r>
-        <w:t xml:space="preserve">(Wikipedia contributors, n.d.)</w:t>
+        <w:t xml:space="preserve">[4]</w:t>
       </w:r>
       <w:r>
         <w:t xml:space="preserve"> </w:t>
@@ -7907,7 +7907,7 @@
               <w:t xml:space="preserve"> </w:t>
             </w:r>
             <w:r>
-              <w:t xml:space="preserve">(Hutchinson, n.d.)</w:t>
+              <w:t xml:space="preserve">[5]</w:t>
             </w:r>
             <w:r>
               <w:t xml:space="preserve">.</w:t>
@@ -9319,7 +9319,7 @@
         <w:t xml:space="preserve"> </w:t>
       </w:r>
       <w:r>
-        <w:t xml:space="preserve">(Wikipedia contributors 2026e)</w:t>
+        <w:t xml:space="preserve">[6]</w:t>
       </w:r>
       <w:r>
         <w:t xml:space="preserve"> </w:t>
@@ -11350,7 +11350,7 @@
         <w:t xml:space="preserve"> </w:t>
       </w:r>
       <w:r>
-        <w:t xml:space="preserve">(Wikipedia contributors 2026j)</w:t>
+        <w:t xml:space="preserve">[7]</w:t>
       </w:r>
       <w:r>
         <w:t xml:space="preserve"> </w:t>
@@ -13408,7 +13408,7 @@
         <w:t xml:space="preserve"> </w:t>
       </w:r>
       <w:r>
-        <w:t xml:space="preserve">(Wikipedia contributors 2026f)</w:t>
+        <w:t xml:space="preserve">[8]</w:t>
       </w:r>
       <w:r>
         <w:t xml:space="preserve">,</w:t>
@@ -13800,7 +13800,7 @@
         <w:t xml:space="preserve"> </w:t>
       </w:r>
       <w:r>
-        <w:t xml:space="preserve">(Wikipedia contributors 2026d)</w:t>
+        <w:t xml:space="preserve">[9]</w:t>
       </w:r>
       <w:r>
         <w:t xml:space="preserve"> </w:t>
@@ -14150,7 +14150,7 @@
         <w:t xml:space="preserve"> </w:t>
       </w:r>
       <w:r>
-        <w:t xml:space="preserve">(Wikipedia contributors 2026f)</w:t>
+        <w:t xml:space="preserve">[8]</w:t>
       </w:r>
       <w:r>
         <w:t xml:space="preserve">.</w:t>
@@ -15441,7 +15441,7 @@
         <w:t xml:space="preserve"> </w:t>
       </w:r>
       <w:r>
-        <w:t xml:space="preserve">Miller (2016)</w:t>
+        <w:t xml:space="preserve">Miller [3]</w:t>
       </w:r>
       <w:r>
         <w:t xml:space="preserve">, Question 1.1.46.</w:t>
@@ -20951,7 +20951,7 @@
         <w:t xml:space="preserve"> </w:t>
       </w:r>
       <w:r>
-        <w:t xml:space="preserve">(Wikipedia contributors 2026b)</w:t>
+        <w:t xml:space="preserve">[10]</w:t>
       </w:r>
       <w:r>
         <w:t xml:space="preserve">.</w:t>
@@ -21135,7 +21135,7 @@
         <w:t xml:space="preserve"> </w:t>
       </w:r>
       <w:r>
-        <w:t xml:space="preserve">(Wikipedia contributors 2026h)</w:t>
+        <w:t xml:space="preserve">[11]</w:t>
       </w:r>
       <w:r>
         <w:t xml:space="preserve">.</w:t>
@@ -23020,7 +23020,7 @@
         <w:t xml:space="preserve"> </w:t>
       </w:r>
       <w:r>
-        <w:t xml:space="preserve">Felippa (n.d.)</w:t>
+        <w:t xml:space="preserve">Felippa [12]</w:t>
       </w:r>
       <w:r>
         <w:t xml:space="preserve">,</w:t>
@@ -23035,7 +23035,7 @@
         <w:t xml:space="preserve"> </w:t>
       </w:r>
       <w:r>
-        <w:t xml:space="preserve">Wikipedia contributors (n.d.)</w:t>
+        <w:t xml:space="preserve">Wikipedia contributors [4]</w:t>
       </w:r>
       <w:r>
         <w:t xml:space="preserve">, section</w:t>
@@ -23919,7 +23919,7 @@
         <w:t xml:space="preserve"> </w:t>
       </w:r>
       <w:r>
-        <w:t xml:space="preserve">(Wikipedia contributors 2026f)</w:t>
+        <w:t xml:space="preserve">[8]</w:t>
       </w:r>
       <w:r>
         <w:t xml:space="preserve"> </w:t>
@@ -28864,7 +28864,7 @@
         <w:t xml:space="preserve"> </w:t>
       </w:r>
       <w:r>
-        <w:t xml:space="preserve">(Wikipedia contributors 2026a)</w:t>
+        <w:t xml:space="preserve">[13]</w:t>
       </w:r>
       <w:r>
         <w:t xml:space="preserve"> </w:t>
@@ -30537,7 +30537,7 @@
         <w:t xml:space="preserve"> </w:t>
       </w:r>
       <w:r>
-        <w:t xml:space="preserve">(Wikipedia contributors 2026c)</w:t>
+        <w:t xml:space="preserve">[14]</w:t>
       </w:r>
       <w:r>
         <w:t xml:space="preserve"> </w:t>
@@ -40094,7 +40094,7 @@
         <w:t xml:space="preserve"> </w:t>
       </w:r>
       <w:r>
-        <w:t xml:space="preserve">(Wikipedia contributors 2026i)</w:t>
+        <w:t xml:space="preserve">[15]</w:t>
       </w:r>
       <w:r>
         <w:t xml:space="preserve">,</w:t>
@@ -40170,7 +40170,7 @@
         <w:t xml:space="preserve"> </w:t>
       </w:r>
       <w:r>
-        <w:t xml:space="preserve">(Rudin 1976, Theorem 9.41)</w:t>
+        <w:t xml:space="preserve">[16], Theorem 9.41</w:t>
       </w:r>
       <w:r>
         <w:t xml:space="preserve">,</w:t>
@@ -42579,7 +42579,7 @@
         </w:numPr>
       </w:pPr>
       <w:r>
-        <w:t xml:space="preserve">Marsden and Tromba (2013)</w:t>
+        <w:t xml:space="preserve">Marsden and Tromba [17]</w:t>
       </w:r>
       <w:r>
         <w:t xml:space="preserve"> </w:t>
@@ -42608,7 +42608,7 @@
         </w:numPr>
       </w:pPr>
       <w:r>
-        <w:t xml:space="preserve">Petersen and Pedersen (2012)</w:t>
+        <w:t xml:space="preserve">Petersen and Pedersen [18]</w:t>
       </w:r>
       <w:r>
         <w:t xml:space="preserve"> </w:t>
@@ -42637,7 +42637,7 @@
         </w:numPr>
       </w:pPr>
       <w:r>
-        <w:t xml:space="preserve">Miller (2016)</w:t>
+        <w:t xml:space="preserve">Miller [3]</w:t>
       </w:r>
       <w:r>
         <w:t xml:space="preserve"> </w:t>
@@ -42654,7 +42654,7 @@
         </w:numPr>
       </w:pPr>
       <w:r>
-        <w:t xml:space="preserve">Wikipedia contributors (2026g)</w:t>
+        <w:t xml:space="preserve">Wikipedia contributors [2]</w:t>
       </w:r>
       <w:r>
         <w:t xml:space="preserve"> </w:t>
@@ -42671,7 +42671,7 @@
         </w:numPr>
       </w:pPr>
       <w:r>
-        <w:t xml:space="preserve">Wikipedia contributors (n.d.)</w:t>
+        <w:t xml:space="preserve">Wikipedia contributors [4]</w:t>
       </w:r>
       <w:r>
         <w:t xml:space="preserve"> </w:t>
@@ -42688,7 +42688,7 @@
         </w:numPr>
       </w:pPr>
       <w:r>
-        <w:t xml:space="preserve">Wikipedia contributors (2026e)</w:t>
+        <w:t xml:space="preserve">Wikipedia contributors [6]</w:t>
       </w:r>
       <w:r>
         <w:t xml:space="preserve"> </w:t>
@@ -42705,7 +42705,7 @@
         </w:numPr>
       </w:pPr>
       <w:r>
-        <w:t xml:space="preserve">Wikipedia contributors (2026j)</w:t>
+        <w:t xml:space="preserve">Wikipedia contributors [7]</w:t>
       </w:r>
       <w:r>
         <w:t xml:space="preserve"> </w:t>
@@ -42722,7 +42722,7 @@
         </w:numPr>
       </w:pPr>
       <w:r>
-        <w:t xml:space="preserve">Wikipedia contributors (2026d)</w:t>
+        <w:t xml:space="preserve">Wikipedia contributors [9]</w:t>
       </w:r>
       <w:r>
         <w:t xml:space="preserve"> </w:t>
@@ -42739,7 +42739,7 @@
         </w:numPr>
       </w:pPr>
       <w:r>
-        <w:t xml:space="preserve">Wikipedia contributors (2026f)</w:t>
+        <w:t xml:space="preserve">Wikipedia contributors [8]</w:t>
       </w:r>
       <w:r>
         <w:t xml:space="preserve"> </w:t>
@@ -42756,7 +42756,7 @@
         </w:numPr>
       </w:pPr>
       <w:r>
-        <w:t xml:space="preserve">Wikipedia contributors (2026b)</w:t>
+        <w:t xml:space="preserve">Wikipedia contributors [10]</w:t>
       </w:r>
       <w:r>
         <w:t xml:space="preserve"> </w:t>
@@ -42773,7 +42773,7 @@
         </w:numPr>
       </w:pPr>
       <w:r>
-        <w:t xml:space="preserve">Wikipedia contributors (2026h)</w:t>
+        <w:t xml:space="preserve">Wikipedia contributors [11]</w:t>
       </w:r>
       <w:r>
         <w:t xml:space="preserve"> </w:t>
@@ -42790,7 +42790,7 @@
         </w:numPr>
       </w:pPr>
       <w:r>
-        <w:t xml:space="preserve">Wikipedia contributors (2026a)</w:t>
+        <w:t xml:space="preserve">Wikipedia contributors [13]</w:t>
       </w:r>
       <w:r>
         <w:t xml:space="preserve"> </w:t>
@@ -42807,7 +42807,7 @@
         </w:numPr>
       </w:pPr>
       <w:r>
-        <w:t xml:space="preserve">Wikipedia contributors (2026c)</w:t>
+        <w:t xml:space="preserve">Wikipedia contributors [14]</w:t>
       </w:r>
       <w:r>
         <w:t xml:space="preserve"> </w:t>
@@ -42824,7 +42824,7 @@
         </w:numPr>
       </w:pPr>
       <w:r>
-        <w:t xml:space="preserve">Wikipedia contributors (2026i)</w:t>
+        <w:t xml:space="preserve">Wikipedia contributors [15]</w:t>
       </w:r>
       <w:r>
         <w:t xml:space="preserve"> </w:t>
@@ -42968,13 +42968,22 @@
       </w:r>
     </w:p>
     <w:bookmarkStart w:id="200" w:name="refs"/>
-    <w:bookmarkStart w:id="166" w:name="ref-felippa_ifem_matrix_calculus"/>
+    <w:bookmarkStart w:id="166" w:name="ref-fieller2018basics"/>
     <w:p>
       <w:pPr>
         <w:pStyle w:val="Bibliography"/>
       </w:pPr>
       <w:r>
-        <w:t xml:space="preserve">Felippa, Carlos A. n.d.</w:t>
+        <w:t xml:space="preserve">[1]</w:t>
+      </w:r>
+      <w:r>
+        <w:t xml:space="preserve"> </w:t>
+      </w:r>
+      <w:r>
+        <w:t xml:space="preserve">	</w:t>
+      </w:r>
+      <w:r>
+        <w:t xml:space="preserve">N. Fieller,</w:t>
       </w:r>
       <w:r>
         <w:t xml:space="preserve"> </w:t>
@@ -42984,15 +42993,633 @@
           <w:i/>
           <w:iCs/>
         </w:rPr>
-        <w:t xml:space="preserve">Matrix Calculus</w:t>
-      </w:r>
-      <w:r>
-        <w:t xml:space="preserve">. Appendix F of Introduction to Finite Element Methods, course notes, University of Colorado Boulder. Accessed October 6, 2026.</w:t>
+        <w:t xml:space="preserve">Basics of matrix algebra for statistics with</w:t>
+      </w:r>
+      <w:r>
+        <w:rPr>
+          <w:i/>
+          <w:iCs/>
+        </w:rPr>
+        <w:t xml:space="preserve"> </w:t>
+      </w:r>
+      <w:r>
+        <w:rPr>
+          <w:i/>
+          <w:iCs/>
+        </w:rPr>
+        <w:t xml:space="preserve">R</w:t>
+      </w:r>
+      <w:r>
+        <w:t xml:space="preserve">. Chapman; Hall/CRC, 2016. doi:</w:t>
       </w:r>
       <w:r>
         <w:t xml:space="preserve"> </w:t>
       </w:r>
       <w:hyperlink r:id="rId165">
+        <w:r>
+          <w:rPr>
+            <w:rStyle w:val="Hyperlink"/>
+          </w:rPr>
+          <w:t xml:space="preserve">10.1201/9781315370200</w:t>
+        </w:r>
+      </w:hyperlink>
+      <w:r>
+        <w:t xml:space="preserve">.</w:t>
+      </w:r>
+    </w:p>
+    <w:bookmarkEnd w:id="166"/>
+    <w:bookmarkStart w:id="168" w:name="ref-wikipedia_partial_derivative"/>
+    <w:p>
+      <w:pPr>
+        <w:pStyle w:val="Bibliography"/>
+      </w:pPr>
+      <w:r>
+        <w:t xml:space="preserve">[2]</w:t>
+      </w:r>
+      <w:r>
+        <w:t xml:space="preserve"> </w:t>
+      </w:r>
+      <w:r>
+        <w:t xml:space="preserve">	</w:t>
+      </w:r>
+      <w:r>
+        <w:t xml:space="preserve">Wikipedia contributors,</w:t>
+      </w:r>
+      <w:r>
+        <w:t xml:space="preserve"> </w:t>
+      </w:r>
+      <w:r>
+        <w:t xml:space="preserve">“Partial derivative —</w:t>
+      </w:r>
+      <w:r>
+        <w:t xml:space="preserve"> </w:t>
+      </w:r>
+      <w:r>
+        <w:t xml:space="preserve">Wikipedia</w:t>
+      </w:r>
+      <w:r>
+        <w:t xml:space="preserve">,</w:t>
+      </w:r>
+      <w:r>
+        <w:t xml:space="preserve"> </w:t>
+      </w:r>
+      <w:r>
+        <w:t xml:space="preserve">the free encyclopedia.”</w:t>
+      </w:r>
+      <w:r>
+        <w:t xml:space="preserve"> </w:t>
+      </w:r>
+      <w:r>
+        <w:t xml:space="preserve">2026. Available:</w:t>
+      </w:r>
+      <w:r>
+        <w:t xml:space="preserve"> </w:t>
+      </w:r>
+      <w:hyperlink r:id="rId167">
+        <w:r>
+          <w:rPr>
+            <w:rStyle w:val="Hyperlink"/>
+          </w:rPr>
+          <w:t xml:space="preserve">https://en.wikipedia.org/wiki/Partial_derivative</w:t>
+        </w:r>
+      </w:hyperlink>
+    </w:p>
+    <w:bookmarkEnd w:id="168"/>
+    <w:bookmarkStart w:id="170" w:name="ref-problifesavercalc"/>
+    <w:p>
+      <w:pPr>
+        <w:pStyle w:val="Bibliography"/>
+      </w:pPr>
+      <w:r>
+        <w:t xml:space="preserve">[3]</w:t>
+      </w:r>
+      <w:r>
+        <w:t xml:space="preserve"> </w:t>
+      </w:r>
+      <w:r>
+        <w:t xml:space="preserve">	</w:t>
+      </w:r>
+      <w:r>
+        <w:t xml:space="preserve">S. J. Miller,</w:t>
+      </w:r>
+      <w:r>
+        <w:t xml:space="preserve"> </w:t>
+      </w:r>
+      <w:r>
+        <w:rPr>
+          <w:i/>
+          <w:iCs/>
+        </w:rPr>
+        <w:t xml:space="preserve">The probability lifesaver: Calculus review problems</w:t>
+      </w:r>
+      <w:r>
+        <w:t xml:space="preserve">. 2016. Available:</w:t>
+      </w:r>
+      <w:r>
+        <w:t xml:space="preserve"> </w:t>
+      </w:r>
+      <w:hyperlink r:id="rId169">
+        <w:r>
+          <w:rPr>
+            <w:rStyle w:val="Hyperlink"/>
+          </w:rPr>
+          <w:t xml:space="preserve">https://web.williams.edu/Mathematics/sjmiller/public_html/probabilitylifesaver/index.htm#:~:text=http%3A//web.williams.edu/Mathematics/sjmiller/public_html/probabilitylifesaver/supplementalchap_calcreview.pdf</w:t>
+        </w:r>
+      </w:hyperlink>
+    </w:p>
+    <w:bookmarkEnd w:id="170"/>
+    <w:bookmarkStart w:id="172" w:name="ref-wp:gradient"/>
+    <w:p>
+      <w:pPr>
+        <w:pStyle w:val="Bibliography"/>
+      </w:pPr>
+      <w:r>
+        <w:t xml:space="preserve">[4]</w:t>
+      </w:r>
+      <w:r>
+        <w:t xml:space="preserve"> </w:t>
+      </w:r>
+      <w:r>
+        <w:t xml:space="preserve">	</w:t>
+      </w:r>
+      <w:r>
+        <w:t xml:space="preserve">Wikipedia contributors,</w:t>
+      </w:r>
+      <w:r>
+        <w:t xml:space="preserve"> </w:t>
+      </w:r>
+      <w:r>
+        <w:t xml:space="preserve">“Gradient —</w:t>
+      </w:r>
+      <w:r>
+        <w:t xml:space="preserve"> </w:t>
+      </w:r>
+      <w:r>
+        <w:t xml:space="preserve">Wikipedia</w:t>
+      </w:r>
+      <w:r>
+        <w:t xml:space="preserve">,</w:t>
+      </w:r>
+      <w:r>
+        <w:t xml:space="preserve"> </w:t>
+      </w:r>
+      <w:r>
+        <w:t xml:space="preserve">the free encyclopedia.”</w:t>
+      </w:r>
+      <w:r>
+        <w:t xml:space="preserve"> Available:</w:t>
+      </w:r>
+      <w:r>
+        <w:t xml:space="preserve"> </w:t>
+      </w:r>
+      <w:hyperlink r:id="rId171">
+        <w:r>
+          <w:rPr>
+            <w:rStyle w:val="Hyperlink"/>
+          </w:rPr>
+          <w:t xml:space="preserve">https://en.wikipedia.org/wiki/Gradient</w:t>
+        </w:r>
+      </w:hyperlink>
+    </w:p>
+    <w:bookmarkEnd w:id="172"/>
+    <w:bookmarkStart w:id="174" w:name="ref-hutchinson_wwu_ml_videos"/>
+    <w:p>
+      <w:pPr>
+        <w:pStyle w:val="Bibliography"/>
+      </w:pPr>
+      <w:r>
+        <w:t xml:space="preserve">[5]</w:t>
+      </w:r>
+      <w:r>
+        <w:t xml:space="preserve"> </w:t>
+      </w:r>
+      <w:r>
+        <w:t xml:space="preserve">	</w:t>
+      </w:r>
+      <w:r>
+        <w:t xml:space="preserve">B. Hutchinson,</w:t>
+      </w:r>
+      <w:r>
+        <w:t xml:space="preserve"> </w:t>
+      </w:r>
+      <w:r>
+        <w:t xml:space="preserve">“</w:t>
+      </w:r>
+      <w:r>
+        <w:t xml:space="preserve">DATA</w:t>
+      </w:r>
+      <w:r>
+        <w:t xml:space="preserve"> </w:t>
+      </w:r>
+      <w:r>
+        <w:t xml:space="preserve">471/571 (machine learning) and</w:t>
+      </w:r>
+      <w:r>
+        <w:t xml:space="preserve"> </w:t>
+      </w:r>
+      <w:r>
+        <w:t xml:space="preserve">CSCI</w:t>
+      </w:r>
+      <w:r>
+        <w:t xml:space="preserve"> </w:t>
+      </w:r>
+      <w:r>
+        <w:t xml:space="preserve">481/581 (deep learning) video lectures.”</w:t>
+      </w:r>
+      <w:r>
+        <w:t xml:space="preserve"> </w:t>
+      </w:r>
+      <w:r>
+        <w:t xml:space="preserve">Western Washington University. Accessed: Sep. 28, 2026. [Online]. Available:</w:t>
+      </w:r>
+      <w:r>
+        <w:t xml:space="preserve"> </w:t>
+      </w:r>
+      <w:hyperlink r:id="rId173">
+        <w:r>
+          <w:rPr>
+            <w:rStyle w:val="Hyperlink"/>
+          </w:rPr>
+          <w:t xml:space="preserve">https://facultyweb.cs.wwu.edu/~hutchib2/video_lectures/data371/</w:t>
+        </w:r>
+      </w:hyperlink>
+    </w:p>
+    <w:bookmarkEnd w:id="174"/>
+    <w:bookmarkStart w:id="176" w:name="ref-wikipedia_level_set"/>
+    <w:p>
+      <w:pPr>
+        <w:pStyle w:val="Bibliography"/>
+      </w:pPr>
+      <w:r>
+        <w:t xml:space="preserve">[6]</w:t>
+      </w:r>
+      <w:r>
+        <w:t xml:space="preserve"> </w:t>
+      </w:r>
+      <w:r>
+        <w:t xml:space="preserve">	</w:t>
+      </w:r>
+      <w:r>
+        <w:t xml:space="preserve">Wikipedia contributors,</w:t>
+      </w:r>
+      <w:r>
+        <w:t xml:space="preserve"> </w:t>
+      </w:r>
+      <w:r>
+        <w:t xml:space="preserve">“Level set —</w:t>
+      </w:r>
+      <w:r>
+        <w:t xml:space="preserve"> </w:t>
+      </w:r>
+      <w:r>
+        <w:t xml:space="preserve">Wikipedia</w:t>
+      </w:r>
+      <w:r>
+        <w:t xml:space="preserve">,</w:t>
+      </w:r>
+      <w:r>
+        <w:t xml:space="preserve"> </w:t>
+      </w:r>
+      <w:r>
+        <w:t xml:space="preserve">the free encyclopedia.”</w:t>
+      </w:r>
+      <w:r>
+        <w:t xml:space="preserve"> </w:t>
+      </w:r>
+      <w:r>
+        <w:t xml:space="preserve">2026. Available:</w:t>
+      </w:r>
+      <w:r>
+        <w:t xml:space="preserve"> </w:t>
+      </w:r>
+      <w:hyperlink r:id="rId175">
+        <w:r>
+          <w:rPr>
+            <w:rStyle w:val="Hyperlink"/>
+          </w:rPr>
+          <w:t xml:space="preserve">https://en.wikipedia.org/wiki/Level_set</w:t>
+        </w:r>
+      </w:hyperlink>
+    </w:p>
+    <w:bookmarkEnd w:id="176"/>
+    <w:bookmarkStart w:id="178" w:name="ref-wikipedia_total_derivative"/>
+    <w:p>
+      <w:pPr>
+        <w:pStyle w:val="Bibliography"/>
+      </w:pPr>
+      <w:r>
+        <w:t xml:space="preserve">[7]</w:t>
+      </w:r>
+      <w:r>
+        <w:t xml:space="preserve"> </w:t>
+      </w:r>
+      <w:r>
+        <w:t xml:space="preserve">	</w:t>
+      </w:r>
+      <w:r>
+        <w:t xml:space="preserve">Wikipedia contributors,</w:t>
+      </w:r>
+      <w:r>
+        <w:t xml:space="preserve"> </w:t>
+      </w:r>
+      <w:r>
+        <w:t xml:space="preserve">“Total derivative —</w:t>
+      </w:r>
+      <w:r>
+        <w:t xml:space="preserve"> </w:t>
+      </w:r>
+      <w:r>
+        <w:t xml:space="preserve">Wikipedia</w:t>
+      </w:r>
+      <w:r>
+        <w:t xml:space="preserve">,</w:t>
+      </w:r>
+      <w:r>
+        <w:t xml:space="preserve"> </w:t>
+      </w:r>
+      <w:r>
+        <w:t xml:space="preserve">the free encyclopedia.”</w:t>
+      </w:r>
+      <w:r>
+        <w:t xml:space="preserve"> </w:t>
+      </w:r>
+      <w:r>
+        <w:t xml:space="preserve">2026. Available:</w:t>
+      </w:r>
+      <w:r>
+        <w:t xml:space="preserve"> </w:t>
+      </w:r>
+      <w:hyperlink r:id="rId177">
+        <w:r>
+          <w:rPr>
+            <w:rStyle w:val="Hyperlink"/>
+          </w:rPr>
+          <w:t xml:space="preserve">https://en.wikipedia.org/wiki/Total_derivative</w:t>
+        </w:r>
+      </w:hyperlink>
+    </w:p>
+    <w:bookmarkEnd w:id="178"/>
+    <w:bookmarkStart w:id="180" w:name="ref-wikipedia_matrix_calculus"/>
+    <w:p>
+      <w:pPr>
+        <w:pStyle w:val="Bibliography"/>
+      </w:pPr>
+      <w:r>
+        <w:t xml:space="preserve">[8]</w:t>
+      </w:r>
+      <w:r>
+        <w:t xml:space="preserve"> </w:t>
+      </w:r>
+      <w:r>
+        <w:t xml:space="preserve">	</w:t>
+      </w:r>
+      <w:r>
+        <w:t xml:space="preserve">Wikipedia contributors,</w:t>
+      </w:r>
+      <w:r>
+        <w:t xml:space="preserve"> </w:t>
+      </w:r>
+      <w:r>
+        <w:t xml:space="preserve">“Matrix calculus —</w:t>
+      </w:r>
+      <w:r>
+        <w:t xml:space="preserve"> </w:t>
+      </w:r>
+      <w:r>
+        <w:t xml:space="preserve">Wikipedia</w:t>
+      </w:r>
+      <w:r>
+        <w:t xml:space="preserve">,</w:t>
+      </w:r>
+      <w:r>
+        <w:t xml:space="preserve"> </w:t>
+      </w:r>
+      <w:r>
+        <w:t xml:space="preserve">the free encyclopedia.”</w:t>
+      </w:r>
+      <w:r>
+        <w:t xml:space="preserve"> </w:t>
+      </w:r>
+      <w:r>
+        <w:t xml:space="preserve">2026. Available:</w:t>
+      </w:r>
+      <w:r>
+        <w:t xml:space="preserve"> </w:t>
+      </w:r>
+      <w:hyperlink r:id="rId179">
+        <w:r>
+          <w:rPr>
+            <w:rStyle w:val="Hyperlink"/>
+          </w:rPr>
+          <w:t xml:space="preserve">https://en.wikipedia.org/wiki/Matrix_calculus</w:t>
+        </w:r>
+      </w:hyperlink>
+    </w:p>
+    <w:bookmarkEnd w:id="180"/>
+    <w:bookmarkStart w:id="182" w:name="X43d48d17431f788dd64f924c423c30750c9bb84"/>
+    <w:p>
+      <w:pPr>
+        <w:pStyle w:val="Bibliography"/>
+      </w:pPr>
+      <w:r>
+        <w:t xml:space="preserve">[9]</w:t>
+      </w:r>
+      <w:r>
+        <w:t xml:space="preserve"> </w:t>
+      </w:r>
+      <w:r>
+        <w:t xml:space="preserve">	</w:t>
+      </w:r>
+      <w:r>
+        <w:t xml:space="preserve">Wikipedia contributors,</w:t>
+      </w:r>
+      <w:r>
+        <w:t xml:space="preserve"> </w:t>
+      </w:r>
+      <w:r>
+        <w:t xml:space="preserve">“Jacobian matrix and determinant —</w:t>
+      </w:r>
+      <w:r>
+        <w:t xml:space="preserve"> </w:t>
+      </w:r>
+      <w:r>
+        <w:t xml:space="preserve">Wikipedia</w:t>
+      </w:r>
+      <w:r>
+        <w:t xml:space="preserve">,</w:t>
+      </w:r>
+      <w:r>
+        <w:t xml:space="preserve"> </w:t>
+      </w:r>
+      <w:r>
+        <w:t xml:space="preserve">the free encyclopedia.”</w:t>
+      </w:r>
+      <w:r>
+        <w:t xml:space="preserve"> </w:t>
+      </w:r>
+      <w:r>
+        <w:t xml:space="preserve">2026. Available:</w:t>
+      </w:r>
+      <w:r>
+        <w:t xml:space="preserve"> </w:t>
+      </w:r>
+      <w:hyperlink r:id="rId181">
+        <w:r>
+          <w:rPr>
+            <w:rStyle w:val="Hyperlink"/>
+          </w:rPr>
+          <w:t xml:space="preserve">https://en.wikipedia.org/wiki/Jacobian_matrix_and_determinant</w:t>
+        </w:r>
+      </w:hyperlink>
+    </w:p>
+    <w:bookmarkEnd w:id="182"/>
+    <w:bookmarkStart w:id="184" w:name="ref-wikipedia_errors_and_residuals"/>
+    <w:p>
+      <w:pPr>
+        <w:pStyle w:val="Bibliography"/>
+      </w:pPr>
+      <w:r>
+        <w:t xml:space="preserve">[10]</w:t>
+      </w:r>
+      <w:r>
+        <w:t xml:space="preserve"> </w:t>
+      </w:r>
+      <w:r>
+        <w:t xml:space="preserve">	</w:t>
+      </w:r>
+      <w:r>
+        <w:t xml:space="preserve">Wikipedia contributors,</w:t>
+      </w:r>
+      <w:r>
+        <w:t xml:space="preserve"> </w:t>
+      </w:r>
+      <w:r>
+        <w:t xml:space="preserve">“Errors and residuals —</w:t>
+      </w:r>
+      <w:r>
+        <w:t xml:space="preserve"> </w:t>
+      </w:r>
+      <w:r>
+        <w:t xml:space="preserve">Wikipedia</w:t>
+      </w:r>
+      <w:r>
+        <w:t xml:space="preserve">,</w:t>
+      </w:r>
+      <w:r>
+        <w:t xml:space="preserve"> </w:t>
+      </w:r>
+      <w:r>
+        <w:t xml:space="preserve">the free encyclopedia.”</w:t>
+      </w:r>
+      <w:r>
+        <w:t xml:space="preserve"> </w:t>
+      </w:r>
+      <w:r>
+        <w:t xml:space="preserve">2026. Available:</w:t>
+      </w:r>
+      <w:r>
+        <w:t xml:space="preserve"> </w:t>
+      </w:r>
+      <w:hyperlink r:id="rId183">
+        <w:r>
+          <w:rPr>
+            <w:rStyle w:val="Hyperlink"/>
+          </w:rPr>
+          <w:t xml:space="preserve">https://en.wikipedia.org/wiki/Errors_and_residuals</w:t>
+        </w:r>
+      </w:hyperlink>
+    </w:p>
+    <w:bookmarkEnd w:id="184"/>
+    <w:bookmarkStart w:id="186" w:name="ref-wikipedia_residual_sum_of_squares"/>
+    <w:p>
+      <w:pPr>
+        <w:pStyle w:val="Bibliography"/>
+      </w:pPr>
+      <w:r>
+        <w:t xml:space="preserve">[11]</w:t>
+      </w:r>
+      <w:r>
+        <w:t xml:space="preserve"> </w:t>
+      </w:r>
+      <w:r>
+        <w:t xml:space="preserve">	</w:t>
+      </w:r>
+      <w:r>
+        <w:t xml:space="preserve">Wikipedia contributors,</w:t>
+      </w:r>
+      <w:r>
+        <w:t xml:space="preserve"> </w:t>
+      </w:r>
+      <w:r>
+        <w:t xml:space="preserve">“Residual sum of squares —</w:t>
+      </w:r>
+      <w:r>
+        <w:t xml:space="preserve"> </w:t>
+      </w:r>
+      <w:r>
+        <w:t xml:space="preserve">Wikipedia</w:t>
+      </w:r>
+      <w:r>
+        <w:t xml:space="preserve">,</w:t>
+      </w:r>
+      <w:r>
+        <w:t xml:space="preserve"> </w:t>
+      </w:r>
+      <w:r>
+        <w:t xml:space="preserve">the free encyclopedia.”</w:t>
+      </w:r>
+      <w:r>
+        <w:t xml:space="preserve"> </w:t>
+      </w:r>
+      <w:r>
+        <w:t xml:space="preserve">2026. Available:</w:t>
+      </w:r>
+      <w:r>
+        <w:t xml:space="preserve"> </w:t>
+      </w:r>
+      <w:hyperlink r:id="rId185">
+        <w:r>
+          <w:rPr>
+            <w:rStyle w:val="Hyperlink"/>
+          </w:rPr>
+          <w:t xml:space="preserve">https://en.wikipedia.org/wiki/Residual_sum_of_squares</w:t>
+        </w:r>
+      </w:hyperlink>
+    </w:p>
+    <w:bookmarkEnd w:id="186"/>
+    <w:bookmarkStart w:id="188" w:name="ref-felippa_ifem_matrix_calculus"/>
+    <w:p>
+      <w:pPr>
+        <w:pStyle w:val="Bibliography"/>
+      </w:pPr>
+      <w:r>
+        <w:t xml:space="preserve">[12]</w:t>
+      </w:r>
+      <w:r>
+        <w:t xml:space="preserve"> </w:t>
+      </w:r>
+      <w:r>
+        <w:t xml:space="preserve">	</w:t>
+      </w:r>
+      <w:r>
+        <w:t xml:space="preserve">C. A. Felippa,</w:t>
+      </w:r>
+      <w:r>
+        <w:t xml:space="preserve"> </w:t>
+      </w:r>
+      <w:r>
+        <w:t xml:space="preserve">“Matrix calculus.”</w:t>
+      </w:r>
+      <w:r>
+        <w:t xml:space="preserve"> </w:t>
+      </w:r>
+      <w:r>
+        <w:t xml:space="preserve">Appendix F of Introduction to Finite Element Methods, course notes, University of Colorado Boulder. Accessed: Oct. 06, 2026. [Online]. Available:</w:t>
+      </w:r>
+      <w:r>
+        <w:t xml:space="preserve"> </w:t>
+      </w:r>
+      <w:hyperlink r:id="rId187">
         <w:r>
           <w:rPr>
             <w:rStyle w:val="Hyperlink"/>
@@ -43000,148 +43627,195 @@
           <w:t xml:space="preserve">https://quickfem.com/wp-content/uploads/IFEM.AppF_.pdf</w:t>
         </w:r>
       </w:hyperlink>
-      <w:r>
-        <w:t xml:space="preserve">.</w:t>
-      </w:r>
     </w:p>
-    <w:bookmarkEnd w:id="166"/>
-    <w:bookmarkStart w:id="168" w:name="ref-fieller2018basics"/>
+    <w:bookmarkEnd w:id="188"/>
+    <w:bookmarkStart w:id="190" w:name="ref-wikipedia_ball_mathematics"/>
     <w:p>
       <w:pPr>
         <w:pStyle w:val="Bibliography"/>
       </w:pPr>
       <w:r>
-        <w:t xml:space="preserve">Fieller, Nick. 2016.</w:t>
-      </w:r>
-      <w:r>
-        <w:t xml:space="preserve"> </w:t>
-      </w:r>
-      <w:r>
-        <w:rPr>
-          <w:i/>
-          <w:iCs/>
-        </w:rPr>
-        <w:t xml:space="preserve">Basics of Matrix Algebra for Statistics with</w:t>
-      </w:r>
-      <w:r>
-        <w:rPr>
-          <w:i/>
-          <w:iCs/>
-        </w:rPr>
-        <w:t xml:space="preserve"> </w:t>
-      </w:r>
-      <w:r>
-        <w:rPr>
-          <w:i/>
-          <w:iCs/>
-        </w:rPr>
-        <w:t xml:space="preserve">R</w:t>
-      </w:r>
-      <w:r>
-        <w:t xml:space="preserve">. Chapman; Hall/CRC.</w:t>
-      </w:r>
-      <w:r>
-        <w:t xml:space="preserve"> </w:t>
-      </w:r>
-      <w:hyperlink r:id="rId167">
+        <w:t xml:space="preserve">[13]</w:t>
+      </w:r>
+      <w:r>
+        <w:t xml:space="preserve"> </w:t>
+      </w:r>
+      <w:r>
+        <w:t xml:space="preserve">	</w:t>
+      </w:r>
+      <w:r>
+        <w:t xml:space="preserve">Wikipedia contributors,</w:t>
+      </w:r>
+      <w:r>
+        <w:t xml:space="preserve"> </w:t>
+      </w:r>
+      <w:r>
+        <w:t xml:space="preserve">“Ball (mathematics) —</w:t>
+      </w:r>
+      <w:r>
+        <w:t xml:space="preserve"> </w:t>
+      </w:r>
+      <w:r>
+        <w:t xml:space="preserve">Wikipedia</w:t>
+      </w:r>
+      <w:r>
+        <w:t xml:space="preserve">,</w:t>
+      </w:r>
+      <w:r>
+        <w:t xml:space="preserve"> </w:t>
+      </w:r>
+      <w:r>
+        <w:t xml:space="preserve">the free encyclopedia.”</w:t>
+      </w:r>
+      <w:r>
+        <w:t xml:space="preserve"> </w:t>
+      </w:r>
+      <w:r>
+        <w:t xml:space="preserve">2026. Available:</w:t>
+      </w:r>
+      <w:r>
+        <w:t xml:space="preserve"> </w:t>
+      </w:r>
+      <w:hyperlink r:id="rId189">
         <w:r>
           <w:rPr>
             <w:rStyle w:val="Hyperlink"/>
           </w:rPr>
-          <w:t xml:space="preserve">https://doi.org/10.1201/9781315370200</w:t>
+          <w:t xml:space="preserve">https://en.wikipedia.org/wiki/Ball_(mathematics)</w:t>
         </w:r>
       </w:hyperlink>
-      <w:r>
-        <w:t xml:space="preserve">.</w:t>
-      </w:r>
     </w:p>
-    <w:bookmarkEnd w:id="168"/>
-    <w:bookmarkStart w:id="170" w:name="ref-hutchinson_wwu_ml_videos"/>
+    <w:bookmarkEnd w:id="190"/>
+    <w:bookmarkStart w:id="192" w:name="ref-wikipedia_hessian_matrix"/>
     <w:p>
       <w:pPr>
         <w:pStyle w:val="Bibliography"/>
       </w:pPr>
       <w:r>
-        <w:t xml:space="preserve">Hutchinson, Brian. n.d.</w:t>
-      </w:r>
-      <w:r>
-        <w:t xml:space="preserve"> </w:t>
-      </w:r>
-      <w:r>
-        <w:rPr>
-          <w:i/>
-          <w:iCs/>
-        </w:rPr>
-        <w:t xml:space="preserve">DATA</w:t>
-      </w:r>
-      <w:r>
-        <w:rPr>
-          <w:i/>
-          <w:iCs/>
-        </w:rPr>
-        <w:t xml:space="preserve"> </w:t>
-      </w:r>
-      <w:r>
-        <w:rPr>
-          <w:i/>
-          <w:iCs/>
-        </w:rPr>
-        <w:t xml:space="preserve">471/571 (Machine Learning) and</w:t>
-      </w:r>
-      <w:r>
-        <w:rPr>
-          <w:i/>
-          <w:iCs/>
-        </w:rPr>
-        <w:t xml:space="preserve"> </w:t>
-      </w:r>
-      <w:r>
-        <w:rPr>
-          <w:i/>
-          <w:iCs/>
-        </w:rPr>
-        <w:t xml:space="preserve">CSCI</w:t>
-      </w:r>
-      <w:r>
-        <w:rPr>
-          <w:i/>
-          <w:iCs/>
-        </w:rPr>
-        <w:t xml:space="preserve"> </w:t>
-      </w:r>
-      <w:r>
-        <w:rPr>
-          <w:i/>
-          <w:iCs/>
-        </w:rPr>
-        <w:t xml:space="preserve">481/581 (Deep Learning) Video Lectures</w:t>
-      </w:r>
-      <w:r>
-        <w:t xml:space="preserve">. Western Washington University. Accessed September 28, 2026.</w:t>
-      </w:r>
-      <w:r>
-        <w:t xml:space="preserve"> </w:t>
-      </w:r>
-      <w:hyperlink r:id="rId169">
+        <w:t xml:space="preserve">[14]</w:t>
+      </w:r>
+      <w:r>
+        <w:t xml:space="preserve"> </w:t>
+      </w:r>
+      <w:r>
+        <w:t xml:space="preserve">	</w:t>
+      </w:r>
+      <w:r>
+        <w:t xml:space="preserve">Wikipedia contributors,</w:t>
+      </w:r>
+      <w:r>
+        <w:t xml:space="preserve"> </w:t>
+      </w:r>
+      <w:r>
+        <w:t xml:space="preserve">“Hessian matrix —</w:t>
+      </w:r>
+      <w:r>
+        <w:t xml:space="preserve"> </w:t>
+      </w:r>
+      <w:r>
+        <w:t xml:space="preserve">Wikipedia</w:t>
+      </w:r>
+      <w:r>
+        <w:t xml:space="preserve">,</w:t>
+      </w:r>
+      <w:r>
+        <w:t xml:space="preserve"> </w:t>
+      </w:r>
+      <w:r>
+        <w:t xml:space="preserve">the free encyclopedia.”</w:t>
+      </w:r>
+      <w:r>
+        <w:t xml:space="preserve"> </w:t>
+      </w:r>
+      <w:r>
+        <w:t xml:space="preserve">2026. Available:</w:t>
+      </w:r>
+      <w:r>
+        <w:t xml:space="preserve"> </w:t>
+      </w:r>
+      <w:hyperlink r:id="rId191">
         <w:r>
           <w:rPr>
             <w:rStyle w:val="Hyperlink"/>
           </w:rPr>
-          <w:t xml:space="preserve">https://facultyweb.cs.wwu.edu/~hutchib2/video_lectures/data371/</w:t>
+          <w:t xml:space="preserve">https://en.wikipedia.org/wiki/Hessian_matrix</w:t>
         </w:r>
       </w:hyperlink>
-      <w:r>
-        <w:t xml:space="preserve">.</w:t>
-      </w:r>
     </w:p>
-    <w:bookmarkEnd w:id="170"/>
-    <w:bookmarkStart w:id="172" w:name="ref-marsden2013vector"/>
+    <w:bookmarkEnd w:id="192"/>
+    <w:bookmarkStart w:id="194" w:name="X5b0327282d4fa7cf9c582310fb699ddbaa1051e"/>
     <w:p>
       <w:pPr>
         <w:pStyle w:val="Bibliography"/>
       </w:pPr>
       <w:r>
-        <w:t xml:space="preserve">Marsden, Jerrold E., and Anthony Tromba. 2013.</w:t>
+        <w:t xml:space="preserve">[15]</w:t>
+      </w:r>
+      <w:r>
+        <w:t xml:space="preserve"> </w:t>
+      </w:r>
+      <w:r>
+        <w:t xml:space="preserve">	</w:t>
+      </w:r>
+      <w:r>
+        <w:t xml:space="preserve">Wikipedia contributors,</w:t>
+      </w:r>
+      <w:r>
+        <w:t xml:space="preserve"> </w:t>
+      </w:r>
+      <w:r>
+        <w:t xml:space="preserve">“Symmetry of second derivatives —</w:t>
+      </w:r>
+      <w:r>
+        <w:t xml:space="preserve"> </w:t>
+      </w:r>
+      <w:r>
+        <w:t xml:space="preserve">Wikipedia</w:t>
+      </w:r>
+      <w:r>
+        <w:t xml:space="preserve">,</w:t>
+      </w:r>
+      <w:r>
+        <w:t xml:space="preserve"> </w:t>
+      </w:r>
+      <w:r>
+        <w:t xml:space="preserve">the free encyclopedia.”</w:t>
+      </w:r>
+      <w:r>
+        <w:t xml:space="preserve"> </w:t>
+      </w:r>
+      <w:r>
+        <w:t xml:space="preserve">2026. Available:</w:t>
+      </w:r>
+      <w:r>
+        <w:t xml:space="preserve"> </w:t>
+      </w:r>
+      <w:hyperlink r:id="rId193">
+        <w:r>
+          <w:rPr>
+            <w:rStyle w:val="Hyperlink"/>
+          </w:rPr>
+          <w:t xml:space="preserve">https://en.wikipedia.org/wiki/Symmetry_of_second_derivatives</w:t>
+        </w:r>
+      </w:hyperlink>
+    </w:p>
+    <w:bookmarkEnd w:id="194"/>
+    <w:bookmarkStart w:id="195" w:name="ref-rudin1976principles"/>
+    <w:p>
+      <w:pPr>
+        <w:pStyle w:val="Bibliography"/>
+      </w:pPr>
+      <w:r>
+        <w:t xml:space="preserve">[16]</w:t>
+      </w:r>
+      <w:r>
+        <w:t xml:space="preserve"> </w:t>
+      </w:r>
+      <w:r>
+        <w:t xml:space="preserve">	</w:t>
+      </w:r>
+      <w:r>
+        <w:t xml:space="preserve">W. Rudin,</w:t>
       </w:r>
       <w:r>
         <w:t xml:space="preserve"> </w:t>
@@ -43151,15 +43825,47 @@
           <w:i/>
           <w:iCs/>
         </w:rPr>
-        <w:t xml:space="preserve">Vector Calculus</w:t>
-      </w:r>
-      <w:r>
-        <w:t xml:space="preserve">. 6th ed. Macmillan Learning.</w:t>
-      </w:r>
-      <w:r>
-        <w:t xml:space="preserve"> </w:t>
-      </w:r>
-      <w:hyperlink r:id="rId171">
+        <w:t xml:space="preserve">Principles of mathematical analysis</w:t>
+      </w:r>
+      <w:r>
+        <w:t xml:space="preserve">, 3rd ed. in International series in pure and applied mathematics. New York: McGraw-Hill, 1976.</w:t>
+      </w:r>
+    </w:p>
+    <w:bookmarkEnd w:id="195"/>
+    <w:bookmarkStart w:id="197" w:name="ref-marsden2013vector"/>
+    <w:p>
+      <w:pPr>
+        <w:pStyle w:val="Bibliography"/>
+      </w:pPr>
+      <w:r>
+        <w:t xml:space="preserve">[17]</w:t>
+      </w:r>
+      <w:r>
+        <w:t xml:space="preserve"> </w:t>
+      </w:r>
+      <w:r>
+        <w:t xml:space="preserve">	</w:t>
+      </w:r>
+      <w:r>
+        <w:t xml:space="preserve">J. E. Marsden and A. Tromba,</w:t>
+      </w:r>
+      <w:r>
+        <w:t xml:space="preserve"> </w:t>
+      </w:r>
+      <w:r>
+        <w:rPr>
+          <w:i/>
+          <w:iCs/>
+        </w:rPr>
+        <w:t xml:space="preserve">Vector calculus</w:t>
+      </w:r>
+      <w:r>
+        <w:t xml:space="preserve">, 6th ed. Macmillan Learning, 2013. Available:</w:t>
+      </w:r>
+      <w:r>
+        <w:t xml:space="preserve"> </w:t>
+      </w:r>
+      <w:hyperlink r:id="rId196">
         <w:r>
           <w:rPr>
             <w:rStyle w:val="Hyperlink"/>
@@ -43167,73 +43873,41 @@
           <w:t xml:space="preserve">https://www.macmillanlearning.com/college/us/product/Vector-Calculus/p/1429215089</w:t>
         </w:r>
       </w:hyperlink>
-      <w:r>
-        <w:t xml:space="preserve">.</w:t>
-      </w:r>
     </w:p>
-    <w:bookmarkEnd w:id="172"/>
-    <w:bookmarkStart w:id="174" w:name="ref-problifesavercalc"/>
+    <w:bookmarkEnd w:id="197"/>
+    <w:bookmarkStart w:id="199" w:name="ref-petersen2012matrix"/>
     <w:p>
       <w:pPr>
         <w:pStyle w:val="Bibliography"/>
       </w:pPr>
       <w:r>
-        <w:t xml:space="preserve">Miller, Steven J. 2016.</w:t>
-      </w:r>
-      <w:r>
-        <w:t xml:space="preserve"> </w:t>
-      </w:r>
-      <w:r>
-        <w:rPr>
-          <w:i/>
-          <w:iCs/>
-        </w:rPr>
-        <w:t xml:space="preserve">The Probability Lifesaver: Calculus Review Problems</w:t>
-      </w:r>
-      <w:r>
-        <w:t xml:space="preserve">.</w:t>
-      </w:r>
-      <w:r>
-        <w:t xml:space="preserve"> </w:t>
-      </w:r>
-      <w:hyperlink r:id="rId173">
-        <w:r>
-          <w:rPr>
-            <w:rStyle w:val="Hyperlink"/>
-          </w:rPr>
-          <w:t xml:space="preserve">https://web.williams.edu/Mathematics/sjmiller/public_html/probabilitylifesaver/index.htm#:~:text=http%3A//web.williams.edu/Mathematics/sjmiller/public_html/probabilitylifesaver/supplementalchap_calcreview.pdf</w:t>
-        </w:r>
-      </w:hyperlink>
-      <w:r>
-        <w:t xml:space="preserve">.</w:t>
-      </w:r>
-    </w:p>
-    <w:bookmarkEnd w:id="174"/>
-    <w:bookmarkStart w:id="176" w:name="ref-petersen2012matrix"/>
-    <w:p>
-      <w:pPr>
-        <w:pStyle w:val="Bibliography"/>
-      </w:pPr>
-      <w:r>
-        <w:t xml:space="preserve">Petersen, Kaare Brandt, and Michael Syskind Pedersen. 2012.</w:t>
-      </w:r>
-      <w:r>
-        <w:t xml:space="preserve"> </w:t>
-      </w:r>
-      <w:r>
-        <w:rPr>
-          <w:i/>
-          <w:iCs/>
-        </w:rPr>
-        <w:t xml:space="preserve">The Matrix Cookbook</w:t>
-      </w:r>
-      <w:r>
-        <w:t xml:space="preserve">. Technical University of Denmark.</w:t>
-      </w:r>
-      <w:r>
-        <w:t xml:space="preserve"> </w:t>
-      </w:r>
-      <w:hyperlink r:id="rId175">
+        <w:t xml:space="preserve">[18]</w:t>
+      </w:r>
+      <w:r>
+        <w:t xml:space="preserve"> </w:t>
+      </w:r>
+      <w:r>
+        <w:t xml:space="preserve">	</w:t>
+      </w:r>
+      <w:r>
+        <w:t xml:space="preserve">K. B. Petersen and M. S. Pedersen,</w:t>
+      </w:r>
+      <w:r>
+        <w:t xml:space="preserve"> </w:t>
+      </w:r>
+      <w:r>
+        <w:t xml:space="preserve">“The matrix cookbook,”</w:t>
+      </w:r>
+      <w:r>
+        <w:t xml:space="preserve"> </w:t>
+      </w:r>
+      <w:r>
+        <w:t xml:space="preserve">Technical University of Denmark, Nov. 2012. Available:</w:t>
+      </w:r>
+      <w:r>
+        <w:t xml:space="preserve"> </w:t>
+      </w:r>
+      <w:hyperlink r:id="rId198">
         <w:r>
           <w:rPr>
             <w:rStyle w:val="Hyperlink"/>
@@ -43241,824 +43915,6 @@
           <w:t xml:space="preserve">https://www2.imm.dtu.dk/pubdb/edoc/imm3274.pdf</w:t>
         </w:r>
       </w:hyperlink>
-      <w:r>
-        <w:t xml:space="preserve">.</w:t>
-      </w:r>
-    </w:p>
-    <w:bookmarkEnd w:id="176"/>
-    <w:bookmarkStart w:id="177" w:name="ref-rudin1976principles"/>
-    <w:p>
-      <w:pPr>
-        <w:pStyle w:val="Bibliography"/>
-      </w:pPr>
-      <w:r>
-        <w:t xml:space="preserve">Rudin, Walter. 1976.</w:t>
-      </w:r>
-      <w:r>
-        <w:t xml:space="preserve"> </w:t>
-      </w:r>
-      <w:r>
-        <w:rPr>
-          <w:i/>
-          <w:iCs/>
-        </w:rPr>
-        <w:t xml:space="preserve">Principles of Mathematical Analysis</w:t>
-      </w:r>
-      <w:r>
-        <w:t xml:space="preserve">. 3rd ed. International Series in Pure and Applied Mathematics. McGraw-Hill.</w:t>
-      </w:r>
-    </w:p>
-    <w:bookmarkEnd w:id="177"/>
-    <w:bookmarkStart w:id="179" w:name="ref-wikipedia_ball_mathematics"/>
-    <w:p>
-      <w:pPr>
-        <w:pStyle w:val="Bibliography"/>
-      </w:pPr>
-      <w:r>
-        <w:t xml:space="preserve">Wikipedia contributors. 2026a.</w:t>
-      </w:r>
-      <w:r>
-        <w:t xml:space="preserve"> </w:t>
-      </w:r>
-      <w:r>
-        <w:rPr>
-          <w:i/>
-          <w:iCs/>
-        </w:rPr>
-        <w:t xml:space="preserve">Ball (Mathematics) —</w:t>
-      </w:r>
-      <w:r>
-        <w:rPr>
-          <w:i/>
-          <w:iCs/>
-        </w:rPr>
-        <w:t xml:space="preserve"> </w:t>
-      </w:r>
-      <w:r>
-        <w:rPr>
-          <w:i/>
-          <w:iCs/>
-        </w:rPr>
-        <w:t xml:space="preserve">Wikipedia</w:t>
-      </w:r>
-      <w:r>
-        <w:rPr>
-          <w:i/>
-          <w:iCs/>
-        </w:rPr>
-        <w:t xml:space="preserve">,</w:t>
-      </w:r>
-      <w:r>
-        <w:rPr>
-          <w:i/>
-          <w:iCs/>
-        </w:rPr>
-        <w:t xml:space="preserve"> </w:t>
-      </w:r>
-      <w:r>
-        <w:rPr>
-          <w:i/>
-          <w:iCs/>
-        </w:rPr>
-        <w:t xml:space="preserve">the Free Encyclopedia</w:t>
-      </w:r>
-      <w:r>
-        <w:t xml:space="preserve">.</w:t>
-      </w:r>
-      <w:r>
-        <w:t xml:space="preserve"> </w:t>
-      </w:r>
-      <w:hyperlink r:id="rId178">
-        <w:r>
-          <w:rPr>
-            <w:rStyle w:val="Hyperlink"/>
-          </w:rPr>
-          <w:t xml:space="preserve">https://en.wikipedia.org/wiki/Ball_(mathematics)</w:t>
-        </w:r>
-      </w:hyperlink>
-      <w:r>
-        <w:t xml:space="preserve">.</w:t>
-      </w:r>
-    </w:p>
-    <w:bookmarkEnd w:id="179"/>
-    <w:bookmarkStart w:id="181" w:name="ref-wikipedia_errors_and_residuals"/>
-    <w:p>
-      <w:pPr>
-        <w:pStyle w:val="Bibliography"/>
-      </w:pPr>
-      <w:r>
-        <w:t xml:space="preserve">Wikipedia contributors. 2026b.</w:t>
-      </w:r>
-      <w:r>
-        <w:t xml:space="preserve"> </w:t>
-      </w:r>
-      <w:r>
-        <w:rPr>
-          <w:i/>
-          <w:iCs/>
-        </w:rPr>
-        <w:t xml:space="preserve">Errors and Residuals —</w:t>
-      </w:r>
-      <w:r>
-        <w:rPr>
-          <w:i/>
-          <w:iCs/>
-        </w:rPr>
-        <w:t xml:space="preserve"> </w:t>
-      </w:r>
-      <w:r>
-        <w:rPr>
-          <w:i/>
-          <w:iCs/>
-        </w:rPr>
-        <w:t xml:space="preserve">Wikipedia</w:t>
-      </w:r>
-      <w:r>
-        <w:rPr>
-          <w:i/>
-          <w:iCs/>
-        </w:rPr>
-        <w:t xml:space="preserve">,</w:t>
-      </w:r>
-      <w:r>
-        <w:rPr>
-          <w:i/>
-          <w:iCs/>
-        </w:rPr>
-        <w:t xml:space="preserve"> </w:t>
-      </w:r>
-      <w:r>
-        <w:rPr>
-          <w:i/>
-          <w:iCs/>
-        </w:rPr>
-        <w:t xml:space="preserve">the Free Encyclopedia</w:t>
-      </w:r>
-      <w:r>
-        <w:t xml:space="preserve">.</w:t>
-      </w:r>
-      <w:r>
-        <w:t xml:space="preserve"> </w:t>
-      </w:r>
-      <w:hyperlink r:id="rId180">
-        <w:r>
-          <w:rPr>
-            <w:rStyle w:val="Hyperlink"/>
-          </w:rPr>
-          <w:t xml:space="preserve">https://en.wikipedia.org/wiki/Errors_and_residuals</w:t>
-        </w:r>
-      </w:hyperlink>
-      <w:r>
-        <w:t xml:space="preserve">.</w:t>
-      </w:r>
-    </w:p>
-    <w:bookmarkEnd w:id="181"/>
-    <w:bookmarkStart w:id="183" w:name="ref-wikipedia_hessian_matrix"/>
-    <w:p>
-      <w:pPr>
-        <w:pStyle w:val="Bibliography"/>
-      </w:pPr>
-      <w:r>
-        <w:t xml:space="preserve">Wikipedia contributors. 2026c.</w:t>
-      </w:r>
-      <w:r>
-        <w:t xml:space="preserve"> </w:t>
-      </w:r>
-      <w:r>
-        <w:rPr>
-          <w:i/>
-          <w:iCs/>
-        </w:rPr>
-        <w:t xml:space="preserve">Hessian Matrix —</w:t>
-      </w:r>
-      <w:r>
-        <w:rPr>
-          <w:i/>
-          <w:iCs/>
-        </w:rPr>
-        <w:t xml:space="preserve"> </w:t>
-      </w:r>
-      <w:r>
-        <w:rPr>
-          <w:i/>
-          <w:iCs/>
-        </w:rPr>
-        <w:t xml:space="preserve">Wikipedia</w:t>
-      </w:r>
-      <w:r>
-        <w:rPr>
-          <w:i/>
-          <w:iCs/>
-        </w:rPr>
-        <w:t xml:space="preserve">,</w:t>
-      </w:r>
-      <w:r>
-        <w:rPr>
-          <w:i/>
-          <w:iCs/>
-        </w:rPr>
-        <w:t xml:space="preserve"> </w:t>
-      </w:r>
-      <w:r>
-        <w:rPr>
-          <w:i/>
-          <w:iCs/>
-        </w:rPr>
-        <w:t xml:space="preserve">the Free Encyclopedia</w:t>
-      </w:r>
-      <w:r>
-        <w:t xml:space="preserve">.</w:t>
-      </w:r>
-      <w:r>
-        <w:t xml:space="preserve"> </w:t>
-      </w:r>
-      <w:hyperlink r:id="rId182">
-        <w:r>
-          <w:rPr>
-            <w:rStyle w:val="Hyperlink"/>
-          </w:rPr>
-          <w:t xml:space="preserve">https://en.wikipedia.org/wiki/Hessian_matrix</w:t>
-        </w:r>
-      </w:hyperlink>
-      <w:r>
-        <w:t xml:space="preserve">.</w:t>
-      </w:r>
-    </w:p>
-    <w:bookmarkEnd w:id="183"/>
-    <w:bookmarkStart w:id="185" w:name="X43d48d17431f788dd64f924c423c30750c9bb84"/>
-    <w:p>
-      <w:pPr>
-        <w:pStyle w:val="Bibliography"/>
-      </w:pPr>
-      <w:r>
-        <w:t xml:space="preserve">Wikipedia contributors. 2026d.</w:t>
-      </w:r>
-      <w:r>
-        <w:t xml:space="preserve"> </w:t>
-      </w:r>
-      <w:r>
-        <w:rPr>
-          <w:i/>
-          <w:iCs/>
-        </w:rPr>
-        <w:t xml:space="preserve">Jacobian Matrix and Determinant —</w:t>
-      </w:r>
-      <w:r>
-        <w:rPr>
-          <w:i/>
-          <w:iCs/>
-        </w:rPr>
-        <w:t xml:space="preserve"> </w:t>
-      </w:r>
-      <w:r>
-        <w:rPr>
-          <w:i/>
-          <w:iCs/>
-        </w:rPr>
-        <w:t xml:space="preserve">Wikipedia</w:t>
-      </w:r>
-      <w:r>
-        <w:rPr>
-          <w:i/>
-          <w:iCs/>
-        </w:rPr>
-        <w:t xml:space="preserve">,</w:t>
-      </w:r>
-      <w:r>
-        <w:rPr>
-          <w:i/>
-          <w:iCs/>
-        </w:rPr>
-        <w:t xml:space="preserve"> </w:t>
-      </w:r>
-      <w:r>
-        <w:rPr>
-          <w:i/>
-          <w:iCs/>
-        </w:rPr>
-        <w:t xml:space="preserve">the Free Encyclopedia</w:t>
-      </w:r>
-      <w:r>
-        <w:t xml:space="preserve">.</w:t>
-      </w:r>
-      <w:r>
-        <w:t xml:space="preserve"> </w:t>
-      </w:r>
-      <w:hyperlink r:id="rId184">
-        <w:r>
-          <w:rPr>
-            <w:rStyle w:val="Hyperlink"/>
-          </w:rPr>
-          <w:t xml:space="preserve">https://en.wikipedia.org/wiki/Jacobian_matrix_and_determinant</w:t>
-        </w:r>
-      </w:hyperlink>
-      <w:r>
-        <w:t xml:space="preserve">.</w:t>
-      </w:r>
-    </w:p>
-    <w:bookmarkEnd w:id="185"/>
-    <w:bookmarkStart w:id="187" w:name="ref-wikipedia_level_set"/>
-    <w:p>
-      <w:pPr>
-        <w:pStyle w:val="Bibliography"/>
-      </w:pPr>
-      <w:r>
-        <w:t xml:space="preserve">Wikipedia contributors. 2026e.</w:t>
-      </w:r>
-      <w:r>
-        <w:t xml:space="preserve"> </w:t>
-      </w:r>
-      <w:r>
-        <w:rPr>
-          <w:i/>
-          <w:iCs/>
-        </w:rPr>
-        <w:t xml:space="preserve">Level Set —</w:t>
-      </w:r>
-      <w:r>
-        <w:rPr>
-          <w:i/>
-          <w:iCs/>
-        </w:rPr>
-        <w:t xml:space="preserve"> </w:t>
-      </w:r>
-      <w:r>
-        <w:rPr>
-          <w:i/>
-          <w:iCs/>
-        </w:rPr>
-        <w:t xml:space="preserve">Wikipedia</w:t>
-      </w:r>
-      <w:r>
-        <w:rPr>
-          <w:i/>
-          <w:iCs/>
-        </w:rPr>
-        <w:t xml:space="preserve">,</w:t>
-      </w:r>
-      <w:r>
-        <w:rPr>
-          <w:i/>
-          <w:iCs/>
-        </w:rPr>
-        <w:t xml:space="preserve"> </w:t>
-      </w:r>
-      <w:r>
-        <w:rPr>
-          <w:i/>
-          <w:iCs/>
-        </w:rPr>
-        <w:t xml:space="preserve">the Free Encyclopedia</w:t>
-      </w:r>
-      <w:r>
-        <w:t xml:space="preserve">.</w:t>
-      </w:r>
-      <w:r>
-        <w:t xml:space="preserve"> </w:t>
-      </w:r>
-      <w:hyperlink r:id="rId186">
-        <w:r>
-          <w:rPr>
-            <w:rStyle w:val="Hyperlink"/>
-          </w:rPr>
-          <w:t xml:space="preserve">https://en.wikipedia.org/wiki/Level_set</w:t>
-        </w:r>
-      </w:hyperlink>
-      <w:r>
-        <w:t xml:space="preserve">.</w:t>
-      </w:r>
-    </w:p>
-    <w:bookmarkEnd w:id="187"/>
-    <w:bookmarkStart w:id="189" w:name="ref-wikipedia_matrix_calculus"/>
-    <w:p>
-      <w:pPr>
-        <w:pStyle w:val="Bibliography"/>
-      </w:pPr>
-      <w:r>
-        <w:t xml:space="preserve">Wikipedia contributors. 2026f.</w:t>
-      </w:r>
-      <w:r>
-        <w:t xml:space="preserve"> </w:t>
-      </w:r>
-      <w:r>
-        <w:rPr>
-          <w:i/>
-          <w:iCs/>
-        </w:rPr>
-        <w:t xml:space="preserve">Matrix Calculus —</w:t>
-      </w:r>
-      <w:r>
-        <w:rPr>
-          <w:i/>
-          <w:iCs/>
-        </w:rPr>
-        <w:t xml:space="preserve"> </w:t>
-      </w:r>
-      <w:r>
-        <w:rPr>
-          <w:i/>
-          <w:iCs/>
-        </w:rPr>
-        <w:t xml:space="preserve">Wikipedia</w:t>
-      </w:r>
-      <w:r>
-        <w:rPr>
-          <w:i/>
-          <w:iCs/>
-        </w:rPr>
-        <w:t xml:space="preserve">,</w:t>
-      </w:r>
-      <w:r>
-        <w:rPr>
-          <w:i/>
-          <w:iCs/>
-        </w:rPr>
-        <w:t xml:space="preserve"> </w:t>
-      </w:r>
-      <w:r>
-        <w:rPr>
-          <w:i/>
-          <w:iCs/>
-        </w:rPr>
-        <w:t xml:space="preserve">the Free Encyclopedia</w:t>
-      </w:r>
-      <w:r>
-        <w:t xml:space="preserve">.</w:t>
-      </w:r>
-      <w:r>
-        <w:t xml:space="preserve"> </w:t>
-      </w:r>
-      <w:hyperlink r:id="rId188">
-        <w:r>
-          <w:rPr>
-            <w:rStyle w:val="Hyperlink"/>
-          </w:rPr>
-          <w:t xml:space="preserve">https://en.wikipedia.org/wiki/Matrix_calculus</w:t>
-        </w:r>
-      </w:hyperlink>
-      <w:r>
-        <w:t xml:space="preserve">.</w:t>
-      </w:r>
-    </w:p>
-    <w:bookmarkEnd w:id="189"/>
-    <w:bookmarkStart w:id="191" w:name="ref-wikipedia_partial_derivative"/>
-    <w:p>
-      <w:pPr>
-        <w:pStyle w:val="Bibliography"/>
-      </w:pPr>
-      <w:r>
-        <w:t xml:space="preserve">Wikipedia contributors. 2026g.</w:t>
-      </w:r>
-      <w:r>
-        <w:t xml:space="preserve"> </w:t>
-      </w:r>
-      <w:r>
-        <w:rPr>
-          <w:i/>
-          <w:iCs/>
-        </w:rPr>
-        <w:t xml:space="preserve">Partial Derivative —</w:t>
-      </w:r>
-      <w:r>
-        <w:rPr>
-          <w:i/>
-          <w:iCs/>
-        </w:rPr>
-        <w:t xml:space="preserve"> </w:t>
-      </w:r>
-      <w:r>
-        <w:rPr>
-          <w:i/>
-          <w:iCs/>
-        </w:rPr>
-        <w:t xml:space="preserve">Wikipedia</w:t>
-      </w:r>
-      <w:r>
-        <w:rPr>
-          <w:i/>
-          <w:iCs/>
-        </w:rPr>
-        <w:t xml:space="preserve">,</w:t>
-      </w:r>
-      <w:r>
-        <w:rPr>
-          <w:i/>
-          <w:iCs/>
-        </w:rPr>
-        <w:t xml:space="preserve"> </w:t>
-      </w:r>
-      <w:r>
-        <w:rPr>
-          <w:i/>
-          <w:iCs/>
-        </w:rPr>
-        <w:t xml:space="preserve">the Free Encyclopedia</w:t>
-      </w:r>
-      <w:r>
-        <w:t xml:space="preserve">.</w:t>
-      </w:r>
-      <w:r>
-        <w:t xml:space="preserve"> </w:t>
-      </w:r>
-      <w:hyperlink r:id="rId190">
-        <w:r>
-          <w:rPr>
-            <w:rStyle w:val="Hyperlink"/>
-          </w:rPr>
-          <w:t xml:space="preserve">https://en.wikipedia.org/wiki/Partial_derivative</w:t>
-        </w:r>
-      </w:hyperlink>
-      <w:r>
-        <w:t xml:space="preserve">.</w:t>
-      </w:r>
-    </w:p>
-    <w:bookmarkEnd w:id="191"/>
-    <w:bookmarkStart w:id="193" w:name="ref-wikipedia_residual_sum_of_squares"/>
-    <w:p>
-      <w:pPr>
-        <w:pStyle w:val="Bibliography"/>
-      </w:pPr>
-      <w:r>
-        <w:t xml:space="preserve">Wikipedia contributors. 2026h.</w:t>
-      </w:r>
-      <w:r>
-        <w:t xml:space="preserve"> </w:t>
-      </w:r>
-      <w:r>
-        <w:rPr>
-          <w:i/>
-          <w:iCs/>
-        </w:rPr>
-        <w:t xml:space="preserve">Residual Sum of Squares —</w:t>
-      </w:r>
-      <w:r>
-        <w:rPr>
-          <w:i/>
-          <w:iCs/>
-        </w:rPr>
-        <w:t xml:space="preserve"> </w:t>
-      </w:r>
-      <w:r>
-        <w:rPr>
-          <w:i/>
-          <w:iCs/>
-        </w:rPr>
-        <w:t xml:space="preserve">Wikipedia</w:t>
-      </w:r>
-      <w:r>
-        <w:rPr>
-          <w:i/>
-          <w:iCs/>
-        </w:rPr>
-        <w:t xml:space="preserve">,</w:t>
-      </w:r>
-      <w:r>
-        <w:rPr>
-          <w:i/>
-          <w:iCs/>
-        </w:rPr>
-        <w:t xml:space="preserve"> </w:t>
-      </w:r>
-      <w:r>
-        <w:rPr>
-          <w:i/>
-          <w:iCs/>
-        </w:rPr>
-        <w:t xml:space="preserve">the Free Encyclopedia</w:t>
-      </w:r>
-      <w:r>
-        <w:t xml:space="preserve">.</w:t>
-      </w:r>
-      <w:r>
-        <w:t xml:space="preserve"> </w:t>
-      </w:r>
-      <w:hyperlink r:id="rId192">
-        <w:r>
-          <w:rPr>
-            <w:rStyle w:val="Hyperlink"/>
-          </w:rPr>
-          <w:t xml:space="preserve">https://en.wikipedia.org/wiki/Residual_sum_of_squares</w:t>
-        </w:r>
-      </w:hyperlink>
-      <w:r>
-        <w:t xml:space="preserve">.</w:t>
-      </w:r>
-    </w:p>
-    <w:bookmarkEnd w:id="193"/>
-    <w:bookmarkStart w:id="195" w:name="X5b0327282d4fa7cf9c582310fb699ddbaa1051e"/>
-    <w:p>
-      <w:pPr>
-        <w:pStyle w:val="Bibliography"/>
-      </w:pPr>
-      <w:r>
-        <w:t xml:space="preserve">Wikipedia contributors. 2026i.</w:t>
-      </w:r>
-      <w:r>
-        <w:t xml:space="preserve"> </w:t>
-      </w:r>
-      <w:r>
-        <w:rPr>
-          <w:i/>
-          <w:iCs/>
-        </w:rPr>
-        <w:t xml:space="preserve">Symmetry of Second Derivatives —</w:t>
-      </w:r>
-      <w:r>
-        <w:rPr>
-          <w:i/>
-          <w:iCs/>
-        </w:rPr>
-        <w:t xml:space="preserve"> </w:t>
-      </w:r>
-      <w:r>
-        <w:rPr>
-          <w:i/>
-          <w:iCs/>
-        </w:rPr>
-        <w:t xml:space="preserve">Wikipedia</w:t>
-      </w:r>
-      <w:r>
-        <w:rPr>
-          <w:i/>
-          <w:iCs/>
-        </w:rPr>
-        <w:t xml:space="preserve">,</w:t>
-      </w:r>
-      <w:r>
-        <w:rPr>
-          <w:i/>
-          <w:iCs/>
-        </w:rPr>
-        <w:t xml:space="preserve"> </w:t>
-      </w:r>
-      <w:r>
-        <w:rPr>
-          <w:i/>
-          <w:iCs/>
-        </w:rPr>
-        <w:t xml:space="preserve">the Free Encyclopedia</w:t>
-      </w:r>
-      <w:r>
-        <w:t xml:space="preserve">.</w:t>
-      </w:r>
-      <w:r>
-        <w:t xml:space="preserve"> </w:t>
-      </w:r>
-      <w:hyperlink r:id="rId194">
-        <w:r>
-          <w:rPr>
-            <w:rStyle w:val="Hyperlink"/>
-          </w:rPr>
-          <w:t xml:space="preserve">https://en.wikipedia.org/wiki/Symmetry_of_second_derivatives</w:t>
-        </w:r>
-      </w:hyperlink>
-      <w:r>
-        <w:t xml:space="preserve">.</w:t>
-      </w:r>
-    </w:p>
-    <w:bookmarkEnd w:id="195"/>
-    <w:bookmarkStart w:id="197" w:name="ref-wikipedia_total_derivative"/>
-    <w:p>
-      <w:pPr>
-        <w:pStyle w:val="Bibliography"/>
-      </w:pPr>
-      <w:r>
-        <w:t xml:space="preserve">Wikipedia contributors. 2026j.</w:t>
-      </w:r>
-      <w:r>
-        <w:t xml:space="preserve"> </w:t>
-      </w:r>
-      <w:r>
-        <w:rPr>
-          <w:i/>
-          <w:iCs/>
-        </w:rPr>
-        <w:t xml:space="preserve">Total Derivative —</w:t>
-      </w:r>
-      <w:r>
-        <w:rPr>
-          <w:i/>
-          <w:iCs/>
-        </w:rPr>
-        <w:t xml:space="preserve"> </w:t>
-      </w:r>
-      <w:r>
-        <w:rPr>
-          <w:i/>
-          <w:iCs/>
-        </w:rPr>
-        <w:t xml:space="preserve">Wikipedia</w:t>
-      </w:r>
-      <w:r>
-        <w:rPr>
-          <w:i/>
-          <w:iCs/>
-        </w:rPr>
-        <w:t xml:space="preserve">,</w:t>
-      </w:r>
-      <w:r>
-        <w:rPr>
-          <w:i/>
-          <w:iCs/>
-        </w:rPr>
-        <w:t xml:space="preserve"> </w:t>
-      </w:r>
-      <w:r>
-        <w:rPr>
-          <w:i/>
-          <w:iCs/>
-        </w:rPr>
-        <w:t xml:space="preserve">the Free Encyclopedia</w:t>
-      </w:r>
-      <w:r>
-        <w:t xml:space="preserve">.</w:t>
-      </w:r>
-      <w:r>
-        <w:t xml:space="preserve"> </w:t>
-      </w:r>
-      <w:hyperlink r:id="rId196">
-        <w:r>
-          <w:rPr>
-            <w:rStyle w:val="Hyperlink"/>
-          </w:rPr>
-          <w:t xml:space="preserve">https://en.wikipedia.org/wiki/Total_derivative</w:t>
-        </w:r>
-      </w:hyperlink>
-      <w:r>
-        <w:t xml:space="preserve">.</w:t>
-      </w:r>
-    </w:p>
-    <w:bookmarkEnd w:id="197"/>
-    <w:bookmarkStart w:id="199" w:name="ref-wp:gradient"/>
-    <w:p>
-      <w:pPr>
-        <w:pStyle w:val="Bibliography"/>
-      </w:pPr>
-      <w:r>
-        <w:t xml:space="preserve">Wikipedia contributors. n.d.</w:t>
-      </w:r>
-      <w:r>
-        <w:t xml:space="preserve"> </w:t>
-      </w:r>
-      <w:r>
-        <w:rPr>
-          <w:i/>
-          <w:iCs/>
-        </w:rPr>
-        <w:t xml:space="preserve">Gradient —</w:t>
-      </w:r>
-      <w:r>
-        <w:rPr>
-          <w:i/>
-          <w:iCs/>
-        </w:rPr>
-        <w:t xml:space="preserve"> </w:t>
-      </w:r>
-      <w:r>
-        <w:rPr>
-          <w:i/>
-          <w:iCs/>
-        </w:rPr>
-        <w:t xml:space="preserve">Wikipedia</w:t>
-      </w:r>
-      <w:r>
-        <w:rPr>
-          <w:i/>
-          <w:iCs/>
-        </w:rPr>
-        <w:t xml:space="preserve">,</w:t>
-      </w:r>
-      <w:r>
-        <w:rPr>
-          <w:i/>
-          <w:iCs/>
-        </w:rPr>
-        <w:t xml:space="preserve"> </w:t>
-      </w:r>
-      <w:r>
-        <w:rPr>
-          <w:i/>
-          <w:iCs/>
-        </w:rPr>
-        <w:t xml:space="preserve">the Free Encyclopedia</w:t>
-      </w:r>
-      <w:r>
-        <w:t xml:space="preserve">.</w:t>
-      </w:r>
-      <w:r>
-        <w:t xml:space="preserve"> </w:t>
-      </w:r>
-      <w:hyperlink r:id="rId198">
-        <w:r>
-          <w:rPr>
-            <w:rStyle w:val="Hyperlink"/>
-          </w:rPr>
-          <w:t xml:space="preserve">https://en.wikipedia.org/wiki/Gradient</w:t>
-        </w:r>
-      </w:hyperlink>
-      <w:r>
-        <w:t xml:space="preserve">.</w:t>
-      </w:r>
     </w:p>
     <w:bookmarkEnd w:id="199"/>
     <w:bookmarkEnd w:id="200"/>

--- a/vector-calculus.docx
+++ b/vector-calculus.docx
@@ -15,7 +15,7 @@
         <w:pStyle w:val="Date"/>
       </w:pPr>
       <w:r>
-        <w:t xml:space="preserve">Last modified: 2026-10-18 11:27:44 (PDT)</w:t>
+        <w:t xml:space="preserve">Last modified: 2026-10-18 13:21:32 (PDT)</w:t>
       </w:r>
     </w:p>
     <w:p>
@@ -42654,23 +42654,6 @@
         </w:numPr>
       </w:pPr>
       <w:r>
-        <w:t xml:space="preserve">Wikipedia contributors [2]</w:t>
-      </w:r>
-      <w:r>
-        <w:t xml:space="preserve"> </w:t>
-      </w:r>
-      <w:r>
-        <w:t xml:space="preserve">— partial derivatives</w:t>
-      </w:r>
-    </w:p>
-    <w:p>
-      <w:pPr>
-        <w:numPr>
-          <w:ilvl w:val="0"/>
-          <w:numId w:val="1016"/>
-        </w:numPr>
-      </w:pPr>
-      <w:r>
         <w:t xml:space="preserve">Wikipedia contributors [4]</w:t>
       </w:r>
       <w:r>
@@ -42678,159 +42661,6 @@
       </w:r>
       <w:r>
         <w:t xml:space="preserve">— the gradient</w:t>
-      </w:r>
-    </w:p>
-    <w:p>
-      <w:pPr>
-        <w:numPr>
-          <w:ilvl w:val="0"/>
-          <w:numId w:val="1016"/>
-        </w:numPr>
-      </w:pPr>
-      <w:r>
-        <w:t xml:space="preserve">Wikipedia contributors [6]</w:t>
-      </w:r>
-      <w:r>
-        <w:t xml:space="preserve"> </w:t>
-      </w:r>
-      <w:r>
-        <w:t xml:space="preserve">— level sets</w:t>
-      </w:r>
-    </w:p>
-    <w:p>
-      <w:pPr>
-        <w:numPr>
-          <w:ilvl w:val="0"/>
-          <w:numId w:val="1016"/>
-        </w:numPr>
-      </w:pPr>
-      <w:r>
-        <w:t xml:space="preserve">Wikipedia contributors [7]</w:t>
-      </w:r>
-      <w:r>
-        <w:t xml:space="preserve"> </w:t>
-      </w:r>
-      <w:r>
-        <w:t xml:space="preserve">— the total derivative</w:t>
-      </w:r>
-    </w:p>
-    <w:p>
-      <w:pPr>
-        <w:numPr>
-          <w:ilvl w:val="0"/>
-          <w:numId w:val="1016"/>
-        </w:numPr>
-      </w:pPr>
-      <w:r>
-        <w:t xml:space="preserve">Wikipedia contributors [9]</w:t>
-      </w:r>
-      <w:r>
-        <w:t xml:space="preserve"> </w:t>
-      </w:r>
-      <w:r>
-        <w:t xml:space="preserve">— the Jacobian matrix</w:t>
-      </w:r>
-    </w:p>
-    <w:p>
-      <w:pPr>
-        <w:numPr>
-          <w:ilvl w:val="0"/>
-          <w:numId w:val="1016"/>
-        </w:numPr>
-      </w:pPr>
-      <w:r>
-        <w:t xml:space="preserve">Wikipedia contributors [8]</w:t>
-      </w:r>
-      <w:r>
-        <w:t xml:space="preserve"> </w:t>
-      </w:r>
-      <w:r>
-        <w:t xml:space="preserve">— matrix calculus and the numerator and denominator layouts</w:t>
-      </w:r>
-    </w:p>
-    <w:p>
-      <w:pPr>
-        <w:numPr>
-          <w:ilvl w:val="0"/>
-          <w:numId w:val="1016"/>
-        </w:numPr>
-      </w:pPr>
-      <w:r>
-        <w:t xml:space="preserve">Wikipedia contributors [10]</w:t>
-      </w:r>
-      <w:r>
-        <w:t xml:space="preserve"> </w:t>
-      </w:r>
-      <w:r>
-        <w:t xml:space="preserve">— residuals and errors</w:t>
-      </w:r>
-    </w:p>
-    <w:p>
-      <w:pPr>
-        <w:numPr>
-          <w:ilvl w:val="0"/>
-          <w:numId w:val="1016"/>
-        </w:numPr>
-      </w:pPr>
-      <w:r>
-        <w:t xml:space="preserve">Wikipedia contributors [11]</w:t>
-      </w:r>
-      <w:r>
-        <w:t xml:space="preserve"> </w:t>
-      </w:r>
-      <w:r>
-        <w:t xml:space="preserve">— the residual sum of squares</w:t>
-      </w:r>
-    </w:p>
-    <w:p>
-      <w:pPr>
-        <w:numPr>
-          <w:ilvl w:val="0"/>
-          <w:numId w:val="1016"/>
-        </w:numPr>
-      </w:pPr>
-      <w:r>
-        <w:t xml:space="preserve">Wikipedia contributors [13]</w:t>
-      </w:r>
-      <w:r>
-        <w:t xml:space="preserve"> </w:t>
-      </w:r>
-      <w:r>
-        <w:t xml:space="preserve">— open and closed balls</w:t>
-      </w:r>
-    </w:p>
-    <w:p>
-      <w:pPr>
-        <w:numPr>
-          <w:ilvl w:val="0"/>
-          <w:numId w:val="1016"/>
-        </w:numPr>
-      </w:pPr>
-      <w:r>
-        <w:t xml:space="preserve">Wikipedia contributors [14]</w:t>
-      </w:r>
-      <w:r>
-        <w:t xml:space="preserve"> </w:t>
-      </w:r>
-      <w:r>
-        <w:t xml:space="preserve">— the Hessian matrix</w:t>
-      </w:r>
-    </w:p>
-    <w:p>
-      <w:pPr>
-        <w:numPr>
-          <w:ilvl w:val="0"/>
-          <w:numId w:val="1016"/>
-        </w:numPr>
-      </w:pPr>
-      <w:r>
-        <w:t xml:space="preserve">Wikipedia contributors [15]</w:t>
-      </w:r>
-      <w:r>
-        <w:t xml:space="preserve"> </w:t>
-      </w:r>
-      <w:r>
-        <w:t xml:space="preserve">— the symmetry of mixed second partial derivatives</w:t>
       </w:r>
     </w:p>
     <w:p>

--- a/vector-calculus.docx
+++ b/vector-calculus.docx
@@ -15,7 +15,7 @@
         <w:pStyle w:val="Date"/>
       </w:pPr>
       <w:r>
-        <w:t xml:space="preserve">Last modified: 2026-10-18 13:21:32 (PDT)</w:t>
+        <w:t xml:space="preserve">Last modified: 2026-10-18 16:43:42 (PDT)</w:t>
       </w:r>
     </w:p>
     <w:p>

--- a/vector-calculus.docx
+++ b/vector-calculus.docx
@@ -15,7 +15,7 @@
         <w:pStyle w:val="Date"/>
       </w:pPr>
       <w:r>
-        <w:t xml:space="preserve">Last modified: 2026-10-18 16:43:42 (PDT)</w:t>
+        <w:t xml:space="preserve">Last modified: 2026-10-19 00:47:50 (PDT)</w:t>
       </w:r>
     </w:p>
     <w:p>

--- a/vector-calculus.docx
+++ b/vector-calculus.docx
@@ -15,7 +15,7 @@
         <w:pStyle w:val="Date"/>
       </w:pPr>
       <w:r>
-        <w:t xml:space="preserve">Last modified: 2026-10-19 00:47:50 (PDT)</w:t>
+        <w:t xml:space="preserve">Last modified: 2026-10-19 02:15:55 (PDT)</w:t>
       </w:r>
     </w:p>
     <w:p>

--- a/vector-calculus.docx
+++ b/vector-calculus.docx
@@ -15,7 +15,7 @@
         <w:pStyle w:val="Date"/>
       </w:pPr>
       <w:r>
-        <w:t xml:space="preserve">Last modified: 2026-10-19 02:15:55 (PDT)</w:t>
+        <w:t xml:space="preserve">Last modified: 2026-10-19 03:23:43 (PDT)</w:t>
       </w:r>
     </w:p>
     <w:p>

--- a/vector-calculus.docx
+++ b/vector-calculus.docx
@@ -15,7 +15,7 @@
         <w:pStyle w:val="Date"/>
       </w:pPr>
       <w:r>
-        <w:t xml:space="preserve">Last modified: 2026-10-19 03:23:43 (PDT)</w:t>
+        <w:t xml:space="preserve">Last modified: 2026-10-19 04:41:29 (PDT)</w:t>
       </w:r>
     </w:p>
     <w:p>

--- a/vector-calculus.docx
+++ b/vector-calculus.docx
@@ -15,7 +15,7 @@
         <w:pStyle w:val="Date"/>
       </w:pPr>
       <w:r>
-        <w:t xml:space="preserve">Last modified: 2026-10-19 04:41:29 (PDT)</w:t>
+        <w:t xml:space="preserve">Last modified: 2026-10-19 05:58:02 (PDT)</w:t>
       </w:r>
     </w:p>
     <w:p>

--- a/vector-calculus.docx
+++ b/vector-calculus.docx
@@ -15,7 +15,7 @@
         <w:pStyle w:val="Date"/>
       </w:pPr>
       <w:r>
-        <w:t xml:space="preserve">Last modified: 2026-10-19 05:58:02 (PDT)</w:t>
+        <w:t xml:space="preserve">Last modified: 2026-10-19 09:38:56 (PDT)</w:t>
       </w:r>
     </w:p>
     <w:p>

--- a/vector-calculus.docx
+++ b/vector-calculus.docx
@@ -15,7 +15,7 @@
         <w:pStyle w:val="Date"/>
       </w:pPr>
       <w:r>
-        <w:t xml:space="preserve">Last modified: 2026-10-19 09:38:56 (PDT)</w:t>
+        <w:t xml:space="preserve">Last modified: 2026-10-19 11:02:25 (PDT)</w:t>
       </w:r>
     </w:p>
     <w:p>

--- a/vector-calculus.docx
+++ b/vector-calculus.docx
@@ -15,7 +15,7 @@
         <w:pStyle w:val="Date"/>
       </w:pPr>
       <w:r>
-        <w:t xml:space="preserve">Last modified: 2026-10-19 11:02:25 (PDT)</w:t>
+        <w:t xml:space="preserve">Last modified: 2026-10-19 12:33:15 (PDT)</w:t>
       </w:r>
     </w:p>
     <w:p>

--- a/vector-calculus.docx
+++ b/vector-calculus.docx
@@ -15,7 +15,7 @@
         <w:pStyle w:val="Date"/>
       </w:pPr>
       <w:r>
-        <w:t xml:space="preserve">Last modified: 2026-10-19 12:33:15 (PDT)</w:t>
+        <w:t xml:space="preserve">Last modified: 2026-10-19 23:31:34 (PDT)</w:t>
       </w:r>
     </w:p>
     <w:p>

--- a/vector-calculus.docx
+++ b/vector-calculus.docx
@@ -15,7 +15,7 @@
         <w:pStyle w:val="Date"/>
       </w:pPr>
       <w:r>
-        <w:t xml:space="preserve">Last modified: 2026-10-19 23:31:34 (PDT)</w:t>
+        <w:t xml:space="preserve">Last modified: 2026-10-20 00:42:48 (PDT)</w:t>
       </w:r>
     </w:p>
     <w:p>

--- a/vector-calculus.docx
+++ b/vector-calculus.docx
@@ -15,7 +15,7 @@
         <w:pStyle w:val="Date"/>
       </w:pPr>
       <w:r>
-        <w:t xml:space="preserve">Last modified: 2026-10-20 00:42:48 (PDT)</w:t>
+        <w:t xml:space="preserve">Last modified: 2026-10-21 13:11:08 (PDT)</w:t>
       </w:r>
     </w:p>
     <w:p>

--- a/vector-calculus.docx
+++ b/vector-calculus.docx
@@ -15,7 +15,7 @@
         <w:pStyle w:val="Date"/>
       </w:pPr>
       <w:r>
-        <w:t xml:space="preserve">Last modified: 2026-10-21 13:11:08 (PDT)</w:t>
+        <w:t xml:space="preserve">Last modified: 2026-10-21 14:24:09 (PDT)</w:t>
       </w:r>
     </w:p>
     <w:p>

--- a/vector-calculus.docx
+++ b/vector-calculus.docx
@@ -15,7 +15,7 @@
         <w:pStyle w:val="Date"/>
       </w:pPr>
       <w:r>
-        <w:t xml:space="preserve">Last modified: 2026-10-21 14:24:09 (PDT)</w:t>
+        <w:t xml:space="preserve">Last modified: 2026-10-22 00:50:13 (PDT)</w:t>
       </w:r>
     </w:p>
     <w:p>

--- a/vector-calculus.docx
+++ b/vector-calculus.docx
@@ -15,7 +15,7 @@
         <w:pStyle w:val="Date"/>
       </w:pPr>
       <w:r>
-        <w:t xml:space="preserve">Last modified: 2026-10-22 00:50:13 (PDT)</w:t>
+        <w:t xml:space="preserve">Last modified: 2026-10-22 08:26:35 (PDT)</w:t>
       </w:r>
     </w:p>
     <w:p>

--- a/vector-calculus.docx
+++ b/vector-calculus.docx
@@ -15,7 +15,7 @@
         <w:pStyle w:val="Date"/>
       </w:pPr>
       <w:r>
-        <w:t xml:space="preserve">Last modified: 2026-10-22 08:26:35 (PDT)</w:t>
+        <w:t xml:space="preserve">Last modified: 2026-10-22 09:50:17 (PDT)</w:t>
       </w:r>
     </w:p>
     <w:p>

--- a/vector-calculus.docx
+++ b/vector-calculus.docx
@@ -15,7 +15,7 @@
         <w:pStyle w:val="Date"/>
       </w:pPr>
       <w:r>
-        <w:t xml:space="preserve">Last modified: 2026-10-22 09:50:17 (PDT)</w:t>
+        <w:t xml:space="preserve">Last modified: 2026-10-22 11:05:55 (PDT)</w:t>
       </w:r>
     </w:p>
     <w:p>

--- a/vector-calculus.docx
+++ b/vector-calculus.docx
@@ -15,7 +15,7 @@
         <w:pStyle w:val="Date"/>
       </w:pPr>
       <w:r>
-        <w:t xml:space="preserve">Last modified: 2026-10-24 15:35:26 (PDT)</w:t>
+        <w:t xml:space="preserve">Last modified: 2026-10-24 20:19:00 (PDT)</w:t>
       </w:r>
     </w:p>
     <w:p>

--- a/vector-calculus.docx
+++ b/vector-calculus.docx
@@ -15,7 +15,7 @@
         <w:pStyle w:val="Date"/>
       </w:pPr>
       <w:r>
-        <w:t xml:space="preserve">Last modified: 2026-10-24 20:19:00 (PDT)</w:t>
+        <w:t xml:space="preserve">Last modified: 2026-10-25 16:46:34 (PDT)</w:t>
       </w:r>
     </w:p>
     <w:p>

--- a/vector-calculus.docx
+++ b/vector-calculus.docx
@@ -15,7 +15,7 @@
         <w:pStyle w:val="Date"/>
       </w:pPr>
       <w:r>
-        <w:t xml:space="preserve">Last modified: 2026-10-25 16:46:34 (PDT)</w:t>
+        <w:t xml:space="preserve">Last modified: 2026-10-25 18:01:14 (PDT)</w:t>
       </w:r>
     </w:p>
     <w:p>

--- a/vector-calculus.docx
+++ b/vector-calculus.docx
@@ -15,7 +15,7 @@
         <w:pStyle w:val="Date"/>
       </w:pPr>
       <w:r>
-        <w:t xml:space="preserve">Last modified: 2026-10-25 18:01:14 (PDT)</w:t>
+        <w:t xml:space="preserve">Last modified: 2026-10-26 02:21:32 (PDT)</w:t>
       </w:r>
     </w:p>
     <w:p>

--- a/vector-calculus.docx
+++ b/vector-calculus.docx
@@ -15,7 +15,7 @@
         <w:pStyle w:val="Date"/>
       </w:pPr>
       <w:r>
-        <w:t xml:space="preserve">Last modified: 2026-10-26 02:21:32 (PDT)</w:t>
+        <w:t xml:space="preserve">Last modified: 2026-10-26 03:33:07 (PDT)</w:t>
       </w:r>
     </w:p>
     <w:p>

--- a/vector-calculus.docx
+++ b/vector-calculus.docx
@@ -15,7 +15,7 @@
         <w:pStyle w:val="Date"/>
       </w:pPr>
       <w:r>
-        <w:t xml:space="preserve">Last modified: 2026-10-26 03:33:07 (PDT)</w:t>
+        <w:t xml:space="preserve">Last modified: 2026-10-26 10:13:13 (PDT)</w:t>
       </w:r>
     </w:p>
     <w:p>

--- a/vector-calculus.docx
+++ b/vector-calculus.docx
@@ -15,7 +15,7 @@
         <w:pStyle w:val="Date"/>
       </w:pPr>
       <w:r>
-        <w:t xml:space="preserve">Last modified: 2026-10-26 10:13:13 (PDT)</w:t>
+        <w:t xml:space="preserve">Last modified: 2026-10-26 12:55:55 (PDT)</w:t>
       </w:r>
     </w:p>
     <w:p>

--- a/vector-calculus.docx
+++ b/vector-calculus.docx
@@ -15,7 +15,7 @@
         <w:pStyle w:val="Date"/>
       </w:pPr>
       <w:r>
-        <w:t xml:space="preserve">Last modified: 2026-10-26 12:55:55 (PDT)</w:t>
+        <w:t xml:space="preserve">Last modified: 2026-10-26 14:36:46 (PDT)</w:t>
       </w:r>
     </w:p>
     <w:p>

--- a/vector-calculus.docx
+++ b/vector-calculus.docx
@@ -15,7 +15,7 @@
         <w:pStyle w:val="Date"/>
       </w:pPr>
       <w:r>
-        <w:t xml:space="preserve">Last modified: 2026-10-26 14:36:46 (PDT)</w:t>
+        <w:t xml:space="preserve">Last modified: 2026-10-26 20:57:05 (PDT)</w:t>
       </w:r>
     </w:p>
     <w:p>

--- a/vector-calculus.docx
+++ b/vector-calculus.docx
@@ -15,7 +15,7 @@
         <w:pStyle w:val="Date"/>
       </w:pPr>
       <w:r>
-        <w:t xml:space="preserve">Last modified: 2026-10-26 20:57:05 (PDT)</w:t>
+        <w:t xml:space="preserve">Last modified: 2026-10-26 23:10:47 (PDT)</w:t>
       </w:r>
     </w:p>
     <w:p>

--- a/vector-calculus.docx
+++ b/vector-calculus.docx
@@ -15,7 +15,7 @@
         <w:pStyle w:val="Date"/>
       </w:pPr>
       <w:r>
-        <w:t xml:space="preserve">Last modified: 2026-10-26 23:10:47 (PDT)</w:t>
+        <w:t xml:space="preserve">Last modified: 2026-10-27 00:23:12 (PDT)</w:t>
       </w:r>
     </w:p>
     <w:p>

--- a/vector-calculus.docx
+++ b/vector-calculus.docx
@@ -15,7 +15,7 @@
         <w:pStyle w:val="Date"/>
       </w:pPr>
       <w:r>
-        <w:t xml:space="preserve">Last modified: 2026-10-27 00:23:12 (PDT)</w:t>
+        <w:t xml:space="preserve">Last modified: 2026-10-27 01:34:30 (PDT)</w:t>
       </w:r>
     </w:p>
     <w:p>

--- a/vector-calculus.docx
+++ b/vector-calculus.docx
@@ -15,7 +15,7 @@
         <w:pStyle w:val="Date"/>
       </w:pPr>
       <w:r>
-        <w:t xml:space="preserve">Last modified: 2026-10-27 01:34:30 (PDT)</w:t>
+        <w:t xml:space="preserve">Last modified: 2026-10-27 09:35:20 (PDT)</w:t>
       </w:r>
     </w:p>
     <w:p>

--- a/vector-calculus.docx
+++ b/vector-calculus.docx
@@ -15,7 +15,7 @@
         <w:pStyle w:val="Date"/>
       </w:pPr>
       <w:r>
-        <w:t xml:space="preserve">Last modified: 2026-10-27 09:35:20 (PDT)</w:t>
+        <w:t xml:space="preserve">Last modified: 2026-10-27 11:01:31 (PDT)</w:t>
       </w:r>
     </w:p>
     <w:p>

--- a/vector-calculus.docx
+++ b/vector-calculus.docx
@@ -15,7 +15,7 @@
         <w:pStyle w:val="Date"/>
       </w:pPr>
       <w:r>
-        <w:t xml:space="preserve">Last modified: 2026-10-27 11:01:31 (PDT)</w:t>
+        <w:t xml:space="preserve">Last modified: 2026-10-27 17:38:18 (PDT)</w:t>
       </w:r>
     </w:p>
     <w:p>

--- a/vector-calculus.docx
+++ b/vector-calculus.docx
@@ -15,7 +15,7 @@
         <w:pStyle w:val="Date"/>
       </w:pPr>
       <w:r>
-        <w:t xml:space="preserve">Last modified: 2026-10-27 17:38:18 (PDT)</w:t>
+        <w:t xml:space="preserve">Last modified: 2026-10-27 20:53:54 (PDT)</w:t>
       </w:r>
     </w:p>
     <w:p>

--- a/vector-calculus.docx
+++ b/vector-calculus.docx
@@ -15,7 +15,7 @@
         <w:pStyle w:val="Date"/>
       </w:pPr>
       <w:r>
-        <w:t xml:space="preserve">Last modified: 2026-10-27 20:53:54 (PDT)</w:t>
+        <w:t xml:space="preserve">Last modified: 2026-10-28 13:13:09 (PDT)</w:t>
       </w:r>
     </w:p>
     <w:p>

--- a/vector-calculus.docx
+++ b/vector-calculus.docx
@@ -15,7 +15,7 @@
         <w:pStyle w:val="Date"/>
       </w:pPr>
       <w:r>
-        <w:t xml:space="preserve">Last modified: 2026-10-28 13:13:09 (PDT)</w:t>
+        <w:t xml:space="preserve">Last modified: 2026-10-28 16:00:43 (PDT)</w:t>
       </w:r>
     </w:p>
     <w:p>

--- a/vector-calculus.docx
+++ b/vector-calculus.docx
@@ -15,7 +15,7 @@
         <w:pStyle w:val="Date"/>
       </w:pPr>
       <w:r>
-        <w:t xml:space="preserve">Last modified: 2026-10-28 16:00:43 (PDT)</w:t>
+        <w:t xml:space="preserve">Last modified: 2026-10-28 17:04:35 (PDT)</w:t>
       </w:r>
     </w:p>
     <w:p>

--- a/vector-calculus.docx
+++ b/vector-calculus.docx
@@ -15,7 +15,7 @@
         <w:pStyle w:val="Date"/>
       </w:pPr>
       <w:r>
-        <w:t xml:space="preserve">Last modified: 2026-10-28 17:04:35 (PDT)</w:t>
+        <w:t xml:space="preserve">Last modified: 2026-10-28 18:32:18 (PDT)</w:t>
       </w:r>
     </w:p>
     <w:p>

--- a/vector-calculus.docx
+++ b/vector-calculus.docx
@@ -15,7 +15,7 @@
         <w:pStyle w:val="Date"/>
       </w:pPr>
       <w:r>
-        <w:t xml:space="preserve">Last modified: 2026-10-28 18:32:18 (PDT)</w:t>
+        <w:t xml:space="preserve">Last modified: 2026-10-28 20:07:26 (PDT)</w:t>
       </w:r>
     </w:p>
     <w:p>

--- a/vector-calculus.docx
+++ b/vector-calculus.docx
@@ -15,7 +15,7 @@
         <w:pStyle w:val="Date"/>
       </w:pPr>
       <w:r>
-        <w:t xml:space="preserve">Last modified: 2026-10-28 20:07:26 (PDT)</w:t>
+        <w:t xml:space="preserve">Last modified: 2026-10-28 21:37:44 (PDT)</w:t>
       </w:r>
     </w:p>
     <w:p>
@@ -8150,7 +8150,7 @@
         </w:tc>
       </w:tr>
     </w:tbl>
-    <w:bookmarkStart w:id="127" w:name="sec-gradient-shape"/>
+    <w:bookmarkStart w:id="143" w:name="sec-gradient-shape"/>
     <w:p>
       <w:pPr>
         <w:pStyle w:val="Heading2"/>
@@ -10380,7 +10380,2044 @@
       </w:r>
     </w:p>
     <w:bookmarkEnd w:id="49"/>
-    <w:bookmarkStart w:id="50" w:name="exr-partials-by-hand"/>
+    <w:bookmarkStart w:id="53" w:name="thm-level-sets-linear"/>
+    <w:p>
+      <w:pPr>
+        <w:pStyle w:val="BodyText"/>
+      </w:pPr>
+      <w:r>
+        <w:rPr>
+          <w:b/>
+          <w:bCs/>
+        </w:rPr>
+        <w:t xml:space="preserve">Theorem 2 (Level sets of a linear function)</w:t>
+      </w:r>
+      <w:r>
+        <w:t xml:space="preserve"> </w:t>
+      </w:r>
+      <w:r>
+        <w:t xml:space="preserve">Let</w:t>
+      </w:r>
+      <w:r>
+        <w:t xml:space="preserve"> </w:t>
+      </w:r>
+      <w:r>
+        <w:t xml:space="preserve">${h\mathopen{}\left(\mathord{\smash[b]{\underset{\raise.3ex\hbox{$\scriptstyle\sim$}}{x}}\vphantom{x}}\right)\mathclose{}} = \mathord{\smash[b]{\underset{\raise.3ex\hbox{$\scriptstyle\sim$}}{\beta}}\vphantom{\beta}} \cdot \mathord{\smash[b]{\underset{\raise.3ex\hbox{$\scriptstyle\sim$}}{x}}\vphantom{x}} + \beta_{0}$</w:t>
+      </w:r>
+      <w:r>
+        <w:t xml:space="preserve"> </w:t>
+      </w:r>
+      <w:r>
+        <w:t xml:space="preserve">with</w:t>
+      </w:r>
+      <w:r>
+        <w:t xml:space="preserve"> </w:t>
+      </w:r>
+      <w:r>
+        <w:t xml:space="preserve">$\mathord{\smash[b]{\underset{\raise.3ex\hbox{$\scriptstyle\sim$}}{\beta}}\vphantom{\beta}}\neq \mathord{\smash[b]{\underset{\raise.3ex\hbox{$\scriptstyle\sim$}}{0}}\vphantom{0}}$</w:t>
+      </w:r>
+      <w:r>
+        <w:t xml:space="preserve">.</w:t>
+      </w:r>
+      <w:r>
+        <w:t xml:space="preserve"> </w:t>
+      </w:r>
+      <w:r>
+        <w:t xml:space="preserve">Every</w:t>
+      </w:r>
+      <w:r>
+        <w:t xml:space="preserve"> </w:t>
+      </w:r>
+      <w:hyperlink w:anchor="def-level-set">
+        <w:r>
+          <w:rPr>
+            <w:rStyle w:val="Hyperlink"/>
+          </w:rPr>
+          <w:t xml:space="preserve">level set</w:t>
+        </w:r>
+      </w:hyperlink>
+      <w:r>
+        <w:t xml:space="preserve"> </w:t>
+      </w:r>
+      <m:oMath>
+        <m:sSup>
+          <m:e>
+            <m:r>
+              <m:t>h</m:t>
+            </m:r>
+          </m:e>
+          <m:sup>
+            <m:r>
+              <m:rPr>
+                <m:sty m:val="p"/>
+              </m:rPr>
+              <m:t>−</m:t>
+            </m:r>
+            <m:r>
+              <m:t>1</m:t>
+            </m:r>
+          </m:sup>
+        </m:sSup>
+        <m:r>
+          <m:t>​</m:t>
+        </m:r>
+        <m:d>
+          <m:dPr>
+            <m:begChr m:val="("/>
+            <m:sepChr m:val=""/>
+            <m:endChr m:val=")"/>
+            <m:grow/>
+          </m:dPr>
+          <m:e>
+            <m:r>
+              <m:t>​</m:t>
+            </m:r>
+            <m:d>
+              <m:dPr>
+                <m:begChr m:val="{"/>
+                <m:sepChr m:val=""/>
+                <m:endChr m:val="}"/>
+                <m:grow/>
+              </m:dPr>
+              <m:e>
+                <m:r>
+                  <m:t>c</m:t>
+                </m:r>
+              </m:e>
+            </m:d>
+            <m:r>
+              <m:t>​</m:t>
+            </m:r>
+          </m:e>
+        </m:d>
+        <m:r>
+          <m:t>​</m:t>
+        </m:r>
+      </m:oMath>
+      <w:r>
+        <w:t xml:space="preserve"> </w:t>
+      </w:r>
+      <w:r>
+        <w:t xml:space="preserve">is a</w:t>
+      </w:r>
+      <w:r>
+        <w:t xml:space="preserve"> </w:t>
+      </w:r>
+      <w:hyperlink r:id="rId50">
+        <w:r>
+          <w:rPr>
+            <w:rStyle w:val="Hyperlink"/>
+          </w:rPr>
+          <w:t xml:space="preserve">hyperplane</w:t>
+        </w:r>
+      </w:hyperlink>
+      <w:r>
+        <w:t xml:space="preserve"> </w:t>
+      </w:r>
+      <w:r>
+        <w:t xml:space="preserve">with</w:t>
+      </w:r>
+      <w:r>
+        <w:t xml:space="preserve"> </w:t>
+      </w:r>
+      <w:hyperlink r:id="rId51">
+        <w:r>
+          <w:rPr>
+            <w:rStyle w:val="Hyperlink"/>
+          </w:rPr>
+          <w:t xml:space="preserve">normal vector</w:t>
+        </w:r>
+      </w:hyperlink>
+      <w:r>
+        <w:t xml:space="preserve"> </w:t>
+      </w:r>
+      <w:r>
+        <w:t xml:space="preserve">$\mathord{\smash[b]{\underset{\raise.3ex\hbox{$\scriptstyle\sim$}}{\beta}}\vphantom{\beta}}$</w:t>
+      </w:r>
+      <w:r>
+        <w:t xml:space="preserve">,</w:t>
+      </w:r>
+      <w:r>
+        <w:t xml:space="preserve"> </w:t>
+      </w:r>
+      <w:r>
+        <w:t xml:space="preserve">parallel to the level set</w:t>
+      </w:r>
+      <w:r>
+        <w:t xml:space="preserve"> </w:t>
+      </w:r>
+      <m:oMath>
+        <m:sSup>
+          <m:e>
+            <m:r>
+              <m:t>h</m:t>
+            </m:r>
+          </m:e>
+          <m:sup>
+            <m:r>
+              <m:rPr>
+                <m:sty m:val="p"/>
+              </m:rPr>
+              <m:t>−</m:t>
+            </m:r>
+            <m:r>
+              <m:t>1</m:t>
+            </m:r>
+          </m:sup>
+        </m:sSup>
+        <m:r>
+          <m:t>​</m:t>
+        </m:r>
+        <m:d>
+          <m:dPr>
+            <m:begChr m:val="("/>
+            <m:sepChr m:val=""/>
+            <m:endChr m:val=")"/>
+            <m:grow/>
+          </m:dPr>
+          <m:e>
+            <m:r>
+              <m:t>​</m:t>
+            </m:r>
+            <m:d>
+              <m:dPr>
+                <m:begChr m:val="{"/>
+                <m:sepChr m:val=""/>
+                <m:endChr m:val="}"/>
+                <m:grow/>
+              </m:dPr>
+              <m:e>
+                <m:r>
+                  <m:t>0</m:t>
+                </m:r>
+              </m:e>
+            </m:d>
+            <m:r>
+              <m:t>​</m:t>
+            </m:r>
+          </m:e>
+        </m:d>
+        <m:r>
+          <m:t>​</m:t>
+        </m:r>
+      </m:oMath>
+      <w:r>
+        <w:t xml:space="preserve">.</w:t>
+      </w:r>
+      <w:r>
+        <w:t xml:space="preserve"> </w:t>
+      </w:r>
+      <w:r>
+        <w:t xml:space="preserve">Its</w:t>
+      </w:r>
+      <w:r>
+        <w:t xml:space="preserve"> </w:t>
+      </w:r>
+      <w:hyperlink r:id="rId52">
+        <w:r>
+          <w:rPr>
+            <w:rStyle w:val="Hyperlink"/>
+          </w:rPr>
+          <w:t xml:space="preserve">dimension</w:t>
+        </w:r>
+      </w:hyperlink>
+      <w:r>
+        <w:t xml:space="preserve"> </w:t>
+      </w:r>
+      <w:r>
+        <w:t xml:space="preserve">is</w:t>
+      </w:r>
+      <w:r>
+        <w:t xml:space="preserve"> </w:t>
+      </w:r>
+      <m:oMath>
+        <m:r>
+          <m:t>p</m:t>
+        </m:r>
+        <m:r>
+          <m:rPr>
+            <m:sty m:val="p"/>
+          </m:rPr>
+          <m:t>−</m:t>
+        </m:r>
+        <m:r>
+          <m:t>1</m:t>
+        </m:r>
+      </m:oMath>
+      <w:r>
+        <w:t xml:space="preserve">:</w:t>
+      </w:r>
+      <w:r>
+        <w:t xml:space="preserve"> </w:t>
+      </w:r>
+      <w:r>
+        <w:t xml:space="preserve">a point for</w:t>
+      </w:r>
+      <w:r>
+        <w:t xml:space="preserve"> </w:t>
+      </w:r>
+      <m:oMath>
+        <m:r>
+          <m:t>p</m:t>
+        </m:r>
+        <m:r>
+          <m:rPr>
+            <m:sty m:val="p"/>
+          </m:rPr>
+          <m:t>=</m:t>
+        </m:r>
+        <m:r>
+          <m:t>1</m:t>
+        </m:r>
+      </m:oMath>
+      <w:r>
+        <w:t xml:space="preserve">, a line for</w:t>
+      </w:r>
+      <w:r>
+        <w:t xml:space="preserve"> </w:t>
+      </w:r>
+      <m:oMath>
+        <m:r>
+          <m:t>p</m:t>
+        </m:r>
+        <m:r>
+          <m:rPr>
+            <m:sty m:val="p"/>
+          </m:rPr>
+          <m:t>=</m:t>
+        </m:r>
+        <m:r>
+          <m:t>2</m:t>
+        </m:r>
+      </m:oMath>
+      <w:r>
+        <w:t xml:space="preserve">, and a two-dimensional plane for</w:t>
+      </w:r>
+      <w:r>
+        <w:t xml:space="preserve"> </w:t>
+      </w:r>
+      <m:oMath>
+        <m:r>
+          <m:t>p</m:t>
+        </m:r>
+        <m:r>
+          <m:rPr>
+            <m:sty m:val="p"/>
+          </m:rPr>
+          <m:t>=</m:t>
+        </m:r>
+        <m:r>
+          <m:t>3</m:t>
+        </m:r>
+      </m:oMath>
+      <w:r>
+        <w:t xml:space="preserve">.</w:t>
+      </w:r>
+    </w:p>
+    <w:bookmarkEnd w:id="53"/>
+    <w:p>
+      <w:pPr>
+        <w:pStyle w:val="BodyText"/>
+      </w:pPr>
+      <w:r>
+        <w:rPr>
+          <w:i/>
+          <w:iCs/>
+        </w:rPr>
+        <w:t xml:space="preserve">Proof</w:t>
+      </w:r>
+      <w:r>
+        <w:t xml:space="preserve">. </w:t>
+      </w:r>
+      <w:r>
+        <w:t xml:space="preserve">For any</w:t>
+      </w:r>
+      <w:r>
+        <w:t xml:space="preserve"> </w:t>
+      </w:r>
+      <m:oMath>
+        <m:r>
+          <m:t>c</m:t>
+        </m:r>
+      </m:oMath>
+      <w:r>
+        <w:t xml:space="preserve">,</w:t>
+      </w:r>
+    </w:p>
+    <w:p>
+      <w:pPr>
+        <w:pStyle w:val="BodyText"/>
+      </w:pPr>
+      <w:r>
+        <w:t xml:space="preserve">$$
+    \begin{aligned}
+    {{{h}^{-1}\mathopen{}\left(\mathopen{}\left\{c\right\}\mathclose{}\right)\mathclose{}}}
+    &amp;= {\mathopen{}\left\{ \mathord{\smash[b]{\underset{\raise.3ex\hbox{$\scriptstyle\sim$}}{x}}\vphantom{x}}: \mathord{\smash[b]{\underset{\raise.3ex\hbox{$\scriptstyle\sim$}}{\beta}}\vphantom{\beta}} \cdot \mathord{\smash[b]{\underset{\raise.3ex\hbox{$\scriptstyle\sim$}}{x}}\vphantom{x}} + \beta_{0}= c \right\}\mathclose{}} \\
+    &amp;= {\mathopen{}\left\{ \mathord{\smash[b]{\underset{\raise.3ex\hbox{$\scriptstyle\sim$}}{x}}\vphantom{x}}: \mathord{\smash[b]{\underset{\raise.3ex\hbox{$\scriptstyle\sim$}}{\beta}}\vphantom{\beta}} \cdot \mathord{\smash[b]{\underset{\raise.3ex\hbox{$\scriptstyle\sim$}}{x}}\vphantom{x}} + (\beta_{0}- c) = 0 \right\}\mathclose{}}.
+    \end{aligned}
+    $$</w:t>
+      </w:r>
+    </w:p>
+    <w:p>
+      <w:pPr>
+        <w:pStyle w:val="FirstParagraph"/>
+      </w:pPr>
+      <w:r>
+        <w:t xml:space="preserve">This is the</w:t>
+      </w:r>
+      <w:r>
+        <w:t xml:space="preserve"> </w:t>
+      </w:r>
+      <w:hyperlink r:id="rId50">
+        <w:r>
+          <w:rPr>
+            <w:rStyle w:val="Hyperlink"/>
+          </w:rPr>
+          <w:t xml:space="preserve">hyperplane</w:t>
+        </w:r>
+      </w:hyperlink>
+      <w:r>
+        <w:t xml:space="preserve"> </w:t>
+      </w:r>
+      <w:r>
+        <w:t xml:space="preserve">with</w:t>
+      </w:r>
+      <w:r>
+        <w:t xml:space="preserve"> </w:t>
+      </w:r>
+      <w:hyperlink r:id="rId51">
+        <w:r>
+          <w:rPr>
+            <w:rStyle w:val="Hyperlink"/>
+          </w:rPr>
+          <w:t xml:space="preserve">normal vector</w:t>
+        </w:r>
+      </w:hyperlink>
+      <w:r>
+        <w:t xml:space="preserve"> </w:t>
+      </w:r>
+      <w:r>
+        <w:t xml:space="preserve">$\mathord{\smash[b]{\underset{\raise.3ex\hbox{$\scriptstyle\sim$}}{\beta}}\vphantom{\beta}}$</w:t>
+      </w:r>
+      <w:r>
+        <w:t xml:space="preserve"> </w:t>
+      </w:r>
+      <w:r>
+        <w:t xml:space="preserve">and</w:t>
+      </w:r>
+      <w:r>
+        <w:t xml:space="preserve"> </w:t>
+      </w:r>
+      <w:hyperlink r:id="rId54">
+        <w:r>
+          <w:rPr>
+            <w:rStyle w:val="Hyperlink"/>
+          </w:rPr>
+          <w:t xml:space="preserve">offset</w:t>
+        </w:r>
+      </w:hyperlink>
+      <w:r>
+        <w:t xml:space="preserve"> </w:t>
+      </w:r>
+      <m:oMath>
+        <m:sSub>
+          <m:e>
+            <m:r>
+              <m:t>β</m:t>
+            </m:r>
+          </m:e>
+          <m:sub>
+            <m:r>
+              <m:t>0</m:t>
+            </m:r>
+          </m:sub>
+        </m:sSub>
+        <m:r>
+          <m:rPr>
+            <m:sty m:val="p"/>
+          </m:rPr>
+          <m:t>−</m:t>
+        </m:r>
+        <m:r>
+          <m:t>c</m:t>
+        </m:r>
+      </m:oMath>
+      <w:r>
+        <w:t xml:space="preserve">.</w:t>
+      </w:r>
+      <w:r>
+        <w:t xml:space="preserve"> </w:t>
+      </w:r>
+      <w:r>
+        <w:t xml:space="preserve">Changing</w:t>
+      </w:r>
+      <w:r>
+        <w:t xml:space="preserve"> </w:t>
+      </w:r>
+      <m:oMath>
+        <m:r>
+          <m:t>c</m:t>
+        </m:r>
+      </m:oMath>
+      <w:r>
+        <w:t xml:space="preserve"> </w:t>
+      </w:r>
+      <w:r>
+        <w:t xml:space="preserve">changes only the offset, so the</w:t>
+      </w:r>
+      <w:r>
+        <w:t xml:space="preserve"> </w:t>
+      </w:r>
+      <w:hyperlink w:anchor="def-level-set">
+        <w:r>
+          <w:rPr>
+            <w:rStyle w:val="Hyperlink"/>
+          </w:rPr>
+          <w:t xml:space="preserve">level sets</w:t>
+        </w:r>
+      </w:hyperlink>
+      <w:r>
+        <w:t xml:space="preserve"> </w:t>
+      </w:r>
+      <w:r>
+        <w:t xml:space="preserve">share the normal vector and are parallel.</w:t>
+      </w:r>
+      <w:r>
+        <w:t xml:space="preserve"> </w:t>
+      </w:r>
+      <w:r>
+        <w:t xml:space="preserve">A hyperplane in</w:t>
+      </w:r>
+      <w:r>
+        <w:t xml:space="preserve"> </w:t>
+      </w:r>
+      <m:oMath>
+        <m:sSup>
+          <m:e>
+            <m:r>
+              <m:rPr>
+                <m:scr m:val="double-struck"/>
+                <m:sty m:val="p"/>
+              </m:rPr>
+              <m:t>R</m:t>
+            </m:r>
+          </m:e>
+          <m:sup>
+            <m:r>
+              <m:t>p</m:t>
+            </m:r>
+          </m:sup>
+        </m:sSup>
+      </m:oMath>
+      <w:r>
+        <w:t xml:space="preserve"> </w:t>
+      </w:r>
+      <w:r>
+        <w:t xml:space="preserve">has</w:t>
+      </w:r>
+      <w:r>
+        <w:t xml:space="preserve"> </w:t>
+      </w:r>
+      <w:hyperlink r:id="rId52">
+        <w:r>
+          <w:rPr>
+            <w:rStyle w:val="Hyperlink"/>
+          </w:rPr>
+          <w:t xml:space="preserve">dimension</w:t>
+        </w:r>
+      </w:hyperlink>
+      <w:r>
+        <w:t xml:space="preserve"> </w:t>
+      </w:r>
+      <m:oMath>
+        <m:r>
+          <m:t>p</m:t>
+        </m:r>
+        <m:r>
+          <m:rPr>
+            <m:sty m:val="p"/>
+          </m:rPr>
+          <m:t>−</m:t>
+        </m:r>
+        <m:r>
+          <m:t>1</m:t>
+        </m:r>
+      </m:oMath>
+      <w:r>
+        <w:t xml:space="preserve"> </w:t>
+      </w:r>
+      <w:r>
+        <w:t xml:space="preserve">by</w:t>
+      </w:r>
+      <w:r>
+        <w:t xml:space="preserve"> </w:t>
+      </w:r>
+      <w:hyperlink r:id="rId55">
+        <w:r>
+          <w:rPr>
+            <w:rStyle w:val="Hyperlink"/>
+          </w:rPr>
+          <w:t xml:space="preserve">the hyperplane theorem</w:t>
+        </w:r>
+      </w:hyperlink>
+      <w:r>
+        <w:t xml:space="preserve">,</w:t>
+      </w:r>
+      <w:r>
+        <w:t xml:space="preserve"> </w:t>
+      </w:r>
+      <w:r>
+        <w:t xml:space="preserve">which gives the point, line and plane cases for</w:t>
+      </w:r>
+      <w:r>
+        <w:t xml:space="preserve"> </w:t>
+      </w:r>
+      <m:oMath>
+        <m:r>
+          <m:t>p</m:t>
+        </m:r>
+        <m:r>
+          <m:rPr>
+            <m:sty m:val="p"/>
+          </m:rPr>
+          <m:t>=</m:t>
+        </m:r>
+        <m:r>
+          <m:t>1</m:t>
+        </m:r>
+        <m:r>
+          <m:rPr>
+            <m:sty m:val="p"/>
+          </m:rPr>
+          <m:t>,</m:t>
+        </m:r>
+        <m:r>
+          <m:t>2</m:t>
+        </m:r>
+        <m:r>
+          <m:rPr>
+            <m:sty m:val="p"/>
+          </m:rPr>
+          <m:t>,</m:t>
+        </m:r>
+        <m:r>
+          <m:t>3</m:t>
+        </m:r>
+      </m:oMath>
+      <w:r>
+        <w:t xml:space="preserve">.</w:t>
+      </w:r>
+    </w:p>
+    <w:bookmarkStart w:id="58" w:name="exm-level-sets-linear"/>
+    <w:p>
+      <w:pPr>
+        <w:pStyle w:val="BodyText"/>
+      </w:pPr>
+      <w:r>
+        <w:rPr>
+          <w:b/>
+          <w:bCs/>
+        </w:rPr>
+        <w:t xml:space="preserve">Example 6 (Parallel level lines)</w:t>
+      </w:r>
+      <w:r>
+        <w:t xml:space="preserve"> </w:t>
+      </w:r>
+      <w:r>
+        <w:t xml:space="preserve">Let</w:t>
+      </w:r>
+      <w:r>
+        <w:t xml:space="preserve"> </w:t>
+      </w:r>
+      <w:r>
+        <w:t xml:space="preserve">${h\mathopen{}\left(\mathord{\smash[b]{\underset{\raise.3ex\hbox{$\scriptstyle\sim$}}{x}}\vphantom{x}}\right)\mathclose{}} = 2x_1 + x_2 + 1$</w:t>
+      </w:r>
+      <w:r>
+        <w:t xml:space="preserve">, so</w:t>
+      </w:r>
+      <w:r>
+        <w:t xml:space="preserve"> </w:t>
+      </w:r>
+      <w:r>
+        <w:t xml:space="preserve">$\mathord{\smash[b]{\underset{\raise.3ex\hbox{$\scriptstyle\sim$}}{\beta}}\vphantom{\beta}}= {(2, 1)}^{\top}$</w:t>
+      </w:r>
+      <w:r>
+        <w:t xml:space="preserve"> </w:t>
+      </w:r>
+      <w:r>
+        <w:t xml:space="preserve">and</w:t>
+      </w:r>
+      <w:r>
+        <w:t xml:space="preserve"> </w:t>
+      </w:r>
+      <m:oMath>
+        <m:sSub>
+          <m:e>
+            <m:r>
+              <m:t>β</m:t>
+            </m:r>
+          </m:e>
+          <m:sub>
+            <m:r>
+              <m:t>0</m:t>
+            </m:r>
+          </m:sub>
+        </m:sSub>
+        <m:r>
+          <m:rPr>
+            <m:sty m:val="p"/>
+          </m:rPr>
+          <m:t>=</m:t>
+        </m:r>
+        <m:r>
+          <m:t>1</m:t>
+        </m:r>
+      </m:oMath>
+      <w:r>
+        <w:t xml:space="preserve">.</w:t>
+      </w:r>
+      <w:r>
+        <w:t xml:space="preserve"> </w:t>
+      </w:r>
+      <w:r>
+        <w:t xml:space="preserve">The</w:t>
+      </w:r>
+      <w:r>
+        <w:t xml:space="preserve"> </w:t>
+      </w:r>
+      <w:hyperlink w:anchor="def-level-set">
+        <w:r>
+          <w:rPr>
+            <w:rStyle w:val="Hyperlink"/>
+          </w:rPr>
+          <w:t xml:space="preserve">level set</w:t>
+        </w:r>
+      </w:hyperlink>
+      <w:r>
+        <w:t xml:space="preserve"> </w:t>
+      </w:r>
+      <w:r>
+        <w:t xml:space="preserve">at</w:t>
+      </w:r>
+      <w:r>
+        <w:t xml:space="preserve"> </w:t>
+      </w:r>
+      <m:oMath>
+        <m:r>
+          <m:t>c</m:t>
+        </m:r>
+      </m:oMath>
+      <w:r>
+        <w:t xml:space="preserve"> </w:t>
+      </w:r>
+      <w:r>
+        <w:t xml:space="preserve">is the line</w:t>
+      </w:r>
+      <w:r>
+        <w:t xml:space="preserve"> </w:t>
+      </w:r>
+      <m:oMath>
+        <m:sSub>
+          <m:e>
+            <m:r>
+              <m:t>x</m:t>
+            </m:r>
+          </m:e>
+          <m:sub>
+            <m:r>
+              <m:t>2</m:t>
+            </m:r>
+          </m:sub>
+        </m:sSub>
+        <m:r>
+          <m:rPr>
+            <m:sty m:val="p"/>
+          </m:rPr>
+          <m:t>=</m:t>
+        </m:r>
+        <m:r>
+          <m:t>c</m:t>
+        </m:r>
+        <m:r>
+          <m:rPr>
+            <m:sty m:val="p"/>
+          </m:rPr>
+          <m:t>−</m:t>
+        </m:r>
+        <m:r>
+          <m:t>1</m:t>
+        </m:r>
+        <m:r>
+          <m:rPr>
+            <m:sty m:val="p"/>
+          </m:rPr>
+          <m:t>−</m:t>
+        </m:r>
+        <m:r>
+          <m:t>2</m:t>
+        </m:r>
+        <m:sSub>
+          <m:e>
+            <m:r>
+              <m:t>x</m:t>
+            </m:r>
+          </m:e>
+          <m:sub>
+            <m:r>
+              <m:t>1</m:t>
+            </m:r>
+          </m:sub>
+        </m:sSub>
+      </m:oMath>
+      <w:r>
+        <w:t xml:space="preserve">.</w:t>
+      </w:r>
+      <w:r>
+        <w:t xml:space="preserve"> </w:t>
+      </w:r>
+      <w:r>
+        <w:t xml:space="preserve">For</w:t>
+      </w:r>
+      <w:r>
+        <w:t xml:space="preserve"> </w:t>
+      </w:r>
+      <m:oMath>
+        <m:r>
+          <m:t>c</m:t>
+        </m:r>
+        <m:r>
+          <m:rPr>
+            <m:sty m:val="p"/>
+          </m:rPr>
+          <m:t>=</m:t>
+        </m:r>
+        <m:r>
+          <m:rPr>
+            <m:sty m:val="p"/>
+          </m:rPr>
+          <m:t>−</m:t>
+        </m:r>
+        <m:r>
+          <m:t>1</m:t>
+        </m:r>
+        <m:r>
+          <m:rPr>
+            <m:sty m:val="p"/>
+          </m:rPr>
+          <m:t>,</m:t>
+        </m:r>
+        <m:r>
+          <m:t>0</m:t>
+        </m:r>
+        <m:r>
+          <m:rPr>
+            <m:sty m:val="p"/>
+          </m:rPr>
+          <m:t>,</m:t>
+        </m:r>
+        <m:r>
+          <m:t>1</m:t>
+        </m:r>
+      </m:oMath>
+      <w:r>
+        <w:t xml:space="preserve"> </w:t>
+      </w:r>
+      <w:r>
+        <w:t xml:space="preserve">the lines are</w:t>
+      </w:r>
+      <w:r>
+        <w:t xml:space="preserve"> </w:t>
+      </w:r>
+      <m:oMath>
+        <m:sSub>
+          <m:e>
+            <m:r>
+              <m:t>x</m:t>
+            </m:r>
+          </m:e>
+          <m:sub>
+            <m:r>
+              <m:t>2</m:t>
+            </m:r>
+          </m:sub>
+        </m:sSub>
+        <m:r>
+          <m:rPr>
+            <m:sty m:val="p"/>
+          </m:rPr>
+          <m:t>=</m:t>
+        </m:r>
+        <m:r>
+          <m:rPr>
+            <m:sty m:val="p"/>
+          </m:rPr>
+          <m:t>−</m:t>
+        </m:r>
+        <m:r>
+          <m:t>2</m:t>
+        </m:r>
+        <m:r>
+          <m:rPr>
+            <m:sty m:val="p"/>
+          </m:rPr>
+          <m:t>−</m:t>
+        </m:r>
+        <m:r>
+          <m:t>2</m:t>
+        </m:r>
+        <m:sSub>
+          <m:e>
+            <m:r>
+              <m:t>x</m:t>
+            </m:r>
+          </m:e>
+          <m:sub>
+            <m:r>
+              <m:t>1</m:t>
+            </m:r>
+          </m:sub>
+        </m:sSub>
+      </m:oMath>
+      <w:r>
+        <w:t xml:space="preserve">,</w:t>
+      </w:r>
+      <w:r>
+        <w:t xml:space="preserve"> </w:t>
+      </w:r>
+      <m:oMath>
+        <m:sSub>
+          <m:e>
+            <m:r>
+              <m:t>x</m:t>
+            </m:r>
+          </m:e>
+          <m:sub>
+            <m:r>
+              <m:t>2</m:t>
+            </m:r>
+          </m:sub>
+        </m:sSub>
+        <m:r>
+          <m:rPr>
+            <m:sty m:val="p"/>
+          </m:rPr>
+          <m:t>=</m:t>
+        </m:r>
+        <m:r>
+          <m:rPr>
+            <m:sty m:val="p"/>
+          </m:rPr>
+          <m:t>−</m:t>
+        </m:r>
+        <m:r>
+          <m:t>1</m:t>
+        </m:r>
+        <m:r>
+          <m:rPr>
+            <m:sty m:val="p"/>
+          </m:rPr>
+          <m:t>−</m:t>
+        </m:r>
+        <m:r>
+          <m:t>2</m:t>
+        </m:r>
+        <m:sSub>
+          <m:e>
+            <m:r>
+              <m:t>x</m:t>
+            </m:r>
+          </m:e>
+          <m:sub>
+            <m:r>
+              <m:t>1</m:t>
+            </m:r>
+          </m:sub>
+        </m:sSub>
+      </m:oMath>
+      <w:r>
+        <w:t xml:space="preserve"> </w:t>
+      </w:r>
+      <w:r>
+        <w:t xml:space="preserve">and</w:t>
+      </w:r>
+      <w:r>
+        <w:t xml:space="preserve"> </w:t>
+      </w:r>
+      <m:oMath>
+        <m:sSub>
+          <m:e>
+            <m:r>
+              <m:t>x</m:t>
+            </m:r>
+          </m:e>
+          <m:sub>
+            <m:r>
+              <m:t>2</m:t>
+            </m:r>
+          </m:sub>
+        </m:sSub>
+        <m:r>
+          <m:rPr>
+            <m:sty m:val="p"/>
+          </m:rPr>
+          <m:t>=</m:t>
+        </m:r>
+        <m:r>
+          <m:rPr>
+            <m:sty m:val="p"/>
+          </m:rPr>
+          <m:t>−</m:t>
+        </m:r>
+        <m:r>
+          <m:t>2</m:t>
+        </m:r>
+        <m:sSub>
+          <m:e>
+            <m:r>
+              <m:t>x</m:t>
+            </m:r>
+          </m:e>
+          <m:sub>
+            <m:r>
+              <m:t>1</m:t>
+            </m:r>
+          </m:sub>
+        </m:sSub>
+      </m:oMath>
+      <w:r>
+        <w:t xml:space="preserve">.</w:t>
+      </w:r>
+      <w:r>
+        <w:t xml:space="preserve"> </w:t>
+      </w:r>
+      <w:r>
+        <w:t xml:space="preserve">They all have</w:t>
+      </w:r>
+      <w:r>
+        <w:t xml:space="preserve"> </w:t>
+      </w:r>
+      <w:hyperlink r:id="rId56">
+        <w:r>
+          <w:rPr>
+            <w:rStyle w:val="Hyperlink"/>
+          </w:rPr>
+          <w:t xml:space="preserve">slope</w:t>
+        </w:r>
+      </w:hyperlink>
+      <w:r>
+        <w:t xml:space="preserve"> </w:t>
+      </w:r>
+      <m:oMath>
+        <m:r>
+          <m:rPr>
+            <m:sty m:val="p"/>
+          </m:rPr>
+          <m:t>−</m:t>
+        </m:r>
+        <m:r>
+          <m:t>2</m:t>
+        </m:r>
+      </m:oMath>
+      <w:r>
+        <w:t xml:space="preserve"> </w:t>
+      </w:r>
+      <w:r>
+        <w:t xml:space="preserve">and differ only in the</w:t>
+      </w:r>
+      <w:r>
+        <w:t xml:space="preserve"> </w:t>
+      </w:r>
+      <w:hyperlink r:id="rId57">
+        <w:r>
+          <w:rPr>
+            <w:rStyle w:val="Hyperlink"/>
+          </w:rPr>
+          <w:t xml:space="preserve">intercept</w:t>
+        </w:r>
+      </w:hyperlink>
+      <w:r>
+        <w:t xml:space="preserve">, so they are parallel.</w:t>
+      </w:r>
+    </w:p>
+    <w:bookmarkEnd w:id="58"/>
+    <w:bookmarkStart w:id="59" w:name="thm-normal-vector-uphill"/>
+    <w:p>
+      <w:pPr>
+        <w:pStyle w:val="BodyText"/>
+      </w:pPr>
+      <w:r>
+        <w:rPr>
+          <w:b/>
+          <w:bCs/>
+        </w:rPr>
+        <w:t xml:space="preserve">Theorem 3 (Stepping along the normal vector)</w:t>
+      </w:r>
+      <w:r>
+        <w:t xml:space="preserve"> </w:t>
+      </w:r>
+      <w:r>
+        <w:t xml:space="preserve">Let</w:t>
+      </w:r>
+      <w:r>
+        <w:t xml:space="preserve"> </w:t>
+      </w:r>
+      <w:r>
+        <w:t xml:space="preserve">${h\mathopen{}\left(\mathord{\smash[b]{\underset{\raise.3ex\hbox{$\scriptstyle\sim$}}{x}}\vphantom{x}}\right)\mathclose{}} = \mathord{\smash[b]{\underset{\raise.3ex\hbox{$\scriptstyle\sim$}}{\beta}}\vphantom{\beta}} \cdot \mathord{\smash[b]{\underset{\raise.3ex\hbox{$\scriptstyle\sim$}}{x}}\vphantom{x}} + \beta_{0}$</w:t>
+      </w:r>
+      <w:r>
+        <w:t xml:space="preserve"> </w:t>
+      </w:r>
+      <w:r>
+        <w:t xml:space="preserve">with</w:t>
+      </w:r>
+      <w:r>
+        <w:t xml:space="preserve"> </w:t>
+      </w:r>
+      <w:r>
+        <w:t xml:space="preserve">$\mathord{\smash[b]{\underset{\raise.3ex\hbox{$\scriptstyle\sim$}}{\beta}}\vphantom{\beta}}\neq \mathord{\smash[b]{\underset{\raise.3ex\hbox{$\scriptstyle\sim$}}{0}}\vphantom{0}}$</w:t>
+      </w:r>
+      <w:r>
+        <w:t xml:space="preserve">.</w:t>
+      </w:r>
+      <w:r>
+        <w:t xml:space="preserve"> </w:t>
+      </w:r>
+      <w:r>
+        <w:t xml:space="preserve">For every</w:t>
+      </w:r>
+      <w:r>
+        <w:t xml:space="preserve"> </w:t>
+      </w:r>
+      <w:r>
+        <w:t xml:space="preserve">$\mathord{\smash[b]{\underset{\raise.3ex\hbox{$\scriptstyle\sim$}}{x}}\vphantom{x}}\in \mathbb{R}^p$</w:t>
+      </w:r>
+      <w:r>
+        <w:t xml:space="preserve"> </w:t>
+      </w:r>
+      <w:r>
+        <w:t xml:space="preserve">and</w:t>
+      </w:r>
+      <w:r>
+        <w:t xml:space="preserve"> </w:t>
+      </w:r>
+      <m:oMath>
+        <m:r>
+          <m:t>t</m:t>
+        </m:r>
+        <m:r>
+          <m:rPr>
+            <m:sty m:val="p"/>
+          </m:rPr>
+          <m:t>∈</m:t>
+        </m:r>
+        <m:r>
+          <m:rPr>
+            <m:scr m:val="double-struck"/>
+            <m:sty m:val="p"/>
+          </m:rPr>
+          <m:t>R</m:t>
+        </m:r>
+      </m:oMath>
+      <w:r>
+        <w:t xml:space="preserve">,</w:t>
+      </w:r>
+    </w:p>
+    <w:p>
+      <w:pPr>
+        <w:pStyle w:val="BodyText"/>
+      </w:pPr>
+      <w:r>
+        <w:t xml:space="preserve">$$
+    {h\mathopen{}\left(\mathord{\smash[b]{\underset{\raise.3ex\hbox{$\scriptstyle\sim$}}{x}}\vphantom{x}}+ t\mathord{\smash[b]{\underset{\raise.3ex\hbox{$\scriptstyle\sim$}}{\beta}}\vphantom{\beta}}\right)\mathclose{}} = {h\mathopen{}\left(\mathord{\smash[b]{\underset{\raise.3ex\hbox{$\scriptstyle\sim$}}{x}}\vphantom{x}}\right)\mathclose{}} + t{\mathopen{}\left\lVert\mathord{\smash[b]{\underset{\raise.3ex\hbox{$\scriptstyle\sim$}}{\beta}}\vphantom{\beta}}\right\rVert\mathclose{}}^2.
+    $$</w:t>
+      </w:r>
+    </w:p>
+    <w:p>
+      <w:pPr>
+        <w:pStyle w:val="FirstParagraph"/>
+      </w:pPr>
+      <w:r>
+        <w:t xml:space="preserve">So a step along</w:t>
+      </w:r>
+      <w:r>
+        <w:t xml:space="preserve"> </w:t>
+      </w:r>
+      <w:r>
+        <w:t xml:space="preserve">$\mathord{\smash[b]{\underset{\raise.3ex\hbox{$\scriptstyle\sim$}}{\beta}}\vphantom{\beta}}$</w:t>
+      </w:r>
+      <w:r>
+        <w:t xml:space="preserve"> </w:t>
+      </w:r>
+      <w:r>
+        <w:t xml:space="preserve">with</w:t>
+      </w:r>
+      <w:r>
+        <w:t xml:space="preserve"> </w:t>
+      </w:r>
+      <m:oMath>
+        <m:r>
+          <m:t>t</m:t>
+        </m:r>
+        <m:r>
+          <m:rPr>
+            <m:sty m:val="p"/>
+          </m:rPr>
+          <m:t>&gt;</m:t>
+        </m:r>
+        <m:r>
+          <m:t>0</m:t>
+        </m:r>
+      </m:oMath>
+      <w:r>
+        <w:t xml:space="preserve"> </w:t>
+      </w:r>
+      <w:r>
+        <w:t xml:space="preserve">increases</w:t>
+      </w:r>
+      <w:r>
+        <w:t xml:space="preserve"> </w:t>
+      </w:r>
+      <m:oMath>
+        <m:r>
+          <m:t>h</m:t>
+        </m:r>
+      </m:oMath>
+      <w:r>
+        <w:t xml:space="preserve">.</w:t>
+      </w:r>
+    </w:p>
+    <w:bookmarkEnd w:id="59"/>
+    <w:p>
+      <w:pPr>
+        <w:pStyle w:val="BodyText"/>
+      </w:pPr>
+      <w:r>
+        <w:rPr>
+          <w:i/>
+          <w:iCs/>
+        </w:rPr>
+        <w:t xml:space="preserve">Proof</w:t>
+      </w:r>
+      <w:r>
+        <w:t xml:space="preserve">. </w:t>
+      </w:r>
+      <w:r>
+        <w:t xml:space="preserve">By linearity of the</w:t>
+      </w:r>
+      <w:r>
+        <w:t xml:space="preserve"> </w:t>
+      </w:r>
+      <w:hyperlink r:id="rId60">
+        <w:r>
+          <w:rPr>
+            <w:rStyle w:val="Hyperlink"/>
+          </w:rPr>
+          <w:t xml:space="preserve">dot product</w:t>
+        </w:r>
+      </w:hyperlink>
+      <w:r>
+        <w:t xml:space="preserve">,</w:t>
+      </w:r>
+    </w:p>
+    <w:p>
+      <w:pPr>
+        <w:pStyle w:val="BodyText"/>
+      </w:pPr>
+      <w:r>
+        <w:t xml:space="preserve">$$
+    \begin{aligned}
+    {h\mathopen{}\left(\mathord{\smash[b]{\underset{\raise.3ex\hbox{$\scriptstyle\sim$}}{x}}\vphantom{x}}+ t\mathord{\smash[b]{\underset{\raise.3ex\hbox{$\scriptstyle\sim$}}{\beta}}\vphantom{\beta}}\right)\mathclose{}}
+    &amp;= \mathord{\smash[b]{\underset{\raise.3ex\hbox{$\scriptstyle\sim$}}{\beta}}\vphantom{\beta}} \cdot \mathord{\smash[b]{\underset{\raise.3ex\hbox{$\scriptstyle\sim$}}{x}}\vphantom{x}}+ t\mathord{\smash[b]{\underset{\raise.3ex\hbox{$\scriptstyle\sim$}}{\beta}}\vphantom{\beta}} + \beta_{0}\\
+    &amp;= \mathord{\smash[b]{\underset{\raise.3ex\hbox{$\scriptstyle\sim$}}{\beta}}\vphantom{\beta}} \cdot \mathord{\smash[b]{\underset{\raise.3ex\hbox{$\scriptstyle\sim$}}{x}}\vphantom{x}} + t\mathord{\smash[b]{\underset{\raise.3ex\hbox{$\scriptstyle\sim$}}{\beta}}\vphantom{\beta}} \cdot \mathord{\smash[b]{\underset{\raise.3ex\hbox{$\scriptstyle\sim$}}{\beta}}\vphantom{\beta}} + \beta_{0}\\
+    &amp;= {h\mathopen{}\left(\mathord{\smash[b]{\underset{\raise.3ex\hbox{$\scriptstyle\sim$}}{x}}\vphantom{x}}\right)\mathclose{}} + t{\mathopen{}\left\lVert\mathord{\smash[b]{\underset{\raise.3ex\hbox{$\scriptstyle\sim$}}{\beta}}\vphantom{\beta}}\right\rVert\mathclose{}}^2.
+    \end{aligned}
+    $$</w:t>
+      </w:r>
+    </w:p>
+    <w:bookmarkStart w:id="61" w:name="exm-normal-vector-uphill"/>
+    <w:p>
+      <w:pPr>
+        <w:pStyle w:val="FirstParagraph"/>
+      </w:pPr>
+      <w:r>
+        <w:rPr>
+          <w:b/>
+          <w:bCs/>
+        </w:rPr>
+        <w:t xml:space="preserve">Example 7 (A step along the normal vector)</w:t>
+      </w:r>
+      <w:r>
+        <w:t xml:space="preserve"> </w:t>
+      </w:r>
+      <w:r>
+        <w:t xml:space="preserve">Let</w:t>
+      </w:r>
+      <w:r>
+        <w:t xml:space="preserve"> </w:t>
+      </w:r>
+      <w:r>
+        <w:t xml:space="preserve">${h\mathopen{}\left(\mathord{\smash[b]{\underset{\raise.3ex\hbox{$\scriptstyle\sim$}}{x}}\vphantom{x}}\right)\mathclose{}} = 2x_1 + x_2 + 1$</w:t>
+      </w:r>
+      <w:r>
+        <w:t xml:space="preserve">, so</w:t>
+      </w:r>
+      <w:r>
+        <w:t xml:space="preserve"> </w:t>
+      </w:r>
+      <w:r>
+        <w:t xml:space="preserve">$\mathord{\smash[b]{\underset{\raise.3ex\hbox{$\scriptstyle\sim$}}{\beta}}\vphantom{\beta}}= {(2, 1)}^{\top}$</w:t>
+      </w:r>
+      <w:r>
+        <w:t xml:space="preserve"> </w:t>
+      </w:r>
+      <w:r>
+        <w:t xml:space="preserve">and</w:t>
+      </w:r>
+      <w:r>
+        <w:t xml:space="preserve"> </w:t>
+      </w:r>
+      <w:r>
+        <w:t xml:space="preserve">${\mathopen{}\left\lVert\mathord{\smash[b]{\underset{\raise.3ex\hbox{$\scriptstyle\sim$}}{\beta}}\vphantom{\beta}}\right\rVert\mathclose{}}^2 = 5$</w:t>
+      </w:r>
+      <w:r>
+        <w:t xml:space="preserve">.</w:t>
+      </w:r>
+      <w:r>
+        <w:t xml:space="preserve"> </w:t>
+      </w:r>
+      <w:r>
+        <w:t xml:space="preserve">At</w:t>
+      </w:r>
+      <w:r>
+        <w:t xml:space="preserve"> </w:t>
+      </w:r>
+      <w:r>
+        <w:t xml:space="preserve">$\mathord{\smash[b]{\underset{\raise.3ex\hbox{$\scriptstyle\sim$}}{x}}\vphantom{x}}= \mathord{\smash[b]{\underset{\raise.3ex\hbox{$\scriptstyle\sim$}}{0}}\vphantom{0}}$</w:t>
+      </w:r>
+      <w:r>
+        <w:t xml:space="preserve">,</w:t>
+      </w:r>
+      <w:r>
+        <w:t xml:space="preserve"> </w:t>
+      </w:r>
+      <w:r>
+        <w:t xml:space="preserve">${h\mathopen{}\left(\mathord{\smash[b]{\underset{\raise.3ex\hbox{$\scriptstyle\sim$}}{0}}\vphantom{0}}\right)\mathclose{}} = 1$</w:t>
+      </w:r>
+      <w:r>
+        <w:t xml:space="preserve">.</w:t>
+      </w:r>
+      <w:r>
+        <w:t xml:space="preserve"> </w:t>
+      </w:r>
+      <w:r>
+        <w:t xml:space="preserve">A step of</w:t>
+      </w:r>
+      <w:r>
+        <w:t xml:space="preserve"> </w:t>
+      </w:r>
+      <m:oMath>
+        <m:r>
+          <m:t>t</m:t>
+        </m:r>
+        <m:r>
+          <m:rPr>
+            <m:sty m:val="p"/>
+          </m:rPr>
+          <m:t>=</m:t>
+        </m:r>
+        <m:r>
+          <m:t>1</m:t>
+        </m:r>
+      </m:oMath>
+      <w:r>
+        <w:t xml:space="preserve"> </w:t>
+      </w:r>
+      <w:r>
+        <w:t xml:space="preserve">along</w:t>
+      </w:r>
+      <w:r>
+        <w:t xml:space="preserve"> </w:t>
+      </w:r>
+      <w:r>
+        <w:t xml:space="preserve">$\mathord{\smash[b]{\underset{\raise.3ex\hbox{$\scriptstyle\sim$}}{\beta}}\vphantom{\beta}}$</w:t>
+      </w:r>
+      <w:r>
+        <w:t xml:space="preserve"> </w:t>
+      </w:r>
+      <w:r>
+        <w:t xml:space="preserve">lands at</w:t>
+      </w:r>
+      <w:r>
+        <w:t xml:space="preserve"> </w:t>
+      </w:r>
+      <m:oMath>
+        <m:sSup>
+          <m:e>
+            <m:r>
+              <m:rPr>
+                <m:sty m:val="p"/>
+              </m:rPr>
+              <m:t>(</m:t>
+            </m:r>
+            <m:r>
+              <m:t>2</m:t>
+            </m:r>
+            <m:r>
+              <m:rPr>
+                <m:sty m:val="p"/>
+              </m:rPr>
+              <m:t>,</m:t>
+            </m:r>
+            <m:r>
+              <m:t>1</m:t>
+            </m:r>
+            <m:r>
+              <m:rPr>
+                <m:sty m:val="p"/>
+              </m:rPr>
+              <m:t>)</m:t>
+            </m:r>
+          </m:e>
+          <m:sup>
+            <m:r>
+              <m:rPr>
+                <m:sty m:val="p"/>
+              </m:rPr>
+              <m:t>⊤</m:t>
+            </m:r>
+          </m:sup>
+        </m:sSup>
+      </m:oMath>
+      <w:r>
+        <w:t xml:space="preserve">, where</w:t>
+      </w:r>
+      <w:r>
+        <w:t xml:space="preserve"> </w:t>
+      </w:r>
+      <m:oMath>
+        <m:r>
+          <m:t>h</m:t>
+        </m:r>
+        <m:r>
+          <m:t>​</m:t>
+        </m:r>
+        <m:d>
+          <m:dPr>
+            <m:begChr m:val="("/>
+            <m:sepChr m:val=""/>
+            <m:endChr m:val=")"/>
+            <m:grow/>
+          </m:dPr>
+          <m:e>
+            <m:sSup>
+              <m:e>
+                <m:r>
+                  <m:rPr>
+                    <m:sty m:val="p"/>
+                  </m:rPr>
+                  <m:t>(</m:t>
+                </m:r>
+                <m:r>
+                  <m:t>2</m:t>
+                </m:r>
+                <m:r>
+                  <m:rPr>
+                    <m:sty m:val="p"/>
+                  </m:rPr>
+                  <m:t>,</m:t>
+                </m:r>
+                <m:r>
+                  <m:t>1</m:t>
+                </m:r>
+                <m:r>
+                  <m:rPr>
+                    <m:sty m:val="p"/>
+                  </m:rPr>
+                  <m:t>)</m:t>
+                </m:r>
+              </m:e>
+              <m:sup>
+                <m:r>
+                  <m:rPr>
+                    <m:sty m:val="p"/>
+                  </m:rPr>
+                  <m:t>⊤</m:t>
+                </m:r>
+              </m:sup>
+            </m:sSup>
+          </m:e>
+        </m:d>
+        <m:r>
+          <m:t>​</m:t>
+        </m:r>
+        <m:r>
+          <m:rPr>
+            <m:sty m:val="p"/>
+          </m:rPr>
+          <m:t>=</m:t>
+        </m:r>
+        <m:r>
+          <m:t>4</m:t>
+        </m:r>
+        <m:r>
+          <m:rPr>
+            <m:sty m:val="p"/>
+          </m:rPr>
+          <m:t>+</m:t>
+        </m:r>
+        <m:r>
+          <m:t>1</m:t>
+        </m:r>
+        <m:r>
+          <m:rPr>
+            <m:sty m:val="p"/>
+          </m:rPr>
+          <m:t>+</m:t>
+        </m:r>
+        <m:r>
+          <m:t>1</m:t>
+        </m:r>
+        <m:r>
+          <m:rPr>
+            <m:sty m:val="p"/>
+          </m:rPr>
+          <m:t>=</m:t>
+        </m:r>
+        <m:r>
+          <m:t>6</m:t>
+        </m:r>
+        <m:r>
+          <m:rPr>
+            <m:sty m:val="p"/>
+          </m:rPr>
+          <m:t>=</m:t>
+        </m:r>
+        <m:r>
+          <m:t>1</m:t>
+        </m:r>
+        <m:r>
+          <m:rPr>
+            <m:sty m:val="p"/>
+          </m:rPr>
+          <m:t>+</m:t>
+        </m:r>
+        <m:r>
+          <m:t>5</m:t>
+        </m:r>
+      </m:oMath>
+      <w:r>
+        <w:t xml:space="preserve">.</w:t>
+      </w:r>
+    </w:p>
+    <w:bookmarkEnd w:id="61"/>
+    <w:bookmarkStart w:id="63" w:name="thm-normal-vector-steepest"/>
+    <w:p>
+      <w:pPr>
+        <w:pStyle w:val="BodyText"/>
+      </w:pPr>
+      <w:r>
+        <w:rPr>
+          <w:b/>
+          <w:bCs/>
+        </w:rPr>
+        <w:t xml:space="preserve">Theorem 4 (The normal vector is the steepest direction)</w:t>
+      </w:r>
+      <w:r>
+        <w:t xml:space="preserve"> </w:t>
+      </w:r>
+      <w:r>
+        <w:t xml:space="preserve">Let</w:t>
+      </w:r>
+      <w:r>
+        <w:t xml:space="preserve"> </w:t>
+      </w:r>
+      <w:r>
+        <w:t xml:space="preserve">${h\mathopen{}\left(\mathord{\smash[b]{\underset{\raise.3ex\hbox{$\scriptstyle\sim$}}{x}}\vphantom{x}}\right)\mathclose{}} = \mathord{\smash[b]{\underset{\raise.3ex\hbox{$\scriptstyle\sim$}}{\beta}}\vphantom{\beta}} \cdot \mathord{\smash[b]{\underset{\raise.3ex\hbox{$\scriptstyle\sim$}}{x}}\vphantom{x}} + \beta_{0}$</w:t>
+      </w:r>
+      <w:r>
+        <w:t xml:space="preserve"> </w:t>
+      </w:r>
+      <w:r>
+        <w:t xml:space="preserve">with</w:t>
+      </w:r>
+      <w:r>
+        <w:t xml:space="preserve"> </w:t>
+      </w:r>
+      <w:r>
+        <w:t xml:space="preserve">$\mathord{\smash[b]{\underset{\raise.3ex\hbox{$\scriptstyle\sim$}}{\beta}}\vphantom{\beta}}\neq \mathord{\smash[b]{\underset{\raise.3ex\hbox{$\scriptstyle\sim$}}{0}}\vphantom{0}}$</w:t>
+      </w:r>
+      <w:r>
+        <w:t xml:space="preserve">.</w:t>
+      </w:r>
+      <w:r>
+        <w:t xml:space="preserve"> </w:t>
+      </w:r>
+      <w:r>
+        <w:t xml:space="preserve">Among</w:t>
+      </w:r>
+      <w:r>
+        <w:t xml:space="preserve"> </w:t>
+      </w:r>
+      <w:hyperlink r:id="rId62">
+        <w:r>
+          <w:rPr>
+            <w:rStyle w:val="Hyperlink"/>
+          </w:rPr>
+          <w:t xml:space="preserve">unit vectors</w:t>
+        </w:r>
+      </w:hyperlink>
+      <w:r>
+        <w:t xml:space="preserve"> </w:t>
+      </w:r>
+      <w:r>
+        <w:t xml:space="preserve">$\mathord{\smash[b]{\underset{\raise.3ex\hbox{$\scriptstyle\sim$}}{u}}\vphantom{u}}$</w:t>
+      </w:r>
+      <w:r>
+        <w:t xml:space="preserve"> </w:t>
+      </w:r>
+      <w:r>
+        <w:t xml:space="preserve">(</w:t>
+      </w:r>
+      <w:r>
+        <w:t xml:space="preserve">$\mathopen{}\left\lVert\mathord{\smash[b]{\underset{\raise.3ex\hbox{$\scriptstyle\sim$}}{u}}\vphantom{u}}\right\rVert\mathclose{} = 1$</w:t>
+      </w:r>
+      <w:r>
+        <w:t xml:space="preserve">),</w:t>
+      </w:r>
+      <w:r>
+        <w:t xml:space="preserve"> </w:t>
+      </w:r>
+      <w:r>
+        <w:t xml:space="preserve">the change</w:t>
+      </w:r>
+      <w:r>
+        <w:t xml:space="preserve"> </w:t>
+      </w:r>
+      <w:r>
+        <w:t xml:space="preserve">${h\mathopen{}\left(\mathord{\smash[b]{\underset{\raise.3ex\hbox{$\scriptstyle\sim$}}{x}}\vphantom{x}}+ t\mathord{\smash[b]{\underset{\raise.3ex\hbox{$\scriptstyle\sim$}}{u}}\vphantom{u}}\right)\mathclose{}} - {h\mathopen{}\left(\mathord{\smash[b]{\underset{\raise.3ex\hbox{$\scriptstyle\sim$}}{x}}\vphantom{x}}\right)\mathclose{}}$</w:t>
+      </w:r>
+      <w:r>
+        <w:t xml:space="preserve"> </w:t>
+      </w:r>
+      <w:r>
+        <w:t xml:space="preserve">with</w:t>
+      </w:r>
+      <w:r>
+        <w:t xml:space="preserve"> </w:t>
+      </w:r>
+      <m:oMath>
+        <m:r>
+          <m:t>t</m:t>
+        </m:r>
+        <m:r>
+          <m:rPr>
+            <m:sty m:val="p"/>
+          </m:rPr>
+          <m:t>&gt;</m:t>
+        </m:r>
+        <m:r>
+          <m:t>0</m:t>
+        </m:r>
+      </m:oMath>
+      <w:r>
+        <w:t xml:space="preserve"> </w:t>
+      </w:r>
+      <w:r>
+        <w:t xml:space="preserve">is largest for</w:t>
+      </w:r>
+      <w:r>
+        <w:t xml:space="preserve"> </w:t>
+      </w:r>
+      <w:r>
+        <w:t xml:space="preserve">$\mathord{\smash[b]{\underset{\raise.3ex\hbox{$\scriptstyle\sim$}}{u}}\vphantom{u}}= \mathord{\smash[b]{\underset{\raise.3ex\hbox{$\scriptstyle\sim$}}{\beta}}\vphantom{\beta}}/ \mathopen{}\left\lVert\mathord{\smash[b]{\underset{\raise.3ex\hbox{$\scriptstyle\sim$}}{\beta}}\vphantom{\beta}}\right\rVert\mathclose{}$</w:t>
+      </w:r>
+      <w:r>
+        <w:t xml:space="preserve">.</w:t>
+      </w:r>
+    </w:p>
+    <w:bookmarkEnd w:id="63"/>
+    <w:p>
+      <w:pPr>
+        <w:pStyle w:val="BodyText"/>
+      </w:pPr>
+      <w:r>
+        <w:rPr>
+          <w:i/>
+          <w:iCs/>
+        </w:rPr>
+        <w:t xml:space="preserve">Proof</w:t>
+      </w:r>
+      <w:r>
+        <w:t xml:space="preserve">. </w:t>
+      </w:r>
+      <w:r>
+        <w:t xml:space="preserve">For a</w:t>
+      </w:r>
+      <w:r>
+        <w:t xml:space="preserve"> </w:t>
+      </w:r>
+      <w:hyperlink r:id="rId62">
+        <w:r>
+          <w:rPr>
+            <w:rStyle w:val="Hyperlink"/>
+          </w:rPr>
+          <w:t xml:space="preserve">unit vector</w:t>
+        </w:r>
+      </w:hyperlink>
+      <w:r>
+        <w:t xml:space="preserve"> </w:t>
+      </w:r>
+      <w:r>
+        <w:t xml:space="preserve">$\mathord{\smash[b]{\underset{\raise.3ex\hbox{$\scriptstyle\sim$}}{u}}\vphantom{u}}$</w:t>
+      </w:r>
+      <w:r>
+        <w:t xml:space="preserve">,</w:t>
+      </w:r>
+    </w:p>
+    <w:p>
+      <w:pPr>
+        <w:pStyle w:val="BodyText"/>
+      </w:pPr>
+      <w:r>
+        <w:t xml:space="preserve">$$
+    {h\mathopen{}\left(\mathord{\smash[b]{\underset{\raise.3ex\hbox{$\scriptstyle\sim$}}{x}}\vphantom{x}}+ t\mathord{\smash[b]{\underset{\raise.3ex\hbox{$\scriptstyle\sim$}}{u}}\vphantom{u}}\right)\mathclose{}} - {h\mathopen{}\left(\mathord{\smash[b]{\underset{\raise.3ex\hbox{$\scriptstyle\sim$}}{x}}\vphantom{x}}\right)\mathclose{}} = t\mathord{\smash[b]{\underset{\raise.3ex\hbox{$\scriptstyle\sim$}}{\beta}}\vphantom{\beta}} \cdot \mathord{\smash[b]{\underset{\raise.3ex\hbox{$\scriptstyle\sim$}}{u}}\vphantom{u}}.
+    $$</w:t>
+      </w:r>
+    </w:p>
+    <w:p>
+      <w:pPr>
+        <w:pStyle w:val="FirstParagraph"/>
+      </w:pPr>
+      <w:r>
+        <w:t xml:space="preserve">Since</w:t>
+      </w:r>
+      <w:r>
+        <w:t xml:space="preserve"> </w:t>
+      </w:r>
+      <m:oMath>
+        <m:r>
+          <m:t>t</m:t>
+        </m:r>
+        <m:r>
+          <m:rPr>
+            <m:sty m:val="p"/>
+          </m:rPr>
+          <m:t>&gt;</m:t>
+        </m:r>
+        <m:r>
+          <m:t>0</m:t>
+        </m:r>
+      </m:oMath>
+      <w:r>
+        <w:t xml:space="preserve">, maximizing this change is the same as maximizing</w:t>
+      </w:r>
+      <w:r>
+        <w:t xml:space="preserve"> </w:t>
+      </w:r>
+      <w:r>
+        <w:t xml:space="preserve">$\mathord{\smash[b]{\underset{\raise.3ex\hbox{$\scriptstyle\sim$}}{\beta}}\vphantom{\beta}} \cdot \mathord{\smash[b]{\underset{\raise.3ex\hbox{$\scriptstyle\sim$}}{u}}\vphantom{u}}$</w:t>
+      </w:r>
+      <w:r>
+        <w:t xml:space="preserve">.</w:t>
+      </w:r>
+      <w:r>
+        <w:t xml:space="preserve"> </w:t>
+      </w:r>
+      <w:r>
+        <w:t xml:space="preserve">By the</w:t>
+      </w:r>
+      <w:r>
+        <w:t xml:space="preserve"> </w:t>
+      </w:r>
+      <w:hyperlink r:id="rId64">
+        <w:r>
+          <w:rPr>
+            <w:rStyle w:val="Hyperlink"/>
+          </w:rPr>
+          <w:t xml:space="preserve">Cauchy-Schwarz inequality</w:t>
+        </w:r>
+      </w:hyperlink>
+      <w:r>
+        <w:t xml:space="preserve">,</w:t>
+      </w:r>
+      <w:r>
+        <w:t xml:space="preserve"> </w:t>
+      </w:r>
+      <w:r>
+        <w:t xml:space="preserve">$\mathord{\smash[b]{\underset{\raise.3ex\hbox{$\scriptstyle\sim$}}{\beta}}\vphantom{\beta}} \cdot \mathord{\smash[b]{\underset{\raise.3ex\hbox{$\scriptstyle\sim$}}{u}}\vphantom{u}} \le \mathopen{}\left\lVert\mathord{\smash[b]{\underset{\raise.3ex\hbox{$\scriptstyle\sim$}}{\beta}}\vphantom{\beta}}\right\rVert\mathclose{}\mathopen{}\left\lVert\mathord{\smash[b]{\underset{\raise.3ex\hbox{$\scriptstyle\sim$}}{u}}\vphantom{u}}\right\rVert\mathclose{} = \mathopen{}\left\lVert\mathord{\smash[b]{\underset{\raise.3ex\hbox{$\scriptstyle\sim$}}{\beta}}\vphantom{\beta}}\right\rVert\mathclose{}$</w:t>
+      </w:r>
+      <w:r>
+        <w:t xml:space="preserve">.</w:t>
+      </w:r>
+      <w:r>
+        <w:t xml:space="preserve"> </w:t>
+      </w:r>
+      <w:r>
+        <w:t xml:space="preserve">Equality holds exactly when</w:t>
+      </w:r>
+      <w:r>
+        <w:t xml:space="preserve"> </w:t>
+      </w:r>
+      <w:r>
+        <w:t xml:space="preserve">$\mathord{\smash[b]{\underset{\raise.3ex\hbox{$\scriptstyle\sim$}}{u}}\vphantom{u}}= \alpha\mathord{\smash[b]{\underset{\raise.3ex\hbox{$\scriptstyle\sim$}}{\beta}}\vphantom{\beta}}$</w:t>
+      </w:r>
+      <w:r>
+        <w:t xml:space="preserve"> </w:t>
+      </w:r>
+      <w:r>
+        <w:t xml:space="preserve">for some</w:t>
+      </w:r>
+      <w:r>
+        <w:t xml:space="preserve"> </w:t>
+      </w:r>
+      <m:oMath>
+        <m:r>
+          <m:t>α</m:t>
+        </m:r>
+        <m:r>
+          <m:rPr>
+            <m:sty m:val="p"/>
+          </m:rPr>
+          <m:t>&gt;</m:t>
+        </m:r>
+        <m:r>
+          <m:t>0</m:t>
+        </m:r>
+      </m:oMath>
+      <w:r>
+        <w:t xml:space="preserve">.</w:t>
+      </w:r>
+      <w:r>
+        <w:t xml:space="preserve"> </w:t>
+      </w:r>
+      <w:r>
+        <w:t xml:space="preserve">The condition</w:t>
+      </w:r>
+      <w:r>
+        <w:t xml:space="preserve"> </w:t>
+      </w:r>
+      <w:r>
+        <w:t xml:space="preserve">$\mathopen{}\left\lVert\mathord{\smash[b]{\underset{\raise.3ex\hbox{$\scriptstyle\sim$}}{u}}\vphantom{u}}\right\rVert\mathclose{} = 1$</w:t>
+      </w:r>
+      <w:r>
+        <w:t xml:space="preserve"> </w:t>
+      </w:r>
+      <w:r>
+        <w:t xml:space="preserve">then forces</w:t>
+      </w:r>
+      <w:r>
+        <w:t xml:space="preserve"> </w:t>
+      </w:r>
+      <w:r>
+        <w:t xml:space="preserve">$\alpha\mathopen{}\left\lVert\mathord{\smash[b]{\underset{\raise.3ex\hbox{$\scriptstyle\sim$}}{\beta}}\vphantom{\beta}}\right\rVert\mathclose{} = 1$</w:t>
+      </w:r>
+      <w:r>
+        <w:t xml:space="preserve">, so</w:t>
+      </w:r>
+    </w:p>
+    <w:p>
+      <w:pPr>
+        <w:pStyle w:val="BodyText"/>
+      </w:pPr>
+      <w:r>
+        <w:t xml:space="preserve">$$
+    \mathord{\smash[b]{\underset{\raise.3ex\hbox{$\scriptstyle\sim$}}{u}}\vphantom{u}}= \mathord{\smash[b]{\underset{\raise.3ex\hbox{$\scriptstyle\sim$}}{\beta}}\vphantom{\beta}}/ \mathopen{}\left\lVert\mathord{\smash[b]{\underset{\raise.3ex\hbox{$\scriptstyle\sim$}}{\beta}}\vphantom{\beta}}\right\rVert\mathclose{}.
+    $$</w:t>
+      </w:r>
+    </w:p>
+    <w:bookmarkStart w:id="65" w:name="exm-normal-vector-steepest"/>
+    <w:p>
+      <w:pPr>
+        <w:pStyle w:val="FirstParagraph"/>
+      </w:pPr>
+      <w:r>
+        <w:rPr>
+          <w:b/>
+          <w:bCs/>
+        </w:rPr>
+        <w:t xml:space="preserve">Example 8 (Two unit steps compared)</w:t>
+      </w:r>
+      <w:r>
+        <w:t xml:space="preserve"> </w:t>
+      </w:r>
+      <w:r>
+        <w:t xml:space="preserve">Let</w:t>
+      </w:r>
+      <w:r>
+        <w:t xml:space="preserve"> </w:t>
+      </w:r>
+      <w:r>
+        <w:t xml:space="preserve">${h\mathopen{}\left(\mathord{\smash[b]{\underset{\raise.3ex\hbox{$\scriptstyle\sim$}}{x}}\vphantom{x}}\right)\mathclose{}} = 2x_1 + x_2 + 1$</w:t>
+      </w:r>
+      <w:r>
+        <w:t xml:space="preserve">, so</w:t>
+      </w:r>
+      <w:r>
+        <w:t xml:space="preserve"> </w:t>
+      </w:r>
+      <w:r>
+        <w:t xml:space="preserve">$\mathord{\smash[b]{\underset{\raise.3ex\hbox{$\scriptstyle\sim$}}{\beta}}\vphantom{\beta}}= {(2, 1)}^{\top}$</w:t>
+      </w:r>
+      <w:r>
+        <w:t xml:space="preserve"> </w:t>
+      </w:r>
+      <w:r>
+        <w:t xml:space="preserve">and</w:t>
+      </w:r>
+      <w:r>
+        <w:t xml:space="preserve"> </w:t>
+      </w:r>
+      <w:r>
+        <w:t xml:space="preserve">$\mathopen{}\left\lVert\mathord{\smash[b]{\underset{\raise.3ex\hbox{$\scriptstyle\sim$}}{\beta}}\vphantom{\beta}}\right\rVert\mathclose{} = \sqrt{5}$</w:t>
+      </w:r>
+      <w:r>
+        <w:t xml:space="preserve">.</w:t>
+      </w:r>
+      <w:r>
+        <w:t xml:space="preserve"> </w:t>
+      </w:r>
+      <w:r>
+        <w:t xml:space="preserve">A step of size</w:t>
+      </w:r>
+      <w:r>
+        <w:t xml:space="preserve"> </w:t>
+      </w:r>
+      <m:oMath>
+        <m:r>
+          <m:t>1</m:t>
+        </m:r>
+      </m:oMath>
+      <w:r>
+        <w:t xml:space="preserve"> </w:t>
+      </w:r>
+      <w:r>
+        <w:t xml:space="preserve">along the</w:t>
+      </w:r>
+      <w:r>
+        <w:t xml:space="preserve"> </w:t>
+      </w:r>
+      <w:hyperlink r:id="rId62">
+        <w:r>
+          <w:rPr>
+            <w:rStyle w:val="Hyperlink"/>
+          </w:rPr>
+          <w:t xml:space="preserve">unit vector</w:t>
+        </w:r>
+      </w:hyperlink>
+      <w:r>
+        <w:t xml:space="preserve"> </w:t>
+      </w:r>
+      <w:r>
+        <w:t xml:space="preserve">$\mathord{\smash[b]{\underset{\raise.3ex\hbox{$\scriptstyle\sim$}}{\beta}}\vphantom{\beta}}/ \sqrt{5}$</w:t>
+      </w:r>
+      <w:r>
+        <w:t xml:space="preserve"> </w:t>
+      </w:r>
+      <w:r>
+        <w:t xml:space="preserve">raises</w:t>
+      </w:r>
+      <w:r>
+        <w:t xml:space="preserve"> </w:t>
+      </w:r>
+      <m:oMath>
+        <m:r>
+          <m:t>h</m:t>
+        </m:r>
+      </m:oMath>
+      <w:r>
+        <w:t xml:space="preserve"> </w:t>
+      </w:r>
+      <w:r>
+        <w:t xml:space="preserve">by</w:t>
+      </w:r>
+      <w:r>
+        <w:t xml:space="preserve"> </w:t>
+      </w:r>
+      <w:r>
+        <w:t xml:space="preserve">$\mathord{\smash[b]{\underset{\raise.3ex\hbox{$\scriptstyle\sim$}}{\beta}}\vphantom{\beta}} \cdot \mathord{\smash[b]{\underset{\raise.3ex\hbox{$\scriptstyle\sim$}}{\beta}}\vphantom{\beta}} / \sqrt{5} = \sqrt{5} \approx 2.24$</w:t>
+      </w:r>
+      <w:r>
+        <w:t xml:space="preserve">.</w:t>
+      </w:r>
+      <w:r>
+        <w:t xml:space="preserve"> </w:t>
+      </w:r>
+      <w:r>
+        <w:t xml:space="preserve">A step of size</w:t>
+      </w:r>
+      <w:r>
+        <w:t xml:space="preserve"> </w:t>
+      </w:r>
+      <m:oMath>
+        <m:r>
+          <m:t>1</m:t>
+        </m:r>
+      </m:oMath>
+      <w:r>
+        <w:t xml:space="preserve"> </w:t>
+      </w:r>
+      <w:r>
+        <w:t xml:space="preserve">along</w:t>
+      </w:r>
+      <w:r>
+        <w:t xml:space="preserve"> </w:t>
+      </w:r>
+      <m:oMath>
+        <m:sSup>
+          <m:e>
+            <m:r>
+              <m:rPr>
+                <m:sty m:val="p"/>
+              </m:rPr>
+              <m:t>(</m:t>
+            </m:r>
+            <m:r>
+              <m:t>1</m:t>
+            </m:r>
+            <m:r>
+              <m:rPr>
+                <m:sty m:val="p"/>
+              </m:rPr>
+              <m:t>,</m:t>
+            </m:r>
+            <m:r>
+              <m:t>0</m:t>
+            </m:r>
+            <m:r>
+              <m:rPr>
+                <m:sty m:val="p"/>
+              </m:rPr>
+              <m:t>)</m:t>
+            </m:r>
+          </m:e>
+          <m:sup>
+            <m:r>
+              <m:rPr>
+                <m:sty m:val="p"/>
+              </m:rPr>
+              <m:t>⊤</m:t>
+            </m:r>
+          </m:sup>
+        </m:sSup>
+      </m:oMath>
+      <w:r>
+        <w:t xml:space="preserve"> </w:t>
+      </w:r>
+      <w:r>
+        <w:t xml:space="preserve">raises it by only</w:t>
+      </w:r>
+      <w:r>
+        <w:t xml:space="preserve"> </w:t>
+      </w:r>
+      <w:r>
+        <w:t xml:space="preserve">$\mathord{\smash[b]{\underset{\raise.3ex\hbox{$\scriptstyle\sim$}}{\beta}}\vphantom{\beta}} \cdot {(1, 0)}^{\top} = 2$</w:t>
+      </w:r>
+      <w:r>
+        <w:t xml:space="preserve">.</w:t>
+      </w:r>
+    </w:p>
+    <w:bookmarkEnd w:id="65"/>
+    <w:bookmarkStart w:id="66" w:name="exr-partials-by-hand"/>
     <w:p>
       <w:pPr>
         <w:pStyle w:val="BodyText"/>
@@ -10681,8 +12718,8 @@
         <w:t xml:space="preserve">.</w:t>
       </w:r>
     </w:p>
-    <w:bookmarkEnd w:id="50"/>
-    <w:bookmarkStart w:id="51" w:name="sol-partials-by-hand"/>
+    <w:bookmarkEnd w:id="66"/>
+    <w:bookmarkStart w:id="67" w:name="sol-partials-by-hand"/>
     <w:p>
       <w:pPr>
         <w:pStyle w:val="FirstParagraph"/>
@@ -11667,8 +13704,8 @@
         <w:t xml:space="preserve">increases it, so the uphill direction is neither axis.</w:t>
       </w:r>
     </w:p>
-    <w:bookmarkEnd w:id="51"/>
-    <w:bookmarkStart w:id="53" w:name="def-row-vector-derivative"/>
+    <w:bookmarkEnd w:id="67"/>
+    <w:bookmarkStart w:id="69" w:name="def-row-vector-derivative"/>
     <w:p>
       <w:pPr>
         <w:pStyle w:val="BodyText"/>
@@ -11789,7 +13826,7 @@
       <w:pPr>
         <w:pStyle w:val="BodyText"/>
       </w:pPr>
-      <w:bookmarkStart w:id="52" w:name="eq-row-vector-derivative"/>
+      <w:bookmarkStart w:id="68" w:name="eq-row-vector-derivative"/>
       <w:r>
         <w:t xml:space="preserve">$$
     \frac{\partial f(\mathord{\smash[b]{\underset{\raise.3ex\hbox{$\scriptstyle\sim$}}{\beta}}\vphantom{\beta}})}{\partial {\mathord{\smash[b]{\underset{\raise.3ex\hbox{$\scriptstyle\sim$}}{\beta}}\vphantom{\beta}}}^{\top}} =
@@ -11801,7 +13838,7 @@
     \end{bmatrix}
      \qquad(1)$$</w:t>
       </w:r>
-      <w:bookmarkEnd w:id="52"/>
+      <w:bookmarkEnd w:id="68"/>
     </w:p>
     <w:p>
       <w:pPr>
@@ -11857,8 +13894,8 @@
         <w:t xml:space="preserve">.</w:t>
       </w:r>
     </w:p>
-    <w:bookmarkEnd w:id="53"/>
-    <w:bookmarkStart w:id="54" w:name="rem-row-vector-derivative-notation"/>
+    <w:bookmarkEnd w:id="69"/>
+    <w:bookmarkStart w:id="70" w:name="rem-row-vector-derivative-notation"/>
     <w:p>
       <w:pPr>
         <w:pStyle w:val="BodyText"/>
@@ -11976,8 +14013,8 @@
         <w:t xml:space="preserve">).</w:t>
       </w:r>
     </w:p>
-    <w:bookmarkEnd w:id="54"/>
-    <w:bookmarkStart w:id="58" w:name="rem-row-derivative-shape"/>
+    <w:bookmarkEnd w:id="70"/>
+    <w:bookmarkStart w:id="74" w:name="rem-row-derivative-shape"/>
     <w:p>
       <w:pPr>
         <w:pStyle w:val="BodyText"/>
@@ -12257,7 +14294,7 @@
       <w:r>
         <w:t xml:space="preserve"> </w:t>
       </w:r>
-      <w:hyperlink r:id="rId55">
+      <w:hyperlink r:id="rId71">
         <w:r>
           <w:rPr>
             <w:rStyle w:val="Hyperlink"/>
@@ -12669,7 +14706,7 @@
       <w:r>
         <w:t xml:space="preserve"> </w:t>
       </w:r>
-      <w:hyperlink r:id="rId56">
+      <w:hyperlink r:id="rId72">
         <w:r>
           <w:rPr>
             <w:rStyle w:val="Hyperlink"/>
@@ -13022,7 +15059,7 @@
       <w:r>
         <w:t xml:space="preserve"> </w:t>
       </w:r>
-      <w:hyperlink r:id="rId57">
+      <w:hyperlink r:id="rId73">
         <w:r>
           <w:rPr>
             <w:rStyle w:val="Hyperlink"/>
@@ -13336,8 +15373,8 @@
         <w:t xml:space="preserve">.</w:t>
       </w:r>
     </w:p>
-    <w:bookmarkEnd w:id="58"/>
-    <w:bookmarkStart w:id="61" w:name="thm-row-deriv-tp-col-deriv"/>
+    <w:bookmarkEnd w:id="74"/>
+    <w:bookmarkStart w:id="77" w:name="thm-row-deriv-tp-col-deriv"/>
     <w:p>
       <w:pPr>
         <w:pStyle w:val="FirstParagraph"/>
@@ -13347,30 +15384,30 @@
           <w:b/>
           <w:bCs/>
         </w:rPr>
-        <w:t xml:space="preserve">Theorem 2 (Row and column derivatives are transposes)</w:t>
+        <w:t xml:space="preserve">Theorem 5 (Row and column derivatives are transposes)</w:t>
       </w:r>
     </w:p>
     <w:p>
       <w:pPr>
         <w:pStyle w:val="BodyText"/>
       </w:pPr>
-      <w:bookmarkStart w:id="59" w:name="eq-row-deriv-tp-col-deriv"/>
+      <w:bookmarkStart w:id="75" w:name="eq-row-deriv-tp-col-deriv"/>
       <w:r>
         <w:t xml:space="preserve">$$\frac{\partial f(\mathord{\smash[b]{\underset{\raise.3ex\hbox{$\scriptstyle\sim$}}{\beta}}\vphantom{\beta}})}{\partial {\mathord{\smash[b]{\underset{\raise.3ex\hbox{$\scriptstyle\sim$}}{\beta}}\vphantom{\beta}}}^{\top}} = {\mathopen{}\left(\frac{\partial f(\mathord{\smash[b]{\underset{\raise.3ex\hbox{$\scriptstyle\sim$}}{\beta}}\vphantom{\beta}})}{\partial \mathord{\smash[b]{\underset{\raise.3ex\hbox{$\scriptstyle\sim$}}{\beta}}\vphantom{\beta}}}\right)\mathclose{}}^{\top} \qquad(2)$$</w:t>
       </w:r>
-      <w:bookmarkEnd w:id="59"/>
+      <w:bookmarkEnd w:id="75"/>
     </w:p>
     <w:p>
       <w:pPr>
         <w:pStyle w:val="FirstParagraph"/>
       </w:pPr>
-      <w:bookmarkStart w:id="60" w:name="eq-col-deriv-tp-row-deriv"/>
+      <w:bookmarkStart w:id="76" w:name="eq-col-deriv-tp-row-deriv"/>
       <w:r>
         <w:t xml:space="preserve">$$\frac{\partial f(\mathord{\smash[b]{\underset{\raise.3ex\hbox{$\scriptstyle\sim$}}{\beta}}\vphantom{\beta}})}{\partial \mathord{\smash[b]{\underset{\raise.3ex\hbox{$\scriptstyle\sim$}}{\beta}}\vphantom{\beta}}} = {\mathopen{}\left(\frac{\partial f(\mathord{\smash[b]{\underset{\raise.3ex\hbox{$\scriptstyle\sim$}}{\beta}}\vphantom{\beta}})}{\partial {\mathord{\smash[b]{\underset{\raise.3ex\hbox{$\scriptstyle\sim$}}{\beta}}\vphantom{\beta}}}^{\top}}\right)\mathclose{}}^{\top} \qquad(3)$$</w:t>
       </w:r>
-      <w:bookmarkEnd w:id="60"/>
+      <w:bookmarkEnd w:id="76"/>
     </w:p>
-    <w:bookmarkEnd w:id="61"/>
+    <w:bookmarkEnd w:id="77"/>
     <w:p>
       <w:pPr>
         <w:pStyle w:val="FirstParagraph"/>
@@ -13537,7 +15574,7 @@
         <w:t xml:space="preserve">so each is the transpose of the other.</w:t>
       </w:r>
     </w:p>
-    <w:bookmarkStart w:id="62" w:name="exm-row-deriv-tp-col-deriv"/>
+    <w:bookmarkStart w:id="78" w:name="exm-row-deriv-tp-col-deriv"/>
     <w:p>
       <w:pPr>
         <w:pStyle w:val="BodyText"/>
@@ -13547,7 +15584,7 @@
           <w:b/>
           <w:bCs/>
         </w:rPr>
-        <w:t xml:space="preserve">Example 6 (Row and column derivatives of a linear function)</w:t>
+        <w:t xml:space="preserve">Example 9 (Row and column derivatives of a linear function)</w:t>
       </w:r>
       <w:r>
         <w:t xml:space="preserve"> </w:t>
@@ -13585,8 +15622,8 @@
         <w:t xml:space="preserve">and each is the transpose of the other.</w:t>
       </w:r>
     </w:p>
-    <w:bookmarkEnd w:id="62"/>
-    <w:bookmarkStart w:id="63" w:name="def-vector-valued-derivative"/>
+    <w:bookmarkEnd w:id="78"/>
+    <w:bookmarkStart w:id="79" w:name="def-vector-valued-derivative"/>
     <w:p>
       <w:pPr>
         <w:pStyle w:val="BodyText"/>
@@ -13839,8 +15876,8 @@
         <w:t xml:space="preserve">matrix.</w:t>
       </w:r>
     </w:p>
-    <w:bookmarkEnd w:id="63"/>
-    <w:bookmarkStart w:id="64" w:name="def-denominator-layout"/>
+    <w:bookmarkEnd w:id="79"/>
+    <w:bookmarkStart w:id="80" w:name="def-denominator-layout"/>
     <w:p>
       <w:pPr>
         <w:pStyle w:val="BodyText"/>
@@ -13980,8 +16017,8 @@
         <w:t xml:space="preserve">).</w:t>
       </w:r>
     </w:p>
-    <w:bookmarkEnd w:id="64"/>
-    <w:bookmarkStart w:id="65" w:name="exm-vector-valued-derivative"/>
+    <w:bookmarkEnd w:id="80"/>
+    <w:bookmarkStart w:id="81" w:name="exm-vector-valued-derivative"/>
     <w:p>
       <w:pPr>
         <w:pStyle w:val="BodyText"/>
@@ -13991,7 +16028,7 @@
           <w:b/>
           <w:bCs/>
         </w:rPr>
-        <w:t xml:space="preserve">Example 7 (Differentiating a</w:t>
+        <w:t xml:space="preserve">Example 10 (Differentiating a</w:t>
       </w:r>
       <w:r>
         <w:rPr>
@@ -14160,8 +16197,8 @@
     $$</w:t>
       </w:r>
     </w:p>
-    <w:bookmarkEnd w:id="65"/>
-    <w:bookmarkStart w:id="66" w:name="def-jacobian-matrix"/>
+    <w:bookmarkEnd w:id="81"/>
+    <w:bookmarkStart w:id="82" w:name="def-jacobian-matrix"/>
     <w:p>
       <w:pPr>
         <w:pStyle w:val="FirstParagraph"/>
@@ -14542,8 +16579,8 @@
         <w:t xml:space="preserve">.</w:t>
       </w:r>
     </w:p>
-    <w:bookmarkEnd w:id="66"/>
-    <w:bookmarkStart w:id="67" w:name="def-numerator-layout"/>
+    <w:bookmarkEnd w:id="82"/>
+    <w:bookmarkStart w:id="83" w:name="def-numerator-layout"/>
     <w:p>
       <w:pPr>
         <w:pStyle w:val="BodyText"/>
@@ -14637,8 +16674,8 @@
         <w:t xml:space="preserve">.</w:t>
       </w:r>
     </w:p>
-    <w:bookmarkEnd w:id="67"/>
-    <w:bookmarkStart w:id="68" w:name="exm-jacobian-matrix"/>
+    <w:bookmarkEnd w:id="83"/>
+    <w:bookmarkStart w:id="84" w:name="exm-jacobian-matrix"/>
     <w:p>
       <w:pPr>
         <w:pStyle w:val="BodyText"/>
@@ -14648,7 +16685,7 @@
           <w:b/>
           <w:bCs/>
         </w:rPr>
-        <w:t xml:space="preserve">Example 8 (The Jacobian matrix of a</w:t>
+        <w:t xml:space="preserve">Example 11 (The Jacobian matrix of a</w:t>
       </w:r>
       <w:r>
         <w:rPr>
@@ -14746,7 +16783,7 @@
           <w:rPr>
             <w:rStyle w:val="Hyperlink"/>
           </w:rPr>
-          <w:t xml:space="preserve">Example 7</w:t>
+          <w:t xml:space="preserve">Example 10</w:t>
         </w:r>
       </w:hyperlink>
       <w:r>
@@ -15291,8 +17328,8 @@
         <w:t xml:space="preserve">matrix found there.</w:t>
       </w:r>
     </w:p>
-    <w:bookmarkEnd w:id="68"/>
-    <w:bookmarkStart w:id="69" w:name="rem-numerator-layout"/>
+    <w:bookmarkEnd w:id="84"/>
+    <w:bookmarkStart w:id="85" w:name="rem-numerator-layout"/>
     <w:p>
       <w:pPr>
         <w:pStyle w:val="BodyText"/>
@@ -15363,8 +17400,8 @@
         <w:t xml:space="preserve">Check a source’s layout before combining its formulas with these.</w:t>
       </w:r>
     </w:p>
-    <w:bookmarkEnd w:id="69"/>
-    <w:bookmarkStart w:id="70" w:name="def-constant-wrt-vector"/>
+    <w:bookmarkEnd w:id="85"/>
+    <w:bookmarkStart w:id="86" w:name="def-constant-wrt-vector"/>
     <w:p>
       <w:pPr>
         <w:pStyle w:val="BodyText"/>
@@ -15497,8 +17534,8 @@
     $$</w:t>
       </w:r>
     </w:p>
-    <w:bookmarkEnd w:id="70"/>
-    <w:bookmarkStart w:id="71" w:name="exm-constant-wrt-vector"/>
+    <w:bookmarkEnd w:id="86"/>
+    <w:bookmarkStart w:id="87" w:name="exm-constant-wrt-vector"/>
     <w:p>
       <w:pPr>
         <w:pStyle w:val="FirstParagraph"/>
@@ -15508,7 +17545,7 @@
           <w:b/>
           <w:bCs/>
         </w:rPr>
-        <w:t xml:space="preserve">Example 9 (A constant vector)</w:t>
+        <w:t xml:space="preserve">Example 12 (A constant vector)</w:t>
       </w:r>
       <w:r>
         <w:t xml:space="preserve"> </w:t>
@@ -15739,8 +17776,8 @@
         <w:t xml:space="preserve">).</w:t>
       </w:r>
     </w:p>
-    <w:bookmarkEnd w:id="71"/>
-    <w:bookmarkStart w:id="72" w:name="exm-not-constant-wrt-vector"/>
+    <w:bookmarkEnd w:id="87"/>
+    <w:bookmarkStart w:id="88" w:name="exm-not-constant-wrt-vector"/>
     <w:p>
       <w:pPr>
         <w:pStyle w:val="BodyText"/>
@@ -15750,7 +17787,7 @@
           <w:b/>
           <w:bCs/>
         </w:rPr>
-        <w:t xml:space="preserve">Example 10 (A vector that is not constant)</w:t>
+        <w:t xml:space="preserve">Example 13 (A vector that is not constant)</w:t>
       </w:r>
       <w:r>
         <w:t xml:space="preserve"> </w:t>
@@ -15899,8 +17936,8 @@
         <w:t xml:space="preserve">does.</w:t>
       </w:r>
     </w:p>
-    <w:bookmarkEnd w:id="72"/>
-    <w:bookmarkStart w:id="73" w:name="exr-miller-pderiv-independent-variable"/>
+    <w:bookmarkEnd w:id="88"/>
+    <w:bookmarkStart w:id="89" w:name="exr-miller-pderiv-independent-variable"/>
     <w:p>
       <w:pPr>
         <w:pStyle w:val="BodyText"/>
@@ -16132,8 +18169,8 @@
         </m:oMath>
       </m:oMathPara>
     </w:p>
-    <w:bookmarkEnd w:id="73"/>
-    <w:bookmarkStart w:id="74" w:name="sol-miller-pderiv-independent-variable"/>
+    <w:bookmarkEnd w:id="89"/>
+    <w:bookmarkStart w:id="90" w:name="sol-miller-pderiv-independent-variable"/>
     <w:p>
       <w:pPr>
         <w:pStyle w:val="FirstParagraph"/>
@@ -16390,8 +18427,8 @@
         <w:t xml:space="preserve">Always verify which variables actually appear in a formula before performing lengthy algebraic differentiation.</w:t>
       </w:r>
     </w:p>
-    <w:bookmarkEnd w:id="74"/>
-    <w:bookmarkStart w:id="75" w:name="thm-deriv-lincom"/>
+    <w:bookmarkEnd w:id="90"/>
+    <w:bookmarkStart w:id="91" w:name="thm-deriv-lincom"/>
     <w:p>
       <w:pPr>
         <w:pStyle w:val="BodyText"/>
@@ -16401,7 +18438,7 @@
           <w:b/>
           <w:bCs/>
         </w:rPr>
-        <w:t xml:space="preserve">Theorem 3 (Derivative of a dot product)</w:t>
+        <w:t xml:space="preserve">Theorem 6 (Derivative of a dot product)</w:t>
       </w:r>
       <w:r>
         <w:t xml:space="preserve"> </w:t>
@@ -16447,7 +18484,7 @@
     $$</w:t>
       </w:r>
     </w:p>
-    <w:bookmarkEnd w:id="75"/>
+    <w:bookmarkEnd w:id="91"/>
     <w:p>
       <w:pPr>
         <w:pStyle w:val="FirstParagraph"/>
@@ -16490,7 +18527,7 @@
     $$</w:t>
       </w:r>
     </w:p>
-    <w:bookmarkStart w:id="76" w:name="exm-deriv-lincom"/>
+    <w:bookmarkStart w:id="92" w:name="exm-deriv-lincom"/>
     <w:p>
       <w:pPr>
         <w:pStyle w:val="FirstParagraph"/>
@@ -16500,7 +18537,7 @@
           <w:b/>
           <w:bCs/>
         </w:rPr>
-        <w:t xml:space="preserve">Example 11 (Derivative of a dot product)</w:t>
+        <w:t xml:space="preserve">Example 14 (Derivative of a dot product)</w:t>
       </w:r>
       <w:r>
         <w:t xml:space="preserve"> </w:t>
@@ -16543,7 +18580,7 @@
           <w:rPr>
             <w:rStyle w:val="Hyperlink"/>
           </w:rPr>
-          <w:t xml:space="preserve">Example 9</w:t>
+          <w:t xml:space="preserve">Example 12</w:t>
         </w:r>
       </w:hyperlink>
       <w:r>
@@ -16581,7 +18618,7 @@
           <w:rPr>
             <w:rStyle w:val="Hyperlink"/>
           </w:rPr>
-          <w:t xml:space="preserve">Theorem 3</w:t>
+          <w:t xml:space="preserve">Theorem 6</w:t>
         </w:r>
       </w:hyperlink>
       <w:r>
@@ -16635,8 +18672,8 @@
         <w:t xml:space="preserve">Both methods agree.</w:t>
       </w:r>
     </w:p>
-    <w:bookmarkEnd w:id="76"/>
-    <w:bookmarkStart w:id="77" w:name="thm-deriv-dot-product"/>
+    <w:bookmarkEnd w:id="92"/>
+    <w:bookmarkStart w:id="93" w:name="thm-deriv-dot-product"/>
     <w:p>
       <w:pPr>
         <w:pStyle w:val="BodyText"/>
@@ -16646,7 +18683,7 @@
           <w:b/>
           <w:bCs/>
         </w:rPr>
-        <w:t xml:space="preserve">Theorem 4 (Product rule for dot-products)</w:t>
+        <w:t xml:space="preserve">Theorem 7 (Product rule for dot-products)</w:t>
       </w:r>
       <w:r>
         <w:t xml:space="preserve"> </w:t>
@@ -16733,7 +18770,7 @@
     $$</w:t>
       </w:r>
     </w:p>
-    <w:bookmarkEnd w:id="77"/>
+    <w:bookmarkEnd w:id="93"/>
     <w:p>
       <w:pPr>
         <w:pStyle w:val="FirstParagraph"/>
@@ -16809,7 +18846,7 @@
     $$</w:t>
       </w:r>
     </w:p>
-    <w:bookmarkStart w:id="78" w:name="exm-deriv-dot-product"/>
+    <w:bookmarkStart w:id="94" w:name="exm-deriv-dot-product"/>
     <w:p>
       <w:pPr>
         <w:pStyle w:val="FirstParagraph"/>
@@ -16819,7 +18856,7 @@
           <w:b/>
           <w:bCs/>
         </w:rPr>
-        <w:t xml:space="preserve">Example 12 (Example of the dot-product rule)</w:t>
+        <w:t xml:space="preserve">Example 15 (Example of the dot-product rule)</w:t>
       </w:r>
       <w:r>
         <w:t xml:space="preserve"> </w:t>
@@ -16835,7 +18872,7 @@
           <w:rPr>
             <w:rStyle w:val="Hyperlink"/>
           </w:rPr>
-          <w:t xml:space="preserve">Theorem 4</w:t>
+          <w:t xml:space="preserve">Theorem 7</w:t>
         </w:r>
       </w:hyperlink>
       <w:r>
@@ -16947,7 +18984,7 @@
           <w:rPr>
             <w:rStyle w:val="Hyperlink"/>
           </w:rPr>
-          <w:t xml:space="preserve">Theorem 4</w:t>
+          <w:t xml:space="preserve">Theorem 7</w:t>
         </w:r>
       </w:hyperlink>
       <w:r>
@@ -17017,8 +19054,8 @@
         <w:t xml:space="preserve">Both methods agree.</w:t>
       </w:r>
     </w:p>
-    <w:bookmarkEnd w:id="78"/>
-    <w:bookmarkStart w:id="79" w:name="thm-deriv-linear-map"/>
+    <w:bookmarkEnd w:id="94"/>
+    <w:bookmarkStart w:id="95" w:name="thm-deriv-linear-map"/>
     <w:p>
       <w:pPr>
         <w:pStyle w:val="BodyText"/>
@@ -17028,7 +19065,7 @@
           <w:b/>
           <w:bCs/>
         </w:rPr>
-        <w:t xml:space="preserve">Theorem 5 (Derivative of a linear map)</w:t>
+        <w:t xml:space="preserve">Theorem 8 (Derivative of a linear map)</w:t>
       </w:r>
       <w:r>
         <w:t xml:space="preserve"> </w:t>
@@ -17109,7 +19146,7 @@
     $$</w:t>
       </w:r>
     </w:p>
-    <w:bookmarkEnd w:id="79"/>
+    <w:bookmarkEnd w:id="95"/>
     <w:p>
       <w:pPr>
         <w:pStyle w:val="FirstParagraph"/>
@@ -17245,7 +19282,7 @@
     $$</w:t>
       </w:r>
     </w:p>
-    <w:bookmarkStart w:id="80" w:name="exm-deriv-linear-map"/>
+    <w:bookmarkStart w:id="96" w:name="exm-deriv-linear-map"/>
     <w:p>
       <w:pPr>
         <w:pStyle w:val="FirstParagraph"/>
@@ -17255,7 +19292,7 @@
           <w:b/>
           <w:bCs/>
         </w:rPr>
-        <w:t xml:space="preserve">Example 13 (Derivative of a linear map)</w:t>
+        <w:t xml:space="preserve">Example 16 (Derivative of a linear map)</w:t>
       </w:r>
       <w:r>
         <w:t xml:space="preserve"> </w:t>
@@ -17377,7 +19414,7 @@
           <w:rPr>
             <w:rStyle w:val="Hyperlink"/>
           </w:rPr>
-          <w:t xml:space="preserve">Theorem 5</w:t>
+          <w:t xml:space="preserve">Theorem 8</w:t>
         </w:r>
       </w:hyperlink>
       <w:r>
@@ -17399,8 +19436,8 @@
     $$</w:t>
       </w:r>
     </w:p>
-    <w:bookmarkEnd w:id="80"/>
-    <w:bookmarkStart w:id="81" w:name="thm-deriv-matrix-vector"/>
+    <w:bookmarkEnd w:id="96"/>
+    <w:bookmarkStart w:id="97" w:name="thm-deriv-matrix-vector"/>
     <w:p>
       <w:pPr>
         <w:pStyle w:val="FirstParagraph"/>
@@ -17410,7 +19447,7 @@
           <w:b/>
           <w:bCs/>
         </w:rPr>
-        <w:t xml:space="preserve">Theorem 6 (Vector-derivative of a matrix-vector product)</w:t>
+        <w:t xml:space="preserve">Theorem 9 (Vector-derivative of a matrix-vector product)</w:t>
       </w:r>
       <w:r>
         <w:t xml:space="preserve"> </w:t>
@@ -17565,7 +19602,7 @@
     $$</w:t>
       </w:r>
     </w:p>
-    <w:bookmarkEnd w:id="81"/>
+    <w:bookmarkEnd w:id="97"/>
     <w:p>
       <w:pPr>
         <w:pStyle w:val="FirstParagraph"/>
@@ -17699,7 +19736,7 @@
     $$</w:t>
       </w:r>
     </w:p>
-    <w:bookmarkStart w:id="82" w:name="exm-deriv-matrix-vector"/>
+    <w:bookmarkStart w:id="98" w:name="exm-deriv-matrix-vector"/>
     <w:p>
       <w:pPr>
         <w:pStyle w:val="FirstParagraph"/>
@@ -17709,7 +19746,7 @@
           <w:b/>
           <w:bCs/>
         </w:rPr>
-        <w:t xml:space="preserve">Example 14 (Vector-derivative of a matrix-vector product)</w:t>
+        <w:t xml:space="preserve">Example 17 (Vector-derivative of a matrix-vector product)</w:t>
       </w:r>
       <w:r>
         <w:t xml:space="preserve"> </w:t>
@@ -17843,7 +19880,7 @@
           <w:rPr>
             <w:rStyle w:val="Hyperlink"/>
           </w:rPr>
-          <w:t xml:space="preserve">Theorem 6</w:t>
+          <w:t xml:space="preserve">Theorem 9</w:t>
         </w:r>
       </w:hyperlink>
       <w:r>
@@ -17868,8 +19905,8 @@
     $$</w:t>
       </w:r>
     </w:p>
-    <w:bookmarkEnd w:id="82"/>
-    <w:bookmarkStart w:id="83" w:name="rem-deriv-matrix-vector-special-case"/>
+    <w:bookmarkEnd w:id="98"/>
+    <w:bookmarkStart w:id="99" w:name="rem-deriv-matrix-vector-special-case"/>
     <w:p>
       <w:pPr>
         <w:pStyle w:val="FirstParagraph"/>
@@ -17895,7 +19932,7 @@
           <w:rPr>
             <w:rStyle w:val="Hyperlink"/>
           </w:rPr>
-          <w:t xml:space="preserve">Theorem 5</w:t>
+          <w:t xml:space="preserve">Theorem 8</w:t>
         </w:r>
       </w:hyperlink>
       <w:r>
@@ -18003,7 +20040,7 @@
           <w:rPr>
             <w:rStyle w:val="Hyperlink"/>
           </w:rPr>
-          <w:t xml:space="preserve">Example 13</w:t>
+          <w:t xml:space="preserve">Example 16</w:t>
         </w:r>
       </w:hyperlink>
       <w:r>
@@ -18182,8 +20219,8 @@
         <w:t xml:space="preserve">.</w:t>
       </w:r>
     </w:p>
-    <w:bookmarkEnd w:id="83"/>
-    <w:bookmarkStart w:id="84" w:name="thm-deriv-matrix-product-vector"/>
+    <w:bookmarkEnd w:id="99"/>
+    <w:bookmarkStart w:id="100" w:name="thm-deriv-matrix-product-vector"/>
     <w:p>
       <w:pPr>
         <w:pStyle w:val="BodyText"/>
@@ -18193,7 +20230,7 @@
           <w:b/>
           <w:bCs/>
         </w:rPr>
-        <w:t xml:space="preserve">Theorem 7 (Vector-derivative of a product of matrices)</w:t>
+        <w:t xml:space="preserve">Theorem 10 (Vector-derivative of a product of matrices)</w:t>
       </w:r>
       <w:r>
         <w:t xml:space="preserve"> </w:t>
@@ -18383,7 +20420,7 @@
     $$</w:t>
       </w:r>
     </w:p>
-    <w:bookmarkEnd w:id="84"/>
+    <w:bookmarkEnd w:id="100"/>
     <w:p>
       <w:pPr>
         <w:pStyle w:val="FirstParagraph"/>
@@ -18409,7 +20446,7 @@
           <w:rPr>
             <w:rStyle w:val="Hyperlink"/>
           </w:rPr>
-          <w:t xml:space="preserve">Theorem 6</w:t>
+          <w:t xml:space="preserve">Theorem 9</w:t>
         </w:r>
       </w:hyperlink>
       <w:r>
@@ -18470,7 +20507,7 @@
       <w:r>
         <w:t xml:space="preserve"> </w:t>
       </w:r>
-      <w:hyperlink r:id="rId85">
+      <w:hyperlink r:id="rId101">
         <w:r>
           <w:rPr>
             <w:rStyle w:val="Hyperlink"/>
@@ -18499,7 +20536,7 @@
     $$</w:t>
       </w:r>
     </w:p>
-    <w:bookmarkStart w:id="86" w:name="exm-deriv-matrix-product-vector"/>
+    <w:bookmarkStart w:id="102" w:name="exm-deriv-matrix-product-vector"/>
     <w:p>
       <w:pPr>
         <w:pStyle w:val="FirstParagraph"/>
@@ -18509,7 +20546,7 @@
           <w:b/>
           <w:bCs/>
         </w:rPr>
-        <w:t xml:space="preserve">Example 15</w:t>
+        <w:t xml:space="preserve">Example 18</w:t>
       </w:r>
       <w:r>
         <w:t xml:space="preserve"> </w:t>
@@ -18758,8 +20795,8 @@
     $$</w:t>
       </w:r>
     </w:p>
-    <w:bookmarkEnd w:id="86"/>
-    <w:bookmarkStart w:id="87" w:name="cor-deriv-lincom-tp"/>
+    <w:bookmarkEnd w:id="102"/>
+    <w:bookmarkStart w:id="103" w:name="cor-deriv-lincom-tp"/>
     <w:p>
       <w:pPr>
         <w:pStyle w:val="FirstParagraph"/>
@@ -18810,7 +20847,7 @@
     $$</w:t>
       </w:r>
     </w:p>
-    <w:bookmarkEnd w:id="87"/>
+    <w:bookmarkEnd w:id="103"/>
     <w:p>
       <w:pPr>
         <w:pStyle w:val="FirstParagraph"/>
@@ -18840,149 +20877,6 @@
         <w:t xml:space="preserve"> </w:t>
       </w:r>
       <w:hyperlink w:anchor="thm-deriv-lincom">
-        <w:r>
-          <w:rPr>
-            <w:rStyle w:val="Hyperlink"/>
-            <w:b/>
-            <w:bCs/>
-          </w:rPr>
-          <w:t xml:space="preserve">Theorem 3</w:t>
-        </w:r>
-      </w:hyperlink>
-      <w:r>
-        <w:rPr>
-          <w:b/>
-          <w:bCs/>
-        </w:rPr>
-        <w:t xml:space="preserve">:</w:t>
-      </w:r>
-    </w:p>
-    <w:p>
-      <w:pPr>
-        <w:pStyle w:val="BodyText"/>
-      </w:pPr>
-      <w:r>
-        <w:t xml:space="preserve">Since</w:t>
-      </w:r>
-      <w:r>
-        <w:t xml:space="preserve"> </w:t>
-      </w:r>
-      <w:r>
-        <w:t xml:space="preserve">${\mathord{\smash[b]{\underset{\raise.3ex\hbox{$\scriptstyle\sim$}}{x}}\vphantom{x}}}^{\top}\mathord{\smash[b]{\underset{\raise.3ex\hbox{$\scriptstyle\sim$}}{\beta}}\vphantom{\beta}}= \mathord{\smash[b]{\underset{\raise.3ex\hbox{$\scriptstyle\sim$}}{x}}\vphantom{x}}\cdot \mathord{\smash[b]{\underset{\raise.3ex\hbox{$\scriptstyle\sim$}}{\beta}}\vphantom{\beta}}$</w:t>
-      </w:r>
-      <w:r>
-        <w:t xml:space="preserve"> </w:t>
-      </w:r>
-      <w:r>
-        <w:t xml:space="preserve">(see</w:t>
-      </w:r>
-      <w:r>
-        <w:t xml:space="preserve"> </w:t>
-      </w:r>
-      <w:hyperlink r:id="rId13">
-        <w:r>
-          <w:rPr>
-            <w:rStyle w:val="Hyperlink"/>
-          </w:rPr>
-          <w:t xml:space="preserve">dot product</w:t>
-        </w:r>
-      </w:hyperlink>
-      <w:r>
-        <w:t xml:space="preserve">),</w:t>
-      </w:r>
-      <w:r>
-        <w:t xml:space="preserve"> </w:t>
-      </w:r>
-      <w:r>
-        <w:t xml:space="preserve">and</w:t>
-      </w:r>
-      <w:r>
-        <w:t xml:space="preserve"> </w:t>
-      </w:r>
-      <w:r>
-        <w:t xml:space="preserve">$\mathord{\smash[b]{\underset{\raise.3ex\hbox{$\scriptstyle\sim$}}{x}}\vphantom{x}}$</w:t>
-      </w:r>
-      <w:r>
-        <w:t xml:space="preserve"> </w:t>
-      </w:r>
-      <w:r>
-        <w:t xml:space="preserve">is constant with respect to</w:t>
-      </w:r>
-      <w:r>
-        <w:t xml:space="preserve"> </w:t>
-      </w:r>
-      <w:r>
-        <w:t xml:space="preserve">$\mathord{\smash[b]{\underset{\raise.3ex\hbox{$\scriptstyle\sim$}}{\beta}}\vphantom{\beta}}$</w:t>
-      </w:r>
-      <w:r>
-        <w:t xml:space="preserve">:</w:t>
-      </w:r>
-    </w:p>
-    <w:p>
-      <w:pPr>
-        <w:pStyle w:val="BodyText"/>
-      </w:pPr>
-      <w:r>
-        <w:t xml:space="preserve">$$
-    \begin{aligned}
-    \frac{\partial}{\partial \mathord{\smash[b]{\underset{\raise.3ex\hbox{$\scriptstyle\sim$}}{\beta}}\vphantom{\beta}}}({\mathord{\smash[b]{\underset{\raise.3ex\hbox{$\scriptstyle\sim$}}{x}}\vphantom{x}}}^{\top}\mathord{\smash[b]{\underset{\raise.3ex\hbox{$\scriptstyle\sim$}}{\beta}}\vphantom{\beta}})
-    &amp;= \frac{\partial}{\partial \mathord{\smash[b]{\underset{\raise.3ex\hbox{$\scriptstyle\sim$}}{\beta}}\vphantom{\beta}}}(\mathord{\smash[b]{\underset{\raise.3ex\hbox{$\scriptstyle\sim$}}{x}}\vphantom{x}}\cdot \mathord{\smash[b]{\underset{\raise.3ex\hbox{$\scriptstyle\sim$}}{\beta}}\vphantom{\beta}}) \\
-    &amp;= \mathord{\smash[b]{\underset{\raise.3ex\hbox{$\scriptstyle\sim$}}{x}}\vphantom{x}}
-    \end{aligned}
-    $$</w:t>
-      </w:r>
-    </w:p>
-    <w:p>
-      <w:pPr>
-        <w:pStyle w:val="FirstParagraph"/>
-      </w:pPr>
-      <w:r>
-        <w:t xml:space="preserve">by</w:t>
-      </w:r>
-      <w:r>
-        <w:t xml:space="preserve"> </w:t>
-      </w:r>
-      <w:hyperlink w:anchor="thm-deriv-lincom">
-        <w:r>
-          <w:rPr>
-            <w:rStyle w:val="Hyperlink"/>
-          </w:rPr>
-          <w:t xml:space="preserve">Theorem 3</w:t>
-        </w:r>
-      </w:hyperlink>
-      <w:r>
-        <w:t xml:space="preserve">.</w:t>
-      </w:r>
-    </w:p>
-    <w:p>
-      <w:pPr>
-        <w:pStyle w:val="BodyText"/>
-      </w:pPr>
-      <w:r>
-        <w:rPr>
-          <w:i/>
-          <w:iCs/>
-        </w:rPr>
-        <w:t xml:space="preserve">Proof</w:t>
-      </w:r>
-      <w:r>
-        <w:t xml:space="preserve">. </w:t>
-      </w:r>
-      <w:r>
-        <w:rPr>
-          <w:b/>
-          <w:bCs/>
-        </w:rPr>
-        <w:t xml:space="preserve">Using</w:t>
-      </w:r>
-      <w:r>
-        <w:rPr>
-          <w:b/>
-          <w:bCs/>
-        </w:rPr>
-        <w:t xml:space="preserve"> </w:t>
-      </w:r>
-      <w:hyperlink w:anchor="thm-deriv-matrix-vector">
         <w:r>
           <w:rPr>
             <w:rStyle w:val="Hyperlink"/>
@@ -19011,6 +20905,149 @@
         <w:t xml:space="preserve"> </w:t>
       </w:r>
       <w:r>
+        <w:t xml:space="preserve">${\mathord{\smash[b]{\underset{\raise.3ex\hbox{$\scriptstyle\sim$}}{x}}\vphantom{x}}}^{\top}\mathord{\smash[b]{\underset{\raise.3ex\hbox{$\scriptstyle\sim$}}{\beta}}\vphantom{\beta}}= \mathord{\smash[b]{\underset{\raise.3ex\hbox{$\scriptstyle\sim$}}{x}}\vphantom{x}}\cdot \mathord{\smash[b]{\underset{\raise.3ex\hbox{$\scriptstyle\sim$}}{\beta}}\vphantom{\beta}}$</w:t>
+      </w:r>
+      <w:r>
+        <w:t xml:space="preserve"> </w:t>
+      </w:r>
+      <w:r>
+        <w:t xml:space="preserve">(see</w:t>
+      </w:r>
+      <w:r>
+        <w:t xml:space="preserve"> </w:t>
+      </w:r>
+      <w:hyperlink r:id="rId13">
+        <w:r>
+          <w:rPr>
+            <w:rStyle w:val="Hyperlink"/>
+          </w:rPr>
+          <w:t xml:space="preserve">dot product</w:t>
+        </w:r>
+      </w:hyperlink>
+      <w:r>
+        <w:t xml:space="preserve">),</w:t>
+      </w:r>
+      <w:r>
+        <w:t xml:space="preserve"> </w:t>
+      </w:r>
+      <w:r>
+        <w:t xml:space="preserve">and</w:t>
+      </w:r>
+      <w:r>
+        <w:t xml:space="preserve"> </w:t>
+      </w:r>
+      <w:r>
+        <w:t xml:space="preserve">$\mathord{\smash[b]{\underset{\raise.3ex\hbox{$\scriptstyle\sim$}}{x}}\vphantom{x}}$</w:t>
+      </w:r>
+      <w:r>
+        <w:t xml:space="preserve"> </w:t>
+      </w:r>
+      <w:r>
+        <w:t xml:space="preserve">is constant with respect to</w:t>
+      </w:r>
+      <w:r>
+        <w:t xml:space="preserve"> </w:t>
+      </w:r>
+      <w:r>
+        <w:t xml:space="preserve">$\mathord{\smash[b]{\underset{\raise.3ex\hbox{$\scriptstyle\sim$}}{\beta}}\vphantom{\beta}}$</w:t>
+      </w:r>
+      <w:r>
+        <w:t xml:space="preserve">:</w:t>
+      </w:r>
+    </w:p>
+    <w:p>
+      <w:pPr>
+        <w:pStyle w:val="BodyText"/>
+      </w:pPr>
+      <w:r>
+        <w:t xml:space="preserve">$$
+    \begin{aligned}
+    \frac{\partial}{\partial \mathord{\smash[b]{\underset{\raise.3ex\hbox{$\scriptstyle\sim$}}{\beta}}\vphantom{\beta}}}({\mathord{\smash[b]{\underset{\raise.3ex\hbox{$\scriptstyle\sim$}}{x}}\vphantom{x}}}^{\top}\mathord{\smash[b]{\underset{\raise.3ex\hbox{$\scriptstyle\sim$}}{\beta}}\vphantom{\beta}})
+    &amp;= \frac{\partial}{\partial \mathord{\smash[b]{\underset{\raise.3ex\hbox{$\scriptstyle\sim$}}{\beta}}\vphantom{\beta}}}(\mathord{\smash[b]{\underset{\raise.3ex\hbox{$\scriptstyle\sim$}}{x}}\vphantom{x}}\cdot \mathord{\smash[b]{\underset{\raise.3ex\hbox{$\scriptstyle\sim$}}{\beta}}\vphantom{\beta}}) \\
+    &amp;= \mathord{\smash[b]{\underset{\raise.3ex\hbox{$\scriptstyle\sim$}}{x}}\vphantom{x}}
+    \end{aligned}
+    $$</w:t>
+      </w:r>
+    </w:p>
+    <w:p>
+      <w:pPr>
+        <w:pStyle w:val="FirstParagraph"/>
+      </w:pPr>
+      <w:r>
+        <w:t xml:space="preserve">by</w:t>
+      </w:r>
+      <w:r>
+        <w:t xml:space="preserve"> </w:t>
+      </w:r>
+      <w:hyperlink w:anchor="thm-deriv-lincom">
+        <w:r>
+          <w:rPr>
+            <w:rStyle w:val="Hyperlink"/>
+          </w:rPr>
+          <w:t xml:space="preserve">Theorem 6</w:t>
+        </w:r>
+      </w:hyperlink>
+      <w:r>
+        <w:t xml:space="preserve">.</w:t>
+      </w:r>
+    </w:p>
+    <w:p>
+      <w:pPr>
+        <w:pStyle w:val="BodyText"/>
+      </w:pPr>
+      <w:r>
+        <w:rPr>
+          <w:i/>
+          <w:iCs/>
+        </w:rPr>
+        <w:t xml:space="preserve">Proof</w:t>
+      </w:r>
+      <w:r>
+        <w:t xml:space="preserve">. </w:t>
+      </w:r>
+      <w:r>
+        <w:rPr>
+          <w:b/>
+          <w:bCs/>
+        </w:rPr>
+        <w:t xml:space="preserve">Using</w:t>
+      </w:r>
+      <w:r>
+        <w:rPr>
+          <w:b/>
+          <w:bCs/>
+        </w:rPr>
+        <w:t xml:space="preserve"> </w:t>
+      </w:r>
+      <w:hyperlink w:anchor="thm-deriv-matrix-vector">
+        <w:r>
+          <w:rPr>
+            <w:rStyle w:val="Hyperlink"/>
+            <w:b/>
+            <w:bCs/>
+          </w:rPr>
+          <w:t xml:space="preserve">Theorem 9</w:t>
+        </w:r>
+      </w:hyperlink>
+      <w:r>
+        <w:rPr>
+          <w:b/>
+          <w:bCs/>
+        </w:rPr>
+        <w:t xml:space="preserve">:</w:t>
+      </w:r>
+    </w:p>
+    <w:p>
+      <w:pPr>
+        <w:pStyle w:val="BodyText"/>
+      </w:pPr>
+      <w:r>
+        <w:t xml:space="preserve">Since</w:t>
+      </w:r>
+      <w:r>
+        <w:t xml:space="preserve"> </w:t>
+      </w:r>
+      <w:r>
         <w:t xml:space="preserve">$\mathord{\smash[b]{\underset{\raise.3ex\hbox{$\scriptstyle\sim$}}{x}}\vphantom{x}}$</w:t>
       </w:r>
       <w:r>
@@ -19077,7 +21114,7 @@
           <w:rPr>
             <w:rStyle w:val="Hyperlink"/>
           </w:rPr>
-          <w:t xml:space="preserve">Theorem 6</w:t>
+          <w:t xml:space="preserve">Theorem 9</w:t>
         </w:r>
       </w:hyperlink>
       <w:r>
@@ -19123,7 +21160,7 @@
     $$</w:t>
       </w:r>
     </w:p>
-    <w:bookmarkStart w:id="88" w:name="exm-deriv-lincom-tp"/>
+    <w:bookmarkStart w:id="104" w:name="exm-deriv-lincom-tp"/>
     <w:p>
       <w:pPr>
         <w:pStyle w:val="FirstParagraph"/>
@@ -19133,7 +21170,7 @@
           <w:b/>
           <w:bCs/>
         </w:rPr>
-        <w:t xml:space="preserve">Example 16 (Derivative of a transpose product)</w:t>
+        <w:t xml:space="preserve">Example 19 (Derivative of a transpose product)</w:t>
       </w:r>
       <w:r>
         <w:t xml:space="preserve"> </w:t>
@@ -19207,8 +21244,8 @@
     $$</w:t>
       </w:r>
     </w:p>
-    <w:bookmarkEnd w:id="88"/>
-    <w:bookmarkStart w:id="89" w:name="rem-deriv-lincom-tp-transpose"/>
+    <w:bookmarkEnd w:id="104"/>
+    <w:bookmarkStart w:id="105" w:name="rem-deriv-lincom-tp-transpose"/>
     <w:p>
       <w:pPr>
         <w:pStyle w:val="FirstParagraph"/>
@@ -19388,8 +21425,8 @@
         <w:t xml:space="preserve">.</w:t>
       </w:r>
     </w:p>
-    <w:bookmarkEnd w:id="89"/>
-    <w:bookmarkStart w:id="91" w:name="thm-quadratic-form"/>
+    <w:bookmarkEnd w:id="105"/>
+    <w:bookmarkStart w:id="107" w:name="thm-quadratic-form"/>
     <w:p>
       <w:pPr>
         <w:pStyle w:val="BodyText"/>
@@ -19399,7 +21436,7 @@
           <w:b/>
           <w:bCs/>
         </w:rPr>
-        <w:t xml:space="preserve">Theorem 8 (Derivative of a quadratic form)</w:t>
+        <w:t xml:space="preserve">Theorem 11 (Derivative of a quadratic form)</w:t>
       </w:r>
       <w:r>
         <w:t xml:space="preserve"> </w:t>
@@ -19416,7 +21453,7 @@
       <w:r>
         <w:t xml:space="preserve"> </w:t>
       </w:r>
-      <w:hyperlink r:id="rId90">
+      <w:hyperlink r:id="rId106">
         <w:r>
           <w:rPr>
             <w:rStyle w:val="Hyperlink"/>
@@ -19493,7 +21530,7 @@
     $$</w:t>
       </w:r>
     </w:p>
-    <w:bookmarkEnd w:id="91"/>
+    <w:bookmarkEnd w:id="107"/>
     <w:p>
       <w:pPr>
         <w:pStyle w:val="FirstParagraph"/>
@@ -19611,7 +21648,7 @@
     $$</w:t>
       </w:r>
     </w:p>
-    <w:bookmarkStart w:id="92" w:name="cor-quadratic-form-symmetric"/>
+    <w:bookmarkStart w:id="108" w:name="cor-quadratic-form-symmetric"/>
     <w:p>
       <w:pPr>
         <w:pStyle w:val="FirstParagraph"/>
@@ -19654,7 +21691,7 @@
           <w:rPr>
             <w:rStyle w:val="Hyperlink"/>
           </w:rPr>
-          <w:t xml:space="preserve">Theorem 8</w:t>
+          <w:t xml:space="preserve">Theorem 11</w:t>
         </w:r>
       </w:hyperlink>
       <w:r>
@@ -19703,7 +21740,7 @@
     $$</w:t>
       </w:r>
     </w:p>
-    <w:bookmarkEnd w:id="92"/>
+    <w:bookmarkEnd w:id="108"/>
     <w:p>
       <w:pPr>
         <w:pStyle w:val="FirstParagraph"/>
@@ -19820,7 +21857,7 @@
           <w:rPr>
             <w:rStyle w:val="Hyperlink"/>
           </w:rPr>
-          <w:t xml:space="preserve">Theorem 8</w:t>
+          <w:t xml:space="preserve">Theorem 11</w:t>
         </w:r>
       </w:hyperlink>
       <w:r>
@@ -19839,7 +21876,7 @@
         <w:t xml:space="preserve">.</w:t>
       </w:r>
     </w:p>
-    <w:bookmarkStart w:id="93" w:name="rem-quadratic-form-scalar"/>
+    <w:bookmarkStart w:id="109" w:name="rem-quadratic-form-scalar"/>
     <w:p>
       <w:pPr>
         <w:pStyle w:val="BodyText"/>
@@ -20121,8 +22158,8 @@
         <w:t xml:space="preserve">.</w:t>
       </w:r>
     </w:p>
-    <w:bookmarkEnd w:id="93"/>
-    <w:bookmarkStart w:id="94" w:name="exm-deriv-quadratic-form"/>
+    <w:bookmarkEnd w:id="109"/>
+    <w:bookmarkStart w:id="110" w:name="exm-deriv-quadratic-form"/>
     <w:p>
       <w:pPr>
         <w:pStyle w:val="BodyText"/>
@@ -20132,7 +22169,7 @@
           <w:b/>
           <w:bCs/>
         </w:rPr>
-        <w:t xml:space="preserve">Example 17 (Derivative of a quadratic form)</w:t>
+        <w:t xml:space="preserve">Example 20 (Derivative of a quadratic form)</w:t>
       </w:r>
       <w:r>
         <w:t xml:space="preserve"> </w:t>
@@ -20807,7 +22844,7 @@
           <w:rPr>
             <w:rStyle w:val="Hyperlink"/>
           </w:rPr>
-          <w:t xml:space="preserve">Theorem 8</w:t>
+          <w:t xml:space="preserve">Theorem 11</w:t>
         </w:r>
       </w:hyperlink>
       <w:r>
@@ -20851,8 +22888,8 @@
         <w:t xml:space="preserve">directly.</w:t>
       </w:r>
     </w:p>
-    <w:bookmarkEnd w:id="94"/>
-    <w:bookmarkStart w:id="95" w:name="cor-deriv-normsq"/>
+    <w:bookmarkEnd w:id="110"/>
+    <w:bookmarkStart w:id="111" w:name="cor-deriv-normsq"/>
     <w:p>
       <w:pPr>
         <w:pStyle w:val="BodyText"/>
@@ -20875,7 +22912,7 @@
     $$</w:t>
       </w:r>
     </w:p>
-    <w:bookmarkEnd w:id="95"/>
+    <w:bookmarkEnd w:id="111"/>
     <w:p>
       <w:pPr>
         <w:pStyle w:val="FirstParagraph"/>
@@ -20985,7 +23022,7 @@
     $$</w:t>
       </w:r>
     </w:p>
-    <w:bookmarkStart w:id="96" w:name="rem-deriv-normsq-scalar"/>
+    <w:bookmarkStart w:id="112" w:name="rem-deriv-normsq-scalar"/>
     <w:p>
       <w:pPr>
         <w:pStyle w:val="FirstParagraph"/>
@@ -21200,8 +23237,8 @@
         <w:t xml:space="preserve">.</w:t>
       </w:r>
     </w:p>
-    <w:bookmarkEnd w:id="96"/>
-    <w:bookmarkStart w:id="97" w:name="exm-deriv-normsq"/>
+    <w:bookmarkEnd w:id="112"/>
+    <w:bookmarkStart w:id="113" w:name="exm-deriv-normsq"/>
     <w:p>
       <w:pPr>
         <w:pStyle w:val="BodyText"/>
@@ -21211,7 +23248,7 @@
           <w:b/>
           <w:bCs/>
         </w:rPr>
-        <w:t xml:space="preserve">Example 18 (Derivative of a sum of squares)</w:t>
+        <w:t xml:space="preserve">Example 21 (Derivative of a sum of squares)</w:t>
       </w:r>
       <w:r>
         <w:t xml:space="preserve"> </w:t>
@@ -21280,8 +23317,8 @@
         <w:t xml:space="preserve">Direct partial differentiation yields the same column vector.</w:t>
       </w:r>
     </w:p>
-    <w:bookmarkEnd w:id="97"/>
-    <w:bookmarkStart w:id="98" w:name="def-residual"/>
+    <w:bookmarkEnd w:id="113"/>
+    <w:bookmarkStart w:id="114" w:name="def-residual"/>
     <w:p>
       <w:pPr>
         <w:pStyle w:val="BodyText"/>
@@ -21438,8 +23475,8 @@
         <w:t xml:space="preserve">.</w:t>
       </w:r>
     </w:p>
-    <w:bookmarkEnd w:id="98"/>
-    <w:bookmarkStart w:id="99" w:name="def-squared-error"/>
+    <w:bookmarkEnd w:id="114"/>
+    <w:bookmarkStart w:id="115" w:name="def-squared-error"/>
     <w:p>
       <w:pPr>
         <w:pStyle w:val="BodyText"/>
@@ -21530,8 +23567,8 @@
         <w:t xml:space="preserve">.</w:t>
       </w:r>
     </w:p>
-    <w:bookmarkEnd w:id="99"/>
-    <w:bookmarkStart w:id="100" w:name="def-residual-sum-of-squares"/>
+    <w:bookmarkEnd w:id="115"/>
+    <w:bookmarkStart w:id="116" w:name="def-residual-sum-of-squares"/>
     <w:p>
       <w:pPr>
         <w:pStyle w:val="BodyText"/>
@@ -21622,8 +23659,8 @@
         <w:t xml:space="preserve">.</w:t>
       </w:r>
     </w:p>
-    <w:bookmarkEnd w:id="100"/>
-    <w:bookmarkStart w:id="102" w:name="rem-residual-least-squares"/>
+    <w:bookmarkEnd w:id="116"/>
+    <w:bookmarkStart w:id="118" w:name="rem-residual-least-squares"/>
     <w:p>
       <w:pPr>
         <w:pStyle w:val="BodyText"/>
@@ -21644,7 +23681,7 @@
       <w:r>
         <w:t xml:space="preserve"> </w:t>
       </w:r>
-      <w:hyperlink r:id="rId101">
+      <w:hyperlink r:id="rId117">
         <w:r>
           <w:rPr>
             <w:rStyle w:val="Hyperlink"/>
@@ -21700,8 +23737,8 @@
         <w:t xml:space="preserve">) as small as possible too.</w:t>
       </w:r>
     </w:p>
-    <w:bookmarkEnd w:id="102"/>
-    <w:bookmarkStart w:id="103" w:name="exm-residual"/>
+    <w:bookmarkEnd w:id="118"/>
+    <w:bookmarkStart w:id="119" w:name="exm-residual"/>
     <w:p>
       <w:pPr>
         <w:pStyle w:val="BodyText"/>
@@ -21711,7 +23748,7 @@
           <w:b/>
           <w:bCs/>
         </w:rPr>
-        <w:t xml:space="preserve">Example 19 (Residuals of a constant fit)</w:t>
+        <w:t xml:space="preserve">Example 22 (Residuals of a constant fit)</w:t>
       </w:r>
       <w:r>
         <w:t xml:space="preserve"> </w:t>
@@ -22066,7 +24103,7 @@
         <w:t xml:space="preserve">.</w:t>
       </w:r>
     </w:p>
-    <w:bookmarkEnd w:id="103"/>
+    <w:bookmarkEnd w:id="119"/>
     <w:tbl>
       <w:tblPr>
         <w:tblStyle w:val="Table"/>
@@ -22108,12 +24145,12 @@
                 <wp:inline>
                   <wp:extent cx="152400" cy="152400"/>
                   <wp:effectExtent b="0" l="0" r="0" t="0"/>
-                  <wp:docPr descr="" title="" id="104" name="Picture"/>
+                  <wp:docPr descr="" title="" id="120" name="Picture"/>
                   <a:graphic>
                     <a:graphicData uri="http://schemas.openxmlformats.org/drawingml/2006/picture">
                       <pic:pic>
                         <pic:nvPicPr>
-                          <pic:cNvPr descr="/opt/quarto/share/formats/docx/tip.png" id="105" name="Picture"/>
+                          <pic:cNvPr descr="/opt/quarto/share/formats/docx/tip.png" id="121" name="Picture"/>
                           <pic:cNvPicPr>
                             <a:picLocks noChangeArrowheads="1" noChangeAspect="1"/>
                           </pic:cNvPicPr>
@@ -22210,7 +24247,7 @@
                 <w:numId w:val="1007"/>
               </w:numPr>
             </w:pPr>
-            <w:hyperlink r:id="rId106">
+            <w:hyperlink r:id="rId122">
               <w:r>
                 <w:rPr>
                   <w:rStyle w:val="Hyperlink"/>
@@ -22227,7 +24264,7 @@
                 <w:numId w:val="1007"/>
               </w:numPr>
             </w:pPr>
-            <w:hyperlink r:id="rId107">
+            <w:hyperlink r:id="rId123">
               <w:r>
                 <w:rPr>
                   <w:rStyle w:val="Hyperlink"/>
@@ -22240,7 +24277,7 @@
         </w:tc>
       </w:tr>
     </w:tbl>
-    <w:bookmarkStart w:id="108" w:name="thm-chain-vec"/>
+    <w:bookmarkStart w:id="124" w:name="thm-chain-vec"/>
     <w:p>
       <w:pPr>
         <w:pStyle w:val="FirstParagraph"/>
@@ -22250,7 +24287,7 @@
           <w:b/>
           <w:bCs/>
         </w:rPr>
-        <w:t xml:space="preserve">Theorem 9 (Vector chain rule)</w:t>
+        <w:t xml:space="preserve">Theorem 12 (Vector chain rule)</w:t>
       </w:r>
       <w:r>
         <w:t xml:space="preserve"> </w:t>
@@ -22511,8 +24548,8 @@
         <w:t xml:space="preserve">).</w:t>
       </w:r>
     </w:p>
-    <w:bookmarkEnd w:id="108"/>
-    <w:bookmarkStart w:id="110" w:name="rem-chain-vec-order"/>
+    <w:bookmarkEnd w:id="124"/>
+    <w:bookmarkStart w:id="126" w:name="rem-chain-vec-order"/>
     <w:p>
       <w:pPr>
         <w:pStyle w:val="BodyText"/>
@@ -22535,7 +24572,7 @@
           <w:rPr>
             <w:rStyle w:val="Hyperlink"/>
           </w:rPr>
-          <w:t xml:space="preserve">Theorem 9</w:t>
+          <w:t xml:space="preserve">Theorem 12</w:t>
         </w:r>
       </w:hyperlink>
       <w:r>
@@ -22544,7 +24581,7 @@
       <w:r>
         <w:t xml:space="preserve"> </w:t>
       </w:r>
-      <w:hyperlink r:id="rId109">
+      <w:hyperlink r:id="rId125">
         <w:r>
           <w:rPr>
             <w:rStyle w:val="Hyperlink"/>
@@ -22719,7 +24756,7 @@
           <w:rPr>
             <w:rStyle w:val="Hyperlink"/>
           </w:rPr>
-          <w:t xml:space="preserve">Theorem 2</w:t>
+          <w:t xml:space="preserve">Theorem 5</w:t>
         </w:r>
       </w:hyperlink>
       <w:r>
@@ -22800,8 +24837,8 @@
         <w:t xml:space="preserve">).</w:t>
       </w:r>
     </w:p>
-    <w:bookmarkEnd w:id="110"/>
-    <w:bookmarkStart w:id="111" w:name="exm-chain-vec"/>
+    <w:bookmarkEnd w:id="126"/>
+    <w:bookmarkStart w:id="127" w:name="exm-chain-vec"/>
     <w:p>
       <w:pPr>
         <w:pStyle w:val="BodyText"/>
@@ -22811,7 +24848,7 @@
           <w:b/>
           <w:bCs/>
         </w:rPr>
-        <w:t xml:space="preserve">Example 20 (Applying the vector chain rule)</w:t>
+        <w:t xml:space="preserve">Example 23 (Applying the vector chain rule)</w:t>
       </w:r>
       <w:r>
         <w:t xml:space="preserve"> </w:t>
@@ -23489,7 +25526,7 @@
         <w:t xml:space="preserve">.</w:t>
       </w:r>
     </w:p>
-    <w:bookmarkEnd w:id="111"/>
+    <w:bookmarkEnd w:id="127"/>
     <w:p>
       <w:pPr>
         <w:pStyle w:val="BodyText"/>
@@ -23531,7 +25568,7 @@
         <w:t xml:space="preserve">.</w:t>
       </w:r>
     </w:p>
-    <w:bookmarkStart w:id="112" w:name="cor-chain-qf"/>
+    <w:bookmarkStart w:id="128" w:name="cor-chain-qf"/>
     <w:p>
       <w:pPr>
         <w:pStyle w:val="BodyText"/>
@@ -23641,7 +25678,7 @@
     $$</w:t>
       </w:r>
     </w:p>
-    <w:bookmarkEnd w:id="112"/>
+    <w:bookmarkEnd w:id="128"/>
     <w:p>
       <w:pPr>
         <w:pStyle w:val="FirstParagraph"/>
@@ -23667,7 +25704,7 @@
           <w:rPr>
             <w:rStyle w:val="Hyperlink"/>
           </w:rPr>
-          <w:t xml:space="preserve">Theorem 9</w:t>
+          <w:t xml:space="preserve">Theorem 12</w:t>
         </w:r>
       </w:hyperlink>
       <w:r>
@@ -23824,7 +25861,7 @@
         <w:t xml:space="preserve">.</w:t>
       </w:r>
     </w:p>
-    <w:bookmarkStart w:id="113" w:name="exm-chain-qf-residuals"/>
+    <w:bookmarkStart w:id="129" w:name="exm-chain-qf-residuals"/>
     <w:p>
       <w:pPr>
         <w:pStyle w:val="BodyText"/>
@@ -23834,7 +25871,7 @@
           <w:b/>
           <w:bCs/>
         </w:rPr>
-        <w:t xml:space="preserve">Example 21 (Derivative of the residual sum of squares)</w:t>
+        <w:t xml:space="preserve">Example 24 (Derivative of the residual sum of squares)</w:t>
       </w:r>
       <w:r>
         <w:t xml:space="preserve"> </w:t>
@@ -23957,7 +25994,7 @@
           <w:rPr>
             <w:rStyle w:val="Hyperlink"/>
           </w:rPr>
-          <w:t xml:space="preserve">Theorem 5</w:t>
+          <w:t xml:space="preserve">Theorem 8</w:t>
         </w:r>
       </w:hyperlink>
       <w:r>
@@ -24130,7 +26167,7 @@
         <w:t xml:space="preserve">of least squares.</w:t>
       </w:r>
     </w:p>
-    <w:bookmarkEnd w:id="113"/>
+    <w:bookmarkEnd w:id="129"/>
     <w:tbl>
       <w:tblPr>
         <w:tblStyle w:val="Table"/>
@@ -24172,12 +26209,12 @@
                 <wp:inline>
                   <wp:extent cx="152400" cy="152400"/>
                   <wp:effectExtent b="0" l="0" r="0" t="0"/>
-                  <wp:docPr descr="" title="" id="114" name="Picture"/>
+                  <wp:docPr descr="" title="" id="130" name="Picture"/>
                   <a:graphic>
                     <a:graphicData uri="http://schemas.openxmlformats.org/drawingml/2006/picture">
                       <pic:pic>
                         <pic:nvPicPr>
-                          <pic:cNvPr descr="/opt/quarto/share/formats/docx/tip.png" id="115" name="Picture"/>
+                          <pic:cNvPr descr="/opt/quarto/share/formats/docx/tip.png" id="131" name="Picture"/>
                           <pic:cNvPicPr>
                             <a:picLocks noChangeArrowheads="1" noChangeAspect="1"/>
                           </pic:cNvPicPr>
@@ -24263,7 +26300,7 @@
                 <w:numId w:val="1008"/>
               </w:numPr>
             </w:pPr>
-            <w:hyperlink r:id="rId116">
+            <w:hyperlink r:id="rId132">
               <w:r>
                 <w:rPr>
                   <w:rStyle w:val="Hyperlink"/>
@@ -24280,7 +26317,7 @@
                 <w:numId w:val="1008"/>
               </w:numPr>
             </w:pPr>
-            <w:hyperlink r:id="rId117">
+            <w:hyperlink r:id="rId133">
               <w:r>
                 <w:rPr>
                   <w:rStyle w:val="Hyperlink"/>
@@ -24293,7 +26330,7 @@
         </w:tc>
       </w:tr>
     </w:tbl>
-    <w:bookmarkStart w:id="118" w:name="def-matrix-derivative"/>
+    <w:bookmarkStart w:id="134" w:name="def-matrix-derivative"/>
     <w:p>
       <w:pPr>
         <w:pStyle w:val="FirstParagraph"/>
@@ -24755,8 +26792,8 @@
         <w:t xml:space="preserve">.</w:t>
       </w:r>
     </w:p>
-    <w:bookmarkEnd w:id="118"/>
-    <w:bookmarkStart w:id="120" w:name="exm-matrix-derivative"/>
+    <w:bookmarkEnd w:id="134"/>
+    <w:bookmarkStart w:id="136" w:name="exm-matrix-derivative"/>
     <w:p>
       <w:pPr>
         <w:pStyle w:val="BodyText"/>
@@ -24766,7 +26803,7 @@
           <w:b/>
           <w:bCs/>
         </w:rPr>
-        <w:t xml:space="preserve">Example 22 (The matrix derivative of a trace)</w:t>
+        <w:t xml:space="preserve">Example 25 (The matrix derivative of a trace)</w:t>
       </w:r>
       <w:r>
         <w:t xml:space="preserve"> </w:t>
@@ -24936,7 +26973,7 @@
       <w:r>
         <w:t xml:space="preserve"> </w:t>
       </w:r>
-      <w:hyperlink r:id="rId119">
+      <w:hyperlink r:id="rId135">
         <w:r>
           <w:rPr>
             <w:rStyle w:val="Hyperlink"/>
@@ -25113,8 +27150,8 @@
         </m:oMath>
       </m:oMathPara>
     </w:p>
-    <w:bookmarkEnd w:id="120"/>
-    <w:bookmarkStart w:id="121" w:name="thm-deriv-matrix-product-matrix"/>
+    <w:bookmarkEnd w:id="136"/>
+    <w:bookmarkStart w:id="137" w:name="thm-deriv-matrix-product-matrix"/>
     <w:p>
       <w:pPr>
         <w:pStyle w:val="FirstParagraph"/>
@@ -25124,7 +27161,7 @@
           <w:b/>
           <w:bCs/>
         </w:rPr>
-        <w:t xml:space="preserve">Theorem 10 (Matrix derivative of the trace of a matrix product)</w:t>
+        <w:t xml:space="preserve">Theorem 13 (Matrix derivative of the trace of a matrix product)</w:t>
       </w:r>
       <w:r>
         <w:t xml:space="preserve"> </w:t>
@@ -25457,7 +27494,7 @@
         </m:oMath>
       </m:oMathPara>
     </w:p>
-    <w:bookmarkEnd w:id="121"/>
+    <w:bookmarkEnd w:id="137"/>
     <w:p>
       <w:pPr>
         <w:pStyle w:val="FirstParagraph"/>
@@ -26350,7 +28387,7 @@
         </m:oMath>
       </m:oMathPara>
     </w:p>
-    <w:bookmarkStart w:id="122" w:name="rem-matrix-product-tensor"/>
+    <w:bookmarkStart w:id="138" w:name="rem-matrix-product-tensor"/>
     <w:p>
       <w:pPr>
         <w:pStyle w:val="FirstParagraph"/>
@@ -26974,15 +29011,15 @@
           <w:rPr>
             <w:rStyle w:val="Hyperlink"/>
           </w:rPr>
-          <w:t xml:space="preserve">Example 22</w:t>
+          <w:t xml:space="preserve">Example 25</w:t>
         </w:r>
       </w:hyperlink>
       <w:r>
         <w:t xml:space="preserve">.</w:t>
       </w:r>
     </w:p>
-    <w:bookmarkEnd w:id="122"/>
-    <w:bookmarkStart w:id="123" w:name="exm-deriv-matrix-product-matrix"/>
+    <w:bookmarkEnd w:id="138"/>
+    <w:bookmarkStart w:id="139" w:name="exm-deriv-matrix-product-matrix"/>
     <w:p>
       <w:pPr>
         <w:pStyle w:val="BodyText"/>
@@ -26992,7 +29029,7 @@
           <w:b/>
           <w:bCs/>
         </w:rPr>
-        <w:t xml:space="preserve">Example 23 (Differentiating a weighted trace)</w:t>
+        <w:t xml:space="preserve">Example 26 (Differentiating a weighted trace)</w:t>
       </w:r>
       <w:r>
         <w:t xml:space="preserve"> </w:t>
@@ -27601,8 +29638,8 @@
         </m:oMath>
       </m:oMathPara>
     </w:p>
-    <w:bookmarkEnd w:id="123"/>
-    <w:bookmarkStart w:id="124" w:name="exr-gradient-of-linear"/>
+    <w:bookmarkEnd w:id="139"/>
+    <w:bookmarkStart w:id="140" w:name="exr-gradient-of-linear"/>
     <w:p>
       <w:pPr>
         <w:pStyle w:val="FirstParagraph"/>
@@ -27965,8 +30002,8 @@
         <w:t xml:space="preserve">and say what is unusual about the answer.</w:t>
       </w:r>
     </w:p>
-    <w:bookmarkEnd w:id="124"/>
-    <w:bookmarkStart w:id="125" w:name="sol-gradient-of-linear"/>
+    <w:bookmarkEnd w:id="140"/>
+    <w:bookmarkStart w:id="141" w:name="sol-gradient-of-linear"/>
     <w:p>
       <w:pPr>
         <w:pStyle w:val="BodyText"/>
@@ -28697,8 +30734,8 @@
         <w:t xml:space="preserve">and the downhill direction has to be worked out afresh at every step.</w:t>
       </w:r>
     </w:p>
-    <w:bookmarkEnd w:id="125"/>
-    <w:bookmarkStart w:id="126" w:name="thm-gradient-of-linear"/>
+    <w:bookmarkEnd w:id="141"/>
+    <w:bookmarkStart w:id="142" w:name="thm-gradient-of-linear"/>
     <w:p>
       <w:pPr>
         <w:pStyle w:val="BodyText"/>
@@ -28708,7 +30745,7 @@
           <w:b/>
           <w:bCs/>
         </w:rPr>
-        <w:t xml:space="preserve">Theorem 11 (Gradient of an entrywise inner product with a fixed matrix)</w:t>
+        <w:t xml:space="preserve">Theorem 14 (Gradient of an entrywise inner product with a fixed matrix)</w:t>
       </w:r>
       <w:r>
         <w:t xml:space="preserve"> </w:t>
@@ -29012,7 +31049,7 @@
         <w:t xml:space="preserve">.</w:t>
       </w:r>
     </w:p>
-    <w:bookmarkEnd w:id="126"/>
+    <w:bookmarkEnd w:id="142"/>
     <w:p>
       <w:pPr>
         <w:pStyle w:val="BodyText"/>
@@ -29265,8 +31302,8 @@
         <w:t xml:space="preserve">.</w:t>
       </w:r>
     </w:p>
-    <w:bookmarkEnd w:id="127"/>
-    <w:bookmarkStart w:id="165" w:name="sec-second-derivatives"/>
+    <w:bookmarkEnd w:id="143"/>
+    <w:bookmarkStart w:id="181" w:name="sec-second-derivatives"/>
     <w:p>
       <w:pPr>
         <w:pStyle w:val="Heading2"/>
@@ -29275,7 +31312,7 @@
         <w:t xml:space="preserve">2 Second partial derivatives and the Hessian</w:t>
       </w:r>
     </w:p>
-    <w:bookmarkStart w:id="129" w:name="def-ball"/>
+    <w:bookmarkStart w:id="145" w:name="def-ball"/>
     <w:p>
       <w:pPr>
         <w:pStyle w:val="FirstParagraph"/>
@@ -29409,7 +31446,7 @@
       <w:r>
         <w:t xml:space="preserve"> </w:t>
       </w:r>
-      <w:hyperlink r:id="rId128">
+      <w:hyperlink r:id="rId144">
         <w:r>
           <w:rPr>
             <w:rStyle w:val="Hyperlink"/>
@@ -29441,8 +31478,8 @@
         <w:t xml:space="preserve">.</w:t>
       </w:r>
     </w:p>
-    <w:bookmarkEnd w:id="129"/>
-    <w:bookmarkStart w:id="130" w:name="def-closed-ball"/>
+    <w:bookmarkEnd w:id="145"/>
+    <w:bookmarkStart w:id="146" w:name="def-closed-ball"/>
     <w:p>
       <w:pPr>
         <w:pStyle w:val="BodyText"/>
@@ -29558,8 +31595,8 @@
         <w:t xml:space="preserve">.</w:t>
       </w:r>
     </w:p>
-    <w:bookmarkEnd w:id="130"/>
-    <w:bookmarkStart w:id="131" w:name="def-unit-ball"/>
+    <w:bookmarkEnd w:id="146"/>
+    <w:bookmarkStart w:id="147" w:name="def-unit-ball"/>
     <w:p>
       <w:pPr>
         <w:pStyle w:val="BodyText"/>
@@ -29642,8 +31679,8 @@
         <w:t xml:space="preserve">.</w:t>
       </w:r>
     </w:p>
-    <w:bookmarkEnd w:id="131"/>
-    <w:bookmarkStart w:id="132" w:name="exm-ball"/>
+    <w:bookmarkEnd w:id="147"/>
+    <w:bookmarkStart w:id="148" w:name="exm-ball"/>
     <w:p>
       <w:pPr>
         <w:pStyle w:val="BodyText"/>
@@ -29653,7 +31690,7 @@
           <w:b/>
           <w:bCs/>
         </w:rPr>
-        <w:t xml:space="preserve">Example 24 (Points in the unit balls of</w:t>
+        <w:t xml:space="preserve">Example 27 (Points in the unit balls of</w:t>
       </w:r>
       <w:r>
         <w:rPr>
@@ -30179,8 +32216,8 @@
         <w:t xml:space="preserve">.</w:t>
       </w:r>
     </w:p>
-    <w:bookmarkEnd w:id="132"/>
-    <w:bookmarkStart w:id="133" w:name="def-second-partial-derivative"/>
+    <w:bookmarkEnd w:id="148"/>
+    <w:bookmarkStart w:id="149" w:name="def-second-partial-derivative"/>
     <w:p>
       <w:pPr>
         <w:pStyle w:val="FirstParagraph"/>
@@ -30589,8 +32626,8 @@
         <w:t xml:space="preserve">, when it exists.</w:t>
       </w:r>
     </w:p>
-    <w:bookmarkEnd w:id="133"/>
-    <w:bookmarkStart w:id="134" w:name="exm-second-partial-derivative"/>
+    <w:bookmarkEnd w:id="149"/>
+    <w:bookmarkStart w:id="150" w:name="exm-second-partial-derivative"/>
     <w:p>
       <w:pPr>
         <w:pStyle w:val="BodyText"/>
@@ -30600,7 +32637,7 @@
           <w:b/>
           <w:bCs/>
         </w:rPr>
-        <w:t xml:space="preserve">Example 25 (Second partial derivatives of</w:t>
+        <w:t xml:space="preserve">Example 28 (Second partial derivatives of</w:t>
       </w:r>
       <w:r>
         <w:rPr>
@@ -30811,8 +32848,8 @@
         <w:t xml:space="preserve">.</w:t>
       </w:r>
     </w:p>
-    <w:bookmarkEnd w:id="134"/>
-    <w:bookmarkStart w:id="135" w:name="def-mixed-partial-derivative"/>
+    <w:bookmarkEnd w:id="150"/>
+    <w:bookmarkStart w:id="151" w:name="def-mixed-partial-derivative"/>
     <w:p>
       <w:pPr>
         <w:pStyle w:val="BodyText"/>
@@ -30881,8 +32918,8 @@
         <w:t xml:space="preserve">.</w:t>
       </w:r>
     </w:p>
-    <w:bookmarkEnd w:id="135"/>
-    <w:bookmarkStart w:id="137" w:name="def-hessian"/>
+    <w:bookmarkEnd w:id="151"/>
+    <w:bookmarkStart w:id="153" w:name="def-hessian"/>
     <w:p>
       <w:pPr>
         <w:pStyle w:val="BodyText"/>
@@ -31097,16 +33134,16 @@
       <w:pPr>
         <w:pStyle w:val="BodyText"/>
       </w:pPr>
-      <w:bookmarkStart w:id="136" w:name="eq-hessian"/>
+      <w:bookmarkStart w:id="152" w:name="eq-hessian"/>
       <w:r>
         <w:t xml:space="preserve">$$
     \underbrace{\mathbf{H}_f(\mathord{\smash[b]{\underset{\raise.3ex\hbox{$\scriptstyle\sim$}}{x}}\vphantom{x}})}_{p \times p} \stackrel{\text{def}}{=}\frac{\partial}{\partial \mathord{\smash[b]{\underset{\raise.3ex\hbox{$\scriptstyle\sim$}}{x}}\vphantom{x}}} {\mathopen{}\left(\frac{\partial}{\partial \mathord{\smash[b]{\underset{\raise.3ex\hbox{$\scriptstyle\sim$}}{x}}\vphantom{x}}} f(\mathord{\smash[b]{\underset{\raise.3ex\hbox{$\scriptstyle\sim$}}{x}}\vphantom{x}})\right)\mathclose{}}^{\top}.
      \qquad(4)$$</w:t>
       </w:r>
-      <w:bookmarkEnd w:id="136"/>
+      <w:bookmarkEnd w:id="152"/>
     </w:p>
-    <w:bookmarkEnd w:id="137"/>
-    <w:bookmarkStart w:id="139" w:name="exm-hessian"/>
+    <w:bookmarkEnd w:id="153"/>
+    <w:bookmarkStart w:id="155" w:name="exm-hessian"/>
     <w:p>
       <w:pPr>
         <w:pStyle w:val="FirstParagraph"/>
@@ -31116,7 +33153,7 @@
           <w:b/>
           <w:bCs/>
         </w:rPr>
-        <w:t xml:space="preserve">Example 26 (A Hessian matrix)</w:t>
+        <w:t xml:space="preserve">Example 29 (A Hessian matrix)</w:t>
       </w:r>
       <w:r>
         <w:t xml:space="preserve"> </w:t>
@@ -31168,7 +33205,7 @@
       <w:r>
         <w:t xml:space="preserve"> </w:t>
       </w:r>
-      <w:hyperlink r:id="rId138">
+      <w:hyperlink r:id="rId154">
         <w:r>
           <w:rPr>
             <w:rStyle w:val="Hyperlink"/>
@@ -31244,7 +33281,7 @@
       <w:r>
         <w:t xml:space="preserve"> </w:t>
       </w:r>
-      <w:hyperlink r:id="rId109">
+      <w:hyperlink r:id="rId125">
         <w:r>
           <w:rPr>
             <w:rStyle w:val="Hyperlink"/>
@@ -31488,8 +33525,8 @@
         <w:t xml:space="preserve">.</w:t>
       </w:r>
     </w:p>
-    <w:bookmarkEnd w:id="139"/>
-    <w:bookmarkStart w:id="142" w:name="exm-hessian-missing"/>
+    <w:bookmarkEnd w:id="155"/>
+    <w:bookmarkStart w:id="158" w:name="exm-hessian-missing"/>
     <w:p>
       <w:pPr>
         <w:pStyle w:val="BodyText"/>
@@ -31499,7 +33536,7 @@
           <w:b/>
           <w:bCs/>
         </w:rPr>
-        <w:t xml:space="preserve">Example 27 (A function with a gradient but no Hessian at a point)</w:t>
+        <w:t xml:space="preserve">Example 30 (A function with a gradient but no Hessian at a point)</w:t>
       </w:r>
       <w:r>
         <w:t xml:space="preserve"> </w:t>
@@ -31570,7 +33607,7 @@
       <w:r>
         <w:t xml:space="preserve"> </w:t>
       </w:r>
-      <w:hyperlink r:id="rId140">
+      <w:hyperlink r:id="rId156">
         <w:r>
           <w:rPr>
             <w:rStyle w:val="Hyperlink"/>
@@ -31908,7 +33945,7 @@
       <w:r>
         <w:t xml:space="preserve"> </w:t>
       </w:r>
-      <w:hyperlink r:id="rId141">
+      <w:hyperlink r:id="rId157">
         <w:r>
           <w:rPr>
             <w:rStyle w:val="Hyperlink"/>
@@ -32355,8 +34392,8 @@
         <w:t xml:space="preserve">.</w:t>
       </w:r>
     </w:p>
-    <w:bookmarkEnd w:id="142"/>
-    <w:bookmarkStart w:id="145" w:name="thm-hessian-forms"/>
+    <w:bookmarkEnd w:id="158"/>
+    <w:bookmarkStart w:id="161" w:name="thm-hessian-forms"/>
     <w:p>
       <w:pPr>
         <w:pStyle w:val="BodyText"/>
@@ -32366,7 +34403,7 @@
           <w:b/>
           <w:bCs/>
         </w:rPr>
-        <w:t xml:space="preserve">Theorem 12 (Other ways to write the Hessian, and its entries)</w:t>
+        <w:t xml:space="preserve">Theorem 15 (Other ways to write the Hessian, and its entries)</w:t>
       </w:r>
       <w:r>
         <w:t xml:space="preserve"> </w:t>
@@ -32452,7 +34489,7 @@
       <w:pPr>
         <w:pStyle w:val="BodyText"/>
       </w:pPr>
-      <w:bookmarkStart w:id="143" w:name="eq-hessian-row"/>
+      <w:bookmarkStart w:id="159" w:name="eq-hessian-row"/>
       <w:r>
         <w:t xml:space="preserve">$$
     \begin{aligned}
@@ -32462,7 +34499,7 @@
     \end{aligned}
      \qquad(5)$$</w:t>
       </w:r>
-      <w:bookmarkEnd w:id="143"/>
+      <w:bookmarkEnd w:id="159"/>
     </w:p>
     <w:p>
       <w:pPr>
@@ -32514,15 +34551,15 @@
       <w:pPr>
         <w:pStyle w:val="BodyText"/>
       </w:pPr>
-      <w:bookmarkStart w:id="144" w:name="eq-hessian-entry"/>
+      <w:bookmarkStart w:id="160" w:name="eq-hessian-entry"/>
       <w:r>
         <w:t xml:space="preserve">$$
     \mathopen{}\left[\mathbf{H}_f(\mathord{\smash[b]{\underset{\raise.3ex\hbox{$\scriptstyle\sim$}}{x}}\vphantom{x}})\right]\mathclose{}_{ij} = \frac{\partial}{\partial x_i} \mathopen{}\left(\frac{\partial}{\partial x_j} f(\mathord{\smash[b]{\underset{\raise.3ex\hbox{$\scriptstyle\sim$}}{x}}\vphantom{x}})\right)\mathclose{}.
      \qquad(6)$$</w:t>
       </w:r>
-      <w:bookmarkEnd w:id="144"/>
+      <w:bookmarkEnd w:id="160"/>
     </w:p>
-    <w:bookmarkEnd w:id="145"/>
+    <w:bookmarkEnd w:id="161"/>
     <w:p>
       <w:pPr>
         <w:pStyle w:val="FirstParagraph"/>
@@ -32558,7 +34595,7 @@
           <w:rPr>
             <w:rStyle w:val="Hyperlink"/>
           </w:rPr>
-          <w:t xml:space="preserve">Theorem 2</w:t>
+          <w:t xml:space="preserve">Theorem 5</w:t>
         </w:r>
       </w:hyperlink>
       <w:r>
@@ -32868,7 +34905,7 @@
     $$</w:t>
       </w:r>
     </w:p>
-    <w:bookmarkStart w:id="146" w:name="exm-hessian-forms"/>
+    <w:bookmarkStart w:id="162" w:name="exm-hessian-forms"/>
     <w:p>
       <w:pPr>
         <w:pStyle w:val="FirstParagraph"/>
@@ -32878,7 +34915,7 @@
           <w:b/>
           <w:bCs/>
         </w:rPr>
-        <w:t xml:space="preserve">Example 28 (Computing the Hessian entry by entry, and checking it by finite differences)</w:t>
+        <w:t xml:space="preserve">Example 31 (Computing the Hessian entry by entry, and checking it by finite differences)</w:t>
       </w:r>
       <w:r>
         <w:t xml:space="preserve"> </w:t>
@@ -32906,7 +34943,7 @@
           <w:rPr>
             <w:rStyle w:val="Hyperlink"/>
           </w:rPr>
-          <w:t xml:space="preserve">Example 26</w:t>
+          <w:t xml:space="preserve">Example 29</w:t>
         </w:r>
       </w:hyperlink>
       <w:r>
@@ -34236,7 +36273,7 @@
           <w:rPr>
             <w:rStyle w:val="Hyperlink"/>
           </w:rPr>
-          <w:t xml:space="preserve">Example 26</w:t>
+          <w:t xml:space="preserve">Example 29</w:t>
         </w:r>
       </w:hyperlink>
       <w:r>
@@ -34337,7 +36374,7 @@
         <w:t xml:space="preserve">0.00000000026.</w:t>
       </w:r>
     </w:p>
-    <w:bookmarkEnd w:id="146"/>
+    <w:bookmarkEnd w:id="162"/>
     <w:tbl>
       <w:tblPr>
         <w:tblStyle w:val="Table"/>
@@ -34379,12 +36416,12 @@
                 <wp:inline>
                   <wp:extent cx="152400" cy="152400"/>
                   <wp:effectExtent b="0" l="0" r="0" t="0"/>
-                  <wp:docPr descr="" title="" id="147" name="Picture"/>
+                  <wp:docPr descr="" title="" id="163" name="Picture"/>
                   <a:graphic>
                     <a:graphicData uri="http://schemas.openxmlformats.org/drawingml/2006/picture">
                       <pic:pic>
                         <pic:nvPicPr>
-                          <pic:cNvPr descr="/opt/quarto/share/formats/docx/tip.png" id="148" name="Picture"/>
+                          <pic:cNvPr descr="/opt/quarto/share/formats/docx/tip.png" id="164" name="Picture"/>
                           <pic:cNvPicPr>
                             <a:picLocks noChangeArrowheads="1" noChangeAspect="1"/>
                           </pic:cNvPicPr>
@@ -34470,7 +36507,7 @@
                 <w:numId w:val="1012"/>
               </w:numPr>
             </w:pPr>
-            <w:hyperlink r:id="rId149">
+            <w:hyperlink r:id="rId165">
               <w:r>
                 <w:rPr>
                   <w:rStyle w:val="Hyperlink"/>
@@ -34487,7 +36524,7 @@
                 <w:numId w:val="1012"/>
               </w:numPr>
             </w:pPr>
-            <w:hyperlink r:id="rId150">
+            <w:hyperlink r:id="rId166">
               <w:r>
                 <w:rPr>
                   <w:rStyle w:val="Hyperlink"/>
@@ -34500,7 +36537,7 @@
         </w:tc>
       </w:tr>
     </w:tbl>
-    <w:bookmarkStart w:id="151" w:name="def-continuous-several"/>
+    <w:bookmarkStart w:id="167" w:name="def-continuous-several"/>
     <w:p>
       <w:pPr>
         <w:pStyle w:val="FirstParagraph"/>
@@ -34711,8 +36748,8 @@
         <w:t xml:space="preserve">.</w:t>
       </w:r>
     </w:p>
-    <w:bookmarkEnd w:id="151"/>
-    <w:bookmarkStart w:id="152" w:name="def-continuous-on"/>
+    <w:bookmarkEnd w:id="167"/>
+    <w:bookmarkStart w:id="168" w:name="def-continuous-on"/>
     <w:p>
       <w:pPr>
         <w:pStyle w:val="BodyText"/>
@@ -34832,8 +36869,8 @@
         <w:t xml:space="preserve">).</w:t>
       </w:r>
     </w:p>
-    <w:bookmarkEnd w:id="152"/>
-    <w:bookmarkStart w:id="153" w:name="exm-continuous-several"/>
+    <w:bookmarkEnd w:id="168"/>
+    <w:bookmarkStart w:id="169" w:name="exm-continuous-several"/>
     <w:p>
       <w:pPr>
         <w:pStyle w:val="BodyText"/>
@@ -34843,7 +36880,7 @@
           <w:b/>
           <w:bCs/>
         </w:rPr>
-        <w:t xml:space="preserve">Example 29 (A continuous function, and a discontinuous one)</w:t>
+        <w:t xml:space="preserve">Example 32 (A continuous function, and a discontinuous one)</w:t>
       </w:r>
       <w:r>
         <w:t xml:space="preserve"> </w:t>
@@ -35111,8 +37148,8 @@
         <w:t xml:space="preserve">.</w:t>
       </w:r>
     </w:p>
-    <w:bookmarkEnd w:id="153"/>
-    <w:bookmarkStart w:id="156" w:name="thm-continuous-several"/>
+    <w:bookmarkEnd w:id="169"/>
+    <w:bookmarkStart w:id="172" w:name="thm-continuous-several"/>
     <w:p>
       <w:pPr>
         <w:pStyle w:val="FirstParagraph"/>
@@ -35122,7 +37159,7 @@
           <w:b/>
           <w:bCs/>
         </w:rPr>
-        <w:t xml:space="preserve">Theorem 13 (Continuity in one variable, and sums, multiples and compositions)</w:t>
+        <w:t xml:space="preserve">Theorem 16 (Continuity in one variable, and sums, multiples and compositions)</w:t>
       </w:r>
       <w:r>
         <w:t xml:space="preserve"> </w:t>
@@ -35313,7 +37350,7 @@
       <w:r>
         <w:t xml:space="preserve"> </w:t>
       </w:r>
-      <w:hyperlink r:id="rId154">
+      <w:hyperlink r:id="rId170">
         <w:r>
           <w:rPr>
             <w:rStyle w:val="Hyperlink"/>
@@ -35496,7 +37533,7 @@
       <w:r>
         <w:t xml:space="preserve"> </w:t>
       </w:r>
-      <w:hyperlink r:id="rId155">
+      <w:hyperlink r:id="rId171">
         <w:r>
           <w:rPr>
             <w:rStyle w:val="Hyperlink"/>
@@ -35785,7 +37822,7 @@
         <w:t xml:space="preserve">the conclusion holds at every point of that set.</w:t>
       </w:r>
     </w:p>
-    <w:bookmarkEnd w:id="156"/>
+    <w:bookmarkEnd w:id="172"/>
     <w:p>
       <w:pPr>
         <w:pStyle w:val="BodyText"/>
@@ -37153,7 +39190,7 @@
     $$</w:t>
       </w:r>
     </w:p>
-    <w:bookmarkStart w:id="157" w:name="exm-continuous-several-operations"/>
+    <w:bookmarkStart w:id="173" w:name="exm-continuous-several-operations"/>
     <w:p>
       <w:pPr>
         <w:pStyle w:val="FirstParagraph"/>
@@ -37163,7 +39200,7 @@
           <w:b/>
           <w:bCs/>
         </w:rPr>
-        <w:t xml:space="preserve">Example 30 (Choosing</w:t>
+        <w:t xml:space="preserve">Example 33 (Choosing</w:t>
       </w:r>
       <w:r>
         <w:rPr>
@@ -37571,7 +39608,7 @@
           <w:rPr>
             <w:rStyle w:val="Hyperlink"/>
           </w:rPr>
-          <w:t xml:space="preserve">Theorem 13</w:t>
+          <w:t xml:space="preserve">Theorem 16</w:t>
         </w:r>
       </w:hyperlink>
       <w:r>
@@ -39341,7 +41378,7 @@
           <w:rPr>
             <w:rStyle w:val="Hyperlink"/>
           </w:rPr>
-          <w:t xml:space="preserve">Theorem 13</w:t>
+          <w:t xml:space="preserve">Theorem 16</w:t>
         </w:r>
       </w:hyperlink>
       <w:r>
@@ -39351,8 +41388,8 @@
         <w:t xml:space="preserve">guarantees.</w:t>
       </w:r>
     </w:p>
-    <w:bookmarkEnd w:id="157"/>
-    <w:bookmarkStart w:id="158" w:name="exm-partials-not-continuous"/>
+    <w:bookmarkEnd w:id="173"/>
+    <w:bookmarkStart w:id="174" w:name="exm-partials-not-continuous"/>
     <w:p>
       <w:pPr>
         <w:pStyle w:val="BodyText"/>
@@ -39362,7 +41399,7 @@
           <w:b/>
           <w:bCs/>
         </w:rPr>
-        <w:t xml:space="preserve">Example 31 (Partial derivatives can exist where a function is not continuous)</w:t>
+        <w:t xml:space="preserve">Example 34 (Partial derivatives can exist where a function is not continuous)</w:t>
       </w:r>
       <w:r>
         <w:t xml:space="preserve"> </w:t>
@@ -40463,8 +42500,8 @@
         <w:t xml:space="preserve">behaves near it.</w:t>
       </w:r>
     </w:p>
-    <w:bookmarkEnd w:id="158"/>
-    <w:bookmarkStart w:id="160" w:name="thm-hessian-symmetric"/>
+    <w:bookmarkEnd w:id="174"/>
+    <w:bookmarkStart w:id="176" w:name="thm-hessian-symmetric"/>
     <w:p>
       <w:pPr>
         <w:pStyle w:val="BodyText"/>
@@ -40474,7 +42511,7 @@
           <w:b/>
           <w:bCs/>
         </w:rPr>
-        <w:t xml:space="preserve">Theorem 14 (Symmetry of the Hessian)</w:t>
+        <w:t xml:space="preserve">Theorem 17 (Symmetry of the Hessian)</w:t>
       </w:r>
       <w:r>
         <w:t xml:space="preserve"> </w:t>
@@ -40615,7 +42652,7 @@
       <w:r>
         <w:t xml:space="preserve">(</w:t>
       </w:r>
-      <w:hyperlink r:id="rId159">
+      <w:hyperlink r:id="rId175">
         <w:r>
           <w:rPr>
             <w:rStyle w:val="Hyperlink"/>
@@ -40627,7 +42664,7 @@
         <w:t xml:space="preserve">).</w:t>
       </w:r>
     </w:p>
-    <w:bookmarkEnd w:id="160"/>
+    <w:bookmarkEnd w:id="176"/>
     <w:p>
       <w:pPr>
         <w:pStyle w:val="BodyText"/>
@@ -40726,7 +42763,7 @@
         <w:t xml:space="preserve">, with the other coordinates held fixed.</w:t>
       </w:r>
     </w:p>
-    <w:bookmarkStart w:id="161" w:name="exm-hessian-symmetric"/>
+    <w:bookmarkStart w:id="177" w:name="exm-hessian-symmetric"/>
     <w:p>
       <w:pPr>
         <w:pStyle w:val="BodyText"/>
@@ -40736,7 +42773,7 @@
           <w:b/>
           <w:bCs/>
         </w:rPr>
-        <w:t xml:space="preserve">Example 32 (Mixed partial derivatives agree)</w:t>
+        <w:t xml:space="preserve">Example 35 (Mixed partial derivatives agree)</w:t>
       </w:r>
       <w:r>
         <w:t xml:space="preserve"> </w:t>
@@ -40752,7 +42789,7 @@
           <w:rPr>
             <w:rStyle w:val="Hyperlink"/>
           </w:rPr>
-          <w:t xml:space="preserve">Example 26</w:t>
+          <w:t xml:space="preserve">Example 29</w:t>
         </w:r>
       </w:hyperlink>
       <w:r>
@@ -40894,8 +42931,8 @@
         <w:t xml:space="preserve">.</w:t>
       </w:r>
     </w:p>
-    <w:bookmarkEnd w:id="161"/>
-    <w:bookmarkStart w:id="162" w:name="exm-hessian-not-symmetric"/>
+    <w:bookmarkEnd w:id="177"/>
+    <w:bookmarkStart w:id="178" w:name="exm-hessian-not-symmetric"/>
     <w:p>
       <w:pPr>
         <w:pStyle w:val="BodyText"/>
@@ -40905,7 +42942,7 @@
           <w:b/>
           <w:bCs/>
         </w:rPr>
-        <w:t xml:space="preserve">Example 33 (Without continuity, the mixed partials can differ)</w:t>
+        <w:t xml:space="preserve">Example 36 (Without continuity, the mixed partials can differ)</w:t>
       </w:r>
       <w:r>
         <w:t xml:space="preserve"> </w:t>
@@ -42448,7 +44485,7 @@
           <w:rPr>
             <w:rStyle w:val="Hyperlink"/>
           </w:rPr>
-          <w:t xml:space="preserve">Theorem 14</w:t>
+          <w:t xml:space="preserve">Theorem 17</w:t>
         </w:r>
       </w:hyperlink>
       <w:r>
@@ -42478,8 +44515,8 @@
         <w:t xml:space="preserve">.</w:t>
       </w:r>
     </w:p>
-    <w:bookmarkEnd w:id="162"/>
-    <w:bookmarkStart w:id="163" w:name="thm-hessian-quadratic"/>
+    <w:bookmarkEnd w:id="178"/>
+    <w:bookmarkStart w:id="179" w:name="thm-hessian-quadratic"/>
     <w:p>
       <w:pPr>
         <w:pStyle w:val="BodyText"/>
@@ -42489,7 +44526,7 @@
           <w:b/>
           <w:bCs/>
         </w:rPr>
-        <w:t xml:space="preserve">Theorem 15 (Hessian of a quadratic form)</w:t>
+        <w:t xml:space="preserve">Theorem 18 (Hessian of a quadratic form)</w:t>
       </w:r>
       <w:r>
         <w:t xml:space="preserve"> </w:t>
@@ -42586,7 +44623,7 @@
         <w:t xml:space="preserve">.</w:t>
       </w:r>
     </w:p>
-    <w:bookmarkEnd w:id="163"/>
+    <w:bookmarkEnd w:id="179"/>
     <w:p>
       <w:pPr>
         <w:pStyle w:val="BodyText"/>
@@ -42617,7 +44654,7 @@
     &amp;&amp; \text{(}\text{Corollary~2}\text{)}
     \\
     &amp;= \mathopen{}\left(\frac{\partial}{\partial \mathord{\smash[b]{\underset{\raise.3ex\hbox{$\scriptstyle\sim$}}{x}}\vphantom{x}}} \mathord{\smash[b]{\underset{\raise.3ex\hbox{$\scriptstyle\sim$}}{x}}\vphantom{x}}\right)\mathclose{}\,{(2 \mathbf{S})}^{\top}
-    &amp;&amp; \text{(}\text{Theorem~6}\text{, with } \mathbf{A} = 2 \mathbf{S} \text{ and } \mathord{\smash[b]{\underset{\raise.3ex\hbox{$\scriptstyle\sim$}}{v}}\vphantom{v}} = \mathord{\smash[b]{\underset{\raise.3ex\hbox{$\scriptstyle\sim$}}{x}}\vphantom{x}}\text{; } \frac{\partial}{\partial \mathord{\smash[b]{\underset{\raise.3ex\hbox{$\scriptstyle\sim$}}{x}}\vphantom{x}}} {(2 \mathbf{S} \mathord{\smash[b]{\underset{\raise.3ex\hbox{$\scriptstyle\sim$}}{x}}\vphantom{x}})}^{\top} = \frac{\partial}{\partial \mathord{\smash[b]{\underset{\raise.3ex\hbox{$\scriptstyle\sim$}}{x}}\vphantom{x}}} (2 \mathbf{S} \mathord{\smash[b]{\underset{\raise.3ex\hbox{$\scriptstyle\sim$}}{x}}\vphantom{x}}) \text{, }\text{Definition~7}\text{)}
+    &amp;&amp; \text{(}\text{Theorem~9}\text{, with } \mathbf{A} = 2 \mathbf{S} \text{ and } \mathord{\smash[b]{\underset{\raise.3ex\hbox{$\scriptstyle\sim$}}{v}}\vphantom{v}} = \mathord{\smash[b]{\underset{\raise.3ex\hbox{$\scriptstyle\sim$}}{x}}\vphantom{x}}\text{; } \frac{\partial}{\partial \mathord{\smash[b]{\underset{\raise.3ex\hbox{$\scriptstyle\sim$}}{x}}\vphantom{x}}} {(2 \mathbf{S} \mathord{\smash[b]{\underset{\raise.3ex\hbox{$\scriptstyle\sim$}}{x}}\vphantom{x}})}^{\top} = \frac{\partial}{\partial \mathord{\smash[b]{\underset{\raise.3ex\hbox{$\scriptstyle\sim$}}{x}}\vphantom{x}}} (2 \mathbf{S} \mathord{\smash[b]{\underset{\raise.3ex\hbox{$\scriptstyle\sim$}}{x}}\vphantom{x}}) \text{, }\text{Definition~7}\text{)}
     \\
     &amp;= \mathbf{I}_p\,{(2 \mathbf{S})}^{\top}
     &amp;&amp; \text{(} \frac{\partial}{\partial \mathord{\smash[b]{\underset{\raise.3ex\hbox{$\scriptstyle\sim$}}{x}}\vphantom{x}}} \mathord{\smash[b]{\underset{\raise.3ex\hbox{$\scriptstyle\sim$}}{x}}\vphantom{x}}= \mathbf{I}_p \text{, }\text{Remark~4}\text{)}
@@ -42628,7 +44665,7 @@
     $$</w:t>
       </w:r>
     </w:p>
-    <w:bookmarkStart w:id="164" w:name="exm-hessian-quadratic"/>
+    <w:bookmarkStart w:id="180" w:name="exm-hessian-quadratic"/>
     <w:p>
       <w:pPr>
         <w:pStyle w:val="FirstParagraph"/>
@@ -42638,7 +44675,7 @@
           <w:b/>
           <w:bCs/>
         </w:rPr>
-        <w:t xml:space="preserve">Example 34 (The Hessian of a</w:t>
+        <w:t xml:space="preserve">Example 37 (The Hessian of a</w:t>
       </w:r>
       <w:r>
         <w:rPr>
@@ -42766,7 +44803,7 @@
           <w:rPr>
             <w:rStyle w:val="Hyperlink"/>
           </w:rPr>
-          <w:t xml:space="preserve">Example 17</w:t>
+          <w:t xml:space="preserve">Example 20</w:t>
         </w:r>
       </w:hyperlink>
       <w:r>
@@ -42780,7 +44817,7 @@
           <w:rPr>
             <w:rStyle w:val="Hyperlink"/>
           </w:rPr>
-          <w:t xml:space="preserve">Theorem 15</w:t>
+          <w:t xml:space="preserve">Theorem 18</w:t>
         </w:r>
       </w:hyperlink>
       <w:r>
@@ -43041,9 +45078,9 @@
     $$</w:t>
       </w:r>
     </w:p>
-    <w:bookmarkEnd w:id="164"/>
-    <w:bookmarkEnd w:id="165"/>
-    <w:bookmarkStart w:id="169" w:name="sec-additional-resources"/>
+    <w:bookmarkEnd w:id="180"/>
+    <w:bookmarkEnd w:id="181"/>
+    <w:bookmarkStart w:id="185" w:name="sec-additional-resources"/>
     <w:p>
       <w:pPr>
         <w:pStyle w:val="Heading2"/>
@@ -43186,7 +45223,7 @@
           <w:numId w:val="1017"/>
         </w:numPr>
       </w:pPr>
-      <w:hyperlink r:id="rId166">
+      <w:hyperlink r:id="rId182">
         <w:r>
           <w:rPr>
             <w:rStyle w:val="Hyperlink"/>
@@ -43200,7 +45237,7 @@
       <w:r>
         <w:t xml:space="preserve"> </w:t>
       </w:r>
-      <w:hyperlink r:id="rId167">
+      <w:hyperlink r:id="rId183">
         <w:r>
           <w:rPr>
             <w:rStyle w:val="Hyperlink"/>
@@ -43241,7 +45278,7 @@
           <w:numId w:val="1017"/>
         </w:numPr>
       </w:pPr>
-      <w:hyperlink r:id="rId168">
+      <w:hyperlink r:id="rId184">
         <w:r>
           <w:rPr>
             <w:rStyle w:val="Hyperlink"/>
@@ -43268,8 +45305,8 @@
         <w:t xml:space="preserve">how gradients of multivariate cost functions are computed and used for optimization.</w:t>
       </w:r>
     </w:p>
-    <w:bookmarkEnd w:id="169"/>
-    <w:bookmarkStart w:id="206" w:name="references"/>
+    <w:bookmarkEnd w:id="185"/>
+    <w:bookmarkStart w:id="222" w:name="references"/>
     <w:p>
       <w:pPr>
         <w:pStyle w:val="Heading2"/>
@@ -43278,8 +45315,8 @@
         <w:t xml:space="preserve">References</w:t>
       </w:r>
     </w:p>
-    <w:bookmarkStart w:id="205" w:name="refs"/>
-    <w:bookmarkStart w:id="171" w:name="ref-fieller2018basics"/>
+    <w:bookmarkStart w:id="221" w:name="refs"/>
+    <w:bookmarkStart w:id="187" w:name="ref-fieller2018basics"/>
     <w:p>
       <w:pPr>
         <w:pStyle w:val="Bibliography"/>
@@ -43326,7 +45363,7 @@
       <w:r>
         <w:t xml:space="preserve"> </w:t>
       </w:r>
-      <w:hyperlink r:id="rId170">
+      <w:hyperlink r:id="rId186">
         <w:r>
           <w:rPr>
             <w:rStyle w:val="Hyperlink"/>
@@ -43338,8 +45375,8 @@
         <w:t xml:space="preserve">.</w:t>
       </w:r>
     </w:p>
-    <w:bookmarkEnd w:id="171"/>
-    <w:bookmarkStart w:id="173" w:name="ref-wikipedia_partial_derivative"/>
+    <w:bookmarkEnd w:id="187"/>
+    <w:bookmarkStart w:id="189" w:name="ref-wikipedia_partial_derivative"/>
     <w:p>
       <w:pPr>
         <w:pStyle w:val="Bibliography"/>
@@ -43386,7 +45423,7 @@
       <w:r>
         <w:t xml:space="preserve"> </w:t>
       </w:r>
-      <w:hyperlink r:id="rId172">
+      <w:hyperlink r:id="rId188">
         <w:r>
           <w:rPr>
             <w:rStyle w:val="Hyperlink"/>
@@ -43395,8 +45432,8 @@
         </w:r>
       </w:hyperlink>
     </w:p>
-    <w:bookmarkEnd w:id="173"/>
-    <w:bookmarkStart w:id="175" w:name="ref-problifesavercalc"/>
+    <w:bookmarkEnd w:id="189"/>
+    <w:bookmarkStart w:id="191" w:name="ref-problifesavercalc"/>
     <w:p>
       <w:pPr>
         <w:pStyle w:val="Bibliography"/>
@@ -43429,7 +45466,7 @@
       <w:r>
         <w:t xml:space="preserve"> </w:t>
       </w:r>
-      <w:hyperlink r:id="rId174">
+      <w:hyperlink r:id="rId190">
         <w:r>
           <w:rPr>
             <w:rStyle w:val="Hyperlink"/>
@@ -43438,8 +45475,8 @@
         </w:r>
       </w:hyperlink>
     </w:p>
-    <w:bookmarkEnd w:id="175"/>
-    <w:bookmarkStart w:id="177" w:name="ref-wp:gradient"/>
+    <w:bookmarkEnd w:id="191"/>
+    <w:bookmarkStart w:id="193" w:name="ref-wp:gradient"/>
     <w:p>
       <w:pPr>
         <w:pStyle w:val="Bibliography"/>
@@ -43483,7 +45520,7 @@
       <w:r>
         <w:t xml:space="preserve"> </w:t>
       </w:r>
-      <w:hyperlink r:id="rId176">
+      <w:hyperlink r:id="rId192">
         <w:r>
           <w:rPr>
             <w:rStyle w:val="Hyperlink"/>
@@ -43492,8 +45529,8 @@
         </w:r>
       </w:hyperlink>
     </w:p>
-    <w:bookmarkEnd w:id="177"/>
-    <w:bookmarkStart w:id="179" w:name="ref-hutchinson_wwu_ml_videos"/>
+    <w:bookmarkEnd w:id="193"/>
+    <w:bookmarkStart w:id="195" w:name="ref-hutchinson_wwu_ml_videos"/>
     <w:p>
       <w:pPr>
         <w:pStyle w:val="Bibliography"/>
@@ -43546,7 +45583,7 @@
       <w:r>
         <w:t xml:space="preserve"> </w:t>
       </w:r>
-      <w:hyperlink r:id="rId178">
+      <w:hyperlink r:id="rId194">
         <w:r>
           <w:rPr>
             <w:rStyle w:val="Hyperlink"/>
@@ -43555,8 +45592,8 @@
         </w:r>
       </w:hyperlink>
     </w:p>
-    <w:bookmarkEnd w:id="179"/>
-    <w:bookmarkStart w:id="181" w:name="ref-wikipedia_level_set"/>
+    <w:bookmarkEnd w:id="195"/>
+    <w:bookmarkStart w:id="197" w:name="ref-wikipedia_level_set"/>
     <w:p>
       <w:pPr>
         <w:pStyle w:val="Bibliography"/>
@@ -43603,7 +45640,7 @@
       <w:r>
         <w:t xml:space="preserve"> </w:t>
       </w:r>
-      <w:hyperlink r:id="rId180">
+      <w:hyperlink r:id="rId196">
         <w:r>
           <w:rPr>
             <w:rStyle w:val="Hyperlink"/>
@@ -43612,8 +45649,8 @@
         </w:r>
       </w:hyperlink>
     </w:p>
-    <w:bookmarkEnd w:id="181"/>
-    <w:bookmarkStart w:id="183" w:name="ref-wikipedia_total_derivative"/>
+    <w:bookmarkEnd w:id="197"/>
+    <w:bookmarkStart w:id="199" w:name="ref-wikipedia_total_derivative"/>
     <w:p>
       <w:pPr>
         <w:pStyle w:val="Bibliography"/>
@@ -43660,7 +45697,7 @@
       <w:r>
         <w:t xml:space="preserve"> </w:t>
       </w:r>
-      <w:hyperlink r:id="rId182">
+      <w:hyperlink r:id="rId198">
         <w:r>
           <w:rPr>
             <w:rStyle w:val="Hyperlink"/>
@@ -43669,8 +45706,8 @@
         </w:r>
       </w:hyperlink>
     </w:p>
-    <w:bookmarkEnd w:id="183"/>
-    <w:bookmarkStart w:id="185" w:name="ref-wikipedia_matrix_calculus"/>
+    <w:bookmarkEnd w:id="199"/>
+    <w:bookmarkStart w:id="201" w:name="ref-wikipedia_matrix_calculus"/>
     <w:p>
       <w:pPr>
         <w:pStyle w:val="Bibliography"/>
@@ -43717,7 +45754,7 @@
       <w:r>
         <w:t xml:space="preserve"> </w:t>
       </w:r>
-      <w:hyperlink r:id="rId184">
+      <w:hyperlink r:id="rId200">
         <w:r>
           <w:rPr>
             <w:rStyle w:val="Hyperlink"/>
@@ -43726,8 +45763,8 @@
         </w:r>
       </w:hyperlink>
     </w:p>
-    <w:bookmarkEnd w:id="185"/>
-    <w:bookmarkStart w:id="187" w:name="X43d48d17431f788dd64f924c423c30750c9bb84"/>
+    <w:bookmarkEnd w:id="201"/>
+    <w:bookmarkStart w:id="203" w:name="X43d48d17431f788dd64f924c423c30750c9bb84"/>
     <w:p>
       <w:pPr>
         <w:pStyle w:val="Bibliography"/>
@@ -43774,7 +45811,7 @@
       <w:r>
         <w:t xml:space="preserve"> </w:t>
       </w:r>
-      <w:hyperlink r:id="rId186">
+      <w:hyperlink r:id="rId202">
         <w:r>
           <w:rPr>
             <w:rStyle w:val="Hyperlink"/>
@@ -43783,8 +45820,8 @@
         </w:r>
       </w:hyperlink>
     </w:p>
-    <w:bookmarkEnd w:id="187"/>
-    <w:bookmarkStart w:id="189" w:name="ref-wikipedia_errors_and_residuals"/>
+    <w:bookmarkEnd w:id="203"/>
+    <w:bookmarkStart w:id="205" w:name="ref-wikipedia_errors_and_residuals"/>
     <w:p>
       <w:pPr>
         <w:pStyle w:val="Bibliography"/>
@@ -43831,7 +45868,7 @@
       <w:r>
         <w:t xml:space="preserve"> </w:t>
       </w:r>
-      <w:hyperlink r:id="rId188">
+      <w:hyperlink r:id="rId204">
         <w:r>
           <w:rPr>
             <w:rStyle w:val="Hyperlink"/>
@@ -43840,8 +45877,8 @@
         </w:r>
       </w:hyperlink>
     </w:p>
-    <w:bookmarkEnd w:id="189"/>
-    <w:bookmarkStart w:id="191" w:name="ref-wikipedia_residual_sum_of_squares"/>
+    <w:bookmarkEnd w:id="205"/>
+    <w:bookmarkStart w:id="207" w:name="ref-wikipedia_residual_sum_of_squares"/>
     <w:p>
       <w:pPr>
         <w:pStyle w:val="Bibliography"/>
@@ -43888,7 +45925,7 @@
       <w:r>
         <w:t xml:space="preserve"> </w:t>
       </w:r>
-      <w:hyperlink r:id="rId190">
+      <w:hyperlink r:id="rId206">
         <w:r>
           <w:rPr>
             <w:rStyle w:val="Hyperlink"/>
@@ -43897,8 +45934,8 @@
         </w:r>
       </w:hyperlink>
     </w:p>
-    <w:bookmarkEnd w:id="191"/>
-    <w:bookmarkStart w:id="193" w:name="ref-felippa_ifem_matrix_calculus"/>
+    <w:bookmarkEnd w:id="207"/>
+    <w:bookmarkStart w:id="209" w:name="ref-felippa_ifem_matrix_calculus"/>
     <w:p>
       <w:pPr>
         <w:pStyle w:val="Bibliography"/>
@@ -43930,7 +45967,7 @@
       <w:r>
         <w:t xml:space="preserve"> </w:t>
       </w:r>
-      <w:hyperlink r:id="rId192">
+      <w:hyperlink r:id="rId208">
         <w:r>
           <w:rPr>
             <w:rStyle w:val="Hyperlink"/>
@@ -43939,8 +45976,8 @@
         </w:r>
       </w:hyperlink>
     </w:p>
-    <w:bookmarkEnd w:id="193"/>
-    <w:bookmarkStart w:id="195" w:name="ref-wikipedia_ball_mathematics"/>
+    <w:bookmarkEnd w:id="209"/>
+    <w:bookmarkStart w:id="211" w:name="ref-wikipedia_ball_mathematics"/>
     <w:p>
       <w:pPr>
         <w:pStyle w:val="Bibliography"/>
@@ -43987,7 +46024,7 @@
       <w:r>
         <w:t xml:space="preserve"> </w:t>
       </w:r>
-      <w:hyperlink r:id="rId194">
+      <w:hyperlink r:id="rId210">
         <w:r>
           <w:rPr>
             <w:rStyle w:val="Hyperlink"/>
@@ -43996,8 +46033,8 @@
         </w:r>
       </w:hyperlink>
     </w:p>
-    <w:bookmarkEnd w:id="195"/>
-    <w:bookmarkStart w:id="197" w:name="ref-wikipedia_hessian_matrix"/>
+    <w:bookmarkEnd w:id="211"/>
+    <w:bookmarkStart w:id="213" w:name="ref-wikipedia_hessian_matrix"/>
     <w:p>
       <w:pPr>
         <w:pStyle w:val="Bibliography"/>
@@ -44044,7 +46081,7 @@
       <w:r>
         <w:t xml:space="preserve"> </w:t>
       </w:r>
-      <w:hyperlink r:id="rId196">
+      <w:hyperlink r:id="rId212">
         <w:r>
           <w:rPr>
             <w:rStyle w:val="Hyperlink"/>
@@ -44053,8 +46090,8 @@
         </w:r>
       </w:hyperlink>
     </w:p>
-    <w:bookmarkEnd w:id="197"/>
-    <w:bookmarkStart w:id="199" w:name="X5b0327282d4fa7cf9c582310fb699ddbaa1051e"/>
+    <w:bookmarkEnd w:id="213"/>
+    <w:bookmarkStart w:id="215" w:name="X5b0327282d4fa7cf9c582310fb699ddbaa1051e"/>
     <w:p>
       <w:pPr>
         <w:pStyle w:val="Bibliography"/>
@@ -44101,7 +46138,7 @@
       <w:r>
         <w:t xml:space="preserve"> </w:t>
       </w:r>
-      <w:hyperlink r:id="rId198">
+      <w:hyperlink r:id="rId214">
         <w:r>
           <w:rPr>
             <w:rStyle w:val="Hyperlink"/>
@@ -44110,8 +46147,8 @@
         </w:r>
       </w:hyperlink>
     </w:p>
-    <w:bookmarkEnd w:id="199"/>
-    <w:bookmarkStart w:id="200" w:name="ref-rudin1976principles"/>
+    <w:bookmarkEnd w:id="215"/>
+    <w:bookmarkStart w:id="216" w:name="ref-rudin1976principles"/>
     <w:p>
       <w:pPr>
         <w:pStyle w:val="Bibliography"/>
@@ -44142,8 +46179,8 @@
         <w:t xml:space="preserve">, 3rd ed. in International series in pure and applied mathematics. New York: McGraw-Hill, 1976.</w:t>
       </w:r>
     </w:p>
-    <w:bookmarkEnd w:id="200"/>
-    <w:bookmarkStart w:id="202" w:name="ref-marsden2013vector"/>
+    <w:bookmarkEnd w:id="216"/>
+    <w:bookmarkStart w:id="218" w:name="ref-marsden2013vector"/>
     <w:p>
       <w:pPr>
         <w:pStyle w:val="Bibliography"/>
@@ -44176,7 +46213,7 @@
       <w:r>
         <w:t xml:space="preserve"> </w:t>
       </w:r>
-      <w:hyperlink r:id="rId201">
+      <w:hyperlink r:id="rId217">
         <w:r>
           <w:rPr>
             <w:rStyle w:val="Hyperlink"/>
@@ -44185,8 +46222,8 @@
         </w:r>
       </w:hyperlink>
     </w:p>
-    <w:bookmarkEnd w:id="202"/>
-    <w:bookmarkStart w:id="204" w:name="ref-petersen2012matrix"/>
+    <w:bookmarkEnd w:id="218"/>
+    <w:bookmarkStart w:id="220" w:name="ref-petersen2012matrix"/>
     <w:p>
       <w:pPr>
         <w:pStyle w:val="Bibliography"/>
@@ -44218,7 +46255,7 @@
       <w:r>
         <w:t xml:space="preserve"> </w:t>
       </w:r>
-      <w:hyperlink r:id="rId203">
+      <w:hyperlink r:id="rId219">
         <w:r>
           <w:rPr>
             <w:rStyle w:val="Hyperlink"/>
@@ -44227,9 +46264,9 @@
         </w:r>
       </w:hyperlink>
     </w:p>
-    <w:bookmarkEnd w:id="204"/>
-    <w:bookmarkEnd w:id="205"/>
-    <w:bookmarkEnd w:id="206"/>
+    <w:bookmarkEnd w:id="220"/>
+    <w:bookmarkEnd w:id="221"/>
+    <w:bookmarkEnd w:id="222"/>
     <w:sectPr>
       <w:footnotePr>
         <w:numRestart w:val="eachSect"/>

--- a/vector-calculus.docx
+++ b/vector-calculus.docx
@@ -15,7 +15,7 @@
         <w:pStyle w:val="Date"/>
       </w:pPr>
       <w:r>
-        <w:t xml:space="preserve">Last modified: 2026-10-28 21:37:44 (PDT)</w:t>
+        <w:t xml:space="preserve">Last modified: 2026-10-28 23:05:07 (PDT)</w:t>
       </w:r>
     </w:p>
     <w:p>

--- a/vector-calculus.docx
+++ b/vector-calculus.docx
@@ -15,7 +15,7 @@
         <w:pStyle w:val="Date"/>
       </w:pPr>
       <w:r>
-        <w:t xml:space="preserve">Last modified: 2026-10-28 23:05:07 (PDT)</w:t>
+        <w:t xml:space="preserve">Last modified: 2026-10-29 00:14:30 (PDT)</w:t>
       </w:r>
     </w:p>
     <w:p>

--- a/vector-calculus.docx
+++ b/vector-calculus.docx
@@ -15,7 +15,7 @@
         <w:pStyle w:val="Date"/>
       </w:pPr>
       <w:r>
-        <w:t xml:space="preserve">Last modified: 2026-10-29 00:14:30 (PDT)</w:t>
+        <w:t xml:space="preserve">Last modified: 2026-10-29 01:38:31 (PDT)</w:t>
       </w:r>
     </w:p>
     <w:p>

--- a/vector-calculus.docx
+++ b/vector-calculus.docx
@@ -15,7 +15,7 @@
         <w:pStyle w:val="Date"/>
       </w:pPr>
       <w:r>
-        <w:t xml:space="preserve">Last modified: 2026-10-29 01:38:31 (PDT)</w:t>
+        <w:t xml:space="preserve">Last modified: 2026-10-29 07:45:31 (PDT)</w:t>
       </w:r>
     </w:p>
     <w:p>

--- a/vector-calculus.docx
+++ b/vector-calculus.docx
@@ -15,7 +15,7 @@
         <w:pStyle w:val="Date"/>
       </w:pPr>
       <w:r>
-        <w:t xml:space="preserve">Last modified: 2026-10-29 07:45:31 (PDT)</w:t>
+        <w:t xml:space="preserve">Last modified: 2026-10-29 09:12:46 (PDT)</w:t>
       </w:r>
     </w:p>
     <w:p>

--- a/vector-calculus.docx
+++ b/vector-calculus.docx
@@ -15,7 +15,7 @@
         <w:pStyle w:val="Date"/>
       </w:pPr>
       <w:r>
-        <w:t xml:space="preserve">Last modified: 2026-10-29 09:12:46 (PDT)</w:t>
+        <w:t xml:space="preserve">Last modified: 2026-10-29 10:33:15 (PDT)</w:t>
       </w:r>
     </w:p>
     <w:p>

--- a/vector-calculus.docx
+++ b/vector-calculus.docx
@@ -15,7 +15,7 @@
         <w:pStyle w:val="Date"/>
       </w:pPr>
       <w:r>
-        <w:t xml:space="preserve">Last modified: 2026-10-29 10:33:15 (PDT)</w:t>
+        <w:t xml:space="preserve">Last modified: 2026-10-29 11:51:41 (PDT)</w:t>
       </w:r>
     </w:p>
     <w:p>

--- a/vector-calculus.docx
+++ b/vector-calculus.docx
@@ -15,7 +15,7 @@
         <w:pStyle w:val="Date"/>
       </w:pPr>
       <w:r>
-        <w:t xml:space="preserve">Last modified: 2026-10-29 11:51:41 (PDT)</w:t>
+        <w:t xml:space="preserve">Last modified: 2026-10-29 13:28:16 (PDT)</w:t>
       </w:r>
     </w:p>
     <w:p>

--- a/vector-calculus.docx
+++ b/vector-calculus.docx
@@ -15,7 +15,7 @@
         <w:pStyle w:val="Date"/>
       </w:pPr>
       <w:r>
-        <w:t xml:space="preserve">Last modified: 2026-10-29 13:28:16 (PDT)</w:t>
+        <w:t xml:space="preserve">Last modified: 2026-10-29 14:56:31 (PDT)</w:t>
       </w:r>
     </w:p>
     <w:p>

--- a/vector-calculus.docx
+++ b/vector-calculus.docx
@@ -15,7 +15,7 @@
         <w:pStyle w:val="Date"/>
       </w:pPr>
       <w:r>
-        <w:t xml:space="preserve">Last modified: 2026-10-29 14:56:31 (PDT)</w:t>
+        <w:t xml:space="preserve">Last modified: 2026-10-29 16:45:03 (PDT)</w:t>
       </w:r>
     </w:p>
     <w:p>

--- a/vector-calculus.docx
+++ b/vector-calculus.docx
@@ -15,7 +15,7 @@
         <w:pStyle w:val="Date"/>
       </w:pPr>
       <w:r>
-        <w:t xml:space="preserve">Last modified: 2026-10-29 16:45:03 (PDT)</w:t>
+        <w:t xml:space="preserve">Last modified: 2026-10-29 20:01:11 (PDT)</w:t>
       </w:r>
     </w:p>
     <w:p>

--- a/vector-calculus.docx
+++ b/vector-calculus.docx
@@ -15,7 +15,7 @@
         <w:pStyle w:val="Date"/>
       </w:pPr>
       <w:r>
-        <w:t xml:space="preserve">Last modified: 2026-10-29 20:01:11 (PDT)</w:t>
+        <w:t xml:space="preserve">Last modified: 2026-10-30 00:52:40 (PDT)</w:t>
       </w:r>
     </w:p>
     <w:p>

--- a/vector-calculus.docx
+++ b/vector-calculus.docx
@@ -15,7 +15,7 @@
         <w:pStyle w:val="Date"/>
       </w:pPr>
       <w:r>
-        <w:t xml:space="preserve">Last modified: 2026-10-30 00:52:40 (PDT)</w:t>
+        <w:t xml:space="preserve">Last modified: 2026-10-30 02:22:19 (PDT)</w:t>
       </w:r>
     </w:p>
     <w:p>

--- a/vector-calculus.docx
+++ b/vector-calculus.docx
@@ -15,7 +15,7 @@
         <w:pStyle w:val="Date"/>
       </w:pPr>
       <w:r>
-        <w:t xml:space="preserve">Last modified: 2026-10-30 02:22:19 (PDT)</w:t>
+        <w:t xml:space="preserve">Last modified: 2026-10-30 12:07:09 (PDT)</w:t>
       </w:r>
     </w:p>
     <w:p>

--- a/vector-calculus.docx
+++ b/vector-calculus.docx
@@ -15,7 +15,7 @@
         <w:pStyle w:val="Date"/>
       </w:pPr>
       <w:r>
-        <w:t xml:space="preserve">Last modified: 2026-10-30 12:07:09 (PDT)</w:t>
+        <w:t xml:space="preserve">Last modified: 2026-10-30 13:54:56 (PDT)</w:t>
       </w:r>
     </w:p>
     <w:p>

--- a/vector-calculus.docx
+++ b/vector-calculus.docx
@@ -15,7 +15,7 @@
         <w:pStyle w:val="Date"/>
       </w:pPr>
       <w:r>
-        <w:t xml:space="preserve">Last modified: 2026-10-30 13:54:56 (PDT)</w:t>
+        <w:t xml:space="preserve">Last modified: 2026-10-30 15:46:06 (PDT)</w:t>
       </w:r>
     </w:p>
     <w:p>

--- a/vector-calculus.docx
+++ b/vector-calculus.docx
@@ -15,7 +15,7 @@
         <w:pStyle w:val="Date"/>
       </w:pPr>
       <w:r>
-        <w:t xml:space="preserve">Last modified: 2026-10-30 15:46:06 (PDT)</w:t>
+        <w:t xml:space="preserve">Last modified: 2026-10-30 17:15:43 (PDT)</w:t>
       </w:r>
     </w:p>
     <w:p>

--- a/vector-calculus.docx
+++ b/vector-calculus.docx
@@ -15,7 +15,7 @@
         <w:pStyle w:val="Date"/>
       </w:pPr>
       <w:r>
-        <w:t xml:space="preserve">Last modified: 2026-10-30 17:15:43 (PDT)</w:t>
+        <w:t xml:space="preserve">Last modified: 2026-10-30 18:45:42 (PDT)</w:t>
       </w:r>
     </w:p>
     <w:p>

--- a/vector-calculus.docx
+++ b/vector-calculus.docx
@@ -15,7 +15,7 @@
         <w:pStyle w:val="Date"/>
       </w:pPr>
       <w:r>
-        <w:t xml:space="preserve">Last modified: 2026-10-30 18:45:42 (PDT)</w:t>
+        <w:t xml:space="preserve">Last modified: 2026-10-30 21:18:12 (PDT)</w:t>
       </w:r>
     </w:p>
     <w:p>

--- a/vector-calculus.docx
+++ b/vector-calculus.docx
@@ -15,7 +15,7 @@
         <w:pStyle w:val="Date"/>
       </w:pPr>
       <w:r>
-        <w:t xml:space="preserve">Last modified: 2026-10-30 21:18:12 (PDT)</w:t>
+        <w:t xml:space="preserve">Last modified: 2026-10-31 00:08:50 (PDT)</w:t>
       </w:r>
     </w:p>
     <w:p>

--- a/vector-calculus.docx
+++ b/vector-calculus.docx
@@ -15,7 +15,7 @@
         <w:pStyle w:val="Date"/>
       </w:pPr>
       <w:r>
-        <w:t xml:space="preserve">Last modified: 2026-10-31 00:08:50 (PDT)</w:t>
+        <w:t xml:space="preserve">Last modified: 2026-10-31 06:43:52 (PDT)</w:t>
       </w:r>
     </w:p>
     <w:p>
